--- a/templates/transcript_en_template.docx
+++ b/templates/transcript_en_template.docx
@@ -132,10 +132,7 @@
         <w:t>c</w:t>
       </w:r>
       <w:r>
-        <w:t>hairman</w:t>
-      </w:r>
-      <w:r>
-        <w:t xml:space="preserve"> }}</w:t>
+        <w:t>hairman }}</w:t>
       </w:r>
       <w:bookmarkEnd w:id="1"/>
       <w:r>
@@ -157,17 +154,17 @@
       <w:pPr>
         <w:jc w:val="both"/>
         <w:rPr>
+          <w:rFonts w:ascii="Arial" w:hAnsi="Arial" w:cs="Arial"/>
+          <w:kern w:val="0"/>
+          <w:szCs w:val="24"/>
+          <w:lang w:eastAsia="zh-CN"/>
+        </w:rPr>
+      </w:pPr>
+      <w:r>
+        <w:rPr>
           <w:rFonts w:ascii="Arial" w:eastAsia="Times New Roman" w:hAnsi="Arial" w:cs="Arial"/>
           <w:kern w:val="0"/>
           <w:szCs w:val="24"/>
-          <w:lang w:eastAsia="zh-CN"/>
-        </w:rPr>
-      </w:pPr>
-      <w:r>
-        <w:rPr>
-          <w:rFonts w:ascii="Arial" w:eastAsia="Times New Roman" w:hAnsi="Arial" w:cs="Arial"/>
-          <w:kern w:val="0"/>
-          <w:szCs w:val="24"/>
         </w:rPr>
         <w:t>Good afternoon, everyone</w:t>
       </w:r>
@@ -178,58 +175,6 @@
           <w:szCs w:val="24"/>
         </w:rPr>
         <w:t>.</w:t>
-      </w:r>
-      <w:r>
-        <w:rPr>
-          <w:rFonts w:ascii="Arial" w:eastAsia="Times New Roman" w:hAnsi="Arial" w:cs="Arial"/>
-          <w:kern w:val="0"/>
-          <w:szCs w:val="24"/>
-        </w:rPr>
-        <w:t xml:space="preserve"> </w:t>
-      </w:r>
-      <w:r>
-        <w:rPr>
-          <w:rFonts w:ascii="Arial" w:eastAsia="Times New Roman" w:hAnsi="Arial" w:cs="Arial" w:hint="eastAsia"/>
-          <w:kern w:val="0"/>
-          <w:szCs w:val="24"/>
-          <w:lang w:eastAsia="zh-CN"/>
-        </w:rPr>
-        <w:t xml:space="preserve">Thank you </w:t>
-      </w:r>
-      <w:r>
-        <w:rPr>
-          <w:rFonts w:ascii="Arial" w:eastAsia="Times New Roman" w:hAnsi="Arial" w:cs="Arial"/>
-          <w:kern w:val="0"/>
-          <w:szCs w:val="24"/>
-          <w:lang w:eastAsia="zh-CN"/>
-        </w:rPr>
-        <w:t xml:space="preserve">for </w:t>
-      </w:r>
-      <w:r>
-        <w:rPr>
-          <w:rFonts w:ascii="Arial" w:eastAsia="Times New Roman" w:hAnsi="Arial" w:cs="Arial"/>
-          <w:kern w:val="0"/>
-          <w:szCs w:val="24"/>
-          <w:lang w:eastAsia="zh-CN"/>
-        </w:rPr>
-        <w:t>joining</w:t>
-      </w:r>
-      <w:r>
-        <w:rPr>
-          <w:rFonts w:asciiTheme="minorEastAsia" w:hAnsiTheme="minorEastAsia" w:cs="Arial" w:hint="eastAsia"/>
-          <w:kern w:val="0"/>
-          <w:szCs w:val="24"/>
-        </w:rPr>
-        <w:t xml:space="preserve"> </w:t>
-      </w:r>
-      <w:r>
-        <w:rPr>
-          <w:rFonts w:ascii="Arial" w:eastAsia="Times New Roman" w:hAnsi="Arial" w:cs="Arial"/>
-          <w:kern w:val="0"/>
-          <w:szCs w:val="24"/>
-          <w:lang w:eastAsia="zh-CN"/>
-        </w:rPr>
-        <w:t>our conference call today.</w:t>
       </w:r>
     </w:p>
     <w:p>
@@ -434,13 +379,7 @@
         <w:spacing w:after="0" w:line="240" w:lineRule="auto"/>
       </w:pPr>
       <w:r>
-        <w:t xml:space="preserve">{{ </w:t>
-      </w:r>
-      <w:r>
-        <w:t>financial_officer</w:t>
-      </w:r>
-      <w:r>
-        <w:t xml:space="preserve"> }}</w:t>
+        <w:t>{{ financial_officer }}</w:t>
       </w:r>
       <w:r>
         <w:t xml:space="preserve">, </w:t>
@@ -576,7 +515,56 @@
           <w:kern w:val="0"/>
           <w:szCs w:val="24"/>
         </w:rPr>
-        <w:t>_</w:t>
+        <w:t>_en</w:t>
+      </w:r>
+      <w:r>
+        <w:rPr>
+          <w:rFonts w:ascii="Arial" w:eastAsia="新細明體" w:hAnsi="Arial" w:cs="Arial"/>
+          <w:kern w:val="0"/>
+          <w:szCs w:val="24"/>
+        </w:rPr>
+        <w:t xml:space="preserve"> }}</w:t>
+      </w:r>
+      <w:r>
+        <w:rPr>
+          <w:rFonts w:ascii="Arial" w:eastAsia="微軟正黑體" w:hAnsi="Arial" w:cs="Arial"/>
+          <w:color w:val="000000" w:themeColor="text1"/>
+        </w:rPr>
+        <w:t xml:space="preserve"> financial results.</w:t>
+      </w:r>
+    </w:p>
+    <w:p>
+      <w:pPr>
+        <w:jc w:val="both"/>
+        <w:rPr>
+          <w:rFonts w:ascii="Arial" w:eastAsia="微軟正黑體" w:hAnsi="Arial" w:cs="Arial"/>
+          <w:color w:val="000000" w:themeColor="text1"/>
+        </w:rPr>
+      </w:pPr>
+    </w:p>
+    <w:p>
+      <w:pPr>
+        <w:jc w:val="both"/>
+        <w:rPr>
+          <w:rFonts w:ascii="Arial" w:eastAsia="微軟正黑體" w:hAnsi="Arial" w:cs="Arial"/>
+          <w:color w:val="000000" w:themeColor="text1"/>
+        </w:rPr>
+      </w:pPr>
+      <w:bookmarkStart w:id="3" w:name="_Hlk197678467"/>
+      <w:r>
+        <w:rPr>
+          <w:rFonts w:ascii="Arial" w:eastAsia="微軟正黑體" w:hAnsi="Arial" w:cs="Arial"/>
+          <w:color w:val="000000" w:themeColor="text1"/>
+        </w:rPr>
+        <w:t xml:space="preserve">The </w:t>
+      </w:r>
+      <w:r>
+        <w:rPr>
+          <w:rFonts w:ascii="Arial" w:eastAsia="新細明體" w:hAnsi="Arial" w:cs="Arial"/>
+          <w:kern w:val="0"/>
+          <w:szCs w:val="24"/>
+        </w:rPr>
+        <w:t xml:space="preserve">{{ </w:t>
       </w:r>
       <w:r>
         <w:rPr>
@@ -584,7 +572,7 @@
           <w:kern w:val="0"/>
           <w:szCs w:val="24"/>
         </w:rPr>
-        <w:t>en</w:t>
+        <w:t>this_quarter_en</w:t>
       </w:r>
       <w:r>
         <w:rPr>
@@ -599,7 +587,126 @@
           <w:rFonts w:ascii="Arial" w:eastAsia="微軟正黑體" w:hAnsi="Arial" w:cs="Arial"/>
           <w:color w:val="000000" w:themeColor="text1"/>
         </w:rPr>
-        <w:t xml:space="preserve"> financial results.</w:t>
+        <w:t xml:space="preserve"> revenue was </w:t>
+      </w:r>
+      <w:r>
+        <w:rPr>
+          <w:rFonts w:ascii="Arial" w:eastAsia="微軟正黑體" w:hAnsi="Arial" w:cs="Arial"/>
+          <w:color w:val="000000" w:themeColor="text1"/>
+        </w:rPr>
+        <w:t xml:space="preserve">NT$ </w:t>
+      </w:r>
+      <w:r>
+        <w:rPr>
+          <w:rFonts w:ascii="Arial" w:eastAsia="微軟正黑體" w:hAnsi="Arial" w:cs="Arial"/>
+          <w:color w:val="000000" w:themeColor="text1"/>
+        </w:rPr>
+        <w:t>{{ financial_results.revenue</w:t>
+      </w:r>
+      <w:r>
+        <w:rPr>
+          <w:rFonts w:ascii="Arial" w:eastAsia="微軟正黑體" w:hAnsi="Arial" w:cs="Arial" w:hint="eastAsia"/>
+          <w:color w:val="000000" w:themeColor="text1"/>
+        </w:rPr>
+        <w:t>_abbv</w:t>
+      </w:r>
+      <w:r>
+        <w:rPr>
+          <w:rFonts w:ascii="Arial" w:eastAsia="微軟正黑體" w:hAnsi="Arial" w:cs="Arial"/>
+          <w:color w:val="000000" w:themeColor="text1"/>
+        </w:rPr>
+        <w:t xml:space="preserve"> }</w:t>
+      </w:r>
+      <w:r>
+        <w:rPr>
+          <w:rFonts w:ascii="Arial" w:eastAsia="微軟正黑體" w:hAnsi="Arial" w:cs="Arial"/>
+          <w:color w:val="000000" w:themeColor="text1"/>
+        </w:rPr>
+        <w:t>}</w:t>
+      </w:r>
+      <w:r>
+        <w:rPr>
+          <w:rFonts w:ascii="Arial" w:eastAsia="微軟正黑體" w:hAnsi="Arial" w:cs="Arial"/>
+          <w:color w:val="000000" w:themeColor="text1"/>
+        </w:rPr>
+        <w:t xml:space="preserve"> (</w:t>
+      </w:r>
+      <w:r>
+        <w:rPr>
+          <w:rFonts w:ascii="Arial" w:eastAsia="微軟正黑體" w:hAnsi="Arial" w:cs="Arial"/>
+          <w:color w:val="000000" w:themeColor="text1"/>
+        </w:rPr>
+        <w:t>{{ financial_results.revenue }}</w:t>
+      </w:r>
+      <w:r>
+        <w:rPr>
+          <w:rFonts w:ascii="Arial" w:eastAsia="微軟正黑體" w:hAnsi="Arial" w:cs="Arial"/>
+          <w:color w:val="000000" w:themeColor="text1"/>
+        </w:rPr>
+        <w:t xml:space="preserve"> NT dollars</w:t>
+      </w:r>
+      <w:r>
+        <w:rPr>
+          <w:rFonts w:ascii="Arial" w:eastAsia="微軟正黑體" w:hAnsi="Arial" w:cs="Arial"/>
+          <w:color w:val="000000" w:themeColor="text1"/>
+        </w:rPr>
+        <w:t xml:space="preserve">), </w:t>
+      </w:r>
+      <w:r>
+        <w:rPr>
+          <w:rFonts w:ascii="Arial" w:eastAsia="微軟正黑體" w:hAnsi="Arial" w:cs="Arial"/>
+          <w:color w:val="000000" w:themeColor="text1"/>
+        </w:rPr>
+        <w:t>{{ financial_results.revenue_qoq }}</w:t>
+      </w:r>
+      <w:r>
+        <w:rPr>
+          <w:rFonts w:ascii="Arial" w:eastAsia="微軟正黑體" w:hAnsi="Arial" w:cs="Arial" w:hint="eastAsia"/>
+          <w:color w:val="000000" w:themeColor="text1"/>
+        </w:rPr>
+        <w:t>%</w:t>
+      </w:r>
+      <w:r>
+        <w:rPr>
+          <w:rFonts w:ascii="Arial" w:eastAsia="微軟正黑體" w:hAnsi="Arial" w:cs="Arial"/>
+          <w:color w:val="000000" w:themeColor="text1"/>
+        </w:rPr>
+        <w:t xml:space="preserve"> sequentially</w:t>
+      </w:r>
+      <w:r>
+        <w:rPr>
+          <w:rFonts w:ascii="Arial" w:eastAsia="微軟正黑體" w:hAnsi="Arial" w:cs="Arial" w:hint="eastAsia"/>
+          <w:color w:val="000000" w:themeColor="text1"/>
+        </w:rPr>
+        <w:t xml:space="preserve"> </w:t>
+      </w:r>
+      <w:r>
+        <w:rPr>
+          <w:rFonts w:ascii="Arial" w:eastAsia="微軟正黑體" w:hAnsi="Arial" w:cs="Arial"/>
+          <w:color w:val="000000" w:themeColor="text1"/>
+        </w:rPr>
+        <w:t>{{ financial_results.revenue_yoy }}</w:t>
+      </w:r>
+      <w:r>
+        <w:rPr>
+          <w:rFonts w:ascii="Arial" w:eastAsia="微軟正黑體" w:hAnsi="Arial" w:cs="Arial" w:hint="eastAsia"/>
+          <w:color w:val="000000" w:themeColor="text1"/>
+        </w:rPr>
+        <w:t>%</w:t>
+      </w:r>
+      <w:r>
+        <w:rPr>
+          <w:rFonts w:ascii="Arial" w:eastAsia="微軟正黑體" w:hAnsi="Arial" w:cs="Arial"/>
+          <w:color w:val="000000" w:themeColor="text1"/>
+        </w:rPr>
+        <w:t xml:space="preserve"> year-over-year.</w:t>
+      </w:r>
+      <w:r>
+        <w:rPr>
+          <w:rFonts w:ascii="Arial" w:eastAsia="微軟正黑體" w:hAnsi="Arial" w:cs="Arial" w:hint="eastAsia"/>
+          <w:color w:val="000000" w:themeColor="text1"/>
+        </w:rPr>
+        <w:t xml:space="preserve"> </w:t>
       </w:r>
     </w:p>
     <w:p>
@@ -619,13 +726,616 @@
           <w:color w:val="000000" w:themeColor="text1"/>
         </w:rPr>
       </w:pPr>
-      <w:bookmarkStart w:id="3" w:name="_Hlk197678467"/>
-      <w:r>
-        <w:rPr>
-          <w:rFonts w:ascii="Arial" w:eastAsia="微軟正黑體" w:hAnsi="Arial" w:cs="Arial"/>
-          <w:color w:val="000000" w:themeColor="text1"/>
-        </w:rPr>
-        <w:t xml:space="preserve">The </w:t>
+      <w:r>
+        <w:rPr>
+          <w:rFonts w:ascii="Arial" w:eastAsia="微軟正黑體" w:hAnsi="Arial" w:cs="Arial"/>
+          <w:color w:val="000000" w:themeColor="text1"/>
+        </w:rPr>
+        <w:t xml:space="preserve">Operating expenses were </w:t>
+      </w:r>
+      <w:r>
+        <w:rPr>
+          <w:rFonts w:ascii="Arial" w:eastAsia="微軟正黑體" w:hAnsi="Arial" w:cs="Arial"/>
+          <w:color w:val="000000" w:themeColor="text1"/>
+        </w:rPr>
+        <w:t xml:space="preserve">NT$ </w:t>
+      </w:r>
+      <w:r>
+        <w:rPr>
+          <w:rFonts w:ascii="Arial" w:eastAsia="微軟正黑體" w:hAnsi="Arial" w:cs="Arial"/>
+          <w:color w:val="000000" w:themeColor="text1"/>
+        </w:rPr>
+        <w:t>{{ financial_results.operating_expenses</w:t>
+      </w:r>
+      <w:r>
+        <w:rPr>
+          <w:rFonts w:ascii="Arial" w:eastAsia="微軟正黑體" w:hAnsi="Arial" w:cs="Arial" w:hint="eastAsia"/>
+          <w:color w:val="000000" w:themeColor="text1"/>
+        </w:rPr>
+        <w:t>_abbv</w:t>
+      </w:r>
+      <w:r>
+        <w:rPr>
+          <w:rFonts w:ascii="Arial" w:eastAsia="微軟正黑體" w:hAnsi="Arial" w:cs="Arial"/>
+          <w:color w:val="000000" w:themeColor="text1"/>
+        </w:rPr>
+        <w:t xml:space="preserve"> }}</w:t>
+      </w:r>
+      <w:r>
+        <w:rPr>
+          <w:rFonts w:ascii="Arial" w:eastAsia="微軟正黑體" w:hAnsi="Arial" w:cs="Arial"/>
+          <w:color w:val="000000" w:themeColor="text1"/>
+        </w:rPr>
+        <w:t xml:space="preserve"> (</w:t>
+      </w:r>
+      <w:r>
+        <w:rPr>
+          <w:rFonts w:ascii="Arial" w:eastAsia="微軟正黑體" w:hAnsi="Arial" w:cs="Arial"/>
+          <w:color w:val="000000" w:themeColor="text1"/>
+        </w:rPr>
+        <w:t>{{ financial_results.operating_expenses }}</w:t>
+      </w:r>
+      <w:r>
+        <w:rPr>
+          <w:rFonts w:ascii="Arial" w:eastAsia="微軟正黑體" w:hAnsi="Arial" w:cs="Arial"/>
+          <w:color w:val="000000" w:themeColor="text1"/>
+        </w:rPr>
+        <w:t xml:space="preserve"> NT dollars</w:t>
+      </w:r>
+      <w:r>
+        <w:rPr>
+          <w:rFonts w:ascii="Arial" w:eastAsia="微軟正黑體" w:hAnsi="Arial" w:cs="Arial"/>
+          <w:color w:val="000000" w:themeColor="text1"/>
+        </w:rPr>
+        <w:t xml:space="preserve">), </w:t>
+      </w:r>
+      <w:r>
+        <w:rPr>
+          <w:rFonts w:ascii="Arial" w:eastAsia="微軟正黑體" w:hAnsi="Arial" w:cs="Arial"/>
+          <w:color w:val="000000" w:themeColor="text1"/>
+        </w:rPr>
+        <w:t>{{ financial_results.</w:t>
+      </w:r>
+      <w:r>
+        <w:rPr>
+          <w:rFonts w:ascii="Arial" w:eastAsia="微軟正黑體" w:hAnsi="Arial" w:cs="Arial"/>
+          <w:color w:val="000000" w:themeColor="text1"/>
+        </w:rPr>
+        <w:t>operating_</w:t>
+      </w:r>
+      <w:r>
+        <w:rPr>
+          <w:rFonts w:ascii="Arial" w:eastAsia="微軟正黑體" w:hAnsi="Arial" w:cs="Arial"/>
+          <w:color w:val="000000" w:themeColor="text1"/>
+        </w:rPr>
+        <w:t>expenses_qoq }}</w:t>
+      </w:r>
+      <w:r>
+        <w:rPr>
+          <w:rFonts w:ascii="Arial" w:eastAsia="微軟正黑體" w:hAnsi="Arial" w:cs="Arial" w:hint="eastAsia"/>
+          <w:color w:val="000000" w:themeColor="text1"/>
+        </w:rPr>
+        <w:t>%</w:t>
+      </w:r>
+      <w:r>
+        <w:rPr>
+          <w:rFonts w:ascii="Arial" w:eastAsia="微軟正黑體" w:hAnsi="Arial" w:cs="Arial"/>
+          <w:color w:val="000000" w:themeColor="text1"/>
+        </w:rPr>
+        <w:t xml:space="preserve"> sequentially </w:t>
+      </w:r>
+      <w:r>
+        <w:rPr>
+          <w:rFonts w:ascii="Arial" w:eastAsia="微軟正黑體" w:hAnsi="Arial" w:cs="Arial"/>
+          <w:color w:val="000000" w:themeColor="text1"/>
+        </w:rPr>
+        <w:t>{{ financial_results.</w:t>
+      </w:r>
+      <w:r>
+        <w:rPr>
+          <w:rFonts w:ascii="Arial" w:eastAsia="微軟正黑體" w:hAnsi="Arial" w:cs="Arial"/>
+          <w:color w:val="000000" w:themeColor="text1"/>
+        </w:rPr>
+        <w:t>operating_</w:t>
+      </w:r>
+      <w:r>
+        <w:rPr>
+          <w:rFonts w:ascii="Arial" w:eastAsia="微軟正黑體" w:hAnsi="Arial" w:cs="Arial"/>
+          <w:color w:val="000000" w:themeColor="text1"/>
+        </w:rPr>
+        <w:t>expenses_yoy }}</w:t>
+      </w:r>
+      <w:r>
+        <w:rPr>
+          <w:rFonts w:ascii="Arial" w:eastAsia="微軟正黑體" w:hAnsi="Arial" w:cs="Arial" w:hint="eastAsia"/>
+          <w:color w:val="000000" w:themeColor="text1"/>
+        </w:rPr>
+        <w:t>%</w:t>
+      </w:r>
+      <w:r>
+        <w:rPr>
+          <w:rFonts w:ascii="Arial" w:eastAsia="微軟正黑體" w:hAnsi="Arial" w:cs="Arial"/>
+          <w:color w:val="000000" w:themeColor="text1"/>
+        </w:rPr>
+        <w:t xml:space="preserve"> year-over-year.</w:t>
+      </w:r>
+    </w:p>
+    <w:p>
+      <w:pPr>
+        <w:jc w:val="both"/>
+        <w:rPr>
+          <w:rFonts w:ascii="Arial" w:eastAsia="微軟正黑體" w:hAnsi="Arial" w:cs="Arial"/>
+          <w:color w:val="000000" w:themeColor="text1"/>
+          <w:highlight w:val="yellow"/>
+        </w:rPr>
+      </w:pPr>
+    </w:p>
+    <w:p>
+      <w:pPr>
+        <w:jc w:val="both"/>
+        <w:rPr>
+          <w:rFonts w:ascii="Arial" w:eastAsia="微軟正黑體" w:hAnsi="Arial" w:cs="Arial"/>
+          <w:color w:val="000000" w:themeColor="text1"/>
+        </w:rPr>
+      </w:pPr>
+      <w:r>
+        <w:rPr>
+          <w:rFonts w:ascii="Arial" w:eastAsia="微軟正黑體" w:hAnsi="Arial" w:cs="Arial" w:hint="eastAsia"/>
+          <w:color w:val="000000" w:themeColor="text1"/>
+        </w:rPr>
+        <w:t xml:space="preserve">In result, </w:t>
+      </w:r>
+      <w:r>
+        <w:rPr>
+          <w:rFonts w:ascii="Arial" w:eastAsia="微軟正黑體" w:hAnsi="Arial" w:cs="Arial" w:hint="eastAsia"/>
+          <w:color w:val="000000" w:themeColor="text1"/>
+        </w:rPr>
+        <w:t>our o</w:t>
+      </w:r>
+      <w:r>
+        <w:rPr>
+          <w:rFonts w:ascii="Arial" w:eastAsia="微軟正黑體" w:hAnsi="Arial" w:cs="Arial"/>
+          <w:color w:val="000000" w:themeColor="text1"/>
+        </w:rPr>
+        <w:t xml:space="preserve">perating income was </w:t>
+      </w:r>
+      <w:r>
+        <w:rPr>
+          <w:rFonts w:ascii="Arial" w:eastAsia="微軟正黑體" w:hAnsi="Arial" w:cs="Arial"/>
+          <w:color w:val="000000" w:themeColor="text1"/>
+        </w:rPr>
+        <w:t xml:space="preserve">NT$ </w:t>
+      </w:r>
+      <w:r>
+        <w:rPr>
+          <w:rFonts w:ascii="Arial" w:eastAsia="微軟正黑體" w:hAnsi="Arial" w:cs="Arial"/>
+          <w:color w:val="000000" w:themeColor="text1"/>
+        </w:rPr>
+        <w:t>{{ financial_results.operating_income</w:t>
+      </w:r>
+      <w:r>
+        <w:rPr>
+          <w:rFonts w:ascii="Arial" w:eastAsia="微軟正黑體" w:hAnsi="Arial" w:cs="Arial" w:hint="eastAsia"/>
+          <w:color w:val="000000" w:themeColor="text1"/>
+        </w:rPr>
+        <w:t>_abbv</w:t>
+      </w:r>
+      <w:r>
+        <w:rPr>
+          <w:rFonts w:ascii="Arial" w:eastAsia="微軟正黑體" w:hAnsi="Arial" w:cs="Arial"/>
+          <w:color w:val="000000" w:themeColor="text1"/>
+        </w:rPr>
+        <w:t xml:space="preserve"> }}</w:t>
+      </w:r>
+      <w:r>
+        <w:rPr>
+          <w:rFonts w:ascii="Arial" w:eastAsia="微軟正黑體" w:hAnsi="Arial" w:cs="Arial"/>
+          <w:color w:val="000000" w:themeColor="text1"/>
+        </w:rPr>
+        <w:t xml:space="preserve"> (</w:t>
+      </w:r>
+      <w:r>
+        <w:rPr>
+          <w:rFonts w:ascii="Arial" w:eastAsia="微軟正黑體" w:hAnsi="Arial" w:cs="Arial"/>
+          <w:color w:val="000000" w:themeColor="text1"/>
+        </w:rPr>
+        <w:t>{{ financial_results.operating_income }}</w:t>
+      </w:r>
+      <w:r>
+        <w:rPr>
+          <w:rFonts w:ascii="Arial" w:eastAsia="微軟正黑體" w:hAnsi="Arial" w:cs="Arial"/>
+          <w:color w:val="000000" w:themeColor="text1"/>
+        </w:rPr>
+        <w:t xml:space="preserve"> NT dollars</w:t>
+      </w:r>
+      <w:r>
+        <w:rPr>
+          <w:rFonts w:ascii="Arial" w:eastAsia="微軟正黑體" w:hAnsi="Arial" w:cs="Arial"/>
+          <w:color w:val="000000" w:themeColor="text1"/>
+        </w:rPr>
+        <w:t xml:space="preserve">), with </w:t>
+      </w:r>
+      <w:r>
+        <w:rPr>
+          <w:rFonts w:ascii="Arial" w:eastAsia="微軟正黑體" w:hAnsi="Arial" w:cs="Arial"/>
+          <w:color w:val="000000" w:themeColor="text1"/>
+        </w:rPr>
+        <w:t>{{ financial_results.operating_income_qoq }}</w:t>
+      </w:r>
+      <w:r>
+        <w:rPr>
+          <w:rFonts w:ascii="Arial" w:eastAsia="微軟正黑體" w:hAnsi="Arial" w:cs="Arial" w:hint="eastAsia"/>
+          <w:color w:val="000000" w:themeColor="text1"/>
+        </w:rPr>
+        <w:t>%</w:t>
+      </w:r>
+      <w:r>
+        <w:rPr>
+          <w:rFonts w:ascii="Arial" w:eastAsia="微軟正黑體" w:hAnsi="Arial" w:cs="Arial"/>
+          <w:color w:val="000000" w:themeColor="text1"/>
+        </w:rPr>
+        <w:t xml:space="preserve"> sequentially </w:t>
+      </w:r>
+      <w:r>
+        <w:rPr>
+          <w:rFonts w:ascii="Arial" w:eastAsia="微軟正黑體" w:hAnsi="Arial" w:cs="Arial"/>
+          <w:color w:val="000000" w:themeColor="text1"/>
+        </w:rPr>
+        <w:t>{{ financial_results.operating_income_yoy }}</w:t>
+      </w:r>
+      <w:r>
+        <w:rPr>
+          <w:rFonts w:ascii="Arial" w:eastAsia="微軟正黑體" w:hAnsi="Arial" w:cs="Arial" w:hint="eastAsia"/>
+          <w:color w:val="000000" w:themeColor="text1"/>
+        </w:rPr>
+        <w:t>%</w:t>
+      </w:r>
+      <w:r>
+        <w:rPr>
+          <w:rFonts w:ascii="Arial" w:eastAsia="微軟正黑體" w:hAnsi="Arial" w:cs="Arial"/>
+          <w:color w:val="000000" w:themeColor="text1"/>
+        </w:rPr>
+        <w:t xml:space="preserve"> year-over-year.</w:t>
+      </w:r>
+    </w:p>
+    <w:p>
+      <w:pPr>
+        <w:jc w:val="both"/>
+        <w:rPr>
+          <w:rFonts w:ascii="Arial" w:eastAsia="微軟正黑體" w:hAnsi="Arial" w:cs="Arial"/>
+          <w:color w:val="000000" w:themeColor="text1"/>
+          <w:highlight w:val="yellow"/>
+        </w:rPr>
+      </w:pPr>
+    </w:p>
+    <w:p>
+      <w:pPr>
+        <w:jc w:val="both"/>
+      </w:pPr>
+      <w:r>
+        <w:rPr>
+          <w:rFonts w:ascii="Arial" w:eastAsia="微軟正黑體" w:hAnsi="Arial" w:cs="Arial"/>
+          <w:color w:val="000000" w:themeColor="text1"/>
+        </w:rPr>
+        <w:t xml:space="preserve">Operating margin </w:t>
+      </w:r>
+      <w:r>
+        <w:rPr>
+          <w:rFonts w:ascii="Arial" w:eastAsia="微軟正黑體" w:hAnsi="Arial" w:cs="Arial"/>
+          <w:color w:val="000000" w:themeColor="text1"/>
+        </w:rPr>
+        <w:t>{{ financial_results.operating_margin</w:t>
+      </w:r>
+      <w:r>
+        <w:rPr>
+          <w:rFonts w:ascii="Arial" w:eastAsia="微軟正黑體" w:hAnsi="Arial" w:cs="Arial" w:hint="eastAsia"/>
+          <w:color w:val="000000" w:themeColor="text1"/>
+        </w:rPr>
+        <w:t>_qoq</w:t>
+      </w:r>
+      <w:r>
+        <w:rPr>
+          <w:rFonts w:ascii="Arial" w:eastAsia="微軟正黑體" w:hAnsi="Arial" w:cs="Arial"/>
+          <w:color w:val="000000" w:themeColor="text1"/>
+        </w:rPr>
+        <w:t xml:space="preserve"> }}</w:t>
+      </w:r>
+      <w:r>
+        <w:rPr>
+          <w:rFonts w:ascii="Arial" w:eastAsia="微軟正黑體" w:hAnsi="Arial" w:cs="Arial"/>
+          <w:color w:val="000000" w:themeColor="text1"/>
+        </w:rPr>
+        <w:t xml:space="preserve"> sequentially </w:t>
+      </w:r>
+      <w:r>
+        <w:rPr>
+          <w:rFonts w:ascii="Arial" w:eastAsia="微軟正黑體" w:hAnsi="Arial" w:cs="Arial"/>
+          <w:color w:val="000000" w:themeColor="text1"/>
+        </w:rPr>
+        <w:t>{{ financial_results.operating_margin</w:t>
+      </w:r>
+      <w:r>
+        <w:rPr>
+          <w:rFonts w:ascii="Arial" w:eastAsia="微軟正黑體" w:hAnsi="Arial" w:cs="Arial" w:hint="eastAsia"/>
+          <w:color w:val="000000" w:themeColor="text1"/>
+        </w:rPr>
+        <w:t>_yoy</w:t>
+      </w:r>
+      <w:r>
+        <w:rPr>
+          <w:rFonts w:ascii="Arial" w:eastAsia="微軟正黑體" w:hAnsi="Arial" w:cs="Arial"/>
+          <w:color w:val="000000" w:themeColor="text1"/>
+        </w:rPr>
+        <w:t xml:space="preserve"> }}</w:t>
+      </w:r>
+      <w:r>
+        <w:rPr>
+          <w:rFonts w:ascii="Arial" w:eastAsia="微軟正黑體" w:hAnsi="Arial" w:cs="Arial"/>
+          <w:color w:val="000000" w:themeColor="text1"/>
+        </w:rPr>
+        <w:t xml:space="preserve"> year-over-year to </w:t>
+      </w:r>
+      <w:r>
+        <w:rPr>
+          <w:rFonts w:ascii="Arial" w:eastAsia="微軟正黑體" w:hAnsi="Arial" w:cs="Arial"/>
+          <w:color w:val="000000" w:themeColor="text1"/>
+        </w:rPr>
+        <w:t>{{ financial_results.operating_margin }}</w:t>
+      </w:r>
+      <w:r>
+        <w:rPr>
+          <w:rFonts w:ascii="Arial" w:eastAsia="微軟正黑體" w:hAnsi="Arial" w:cs="Arial"/>
+          <w:color w:val="000000" w:themeColor="text1"/>
+        </w:rPr>
+        <w:t>%. Our net income, amounting to</w:t>
+      </w:r>
+      <w:r>
+        <w:rPr>
+          <w:rFonts w:ascii="Arial" w:eastAsia="微軟正黑體" w:hAnsi="Arial" w:cs="Arial"/>
+          <w:color w:val="000000" w:themeColor="text1"/>
+        </w:rPr>
+        <w:t xml:space="preserve"> </w:t>
+      </w:r>
+      <w:r>
+        <w:rPr>
+          <w:rFonts w:ascii="Arial" w:eastAsia="微軟正黑體" w:hAnsi="Arial" w:cs="Arial"/>
+          <w:color w:val="000000" w:themeColor="text1"/>
+        </w:rPr>
+        <w:t>NT$</w:t>
+      </w:r>
+      <w:r>
+        <w:rPr>
+          <w:rFonts w:ascii="Arial" w:eastAsia="微軟正黑體" w:hAnsi="Arial" w:cs="Arial" w:hint="eastAsia"/>
+          <w:color w:val="000000" w:themeColor="text1"/>
+        </w:rPr>
+        <w:t xml:space="preserve"> </w:t>
+      </w:r>
+      <w:r>
+        <w:rPr>
+          <w:rFonts w:ascii="Arial" w:eastAsia="微軟正黑體" w:hAnsi="Arial" w:cs="Arial"/>
+          <w:color w:val="000000" w:themeColor="text1"/>
+        </w:rPr>
+        <w:t>{{ financial_results.net_income</w:t>
+      </w:r>
+      <w:r>
+        <w:rPr>
+          <w:rFonts w:ascii="Arial" w:eastAsia="微軟正黑體" w:hAnsi="Arial" w:cs="Arial" w:hint="eastAsia"/>
+          <w:color w:val="000000" w:themeColor="text1"/>
+        </w:rPr>
+        <w:t>_abbv</w:t>
+      </w:r>
+      <w:r>
+        <w:rPr>
+          <w:rFonts w:ascii="Arial" w:eastAsia="微軟正黑體" w:hAnsi="Arial" w:cs="Arial"/>
+          <w:color w:val="000000" w:themeColor="text1"/>
+        </w:rPr>
+        <w:t xml:space="preserve"> }}</w:t>
+      </w:r>
+      <w:r>
+        <w:rPr>
+          <w:rFonts w:ascii="Arial" w:eastAsia="微軟正黑體" w:hAnsi="Arial" w:cs="Arial"/>
+          <w:color w:val="000000" w:themeColor="text1"/>
+        </w:rPr>
+        <w:t xml:space="preserve"> (</w:t>
+      </w:r>
+      <w:r>
+        <w:rPr>
+          <w:rFonts w:ascii="Arial" w:eastAsia="微軟正黑體" w:hAnsi="Arial" w:cs="Arial"/>
+          <w:color w:val="000000" w:themeColor="text1"/>
+        </w:rPr>
+        <w:t>{{ financial_results.net_income }}</w:t>
+      </w:r>
+      <w:r>
+        <w:rPr>
+          <w:rFonts w:ascii="Arial" w:eastAsia="微軟正黑體" w:hAnsi="Arial" w:cs="Arial"/>
+          <w:color w:val="000000" w:themeColor="text1"/>
+        </w:rPr>
+        <w:t xml:space="preserve"> NT dollars</w:t>
+      </w:r>
+      <w:r>
+        <w:rPr>
+          <w:rFonts w:ascii="Arial" w:eastAsia="微軟正黑體" w:hAnsi="Arial" w:cs="Arial"/>
+          <w:color w:val="000000" w:themeColor="text1"/>
+        </w:rPr>
+        <w:t xml:space="preserve">), experienced </w:t>
+      </w:r>
+      <w:r>
+        <w:rPr>
+          <w:rFonts w:ascii="Arial" w:eastAsia="微軟正黑體" w:hAnsi="Arial" w:cs="Arial"/>
+          <w:color w:val="000000" w:themeColor="text1"/>
+        </w:rPr>
+        <w:t>{{ financial_results.net_income_qoq }}</w:t>
+      </w:r>
+      <w:r>
+        <w:rPr>
+          <w:rFonts w:ascii="Arial" w:eastAsia="微軟正黑體" w:hAnsi="Arial" w:cs="Arial" w:hint="eastAsia"/>
+          <w:color w:val="000000" w:themeColor="text1"/>
+        </w:rPr>
+        <w:t>%</w:t>
+      </w:r>
+      <w:r>
+        <w:rPr>
+          <w:rFonts w:ascii="Arial" w:eastAsia="微軟正黑體" w:hAnsi="Arial" w:cs="Arial"/>
+          <w:color w:val="000000" w:themeColor="text1"/>
+        </w:rPr>
+        <w:t xml:space="preserve"> sequentially</w:t>
+      </w:r>
+      <w:r>
+        <w:rPr>
+          <w:rFonts w:ascii="Arial" w:eastAsia="微軟正黑體" w:hAnsi="Arial" w:cs="Arial" w:hint="eastAsia"/>
+          <w:color w:val="000000" w:themeColor="text1"/>
+        </w:rPr>
+        <w:t xml:space="preserve"> </w:t>
+      </w:r>
+      <w:r>
+        <w:rPr>
+          <w:rFonts w:ascii="Arial" w:eastAsia="微軟正黑體" w:hAnsi="Arial" w:cs="Arial"/>
+          <w:color w:val="000000" w:themeColor="text1"/>
+        </w:rPr>
+        <w:t>{{ financial_results.net_income_yoy }}%</w:t>
+      </w:r>
+      <w:r>
+        <w:rPr>
+          <w:rFonts w:ascii="Arial" w:eastAsia="微軟正黑體" w:hAnsi="Arial" w:cs="Arial"/>
+          <w:color w:val="000000" w:themeColor="text1"/>
+        </w:rPr>
+        <w:t xml:space="preserve"> year-over-year.</w:t>
+      </w:r>
+    </w:p>
+    <w:p>
+      <w:pPr>
+        <w:jc w:val="both"/>
+      </w:pPr>
+    </w:p>
+    <w:p>
+      <w:pPr>
+        <w:jc w:val="both"/>
+        <w:rPr>
+          <w:rFonts w:ascii="Arial" w:eastAsia="微軟正黑體" w:hAnsi="Arial" w:cs="Arial"/>
+          <w:color w:val="000000" w:themeColor="text1"/>
+        </w:rPr>
+      </w:pPr>
+      <w:r>
+        <w:rPr>
+          <w:rFonts w:ascii="Arial" w:eastAsia="微軟正黑體" w:hAnsi="Arial" w:cs="Arial"/>
+          <w:color w:val="000000" w:themeColor="text1"/>
+        </w:rPr>
+        <w:t>EPS for th</w:t>
+      </w:r>
+      <w:r>
+        <w:rPr>
+          <w:rFonts w:ascii="Arial" w:eastAsia="微軟正黑體" w:hAnsi="Arial" w:cs="Arial" w:hint="eastAsia"/>
+          <w:color w:val="000000" w:themeColor="text1"/>
+        </w:rPr>
+        <w:t>is</w:t>
+      </w:r>
+      <w:r>
+        <w:rPr>
+          <w:rFonts w:ascii="Arial" w:eastAsia="微軟正黑體" w:hAnsi="Arial" w:cs="Arial"/>
+          <w:color w:val="000000" w:themeColor="text1"/>
+        </w:rPr>
+        <w:t xml:space="preserve"> quarter was NT$ </w:t>
+      </w:r>
+      <w:r>
+        <w:rPr>
+          <w:rFonts w:ascii="Arial" w:eastAsia="微軟正黑體" w:hAnsi="Arial" w:cs="Arial"/>
+          <w:color w:val="000000" w:themeColor="text1"/>
+        </w:rPr>
+        <w:t>{{ financial_results.eps }}</w:t>
+      </w:r>
+      <w:r>
+        <w:rPr>
+          <w:rFonts w:ascii="Arial" w:eastAsia="微軟正黑體" w:hAnsi="Arial" w:cs="Arial"/>
+          <w:color w:val="000000" w:themeColor="text1"/>
+        </w:rPr>
+        <w:t>.</w:t>
+      </w:r>
+    </w:p>
+    <w:bookmarkEnd w:id="3"/>
+    <w:p>
+      <w:pPr>
+        <w:jc w:val="both"/>
+        <w:rPr>
+          <w:rFonts w:ascii="Arial" w:eastAsia="微軟正黑體" w:hAnsi="Arial" w:cs="Arial"/>
+          <w:color w:val="000000" w:themeColor="text1"/>
+        </w:rPr>
+      </w:pPr>
+    </w:p>
+    <w:p>
+      <w:pPr>
+        <w:jc w:val="both"/>
+        <w:rPr>
+          <w:rFonts w:ascii="Arial" w:eastAsia="微軟正黑體" w:hAnsi="Arial" w:cs="Arial"/>
+          <w:color w:val="000000" w:themeColor="text1"/>
+          <w:u w:val="single"/>
+        </w:rPr>
+      </w:pPr>
+      <w:r>
+        <w:rPr>
+          <w:rFonts w:ascii="Arial" w:eastAsia="微軟正黑體" w:hAnsi="Arial" w:cs="Arial"/>
+          <w:color w:val="000000" w:themeColor="text1"/>
+          <w:u w:val="single"/>
+        </w:rPr>
+        <w:t>Revenue across Different Streams</w:t>
+      </w:r>
+    </w:p>
+    <w:p>
+      <w:pPr>
+        <w:jc w:val="both"/>
+        <w:rPr>
+          <w:rFonts w:ascii="Arial" w:eastAsia="微軟正黑體" w:hAnsi="Arial" w:cs="Arial"/>
+          <w:color w:val="000000" w:themeColor="text1"/>
+        </w:rPr>
+      </w:pPr>
+    </w:p>
+    <w:p>
+      <w:pPr>
+        <w:jc w:val="both"/>
+        <w:rPr>
+          <w:rFonts w:ascii="Arial" w:eastAsia="微軟正黑體" w:hAnsi="Arial" w:cs="Arial"/>
+          <w:color w:val="000000" w:themeColor="text1"/>
+        </w:rPr>
+      </w:pPr>
+      <w:r>
+        <w:rPr>
+          <w:rFonts w:ascii="Arial" w:eastAsia="微軟正黑體" w:hAnsi="Arial" w:cs="Arial"/>
+          <w:color w:val="000000" w:themeColor="text1"/>
+        </w:rPr>
+        <w:t>Next, let's move on to revenue contributions by licensing and royalty.</w:t>
+      </w:r>
+    </w:p>
+    <w:p>
+      <w:pPr>
+        <w:jc w:val="both"/>
+        <w:rPr>
+          <w:rFonts w:ascii="Arial" w:eastAsia="微軟正黑體" w:hAnsi="Arial" w:cs="Arial"/>
+          <w:color w:val="000000" w:themeColor="text1"/>
+        </w:rPr>
+      </w:pPr>
+    </w:p>
+    <w:p>
+      <w:pPr>
+        <w:jc w:val="both"/>
+        <w:rPr>
+          <w:rFonts w:ascii="Arial" w:eastAsia="微軟正黑體" w:hAnsi="Arial" w:cs="Arial"/>
+          <w:color w:val="000000" w:themeColor="text1"/>
+        </w:rPr>
+      </w:pPr>
+      <w:r>
+        <w:rPr>
+          <w:rFonts w:ascii="Arial" w:eastAsia="微軟正黑體" w:hAnsi="Arial" w:cs="Arial"/>
+          <w:b/>
+          <w:bCs/>
+          <w:color w:val="000000" w:themeColor="text1"/>
+        </w:rPr>
+        <w:t>Licensing</w:t>
+      </w:r>
+      <w:r>
+        <w:rPr>
+          <w:rFonts w:ascii="Arial" w:eastAsia="微軟正黑體" w:hAnsi="Arial" w:cs="Arial"/>
+          <w:color w:val="000000" w:themeColor="text1"/>
+        </w:rPr>
+        <w:t xml:space="preserve"> in the </w:t>
       </w:r>
       <w:r>
         <w:rPr>
@@ -641,7 +1351,197 @@
           <w:kern w:val="0"/>
           <w:szCs w:val="24"/>
         </w:rPr>
-        <w:t>this_quarter_</w:t>
+        <w:t>this_quarter_en</w:t>
+      </w:r>
+      <w:r>
+        <w:rPr>
+          <w:rFonts w:ascii="Arial" w:eastAsia="新細明體" w:hAnsi="Arial" w:cs="Arial"/>
+          <w:kern w:val="0"/>
+          <w:szCs w:val="24"/>
+        </w:rPr>
+        <w:t xml:space="preserve"> }}</w:t>
+      </w:r>
+      <w:r>
+        <w:rPr>
+          <w:rFonts w:ascii="Arial" w:eastAsia="微軟正黑體" w:hAnsi="Arial" w:cs="Arial"/>
+          <w:color w:val="000000" w:themeColor="text1"/>
+        </w:rPr>
+        <w:t xml:space="preserve"> </w:t>
+      </w:r>
+      <w:r>
+        <w:rPr>
+          <w:rFonts w:ascii="Arial" w:eastAsia="微軟正黑體" w:hAnsi="Arial" w:cs="Arial"/>
+          <w:color w:val="000000" w:themeColor="text1"/>
+        </w:rPr>
+        <w:t xml:space="preserve">accounted for </w:t>
+      </w:r>
+      <w:r>
+        <w:rPr>
+          <w:rFonts w:ascii="Arial" w:eastAsia="微軟正黑體" w:hAnsi="Arial" w:cs="Arial"/>
+          <w:color w:val="000000" w:themeColor="text1"/>
+        </w:rPr>
+        <w:t>{{ revenue_streams.licensing }}</w:t>
+      </w:r>
+      <w:r>
+        <w:rPr>
+          <w:rFonts w:ascii="Arial" w:eastAsia="微軟正黑體" w:hAnsi="Arial" w:cs="Arial"/>
+          <w:color w:val="000000" w:themeColor="text1"/>
+        </w:rPr>
+        <w:t xml:space="preserve">% of the total revenue, </w:t>
+      </w:r>
+      <w:r>
+        <w:rPr>
+          <w:rFonts w:ascii="Arial" w:eastAsia="微軟正黑體" w:hAnsi="Arial" w:cs="Arial"/>
+          <w:color w:val="000000" w:themeColor="text1"/>
+        </w:rPr>
+        <w:t>{{ revenue_streams.licensing_qoq }}</w:t>
+      </w:r>
+      <w:r>
+        <w:rPr>
+          <w:rFonts w:ascii="Arial" w:eastAsia="微軟正黑體" w:hAnsi="Arial" w:cs="Arial"/>
+          <w:color w:val="000000" w:themeColor="text1"/>
+        </w:rPr>
+        <w:t xml:space="preserve">% sequentially </w:t>
+      </w:r>
+      <w:r>
+        <w:rPr>
+          <w:rFonts w:ascii="Arial" w:eastAsia="微軟正黑體" w:hAnsi="Arial" w:cs="Arial"/>
+          <w:color w:val="000000" w:themeColor="text1"/>
+        </w:rPr>
+        <w:t>{{ revenue_streams.licensing_yoy }}</w:t>
+      </w:r>
+      <w:r>
+        <w:rPr>
+          <w:rFonts w:ascii="Arial" w:eastAsia="微軟正黑體" w:hAnsi="Arial" w:cs="Arial"/>
+          <w:color w:val="000000" w:themeColor="text1"/>
+        </w:rPr>
+        <w:t>% year-over-year.</w:t>
+      </w:r>
+      <w:r>
+        <w:rPr>
+          <w:rFonts w:ascii="Arial" w:eastAsia="微軟正黑體" w:hAnsi="Arial" w:cs="Arial" w:hint="eastAsia"/>
+          <w:color w:val="000000" w:themeColor="text1"/>
+        </w:rPr>
+        <w:t xml:space="preserve"> </w:t>
+      </w:r>
+      <w:r>
+        <w:rPr>
+          <w:rFonts w:ascii="Arial" w:eastAsia="微軟正黑體" w:hAnsi="Arial" w:cs="Arial"/>
+          <w:color w:val="000000" w:themeColor="text1"/>
+        </w:rPr>
+        <w:t xml:space="preserve">In U.S. dollar terms, this represents </w:t>
+      </w:r>
+      <w:r>
+        <w:rPr>
+          <w:rFonts w:ascii="Arial" w:eastAsia="微軟正黑體" w:hAnsi="Arial" w:cs="Arial"/>
+          <w:color w:val="000000" w:themeColor="text1"/>
+        </w:rPr>
+        <w:t>{{ revenue_streams.licensing_qoq</w:t>
+      </w:r>
+      <w:r>
+        <w:rPr>
+          <w:rFonts w:ascii="Arial" w:eastAsia="微軟正黑體" w:hAnsi="Arial" w:cs="Arial" w:hint="eastAsia"/>
+          <w:color w:val="000000" w:themeColor="text1"/>
+        </w:rPr>
+        <w:t>_us</w:t>
+      </w:r>
+      <w:r>
+        <w:rPr>
+          <w:rFonts w:ascii="Arial" w:eastAsia="微軟正黑體" w:hAnsi="Arial" w:cs="Arial"/>
+          <w:color w:val="000000" w:themeColor="text1"/>
+        </w:rPr>
+        <w:t xml:space="preserve"> }}</w:t>
+      </w:r>
+      <w:r>
+        <w:rPr>
+          <w:rFonts w:ascii="Arial" w:eastAsia="微軟正黑體" w:hAnsi="Arial" w:cs="Arial"/>
+          <w:color w:val="000000" w:themeColor="text1"/>
+        </w:rPr>
+        <w:t xml:space="preserve">% and </w:t>
+      </w:r>
+      <w:r>
+        <w:rPr>
+          <w:rFonts w:ascii="Arial" w:eastAsia="微軟正黑體" w:hAnsi="Arial" w:cs="Arial"/>
+          <w:color w:val="000000" w:themeColor="text1"/>
+        </w:rPr>
+        <w:t>{{ revenue_streams.licensing_</w:t>
+      </w:r>
+      <w:r>
+        <w:rPr>
+          <w:rFonts w:ascii="Arial" w:eastAsia="微軟正黑體" w:hAnsi="Arial" w:cs="Arial" w:hint="eastAsia"/>
+          <w:color w:val="000000" w:themeColor="text1"/>
+        </w:rPr>
+        <w:t>y</w:t>
+      </w:r>
+      <w:r>
+        <w:rPr>
+          <w:rFonts w:ascii="Arial" w:eastAsia="微軟正黑體" w:hAnsi="Arial" w:cs="Arial"/>
+          <w:color w:val="000000" w:themeColor="text1"/>
+        </w:rPr>
+        <w:t>o</w:t>
+      </w:r>
+      <w:r>
+        <w:rPr>
+          <w:rFonts w:ascii="Arial" w:eastAsia="微軟正黑體" w:hAnsi="Arial" w:cs="Arial" w:hint="eastAsia"/>
+          <w:color w:val="000000" w:themeColor="text1"/>
+        </w:rPr>
+        <w:t>y_us</w:t>
+      </w:r>
+      <w:r>
+        <w:rPr>
+          <w:rFonts w:ascii="Arial" w:eastAsia="微軟正黑體" w:hAnsi="Arial" w:cs="Arial"/>
+          <w:color w:val="000000" w:themeColor="text1"/>
+        </w:rPr>
+        <w:t xml:space="preserve"> }}</w:t>
+      </w:r>
+      <w:r>
+        <w:rPr>
+          <w:rFonts w:ascii="Arial" w:eastAsia="微軟正黑體" w:hAnsi="Arial" w:cs="Arial"/>
+          <w:color w:val="000000" w:themeColor="text1"/>
+        </w:rPr>
+        <w:t>%.</w:t>
+      </w:r>
+    </w:p>
+    <w:p>
+      <w:pPr>
+        <w:jc w:val="both"/>
+        <w:rPr>
+          <w:rFonts w:ascii="Arial" w:eastAsia="微軟正黑體" w:hAnsi="Arial" w:cs="Arial"/>
+          <w:color w:val="000000" w:themeColor="text1"/>
+        </w:rPr>
+      </w:pPr>
+    </w:p>
+    <w:p>
+      <w:pPr>
+        <w:jc w:val="both"/>
+        <w:rPr>
+          <w:rFonts w:ascii="Arial" w:eastAsia="微軟正黑體" w:hAnsi="Arial" w:cs="Arial"/>
+          <w:color w:val="000000" w:themeColor="text1"/>
+        </w:rPr>
+      </w:pPr>
+      <w:r>
+        <w:rPr>
+          <w:rFonts w:ascii="Arial" w:eastAsia="微軟正黑體" w:hAnsi="Arial" w:cs="Arial"/>
+          <w:b/>
+          <w:bCs/>
+          <w:color w:val="000000" w:themeColor="text1"/>
+        </w:rPr>
+        <w:t>Royalties</w:t>
+      </w:r>
+      <w:r>
+        <w:rPr>
+          <w:rFonts w:ascii="Arial" w:eastAsia="微軟正黑體" w:hAnsi="Arial" w:cs="Arial"/>
+          <w:color w:val="000000" w:themeColor="text1"/>
+        </w:rPr>
+        <w:t xml:space="preserve"> in the </w:t>
+      </w:r>
+      <w:r>
+        <w:rPr>
+          <w:rFonts w:ascii="Arial" w:eastAsia="新細明體" w:hAnsi="Arial" w:cs="Arial"/>
+          <w:kern w:val="0"/>
+          <w:szCs w:val="24"/>
+        </w:rPr>
+        <w:t xml:space="preserve">{{ </w:t>
       </w:r>
       <w:r>
         <w:rPr>
@@ -649,7 +1549,7 @@
           <w:kern w:val="0"/>
           <w:szCs w:val="24"/>
         </w:rPr>
-        <w:t>en</w:t>
+        <w:t>this_quarter_en</w:t>
       </w:r>
       <w:r>
         <w:rPr>
@@ -664,77 +1564,91 @@
           <w:rFonts w:ascii="Arial" w:eastAsia="微軟正黑體" w:hAnsi="Arial" w:cs="Arial"/>
           <w:color w:val="000000" w:themeColor="text1"/>
         </w:rPr>
-        <w:t xml:space="preserve"> revenue was </w:t>
-      </w:r>
-      <w:r>
-        <w:rPr>
-          <w:rFonts w:ascii="Arial" w:eastAsia="微軟正黑體" w:hAnsi="Arial" w:cs="Arial"/>
-          <w:color w:val="000000" w:themeColor="text1"/>
-        </w:rPr>
-        <w:t>{{ financial_results.revenue }}</w:t>
-      </w:r>
-      <w:r>
-        <w:rPr>
-          <w:rFonts w:ascii="Arial" w:eastAsia="微軟正黑體" w:hAnsi="Arial" w:cs="Arial"/>
-          <w:color w:val="000000" w:themeColor="text1"/>
-        </w:rPr>
-        <w:t xml:space="preserve"> NT dollars (NT$ </w:t>
-      </w:r>
-      <w:r>
-        <w:rPr>
-          <w:rFonts w:ascii="Arial" w:eastAsia="微軟正黑體" w:hAnsi="Arial" w:cs="Arial"/>
-          <w:color w:val="000000" w:themeColor="text1"/>
-        </w:rPr>
-        <w:t>{{ financial_results.revenue</w:t>
-      </w:r>
-      <w:r>
-        <w:rPr>
-          <w:rFonts w:ascii="Arial" w:eastAsia="微軟正黑體" w:hAnsi="Arial" w:cs="Arial" w:hint="eastAsia"/>
-          <w:color w:val="000000" w:themeColor="text1"/>
-        </w:rPr>
-        <w:t>_abbv</w:t>
-      </w:r>
-      <w:r>
-        <w:rPr>
-          <w:rFonts w:ascii="Arial" w:eastAsia="微軟正黑體" w:hAnsi="Arial" w:cs="Arial"/>
-          <w:color w:val="000000" w:themeColor="text1"/>
-        </w:rPr>
-        <w:t xml:space="preserve"> }</w:t>
-      </w:r>
-      <w:r>
-        <w:rPr>
-          <w:rFonts w:ascii="Arial" w:eastAsia="微軟正黑體" w:hAnsi="Arial" w:cs="Arial"/>
-          <w:color w:val="000000" w:themeColor="text1"/>
-        </w:rPr>
-        <w:t>}</w:t>
-      </w:r>
-      <w:r>
-        <w:rPr>
-          <w:rFonts w:ascii="Arial" w:eastAsia="微軟正黑體" w:hAnsi="Arial" w:cs="Arial"/>
-          <w:color w:val="000000" w:themeColor="text1"/>
-        </w:rPr>
-        <w:t xml:space="preserve">), </w:t>
-      </w:r>
-      <w:r>
-        <w:rPr>
-          <w:rFonts w:ascii="Arial" w:eastAsia="微軟正黑體" w:hAnsi="Arial" w:cs="Arial"/>
-          <w:color w:val="000000" w:themeColor="text1"/>
-        </w:rPr>
-        <w:t>{{ financial_results.revenue_qoq }}</w:t>
-      </w:r>
-      <w:r>
-        <w:rPr>
-          <w:rFonts w:ascii="Arial" w:eastAsia="微軟正黑體" w:hAnsi="Arial" w:cs="Arial" w:hint="eastAsia"/>
-          <w:color w:val="000000" w:themeColor="text1"/>
-        </w:rPr>
-        <w:t>%</w:t>
-      </w:r>
-      <w:r>
-        <w:rPr>
-          <w:rFonts w:ascii="Arial" w:eastAsia="微軟正黑體" w:hAnsi="Arial" w:cs="Arial"/>
-          <w:color w:val="000000" w:themeColor="text1"/>
-        </w:rPr>
-        <w:t xml:space="preserve"> sequentially</w:t>
+        <w:t xml:space="preserve"> contributed </w:t>
+      </w:r>
+      <w:r>
+        <w:rPr>
+          <w:rFonts w:ascii="Arial" w:eastAsia="微軟正黑體" w:hAnsi="Arial" w:cs="Arial"/>
+          <w:color w:val="000000" w:themeColor="text1"/>
+        </w:rPr>
+        <w:t>{{ revenue_streams.royalt</w:t>
+      </w:r>
+      <w:r>
+        <w:rPr>
+          <w:rFonts w:ascii="Arial" w:eastAsia="微軟正黑體" w:hAnsi="Arial" w:cs="Arial" w:hint="eastAsia"/>
+          <w:color w:val="000000" w:themeColor="text1"/>
+        </w:rPr>
+        <w:t>y</w:t>
+      </w:r>
+      <w:r>
+        <w:rPr>
+          <w:rFonts w:ascii="Arial" w:eastAsia="微軟正黑體" w:hAnsi="Arial" w:cs="Arial"/>
+          <w:color w:val="000000" w:themeColor="text1"/>
+        </w:rPr>
+        <w:t xml:space="preserve"> }}</w:t>
+      </w:r>
+      <w:r>
+        <w:rPr>
+          <w:rFonts w:ascii="Arial" w:eastAsia="微軟正黑體" w:hAnsi="Arial" w:cs="Arial"/>
+          <w:color w:val="000000" w:themeColor="text1"/>
+        </w:rPr>
+        <w:t xml:space="preserve">% of the total revenue, </w:t>
+      </w:r>
+      <w:r>
+        <w:rPr>
+          <w:rFonts w:ascii="Arial" w:eastAsia="微軟正黑體" w:hAnsi="Arial" w:cs="Arial"/>
+          <w:color w:val="000000" w:themeColor="text1"/>
+        </w:rPr>
+        <w:t>{{ revenue_streams.royalt</w:t>
+      </w:r>
+      <w:r>
+        <w:rPr>
+          <w:rFonts w:ascii="Arial" w:eastAsia="微軟正黑體" w:hAnsi="Arial" w:cs="Arial" w:hint="eastAsia"/>
+          <w:color w:val="000000" w:themeColor="text1"/>
+        </w:rPr>
+        <w:t>y</w:t>
+      </w:r>
+      <w:r>
+        <w:rPr>
+          <w:rFonts w:ascii="Arial" w:eastAsia="微軟正黑體" w:hAnsi="Arial" w:cs="Arial"/>
+          <w:color w:val="000000" w:themeColor="text1"/>
+        </w:rPr>
+        <w:t>_qoq }}</w:t>
+      </w:r>
+      <w:r>
+        <w:rPr>
+          <w:rFonts w:ascii="Arial" w:eastAsia="微軟正黑體" w:hAnsi="Arial" w:cs="Arial"/>
+          <w:color w:val="000000" w:themeColor="text1"/>
+        </w:rPr>
+        <w:t xml:space="preserve">% sequentially </w:t>
+      </w:r>
+      <w:r>
+        <w:rPr>
+          <w:rFonts w:ascii="Arial" w:eastAsia="微軟正黑體" w:hAnsi="Arial" w:cs="Arial"/>
+          <w:color w:val="000000" w:themeColor="text1"/>
+        </w:rPr>
+        <w:t>{{ revenue_streams.royalt</w:t>
+      </w:r>
+      <w:r>
+        <w:rPr>
+          <w:rFonts w:ascii="Arial" w:eastAsia="微軟正黑體" w:hAnsi="Arial" w:cs="Arial" w:hint="eastAsia"/>
+          <w:color w:val="000000" w:themeColor="text1"/>
+        </w:rPr>
+        <w:t>y</w:t>
+      </w:r>
+      <w:r>
+        <w:rPr>
+          <w:rFonts w:ascii="Arial" w:eastAsia="微軟正黑體" w:hAnsi="Arial" w:cs="Arial"/>
+          <w:color w:val="000000" w:themeColor="text1"/>
+        </w:rPr>
+        <w:t>_yoy }}</w:t>
+      </w:r>
+      <w:r>
+        <w:rPr>
+          <w:rFonts w:ascii="Arial" w:eastAsia="微軟正黑體" w:hAnsi="Arial" w:cs="Arial"/>
+          <w:color w:val="000000" w:themeColor="text1"/>
+        </w:rPr>
+        <w:t>% year-over-year.</w:t>
       </w:r>
       <w:r>
         <w:rPr>
@@ -748,109 +1662,35 @@
           <w:rFonts w:ascii="Arial" w:eastAsia="微軟正黑體" w:hAnsi="Arial" w:cs="Arial"/>
           <w:color w:val="000000" w:themeColor="text1"/>
         </w:rPr>
-        <w:t>{{ financial_results.revenue_yoy }}</w:t>
-      </w:r>
-      <w:r>
-        <w:rPr>
-          <w:rFonts w:ascii="Arial" w:eastAsia="微軟正黑體" w:hAnsi="Arial" w:cs="Arial" w:hint="eastAsia"/>
-          <w:color w:val="000000" w:themeColor="text1"/>
-        </w:rPr>
-        <w:t>%</w:t>
-      </w:r>
-      <w:r>
-        <w:rPr>
-          <w:rFonts w:ascii="Arial" w:eastAsia="微軟正黑體" w:hAnsi="Arial" w:cs="Arial"/>
-          <w:color w:val="000000" w:themeColor="text1"/>
-        </w:rPr>
-        <w:t xml:space="preserve"> year-over-year.</w:t>
-      </w:r>
-      <w:r>
-        <w:rPr>
-          <w:rFonts w:ascii="Arial" w:eastAsia="微軟正黑體" w:hAnsi="Arial" w:cs="Arial" w:hint="eastAsia"/>
-          <w:color w:val="000000" w:themeColor="text1"/>
-        </w:rPr>
-        <w:t xml:space="preserve"> </w:t>
-      </w:r>
-    </w:p>
-    <w:p>
-      <w:pPr>
-        <w:jc w:val="both"/>
-        <w:rPr>
-          <w:rFonts w:ascii="Arial" w:eastAsia="微軟正黑體" w:hAnsi="Arial" w:cs="Arial"/>
-          <w:color w:val="000000" w:themeColor="text1"/>
-        </w:rPr>
-      </w:pPr>
-    </w:p>
-    <w:p>
-      <w:pPr>
-        <w:jc w:val="both"/>
-        <w:rPr>
-          <w:rFonts w:ascii="Arial" w:eastAsia="微軟正黑體" w:hAnsi="Arial" w:cs="Arial"/>
-          <w:color w:val="000000" w:themeColor="text1"/>
-        </w:rPr>
-      </w:pPr>
-      <w:r>
-        <w:rPr>
-          <w:rFonts w:ascii="Arial" w:eastAsia="微軟正黑體" w:hAnsi="Arial" w:cs="Arial"/>
-          <w:color w:val="000000" w:themeColor="text1"/>
-        </w:rPr>
-        <w:t xml:space="preserve">Operating expenses were </w:t>
-      </w:r>
-      <w:r>
-        <w:rPr>
-          <w:rFonts w:ascii="Arial" w:eastAsia="微軟正黑體" w:hAnsi="Arial" w:cs="Arial"/>
-          <w:color w:val="000000" w:themeColor="text1"/>
-        </w:rPr>
-        <w:t>{{ financial_results.</w:t>
-      </w:r>
-      <w:r>
-        <w:rPr>
-          <w:rFonts w:ascii="Arial" w:eastAsia="微軟正黑體" w:hAnsi="Arial" w:cs="Arial"/>
-          <w:color w:val="000000" w:themeColor="text1"/>
-        </w:rPr>
-        <w:t>operating_</w:t>
-      </w:r>
-      <w:r>
-        <w:rPr>
-          <w:rFonts w:ascii="Arial" w:eastAsia="微軟正黑體" w:hAnsi="Arial" w:cs="Arial"/>
-          <w:color w:val="000000" w:themeColor="text1"/>
-        </w:rPr>
-        <w:t>expenses }}</w:t>
-      </w:r>
-      <w:r>
-        <w:rPr>
-          <w:rFonts w:ascii="Arial" w:eastAsia="微軟正黑體" w:hAnsi="Arial" w:cs="Arial"/>
-          <w:color w:val="000000" w:themeColor="text1"/>
-        </w:rPr>
-        <w:t xml:space="preserve"> NT dollars (NT$ </w:t>
-      </w:r>
-      <w:r>
-        <w:rPr>
-          <w:rFonts w:ascii="Arial" w:eastAsia="微軟正黑體" w:hAnsi="Arial" w:cs="Arial"/>
-          <w:color w:val="000000" w:themeColor="text1"/>
-        </w:rPr>
-        <w:t>{{ financial_results.</w:t>
-      </w:r>
-      <w:r>
-        <w:rPr>
-          <w:rFonts w:ascii="Arial" w:eastAsia="微軟正黑體" w:hAnsi="Arial" w:cs="Arial"/>
-          <w:color w:val="000000" w:themeColor="text1"/>
-        </w:rPr>
-        <w:t>operating_</w:t>
-      </w:r>
-      <w:r>
-        <w:rPr>
-          <w:rFonts w:ascii="Arial" w:eastAsia="微軟正黑體" w:hAnsi="Arial" w:cs="Arial"/>
-          <w:color w:val="000000" w:themeColor="text1"/>
-        </w:rPr>
-        <w:t>expenses</w:t>
-      </w:r>
-      <w:r>
-        <w:rPr>
-          <w:rFonts w:ascii="Arial" w:eastAsia="微軟正黑體" w:hAnsi="Arial" w:cs="Arial" w:hint="eastAsia"/>
-          <w:color w:val="000000" w:themeColor="text1"/>
-        </w:rPr>
-        <w:t>_abbv</w:t>
+        <w:t xml:space="preserve">In U.S. dollar terms, this represents </w:t>
+      </w:r>
+      <w:r>
+        <w:rPr>
+          <w:rFonts w:ascii="Arial" w:eastAsia="微軟正黑體" w:hAnsi="Arial" w:cs="Arial"/>
+          <w:color w:val="000000" w:themeColor="text1"/>
+        </w:rPr>
+        <w:t>{{ revenue_streams.</w:t>
+      </w:r>
+      <w:r>
+        <w:rPr>
+          <w:rFonts w:ascii="Arial" w:eastAsia="微軟正黑體" w:hAnsi="Arial" w:cs="Arial" w:hint="eastAsia"/>
+          <w:color w:val="000000" w:themeColor="text1"/>
+        </w:rPr>
+        <w:t>royalty</w:t>
+      </w:r>
+      <w:r>
+        <w:rPr>
+          <w:rFonts w:ascii="Arial" w:eastAsia="微軟正黑體" w:hAnsi="Arial" w:cs="Arial"/>
+          <w:color w:val="000000" w:themeColor="text1"/>
+        </w:rPr>
+        <w:t>_qoq</w:t>
+      </w:r>
+      <w:r>
+        <w:rPr>
+          <w:rFonts w:ascii="Arial" w:eastAsia="微軟正黑體" w:hAnsi="Arial" w:cs="Arial" w:hint="eastAsia"/>
+          <w:color w:val="000000" w:themeColor="text1"/>
+        </w:rPr>
+        <w:t>_us</w:t>
       </w:r>
       <w:r>
         <w:rPr>
@@ -864,131 +1704,49 @@
           <w:rFonts w:ascii="Arial" w:eastAsia="微軟正黑體" w:hAnsi="Arial" w:cs="Arial"/>
           <w:color w:val="000000" w:themeColor="text1"/>
         </w:rPr>
-        <w:t xml:space="preserve">), </w:t>
-      </w:r>
-      <w:r>
-        <w:rPr>
-          <w:rFonts w:ascii="Arial" w:eastAsia="微軟正黑體" w:hAnsi="Arial" w:cs="Arial"/>
-          <w:color w:val="000000" w:themeColor="text1"/>
-        </w:rPr>
-        <w:t>{{ financial_results.</w:t>
-      </w:r>
-      <w:r>
-        <w:rPr>
-          <w:rFonts w:ascii="Arial" w:eastAsia="微軟正黑體" w:hAnsi="Arial" w:cs="Arial"/>
-          <w:color w:val="000000" w:themeColor="text1"/>
-        </w:rPr>
-        <w:t>operating_</w:t>
-      </w:r>
-      <w:r>
-        <w:rPr>
-          <w:rFonts w:ascii="Arial" w:eastAsia="微軟正黑體" w:hAnsi="Arial" w:cs="Arial"/>
-          <w:color w:val="000000" w:themeColor="text1"/>
-        </w:rPr>
-        <w:t>expenses_qoq }}</w:t>
-      </w:r>
-      <w:r>
-        <w:rPr>
-          <w:rFonts w:ascii="Arial" w:eastAsia="微軟正黑體" w:hAnsi="Arial" w:cs="Arial" w:hint="eastAsia"/>
-          <w:color w:val="000000" w:themeColor="text1"/>
-        </w:rPr>
-        <w:t>%</w:t>
-      </w:r>
-      <w:r>
-        <w:rPr>
-          <w:rFonts w:ascii="Arial" w:eastAsia="微軟正黑體" w:hAnsi="Arial" w:cs="Arial"/>
-          <w:color w:val="000000" w:themeColor="text1"/>
-        </w:rPr>
-        <w:t xml:space="preserve"> sequentially </w:t>
-      </w:r>
-      <w:r>
-        <w:rPr>
-          <w:rFonts w:ascii="Arial" w:eastAsia="微軟正黑體" w:hAnsi="Arial" w:cs="Arial"/>
-          <w:color w:val="000000" w:themeColor="text1"/>
-        </w:rPr>
-        <w:t>{{ financial_results.</w:t>
-      </w:r>
-      <w:r>
-        <w:rPr>
-          <w:rFonts w:ascii="Arial" w:eastAsia="微軟正黑體" w:hAnsi="Arial" w:cs="Arial"/>
-          <w:color w:val="000000" w:themeColor="text1"/>
-        </w:rPr>
-        <w:t>operating_</w:t>
-      </w:r>
-      <w:r>
-        <w:rPr>
-          <w:rFonts w:ascii="Arial" w:eastAsia="微軟正黑體" w:hAnsi="Arial" w:cs="Arial"/>
-          <w:color w:val="000000" w:themeColor="text1"/>
-        </w:rPr>
-        <w:t>expenses_yoy }}</w:t>
-      </w:r>
-      <w:r>
-        <w:rPr>
-          <w:rFonts w:ascii="Arial" w:eastAsia="微軟正黑體" w:hAnsi="Arial" w:cs="Arial" w:hint="eastAsia"/>
-          <w:color w:val="000000" w:themeColor="text1"/>
-        </w:rPr>
-        <w:t>%</w:t>
-      </w:r>
-      <w:r>
-        <w:rPr>
-          <w:rFonts w:ascii="Arial" w:eastAsia="微軟正黑體" w:hAnsi="Arial" w:cs="Arial"/>
-          <w:color w:val="000000" w:themeColor="text1"/>
-        </w:rPr>
-        <w:t xml:space="preserve"> year-over-year.</w:t>
-      </w:r>
-    </w:p>
-    <w:p>
-      <w:pPr>
-        <w:jc w:val="both"/>
-        <w:rPr>
-          <w:rFonts w:ascii="Arial" w:eastAsia="微軟正黑體" w:hAnsi="Arial" w:cs="Arial"/>
-          <w:color w:val="000000" w:themeColor="text1"/>
-          <w:highlight w:val="yellow"/>
-        </w:rPr>
-      </w:pPr>
-    </w:p>
-    <w:p>
-      <w:pPr>
-        <w:jc w:val="both"/>
-        <w:rPr>
-          <w:rFonts w:ascii="Arial" w:eastAsia="微軟正黑體" w:hAnsi="Arial" w:cs="Arial"/>
-          <w:color w:val="000000" w:themeColor="text1"/>
-        </w:rPr>
-      </w:pPr>
-      <w:r>
-        <w:rPr>
-          <w:rFonts w:ascii="Arial" w:eastAsia="微軟正黑體" w:hAnsi="Arial" w:cs="Arial"/>
-          <w:color w:val="000000" w:themeColor="text1"/>
-        </w:rPr>
-        <w:t xml:space="preserve">Operating income was </w:t>
-      </w:r>
-      <w:r>
-        <w:rPr>
-          <w:rFonts w:ascii="Arial" w:eastAsia="微軟正黑體" w:hAnsi="Arial" w:cs="Arial"/>
-          <w:color w:val="000000" w:themeColor="text1"/>
-        </w:rPr>
-        <w:t>{{ financial_results.operating_income }}</w:t>
-      </w:r>
-      <w:r>
-        <w:rPr>
-          <w:rFonts w:ascii="Arial" w:eastAsia="微軟正黑體" w:hAnsi="Arial" w:cs="Arial"/>
-          <w:color w:val="000000" w:themeColor="text1"/>
-        </w:rPr>
-        <w:t xml:space="preserve"> NT dollars (NT$ </w:t>
-      </w:r>
-      <w:r>
-        <w:rPr>
-          <w:rFonts w:ascii="Arial" w:eastAsia="微軟正黑體" w:hAnsi="Arial" w:cs="Arial"/>
-          <w:color w:val="000000" w:themeColor="text1"/>
-        </w:rPr>
-        <w:t>{{ financial_results.operating_income</w:t>
-      </w:r>
-      <w:r>
-        <w:rPr>
-          <w:rFonts w:ascii="Arial" w:eastAsia="微軟正黑體" w:hAnsi="Arial" w:cs="Arial" w:hint="eastAsia"/>
-          <w:color w:val="000000" w:themeColor="text1"/>
-        </w:rPr>
-        <w:t>_abbv</w:t>
+        <w:t xml:space="preserve">% and </w:t>
+      </w:r>
+      <w:r>
+        <w:rPr>
+          <w:rFonts w:ascii="Arial" w:eastAsia="微軟正黑體" w:hAnsi="Arial" w:cs="Arial"/>
+          <w:color w:val="000000" w:themeColor="text1"/>
+        </w:rPr>
+        <w:t>{{ revenue_streams.</w:t>
+      </w:r>
+      <w:r>
+        <w:rPr>
+          <w:rFonts w:ascii="Arial" w:eastAsia="微軟正黑體" w:hAnsi="Arial" w:cs="Arial" w:hint="eastAsia"/>
+          <w:color w:val="000000" w:themeColor="text1"/>
+        </w:rPr>
+        <w:t>royalty</w:t>
+      </w:r>
+      <w:r>
+        <w:rPr>
+          <w:rFonts w:ascii="Arial" w:eastAsia="微軟正黑體" w:hAnsi="Arial" w:cs="Arial"/>
+          <w:color w:val="000000" w:themeColor="text1"/>
+        </w:rPr>
+        <w:t>_</w:t>
+      </w:r>
+      <w:r>
+        <w:rPr>
+          <w:rFonts w:ascii="Arial" w:eastAsia="微軟正黑體" w:hAnsi="Arial" w:cs="Arial" w:hint="eastAsia"/>
+          <w:color w:val="000000" w:themeColor="text1"/>
+        </w:rPr>
+        <w:t>y</w:t>
+      </w:r>
+      <w:r>
+        <w:rPr>
+          <w:rFonts w:ascii="Arial" w:eastAsia="微軟正黑體" w:hAnsi="Arial" w:cs="Arial"/>
+          <w:color w:val="000000" w:themeColor="text1"/>
+        </w:rPr>
+        <w:t>o</w:t>
+      </w:r>
+      <w:r>
+        <w:rPr>
+          <w:rFonts w:ascii="Arial" w:eastAsia="微軟正黑體" w:hAnsi="Arial" w:cs="Arial" w:hint="eastAsia"/>
+          <w:color w:val="000000" w:themeColor="text1"/>
+        </w:rPr>
+        <w:t>y_us</w:t>
       </w:r>
       <w:r>
         <w:rPr>
@@ -1002,348 +1760,7 @@
           <w:rFonts w:ascii="Arial" w:eastAsia="微軟正黑體" w:hAnsi="Arial" w:cs="Arial"/>
           <w:color w:val="000000" w:themeColor="text1"/>
         </w:rPr>
-        <w:t xml:space="preserve">), with </w:t>
-      </w:r>
-      <w:r>
-        <w:rPr>
-          <w:rFonts w:ascii="Arial" w:eastAsia="微軟正黑體" w:hAnsi="Arial" w:cs="Arial"/>
-          <w:color w:val="000000" w:themeColor="text1"/>
-        </w:rPr>
-        <w:t>{{ financial_results.operating_income_qoq }}</w:t>
-      </w:r>
-      <w:r>
-        <w:rPr>
-          <w:rFonts w:ascii="Arial" w:eastAsia="微軟正黑體" w:hAnsi="Arial" w:cs="Arial" w:hint="eastAsia"/>
-          <w:color w:val="000000" w:themeColor="text1"/>
-        </w:rPr>
-        <w:t>%</w:t>
-      </w:r>
-      <w:r>
-        <w:rPr>
-          <w:rFonts w:ascii="Arial" w:eastAsia="微軟正黑體" w:hAnsi="Arial" w:cs="Arial"/>
-          <w:color w:val="000000" w:themeColor="text1"/>
-        </w:rPr>
-        <w:t xml:space="preserve"> sequentially </w:t>
-      </w:r>
-      <w:r>
-        <w:rPr>
-          <w:rFonts w:ascii="Arial" w:eastAsia="微軟正黑體" w:hAnsi="Arial" w:cs="Arial"/>
-          <w:color w:val="000000" w:themeColor="text1"/>
-        </w:rPr>
-        <w:t>{{ financial_results.operating_income_yoy }}</w:t>
-      </w:r>
-      <w:r>
-        <w:rPr>
-          <w:rFonts w:ascii="Arial" w:eastAsia="微軟正黑體" w:hAnsi="Arial" w:cs="Arial" w:hint="eastAsia"/>
-          <w:color w:val="000000" w:themeColor="text1"/>
-        </w:rPr>
-        <w:t>%</w:t>
-      </w:r>
-      <w:r>
-        <w:rPr>
-          <w:rFonts w:ascii="Arial" w:eastAsia="微軟正黑體" w:hAnsi="Arial" w:cs="Arial"/>
-          <w:color w:val="000000" w:themeColor="text1"/>
-        </w:rPr>
-        <w:t xml:space="preserve"> year-over-year.</w:t>
-      </w:r>
-    </w:p>
-    <w:p>
-      <w:pPr>
-        <w:jc w:val="both"/>
-        <w:rPr>
-          <w:rFonts w:ascii="Arial" w:eastAsia="微軟正黑體" w:hAnsi="Arial" w:cs="Arial"/>
-          <w:color w:val="000000" w:themeColor="text1"/>
-          <w:highlight w:val="yellow"/>
-        </w:rPr>
-      </w:pPr>
-    </w:p>
-    <w:p>
-      <w:pPr>
-        <w:jc w:val="both"/>
-      </w:pPr>
-      <w:r>
-        <w:rPr>
-          <w:rFonts w:ascii="Arial" w:eastAsia="微軟正黑體" w:hAnsi="Arial" w:cs="Arial"/>
-          <w:color w:val="000000" w:themeColor="text1"/>
-        </w:rPr>
-        <w:t xml:space="preserve">Operating margin </w:t>
-      </w:r>
-      <w:r>
-        <w:rPr>
-          <w:rFonts w:ascii="Arial" w:eastAsia="微軟正黑體" w:hAnsi="Arial" w:cs="Arial"/>
-          <w:color w:val="000000" w:themeColor="text1"/>
-        </w:rPr>
-        <w:t>{{ financial_results.operating_margin</w:t>
-      </w:r>
-      <w:r>
-        <w:rPr>
-          <w:rFonts w:ascii="Arial" w:eastAsia="微軟正黑體" w:hAnsi="Arial" w:cs="Arial" w:hint="eastAsia"/>
-          <w:color w:val="000000" w:themeColor="text1"/>
-        </w:rPr>
-        <w:t>_qoq</w:t>
-      </w:r>
-      <w:r>
-        <w:rPr>
-          <w:rFonts w:ascii="Arial" w:eastAsia="微軟正黑體" w:hAnsi="Arial" w:cs="Arial"/>
-          <w:color w:val="000000" w:themeColor="text1"/>
-        </w:rPr>
-        <w:t xml:space="preserve"> }}</w:t>
-      </w:r>
-      <w:r>
-        <w:rPr>
-          <w:rFonts w:ascii="Arial" w:eastAsia="微軟正黑體" w:hAnsi="Arial" w:cs="Arial"/>
-          <w:color w:val="000000" w:themeColor="text1"/>
-        </w:rPr>
-        <w:t xml:space="preserve"> sequentially </w:t>
-      </w:r>
-      <w:r>
-        <w:rPr>
-          <w:rFonts w:ascii="Arial" w:eastAsia="微軟正黑體" w:hAnsi="Arial" w:cs="Arial"/>
-          <w:color w:val="000000" w:themeColor="text1"/>
-        </w:rPr>
-        <w:t>{{ financial_results.operating_margin</w:t>
-      </w:r>
-      <w:r>
-        <w:rPr>
-          <w:rFonts w:ascii="Arial" w:eastAsia="微軟正黑體" w:hAnsi="Arial" w:cs="Arial" w:hint="eastAsia"/>
-          <w:color w:val="000000" w:themeColor="text1"/>
-        </w:rPr>
-        <w:t>_yoy</w:t>
-      </w:r>
-      <w:r>
-        <w:rPr>
-          <w:rFonts w:ascii="Arial" w:eastAsia="微軟正黑體" w:hAnsi="Arial" w:cs="Arial"/>
-          <w:color w:val="000000" w:themeColor="text1"/>
-        </w:rPr>
-        <w:t xml:space="preserve"> }}</w:t>
-      </w:r>
-      <w:r>
-        <w:rPr>
-          <w:rFonts w:ascii="Arial" w:eastAsia="微軟正黑體" w:hAnsi="Arial" w:cs="Arial"/>
-          <w:color w:val="000000" w:themeColor="text1"/>
-        </w:rPr>
-        <w:t xml:space="preserve"> year-over-year to </w:t>
-      </w:r>
-      <w:r>
-        <w:rPr>
-          <w:rFonts w:ascii="Arial" w:eastAsia="微軟正黑體" w:hAnsi="Arial" w:cs="Arial"/>
-          <w:color w:val="000000" w:themeColor="text1"/>
-        </w:rPr>
-        <w:t>{{ financial_results.operating_margin }}</w:t>
-      </w:r>
-      <w:r>
-        <w:rPr>
-          <w:rFonts w:ascii="Arial" w:eastAsia="微軟正黑體" w:hAnsi="Arial" w:cs="Arial"/>
-          <w:color w:val="000000" w:themeColor="text1"/>
-        </w:rPr>
-        <w:t xml:space="preserve">%. Our net income, amounting to </w:t>
-      </w:r>
-      <w:r>
-        <w:rPr>
-          <w:rFonts w:ascii="Arial" w:eastAsia="微軟正黑體" w:hAnsi="Arial" w:cs="Arial"/>
-          <w:color w:val="000000" w:themeColor="text1"/>
-        </w:rPr>
-        <w:t>{{ financial_results.net_income }}</w:t>
-      </w:r>
-      <w:r>
-        <w:rPr>
-          <w:rFonts w:ascii="Arial" w:eastAsia="微軟正黑體" w:hAnsi="Arial" w:cs="Arial"/>
-          <w:color w:val="000000" w:themeColor="text1"/>
-        </w:rPr>
-        <w:t xml:space="preserve"> NT dollars (NT$</w:t>
-      </w:r>
-      <w:r>
-        <w:rPr>
-          <w:rFonts w:ascii="Arial" w:eastAsia="微軟正黑體" w:hAnsi="Arial" w:cs="Arial" w:hint="eastAsia"/>
-          <w:color w:val="000000" w:themeColor="text1"/>
-        </w:rPr>
-        <w:t xml:space="preserve"> </w:t>
-      </w:r>
-      <w:r>
-        <w:rPr>
-          <w:rFonts w:ascii="Arial" w:eastAsia="微軟正黑體" w:hAnsi="Arial" w:cs="Arial"/>
-          <w:color w:val="000000" w:themeColor="text1"/>
-        </w:rPr>
-        <w:t>{{ financial_results.net_income</w:t>
-      </w:r>
-      <w:r>
-        <w:rPr>
-          <w:rFonts w:ascii="Arial" w:eastAsia="微軟正黑體" w:hAnsi="Arial" w:cs="Arial" w:hint="eastAsia"/>
-          <w:color w:val="000000" w:themeColor="text1"/>
-        </w:rPr>
-        <w:t>_abbv</w:t>
-      </w:r>
-      <w:r>
-        <w:rPr>
-          <w:rFonts w:ascii="Arial" w:eastAsia="微軟正黑體" w:hAnsi="Arial" w:cs="Arial"/>
-          <w:color w:val="000000" w:themeColor="text1"/>
-        </w:rPr>
-        <w:t xml:space="preserve"> }}</w:t>
-      </w:r>
-      <w:r>
-        <w:rPr>
-          <w:rFonts w:ascii="Arial" w:eastAsia="微軟正黑體" w:hAnsi="Arial" w:cs="Arial"/>
-          <w:color w:val="000000" w:themeColor="text1"/>
-        </w:rPr>
-        <w:t xml:space="preserve">), experienced </w:t>
-      </w:r>
-      <w:r>
-        <w:rPr>
-          <w:rFonts w:ascii="Arial" w:eastAsia="微軟正黑體" w:hAnsi="Arial" w:cs="Arial"/>
-          <w:color w:val="000000" w:themeColor="text1"/>
-        </w:rPr>
-        <w:t>{{ financial_results.net_income_qoq }}</w:t>
-      </w:r>
-      <w:r>
-        <w:rPr>
-          <w:rFonts w:ascii="Arial" w:eastAsia="微軟正黑體" w:hAnsi="Arial" w:cs="Arial" w:hint="eastAsia"/>
-          <w:color w:val="000000" w:themeColor="text1"/>
-        </w:rPr>
-        <w:t>%</w:t>
-      </w:r>
-      <w:r>
-        <w:rPr>
-          <w:rFonts w:ascii="Arial" w:eastAsia="微軟正黑體" w:hAnsi="Arial" w:cs="Arial"/>
-          <w:color w:val="000000" w:themeColor="text1"/>
-        </w:rPr>
-        <w:t xml:space="preserve"> sequentially</w:t>
-      </w:r>
-      <w:r>
-        <w:rPr>
-          <w:rFonts w:ascii="Arial" w:eastAsia="微軟正黑體" w:hAnsi="Arial" w:cs="Arial" w:hint="eastAsia"/>
-          <w:color w:val="000000" w:themeColor="text1"/>
-        </w:rPr>
-        <w:t xml:space="preserve"> </w:t>
-      </w:r>
-      <w:r>
-        <w:rPr>
-          <w:rFonts w:ascii="Arial" w:eastAsia="微軟正黑體" w:hAnsi="Arial" w:cs="Arial"/>
-          <w:color w:val="000000" w:themeColor="text1"/>
-        </w:rPr>
-        <w:t>{{ financial_results.net_income_yoy }}%</w:t>
-      </w:r>
-      <w:r>
-        <w:rPr>
-          <w:rFonts w:ascii="Arial" w:eastAsia="微軟正黑體" w:hAnsi="Arial" w:cs="Arial"/>
-          <w:color w:val="000000" w:themeColor="text1"/>
-        </w:rPr>
-        <w:t xml:space="preserve"> year-over-year.</w:t>
-      </w:r>
-    </w:p>
-    <w:p>
-      <w:pPr>
-        <w:jc w:val="both"/>
-      </w:pPr>
-    </w:p>
-    <w:p>
-      <w:pPr>
-        <w:jc w:val="both"/>
-        <w:rPr>
-          <w:rFonts w:ascii="Arial" w:eastAsia="微軟正黑體" w:hAnsi="Arial" w:cs="Arial"/>
-          <w:color w:val="000000" w:themeColor="text1"/>
-        </w:rPr>
-      </w:pPr>
-      <w:r>
-        <w:rPr>
-          <w:rFonts w:ascii="Arial" w:eastAsia="微軟正黑體" w:hAnsi="Arial" w:cs="Arial"/>
-          <w:color w:val="000000" w:themeColor="text1"/>
-        </w:rPr>
-        <w:t>EPS for th</w:t>
-      </w:r>
-      <w:r>
-        <w:rPr>
-          <w:rFonts w:ascii="Arial" w:eastAsia="微軟正黑體" w:hAnsi="Arial" w:cs="Arial" w:hint="eastAsia"/>
-          <w:color w:val="000000" w:themeColor="text1"/>
-        </w:rPr>
-        <w:t>is</w:t>
-      </w:r>
-      <w:r>
-        <w:rPr>
-          <w:rFonts w:ascii="Arial" w:eastAsia="微軟正黑體" w:hAnsi="Arial" w:cs="Arial"/>
-          <w:color w:val="000000" w:themeColor="text1"/>
-        </w:rPr>
-        <w:t xml:space="preserve"> quarter was </w:t>
-      </w:r>
-      <w:r>
-        <w:rPr>
-          <w:rFonts w:ascii="Arial" w:eastAsia="微軟正黑體" w:hAnsi="Arial" w:cs="Arial"/>
-          <w:color w:val="000000" w:themeColor="text1"/>
-        </w:rPr>
-        <w:t>{{ financial_results.eps }}</w:t>
-      </w:r>
-      <w:r>
-        <w:rPr>
-          <w:rFonts w:ascii="Arial" w:eastAsia="微軟正黑體" w:hAnsi="Arial" w:cs="Arial"/>
-          <w:color w:val="000000" w:themeColor="text1"/>
-        </w:rPr>
-        <w:t xml:space="preserve"> NT dollars (NT$ </w:t>
-      </w:r>
-      <w:r>
-        <w:rPr>
-          <w:rFonts w:ascii="Arial" w:eastAsia="微軟正黑體" w:hAnsi="Arial" w:cs="Arial"/>
-          <w:color w:val="000000" w:themeColor="text1"/>
-        </w:rPr>
-        <w:t>{{ financial_results.eps }}</w:t>
-      </w:r>
-      <w:r>
-        <w:rPr>
-          <w:rFonts w:ascii="Arial" w:eastAsia="微軟正黑體" w:hAnsi="Arial" w:cs="Arial"/>
-          <w:color w:val="000000" w:themeColor="text1"/>
-        </w:rPr>
-        <w:t>).</w:t>
-      </w:r>
-    </w:p>
-    <w:bookmarkEnd w:id="3"/>
-    <w:p>
-      <w:pPr>
-        <w:jc w:val="both"/>
-        <w:rPr>
-          <w:rFonts w:ascii="Arial" w:eastAsia="微軟正黑體" w:hAnsi="Arial" w:cs="Arial"/>
-          <w:color w:val="000000" w:themeColor="text1"/>
-        </w:rPr>
-      </w:pPr>
-    </w:p>
-    <w:p>
-      <w:pPr>
-        <w:jc w:val="both"/>
-        <w:rPr>
-          <w:rFonts w:ascii="Arial" w:eastAsia="微軟正黑體" w:hAnsi="Arial" w:cs="Arial"/>
-          <w:color w:val="000000" w:themeColor="text1"/>
-          <w:u w:val="single"/>
-        </w:rPr>
-      </w:pPr>
-      <w:r>
-        <w:rPr>
-          <w:rFonts w:ascii="Arial" w:eastAsia="微軟正黑體" w:hAnsi="Arial" w:cs="Arial"/>
-          <w:color w:val="000000" w:themeColor="text1"/>
-          <w:u w:val="single"/>
-        </w:rPr>
-        <w:t>Revenue across Different Streams</w:t>
-      </w:r>
-    </w:p>
-    <w:p>
-      <w:pPr>
-        <w:jc w:val="both"/>
-        <w:rPr>
-          <w:rFonts w:ascii="Arial" w:eastAsia="微軟正黑體" w:hAnsi="Arial" w:cs="Arial"/>
-          <w:color w:val="000000" w:themeColor="text1"/>
-        </w:rPr>
-      </w:pPr>
-    </w:p>
-    <w:p>
-      <w:pPr>
-        <w:jc w:val="both"/>
-        <w:rPr>
-          <w:rFonts w:ascii="Arial" w:eastAsia="微軟正黑體" w:hAnsi="Arial" w:cs="Arial"/>
-          <w:color w:val="000000" w:themeColor="text1"/>
-        </w:rPr>
-      </w:pPr>
-      <w:r>
-        <w:rPr>
-          <w:rFonts w:ascii="Arial" w:eastAsia="微軟正黑體" w:hAnsi="Arial" w:cs="Arial"/>
-          <w:color w:val="000000" w:themeColor="text1"/>
-        </w:rPr>
-        <w:t>Next, let's move on to revenue contributions by licensing and royalty.</w:t>
+        <w:t>%.</w:t>
       </w:r>
     </w:p>
     <w:p>
@@ -1370,6 +1787,350 @@
           <w:bCs/>
           <w:color w:val="000000" w:themeColor="text1"/>
         </w:rPr>
+        <w:t xml:space="preserve">Revenue </w:t>
+      </w:r>
+      <w:r>
+        <w:rPr>
+          <w:rFonts w:ascii="Arial" w:eastAsia="微軟正黑體" w:hAnsi="Arial" w:cs="Arial"/>
+          <w:color w:val="000000" w:themeColor="text1"/>
+        </w:rPr>
+        <w:t xml:space="preserve">increased by </w:t>
+      </w:r>
+      <w:r>
+        <w:rPr>
+          <w:rFonts w:ascii="Arial" w:eastAsia="微軟正黑體" w:hAnsi="Arial" w:cs="Arial"/>
+          <w:color w:val="000000" w:themeColor="text1"/>
+        </w:rPr>
+        <w:t>{{ financial_results.revenue_qoq }}</w:t>
+      </w:r>
+      <w:r>
+        <w:rPr>
+          <w:rFonts w:ascii="Arial" w:eastAsia="微軟正黑體" w:hAnsi="Arial" w:cs="Arial"/>
+          <w:color w:val="000000" w:themeColor="text1"/>
+        </w:rPr>
+        <w:t xml:space="preserve">% quarter-over-quarter and </w:t>
+      </w:r>
+      <w:r>
+        <w:rPr>
+          <w:rFonts w:ascii="Arial" w:eastAsia="微軟正黑體" w:hAnsi="Arial" w:cs="Arial"/>
+          <w:color w:val="000000" w:themeColor="text1"/>
+        </w:rPr>
+        <w:t>{{ financial_results.revenue_</w:t>
+      </w:r>
+      <w:r>
+        <w:rPr>
+          <w:rFonts w:ascii="Arial" w:eastAsia="微軟正黑體" w:hAnsi="Arial" w:cs="Arial" w:hint="eastAsia"/>
+          <w:color w:val="000000" w:themeColor="text1"/>
+        </w:rPr>
+        <w:t>y</w:t>
+      </w:r>
+      <w:r>
+        <w:rPr>
+          <w:rFonts w:ascii="Arial" w:eastAsia="微軟正黑體" w:hAnsi="Arial" w:cs="Arial"/>
+          <w:color w:val="000000" w:themeColor="text1"/>
+        </w:rPr>
+        <w:t>o</w:t>
+      </w:r>
+      <w:r>
+        <w:rPr>
+          <w:rFonts w:ascii="Arial" w:eastAsia="微軟正黑體" w:hAnsi="Arial" w:cs="Arial" w:hint="eastAsia"/>
+          <w:color w:val="000000" w:themeColor="text1"/>
+        </w:rPr>
+        <w:t>y</w:t>
+      </w:r>
+      <w:r>
+        <w:rPr>
+          <w:rFonts w:ascii="Arial" w:eastAsia="微軟正黑體" w:hAnsi="Arial" w:cs="Arial"/>
+          <w:color w:val="000000" w:themeColor="text1"/>
+        </w:rPr>
+        <w:t xml:space="preserve"> }}</w:t>
+      </w:r>
+      <w:r>
+        <w:rPr>
+          <w:rFonts w:ascii="Arial" w:eastAsia="微軟正黑體" w:hAnsi="Arial" w:cs="Arial"/>
+          <w:color w:val="000000" w:themeColor="text1"/>
+        </w:rPr>
+        <w:t>% year-over-year.</w:t>
+      </w:r>
+      <w:r>
+        <w:rPr>
+          <w:rFonts w:ascii="Arial" w:eastAsia="微軟正黑體" w:hAnsi="Arial" w:cs="Arial" w:hint="eastAsia"/>
+          <w:color w:val="000000" w:themeColor="text1"/>
+        </w:rPr>
+        <w:t xml:space="preserve"> </w:t>
+      </w:r>
+      <w:r>
+        <w:rPr>
+          <w:rFonts w:ascii="Arial" w:eastAsia="微軟正黑體" w:hAnsi="Arial" w:cs="Arial"/>
+          <w:color w:val="000000" w:themeColor="text1"/>
+        </w:rPr>
+        <w:t xml:space="preserve">In U.S. dollar terms, this represents </w:t>
+      </w:r>
+      <w:r>
+        <w:rPr>
+          <w:rFonts w:ascii="Arial" w:eastAsia="微軟正黑體" w:hAnsi="Arial" w:cs="Arial"/>
+          <w:color w:val="000000" w:themeColor="text1"/>
+        </w:rPr>
+        <w:t>{{ revenue_streams.</w:t>
+      </w:r>
+      <w:r>
+        <w:rPr>
+          <w:rFonts w:ascii="Arial" w:eastAsia="微軟正黑體" w:hAnsi="Arial" w:cs="Arial" w:hint="eastAsia"/>
+          <w:color w:val="000000" w:themeColor="text1"/>
+        </w:rPr>
+        <w:t>total</w:t>
+      </w:r>
+      <w:r>
+        <w:rPr>
+          <w:rFonts w:ascii="Arial" w:eastAsia="微軟正黑體" w:hAnsi="Arial" w:cs="Arial"/>
+          <w:color w:val="000000" w:themeColor="text1"/>
+        </w:rPr>
+        <w:t>_qoq</w:t>
+      </w:r>
+      <w:r>
+        <w:rPr>
+          <w:rFonts w:ascii="Arial" w:eastAsia="微軟正黑體" w:hAnsi="Arial" w:cs="Arial" w:hint="eastAsia"/>
+          <w:color w:val="000000" w:themeColor="text1"/>
+        </w:rPr>
+        <w:t>_us</w:t>
+      </w:r>
+      <w:r>
+        <w:rPr>
+          <w:rFonts w:ascii="Arial" w:eastAsia="微軟正黑體" w:hAnsi="Arial" w:cs="Arial"/>
+          <w:color w:val="000000" w:themeColor="text1"/>
+        </w:rPr>
+        <w:t xml:space="preserve"> }}</w:t>
+      </w:r>
+      <w:r>
+        <w:rPr>
+          <w:rFonts w:ascii="Arial" w:eastAsia="微軟正黑體" w:hAnsi="Arial" w:cs="Arial"/>
+          <w:color w:val="000000" w:themeColor="text1"/>
+        </w:rPr>
+        <w:t xml:space="preserve">% and </w:t>
+      </w:r>
+      <w:r>
+        <w:rPr>
+          <w:rFonts w:ascii="Arial" w:eastAsia="微軟正黑體" w:hAnsi="Arial" w:cs="Arial"/>
+          <w:color w:val="000000" w:themeColor="text1"/>
+        </w:rPr>
+        <w:t>{{ revenue_streams.</w:t>
+      </w:r>
+      <w:r>
+        <w:rPr>
+          <w:rFonts w:ascii="Arial" w:eastAsia="微軟正黑體" w:hAnsi="Arial" w:cs="Arial" w:hint="eastAsia"/>
+          <w:color w:val="000000" w:themeColor="text1"/>
+        </w:rPr>
+        <w:t>total</w:t>
+      </w:r>
+      <w:r>
+        <w:rPr>
+          <w:rFonts w:ascii="Arial" w:eastAsia="微軟正黑體" w:hAnsi="Arial" w:cs="Arial"/>
+          <w:color w:val="000000" w:themeColor="text1"/>
+        </w:rPr>
+        <w:t>_</w:t>
+      </w:r>
+      <w:r>
+        <w:rPr>
+          <w:rFonts w:ascii="Arial" w:eastAsia="微軟正黑體" w:hAnsi="Arial" w:cs="Arial" w:hint="eastAsia"/>
+          <w:color w:val="000000" w:themeColor="text1"/>
+        </w:rPr>
+        <w:t>y</w:t>
+      </w:r>
+      <w:r>
+        <w:rPr>
+          <w:rFonts w:ascii="Arial" w:eastAsia="微軟正黑體" w:hAnsi="Arial" w:cs="Arial"/>
+          <w:color w:val="000000" w:themeColor="text1"/>
+        </w:rPr>
+        <w:t>o</w:t>
+      </w:r>
+      <w:r>
+        <w:rPr>
+          <w:rFonts w:ascii="Arial" w:eastAsia="微軟正黑體" w:hAnsi="Arial" w:cs="Arial" w:hint="eastAsia"/>
+          <w:color w:val="000000" w:themeColor="text1"/>
+        </w:rPr>
+        <w:t>y_us</w:t>
+      </w:r>
+      <w:r>
+        <w:rPr>
+          <w:rFonts w:ascii="Arial" w:eastAsia="微軟正黑體" w:hAnsi="Arial" w:cs="Arial"/>
+          <w:color w:val="000000" w:themeColor="text1"/>
+        </w:rPr>
+        <w:t xml:space="preserve"> }}</w:t>
+      </w:r>
+      <w:r>
+        <w:rPr>
+          <w:rFonts w:ascii="Arial" w:eastAsia="微軟正黑體" w:hAnsi="Arial" w:cs="Arial"/>
+          <w:color w:val="000000" w:themeColor="text1"/>
+        </w:rPr>
+        <w:t>%.</w:t>
+      </w:r>
+    </w:p>
+    <w:p>
+      <w:pPr>
+        <w:jc w:val="both"/>
+        <w:rPr>
+          <w:rFonts w:ascii="Arial" w:eastAsia="微軟正黑體" w:hAnsi="Arial" w:cs="Arial"/>
+          <w:color w:val="000000" w:themeColor="text1"/>
+        </w:rPr>
+      </w:pPr>
+    </w:p>
+    <w:p>
+      <w:pPr>
+        <w:jc w:val="both"/>
+        <w:rPr>
+          <w:rFonts w:ascii="Arial" w:eastAsia="微軟正黑體" w:hAnsi="Arial" w:cs="Arial"/>
+          <w:color w:val="000000" w:themeColor="text1"/>
+        </w:rPr>
+      </w:pPr>
+    </w:p>
+    <w:p>
+      <w:pPr>
+        <w:pStyle w:val="11"/>
+        <w:adjustRightInd w:val="0"/>
+        <w:snapToGrid w:val="0"/>
+        <w:ind w:left="0"/>
+        <w:jc w:val="both"/>
+        <w:rPr>
+          <w:rFonts w:eastAsia="新細明體" w:cs="Arial"/>
+          <w:b w:val="0"/>
+          <w:bCs w:val="0"/>
+          <w:kern w:val="2"/>
+          <w:lang w:eastAsia="zh-TW"/>
+        </w:rPr>
+      </w:pPr>
+      <w:r>
+        <w:rPr>
+          <w:rFonts w:eastAsia="新細明體" w:cs="Arial"/>
+          <w:b w:val="0"/>
+          <w:bCs w:val="0"/>
+          <w:kern w:val="2"/>
+          <w:lang w:eastAsia="zh-TW"/>
+        </w:rPr>
+        <w:t xml:space="preserve">{% if </w:t>
+      </w:r>
+      <w:r>
+        <w:rPr>
+          <w:rFonts w:eastAsia="新細明體" w:cs="Arial"/>
+          <w:b w:val="0"/>
+          <w:bCs w:val="0"/>
+          <w:kern w:val="2"/>
+          <w:lang w:eastAsia="zh-TW"/>
+        </w:rPr>
+        <w:t>this_quarter</w:t>
+      </w:r>
+      <w:r>
+        <w:rPr>
+          <w:rFonts w:eastAsia="新細明體" w:cs="Arial" w:hint="eastAsia"/>
+          <w:b w:val="0"/>
+          <w:bCs w:val="0"/>
+          <w:kern w:val="2"/>
+          <w:lang w:eastAsia="zh-TW"/>
+        </w:rPr>
+        <w:t xml:space="preserve"> </w:t>
+      </w:r>
+      <w:r>
+        <w:rPr>
+          <w:rFonts w:eastAsia="新細明體" w:cs="Arial" w:hint="eastAsia"/>
+          <w:b w:val="0"/>
+          <w:bCs w:val="0"/>
+          <w:kern w:val="2"/>
+          <w:lang w:eastAsia="zh-TW"/>
+        </w:rPr>
+        <w:t>!</w:t>
+      </w:r>
+      <w:r>
+        <w:rPr>
+          <w:rFonts w:eastAsia="新細明體" w:cs="Arial"/>
+          <w:b w:val="0"/>
+          <w:bCs w:val="0"/>
+          <w:kern w:val="2"/>
+          <w:lang w:eastAsia="zh-TW"/>
+        </w:rPr>
+        <w:t>= "Q1" %}</w:t>
+      </w:r>
+    </w:p>
+    <w:p>
+      <w:pPr>
+        <w:jc w:val="both"/>
+        <w:rPr>
+          <w:rFonts w:ascii="Arial" w:eastAsia="微軟正黑體" w:hAnsi="Arial" w:cs="Arial"/>
+          <w:color w:val="000000" w:themeColor="text1"/>
+        </w:rPr>
+      </w:pPr>
+      <w:r>
+        <w:rPr>
+          <w:rFonts w:ascii="Arial" w:eastAsia="微軟正黑體" w:hAnsi="Arial" w:cs="Arial"/>
+          <w:color w:val="000000" w:themeColor="text1"/>
+        </w:rPr>
+        <w:t xml:space="preserve">For the </w:t>
+      </w:r>
+      <w:r>
+        <w:rPr>
+          <w:rFonts w:ascii="Arial" w:eastAsia="微軟正黑體" w:hAnsi="Arial" w:cs="Arial"/>
+          <w:color w:val="000000" w:themeColor="text1"/>
+        </w:rPr>
+        <w:t xml:space="preserve">{{ </w:t>
+      </w:r>
+      <w:r>
+        <w:rPr>
+          <w:rFonts w:ascii="Arial" w:eastAsia="微軟正黑體" w:hAnsi="Arial" w:cs="Arial" w:hint="eastAsia"/>
+          <w:color w:val="000000" w:themeColor="text1"/>
+        </w:rPr>
+        <w:t>ytd</w:t>
+      </w:r>
+      <w:r>
+        <w:rPr>
+          <w:rFonts w:ascii="Arial" w:eastAsia="微軟正黑體" w:hAnsi="Arial" w:cs="Arial"/>
+          <w:color w:val="000000" w:themeColor="text1"/>
+        </w:rPr>
+        <w:t xml:space="preserve"> }}</w:t>
+      </w:r>
+      <w:r>
+        <w:rPr>
+          <w:rFonts w:ascii="Arial" w:eastAsia="微軟正黑體" w:hAnsi="Arial" w:cs="Arial"/>
+          <w:color w:val="000000" w:themeColor="text1"/>
+        </w:rPr>
+        <w:t xml:space="preserve"> of </w:t>
+      </w:r>
+      <w:r>
+        <w:rPr>
+          <w:rFonts w:ascii="Arial" w:eastAsia="微軟正黑體" w:hAnsi="Arial" w:cs="Arial" w:hint="eastAsia"/>
+          <w:color w:val="000000" w:themeColor="text1"/>
+        </w:rPr>
+        <w:t>{{ this_year }}</w:t>
+      </w:r>
+      <w:r>
+        <w:rPr>
+          <w:rFonts w:ascii="Arial" w:eastAsia="微軟正黑體" w:hAnsi="Arial" w:cs="Arial"/>
+          <w:color w:val="000000" w:themeColor="text1"/>
+        </w:rPr>
+        <w:t>, the licensing and royalty revenues are as follows:</w:t>
+      </w:r>
+    </w:p>
+    <w:p>
+      <w:pPr>
+        <w:jc w:val="both"/>
+        <w:rPr>
+          <w:rFonts w:ascii="Arial" w:eastAsia="微軟正黑體" w:hAnsi="Arial" w:cs="Arial"/>
+          <w:color w:val="000000" w:themeColor="text1"/>
+        </w:rPr>
+      </w:pPr>
+    </w:p>
+    <w:p>
+      <w:pPr>
+        <w:jc w:val="both"/>
+        <w:rPr>
+          <w:rFonts w:ascii="Arial" w:eastAsia="微軟正黑體" w:hAnsi="Arial" w:cs="Arial"/>
+          <w:color w:val="000000" w:themeColor="text1"/>
+        </w:rPr>
+      </w:pPr>
+      <w:r>
+        <w:rPr>
+          <w:rFonts w:ascii="Arial" w:eastAsia="微軟正黑體" w:hAnsi="Arial" w:cs="Arial"/>
+          <w:b/>
+          <w:bCs/>
+          <w:color w:val="000000" w:themeColor="text1"/>
+        </w:rPr>
         <w:t>Licensing</w:t>
       </w:r>
       <w:r>
@@ -1378,6 +2139,621 @@
           <w:color w:val="000000" w:themeColor="text1"/>
         </w:rPr>
         <w:t xml:space="preserve"> in the </w:t>
+      </w:r>
+      <w:r>
+        <w:rPr>
+          <w:rFonts w:ascii="Arial" w:eastAsia="微軟正黑體" w:hAnsi="Arial" w:cs="Arial"/>
+          <w:color w:val="000000" w:themeColor="text1"/>
+        </w:rPr>
+        <w:t xml:space="preserve">{{ </w:t>
+      </w:r>
+      <w:r>
+        <w:rPr>
+          <w:rFonts w:ascii="Arial" w:eastAsia="微軟正黑體" w:hAnsi="Arial" w:cs="Arial" w:hint="eastAsia"/>
+          <w:color w:val="000000" w:themeColor="text1"/>
+        </w:rPr>
+        <w:t>ytd</w:t>
+      </w:r>
+      <w:r>
+        <w:rPr>
+          <w:rFonts w:ascii="Arial" w:eastAsia="微軟正黑體" w:hAnsi="Arial" w:cs="Arial"/>
+          <w:color w:val="000000" w:themeColor="text1"/>
+        </w:rPr>
+        <w:t xml:space="preserve"> }}</w:t>
+      </w:r>
+      <w:r>
+        <w:rPr>
+          <w:rFonts w:ascii="Arial" w:eastAsia="微軟正黑體" w:hAnsi="Arial" w:cs="Arial"/>
+          <w:color w:val="000000" w:themeColor="text1"/>
+        </w:rPr>
+        <w:t xml:space="preserve"> accounted for </w:t>
+      </w:r>
+      <w:r>
+        <w:rPr>
+          <w:rFonts w:ascii="Arial" w:eastAsia="微軟正黑體" w:hAnsi="Arial" w:cs="Arial"/>
+          <w:color w:val="000000" w:themeColor="text1"/>
+        </w:rPr>
+        <w:t>{{ revenue_streams.licensing</w:t>
+      </w:r>
+      <w:r>
+        <w:rPr>
+          <w:rFonts w:ascii="Arial" w:eastAsia="微軟正黑體" w:hAnsi="Arial" w:cs="Arial" w:hint="eastAsia"/>
+          <w:color w:val="000000" w:themeColor="text1"/>
+        </w:rPr>
+        <w:t>_ytd</w:t>
+      </w:r>
+      <w:r>
+        <w:rPr>
+          <w:rFonts w:ascii="Arial" w:eastAsia="微軟正黑體" w:hAnsi="Arial" w:cs="Arial"/>
+          <w:color w:val="000000" w:themeColor="text1"/>
+        </w:rPr>
+        <w:t xml:space="preserve"> }}</w:t>
+      </w:r>
+      <w:r>
+        <w:rPr>
+          <w:rFonts w:ascii="Arial" w:eastAsia="微軟正黑體" w:hAnsi="Arial" w:cs="Arial"/>
+          <w:color w:val="000000" w:themeColor="text1"/>
+        </w:rPr>
+        <w:t xml:space="preserve">% of the total revenue, </w:t>
+      </w:r>
+      <w:r>
+        <w:rPr>
+          <w:rFonts w:ascii="Arial" w:eastAsia="微軟正黑體" w:hAnsi="Arial" w:cs="Arial"/>
+          <w:color w:val="000000" w:themeColor="text1"/>
+        </w:rPr>
+        <w:t>{{ revenue_streams.licensing_yoy</w:t>
+      </w:r>
+      <w:r>
+        <w:rPr>
+          <w:rFonts w:ascii="Arial" w:eastAsia="微軟正黑體" w:hAnsi="Arial" w:cs="Arial" w:hint="eastAsia"/>
+          <w:color w:val="000000" w:themeColor="text1"/>
+        </w:rPr>
+        <w:t>_ytd</w:t>
+      </w:r>
+      <w:r>
+        <w:rPr>
+          <w:rFonts w:ascii="Arial" w:eastAsia="微軟正黑體" w:hAnsi="Arial" w:cs="Arial"/>
+          <w:color w:val="000000" w:themeColor="text1"/>
+        </w:rPr>
+        <w:t xml:space="preserve"> }}</w:t>
+      </w:r>
+      <w:r>
+        <w:rPr>
+          <w:rFonts w:ascii="Arial" w:eastAsia="微軟正黑體" w:hAnsi="Arial" w:cs="Arial"/>
+          <w:color w:val="000000" w:themeColor="text1"/>
+        </w:rPr>
+        <w:t xml:space="preserve">% year-over-year. </w:t>
+      </w:r>
+      <w:r>
+        <w:rPr>
+          <w:rFonts w:ascii="Arial" w:eastAsia="微軟正黑體" w:hAnsi="Arial" w:cs="Arial"/>
+          <w:color w:val="000000" w:themeColor="text1"/>
+        </w:rPr>
+        <w:t xml:space="preserve">In U.S. dollar terms, this represents </w:t>
+      </w:r>
+      <w:r>
+        <w:rPr>
+          <w:rFonts w:ascii="Arial" w:eastAsia="微軟正黑體" w:hAnsi="Arial" w:cs="Arial"/>
+          <w:color w:val="000000" w:themeColor="text1"/>
+        </w:rPr>
+        <w:t>{{ revenue_streams.</w:t>
+      </w:r>
+      <w:r>
+        <w:rPr>
+          <w:rFonts w:ascii="Arial" w:eastAsia="微軟正黑體" w:hAnsi="Arial" w:cs="Arial"/>
+          <w:color w:val="000000" w:themeColor="text1"/>
+        </w:rPr>
+        <w:t>licensing_yoy</w:t>
+      </w:r>
+      <w:r>
+        <w:rPr>
+          <w:rFonts w:ascii="Arial" w:eastAsia="微軟正黑體" w:hAnsi="Arial" w:cs="Arial" w:hint="eastAsia"/>
+          <w:color w:val="000000" w:themeColor="text1"/>
+        </w:rPr>
+        <w:t>_ytd</w:t>
+      </w:r>
+      <w:r>
+        <w:rPr>
+          <w:rFonts w:ascii="Arial" w:eastAsia="微軟正黑體" w:hAnsi="Arial" w:cs="Arial" w:hint="eastAsia"/>
+          <w:color w:val="000000" w:themeColor="text1"/>
+        </w:rPr>
+        <w:t>_us</w:t>
+      </w:r>
+      <w:r>
+        <w:rPr>
+          <w:rFonts w:ascii="Arial" w:eastAsia="微軟正黑體" w:hAnsi="Arial" w:cs="Arial"/>
+          <w:color w:val="000000" w:themeColor="text1"/>
+        </w:rPr>
+        <w:t xml:space="preserve"> }}</w:t>
+      </w:r>
+      <w:r>
+        <w:rPr>
+          <w:rFonts w:ascii="Arial" w:eastAsia="微軟正黑體" w:hAnsi="Arial" w:cs="Arial"/>
+          <w:color w:val="000000" w:themeColor="text1"/>
+        </w:rPr>
+        <w:t>%.</w:t>
+      </w:r>
+    </w:p>
+    <w:p>
+      <w:pPr>
+        <w:jc w:val="both"/>
+        <w:rPr>
+          <w:rFonts w:ascii="Arial" w:eastAsia="微軟正黑體" w:hAnsi="Arial" w:cs="Arial"/>
+          <w:color w:val="000000" w:themeColor="text1"/>
+        </w:rPr>
+      </w:pPr>
+    </w:p>
+    <w:p>
+      <w:pPr>
+        <w:jc w:val="both"/>
+        <w:rPr>
+          <w:rFonts w:ascii="Arial" w:eastAsia="微軟正黑體" w:hAnsi="Arial" w:cs="Arial"/>
+          <w:color w:val="000000" w:themeColor="text1"/>
+        </w:rPr>
+      </w:pPr>
+      <w:r>
+        <w:rPr>
+          <w:rFonts w:ascii="Arial" w:eastAsia="微軟正黑體" w:hAnsi="Arial" w:cs="Arial"/>
+          <w:b/>
+          <w:bCs/>
+          <w:color w:val="000000" w:themeColor="text1"/>
+        </w:rPr>
+        <w:t>Royalties</w:t>
+      </w:r>
+      <w:r>
+        <w:rPr>
+          <w:rFonts w:ascii="Arial" w:eastAsia="微軟正黑體" w:hAnsi="Arial" w:cs="Arial"/>
+          <w:color w:val="000000" w:themeColor="text1"/>
+        </w:rPr>
+        <w:t xml:space="preserve"> in the </w:t>
+      </w:r>
+      <w:r>
+        <w:rPr>
+          <w:rFonts w:ascii="Arial" w:eastAsia="微軟正黑體" w:hAnsi="Arial" w:cs="Arial"/>
+          <w:color w:val="000000" w:themeColor="text1"/>
+        </w:rPr>
+        <w:t xml:space="preserve">{{ </w:t>
+      </w:r>
+      <w:r>
+        <w:rPr>
+          <w:rFonts w:ascii="Arial" w:eastAsia="微軟正黑體" w:hAnsi="Arial" w:cs="Arial" w:hint="eastAsia"/>
+          <w:color w:val="000000" w:themeColor="text1"/>
+        </w:rPr>
+        <w:t>ytd</w:t>
+      </w:r>
+      <w:r>
+        <w:rPr>
+          <w:rFonts w:ascii="Arial" w:eastAsia="微軟正黑體" w:hAnsi="Arial" w:cs="Arial"/>
+          <w:color w:val="000000" w:themeColor="text1"/>
+        </w:rPr>
+        <w:t xml:space="preserve"> }}</w:t>
+      </w:r>
+      <w:r>
+        <w:rPr>
+          <w:rFonts w:ascii="Arial" w:eastAsia="微軟正黑體" w:hAnsi="Arial" w:cs="Arial"/>
+          <w:color w:val="000000" w:themeColor="text1"/>
+        </w:rPr>
+        <w:t xml:space="preserve"> contributed </w:t>
+      </w:r>
+      <w:r>
+        <w:rPr>
+          <w:rFonts w:ascii="Arial" w:eastAsia="微軟正黑體" w:hAnsi="Arial" w:cs="Arial"/>
+          <w:color w:val="000000" w:themeColor="text1"/>
+        </w:rPr>
+        <w:t>{{ revenue_streams.</w:t>
+      </w:r>
+      <w:r>
+        <w:rPr>
+          <w:rFonts w:ascii="Arial" w:eastAsia="微軟正黑體" w:hAnsi="Arial" w:cs="Arial" w:hint="eastAsia"/>
+          <w:color w:val="000000" w:themeColor="text1"/>
+        </w:rPr>
+        <w:t>royalty_ytd</w:t>
+      </w:r>
+      <w:r>
+        <w:rPr>
+          <w:rFonts w:ascii="Arial" w:eastAsia="微軟正黑體" w:hAnsi="Arial" w:cs="Arial"/>
+          <w:color w:val="000000" w:themeColor="text1"/>
+        </w:rPr>
+        <w:t xml:space="preserve"> }}</w:t>
+      </w:r>
+      <w:r>
+        <w:rPr>
+          <w:rFonts w:ascii="Arial" w:eastAsia="微軟正黑體" w:hAnsi="Arial" w:cs="Arial"/>
+          <w:color w:val="000000" w:themeColor="text1"/>
+        </w:rPr>
+        <w:t xml:space="preserve">% of the total revenue, </w:t>
+      </w:r>
+      <w:r>
+        <w:rPr>
+          <w:rFonts w:ascii="Arial" w:eastAsia="微軟正黑體" w:hAnsi="Arial" w:cs="Arial"/>
+          <w:color w:val="000000" w:themeColor="text1"/>
+        </w:rPr>
+        <w:t>{{ revenue_streams</w:t>
+      </w:r>
+      <w:r>
+        <w:rPr>
+          <w:rFonts w:ascii="Arial" w:eastAsia="微軟正黑體" w:hAnsi="Arial" w:cs="Arial" w:hint="eastAsia"/>
+          <w:color w:val="000000" w:themeColor="text1"/>
+        </w:rPr>
+        <w:t>.royalty</w:t>
+      </w:r>
+      <w:r>
+        <w:rPr>
+          <w:rFonts w:ascii="Arial" w:eastAsia="微軟正黑體" w:hAnsi="Arial" w:cs="Arial"/>
+          <w:color w:val="000000" w:themeColor="text1"/>
+        </w:rPr>
+        <w:t>_yoy</w:t>
+      </w:r>
+      <w:r>
+        <w:rPr>
+          <w:rFonts w:ascii="Arial" w:eastAsia="微軟正黑體" w:hAnsi="Arial" w:cs="Arial" w:hint="eastAsia"/>
+          <w:color w:val="000000" w:themeColor="text1"/>
+        </w:rPr>
+        <w:t>_ytd</w:t>
+      </w:r>
+      <w:r>
+        <w:rPr>
+          <w:rFonts w:ascii="Arial" w:eastAsia="微軟正黑體" w:hAnsi="Arial" w:cs="Arial"/>
+          <w:color w:val="000000" w:themeColor="text1"/>
+        </w:rPr>
+        <w:t xml:space="preserve"> }}</w:t>
+      </w:r>
+      <w:r>
+        <w:rPr>
+          <w:rFonts w:ascii="Arial" w:eastAsia="微軟正黑體" w:hAnsi="Arial" w:cs="Arial"/>
+          <w:color w:val="000000" w:themeColor="text1"/>
+        </w:rPr>
+        <w:t>% year-over-year.</w:t>
+      </w:r>
+      <w:r>
+        <w:rPr>
+          <w:rFonts w:ascii="Arial" w:eastAsia="微軟正黑體" w:hAnsi="Arial" w:cs="Arial" w:hint="eastAsia"/>
+          <w:color w:val="000000" w:themeColor="text1"/>
+        </w:rPr>
+        <w:t xml:space="preserve"> </w:t>
+      </w:r>
+      <w:r>
+        <w:rPr>
+          <w:rFonts w:ascii="Arial" w:eastAsia="微軟正黑體" w:hAnsi="Arial" w:cs="Arial"/>
+          <w:color w:val="000000" w:themeColor="text1"/>
+        </w:rPr>
+        <w:t xml:space="preserve">In U.S. dollar terms, this represents </w:t>
+      </w:r>
+      <w:r>
+        <w:rPr>
+          <w:rFonts w:ascii="Arial" w:eastAsia="微軟正黑體" w:hAnsi="Arial" w:cs="Arial"/>
+          <w:color w:val="000000" w:themeColor="text1"/>
+        </w:rPr>
+        <w:t>{{ revenue_streams.</w:t>
+      </w:r>
+      <w:r>
+        <w:rPr>
+          <w:rFonts w:ascii="Arial" w:eastAsia="微軟正黑體" w:hAnsi="Arial" w:cs="Arial" w:hint="eastAsia"/>
+          <w:color w:val="000000" w:themeColor="text1"/>
+        </w:rPr>
+        <w:t>royalty</w:t>
+      </w:r>
+      <w:r>
+        <w:rPr>
+          <w:rFonts w:ascii="Arial" w:eastAsia="微軟正黑體" w:hAnsi="Arial" w:cs="Arial"/>
+          <w:color w:val="000000" w:themeColor="text1"/>
+        </w:rPr>
+        <w:t>_yoy</w:t>
+      </w:r>
+      <w:r>
+        <w:rPr>
+          <w:rFonts w:ascii="Arial" w:eastAsia="微軟正黑體" w:hAnsi="Arial" w:cs="Arial" w:hint="eastAsia"/>
+          <w:color w:val="000000" w:themeColor="text1"/>
+        </w:rPr>
+        <w:t>_ytd_us</w:t>
+      </w:r>
+      <w:r>
+        <w:rPr>
+          <w:rFonts w:ascii="Arial" w:eastAsia="微軟正黑體" w:hAnsi="Arial" w:cs="Arial"/>
+          <w:color w:val="000000" w:themeColor="text1"/>
+        </w:rPr>
+        <w:t xml:space="preserve"> }}</w:t>
+      </w:r>
+      <w:r>
+        <w:rPr>
+          <w:rFonts w:ascii="Arial" w:eastAsia="微軟正黑體" w:hAnsi="Arial" w:cs="Arial"/>
+          <w:color w:val="000000" w:themeColor="text1"/>
+        </w:rPr>
+        <w:t>%.</w:t>
+      </w:r>
+    </w:p>
+    <w:p>
+      <w:pPr>
+        <w:jc w:val="both"/>
+        <w:rPr>
+          <w:rFonts w:ascii="Arial" w:eastAsia="微軟正黑體" w:hAnsi="Arial" w:cs="Arial"/>
+          <w:color w:val="000000" w:themeColor="text1"/>
+        </w:rPr>
+      </w:pPr>
+    </w:p>
+    <w:p>
+      <w:pPr>
+        <w:jc w:val="both"/>
+        <w:rPr>
+          <w:rFonts w:ascii="Arial" w:eastAsia="微軟正黑體" w:hAnsi="Arial" w:cs="Arial"/>
+          <w:color w:val="000000" w:themeColor="text1"/>
+        </w:rPr>
+      </w:pPr>
+      <w:r>
+        <w:rPr>
+          <w:rFonts w:ascii="Arial" w:eastAsia="微軟正黑體" w:hAnsi="Arial" w:cs="Arial"/>
+          <w:b/>
+          <w:bCs/>
+          <w:color w:val="000000" w:themeColor="text1"/>
+        </w:rPr>
+        <w:t>Total revenue</w:t>
+      </w:r>
+      <w:r>
+        <w:rPr>
+          <w:rFonts w:ascii="Arial" w:eastAsia="微軟正黑體" w:hAnsi="Arial" w:cs="Arial"/>
+          <w:color w:val="000000" w:themeColor="text1"/>
+        </w:rPr>
+        <w:t xml:space="preserve"> for the </w:t>
+      </w:r>
+      <w:r>
+        <w:rPr>
+          <w:rFonts w:ascii="Arial" w:eastAsia="微軟正黑體" w:hAnsi="Arial" w:cs="Arial"/>
+          <w:color w:val="000000" w:themeColor="text1"/>
+        </w:rPr>
+        <w:t xml:space="preserve">{{ </w:t>
+      </w:r>
+      <w:r>
+        <w:rPr>
+          <w:rFonts w:ascii="Arial" w:eastAsia="微軟正黑體" w:hAnsi="Arial" w:cs="Arial" w:hint="eastAsia"/>
+          <w:color w:val="000000" w:themeColor="text1"/>
+        </w:rPr>
+        <w:t>ytd</w:t>
+      </w:r>
+      <w:r>
+        <w:rPr>
+          <w:rFonts w:ascii="Arial" w:eastAsia="微軟正黑體" w:hAnsi="Arial" w:cs="Arial"/>
+          <w:color w:val="000000" w:themeColor="text1"/>
+        </w:rPr>
+        <w:t xml:space="preserve"> }}</w:t>
+      </w:r>
+      <w:r>
+        <w:rPr>
+          <w:rFonts w:ascii="Arial" w:eastAsia="微軟正黑體" w:hAnsi="Arial" w:cs="Arial"/>
+          <w:color w:val="000000" w:themeColor="text1"/>
+        </w:rPr>
+        <w:t xml:space="preserve"> </w:t>
+      </w:r>
+      <w:r>
+        <w:rPr>
+          <w:rFonts w:ascii="Arial" w:eastAsia="微軟正黑體" w:hAnsi="Arial" w:cs="Arial"/>
+          <w:color w:val="000000" w:themeColor="text1"/>
+        </w:rPr>
+        <w:t>{{ revenue_streams.</w:t>
+      </w:r>
+      <w:r>
+        <w:rPr>
+          <w:rFonts w:ascii="Arial" w:eastAsia="微軟正黑體" w:hAnsi="Arial" w:cs="Arial" w:hint="eastAsia"/>
+          <w:color w:val="000000" w:themeColor="text1"/>
+        </w:rPr>
+        <w:t>total</w:t>
+      </w:r>
+      <w:r>
+        <w:rPr>
+          <w:rFonts w:ascii="Arial" w:eastAsia="微軟正黑體" w:hAnsi="Arial" w:cs="Arial"/>
+          <w:color w:val="000000" w:themeColor="text1"/>
+        </w:rPr>
+        <w:t>_yoy</w:t>
+      </w:r>
+      <w:r>
+        <w:rPr>
+          <w:rFonts w:ascii="Arial" w:eastAsia="微軟正黑體" w:hAnsi="Arial" w:cs="Arial" w:hint="eastAsia"/>
+          <w:color w:val="000000" w:themeColor="text1"/>
+        </w:rPr>
+        <w:t>_ytd</w:t>
+      </w:r>
+      <w:r>
+        <w:rPr>
+          <w:rFonts w:ascii="Arial" w:eastAsia="微軟正黑體" w:hAnsi="Arial" w:cs="Arial"/>
+          <w:color w:val="000000" w:themeColor="text1"/>
+        </w:rPr>
+        <w:t xml:space="preserve"> }}</w:t>
+      </w:r>
+      <w:r>
+        <w:rPr>
+          <w:rFonts w:ascii="Arial" w:eastAsia="微軟正黑體" w:hAnsi="Arial" w:cs="Arial"/>
+          <w:color w:val="000000" w:themeColor="text1"/>
+        </w:rPr>
+        <w:t>% compared to the previous year.</w:t>
+      </w:r>
+      <w:r>
+        <w:rPr>
+          <w:rFonts w:ascii="Arial" w:eastAsia="微軟正黑體" w:hAnsi="Arial" w:cs="Arial" w:hint="eastAsia"/>
+          <w:color w:val="000000" w:themeColor="text1"/>
+        </w:rPr>
+        <w:t xml:space="preserve"> </w:t>
+      </w:r>
+      <w:r>
+        <w:rPr>
+          <w:rFonts w:ascii="Arial" w:eastAsia="微軟正黑體" w:hAnsi="Arial" w:cs="Arial"/>
+          <w:color w:val="000000" w:themeColor="text1"/>
+        </w:rPr>
+        <w:t xml:space="preserve">In U.S. dollar terms, this represents </w:t>
+      </w:r>
+      <w:r>
+        <w:rPr>
+          <w:rFonts w:ascii="Arial" w:eastAsia="微軟正黑體" w:hAnsi="Arial" w:cs="Arial"/>
+          <w:color w:val="000000" w:themeColor="text1"/>
+        </w:rPr>
+        <w:t>{{ revenue_streams.</w:t>
+      </w:r>
+      <w:r>
+        <w:rPr>
+          <w:rFonts w:ascii="Arial" w:eastAsia="微軟正黑體" w:hAnsi="Arial" w:cs="Arial" w:hint="eastAsia"/>
+          <w:color w:val="000000" w:themeColor="text1"/>
+        </w:rPr>
+        <w:t>total</w:t>
+      </w:r>
+      <w:r>
+        <w:rPr>
+          <w:rFonts w:ascii="Arial" w:eastAsia="微軟正黑體" w:hAnsi="Arial" w:cs="Arial"/>
+          <w:color w:val="000000" w:themeColor="text1"/>
+        </w:rPr>
+        <w:t>_yoy</w:t>
+      </w:r>
+      <w:r>
+        <w:rPr>
+          <w:rFonts w:ascii="Arial" w:eastAsia="微軟正黑體" w:hAnsi="Arial" w:cs="Arial" w:hint="eastAsia"/>
+          <w:color w:val="000000" w:themeColor="text1"/>
+        </w:rPr>
+        <w:t>_ytd_us</w:t>
+      </w:r>
+      <w:r>
+        <w:rPr>
+          <w:rFonts w:ascii="Arial" w:eastAsia="微軟正黑體" w:hAnsi="Arial" w:cs="Arial"/>
+          <w:color w:val="000000" w:themeColor="text1"/>
+        </w:rPr>
+        <w:t xml:space="preserve"> }}</w:t>
+      </w:r>
+      <w:r>
+        <w:rPr>
+          <w:rFonts w:ascii="Arial" w:eastAsia="微軟正黑體" w:hAnsi="Arial" w:cs="Arial"/>
+          <w:color w:val="000000" w:themeColor="text1"/>
+        </w:rPr>
+        <w:t>%.</w:t>
+      </w:r>
+    </w:p>
+    <w:p>
+      <w:pPr>
+        <w:adjustRightInd w:val="0"/>
+        <w:snapToGrid w:val="0"/>
+        <w:spacing w:beforeLines="20" w:before="72"/>
+        <w:jc w:val="both"/>
+        <w:rPr>
+          <w:rFonts w:ascii="Arial" w:hAnsi="Arial" w:cs="Arial"/>
+        </w:rPr>
+      </w:pPr>
+      <w:r>
+        <w:rPr>
+          <w:rFonts w:ascii="Arial" w:hAnsi="Arial" w:cs="Arial"/>
+        </w:rPr>
+        <w:t>{% endif %}</w:t>
+      </w:r>
+    </w:p>
+    <w:p>
+      <w:pPr>
+        <w:jc w:val="both"/>
+        <w:rPr>
+          <w:rFonts w:ascii="Arial" w:eastAsia="微軟正黑體" w:hAnsi="Arial" w:cs="Arial"/>
+          <w:color w:val="000000" w:themeColor="text1"/>
+        </w:rPr>
+      </w:pPr>
+    </w:p>
+    <w:p>
+      <w:pPr>
+        <w:jc w:val="both"/>
+        <w:rPr>
+          <w:rFonts w:ascii="Arial" w:eastAsia="微軟正黑體" w:hAnsi="Arial" w:cs="Arial"/>
+          <w:color w:val="000000" w:themeColor="text1"/>
+        </w:rPr>
+      </w:pPr>
+    </w:p>
+    <w:p>
+      <w:pPr>
+        <w:jc w:val="both"/>
+        <w:rPr>
+          <w:rFonts w:ascii="Arial" w:eastAsia="微軟正黑體" w:hAnsi="Arial" w:cs="Arial"/>
+          <w:color w:val="000000" w:themeColor="text1"/>
+          <w:u w:val="single"/>
+        </w:rPr>
+      </w:pPr>
+      <w:r>
+        <w:rPr>
+          <w:rFonts w:ascii="Arial" w:eastAsia="微軟正黑體" w:hAnsi="Arial" w:cs="Arial"/>
+          <w:color w:val="000000" w:themeColor="text1"/>
+          <w:u w:val="single"/>
+        </w:rPr>
+        <w:t>Revenue by Technology</w:t>
+      </w:r>
+    </w:p>
+    <w:p>
+      <w:pPr>
+        <w:jc w:val="both"/>
+        <w:rPr>
+          <w:rFonts w:ascii="Arial" w:eastAsia="微軟正黑體" w:hAnsi="Arial" w:cs="Arial"/>
+          <w:color w:val="000000" w:themeColor="text1"/>
+        </w:rPr>
+      </w:pPr>
+    </w:p>
+    <w:p>
+      <w:pPr>
+        <w:jc w:val="both"/>
+        <w:rPr>
+          <w:rFonts w:ascii="Arial" w:eastAsia="微軟正黑體" w:hAnsi="Arial" w:cs="Arial"/>
+          <w:color w:val="000000" w:themeColor="text1"/>
+        </w:rPr>
+      </w:pPr>
+      <w:r>
+        <w:rPr>
+          <w:rFonts w:ascii="Arial" w:eastAsia="微軟正黑體" w:hAnsi="Arial" w:cs="Arial"/>
+          <w:color w:val="000000" w:themeColor="text1"/>
+        </w:rPr>
+        <w:t>With that, I will comment on our revenue contribution by specific IPs.</w:t>
+      </w:r>
+    </w:p>
+    <w:p>
+      <w:pPr>
+        <w:jc w:val="both"/>
+        <w:rPr>
+          <w:rFonts w:ascii="Arial" w:eastAsia="微軟正黑體" w:hAnsi="Arial" w:cs="Arial"/>
+          <w:color w:val="000000" w:themeColor="text1"/>
+        </w:rPr>
+      </w:pPr>
+    </w:p>
+    <w:p>
+      <w:pPr>
+        <w:jc w:val="both"/>
+        <w:rPr>
+          <w:rFonts w:ascii="Arial" w:eastAsia="微軟正黑體" w:hAnsi="Arial" w:cs="Arial"/>
+          <w:color w:val="000000" w:themeColor="text1"/>
+        </w:rPr>
+      </w:pPr>
+      <w:r>
+        <w:rPr>
+          <w:rFonts w:ascii="Arial" w:eastAsia="微軟正黑體" w:hAnsi="Arial" w:cs="Arial" w:hint="eastAsia"/>
+          <w:b/>
+          <w:bCs/>
+          <w:color w:val="000000" w:themeColor="text1"/>
+          <w:u w:val="single"/>
+        </w:rPr>
+        <w:t>NeoBit</w:t>
+      </w:r>
+      <w:r>
+        <w:rPr>
+          <w:rFonts w:ascii="Arial" w:eastAsia="微軟正黑體" w:hAnsi="Arial" w:cs="Arial"/>
+          <w:color w:val="000000" w:themeColor="text1"/>
+        </w:rPr>
+        <w:t xml:space="preserve"> accounted for {{ tech.</w:t>
+      </w:r>
+      <w:r>
+        <w:rPr>
+          <w:rFonts w:ascii="Arial" w:eastAsia="微軟正黑體" w:hAnsi="Arial" w:cs="Arial" w:hint="eastAsia"/>
+          <w:color w:val="000000" w:themeColor="text1"/>
+        </w:rPr>
+        <w:t>neobit_</w:t>
+      </w:r>
+      <w:r>
+        <w:rPr>
+          <w:rFonts w:ascii="Arial" w:eastAsia="微軟正黑體" w:hAnsi="Arial" w:cs="Arial" w:hint="eastAsia"/>
+          <w:color w:val="000000" w:themeColor="text1"/>
+        </w:rPr>
+        <w:t>total</w:t>
+      </w:r>
+      <w:r>
+        <w:rPr>
+          <w:rFonts w:ascii="Arial" w:eastAsia="微軟正黑體" w:hAnsi="Arial" w:cs="Arial"/>
+          <w:color w:val="000000" w:themeColor="text1"/>
+        </w:rPr>
+        <w:t xml:space="preserve"> }}% of total revenue in the </w:t>
       </w:r>
       <w:r>
         <w:rPr>
@@ -1393,7 +2769,234 @@
           <w:kern w:val="0"/>
           <w:szCs w:val="24"/>
         </w:rPr>
-        <w:t>this_quarter</w:t>
+        <w:t>this_quarter_en</w:t>
+      </w:r>
+      <w:r>
+        <w:rPr>
+          <w:rFonts w:ascii="Arial" w:eastAsia="新細明體" w:hAnsi="Arial" w:cs="Arial"/>
+          <w:kern w:val="0"/>
+          <w:szCs w:val="24"/>
+        </w:rPr>
+        <w:t xml:space="preserve"> }}</w:t>
+      </w:r>
+      <w:r>
+        <w:rPr>
+          <w:rFonts w:ascii="Arial" w:eastAsia="微軟正黑體" w:hAnsi="Arial" w:cs="Arial" w:hint="eastAsia"/>
+          <w:color w:val="000000" w:themeColor="text1"/>
+        </w:rPr>
+        <w:t>. Its licensing revenue</w:t>
+      </w:r>
+      <w:r>
+        <w:rPr>
+          <w:rFonts w:ascii="Arial" w:eastAsia="微軟正黑體" w:hAnsi="Arial" w:cs="Arial"/>
+          <w:color w:val="000000" w:themeColor="text1"/>
+        </w:rPr>
+        <w:t xml:space="preserve"> {{ tech.</w:t>
+      </w:r>
+      <w:r>
+        <w:rPr>
+          <w:rFonts w:ascii="Arial" w:eastAsia="微軟正黑體" w:hAnsi="Arial" w:cs="Arial" w:hint="eastAsia"/>
+          <w:color w:val="000000" w:themeColor="text1"/>
+        </w:rPr>
+        <w:t>neobit_</w:t>
+      </w:r>
+      <w:r>
+        <w:rPr>
+          <w:rFonts w:ascii="Arial" w:eastAsia="微軟正黑體" w:hAnsi="Arial" w:cs="Arial"/>
+          <w:color w:val="000000" w:themeColor="text1"/>
+        </w:rPr>
+        <w:t>licensing</w:t>
+      </w:r>
+      <w:r>
+        <w:rPr>
+          <w:rFonts w:ascii="Arial" w:eastAsia="微軟正黑體" w:hAnsi="Arial" w:cs="Arial" w:hint="eastAsia"/>
+          <w:color w:val="000000" w:themeColor="text1"/>
+        </w:rPr>
+        <w:t>_qoq</w:t>
+      </w:r>
+      <w:r>
+        <w:rPr>
+          <w:rFonts w:ascii="Arial" w:eastAsia="微軟正黑體" w:hAnsi="Arial" w:cs="Arial"/>
+          <w:color w:val="000000" w:themeColor="text1"/>
+        </w:rPr>
+        <w:t xml:space="preserve"> }}% sequentially {{ tech.</w:t>
+      </w:r>
+      <w:r>
+        <w:rPr>
+          <w:rFonts w:ascii="Arial" w:eastAsia="微軟正黑體" w:hAnsi="Arial" w:cs="Arial" w:hint="eastAsia"/>
+          <w:color w:val="000000" w:themeColor="text1"/>
+        </w:rPr>
+        <w:t>neobit_</w:t>
+      </w:r>
+      <w:r>
+        <w:rPr>
+          <w:rFonts w:ascii="Arial" w:eastAsia="微軟正黑體" w:hAnsi="Arial" w:cs="Arial"/>
+          <w:color w:val="000000" w:themeColor="text1"/>
+        </w:rPr>
+        <w:t>licensing</w:t>
+      </w:r>
+      <w:r>
+        <w:rPr>
+          <w:rFonts w:ascii="Arial" w:eastAsia="微軟正黑體" w:hAnsi="Arial" w:cs="Arial" w:hint="eastAsia"/>
+          <w:color w:val="000000" w:themeColor="text1"/>
+        </w:rPr>
+        <w:t>_yoy</w:t>
+      </w:r>
+      <w:r>
+        <w:rPr>
+          <w:rFonts w:ascii="Arial" w:eastAsia="微軟正黑體" w:hAnsi="Arial" w:cs="Arial"/>
+          <w:color w:val="000000" w:themeColor="text1"/>
+        </w:rPr>
+        <w:t xml:space="preserve"> }}% year-over-year</w:t>
+      </w:r>
+      <w:r>
+        <w:rPr>
+          <w:rFonts w:ascii="Arial" w:eastAsia="微軟正黑體" w:hAnsi="Arial" w:cs="Arial" w:hint="eastAsia"/>
+          <w:color w:val="000000" w:themeColor="text1"/>
+        </w:rPr>
+        <w:t>, while</w:t>
+      </w:r>
+      <w:r>
+        <w:rPr>
+          <w:rFonts w:ascii="Arial" w:eastAsia="微軟正黑體" w:hAnsi="Arial" w:cs="Arial"/>
+          <w:color w:val="000000" w:themeColor="text1"/>
+        </w:rPr>
+        <w:t xml:space="preserve"> royalties</w:t>
+      </w:r>
+      <w:r>
+        <w:rPr>
+          <w:rFonts w:ascii="Arial" w:eastAsia="微軟正黑體" w:hAnsi="Arial" w:cs="Arial" w:hint="eastAsia"/>
+          <w:color w:val="000000" w:themeColor="text1"/>
+        </w:rPr>
+        <w:t xml:space="preserve"> </w:t>
+      </w:r>
+      <w:r>
+        <w:rPr>
+          <w:rFonts w:ascii="Arial" w:eastAsia="微軟正黑體" w:hAnsi="Arial" w:cs="Arial"/>
+          <w:color w:val="000000" w:themeColor="text1"/>
+        </w:rPr>
+        <w:t>{{ tech.</w:t>
+      </w:r>
+      <w:r>
+        <w:rPr>
+          <w:rFonts w:ascii="Arial" w:eastAsia="微軟正黑體" w:hAnsi="Arial" w:cs="Arial" w:hint="eastAsia"/>
+          <w:color w:val="000000" w:themeColor="text1"/>
+        </w:rPr>
+        <w:t>neobit_</w:t>
+      </w:r>
+      <w:r>
+        <w:rPr>
+          <w:rFonts w:ascii="Arial" w:eastAsia="微軟正黑體" w:hAnsi="Arial" w:cs="Arial"/>
+          <w:color w:val="000000" w:themeColor="text1"/>
+        </w:rPr>
+        <w:t>royalty</w:t>
+      </w:r>
+      <w:r>
+        <w:rPr>
+          <w:rFonts w:ascii="Arial" w:eastAsia="微軟正黑體" w:hAnsi="Arial" w:cs="Arial" w:hint="eastAsia"/>
+          <w:color w:val="000000" w:themeColor="text1"/>
+        </w:rPr>
+        <w:t>_qoq</w:t>
+      </w:r>
+      <w:r>
+        <w:rPr>
+          <w:rFonts w:ascii="Arial" w:eastAsia="微軟正黑體" w:hAnsi="Arial" w:cs="Arial"/>
+          <w:color w:val="000000" w:themeColor="text1"/>
+        </w:rPr>
+        <w:t xml:space="preserve"> }}% sequentially {{ tech.</w:t>
+      </w:r>
+      <w:r>
+        <w:rPr>
+          <w:rFonts w:ascii="Arial" w:eastAsia="微軟正黑體" w:hAnsi="Arial" w:cs="Arial" w:hint="eastAsia"/>
+          <w:color w:val="000000" w:themeColor="text1"/>
+        </w:rPr>
+        <w:t>neobit_</w:t>
+      </w:r>
+      <w:r>
+        <w:rPr>
+          <w:rFonts w:ascii="Arial" w:eastAsia="微軟正黑體" w:hAnsi="Arial" w:cs="Arial"/>
+          <w:color w:val="000000" w:themeColor="text1"/>
+        </w:rPr>
+        <w:t>royalty</w:t>
+      </w:r>
+      <w:r>
+        <w:rPr>
+          <w:rFonts w:ascii="Arial" w:eastAsia="微軟正黑體" w:hAnsi="Arial" w:cs="Arial" w:hint="eastAsia"/>
+          <w:color w:val="000000" w:themeColor="text1"/>
+        </w:rPr>
+        <w:t>_yoy</w:t>
+      </w:r>
+      <w:r>
+        <w:rPr>
+          <w:rFonts w:ascii="Arial" w:eastAsia="微軟正黑體" w:hAnsi="Arial" w:cs="Arial"/>
+          <w:color w:val="000000" w:themeColor="text1"/>
+        </w:rPr>
+        <w:t xml:space="preserve"> }}% year-over-year.</w:t>
+      </w:r>
+    </w:p>
+    <w:p>
+      <w:pPr>
+        <w:jc w:val="both"/>
+        <w:rPr>
+          <w:rFonts w:ascii="Arial" w:eastAsia="微軟正黑體" w:hAnsi="Arial" w:cs="Arial"/>
+          <w:color w:val="000000" w:themeColor="text1"/>
+        </w:rPr>
+      </w:pPr>
+    </w:p>
+    <w:p>
+      <w:pPr>
+        <w:jc w:val="both"/>
+        <w:rPr>
+          <w:rFonts w:ascii="Arial" w:eastAsia="微軟正黑體" w:hAnsi="Arial" w:cs="Arial"/>
+          <w:color w:val="000000" w:themeColor="text1"/>
+        </w:rPr>
+      </w:pPr>
+      <w:bookmarkStart w:id="4" w:name="_Hlk197678503"/>
+      <w:r>
+        <w:rPr>
+          <w:rFonts w:ascii="Arial" w:eastAsia="微軟正黑體" w:hAnsi="Arial" w:cs="Arial"/>
+          <w:b/>
+          <w:bCs/>
+          <w:color w:val="000000" w:themeColor="text1"/>
+          <w:u w:val="single"/>
+        </w:rPr>
+        <w:t>NeoFuse</w:t>
+      </w:r>
+      <w:r>
+        <w:rPr>
+          <w:rFonts w:ascii="Arial" w:eastAsia="微軟正黑體" w:hAnsi="Arial" w:cs="Arial"/>
+          <w:color w:val="000000" w:themeColor="text1"/>
+        </w:rPr>
+        <w:t xml:space="preserve"> accounted for {{ tech.</w:t>
+      </w:r>
+      <w:r>
+        <w:rPr>
+          <w:rFonts w:ascii="Arial" w:eastAsia="微軟正黑體" w:hAnsi="Arial" w:cs="Arial" w:hint="eastAsia"/>
+          <w:color w:val="000000" w:themeColor="text1"/>
+        </w:rPr>
+        <w:t>neofuse_</w:t>
+      </w:r>
+      <w:r>
+        <w:rPr>
+          <w:rFonts w:ascii="Arial" w:eastAsia="微軟正黑體" w:hAnsi="Arial" w:cs="Arial" w:hint="eastAsia"/>
+          <w:color w:val="000000" w:themeColor="text1"/>
+        </w:rPr>
+        <w:t>total</w:t>
+      </w:r>
+      <w:r>
+        <w:rPr>
+          <w:rFonts w:ascii="Arial" w:eastAsia="微軟正黑體" w:hAnsi="Arial" w:cs="Arial"/>
+          <w:color w:val="000000" w:themeColor="text1"/>
+        </w:rPr>
+        <w:t xml:space="preserve"> }}% of total revenue in the </w:t>
+      </w:r>
+      <w:r>
+        <w:rPr>
+          <w:rFonts w:ascii="Arial" w:eastAsia="新細明體" w:hAnsi="Arial" w:cs="Arial"/>
+          <w:kern w:val="0"/>
+          <w:szCs w:val="24"/>
+        </w:rPr>
+        <w:t xml:space="preserve">{{ </w:t>
       </w:r>
       <w:r>
         <w:rPr>
@@ -1401,7 +3004,7 @@
           <w:kern w:val="0"/>
           <w:szCs w:val="24"/>
         </w:rPr>
-        <w:t>_en</w:t>
+        <w:t>this_quarter_en</w:t>
       </w:r>
       <w:r>
         <w:rPr>
@@ -1413,6 +3016,20 @@
       </w:r>
       <w:r>
         <w:rPr>
+          <w:rFonts w:ascii="Arial" w:eastAsia="微軟正黑體" w:hAnsi="Arial" w:cs="Arial" w:hint="eastAsia"/>
+          <w:color w:val="000000" w:themeColor="text1"/>
+        </w:rPr>
+        <w:t xml:space="preserve">. Its </w:t>
+      </w:r>
+      <w:r>
+        <w:rPr>
+          <w:rFonts w:ascii="Arial" w:eastAsia="微軟正黑體" w:hAnsi="Arial" w:cs="Arial"/>
+          <w:color w:val="000000" w:themeColor="text1"/>
+        </w:rPr>
+        <w:t>licensing</w:t>
+      </w:r>
+      <w:r>
+        <w:rPr>
           <w:rFonts w:ascii="Arial" w:eastAsia="微軟正黑體" w:hAnsi="Arial" w:cs="Arial"/>
           <w:color w:val="000000" w:themeColor="text1"/>
         </w:rPr>
@@ -1420,52 +3037,136 @@
       </w:r>
       <w:r>
         <w:rPr>
-          <w:rFonts w:ascii="Arial" w:eastAsia="微軟正黑體" w:hAnsi="Arial" w:cs="Arial"/>
-          <w:color w:val="000000" w:themeColor="text1"/>
-        </w:rPr>
-        <w:t xml:space="preserve">accounted for </w:t>
-      </w:r>
-      <w:r>
-        <w:rPr>
-          <w:rFonts w:ascii="Arial" w:eastAsia="微軟正黑體" w:hAnsi="Arial" w:cs="Arial"/>
-          <w:color w:val="000000" w:themeColor="text1"/>
-        </w:rPr>
-        <w:t>{{ revenue_streams.licensing }}</w:t>
-      </w:r>
-      <w:r>
-        <w:rPr>
-          <w:rFonts w:ascii="Arial" w:eastAsia="微軟正黑體" w:hAnsi="Arial" w:cs="Arial"/>
-          <w:color w:val="000000" w:themeColor="text1"/>
-        </w:rPr>
-        <w:t xml:space="preserve">% of the total revenue, </w:t>
-      </w:r>
-      <w:r>
-        <w:rPr>
-          <w:rFonts w:ascii="Arial" w:eastAsia="微軟正黑體" w:hAnsi="Arial" w:cs="Arial"/>
-          <w:color w:val="000000" w:themeColor="text1"/>
-        </w:rPr>
-        <w:t>{{ revenue_streams.licensing_qoq }}</w:t>
-      </w:r>
-      <w:r>
-        <w:rPr>
-          <w:rFonts w:ascii="Arial" w:eastAsia="微軟正黑體" w:hAnsi="Arial" w:cs="Arial"/>
-          <w:color w:val="000000" w:themeColor="text1"/>
-        </w:rPr>
-        <w:t xml:space="preserve">% sequentially </w:t>
-      </w:r>
-      <w:r>
-        <w:rPr>
-          <w:rFonts w:ascii="Arial" w:eastAsia="微軟正黑體" w:hAnsi="Arial" w:cs="Arial"/>
-          <w:color w:val="000000" w:themeColor="text1"/>
-        </w:rPr>
-        <w:t>{{ revenue_streams.licensing_yoy }}</w:t>
-      </w:r>
-      <w:r>
-        <w:rPr>
-          <w:rFonts w:ascii="Arial" w:eastAsia="微軟正黑體" w:hAnsi="Arial" w:cs="Arial"/>
-          <w:color w:val="000000" w:themeColor="text1"/>
-        </w:rPr>
-        <w:t>% year-over-year.</w:t>
+          <w:rFonts w:ascii="Arial" w:eastAsia="微軟正黑體" w:hAnsi="Arial" w:cs="Arial" w:hint="eastAsia"/>
+          <w:color w:val="000000" w:themeColor="text1"/>
+        </w:rPr>
+        <w:t>revenue</w:t>
+      </w:r>
+      <w:r>
+        <w:rPr>
+          <w:rFonts w:ascii="Arial" w:eastAsia="微軟正黑體" w:hAnsi="Arial" w:cs="Arial" w:hint="eastAsia"/>
+          <w:color w:val="000000" w:themeColor="text1"/>
+        </w:rPr>
+        <w:t xml:space="preserve"> </w:t>
+      </w:r>
+      <w:r>
+        <w:rPr>
+          <w:rFonts w:ascii="Arial" w:eastAsia="微軟正黑體" w:hAnsi="Arial" w:cs="Arial"/>
+          <w:color w:val="000000" w:themeColor="text1"/>
+        </w:rPr>
+        <w:t>{{ tech.</w:t>
+      </w:r>
+      <w:r>
+        <w:rPr>
+          <w:rFonts w:ascii="Arial" w:eastAsia="微軟正黑體" w:hAnsi="Arial" w:cs="Arial" w:hint="eastAsia"/>
+          <w:color w:val="000000" w:themeColor="text1"/>
+        </w:rPr>
+        <w:t>neofuse_</w:t>
+      </w:r>
+      <w:r>
+        <w:rPr>
+          <w:rFonts w:ascii="Arial" w:eastAsia="微軟正黑體" w:hAnsi="Arial" w:cs="Arial"/>
+          <w:color w:val="000000" w:themeColor="text1"/>
+        </w:rPr>
+        <w:t>licensing</w:t>
+      </w:r>
+      <w:r>
+        <w:rPr>
+          <w:rFonts w:ascii="Arial" w:eastAsia="微軟正黑體" w:hAnsi="Arial" w:cs="Arial" w:hint="eastAsia"/>
+          <w:color w:val="000000" w:themeColor="text1"/>
+        </w:rPr>
+        <w:t>_qoq</w:t>
+      </w:r>
+      <w:r>
+        <w:rPr>
+          <w:rFonts w:ascii="Arial" w:eastAsia="微軟正黑體" w:hAnsi="Arial" w:cs="Arial"/>
+          <w:color w:val="000000" w:themeColor="text1"/>
+        </w:rPr>
+        <w:t xml:space="preserve"> }}% sequentially {{ tech.</w:t>
+      </w:r>
+      <w:r>
+        <w:rPr>
+          <w:rFonts w:ascii="Arial" w:eastAsia="微軟正黑體" w:hAnsi="Arial" w:cs="Arial" w:hint="eastAsia"/>
+          <w:color w:val="000000" w:themeColor="text1"/>
+        </w:rPr>
+        <w:t>neofuse_</w:t>
+      </w:r>
+      <w:r>
+        <w:rPr>
+          <w:rFonts w:ascii="Arial" w:eastAsia="微軟正黑體" w:hAnsi="Arial" w:cs="Arial"/>
+          <w:color w:val="000000" w:themeColor="text1"/>
+        </w:rPr>
+        <w:t>licensing</w:t>
+      </w:r>
+      <w:r>
+        <w:rPr>
+          <w:rFonts w:ascii="Arial" w:eastAsia="微軟正黑體" w:hAnsi="Arial" w:cs="Arial" w:hint="eastAsia"/>
+          <w:color w:val="000000" w:themeColor="text1"/>
+        </w:rPr>
+        <w:t>_yoy</w:t>
+      </w:r>
+      <w:r>
+        <w:rPr>
+          <w:rFonts w:ascii="Arial" w:eastAsia="微軟正黑體" w:hAnsi="Arial" w:cs="Arial"/>
+          <w:color w:val="000000" w:themeColor="text1"/>
+        </w:rPr>
+        <w:t xml:space="preserve"> }}% year-over-year. In terms of royalty revenue, NeoFuse royalties {{ tech.</w:t>
+      </w:r>
+      <w:r>
+        <w:rPr>
+          <w:rFonts w:ascii="Arial" w:eastAsia="微軟正黑體" w:hAnsi="Arial" w:cs="Arial" w:hint="eastAsia"/>
+          <w:color w:val="000000" w:themeColor="text1"/>
+        </w:rPr>
+        <w:t>neofuse_</w:t>
+      </w:r>
+      <w:r>
+        <w:rPr>
+          <w:rFonts w:ascii="Arial" w:eastAsia="微軟正黑體" w:hAnsi="Arial" w:cs="Arial"/>
+          <w:color w:val="000000" w:themeColor="text1"/>
+        </w:rPr>
+        <w:t>royalty</w:t>
+      </w:r>
+      <w:r>
+        <w:rPr>
+          <w:rFonts w:ascii="Arial" w:eastAsia="微軟正黑體" w:hAnsi="Arial" w:cs="Arial" w:hint="eastAsia"/>
+          <w:color w:val="000000" w:themeColor="text1"/>
+        </w:rPr>
+        <w:t>_qoq</w:t>
+      </w:r>
+      <w:r>
+        <w:rPr>
+          <w:rFonts w:ascii="Arial" w:eastAsia="微軟正黑體" w:hAnsi="Arial" w:cs="Arial"/>
+          <w:color w:val="000000" w:themeColor="text1"/>
+        </w:rPr>
+        <w:t xml:space="preserve"> }}% sequentially {{ tech.</w:t>
+      </w:r>
+      <w:r>
+        <w:rPr>
+          <w:rFonts w:ascii="Arial" w:eastAsia="微軟正黑體" w:hAnsi="Arial" w:cs="Arial" w:hint="eastAsia"/>
+          <w:color w:val="000000" w:themeColor="text1"/>
+        </w:rPr>
+        <w:t>neofuse_</w:t>
+      </w:r>
+      <w:r>
+        <w:rPr>
+          <w:rFonts w:ascii="Arial" w:eastAsia="微軟正黑體" w:hAnsi="Arial" w:cs="Arial"/>
+          <w:color w:val="000000" w:themeColor="text1"/>
+        </w:rPr>
+        <w:t>royalty</w:t>
+      </w:r>
+      <w:r>
+        <w:rPr>
+          <w:rFonts w:ascii="Arial" w:eastAsia="微軟正黑體" w:hAnsi="Arial" w:cs="Arial" w:hint="eastAsia"/>
+          <w:color w:val="000000" w:themeColor="text1"/>
+        </w:rPr>
+        <w:t>_yoy</w:t>
+      </w:r>
+      <w:r>
+        <w:rPr>
+          <w:rFonts w:ascii="Arial" w:eastAsia="微軟正黑體" w:hAnsi="Arial" w:cs="Arial"/>
+          <w:color w:val="000000" w:themeColor="text1"/>
+        </w:rPr>
+        <w:t xml:space="preserve"> }}% year-over-year.</w:t>
       </w:r>
     </w:p>
     <w:p>
@@ -1483,6 +3184,7 @@
         <w:rPr>
           <w:rFonts w:ascii="Arial" w:eastAsia="微軟正黑體" w:hAnsi="Arial" w:cs="Arial"/>
           <w:color w:val="000000" w:themeColor="text1"/>
+          <w:u w:val="single"/>
         </w:rPr>
       </w:pPr>
       <w:r>
@@ -1491,8 +3193,227 @@
           <w:b/>
           <w:bCs/>
           <w:color w:val="000000" w:themeColor="text1"/>
-        </w:rPr>
-        <w:t>Royalties</w:t>
+          <w:u w:val="single"/>
+        </w:rPr>
+        <w:t>PUF-Based Security IPs</w:t>
+      </w:r>
+      <w:r>
+        <w:rPr>
+          <w:rFonts w:ascii="Arial" w:eastAsia="微軟正黑體" w:hAnsi="Arial" w:cs="Arial"/>
+          <w:color w:val="000000" w:themeColor="text1"/>
+          <w:u w:val="single"/>
+        </w:rPr>
+        <w:t xml:space="preserve"> </w:t>
+      </w:r>
+      <w:r>
+        <w:rPr>
+          <w:rFonts w:ascii="Arial" w:eastAsia="微軟正黑體" w:hAnsi="Arial" w:cs="Arial"/>
+          <w:color w:val="000000" w:themeColor="text1"/>
+        </w:rPr>
+        <w:t>contributed {{ tech.</w:t>
+      </w:r>
+      <w:r>
+        <w:rPr>
+          <w:rFonts w:ascii="Arial" w:eastAsia="微軟正黑體" w:hAnsi="Arial" w:cs="Arial" w:hint="eastAsia"/>
+          <w:color w:val="000000" w:themeColor="text1"/>
+        </w:rPr>
+        <w:t>pufbased_</w:t>
+      </w:r>
+      <w:r>
+        <w:rPr>
+          <w:rFonts w:ascii="Arial" w:eastAsia="微軟正黑體" w:hAnsi="Arial" w:cs="Arial" w:hint="eastAsia"/>
+          <w:color w:val="000000" w:themeColor="text1"/>
+        </w:rPr>
+        <w:t>total</w:t>
+      </w:r>
+      <w:r>
+        <w:rPr>
+          <w:rFonts w:ascii="Arial" w:eastAsia="微軟正黑體" w:hAnsi="Arial" w:cs="Arial"/>
+          <w:color w:val="000000" w:themeColor="text1"/>
+        </w:rPr>
+        <w:t xml:space="preserve"> }}% of </w:t>
+      </w:r>
+      <w:r>
+        <w:rPr>
+          <w:rFonts w:ascii="Arial" w:eastAsia="微軟正黑體" w:hAnsi="Arial" w:cs="Arial" w:hint="eastAsia"/>
+          <w:color w:val="000000" w:themeColor="text1"/>
+        </w:rPr>
+        <w:t>total</w:t>
+      </w:r>
+      <w:r>
+        <w:rPr>
+          <w:rFonts w:ascii="Arial" w:eastAsia="微軟正黑體" w:hAnsi="Arial" w:cs="Arial"/>
+          <w:color w:val="000000" w:themeColor="text1"/>
+        </w:rPr>
+        <w:t xml:space="preserve"> revenue, </w:t>
+      </w:r>
+      <w:r>
+        <w:rPr>
+          <w:rFonts w:ascii="Arial" w:eastAsia="微軟正黑體" w:hAnsi="Arial" w:cs="Arial" w:hint="eastAsia"/>
+          <w:color w:val="000000" w:themeColor="text1"/>
+        </w:rPr>
+        <w:t xml:space="preserve">its licensing revenue </w:t>
+      </w:r>
+      <w:r>
+        <w:rPr>
+          <w:rFonts w:ascii="Arial" w:eastAsia="微軟正黑體" w:hAnsi="Arial" w:cs="Arial"/>
+          <w:color w:val="000000" w:themeColor="text1"/>
+        </w:rPr>
+        <w:t>{{ tech.</w:t>
+      </w:r>
+      <w:r>
+        <w:rPr>
+          <w:rFonts w:ascii="Arial" w:eastAsia="微軟正黑體" w:hAnsi="Arial" w:cs="Arial" w:hint="eastAsia"/>
+          <w:color w:val="000000" w:themeColor="text1"/>
+        </w:rPr>
+        <w:t>pufbased_</w:t>
+      </w:r>
+      <w:r>
+        <w:rPr>
+          <w:rFonts w:ascii="Arial" w:eastAsia="微軟正黑體" w:hAnsi="Arial" w:cs="Arial"/>
+          <w:color w:val="000000" w:themeColor="text1"/>
+        </w:rPr>
+        <w:t>licensing</w:t>
+      </w:r>
+      <w:r>
+        <w:rPr>
+          <w:rFonts w:ascii="Arial" w:eastAsia="微軟正黑體" w:hAnsi="Arial" w:cs="Arial" w:hint="eastAsia"/>
+          <w:color w:val="000000" w:themeColor="text1"/>
+        </w:rPr>
+        <w:t>_qoq</w:t>
+      </w:r>
+      <w:r>
+        <w:rPr>
+          <w:rFonts w:ascii="Arial" w:eastAsia="微軟正黑體" w:hAnsi="Arial" w:cs="Arial"/>
+          <w:color w:val="000000" w:themeColor="text1"/>
+        </w:rPr>
+        <w:t xml:space="preserve"> }}% sequentially {{ tech.</w:t>
+      </w:r>
+      <w:r>
+        <w:rPr>
+          <w:rFonts w:ascii="Arial" w:eastAsia="微軟正黑體" w:hAnsi="Arial" w:cs="Arial" w:hint="eastAsia"/>
+          <w:color w:val="000000" w:themeColor="text1"/>
+        </w:rPr>
+        <w:t>pufbased_</w:t>
+      </w:r>
+      <w:r>
+        <w:rPr>
+          <w:rFonts w:ascii="Arial" w:eastAsia="微軟正黑體" w:hAnsi="Arial" w:cs="Arial"/>
+          <w:color w:val="000000" w:themeColor="text1"/>
+        </w:rPr>
+        <w:t>licensing</w:t>
+      </w:r>
+      <w:r>
+        <w:rPr>
+          <w:rFonts w:ascii="Arial" w:eastAsia="微軟正黑體" w:hAnsi="Arial" w:cs="Arial" w:hint="eastAsia"/>
+          <w:color w:val="000000" w:themeColor="text1"/>
+        </w:rPr>
+        <w:t>_yoy</w:t>
+      </w:r>
+      <w:r>
+        <w:rPr>
+          <w:rFonts w:ascii="Arial" w:eastAsia="微軟正黑體" w:hAnsi="Arial" w:cs="Arial"/>
+          <w:color w:val="000000" w:themeColor="text1"/>
+        </w:rPr>
+        <w:t xml:space="preserve"> }}% year-over-year, while its royalties accounted for {{ tech.</w:t>
+      </w:r>
+      <w:r>
+        <w:rPr>
+          <w:rFonts w:ascii="Arial" w:eastAsia="微軟正黑體" w:hAnsi="Arial" w:cs="Arial" w:hint="eastAsia"/>
+          <w:color w:val="000000" w:themeColor="text1"/>
+        </w:rPr>
+        <w:t>pufbased_</w:t>
+      </w:r>
+      <w:r>
+        <w:rPr>
+          <w:rFonts w:ascii="Arial" w:eastAsia="微軟正黑體" w:hAnsi="Arial" w:cs="Arial"/>
+          <w:color w:val="000000" w:themeColor="text1"/>
+        </w:rPr>
+        <w:t>royalty }}% of total royalties.</w:t>
+      </w:r>
+    </w:p>
+    <w:bookmarkEnd w:id="4"/>
+    <w:p>
+      <w:pPr>
+        <w:jc w:val="both"/>
+        <w:rPr>
+          <w:rFonts w:ascii="Arial" w:eastAsia="微軟正黑體" w:hAnsi="Arial" w:cs="Arial"/>
+          <w:color w:val="000000" w:themeColor="text1"/>
+        </w:rPr>
+      </w:pPr>
+    </w:p>
+    <w:p>
+      <w:pPr>
+        <w:jc w:val="both"/>
+        <w:rPr>
+          <w:rFonts w:ascii="Arial" w:eastAsia="微軟正黑體" w:hAnsi="Arial" w:cs="Arial"/>
+          <w:color w:val="000000" w:themeColor="text1"/>
+        </w:rPr>
+      </w:pPr>
+      <w:r>
+        <w:rPr>
+          <w:rFonts w:ascii="Arial" w:eastAsia="微軟正黑體" w:hAnsi="Arial" w:cs="Arial"/>
+          <w:b/>
+          <w:bCs/>
+          <w:color w:val="000000" w:themeColor="text1"/>
+          <w:u w:val="single"/>
+        </w:rPr>
+        <w:t>MTP</w:t>
+      </w:r>
+      <w:r>
+        <w:rPr>
+          <w:rFonts w:ascii="Arial" w:eastAsia="微軟正黑體" w:hAnsi="Arial" w:cs="Arial" w:hint="eastAsia"/>
+          <w:b/>
+          <w:bCs/>
+          <w:color w:val="000000" w:themeColor="text1"/>
+          <w:u w:val="single"/>
+        </w:rPr>
+        <w:t xml:space="preserve"> </w:t>
+      </w:r>
+      <w:r>
+        <w:rPr>
+          <w:rFonts w:ascii="Arial" w:eastAsia="微軟正黑體" w:hAnsi="Arial" w:cs="Arial"/>
+          <w:b/>
+          <w:bCs/>
+          <w:color w:val="000000" w:themeColor="text1"/>
+          <w:u w:val="single"/>
+        </w:rPr>
+        <w:t>technology</w:t>
+      </w:r>
+      <w:r>
+        <w:rPr>
+          <w:rFonts w:ascii="Arial" w:eastAsia="微軟正黑體" w:hAnsi="Arial" w:cs="Arial"/>
+          <w:color w:val="000000" w:themeColor="text1"/>
+        </w:rPr>
+        <w:t xml:space="preserve"> accounted for {{ tech.</w:t>
+      </w:r>
+      <w:r>
+        <w:rPr>
+          <w:rFonts w:ascii="Arial" w:eastAsia="微軟正黑體" w:hAnsi="Arial" w:cs="Arial" w:hint="eastAsia"/>
+          <w:color w:val="000000" w:themeColor="text1"/>
+        </w:rPr>
+        <w:t>mtp_</w:t>
+      </w:r>
+      <w:r>
+        <w:rPr>
+          <w:rFonts w:ascii="Arial" w:eastAsia="微軟正黑體" w:hAnsi="Arial" w:cs="Arial" w:hint="eastAsia"/>
+          <w:color w:val="000000" w:themeColor="text1"/>
+        </w:rPr>
+        <w:t>total</w:t>
+      </w:r>
+      <w:r>
+        <w:rPr>
+          <w:rFonts w:ascii="Arial" w:eastAsia="微軟正黑體" w:hAnsi="Arial" w:cs="Arial"/>
+          <w:color w:val="000000" w:themeColor="text1"/>
+        </w:rPr>
+        <w:t xml:space="preserve"> </w:t>
+      </w:r>
+      <w:r>
+        <w:rPr>
+          <w:rFonts w:ascii="Arial" w:eastAsia="微軟正黑體" w:hAnsi="Arial" w:cs="Arial"/>
+          <w:color w:val="000000" w:themeColor="text1"/>
+        </w:rPr>
+        <w:t>}}% of total revenue</w:t>
       </w:r>
       <w:r>
         <w:rPr>
@@ -1515,7 +3436,1492 @@
           <w:kern w:val="0"/>
           <w:szCs w:val="24"/>
         </w:rPr>
-        <w:t>this_quarter_</w:t>
+        <w:t>this_quarter_en</w:t>
+      </w:r>
+      <w:r>
+        <w:rPr>
+          <w:rFonts w:ascii="Arial" w:eastAsia="新細明體" w:hAnsi="Arial" w:cs="Arial"/>
+          <w:kern w:val="0"/>
+          <w:szCs w:val="24"/>
+        </w:rPr>
+        <w:t xml:space="preserve"> }}</w:t>
+      </w:r>
+      <w:r>
+        <w:rPr>
+          <w:rFonts w:ascii="Arial" w:eastAsia="微軟正黑體" w:hAnsi="Arial" w:cs="Arial" w:hint="eastAsia"/>
+          <w:color w:val="000000" w:themeColor="text1"/>
+        </w:rPr>
+        <w:t xml:space="preserve">. Its </w:t>
+      </w:r>
+      <w:r>
+        <w:rPr>
+          <w:rFonts w:ascii="Arial" w:eastAsia="微軟正黑體" w:hAnsi="Arial" w:cs="Arial"/>
+          <w:color w:val="000000" w:themeColor="text1"/>
+        </w:rPr>
+        <w:t>licensing</w:t>
+      </w:r>
+      <w:r>
+        <w:rPr>
+          <w:rFonts w:ascii="Arial" w:eastAsia="微軟正黑體" w:hAnsi="Arial" w:cs="Arial" w:hint="eastAsia"/>
+          <w:color w:val="000000" w:themeColor="text1"/>
+        </w:rPr>
+        <w:t xml:space="preserve"> revenue</w:t>
+      </w:r>
+      <w:r>
+        <w:rPr>
+          <w:rFonts w:ascii="Arial" w:eastAsia="微軟正黑體" w:hAnsi="Arial" w:cs="Arial" w:hint="eastAsia"/>
+          <w:color w:val="000000" w:themeColor="text1"/>
+        </w:rPr>
+        <w:t xml:space="preserve"> </w:t>
+      </w:r>
+      <w:r>
+        <w:rPr>
+          <w:rFonts w:ascii="Arial" w:eastAsia="微軟正黑體" w:hAnsi="Arial" w:cs="Arial"/>
+          <w:color w:val="000000" w:themeColor="text1"/>
+        </w:rPr>
+        <w:t>{{ tech.</w:t>
+      </w:r>
+      <w:r>
+        <w:rPr>
+          <w:rFonts w:ascii="Arial" w:eastAsia="微軟正黑體" w:hAnsi="Arial" w:cs="Arial" w:hint="eastAsia"/>
+          <w:color w:val="000000" w:themeColor="text1"/>
+        </w:rPr>
+        <w:t>mtp_</w:t>
+      </w:r>
+      <w:r>
+        <w:rPr>
+          <w:rFonts w:ascii="Arial" w:eastAsia="微軟正黑體" w:hAnsi="Arial" w:cs="Arial"/>
+          <w:color w:val="000000" w:themeColor="text1"/>
+        </w:rPr>
+        <w:t>licensing</w:t>
+      </w:r>
+      <w:r>
+        <w:rPr>
+          <w:rFonts w:ascii="Arial" w:eastAsia="微軟正黑體" w:hAnsi="Arial" w:cs="Arial" w:hint="eastAsia"/>
+          <w:color w:val="000000" w:themeColor="text1"/>
+        </w:rPr>
+        <w:t>_qoq</w:t>
+      </w:r>
+      <w:r>
+        <w:rPr>
+          <w:rFonts w:ascii="Arial" w:eastAsia="微軟正黑體" w:hAnsi="Arial" w:cs="Arial"/>
+          <w:color w:val="000000" w:themeColor="text1"/>
+        </w:rPr>
+        <w:t xml:space="preserve"> }}% sequentially {{ tech.</w:t>
+      </w:r>
+      <w:r>
+        <w:rPr>
+          <w:rFonts w:ascii="Arial" w:eastAsia="微軟正黑體" w:hAnsi="Arial" w:cs="Arial" w:hint="eastAsia"/>
+          <w:color w:val="000000" w:themeColor="text1"/>
+        </w:rPr>
+        <w:t>mtp_</w:t>
+      </w:r>
+      <w:r>
+        <w:rPr>
+          <w:rFonts w:ascii="Arial" w:eastAsia="微軟正黑體" w:hAnsi="Arial" w:cs="Arial"/>
+          <w:color w:val="000000" w:themeColor="text1"/>
+        </w:rPr>
+        <w:t>licensing</w:t>
+      </w:r>
+      <w:r>
+        <w:rPr>
+          <w:rFonts w:ascii="Arial" w:eastAsia="微軟正黑體" w:hAnsi="Arial" w:cs="Arial" w:hint="eastAsia"/>
+          <w:color w:val="000000" w:themeColor="text1"/>
+        </w:rPr>
+        <w:t>_yoy</w:t>
+      </w:r>
+      <w:r>
+        <w:rPr>
+          <w:rFonts w:ascii="Arial" w:eastAsia="微軟正黑體" w:hAnsi="Arial" w:cs="Arial"/>
+          <w:color w:val="000000" w:themeColor="text1"/>
+        </w:rPr>
+        <w:t xml:space="preserve"> }}% year-over-year. Royalty from MTP {{ tech.</w:t>
+      </w:r>
+      <w:r>
+        <w:rPr>
+          <w:rFonts w:ascii="Arial" w:eastAsia="微軟正黑體" w:hAnsi="Arial" w:cs="Arial" w:hint="eastAsia"/>
+          <w:color w:val="000000" w:themeColor="text1"/>
+        </w:rPr>
+        <w:t>mtp_</w:t>
+      </w:r>
+      <w:r>
+        <w:rPr>
+          <w:rFonts w:ascii="Arial" w:eastAsia="微軟正黑體" w:hAnsi="Arial" w:cs="Arial"/>
+          <w:color w:val="000000" w:themeColor="text1"/>
+        </w:rPr>
+        <w:t>royalty</w:t>
+      </w:r>
+      <w:r>
+        <w:rPr>
+          <w:rFonts w:ascii="Arial" w:eastAsia="微軟正黑體" w:hAnsi="Arial" w:cs="Arial" w:hint="eastAsia"/>
+          <w:color w:val="000000" w:themeColor="text1"/>
+        </w:rPr>
+        <w:t>_qoq</w:t>
+      </w:r>
+      <w:r>
+        <w:rPr>
+          <w:rFonts w:ascii="Arial" w:eastAsia="微軟正黑體" w:hAnsi="Arial" w:cs="Arial"/>
+          <w:color w:val="000000" w:themeColor="text1"/>
+        </w:rPr>
+        <w:t xml:space="preserve"> }}% sequentially {{ tech.</w:t>
+      </w:r>
+      <w:r>
+        <w:rPr>
+          <w:rFonts w:ascii="Arial" w:eastAsia="微軟正黑體" w:hAnsi="Arial" w:cs="Arial" w:hint="eastAsia"/>
+          <w:color w:val="000000" w:themeColor="text1"/>
+        </w:rPr>
+        <w:t>mtp_</w:t>
+      </w:r>
+      <w:r>
+        <w:rPr>
+          <w:rFonts w:ascii="Arial" w:eastAsia="微軟正黑體" w:hAnsi="Arial" w:cs="Arial"/>
+          <w:color w:val="000000" w:themeColor="text1"/>
+        </w:rPr>
+        <w:t>royalty</w:t>
+      </w:r>
+      <w:r>
+        <w:rPr>
+          <w:rFonts w:ascii="Arial" w:eastAsia="微軟正黑體" w:hAnsi="Arial" w:cs="Arial" w:hint="eastAsia"/>
+          <w:color w:val="000000" w:themeColor="text1"/>
+        </w:rPr>
+        <w:t>_yoy</w:t>
+      </w:r>
+      <w:r>
+        <w:rPr>
+          <w:rFonts w:ascii="Arial" w:eastAsia="微軟正黑體" w:hAnsi="Arial" w:cs="Arial"/>
+          <w:color w:val="000000" w:themeColor="text1"/>
+        </w:rPr>
+        <w:t xml:space="preserve"> }}% year-over-year.</w:t>
+      </w:r>
+    </w:p>
+    <w:p>
+      <w:pPr>
+        <w:jc w:val="both"/>
+        <w:rPr>
+          <w:rFonts w:ascii="Arial" w:eastAsia="微軟正黑體" w:hAnsi="Arial" w:cs="Arial"/>
+          <w:color w:val="000000" w:themeColor="text1"/>
+        </w:rPr>
+      </w:pPr>
+    </w:p>
+    <w:p>
+      <w:pPr>
+        <w:pStyle w:val="11"/>
+        <w:adjustRightInd w:val="0"/>
+        <w:snapToGrid w:val="0"/>
+        <w:ind w:left="0"/>
+        <w:jc w:val="both"/>
+        <w:rPr>
+          <w:rFonts w:eastAsia="新細明體" w:cs="Arial"/>
+          <w:b w:val="0"/>
+          <w:bCs w:val="0"/>
+          <w:kern w:val="2"/>
+          <w:lang w:eastAsia="zh-TW"/>
+        </w:rPr>
+      </w:pPr>
+      <w:bookmarkStart w:id="5" w:name="_Hlk213932846"/>
+      <w:r>
+        <w:rPr>
+          <w:rFonts w:eastAsia="新細明體" w:cs="Arial"/>
+          <w:b w:val="0"/>
+          <w:bCs w:val="0"/>
+          <w:kern w:val="2"/>
+          <w:lang w:eastAsia="zh-TW"/>
+        </w:rPr>
+        <w:t xml:space="preserve">{% if </w:t>
+      </w:r>
+      <w:r>
+        <w:rPr>
+          <w:rFonts w:eastAsia="新細明體" w:cs="Arial"/>
+          <w:b w:val="0"/>
+          <w:bCs w:val="0"/>
+          <w:kern w:val="2"/>
+          <w:lang w:eastAsia="zh-TW"/>
+        </w:rPr>
+        <w:t>this_quarter</w:t>
+      </w:r>
+      <w:r>
+        <w:rPr>
+          <w:rFonts w:eastAsia="新細明體" w:cs="Arial" w:hint="eastAsia"/>
+          <w:b w:val="0"/>
+          <w:bCs w:val="0"/>
+          <w:kern w:val="2"/>
+          <w:lang w:eastAsia="zh-TW"/>
+        </w:rPr>
+        <w:t xml:space="preserve"> </w:t>
+      </w:r>
+      <w:r>
+        <w:rPr>
+          <w:rFonts w:eastAsia="新細明體" w:cs="Arial" w:hint="eastAsia"/>
+          <w:b w:val="0"/>
+          <w:bCs w:val="0"/>
+          <w:kern w:val="2"/>
+          <w:lang w:eastAsia="zh-TW"/>
+        </w:rPr>
+        <w:t>!</w:t>
+      </w:r>
+      <w:r>
+        <w:rPr>
+          <w:rFonts w:eastAsia="新細明體" w:cs="Arial"/>
+          <w:b w:val="0"/>
+          <w:bCs w:val="0"/>
+          <w:kern w:val="2"/>
+          <w:lang w:eastAsia="zh-TW"/>
+        </w:rPr>
+        <w:t>= "Q1" %}</w:t>
+      </w:r>
+    </w:p>
+    <w:bookmarkEnd w:id="5"/>
+    <w:p>
+      <w:pPr>
+        <w:jc w:val="both"/>
+        <w:rPr>
+          <w:rFonts w:ascii="Arial" w:eastAsia="微軟正黑體" w:hAnsi="Arial" w:cs="Arial"/>
+          <w:color w:val="000000" w:themeColor="text1"/>
+        </w:rPr>
+      </w:pPr>
+      <w:r>
+        <w:rPr>
+          <w:rFonts w:ascii="Arial" w:eastAsia="微軟正黑體" w:hAnsi="Arial" w:cs="Arial"/>
+          <w:color w:val="000000" w:themeColor="text1"/>
+        </w:rPr>
+        <w:lastRenderedPageBreak/>
+        <w:t xml:space="preserve">For the </w:t>
+      </w:r>
+      <w:r>
+        <w:rPr>
+          <w:rFonts w:ascii="Arial" w:eastAsia="微軟正黑體" w:hAnsi="Arial" w:cs="Arial"/>
+          <w:color w:val="000000" w:themeColor="text1"/>
+        </w:rPr>
+        <w:t xml:space="preserve">{{ </w:t>
+      </w:r>
+      <w:r>
+        <w:rPr>
+          <w:rFonts w:ascii="Arial" w:eastAsia="微軟正黑體" w:hAnsi="Arial" w:cs="Arial" w:hint="eastAsia"/>
+          <w:color w:val="000000" w:themeColor="text1"/>
+        </w:rPr>
+        <w:t>ytd</w:t>
+      </w:r>
+      <w:r>
+        <w:rPr>
+          <w:rFonts w:ascii="Arial" w:eastAsia="微軟正黑體" w:hAnsi="Arial" w:cs="Arial"/>
+          <w:color w:val="000000" w:themeColor="text1"/>
+        </w:rPr>
+        <w:t xml:space="preserve"> }}</w:t>
+      </w:r>
+      <w:r>
+        <w:rPr>
+          <w:rFonts w:ascii="Arial" w:eastAsia="微軟正黑體" w:hAnsi="Arial" w:cs="Arial"/>
+          <w:color w:val="000000" w:themeColor="text1"/>
+        </w:rPr>
+        <w:t xml:space="preserve"> of </w:t>
+      </w:r>
+      <w:r>
+        <w:rPr>
+          <w:rFonts w:ascii="Arial" w:eastAsia="微軟正黑體" w:hAnsi="Arial" w:cs="Arial" w:hint="eastAsia"/>
+          <w:color w:val="000000" w:themeColor="text1"/>
+        </w:rPr>
+        <w:t>{{ this_year }}</w:t>
+      </w:r>
+      <w:r>
+        <w:rPr>
+          <w:rFonts w:ascii="Arial" w:eastAsia="微軟正黑體" w:hAnsi="Arial" w:cs="Arial"/>
+          <w:color w:val="000000" w:themeColor="text1"/>
+        </w:rPr>
+        <w:t>, the revenues by technology are as follows:</w:t>
+      </w:r>
+    </w:p>
+    <w:p>
+      <w:pPr>
+        <w:jc w:val="both"/>
+        <w:rPr>
+          <w:rFonts w:ascii="Arial" w:eastAsia="微軟正黑體" w:hAnsi="Arial" w:cs="Arial"/>
+          <w:color w:val="000000" w:themeColor="text1"/>
+        </w:rPr>
+      </w:pPr>
+    </w:p>
+    <w:p>
+      <w:pPr>
+        <w:jc w:val="both"/>
+        <w:rPr>
+          <w:rFonts w:ascii="Arial" w:eastAsia="微軟正黑體" w:hAnsi="Arial" w:cs="Arial"/>
+          <w:color w:val="000000" w:themeColor="text1"/>
+        </w:rPr>
+      </w:pPr>
+      <w:r>
+        <w:rPr>
+          <w:rFonts w:ascii="Arial" w:eastAsia="微軟正黑體" w:hAnsi="Arial" w:cs="Arial"/>
+          <w:b/>
+          <w:bCs/>
+          <w:color w:val="000000" w:themeColor="text1"/>
+          <w:u w:val="single"/>
+        </w:rPr>
+        <w:t>NeoBit</w:t>
+      </w:r>
+      <w:r>
+        <w:rPr>
+          <w:rFonts w:ascii="Arial" w:eastAsia="微軟正黑體" w:hAnsi="Arial" w:cs="Arial"/>
+          <w:color w:val="000000" w:themeColor="text1"/>
+        </w:rPr>
+        <w:t xml:space="preserve"> </w:t>
+      </w:r>
+      <w:r>
+        <w:rPr>
+          <w:rFonts w:ascii="Arial" w:eastAsia="微軟正黑體" w:hAnsi="Arial" w:cs="Arial" w:hint="eastAsia"/>
+          <w:color w:val="000000" w:themeColor="text1"/>
+        </w:rPr>
+        <w:t>L</w:t>
+      </w:r>
+      <w:r>
+        <w:rPr>
+          <w:rFonts w:ascii="Arial" w:eastAsia="微軟正黑體" w:hAnsi="Arial" w:cs="Arial"/>
+          <w:color w:val="000000" w:themeColor="text1"/>
+        </w:rPr>
+        <w:t xml:space="preserve">icensing revenue </w:t>
+      </w:r>
+      <w:r>
+        <w:rPr>
+          <w:rFonts w:ascii="Arial" w:eastAsia="微軟正黑體" w:hAnsi="Arial" w:cs="Arial"/>
+          <w:color w:val="000000" w:themeColor="text1"/>
+        </w:rPr>
+        <w:t>{{ tech.</w:t>
+      </w:r>
+      <w:r>
+        <w:rPr>
+          <w:rFonts w:ascii="Arial" w:eastAsia="微軟正黑體" w:hAnsi="Arial" w:cs="Arial" w:hint="eastAsia"/>
+          <w:color w:val="000000" w:themeColor="text1"/>
+        </w:rPr>
+        <w:t>neobit_</w:t>
+      </w:r>
+      <w:r>
+        <w:rPr>
+          <w:rFonts w:ascii="Arial" w:eastAsia="微軟正黑體" w:hAnsi="Arial" w:cs="Arial"/>
+          <w:color w:val="000000" w:themeColor="text1"/>
+        </w:rPr>
+        <w:t>licensing</w:t>
+      </w:r>
+      <w:r>
+        <w:rPr>
+          <w:rFonts w:ascii="Arial" w:eastAsia="微軟正黑體" w:hAnsi="Arial" w:cs="Arial" w:hint="eastAsia"/>
+          <w:color w:val="000000" w:themeColor="text1"/>
+        </w:rPr>
+        <w:t>_yoy_ytd</w:t>
+      </w:r>
+      <w:r>
+        <w:rPr>
+          <w:rFonts w:ascii="Arial" w:eastAsia="微軟正黑體" w:hAnsi="Arial" w:cs="Arial"/>
+          <w:color w:val="000000" w:themeColor="text1"/>
+        </w:rPr>
+        <w:t xml:space="preserve"> }}</w:t>
+      </w:r>
+      <w:r>
+        <w:rPr>
+          <w:rFonts w:ascii="Arial" w:eastAsia="微軟正黑體" w:hAnsi="Arial" w:cs="Arial"/>
+          <w:color w:val="000000" w:themeColor="text1"/>
+        </w:rPr>
+        <w:t xml:space="preserve">% year-over-year </w:t>
+      </w:r>
+      <w:r>
+        <w:rPr>
+          <w:rFonts w:ascii="Arial" w:eastAsia="微軟正黑體" w:hAnsi="Arial" w:cs="Arial"/>
+          <w:color w:val="000000" w:themeColor="text1"/>
+        </w:rPr>
+        <w:t>{{ tech.</w:t>
+      </w:r>
+      <w:r>
+        <w:rPr>
+          <w:rFonts w:ascii="Arial" w:eastAsia="微軟正黑體" w:hAnsi="Arial" w:cs="Arial" w:hint="eastAsia"/>
+          <w:color w:val="000000" w:themeColor="text1"/>
+        </w:rPr>
+        <w:t>neobit_</w:t>
+      </w:r>
+      <w:r>
+        <w:rPr>
+          <w:rFonts w:ascii="Arial" w:eastAsia="微軟正黑體" w:hAnsi="Arial" w:cs="Arial"/>
+          <w:color w:val="000000" w:themeColor="text1"/>
+        </w:rPr>
+        <w:t>royalt</w:t>
+      </w:r>
+      <w:r>
+        <w:rPr>
+          <w:rFonts w:ascii="Arial" w:eastAsia="微軟正黑體" w:hAnsi="Arial" w:cs="Arial" w:hint="eastAsia"/>
+          <w:color w:val="000000" w:themeColor="text1"/>
+        </w:rPr>
+        <w:t>y_yoy_ytd</w:t>
+      </w:r>
+      <w:r>
+        <w:rPr>
+          <w:rFonts w:ascii="Arial" w:eastAsia="微軟正黑體" w:hAnsi="Arial" w:cs="Arial"/>
+          <w:color w:val="000000" w:themeColor="text1"/>
+        </w:rPr>
+        <w:t xml:space="preserve"> }}</w:t>
+      </w:r>
+      <w:r>
+        <w:rPr>
+          <w:rFonts w:ascii="Arial" w:eastAsia="微軟正黑體" w:hAnsi="Arial" w:cs="Arial"/>
+          <w:color w:val="000000" w:themeColor="text1"/>
+        </w:rPr>
+        <w:t xml:space="preserve">%, accounting for </w:t>
+      </w:r>
+      <w:r>
+        <w:rPr>
+          <w:rFonts w:ascii="Arial" w:eastAsia="微軟正黑體" w:hAnsi="Arial" w:cs="Arial"/>
+          <w:color w:val="000000" w:themeColor="text1"/>
+        </w:rPr>
+        <w:t>{{ tech.</w:t>
+      </w:r>
+      <w:r>
+        <w:rPr>
+          <w:rFonts w:ascii="Arial" w:eastAsia="微軟正黑體" w:hAnsi="Arial" w:cs="Arial" w:hint="eastAsia"/>
+          <w:color w:val="000000" w:themeColor="text1"/>
+        </w:rPr>
+        <w:t>neobit_ytd</w:t>
+      </w:r>
+      <w:r>
+        <w:rPr>
+          <w:rFonts w:ascii="Arial" w:eastAsia="微軟正黑體" w:hAnsi="Arial" w:cs="Arial"/>
+          <w:color w:val="000000" w:themeColor="text1"/>
+        </w:rPr>
+        <w:t xml:space="preserve"> }}</w:t>
+      </w:r>
+      <w:r>
+        <w:rPr>
+          <w:rFonts w:ascii="Arial" w:eastAsia="微軟正黑體" w:hAnsi="Arial" w:cs="Arial"/>
+          <w:color w:val="000000" w:themeColor="text1"/>
+        </w:rPr>
+        <w:t>% of the total revenue.</w:t>
+      </w:r>
+    </w:p>
+    <w:p>
+      <w:pPr>
+        <w:jc w:val="both"/>
+        <w:rPr>
+          <w:rFonts w:ascii="Arial" w:eastAsia="微軟正黑體" w:hAnsi="Arial" w:cs="Arial"/>
+          <w:color w:val="000000" w:themeColor="text1"/>
+        </w:rPr>
+      </w:pPr>
+    </w:p>
+    <w:p>
+      <w:pPr>
+        <w:jc w:val="both"/>
+        <w:rPr>
+          <w:rFonts w:ascii="Arial" w:eastAsia="微軟正黑體" w:hAnsi="Arial" w:cs="Arial"/>
+          <w:color w:val="000000" w:themeColor="text1"/>
+        </w:rPr>
+      </w:pPr>
+      <w:r>
+        <w:rPr>
+          <w:rFonts w:ascii="Arial" w:eastAsia="微軟正黑體" w:hAnsi="Arial" w:cs="Arial"/>
+          <w:b/>
+          <w:bCs/>
+          <w:color w:val="000000" w:themeColor="text1"/>
+          <w:u w:val="single"/>
+        </w:rPr>
+        <w:t>NeoFuse</w:t>
+      </w:r>
+      <w:r>
+        <w:rPr>
+          <w:rFonts w:ascii="Arial" w:eastAsia="微軟正黑體" w:hAnsi="Arial" w:cs="Arial"/>
+          <w:color w:val="000000" w:themeColor="text1"/>
+        </w:rPr>
+        <w:t xml:space="preserve"> </w:t>
+      </w:r>
+      <w:r>
+        <w:rPr>
+          <w:rFonts w:ascii="Arial" w:eastAsia="微軟正黑體" w:hAnsi="Arial" w:cs="Arial" w:hint="eastAsia"/>
+          <w:color w:val="000000" w:themeColor="text1"/>
+        </w:rPr>
+        <w:t>L</w:t>
+      </w:r>
+      <w:r>
+        <w:rPr>
+          <w:rFonts w:ascii="Arial" w:eastAsia="微軟正黑體" w:hAnsi="Arial" w:cs="Arial"/>
+          <w:color w:val="000000" w:themeColor="text1"/>
+        </w:rPr>
+        <w:t xml:space="preserve">icensing revenue </w:t>
+      </w:r>
+      <w:r>
+        <w:rPr>
+          <w:rFonts w:ascii="Arial" w:eastAsia="微軟正黑體" w:hAnsi="Arial" w:cs="Arial"/>
+          <w:color w:val="000000" w:themeColor="text1"/>
+        </w:rPr>
+        <w:t>{{ tech.</w:t>
+      </w:r>
+      <w:r>
+        <w:rPr>
+          <w:rFonts w:ascii="Arial" w:eastAsia="微軟正黑體" w:hAnsi="Arial" w:cs="Arial" w:hint="eastAsia"/>
+          <w:color w:val="000000" w:themeColor="text1"/>
+        </w:rPr>
+        <w:t>neofuse_</w:t>
+      </w:r>
+      <w:r>
+        <w:rPr>
+          <w:rFonts w:ascii="Arial" w:eastAsia="微軟正黑體" w:hAnsi="Arial" w:cs="Arial"/>
+          <w:color w:val="000000" w:themeColor="text1"/>
+        </w:rPr>
+        <w:t>licensing</w:t>
+      </w:r>
+      <w:r>
+        <w:rPr>
+          <w:rFonts w:ascii="Arial" w:eastAsia="微軟正黑體" w:hAnsi="Arial" w:cs="Arial" w:hint="eastAsia"/>
+          <w:color w:val="000000" w:themeColor="text1"/>
+        </w:rPr>
+        <w:t>_yoy_ytd</w:t>
+      </w:r>
+      <w:r>
+        <w:rPr>
+          <w:rFonts w:ascii="Arial" w:eastAsia="微軟正黑體" w:hAnsi="Arial" w:cs="Arial"/>
+          <w:color w:val="000000" w:themeColor="text1"/>
+        </w:rPr>
+        <w:t xml:space="preserve"> }}</w:t>
+      </w:r>
+      <w:r>
+        <w:rPr>
+          <w:rFonts w:ascii="Arial" w:eastAsia="微軟正黑體" w:hAnsi="Arial" w:cs="Arial"/>
+          <w:color w:val="000000" w:themeColor="text1"/>
+        </w:rPr>
+        <w:t>%</w:t>
+      </w:r>
+      <w:r>
+        <w:rPr>
+          <w:rFonts w:ascii="Arial" w:eastAsia="微軟正黑體" w:hAnsi="Arial" w:cs="Arial"/>
+          <w:color w:val="000000" w:themeColor="text1"/>
+        </w:rPr>
+        <w:t xml:space="preserve"> </w:t>
+      </w:r>
+      <w:r>
+        <w:rPr>
+          <w:rFonts w:ascii="Arial" w:eastAsia="微軟正黑體" w:hAnsi="Arial" w:cs="Arial"/>
+          <w:color w:val="000000" w:themeColor="text1"/>
+        </w:rPr>
+        <w:t>{{ tech.</w:t>
+      </w:r>
+      <w:r>
+        <w:rPr>
+          <w:rFonts w:ascii="Arial" w:eastAsia="微軟正黑體" w:hAnsi="Arial" w:cs="Arial" w:hint="eastAsia"/>
+          <w:color w:val="000000" w:themeColor="text1"/>
+        </w:rPr>
+        <w:t>neofuse_</w:t>
+      </w:r>
+      <w:r>
+        <w:rPr>
+          <w:rFonts w:ascii="Arial" w:eastAsia="微軟正黑體" w:hAnsi="Arial" w:cs="Arial"/>
+          <w:color w:val="000000" w:themeColor="text1"/>
+        </w:rPr>
+        <w:t>royalty</w:t>
+      </w:r>
+      <w:r>
+        <w:rPr>
+          <w:rFonts w:ascii="Arial" w:eastAsia="微軟正黑體" w:hAnsi="Arial" w:cs="Arial" w:hint="eastAsia"/>
+          <w:color w:val="000000" w:themeColor="text1"/>
+        </w:rPr>
+        <w:t>_yoy_ytd</w:t>
+      </w:r>
+      <w:r>
+        <w:rPr>
+          <w:rFonts w:ascii="Arial" w:eastAsia="微軟正黑體" w:hAnsi="Arial" w:cs="Arial"/>
+          <w:color w:val="000000" w:themeColor="text1"/>
+        </w:rPr>
+        <w:t xml:space="preserve"> }}</w:t>
+      </w:r>
+      <w:r>
+        <w:rPr>
+          <w:rFonts w:ascii="Arial" w:eastAsia="微軟正黑體" w:hAnsi="Arial" w:cs="Arial"/>
+          <w:color w:val="000000" w:themeColor="text1"/>
+        </w:rPr>
+        <w:t xml:space="preserve">% year-over-year, contributing to </w:t>
+      </w:r>
+      <w:r>
+        <w:rPr>
+          <w:rFonts w:ascii="Arial" w:eastAsia="微軟正黑體" w:hAnsi="Arial" w:cs="Arial"/>
+          <w:color w:val="000000" w:themeColor="text1"/>
+        </w:rPr>
+        <w:t>{{ tech.</w:t>
+      </w:r>
+      <w:r>
+        <w:rPr>
+          <w:rFonts w:ascii="Arial" w:eastAsia="微軟正黑體" w:hAnsi="Arial" w:cs="Arial" w:hint="eastAsia"/>
+          <w:color w:val="000000" w:themeColor="text1"/>
+        </w:rPr>
+        <w:t>neofuse_ytd</w:t>
+      </w:r>
+      <w:r>
+        <w:rPr>
+          <w:rFonts w:ascii="Arial" w:eastAsia="微軟正黑體" w:hAnsi="Arial" w:cs="Arial"/>
+          <w:color w:val="000000" w:themeColor="text1"/>
+        </w:rPr>
+        <w:t xml:space="preserve"> }}</w:t>
+      </w:r>
+      <w:r>
+        <w:rPr>
+          <w:rFonts w:ascii="Arial" w:eastAsia="微軟正黑體" w:hAnsi="Arial" w:cs="Arial"/>
+          <w:color w:val="000000" w:themeColor="text1"/>
+        </w:rPr>
+        <w:t xml:space="preserve">% of the total revenue. </w:t>
+      </w:r>
+    </w:p>
+    <w:p>
+      <w:pPr>
+        <w:jc w:val="both"/>
+        <w:rPr>
+          <w:rFonts w:ascii="Arial" w:eastAsia="微軟正黑體" w:hAnsi="Arial" w:cs="Arial"/>
+          <w:color w:val="000000" w:themeColor="text1"/>
+        </w:rPr>
+      </w:pPr>
+    </w:p>
+    <w:p>
+      <w:pPr>
+        <w:jc w:val="both"/>
+        <w:rPr>
+          <w:rFonts w:ascii="Arial" w:eastAsia="微軟正黑體" w:hAnsi="Arial" w:cs="Arial"/>
+          <w:color w:val="000000" w:themeColor="text1"/>
+        </w:rPr>
+      </w:pPr>
+      <w:r>
+        <w:rPr>
+          <w:rFonts w:ascii="Arial" w:eastAsia="微軟正黑體" w:hAnsi="Arial" w:cs="Arial"/>
+          <w:b/>
+          <w:bCs/>
+          <w:color w:val="000000" w:themeColor="text1"/>
+          <w:u w:val="single"/>
+        </w:rPr>
+        <w:t>PUF-based security IP</w:t>
+      </w:r>
+      <w:r>
+        <w:rPr>
+          <w:rFonts w:ascii="Arial" w:eastAsia="微軟正黑體" w:hAnsi="Arial" w:cs="Arial"/>
+          <w:color w:val="000000" w:themeColor="text1"/>
+        </w:rPr>
+        <w:t xml:space="preserve"> </w:t>
+      </w:r>
+      <w:r>
+        <w:rPr>
+          <w:rFonts w:ascii="Arial" w:eastAsia="微軟正黑體" w:hAnsi="Arial" w:cs="Arial" w:hint="eastAsia"/>
+          <w:color w:val="000000" w:themeColor="text1"/>
+        </w:rPr>
+        <w:t>L</w:t>
+      </w:r>
+      <w:r>
+        <w:rPr>
+          <w:rFonts w:ascii="Arial" w:eastAsia="微軟正黑體" w:hAnsi="Arial" w:cs="Arial"/>
+          <w:color w:val="000000" w:themeColor="text1"/>
+        </w:rPr>
+        <w:t xml:space="preserve">icensing revenue </w:t>
+      </w:r>
+      <w:r>
+        <w:rPr>
+          <w:rFonts w:ascii="Arial" w:eastAsia="微軟正黑體" w:hAnsi="Arial" w:cs="Arial"/>
+          <w:color w:val="000000" w:themeColor="text1"/>
+        </w:rPr>
+        <w:t>{{ tech.</w:t>
+      </w:r>
+      <w:r>
+        <w:rPr>
+          <w:rFonts w:ascii="Arial" w:eastAsia="微軟正黑體" w:hAnsi="Arial" w:cs="Arial" w:hint="eastAsia"/>
+          <w:color w:val="000000" w:themeColor="text1"/>
+        </w:rPr>
+        <w:t>pufbased_</w:t>
+      </w:r>
+      <w:r>
+        <w:rPr>
+          <w:rFonts w:ascii="Arial" w:eastAsia="微軟正黑體" w:hAnsi="Arial" w:cs="Arial"/>
+          <w:color w:val="000000" w:themeColor="text1"/>
+        </w:rPr>
+        <w:t>licensing</w:t>
+      </w:r>
+      <w:r>
+        <w:rPr>
+          <w:rFonts w:ascii="Arial" w:eastAsia="微軟正黑體" w:hAnsi="Arial" w:cs="Arial" w:hint="eastAsia"/>
+          <w:color w:val="000000" w:themeColor="text1"/>
+        </w:rPr>
+        <w:t>_yoy_ytd</w:t>
+      </w:r>
+      <w:r>
+        <w:rPr>
+          <w:rFonts w:ascii="Arial" w:eastAsia="微軟正黑體" w:hAnsi="Arial" w:cs="Arial"/>
+          <w:color w:val="000000" w:themeColor="text1"/>
+        </w:rPr>
+        <w:t xml:space="preserve"> }}</w:t>
+      </w:r>
+      <w:r>
+        <w:rPr>
+          <w:rFonts w:ascii="Arial" w:eastAsia="微軟正黑體" w:hAnsi="Arial" w:cs="Arial"/>
+          <w:color w:val="000000" w:themeColor="text1"/>
+        </w:rPr>
+        <w:t>%</w:t>
+      </w:r>
+      <w:r>
+        <w:rPr>
+          <w:rFonts w:ascii="Arial" w:eastAsia="微軟正黑體" w:hAnsi="Arial" w:cs="Arial"/>
+          <w:color w:val="000000" w:themeColor="text1"/>
+        </w:rPr>
+        <w:t xml:space="preserve"> </w:t>
+      </w:r>
+      <w:r>
+        <w:rPr>
+          <w:rFonts w:ascii="Arial" w:eastAsia="微軟正黑體" w:hAnsi="Arial" w:cs="Arial"/>
+          <w:color w:val="000000" w:themeColor="text1"/>
+        </w:rPr>
+        <w:t xml:space="preserve">year-over-year, accounting for </w:t>
+      </w:r>
+      <w:r>
+        <w:rPr>
+          <w:rFonts w:ascii="Arial" w:eastAsia="微軟正黑體" w:hAnsi="Arial" w:cs="Arial"/>
+          <w:color w:val="000000" w:themeColor="text1"/>
+        </w:rPr>
+        <w:t>{{ tech.</w:t>
+      </w:r>
+      <w:r>
+        <w:rPr>
+          <w:rFonts w:ascii="Arial" w:eastAsia="微軟正黑體" w:hAnsi="Arial" w:cs="Arial" w:hint="eastAsia"/>
+          <w:color w:val="000000" w:themeColor="text1"/>
+        </w:rPr>
+        <w:t>pufbased_ytd</w:t>
+      </w:r>
+      <w:r>
+        <w:rPr>
+          <w:rFonts w:ascii="Arial" w:eastAsia="微軟正黑體" w:hAnsi="Arial" w:cs="Arial"/>
+          <w:color w:val="000000" w:themeColor="text1"/>
+        </w:rPr>
+        <w:t xml:space="preserve"> }}</w:t>
+      </w:r>
+      <w:r>
+        <w:rPr>
+          <w:rFonts w:ascii="Arial" w:eastAsia="微軟正黑體" w:hAnsi="Arial" w:cs="Arial"/>
+          <w:color w:val="000000" w:themeColor="text1"/>
+        </w:rPr>
+        <w:t xml:space="preserve">% of the total revenue. </w:t>
+      </w:r>
+    </w:p>
+    <w:p>
+      <w:pPr>
+        <w:jc w:val="both"/>
+        <w:rPr>
+          <w:rFonts w:ascii="Arial" w:eastAsia="微軟正黑體" w:hAnsi="Arial" w:cs="Arial"/>
+          <w:color w:val="000000" w:themeColor="text1"/>
+        </w:rPr>
+      </w:pPr>
+    </w:p>
+    <w:p>
+      <w:pPr>
+        <w:jc w:val="both"/>
+        <w:rPr>
+          <w:rFonts w:ascii="Arial" w:eastAsia="微軟正黑體" w:hAnsi="Arial" w:cs="Arial"/>
+          <w:color w:val="000000" w:themeColor="text1"/>
+        </w:rPr>
+      </w:pPr>
+      <w:r>
+        <w:rPr>
+          <w:rFonts w:ascii="Arial" w:eastAsia="微軟正黑體" w:hAnsi="Arial" w:cs="Arial"/>
+          <w:b/>
+          <w:bCs/>
+          <w:color w:val="000000" w:themeColor="text1"/>
+          <w:u w:val="single"/>
+        </w:rPr>
+        <w:t>MTP technology</w:t>
+      </w:r>
+      <w:r>
+        <w:rPr>
+          <w:rFonts w:ascii="Arial" w:eastAsia="微軟正黑體" w:hAnsi="Arial" w:cs="Arial"/>
+          <w:color w:val="000000" w:themeColor="text1"/>
+        </w:rPr>
+        <w:t xml:space="preserve"> </w:t>
+      </w:r>
+      <w:r>
+        <w:rPr>
+          <w:rFonts w:ascii="Arial" w:eastAsia="微軟正黑體" w:hAnsi="Arial" w:cs="Arial" w:hint="eastAsia"/>
+          <w:color w:val="000000" w:themeColor="text1"/>
+        </w:rPr>
+        <w:t>L</w:t>
+      </w:r>
+      <w:r>
+        <w:rPr>
+          <w:rFonts w:ascii="Arial" w:eastAsia="微軟正黑體" w:hAnsi="Arial" w:cs="Arial"/>
+          <w:color w:val="000000" w:themeColor="text1"/>
+        </w:rPr>
+        <w:t xml:space="preserve">icensing revenue </w:t>
+      </w:r>
+      <w:r>
+        <w:rPr>
+          <w:rFonts w:ascii="Arial" w:eastAsia="微軟正黑體" w:hAnsi="Arial" w:cs="Arial"/>
+          <w:color w:val="000000" w:themeColor="text1"/>
+        </w:rPr>
+        <w:t>{{ tech.</w:t>
+      </w:r>
+      <w:r>
+        <w:rPr>
+          <w:rFonts w:ascii="Arial" w:eastAsia="微軟正黑體" w:hAnsi="Arial" w:cs="Arial" w:hint="eastAsia"/>
+          <w:color w:val="000000" w:themeColor="text1"/>
+        </w:rPr>
+        <w:t>mtp_</w:t>
+      </w:r>
+      <w:r>
+        <w:rPr>
+          <w:rFonts w:ascii="Arial" w:eastAsia="微軟正黑體" w:hAnsi="Arial" w:cs="Arial"/>
+          <w:color w:val="000000" w:themeColor="text1"/>
+        </w:rPr>
+        <w:t>licensing</w:t>
+      </w:r>
+      <w:r>
+        <w:rPr>
+          <w:rFonts w:ascii="Arial" w:eastAsia="微軟正黑體" w:hAnsi="Arial" w:cs="Arial" w:hint="eastAsia"/>
+          <w:color w:val="000000" w:themeColor="text1"/>
+        </w:rPr>
+        <w:t>_yoy_ytd</w:t>
+      </w:r>
+      <w:r>
+        <w:rPr>
+          <w:rFonts w:ascii="Arial" w:eastAsia="微軟正黑體" w:hAnsi="Arial" w:cs="Arial"/>
+          <w:color w:val="000000" w:themeColor="text1"/>
+        </w:rPr>
+        <w:t xml:space="preserve"> }}</w:t>
+      </w:r>
+      <w:r>
+        <w:rPr>
+          <w:rFonts w:ascii="Arial" w:eastAsia="微軟正黑體" w:hAnsi="Arial" w:cs="Arial"/>
+          <w:color w:val="000000" w:themeColor="text1"/>
+        </w:rPr>
+        <w:t xml:space="preserve">% </w:t>
+      </w:r>
+      <w:r>
+        <w:rPr>
+          <w:rFonts w:ascii="Arial" w:eastAsia="微軟正黑體" w:hAnsi="Arial" w:cs="Arial"/>
+          <w:color w:val="000000" w:themeColor="text1"/>
+        </w:rPr>
+        <w:t>{{ tech.</w:t>
+      </w:r>
+      <w:r>
+        <w:rPr>
+          <w:rFonts w:ascii="Arial" w:eastAsia="微軟正黑體" w:hAnsi="Arial" w:cs="Arial" w:hint="eastAsia"/>
+          <w:color w:val="000000" w:themeColor="text1"/>
+        </w:rPr>
+        <w:t>mtp_</w:t>
+      </w:r>
+      <w:r>
+        <w:rPr>
+          <w:rFonts w:ascii="Arial" w:eastAsia="微軟正黑體" w:hAnsi="Arial" w:cs="Arial"/>
+          <w:color w:val="000000" w:themeColor="text1"/>
+        </w:rPr>
+        <w:t>royalty</w:t>
+      </w:r>
+      <w:r>
+        <w:rPr>
+          <w:rFonts w:ascii="Arial" w:eastAsia="微軟正黑體" w:hAnsi="Arial" w:cs="Arial" w:hint="eastAsia"/>
+          <w:color w:val="000000" w:themeColor="text1"/>
+        </w:rPr>
+        <w:t>_yoy_ytd</w:t>
+      </w:r>
+      <w:r>
+        <w:rPr>
+          <w:rFonts w:ascii="Arial" w:eastAsia="微軟正黑體" w:hAnsi="Arial" w:cs="Arial"/>
+          <w:color w:val="000000" w:themeColor="text1"/>
+        </w:rPr>
+        <w:t xml:space="preserve"> }}</w:t>
+      </w:r>
+      <w:r>
+        <w:rPr>
+          <w:rFonts w:ascii="Arial" w:eastAsia="微軟正黑體" w:hAnsi="Arial" w:cs="Arial"/>
+          <w:color w:val="000000" w:themeColor="text1"/>
+        </w:rPr>
+        <w:t>%</w:t>
+      </w:r>
+      <w:r>
+        <w:rPr>
+          <w:rFonts w:ascii="Arial" w:eastAsia="微軟正黑體" w:hAnsi="Arial" w:cs="Arial"/>
+          <w:color w:val="000000" w:themeColor="text1"/>
+        </w:rPr>
+        <w:t xml:space="preserve"> </w:t>
+      </w:r>
+      <w:r>
+        <w:rPr>
+          <w:rFonts w:ascii="Arial" w:eastAsia="微軟正黑體" w:hAnsi="Arial" w:cs="Arial"/>
+          <w:color w:val="000000" w:themeColor="text1"/>
+        </w:rPr>
+        <w:t xml:space="preserve">year-over-year, accounting for </w:t>
+      </w:r>
+      <w:r>
+        <w:rPr>
+          <w:rFonts w:ascii="Arial" w:eastAsia="微軟正黑體" w:hAnsi="Arial" w:cs="Arial"/>
+          <w:color w:val="000000" w:themeColor="text1"/>
+        </w:rPr>
+        <w:t>{{ tech.</w:t>
+      </w:r>
+      <w:r>
+        <w:rPr>
+          <w:rFonts w:ascii="Arial" w:eastAsia="微軟正黑體" w:hAnsi="Arial" w:cs="Arial" w:hint="eastAsia"/>
+          <w:color w:val="000000" w:themeColor="text1"/>
+        </w:rPr>
+        <w:t>mtp_ytd</w:t>
+      </w:r>
+      <w:r>
+        <w:rPr>
+          <w:rFonts w:ascii="Arial" w:eastAsia="微軟正黑體" w:hAnsi="Arial" w:cs="Arial"/>
+          <w:color w:val="000000" w:themeColor="text1"/>
+        </w:rPr>
+        <w:t xml:space="preserve"> }}</w:t>
+      </w:r>
+      <w:r>
+        <w:rPr>
+          <w:rFonts w:ascii="Arial" w:eastAsia="微軟正黑體" w:hAnsi="Arial" w:cs="Arial"/>
+          <w:color w:val="000000" w:themeColor="text1"/>
+        </w:rPr>
+        <w:t xml:space="preserve">% of total revenue. </w:t>
+      </w:r>
+    </w:p>
+    <w:p>
+      <w:pPr>
+        <w:adjustRightInd w:val="0"/>
+        <w:snapToGrid w:val="0"/>
+        <w:spacing w:beforeLines="20" w:before="72"/>
+        <w:jc w:val="both"/>
+        <w:rPr>
+          <w:rFonts w:ascii="Arial" w:hAnsi="Arial" w:cs="Arial"/>
+        </w:rPr>
+      </w:pPr>
+      <w:bookmarkStart w:id="6" w:name="_Hlk213932839"/>
+      <w:r>
+        <w:rPr>
+          <w:rFonts w:ascii="Arial" w:hAnsi="Arial" w:cs="Arial"/>
+        </w:rPr>
+        <w:t>{% endif %}</w:t>
+      </w:r>
+    </w:p>
+    <w:bookmarkEnd w:id="6"/>
+    <w:p>
+      <w:pPr>
+        <w:jc w:val="both"/>
+        <w:rPr>
+          <w:rFonts w:ascii="Arial" w:eastAsia="微軟正黑體" w:hAnsi="Arial" w:cs="Arial"/>
+          <w:color w:val="000000" w:themeColor="text1"/>
+        </w:rPr>
+      </w:pPr>
+    </w:p>
+    <w:p>
+      <w:pPr>
+        <w:jc w:val="both"/>
+        <w:rPr>
+          <w:rFonts w:ascii="Arial" w:eastAsia="微軟正黑體" w:hAnsi="Arial" w:cs="Arial"/>
+          <w:color w:val="000000" w:themeColor="text1"/>
+        </w:rPr>
+      </w:pPr>
+    </w:p>
+    <w:p>
+      <w:pPr>
+        <w:jc w:val="both"/>
+        <w:rPr>
+          <w:rFonts w:ascii="Arial" w:eastAsia="微軟正黑體" w:hAnsi="Arial" w:cs="Arial"/>
+          <w:color w:val="000000" w:themeColor="text1"/>
+          <w:u w:val="single"/>
+        </w:rPr>
+      </w:pPr>
+      <w:r>
+        <w:rPr>
+          <w:rFonts w:ascii="Arial" w:eastAsia="微軟正黑體" w:hAnsi="Arial" w:cs="Arial"/>
+          <w:color w:val="000000" w:themeColor="text1"/>
+          <w:u w:val="single"/>
+        </w:rPr>
+        <w:t>Royalty Revenue by Wafer Size</w:t>
+      </w:r>
+    </w:p>
+    <w:p>
+      <w:pPr>
+        <w:jc w:val="both"/>
+        <w:rPr>
+          <w:rFonts w:ascii="Arial" w:eastAsia="微軟正黑體" w:hAnsi="Arial" w:cs="Arial"/>
+          <w:color w:val="000000" w:themeColor="text1"/>
+        </w:rPr>
+      </w:pPr>
+    </w:p>
+    <w:p>
+      <w:pPr>
+        <w:jc w:val="both"/>
+        <w:rPr>
+          <w:rFonts w:ascii="Arial" w:eastAsia="微軟正黑體" w:hAnsi="Arial" w:cs="Arial"/>
+          <w:color w:val="000000" w:themeColor="text1"/>
+        </w:rPr>
+      </w:pPr>
+      <w:r>
+        <w:rPr>
+          <w:rFonts w:ascii="Arial" w:eastAsia="微軟正黑體" w:hAnsi="Arial" w:cs="Arial"/>
+          <w:color w:val="000000" w:themeColor="text1"/>
+        </w:rPr>
+        <w:t>Now, let's look at royalties for 8-inch and 12-inch wafers.</w:t>
+      </w:r>
+    </w:p>
+    <w:p>
+      <w:pPr>
+        <w:jc w:val="both"/>
+        <w:rPr>
+          <w:rFonts w:ascii="Arial" w:eastAsia="微軟正黑體" w:hAnsi="Arial" w:cs="Arial"/>
+          <w:color w:val="000000" w:themeColor="text1"/>
+        </w:rPr>
+      </w:pPr>
+    </w:p>
+    <w:p>
+      <w:pPr>
+        <w:jc w:val="both"/>
+        <w:rPr>
+          <w:rFonts w:ascii="Arial" w:eastAsia="微軟正黑體" w:hAnsi="Arial" w:cs="Arial"/>
+          <w:color w:val="000000" w:themeColor="text1"/>
+        </w:rPr>
+      </w:pPr>
+      <w:r>
+        <w:rPr>
+          <w:rFonts w:ascii="Arial" w:eastAsia="微軟正黑體" w:hAnsi="Arial" w:cs="Arial"/>
+          <w:b/>
+          <w:bCs/>
+          <w:color w:val="000000" w:themeColor="text1"/>
+        </w:rPr>
+        <w:t>8-inch wafers</w:t>
+      </w:r>
+      <w:r>
+        <w:rPr>
+          <w:rFonts w:ascii="Arial" w:eastAsia="微軟正黑體" w:hAnsi="Arial" w:cs="Arial"/>
+          <w:color w:val="000000" w:themeColor="text1"/>
+        </w:rPr>
+        <w:t xml:space="preserve"> accounted for </w:t>
+      </w:r>
+      <w:r>
+        <w:rPr>
+          <w:rFonts w:ascii="Arial" w:eastAsia="微軟正黑體" w:hAnsi="Arial" w:cs="Arial"/>
+          <w:color w:val="000000" w:themeColor="text1"/>
+        </w:rPr>
+        <w:t>{{ wafer_size.eight_inch }}</w:t>
+      </w:r>
+      <w:r>
+        <w:rPr>
+          <w:rFonts w:ascii="Arial" w:eastAsia="微軟正黑體" w:hAnsi="Arial" w:cs="Arial"/>
+          <w:color w:val="000000" w:themeColor="text1"/>
+        </w:rPr>
+        <w:t xml:space="preserve">% of royalties, </w:t>
+      </w:r>
+      <w:r>
+        <w:rPr>
+          <w:rFonts w:ascii="Arial" w:eastAsia="微軟正黑體" w:hAnsi="Arial" w:cs="Arial"/>
+          <w:color w:val="000000" w:themeColor="text1"/>
+        </w:rPr>
+        <w:t>{{ wafer_size.eight_inch_qoq }}</w:t>
+      </w:r>
+      <w:r>
+        <w:rPr>
+          <w:rFonts w:ascii="Arial" w:eastAsia="微軟正黑體" w:hAnsi="Arial" w:cs="Arial"/>
+          <w:color w:val="000000" w:themeColor="text1"/>
+        </w:rPr>
+        <w:t xml:space="preserve">% sequentially </w:t>
+      </w:r>
+      <w:r>
+        <w:rPr>
+          <w:rFonts w:ascii="Arial" w:eastAsia="微軟正黑體" w:hAnsi="Arial" w:cs="Arial"/>
+          <w:color w:val="000000" w:themeColor="text1"/>
+        </w:rPr>
+        <w:t>{{ wafer_size.eight_inch_yoy }}</w:t>
+      </w:r>
+      <w:r>
+        <w:rPr>
+          <w:rFonts w:ascii="Arial" w:eastAsia="微軟正黑體" w:hAnsi="Arial" w:cs="Arial"/>
+          <w:color w:val="000000" w:themeColor="text1"/>
+        </w:rPr>
+        <w:t>% year-over-year.</w:t>
+      </w:r>
+      <w:r>
+        <w:rPr>
+          <w:rFonts w:ascii="Arial" w:eastAsia="微軟正黑體" w:hAnsi="Arial" w:cs="Arial" w:hint="eastAsia"/>
+          <w:color w:val="000000" w:themeColor="text1"/>
+        </w:rPr>
+        <w:t xml:space="preserve"> </w:t>
+      </w:r>
+      <w:r>
+        <w:rPr>
+          <w:rFonts w:ascii="Arial" w:eastAsia="微軟正黑體" w:hAnsi="Arial" w:cs="Arial"/>
+          <w:color w:val="000000" w:themeColor="text1"/>
+        </w:rPr>
+        <w:t xml:space="preserve">In U.S. dollar terms, this represents </w:t>
+      </w:r>
+      <w:r>
+        <w:rPr>
+          <w:rFonts w:ascii="Arial" w:eastAsia="微軟正黑體" w:hAnsi="Arial" w:cs="Arial"/>
+          <w:color w:val="000000" w:themeColor="text1"/>
+        </w:rPr>
+        <w:t xml:space="preserve">{{ </w:t>
+      </w:r>
+      <w:r>
+        <w:rPr>
+          <w:rFonts w:ascii="Arial" w:eastAsia="微軟正黑體" w:hAnsi="Arial" w:cs="Arial"/>
+          <w:color w:val="000000" w:themeColor="text1"/>
+        </w:rPr>
+        <w:t>wafer_size.eight_inch</w:t>
+      </w:r>
+      <w:r>
+        <w:rPr>
+          <w:rFonts w:ascii="Arial" w:eastAsia="微軟正黑體" w:hAnsi="Arial" w:cs="Arial"/>
+          <w:color w:val="000000" w:themeColor="text1"/>
+        </w:rPr>
+        <w:t>_qoq</w:t>
+      </w:r>
+      <w:r>
+        <w:rPr>
+          <w:rFonts w:ascii="Arial" w:eastAsia="微軟正黑體" w:hAnsi="Arial" w:cs="Arial" w:hint="eastAsia"/>
+          <w:color w:val="000000" w:themeColor="text1"/>
+        </w:rPr>
+        <w:t>_us</w:t>
+      </w:r>
+      <w:r>
+        <w:rPr>
+          <w:rFonts w:ascii="Arial" w:eastAsia="微軟正黑體" w:hAnsi="Arial" w:cs="Arial"/>
+          <w:color w:val="000000" w:themeColor="text1"/>
+        </w:rPr>
+        <w:t xml:space="preserve"> }}</w:t>
+      </w:r>
+      <w:r>
+        <w:rPr>
+          <w:rFonts w:ascii="Arial" w:eastAsia="微軟正黑體" w:hAnsi="Arial" w:cs="Arial"/>
+          <w:color w:val="000000" w:themeColor="text1"/>
+        </w:rPr>
+        <w:t xml:space="preserve">% and </w:t>
+      </w:r>
+      <w:r>
+        <w:rPr>
+          <w:rFonts w:ascii="Arial" w:eastAsia="微軟正黑體" w:hAnsi="Arial" w:cs="Arial"/>
+          <w:color w:val="000000" w:themeColor="text1"/>
+        </w:rPr>
+        <w:t xml:space="preserve">{{ </w:t>
+      </w:r>
+      <w:r>
+        <w:rPr>
+          <w:rFonts w:ascii="Arial" w:eastAsia="微軟正黑體" w:hAnsi="Arial" w:cs="Arial"/>
+          <w:color w:val="000000" w:themeColor="text1"/>
+        </w:rPr>
+        <w:t>wafer_size.eight_inch</w:t>
+      </w:r>
+      <w:r>
+        <w:rPr>
+          <w:rFonts w:ascii="Arial" w:eastAsia="微軟正黑體" w:hAnsi="Arial" w:cs="Arial"/>
+          <w:color w:val="000000" w:themeColor="text1"/>
+        </w:rPr>
+        <w:t>_</w:t>
+      </w:r>
+      <w:r>
+        <w:rPr>
+          <w:rFonts w:ascii="Arial" w:eastAsia="微軟正黑體" w:hAnsi="Arial" w:cs="Arial" w:hint="eastAsia"/>
+          <w:color w:val="000000" w:themeColor="text1"/>
+        </w:rPr>
+        <w:t>y</w:t>
+      </w:r>
+      <w:r>
+        <w:rPr>
+          <w:rFonts w:ascii="Arial" w:eastAsia="微軟正黑體" w:hAnsi="Arial" w:cs="Arial"/>
+          <w:color w:val="000000" w:themeColor="text1"/>
+        </w:rPr>
+        <w:t>o</w:t>
+      </w:r>
+      <w:r>
+        <w:rPr>
+          <w:rFonts w:ascii="Arial" w:eastAsia="微軟正黑體" w:hAnsi="Arial" w:cs="Arial" w:hint="eastAsia"/>
+          <w:color w:val="000000" w:themeColor="text1"/>
+        </w:rPr>
+        <w:t>y_us</w:t>
+      </w:r>
+      <w:r>
+        <w:rPr>
+          <w:rFonts w:ascii="Arial" w:eastAsia="微軟正黑體" w:hAnsi="Arial" w:cs="Arial"/>
+          <w:color w:val="000000" w:themeColor="text1"/>
+        </w:rPr>
+        <w:t xml:space="preserve"> }}</w:t>
+      </w:r>
+      <w:r>
+        <w:rPr>
+          <w:rFonts w:ascii="Arial" w:eastAsia="微軟正黑體" w:hAnsi="Arial" w:cs="Arial"/>
+          <w:color w:val="000000" w:themeColor="text1"/>
+        </w:rPr>
+        <w:t>%.</w:t>
+      </w:r>
+    </w:p>
+    <w:p>
+      <w:pPr>
+        <w:jc w:val="both"/>
+        <w:rPr>
+          <w:rFonts w:ascii="Arial" w:eastAsia="微軟正黑體" w:hAnsi="Arial" w:cs="Arial"/>
+          <w:color w:val="000000" w:themeColor="text1"/>
+        </w:rPr>
+      </w:pPr>
+    </w:p>
+    <w:p>
+      <w:pPr>
+        <w:jc w:val="both"/>
+        <w:rPr>
+          <w:rFonts w:ascii="Arial" w:eastAsia="微軟正黑體" w:hAnsi="Arial" w:cs="Arial"/>
+          <w:color w:val="000000" w:themeColor="text1"/>
+        </w:rPr>
+      </w:pPr>
+    </w:p>
+    <w:p>
+      <w:pPr>
+        <w:jc w:val="both"/>
+        <w:rPr>
+          <w:rFonts w:ascii="Arial" w:eastAsia="微軟正黑體" w:hAnsi="Arial" w:cs="Arial"/>
+          <w:color w:val="000000" w:themeColor="text1"/>
+        </w:rPr>
+      </w:pPr>
+      <w:r>
+        <w:rPr>
+          <w:rFonts w:ascii="Arial" w:eastAsia="微軟正黑體" w:hAnsi="Arial" w:cs="Arial"/>
+          <w:b/>
+          <w:bCs/>
+          <w:color w:val="000000" w:themeColor="text1"/>
+        </w:rPr>
+        <w:t>12-inch wafers</w:t>
+      </w:r>
+      <w:r>
+        <w:rPr>
+          <w:rFonts w:ascii="Arial" w:eastAsia="微軟正黑體" w:hAnsi="Arial" w:cs="Arial"/>
+          <w:color w:val="000000" w:themeColor="text1"/>
+        </w:rPr>
+        <w:t xml:space="preserve"> contributed </w:t>
+      </w:r>
+      <w:r>
+        <w:rPr>
+          <w:rFonts w:ascii="Arial" w:eastAsia="微軟正黑體" w:hAnsi="Arial" w:cs="Arial"/>
+          <w:color w:val="000000" w:themeColor="text1"/>
+        </w:rPr>
+        <w:t>{{ wafer_size.twelve_inch }</w:t>
+      </w:r>
+      <w:r>
+        <w:rPr>
+          <w:rFonts w:ascii="Arial" w:eastAsia="微軟正黑體" w:hAnsi="Arial" w:cs="Arial" w:hint="eastAsia"/>
+          <w:color w:val="000000" w:themeColor="text1"/>
+        </w:rPr>
+        <w:t>}</w:t>
+      </w:r>
+      <w:r>
+        <w:rPr>
+          <w:rFonts w:ascii="Arial" w:eastAsia="微軟正黑體" w:hAnsi="Arial" w:cs="Arial"/>
+          <w:color w:val="000000" w:themeColor="text1"/>
+        </w:rPr>
+        <w:t xml:space="preserve">% of royalties, </w:t>
+      </w:r>
+      <w:r>
+        <w:rPr>
+          <w:rFonts w:ascii="Arial" w:eastAsia="微軟正黑體" w:hAnsi="Arial" w:cs="Arial"/>
+          <w:color w:val="000000" w:themeColor="text1"/>
+        </w:rPr>
+        <w:t>{{ wafer_size.twelve_inch_qoq }}</w:t>
+      </w:r>
+      <w:r>
+        <w:rPr>
+          <w:rFonts w:ascii="Arial" w:eastAsia="微軟正黑體" w:hAnsi="Arial" w:cs="Arial"/>
+          <w:color w:val="000000" w:themeColor="text1"/>
+        </w:rPr>
+        <w:t xml:space="preserve">% sequentially </w:t>
+      </w:r>
+      <w:r>
+        <w:rPr>
+          <w:rFonts w:ascii="Arial" w:eastAsia="微軟正黑體" w:hAnsi="Arial" w:cs="Arial"/>
+          <w:color w:val="000000" w:themeColor="text1"/>
+        </w:rPr>
+        <w:t>{{ wafer_size.twelve_inch_yoy }}</w:t>
+      </w:r>
+      <w:r>
+        <w:rPr>
+          <w:rFonts w:ascii="Arial" w:eastAsia="微軟正黑體" w:hAnsi="Arial" w:cs="Arial"/>
+          <w:color w:val="000000" w:themeColor="text1"/>
+        </w:rPr>
+        <w:t>% year-over-year.</w:t>
+      </w:r>
+      <w:r>
+        <w:rPr>
+          <w:rFonts w:ascii="Arial" w:eastAsia="微軟正黑體" w:hAnsi="Arial" w:cs="Arial" w:hint="eastAsia"/>
+          <w:color w:val="000000" w:themeColor="text1"/>
+        </w:rPr>
+        <w:t xml:space="preserve"> </w:t>
+      </w:r>
+      <w:r>
+        <w:rPr>
+          <w:rFonts w:ascii="Arial" w:eastAsia="微軟正黑體" w:hAnsi="Arial" w:cs="Arial"/>
+          <w:color w:val="000000" w:themeColor="text1"/>
+        </w:rPr>
+        <w:t xml:space="preserve">In U.S. dollar terms, this represents </w:t>
+      </w:r>
+      <w:r>
+        <w:rPr>
+          <w:rFonts w:ascii="Arial" w:eastAsia="微軟正黑體" w:hAnsi="Arial" w:cs="Arial"/>
+          <w:color w:val="000000" w:themeColor="text1"/>
+        </w:rPr>
+        <w:t xml:space="preserve">{{ </w:t>
+      </w:r>
+      <w:r>
+        <w:rPr>
+          <w:rFonts w:ascii="Arial" w:eastAsia="微軟正黑體" w:hAnsi="Arial" w:cs="Arial"/>
+          <w:color w:val="000000" w:themeColor="text1"/>
+        </w:rPr>
+        <w:t>wafer_size.twelve_inch</w:t>
+      </w:r>
+      <w:r>
+        <w:rPr>
+          <w:rFonts w:ascii="Arial" w:eastAsia="微軟正黑體" w:hAnsi="Arial" w:cs="Arial"/>
+          <w:color w:val="000000" w:themeColor="text1"/>
+        </w:rPr>
+        <w:t>_qoq</w:t>
+      </w:r>
+      <w:r>
+        <w:rPr>
+          <w:rFonts w:ascii="Arial" w:eastAsia="微軟正黑體" w:hAnsi="Arial" w:cs="Arial" w:hint="eastAsia"/>
+          <w:color w:val="000000" w:themeColor="text1"/>
+        </w:rPr>
+        <w:t>_us</w:t>
+      </w:r>
+      <w:r>
+        <w:rPr>
+          <w:rFonts w:ascii="Arial" w:eastAsia="微軟正黑體" w:hAnsi="Arial" w:cs="Arial"/>
+          <w:color w:val="000000" w:themeColor="text1"/>
+        </w:rPr>
+        <w:t xml:space="preserve"> }}</w:t>
+      </w:r>
+      <w:r>
+        <w:rPr>
+          <w:rFonts w:ascii="Arial" w:eastAsia="微軟正黑體" w:hAnsi="Arial" w:cs="Arial"/>
+          <w:color w:val="000000" w:themeColor="text1"/>
+        </w:rPr>
+        <w:t xml:space="preserve">% and </w:t>
+      </w:r>
+      <w:r>
+        <w:rPr>
+          <w:rFonts w:ascii="Arial" w:eastAsia="微軟正黑體" w:hAnsi="Arial" w:cs="Arial"/>
+          <w:color w:val="000000" w:themeColor="text1"/>
+        </w:rPr>
+        <w:t xml:space="preserve">{{ </w:t>
+      </w:r>
+      <w:r>
+        <w:rPr>
+          <w:rFonts w:ascii="Arial" w:eastAsia="微軟正黑體" w:hAnsi="Arial" w:cs="Arial"/>
+          <w:color w:val="000000" w:themeColor="text1"/>
+        </w:rPr>
+        <w:t>wafer_size.twelve_inch</w:t>
+      </w:r>
+      <w:r>
+        <w:rPr>
+          <w:rFonts w:ascii="Arial" w:eastAsia="微軟正黑體" w:hAnsi="Arial" w:cs="Arial"/>
+          <w:color w:val="000000" w:themeColor="text1"/>
+        </w:rPr>
+        <w:t>_</w:t>
+      </w:r>
+      <w:r>
+        <w:rPr>
+          <w:rFonts w:ascii="Arial" w:eastAsia="微軟正黑體" w:hAnsi="Arial" w:cs="Arial" w:hint="eastAsia"/>
+          <w:color w:val="000000" w:themeColor="text1"/>
+        </w:rPr>
+        <w:t>y</w:t>
+      </w:r>
+      <w:r>
+        <w:rPr>
+          <w:rFonts w:ascii="Arial" w:eastAsia="微軟正黑體" w:hAnsi="Arial" w:cs="Arial"/>
+          <w:color w:val="000000" w:themeColor="text1"/>
+        </w:rPr>
+        <w:t>o</w:t>
+      </w:r>
+      <w:r>
+        <w:rPr>
+          <w:rFonts w:ascii="Arial" w:eastAsia="微軟正黑體" w:hAnsi="Arial" w:cs="Arial" w:hint="eastAsia"/>
+          <w:color w:val="000000" w:themeColor="text1"/>
+        </w:rPr>
+        <w:t>y_us</w:t>
+      </w:r>
+      <w:r>
+        <w:rPr>
+          <w:rFonts w:ascii="Arial" w:eastAsia="微軟正黑體" w:hAnsi="Arial" w:cs="Arial"/>
+          <w:color w:val="000000" w:themeColor="text1"/>
+        </w:rPr>
+        <w:t xml:space="preserve"> }}</w:t>
+      </w:r>
+      <w:r>
+        <w:rPr>
+          <w:rFonts w:ascii="Arial" w:eastAsia="微軟正黑體" w:hAnsi="Arial" w:cs="Arial"/>
+          <w:color w:val="000000" w:themeColor="text1"/>
+        </w:rPr>
+        <w:t>%.</w:t>
+      </w:r>
+    </w:p>
+    <w:p>
+      <w:pPr>
+        <w:jc w:val="both"/>
+        <w:rPr>
+          <w:rFonts w:ascii="Arial" w:eastAsia="微軟正黑體" w:hAnsi="Arial" w:cs="Arial"/>
+          <w:color w:val="000000" w:themeColor="text1"/>
+        </w:rPr>
+      </w:pPr>
+    </w:p>
+    <w:p>
+      <w:pPr>
+        <w:jc w:val="both"/>
+        <w:rPr>
+          <w:rFonts w:ascii="Arial" w:eastAsia="微軟正黑體" w:hAnsi="Arial" w:cs="Arial"/>
+          <w:color w:val="000000" w:themeColor="text1"/>
+        </w:rPr>
+      </w:pPr>
+    </w:p>
+    <w:p>
+      <w:pPr>
+        <w:jc w:val="both"/>
+        <w:rPr>
+          <w:rFonts w:ascii="Arial" w:eastAsia="微軟正黑體" w:hAnsi="Arial" w:cs="Arial"/>
+          <w:color w:val="000000" w:themeColor="text1"/>
+        </w:rPr>
+      </w:pPr>
+      <w:bookmarkStart w:id="7" w:name="_Hlk197678516"/>
+      <w:r>
+        <w:rPr>
+          <w:rFonts w:ascii="Arial" w:eastAsia="微軟正黑體" w:hAnsi="Arial" w:cs="Arial"/>
+          <w:color w:val="000000" w:themeColor="text1"/>
+        </w:rPr>
+        <w:t xml:space="preserve">In total, </w:t>
+      </w:r>
+      <w:r>
+        <w:rPr>
+          <w:rFonts w:ascii="Arial" w:eastAsia="微軟正黑體" w:hAnsi="Arial" w:cs="Arial" w:hint="eastAsia"/>
+          <w:color w:val="000000" w:themeColor="text1"/>
+        </w:rPr>
+        <w:t>{{ new</w:t>
+      </w:r>
+      <w:r>
+        <w:rPr>
+          <w:rFonts w:ascii="Arial" w:eastAsia="微軟正黑體" w:hAnsi="Arial" w:cs="Arial"/>
+          <w:color w:val="000000" w:themeColor="text1"/>
+        </w:rPr>
+        <w:t>_tapeouts</w:t>
+      </w:r>
+      <w:r>
+        <w:rPr>
+          <w:rFonts w:ascii="Arial" w:eastAsia="微軟正黑體" w:hAnsi="Arial" w:cs="Arial" w:hint="eastAsia"/>
+          <w:color w:val="000000" w:themeColor="text1"/>
+        </w:rPr>
+        <w:t>.total }}</w:t>
+      </w:r>
+      <w:r>
+        <w:rPr>
+          <w:rFonts w:ascii="Arial" w:eastAsia="微軟正黑體" w:hAnsi="Arial" w:cs="Arial"/>
+          <w:color w:val="000000" w:themeColor="text1"/>
+        </w:rPr>
+        <w:t xml:space="preserve"> product tape</w:t>
+      </w:r>
+      <w:r>
+        <w:rPr>
+          <w:rFonts w:ascii="Arial" w:eastAsia="微軟正黑體" w:hAnsi="Arial" w:cs="Arial"/>
+          <w:color w:val="000000" w:themeColor="text1"/>
+        </w:rPr>
+        <w:t xml:space="preserve"> </w:t>
+      </w:r>
+      <w:r>
+        <w:rPr>
+          <w:rFonts w:ascii="Arial" w:eastAsia="微軟正黑體" w:hAnsi="Arial" w:cs="Arial"/>
+          <w:color w:val="000000" w:themeColor="text1"/>
+        </w:rPr>
+        <w:t xml:space="preserve">outs were completed in the </w:t>
+      </w:r>
+      <w:r>
+        <w:rPr>
+          <w:rFonts w:ascii="Arial" w:eastAsia="新細明體" w:hAnsi="Arial" w:cs="Arial"/>
+          <w:kern w:val="0"/>
+          <w:szCs w:val="24"/>
+        </w:rPr>
+        <w:t xml:space="preserve">{{ </w:t>
       </w:r>
       <w:r>
         <w:rPr>
@@ -1523,7 +4929,7 @@
           <w:kern w:val="0"/>
           <w:szCs w:val="24"/>
         </w:rPr>
-        <w:t>en</w:t>
+        <w:t>this_quarter_en</w:t>
       </w:r>
       <w:r>
         <w:rPr>
@@ -1535,142 +4941,84 @@
       </w:r>
       <w:r>
         <w:rPr>
-          <w:rFonts w:ascii="Arial" w:eastAsia="微軟正黑體" w:hAnsi="Arial" w:cs="Arial"/>
-          <w:color w:val="000000" w:themeColor="text1"/>
-        </w:rPr>
-        <w:t xml:space="preserve"> contributed </w:t>
-      </w:r>
-      <w:r>
-        <w:rPr>
-          <w:rFonts w:ascii="Arial" w:eastAsia="微軟正黑體" w:hAnsi="Arial" w:cs="Arial"/>
-          <w:color w:val="000000" w:themeColor="text1"/>
-        </w:rPr>
-        <w:t>{{ revenue_streams.royalt</w:t>
-      </w:r>
-      <w:r>
-        <w:rPr>
-          <w:rFonts w:ascii="Arial" w:eastAsia="微軟正黑體" w:hAnsi="Arial" w:cs="Arial" w:hint="eastAsia"/>
-          <w:color w:val="000000" w:themeColor="text1"/>
-        </w:rPr>
-        <w:t>y</w:t>
-      </w:r>
-      <w:r>
-        <w:rPr>
-          <w:rFonts w:ascii="Arial" w:eastAsia="微軟正黑體" w:hAnsi="Arial" w:cs="Arial"/>
-          <w:color w:val="000000" w:themeColor="text1"/>
+          <w:rFonts w:ascii="Arial" w:eastAsia="微軟正黑體" w:hAnsi="Arial" w:cs="Arial" w:hint="eastAsia"/>
+          <w:color w:val="000000" w:themeColor="text1"/>
+        </w:rPr>
+        <w:t xml:space="preserve">. </w:t>
+      </w:r>
+      <w:r>
+        <w:rPr>
+          <w:rFonts w:ascii="Arial" w:eastAsia="微軟正黑體" w:hAnsi="Arial" w:cs="Arial"/>
+          <w:color w:val="000000" w:themeColor="text1"/>
+        </w:rPr>
+        <w:t>We will provide more information in the management report.</w:t>
+      </w:r>
+    </w:p>
+    <w:p>
+      <w:pPr>
+        <w:jc w:val="both"/>
+        <w:rPr>
+          <w:rFonts w:ascii="Arial" w:eastAsia="微軟正黑體" w:hAnsi="Arial" w:cs="Arial"/>
+          <w:color w:val="000000" w:themeColor="text1"/>
+        </w:rPr>
+      </w:pPr>
+    </w:p>
+    <w:p>
+      <w:pPr>
+        <w:jc w:val="both"/>
+        <w:rPr>
+          <w:rFonts w:ascii="Arial" w:eastAsia="微軟正黑體" w:hAnsi="Arial" w:cs="Arial"/>
+          <w:color w:val="000000" w:themeColor="text1"/>
+        </w:rPr>
+      </w:pPr>
+      <w:r>
+        <w:rPr>
+          <w:rFonts w:ascii="Arial" w:eastAsia="Times New Roman" w:hAnsi="Arial" w:cs="Arial"/>
+          <w:kern w:val="0"/>
+          <w:szCs w:val="24"/>
+        </w:rPr>
+        <w:lastRenderedPageBreak/>
+        <w:t xml:space="preserve">Next, I’ll invite </w:t>
+      </w:r>
+      <w:r>
+        <w:rPr>
+          <w:rFonts w:ascii="Arial" w:hAnsi="Arial" w:cs="Arial"/>
+          <w:kern w:val="0"/>
+          <w:szCs w:val="24"/>
+        </w:rPr>
+        <w:t>{{ president</w:t>
+      </w:r>
+      <w:r>
+        <w:rPr>
+          <w:rFonts w:ascii="Arial" w:hAnsi="Arial" w:cs="Arial"/>
+          <w:kern w:val="0"/>
+          <w:szCs w:val="24"/>
+        </w:rPr>
+        <w:t>_name</w:t>
+      </w:r>
+      <w:r>
+        <w:rPr>
+          <w:rFonts w:ascii="Arial" w:hAnsi="Arial" w:cs="Arial"/>
+          <w:kern w:val="0"/>
+          <w:szCs w:val="24"/>
         </w:rPr>
         <w:t xml:space="preserve"> }}</w:t>
       </w:r>
       <w:r>
         <w:rPr>
-          <w:rFonts w:ascii="Arial" w:eastAsia="微軟正黑體" w:hAnsi="Arial" w:cs="Arial"/>
-          <w:color w:val="000000" w:themeColor="text1"/>
-        </w:rPr>
-        <w:t xml:space="preserve">% of the total revenue, </w:t>
-      </w:r>
-      <w:r>
-        <w:rPr>
-          <w:rFonts w:ascii="Arial" w:eastAsia="微軟正黑體" w:hAnsi="Arial" w:cs="Arial"/>
-          <w:color w:val="000000" w:themeColor="text1"/>
-        </w:rPr>
-        <w:t>{{ revenue_streams.royalt</w:t>
-      </w:r>
-      <w:r>
-        <w:rPr>
-          <w:rFonts w:ascii="Arial" w:eastAsia="微軟正黑體" w:hAnsi="Arial" w:cs="Arial" w:hint="eastAsia"/>
-          <w:color w:val="000000" w:themeColor="text1"/>
-        </w:rPr>
-        <w:t>y</w:t>
-      </w:r>
-      <w:r>
-        <w:rPr>
-          <w:rFonts w:ascii="Arial" w:eastAsia="微軟正黑體" w:hAnsi="Arial" w:cs="Arial"/>
-          <w:color w:val="000000" w:themeColor="text1"/>
-        </w:rPr>
-        <w:t>_qoq }}</w:t>
-      </w:r>
-      <w:r>
-        <w:rPr>
-          <w:rFonts w:ascii="Arial" w:eastAsia="微軟正黑體" w:hAnsi="Arial" w:cs="Arial"/>
-          <w:color w:val="000000" w:themeColor="text1"/>
-        </w:rPr>
-        <w:t xml:space="preserve">% sequentially </w:t>
-      </w:r>
-      <w:r>
-        <w:rPr>
-          <w:rFonts w:ascii="Arial" w:eastAsia="微軟正黑體" w:hAnsi="Arial" w:cs="Arial"/>
-          <w:color w:val="000000" w:themeColor="text1"/>
-        </w:rPr>
-        <w:t>{{ revenue_streams.royalt</w:t>
-      </w:r>
-      <w:r>
-        <w:rPr>
-          <w:rFonts w:ascii="Arial" w:eastAsia="微軟正黑體" w:hAnsi="Arial" w:cs="Arial" w:hint="eastAsia"/>
-          <w:color w:val="000000" w:themeColor="text1"/>
-        </w:rPr>
-        <w:t>y</w:t>
-      </w:r>
-      <w:r>
-        <w:rPr>
-          <w:rFonts w:ascii="Arial" w:eastAsia="微軟正黑體" w:hAnsi="Arial" w:cs="Arial"/>
-          <w:color w:val="000000" w:themeColor="text1"/>
-        </w:rPr>
-        <w:t>_yoy }}</w:t>
-      </w:r>
-      <w:r>
-        <w:rPr>
-          <w:rFonts w:ascii="Arial" w:eastAsia="微軟正黑體" w:hAnsi="Arial" w:cs="Arial"/>
-          <w:color w:val="000000" w:themeColor="text1"/>
-        </w:rPr>
-        <w:t>% year-over-year.</w:t>
-      </w:r>
-    </w:p>
-    <w:p>
-      <w:pPr>
-        <w:jc w:val="both"/>
-        <w:rPr>
-          <w:rFonts w:ascii="Arial" w:eastAsia="微軟正黑體" w:hAnsi="Arial" w:cs="Arial"/>
-          <w:color w:val="000000" w:themeColor="text1"/>
-        </w:rPr>
-      </w:pPr>
-    </w:p>
-    <w:p>
-      <w:pPr>
-        <w:jc w:val="both"/>
-        <w:rPr>
-          <w:rFonts w:ascii="Arial" w:eastAsia="微軟正黑體" w:hAnsi="Arial" w:cs="Arial"/>
-        </w:rPr>
-      </w:pPr>
-      <w:r>
-        <w:rPr>
-          <w:rFonts w:ascii="Arial" w:eastAsia="微軟正黑體" w:hAnsi="Arial" w:cs="Arial"/>
-          <w:b/>
-          <w:bCs/>
-          <w:color w:val="000000" w:themeColor="text1"/>
-        </w:rPr>
-        <w:t xml:space="preserve">Total </w:t>
-      </w:r>
-      <w:r>
-        <w:rPr>
-          <w:rFonts w:ascii="Arial" w:eastAsia="微軟正黑體" w:hAnsi="Arial" w:cs="Arial"/>
-          <w:b/>
-          <w:bCs/>
-        </w:rPr>
-        <w:t>revenue</w:t>
-      </w:r>
-      <w:r>
-        <w:rPr>
-          <w:rFonts w:ascii="Arial" w:eastAsia="微軟正黑體" w:hAnsi="Arial" w:cs="Arial"/>
-        </w:rPr>
-        <w:t xml:space="preserve"> for the </w:t>
-      </w:r>
-      <w:r>
-        <w:rPr>
-          <w:rFonts w:ascii="Arial" w:eastAsia="新細明體" w:hAnsi="Arial" w:cs="Arial"/>
+          <w:rFonts w:ascii="Arial" w:eastAsia="Times New Roman" w:hAnsi="Arial" w:cs="Arial"/>
           <w:kern w:val="0"/>
           <w:szCs w:val="24"/>
         </w:rPr>
-        <w:t xml:space="preserve">{{ </w:t>
+        <w:t xml:space="preserve"> to share our</w:t>
+      </w:r>
+      <w:r>
+        <w:rPr>
+          <w:rFonts w:ascii="Arial" w:eastAsia="Times New Roman" w:hAnsi="Arial" w:cs="Arial"/>
+          <w:kern w:val="0"/>
+          <w:szCs w:val="24"/>
+        </w:rPr>
+        <w:t xml:space="preserve"> </w:t>
       </w:r>
       <w:r>
         <w:rPr>
@@ -1678,3074 +5026,38 @@
           <w:kern w:val="0"/>
           <w:szCs w:val="24"/>
         </w:rPr>
-        <w:t>this_quarter_</w:t>
-      </w:r>
-      <w:r>
-        <w:rPr>
-          <w:rFonts w:ascii="Arial" w:eastAsia="新細明體" w:hAnsi="Arial" w:cs="Arial" w:hint="eastAsia"/>
-          <w:kern w:val="0"/>
-          <w:szCs w:val="24"/>
-        </w:rPr>
-        <w:t>en</w:t>
-      </w:r>
-      <w:r>
-        <w:rPr>
-          <w:rFonts w:ascii="Arial" w:eastAsia="新細明體" w:hAnsi="Arial" w:cs="Arial"/>
-          <w:kern w:val="0"/>
-          <w:szCs w:val="24"/>
-        </w:rPr>
-        <w:t xml:space="preserve"> }}</w:t>
-      </w:r>
-      <w:r>
-        <w:rPr>
-          <w:rFonts w:ascii="Arial" w:eastAsia="微軟正黑體" w:hAnsi="Arial" w:cs="Arial"/>
-          <w:color w:val="000000" w:themeColor="text1"/>
-        </w:rPr>
-        <w:t xml:space="preserve"> </w:t>
-      </w:r>
-      <w:r>
-        <w:rPr>
-          <w:rFonts w:ascii="Arial" w:eastAsia="微軟正黑體" w:hAnsi="Arial" w:cs="Arial"/>
-          <w:color w:val="000000" w:themeColor="text1"/>
-        </w:rPr>
-        <w:t xml:space="preserve">{{ </w:t>
-      </w:r>
-      <w:r>
-        <w:rPr>
-          <w:rFonts w:ascii="Arial" w:eastAsia="微軟正黑體" w:hAnsi="Arial" w:cs="Arial"/>
-          <w:color w:val="000000" w:themeColor="text1"/>
-        </w:rPr>
-        <w:t>revenue_streams.</w:t>
-      </w:r>
-      <w:r>
-        <w:rPr>
-          <w:rFonts w:ascii="Arial" w:eastAsia="微軟正黑體" w:hAnsi="Arial" w:cs="Arial" w:hint="eastAsia"/>
-          <w:color w:val="000000" w:themeColor="text1"/>
-        </w:rPr>
-        <w:t>total</w:t>
-      </w:r>
-      <w:r>
-        <w:rPr>
-          <w:rFonts w:ascii="Arial" w:eastAsia="微軟正黑體" w:hAnsi="Arial" w:cs="Arial"/>
-          <w:color w:val="000000" w:themeColor="text1"/>
-        </w:rPr>
-        <w:t>_qoq }}</w:t>
-      </w:r>
-      <w:r>
-        <w:rPr>
-          <w:rFonts w:ascii="Arial" w:eastAsia="微軟正黑體" w:hAnsi="Arial" w:cs="Arial"/>
-        </w:rPr>
-        <w:t xml:space="preserve">% compared to the previous quarter </w:t>
-      </w:r>
-      <w:r>
-        <w:rPr>
-          <w:rFonts w:ascii="Arial" w:eastAsia="微軟正黑體" w:hAnsi="Arial" w:cs="Arial"/>
-          <w:color w:val="000000" w:themeColor="text1"/>
-        </w:rPr>
-        <w:t xml:space="preserve">{{ </w:t>
-      </w:r>
-      <w:r>
-        <w:rPr>
-          <w:rFonts w:ascii="Arial" w:eastAsia="微軟正黑體" w:hAnsi="Arial" w:cs="Arial"/>
-          <w:color w:val="000000" w:themeColor="text1"/>
-        </w:rPr>
-        <w:t>revenue_streams.</w:t>
-      </w:r>
-      <w:r>
-        <w:rPr>
-          <w:rFonts w:ascii="Arial" w:eastAsia="微軟正黑體" w:hAnsi="Arial" w:cs="Arial" w:hint="eastAsia"/>
-          <w:color w:val="000000" w:themeColor="text1"/>
-        </w:rPr>
-        <w:t>total</w:t>
-      </w:r>
-      <w:r>
-        <w:rPr>
-          <w:rFonts w:ascii="Arial" w:eastAsia="微軟正黑體" w:hAnsi="Arial" w:cs="Arial"/>
-          <w:color w:val="000000" w:themeColor="text1"/>
-        </w:rPr>
-        <w:t>_yoy }}</w:t>
-      </w:r>
-      <w:r>
-        <w:rPr>
-          <w:rFonts w:ascii="Arial" w:eastAsia="微軟正黑體" w:hAnsi="Arial" w:cs="Arial"/>
-        </w:rPr>
-        <w:t xml:space="preserve">% compared to the previous year. </w:t>
-      </w:r>
-      <w:r>
-        <w:rPr>
-          <w:rFonts w:ascii="Arial" w:eastAsia="微軟正黑體" w:hAnsi="Arial" w:cs="Arial"/>
-        </w:rPr>
-        <w:t xml:space="preserve"> </w:t>
-      </w:r>
-    </w:p>
-    <w:p>
-      <w:pPr>
-        <w:jc w:val="both"/>
-        <w:rPr>
-          <w:rFonts w:ascii="Arial" w:eastAsia="微軟正黑體" w:hAnsi="Arial" w:cs="Arial"/>
-        </w:rPr>
-      </w:pPr>
-    </w:p>
-    <w:p>
-      <w:pPr>
-        <w:jc w:val="both"/>
-        <w:rPr>
-          <w:rFonts w:ascii="Arial" w:eastAsia="微軟正黑體" w:hAnsi="Arial" w:cs="Arial"/>
-          <w:color w:val="000000" w:themeColor="text1"/>
-        </w:rPr>
-      </w:pPr>
-      <w:r>
-        <w:rPr>
-          <w:rFonts w:ascii="Arial" w:eastAsia="微軟正黑體" w:hAnsi="Arial" w:cs="Arial"/>
-          <w:color w:val="000000" w:themeColor="text1"/>
-        </w:rPr>
-        <w:t xml:space="preserve">For the </w:t>
-      </w:r>
-      <w:r>
-        <w:rPr>
-          <w:rFonts w:ascii="Arial" w:eastAsia="微軟正黑體" w:hAnsi="Arial" w:cs="Arial"/>
-          <w:color w:val="000000" w:themeColor="text1"/>
-        </w:rPr>
-        <w:t xml:space="preserve">{{ </w:t>
-      </w:r>
-      <w:r>
-        <w:rPr>
-          <w:rFonts w:ascii="Arial" w:eastAsia="微軟正黑體" w:hAnsi="Arial" w:cs="Arial" w:hint="eastAsia"/>
-          <w:color w:val="000000" w:themeColor="text1"/>
-        </w:rPr>
-        <w:t>ytd</w:t>
-      </w:r>
-      <w:r>
-        <w:rPr>
-          <w:rFonts w:ascii="Arial" w:eastAsia="微軟正黑體" w:hAnsi="Arial" w:cs="Arial"/>
-          <w:color w:val="000000" w:themeColor="text1"/>
-        </w:rPr>
-        <w:t xml:space="preserve"> }}</w:t>
-      </w:r>
-      <w:r>
-        <w:rPr>
-          <w:rFonts w:ascii="Arial" w:eastAsia="微軟正黑體" w:hAnsi="Arial" w:cs="Arial"/>
-          <w:color w:val="000000" w:themeColor="text1"/>
-        </w:rPr>
-        <w:t xml:space="preserve"> of </w:t>
-      </w:r>
-      <w:r>
-        <w:rPr>
-          <w:rFonts w:ascii="Arial" w:eastAsia="微軟正黑體" w:hAnsi="Arial" w:cs="Arial" w:hint="eastAsia"/>
-          <w:color w:val="000000" w:themeColor="text1"/>
-        </w:rPr>
-        <w:t>{{ this_year }}</w:t>
-      </w:r>
-      <w:r>
-        <w:rPr>
-          <w:rFonts w:ascii="Arial" w:eastAsia="微軟正黑體" w:hAnsi="Arial" w:cs="Arial"/>
-          <w:color w:val="000000" w:themeColor="text1"/>
-        </w:rPr>
-        <w:t>, the licensing and royalty revenues are as follows:</w:t>
-      </w:r>
-    </w:p>
-    <w:p>
-      <w:pPr>
-        <w:jc w:val="both"/>
-        <w:rPr>
-          <w:rFonts w:ascii="Arial" w:eastAsia="微軟正黑體" w:hAnsi="Arial" w:cs="Arial"/>
-          <w:color w:val="000000" w:themeColor="text1"/>
-        </w:rPr>
-      </w:pPr>
-    </w:p>
-    <w:p>
-      <w:pPr>
-        <w:jc w:val="both"/>
-        <w:rPr>
-          <w:rFonts w:ascii="Arial" w:eastAsia="微軟正黑體" w:hAnsi="Arial" w:cs="Arial"/>
-          <w:color w:val="000000" w:themeColor="text1"/>
-        </w:rPr>
-      </w:pPr>
-      <w:r>
-        <w:rPr>
-          <w:rFonts w:ascii="Arial" w:eastAsia="微軟正黑體" w:hAnsi="Arial" w:cs="Arial"/>
-          <w:b/>
-          <w:bCs/>
-          <w:color w:val="000000" w:themeColor="text1"/>
-        </w:rPr>
-        <w:t>Licensing</w:t>
-      </w:r>
-      <w:r>
-        <w:rPr>
-          <w:rFonts w:ascii="Arial" w:eastAsia="微軟正黑體" w:hAnsi="Arial" w:cs="Arial"/>
-          <w:color w:val="000000" w:themeColor="text1"/>
-        </w:rPr>
-        <w:t xml:space="preserve"> in the </w:t>
-      </w:r>
-      <w:r>
-        <w:rPr>
-          <w:rFonts w:ascii="Arial" w:eastAsia="微軟正黑體" w:hAnsi="Arial" w:cs="Arial"/>
-          <w:color w:val="000000" w:themeColor="text1"/>
-        </w:rPr>
-        <w:t xml:space="preserve">{{ </w:t>
-      </w:r>
-      <w:r>
-        <w:rPr>
-          <w:rFonts w:ascii="Arial" w:eastAsia="微軟正黑體" w:hAnsi="Arial" w:cs="Arial" w:hint="eastAsia"/>
-          <w:color w:val="000000" w:themeColor="text1"/>
-        </w:rPr>
-        <w:t>ytd</w:t>
-      </w:r>
-      <w:r>
-        <w:rPr>
-          <w:rFonts w:ascii="Arial" w:eastAsia="微軟正黑體" w:hAnsi="Arial" w:cs="Arial"/>
-          <w:color w:val="000000" w:themeColor="text1"/>
-        </w:rPr>
-        <w:t xml:space="preserve"> }}</w:t>
-      </w:r>
-      <w:r>
-        <w:rPr>
-          <w:rFonts w:ascii="Arial" w:eastAsia="微軟正黑體" w:hAnsi="Arial" w:cs="Arial"/>
-          <w:color w:val="000000" w:themeColor="text1"/>
-        </w:rPr>
-        <w:t xml:space="preserve"> accounted for </w:t>
-      </w:r>
-      <w:r>
-        <w:rPr>
-          <w:rFonts w:ascii="Arial" w:eastAsia="微軟正黑體" w:hAnsi="Arial" w:cs="Arial"/>
-          <w:color w:val="000000" w:themeColor="text1"/>
-        </w:rPr>
-        <w:t>{{ revenue_streams.licensing</w:t>
-      </w:r>
-      <w:r>
-        <w:rPr>
-          <w:rFonts w:ascii="Arial" w:eastAsia="微軟正黑體" w:hAnsi="Arial" w:cs="Arial" w:hint="eastAsia"/>
-          <w:color w:val="000000" w:themeColor="text1"/>
-        </w:rPr>
-        <w:t>_ytd</w:t>
-      </w:r>
-      <w:r>
-        <w:rPr>
-          <w:rFonts w:ascii="Arial" w:eastAsia="微軟正黑體" w:hAnsi="Arial" w:cs="Arial"/>
-          <w:color w:val="000000" w:themeColor="text1"/>
-        </w:rPr>
-        <w:t xml:space="preserve"> }}</w:t>
-      </w:r>
-      <w:r>
-        <w:rPr>
-          <w:rFonts w:ascii="Arial" w:eastAsia="微軟正黑體" w:hAnsi="Arial" w:cs="Arial"/>
-          <w:color w:val="000000" w:themeColor="text1"/>
-        </w:rPr>
-        <w:t xml:space="preserve">% of the total revenue, </w:t>
-      </w:r>
-      <w:r>
-        <w:rPr>
-          <w:rFonts w:ascii="Arial" w:eastAsia="微軟正黑體" w:hAnsi="Arial" w:cs="Arial"/>
-          <w:color w:val="000000" w:themeColor="text1"/>
-        </w:rPr>
-        <w:t>{{ revenue_streams.licensing_yoy</w:t>
-      </w:r>
-      <w:r>
-        <w:rPr>
-          <w:rFonts w:ascii="Arial" w:eastAsia="微軟正黑體" w:hAnsi="Arial" w:cs="Arial" w:hint="eastAsia"/>
-          <w:color w:val="000000" w:themeColor="text1"/>
-        </w:rPr>
-        <w:t>_ytd</w:t>
-      </w:r>
-      <w:r>
-        <w:rPr>
-          <w:rFonts w:ascii="Arial" w:eastAsia="微軟正黑體" w:hAnsi="Arial" w:cs="Arial"/>
-          <w:color w:val="000000" w:themeColor="text1"/>
-        </w:rPr>
-        <w:t xml:space="preserve"> }}</w:t>
-      </w:r>
-      <w:r>
-        <w:rPr>
-          <w:rFonts w:ascii="Arial" w:eastAsia="微軟正黑體" w:hAnsi="Arial" w:cs="Arial"/>
-          <w:color w:val="000000" w:themeColor="text1"/>
-        </w:rPr>
-        <w:t xml:space="preserve">% year-over-year. </w:t>
-      </w:r>
-    </w:p>
-    <w:p>
-      <w:pPr>
-        <w:jc w:val="both"/>
-        <w:rPr>
-          <w:rFonts w:ascii="Arial" w:eastAsia="微軟正黑體" w:hAnsi="Arial" w:cs="Arial"/>
-          <w:color w:val="000000" w:themeColor="text1"/>
-        </w:rPr>
-      </w:pPr>
-    </w:p>
-    <w:p>
-      <w:pPr>
-        <w:jc w:val="both"/>
-        <w:rPr>
-          <w:rFonts w:ascii="Arial" w:eastAsia="微軟正黑體" w:hAnsi="Arial" w:cs="Arial"/>
-          <w:color w:val="000000" w:themeColor="text1"/>
-        </w:rPr>
-      </w:pPr>
-      <w:r>
-        <w:rPr>
-          <w:rFonts w:ascii="Arial" w:eastAsia="微軟正黑體" w:hAnsi="Arial" w:cs="Arial"/>
-          <w:b/>
-          <w:bCs/>
-          <w:color w:val="000000" w:themeColor="text1"/>
-        </w:rPr>
-        <w:t>Royalties</w:t>
-      </w:r>
-      <w:r>
-        <w:rPr>
-          <w:rFonts w:ascii="Arial" w:eastAsia="微軟正黑體" w:hAnsi="Arial" w:cs="Arial"/>
-          <w:color w:val="000000" w:themeColor="text1"/>
-        </w:rPr>
-        <w:t xml:space="preserve"> in the </w:t>
-      </w:r>
-      <w:r>
-        <w:rPr>
-          <w:rFonts w:ascii="Arial" w:eastAsia="微軟正黑體" w:hAnsi="Arial" w:cs="Arial"/>
-          <w:color w:val="000000" w:themeColor="text1"/>
-        </w:rPr>
-        <w:t xml:space="preserve">{{ </w:t>
-      </w:r>
-      <w:r>
-        <w:rPr>
-          <w:rFonts w:ascii="Arial" w:eastAsia="微軟正黑體" w:hAnsi="Arial" w:cs="Arial" w:hint="eastAsia"/>
-          <w:color w:val="000000" w:themeColor="text1"/>
-        </w:rPr>
-        <w:t>ytd</w:t>
-      </w:r>
-      <w:r>
-        <w:rPr>
-          <w:rFonts w:ascii="Arial" w:eastAsia="微軟正黑體" w:hAnsi="Arial" w:cs="Arial"/>
-          <w:color w:val="000000" w:themeColor="text1"/>
-        </w:rPr>
-        <w:t xml:space="preserve"> }}</w:t>
-      </w:r>
-      <w:r>
-        <w:rPr>
-          <w:rFonts w:ascii="Arial" w:eastAsia="微軟正黑體" w:hAnsi="Arial" w:cs="Arial"/>
-          <w:color w:val="000000" w:themeColor="text1"/>
-        </w:rPr>
-        <w:t xml:space="preserve"> contributed </w:t>
-      </w:r>
-      <w:r>
-        <w:rPr>
-          <w:rFonts w:ascii="Arial" w:eastAsia="微軟正黑體" w:hAnsi="Arial" w:cs="Arial"/>
-          <w:color w:val="000000" w:themeColor="text1"/>
-        </w:rPr>
-        <w:t>{{ revenue_streams.</w:t>
-      </w:r>
-      <w:r>
-        <w:rPr>
-          <w:rFonts w:ascii="Arial" w:eastAsia="微軟正黑體" w:hAnsi="Arial" w:cs="Arial" w:hint="eastAsia"/>
-          <w:color w:val="000000" w:themeColor="text1"/>
-        </w:rPr>
-        <w:t>royalt</w:t>
-      </w:r>
-      <w:r>
-        <w:rPr>
-          <w:rFonts w:ascii="Arial" w:eastAsia="微軟正黑體" w:hAnsi="Arial" w:cs="Arial" w:hint="eastAsia"/>
-          <w:color w:val="000000" w:themeColor="text1"/>
-        </w:rPr>
-        <w:t>y_ytd</w:t>
-      </w:r>
-      <w:r>
-        <w:rPr>
-          <w:rFonts w:ascii="Arial" w:eastAsia="微軟正黑體" w:hAnsi="Arial" w:cs="Arial"/>
-          <w:color w:val="000000" w:themeColor="text1"/>
-        </w:rPr>
-        <w:t xml:space="preserve"> }}</w:t>
-      </w:r>
-      <w:r>
-        <w:rPr>
-          <w:rFonts w:ascii="Arial" w:eastAsia="微軟正黑體" w:hAnsi="Arial" w:cs="Arial"/>
-          <w:color w:val="000000" w:themeColor="text1"/>
-        </w:rPr>
-        <w:t xml:space="preserve">% of the total revenue, </w:t>
-      </w:r>
-      <w:r>
-        <w:rPr>
-          <w:rFonts w:ascii="Arial" w:eastAsia="微軟正黑體" w:hAnsi="Arial" w:cs="Arial"/>
-          <w:color w:val="000000" w:themeColor="text1"/>
-        </w:rPr>
-        <w:t>{{ revenue_streams</w:t>
-      </w:r>
-      <w:r>
-        <w:rPr>
-          <w:rFonts w:ascii="Arial" w:eastAsia="微軟正黑體" w:hAnsi="Arial" w:cs="Arial" w:hint="eastAsia"/>
-          <w:color w:val="000000" w:themeColor="text1"/>
-        </w:rPr>
-        <w:t>.</w:t>
-      </w:r>
-      <w:r>
-        <w:rPr>
-          <w:rFonts w:ascii="Arial" w:eastAsia="微軟正黑體" w:hAnsi="Arial" w:cs="Arial" w:hint="eastAsia"/>
-          <w:color w:val="000000" w:themeColor="text1"/>
-        </w:rPr>
-        <w:t>royalt</w:t>
-      </w:r>
-      <w:r>
-        <w:rPr>
-          <w:rFonts w:ascii="Arial" w:eastAsia="微軟正黑體" w:hAnsi="Arial" w:cs="Arial" w:hint="eastAsia"/>
-          <w:color w:val="000000" w:themeColor="text1"/>
-        </w:rPr>
-        <w:t>y</w:t>
-      </w:r>
-      <w:r>
-        <w:rPr>
-          <w:rFonts w:ascii="Arial" w:eastAsia="微軟正黑體" w:hAnsi="Arial" w:cs="Arial"/>
-          <w:color w:val="000000" w:themeColor="text1"/>
-        </w:rPr>
-        <w:t>_yoy</w:t>
-      </w:r>
-      <w:r>
-        <w:rPr>
-          <w:rFonts w:ascii="Arial" w:eastAsia="微軟正黑體" w:hAnsi="Arial" w:cs="Arial" w:hint="eastAsia"/>
-          <w:color w:val="000000" w:themeColor="text1"/>
-        </w:rPr>
-        <w:t>_ytd</w:t>
-      </w:r>
-      <w:r>
-        <w:rPr>
-          <w:rFonts w:ascii="Arial" w:eastAsia="微軟正黑體" w:hAnsi="Arial" w:cs="Arial"/>
-          <w:color w:val="000000" w:themeColor="text1"/>
-        </w:rPr>
-        <w:t xml:space="preserve"> }}</w:t>
-      </w:r>
-      <w:r>
-        <w:rPr>
-          <w:rFonts w:ascii="Arial" w:eastAsia="微軟正黑體" w:hAnsi="Arial" w:cs="Arial"/>
-          <w:color w:val="000000" w:themeColor="text1"/>
-        </w:rPr>
-        <w:t>% year-over-year.</w:t>
-      </w:r>
-    </w:p>
-    <w:p>
-      <w:pPr>
-        <w:jc w:val="both"/>
-        <w:rPr>
-          <w:rFonts w:ascii="Arial" w:eastAsia="微軟正黑體" w:hAnsi="Arial" w:cs="Arial"/>
-          <w:color w:val="000000" w:themeColor="text1"/>
-        </w:rPr>
-      </w:pPr>
-    </w:p>
-    <w:p>
-      <w:pPr>
-        <w:jc w:val="both"/>
-        <w:rPr>
-          <w:rFonts w:ascii="Arial" w:eastAsia="微軟正黑體" w:hAnsi="Arial" w:cs="Arial"/>
-          <w:color w:val="000000" w:themeColor="text1"/>
-        </w:rPr>
-      </w:pPr>
-      <w:r>
-        <w:rPr>
-          <w:rFonts w:ascii="Arial" w:eastAsia="微軟正黑體" w:hAnsi="Arial" w:cs="Arial"/>
-          <w:b/>
-          <w:bCs/>
-          <w:color w:val="000000" w:themeColor="text1"/>
-        </w:rPr>
-        <w:t>Total revenue</w:t>
-      </w:r>
-      <w:r>
-        <w:rPr>
-          <w:rFonts w:ascii="Arial" w:eastAsia="微軟正黑體" w:hAnsi="Arial" w:cs="Arial"/>
-          <w:color w:val="000000" w:themeColor="text1"/>
-        </w:rPr>
-        <w:t xml:space="preserve"> for the </w:t>
-      </w:r>
-      <w:r>
-        <w:rPr>
-          <w:rFonts w:ascii="Arial" w:eastAsia="微軟正黑體" w:hAnsi="Arial" w:cs="Arial"/>
-          <w:color w:val="000000" w:themeColor="text1"/>
-        </w:rPr>
-        <w:t xml:space="preserve">{{ </w:t>
-      </w:r>
-      <w:r>
-        <w:rPr>
-          <w:rFonts w:ascii="Arial" w:eastAsia="微軟正黑體" w:hAnsi="Arial" w:cs="Arial" w:hint="eastAsia"/>
-          <w:color w:val="000000" w:themeColor="text1"/>
-        </w:rPr>
-        <w:t>ytd</w:t>
-      </w:r>
-      <w:r>
-        <w:rPr>
-          <w:rFonts w:ascii="Arial" w:eastAsia="微軟正黑體" w:hAnsi="Arial" w:cs="Arial"/>
-          <w:color w:val="000000" w:themeColor="text1"/>
-        </w:rPr>
-        <w:t xml:space="preserve"> }}</w:t>
-      </w:r>
-      <w:r>
-        <w:rPr>
-          <w:rFonts w:ascii="Arial" w:eastAsia="微軟正黑體" w:hAnsi="Arial" w:cs="Arial"/>
-          <w:color w:val="000000" w:themeColor="text1"/>
-        </w:rPr>
-        <w:t xml:space="preserve"> </w:t>
-      </w:r>
-      <w:r>
-        <w:rPr>
-          <w:rFonts w:ascii="Arial" w:eastAsia="微軟正黑體" w:hAnsi="Arial" w:cs="Arial"/>
-          <w:color w:val="000000" w:themeColor="text1"/>
-        </w:rPr>
-        <w:t>{{ revenue_streams.</w:t>
-      </w:r>
-      <w:r>
-        <w:rPr>
-          <w:rFonts w:ascii="Arial" w:eastAsia="微軟正黑體" w:hAnsi="Arial" w:cs="Arial" w:hint="eastAsia"/>
-          <w:color w:val="000000" w:themeColor="text1"/>
-        </w:rPr>
-        <w:t>total</w:t>
-      </w:r>
-      <w:r>
-        <w:rPr>
-          <w:rFonts w:ascii="Arial" w:eastAsia="微軟正黑體" w:hAnsi="Arial" w:cs="Arial"/>
-          <w:color w:val="000000" w:themeColor="text1"/>
-        </w:rPr>
-        <w:t>_yoy</w:t>
-      </w:r>
-      <w:r>
-        <w:rPr>
-          <w:rFonts w:ascii="Arial" w:eastAsia="微軟正黑體" w:hAnsi="Arial" w:cs="Arial" w:hint="eastAsia"/>
-          <w:color w:val="000000" w:themeColor="text1"/>
-        </w:rPr>
-        <w:t>_ytd</w:t>
-      </w:r>
-      <w:r>
-        <w:rPr>
-          <w:rFonts w:ascii="Arial" w:eastAsia="微軟正黑體" w:hAnsi="Arial" w:cs="Arial"/>
-          <w:color w:val="000000" w:themeColor="text1"/>
-        </w:rPr>
-        <w:t xml:space="preserve"> }}</w:t>
-      </w:r>
-      <w:r>
-        <w:rPr>
-          <w:rFonts w:ascii="Arial" w:eastAsia="微軟正黑體" w:hAnsi="Arial" w:cs="Arial"/>
-          <w:color w:val="000000" w:themeColor="text1"/>
-        </w:rPr>
-        <w:t>% compared to the previous year.</w:t>
-      </w:r>
-    </w:p>
-    <w:p>
-      <w:pPr>
-        <w:jc w:val="both"/>
-        <w:rPr>
-          <w:rFonts w:ascii="Arial" w:eastAsia="微軟正黑體" w:hAnsi="Arial" w:cs="Arial"/>
-          <w:color w:val="000000" w:themeColor="text1"/>
-        </w:rPr>
-      </w:pPr>
-    </w:p>
-    <w:p>
-      <w:pPr>
-        <w:jc w:val="both"/>
-        <w:rPr>
-          <w:rFonts w:ascii="Arial" w:eastAsia="微軟正黑體" w:hAnsi="Arial" w:cs="Arial"/>
-          <w:color w:val="000000" w:themeColor="text1"/>
-          <w:u w:val="single"/>
-        </w:rPr>
-      </w:pPr>
-      <w:r>
-        <w:rPr>
-          <w:rFonts w:ascii="Arial" w:eastAsia="微軟正黑體" w:hAnsi="Arial" w:cs="Arial"/>
-          <w:color w:val="000000" w:themeColor="text1"/>
-          <w:u w:val="single"/>
-        </w:rPr>
-        <w:t>Revenue by Technology</w:t>
-      </w:r>
-    </w:p>
-    <w:p>
-      <w:pPr>
-        <w:jc w:val="both"/>
-        <w:rPr>
-          <w:rFonts w:ascii="Arial" w:eastAsia="微軟正黑體" w:hAnsi="Arial" w:cs="Arial"/>
-          <w:color w:val="000000" w:themeColor="text1"/>
-        </w:rPr>
-      </w:pPr>
-    </w:p>
-    <w:p>
-      <w:pPr>
-        <w:jc w:val="both"/>
-        <w:rPr>
-          <w:rFonts w:ascii="Arial" w:eastAsia="微軟正黑體" w:hAnsi="Arial" w:cs="Arial"/>
-          <w:color w:val="000000" w:themeColor="text1"/>
-        </w:rPr>
-      </w:pPr>
-      <w:r>
-        <w:rPr>
-          <w:rFonts w:ascii="Arial" w:eastAsia="微軟正黑體" w:hAnsi="Arial" w:cs="Arial"/>
-          <w:color w:val="000000" w:themeColor="text1"/>
-        </w:rPr>
-        <w:t>With that, I will comment on our revenue contribution by specific IPs.</w:t>
-      </w:r>
-    </w:p>
-    <w:p>
-      <w:pPr>
-        <w:jc w:val="both"/>
-        <w:rPr>
-          <w:rFonts w:ascii="Arial" w:eastAsia="微軟正黑體" w:hAnsi="Arial" w:cs="Arial"/>
-          <w:color w:val="000000" w:themeColor="text1"/>
-        </w:rPr>
-      </w:pPr>
-    </w:p>
-    <w:p>
-      <w:pPr>
-        <w:jc w:val="both"/>
-        <w:rPr>
-          <w:rFonts w:ascii="Arial" w:eastAsia="微軟正黑體" w:hAnsi="Arial" w:cs="Arial"/>
-          <w:color w:val="000000" w:themeColor="text1"/>
-        </w:rPr>
-      </w:pPr>
-      <w:r>
-        <w:rPr>
-          <w:rFonts w:ascii="Arial" w:eastAsia="微軟正黑體" w:hAnsi="Arial" w:cs="Arial" w:hint="eastAsia"/>
-          <w:b/>
-          <w:bCs/>
-          <w:color w:val="000000" w:themeColor="text1"/>
-          <w:u w:val="single"/>
-        </w:rPr>
-        <w:t>NeoBit</w:t>
-      </w:r>
-      <w:r>
-        <w:rPr>
-          <w:rFonts w:ascii="Arial" w:eastAsia="微軟正黑體" w:hAnsi="Arial" w:cs="Arial"/>
-          <w:color w:val="000000" w:themeColor="text1"/>
-        </w:rPr>
-        <w:t xml:space="preserve"> accounted for </w:t>
-      </w:r>
-      <w:r>
-        <w:rPr>
-          <w:rFonts w:ascii="Arial" w:eastAsia="微軟正黑體" w:hAnsi="Arial" w:cs="Arial"/>
-          <w:color w:val="000000" w:themeColor="text1"/>
-        </w:rPr>
-        <w:t>{{ tech.</w:t>
-      </w:r>
-      <w:r>
-        <w:rPr>
-          <w:rFonts w:ascii="Arial" w:eastAsia="微軟正黑體" w:hAnsi="Arial" w:cs="Arial" w:hint="eastAsia"/>
-          <w:color w:val="000000" w:themeColor="text1"/>
-        </w:rPr>
-        <w:t>neobit_</w:t>
-      </w:r>
-      <w:r>
-        <w:rPr>
-          <w:rFonts w:ascii="Arial" w:eastAsia="微軟正黑體" w:hAnsi="Arial" w:cs="Arial"/>
-          <w:color w:val="000000" w:themeColor="text1"/>
-        </w:rPr>
-        <w:t>licensing }}</w:t>
-      </w:r>
-      <w:r>
-        <w:rPr>
-          <w:rFonts w:ascii="Arial" w:eastAsia="微軟正黑體" w:hAnsi="Arial" w:cs="Arial"/>
-          <w:color w:val="000000" w:themeColor="text1"/>
-        </w:rPr>
-        <w:t xml:space="preserve">% of total licensing revenue in the </w:t>
-      </w:r>
-      <w:r>
-        <w:rPr>
-          <w:rFonts w:ascii="Arial" w:eastAsia="新細明體" w:hAnsi="Arial" w:cs="Arial"/>
-          <w:kern w:val="0"/>
-          <w:szCs w:val="24"/>
-        </w:rPr>
-        <w:t xml:space="preserve">{{ </w:t>
-      </w:r>
-      <w:r>
-        <w:rPr>
-          <w:rFonts w:ascii="Arial" w:eastAsia="新細明體" w:hAnsi="Arial" w:cs="Arial" w:hint="eastAsia"/>
-          <w:kern w:val="0"/>
-          <w:szCs w:val="24"/>
-        </w:rPr>
-        <w:t>this_quarter</w:t>
-      </w:r>
-      <w:r>
-        <w:rPr>
-          <w:rFonts w:ascii="Arial" w:eastAsia="新細明體" w:hAnsi="Arial" w:cs="Arial" w:hint="eastAsia"/>
-          <w:kern w:val="0"/>
-          <w:szCs w:val="24"/>
-        </w:rPr>
-        <w:t>_</w:t>
-      </w:r>
-      <w:r>
-        <w:rPr>
-          <w:rFonts w:ascii="Arial" w:eastAsia="新細明體" w:hAnsi="Arial" w:cs="Arial" w:hint="eastAsia"/>
-          <w:kern w:val="0"/>
-          <w:szCs w:val="24"/>
-        </w:rPr>
-        <w:t>en</w:t>
-      </w:r>
-      <w:r>
-        <w:rPr>
-          <w:rFonts w:ascii="Arial" w:eastAsia="新細明體" w:hAnsi="Arial" w:cs="Arial"/>
-          <w:kern w:val="0"/>
-          <w:szCs w:val="24"/>
-        </w:rPr>
-        <w:t xml:space="preserve"> }}</w:t>
-      </w:r>
-      <w:r>
-        <w:rPr>
-          <w:rFonts w:ascii="Arial" w:eastAsia="微軟正黑體" w:hAnsi="Arial" w:cs="Arial"/>
-          <w:color w:val="000000" w:themeColor="text1"/>
-        </w:rPr>
-        <w:t xml:space="preserve">, </w:t>
-      </w:r>
-      <w:r>
-        <w:rPr>
-          <w:rFonts w:ascii="Arial" w:eastAsia="微軟正黑體" w:hAnsi="Arial" w:cs="Arial"/>
-          <w:color w:val="000000" w:themeColor="text1"/>
-        </w:rPr>
-        <w:t>{{ tech.</w:t>
-      </w:r>
-      <w:r>
-        <w:rPr>
-          <w:rFonts w:ascii="Arial" w:eastAsia="微軟正黑體" w:hAnsi="Arial" w:cs="Arial" w:hint="eastAsia"/>
-          <w:color w:val="000000" w:themeColor="text1"/>
-        </w:rPr>
-        <w:t>neobit_</w:t>
-      </w:r>
-      <w:r>
-        <w:rPr>
-          <w:rFonts w:ascii="Arial" w:eastAsia="微軟正黑體" w:hAnsi="Arial" w:cs="Arial"/>
-          <w:color w:val="000000" w:themeColor="text1"/>
-        </w:rPr>
-        <w:t>licensing</w:t>
-      </w:r>
-      <w:r>
-        <w:rPr>
-          <w:rFonts w:ascii="Arial" w:eastAsia="微軟正黑體" w:hAnsi="Arial" w:cs="Arial" w:hint="eastAsia"/>
-          <w:color w:val="000000" w:themeColor="text1"/>
-        </w:rPr>
-        <w:t>_qoq</w:t>
-      </w:r>
-      <w:r>
-        <w:rPr>
-          <w:rFonts w:ascii="Arial" w:eastAsia="微軟正黑體" w:hAnsi="Arial" w:cs="Arial"/>
-          <w:color w:val="000000" w:themeColor="text1"/>
-        </w:rPr>
-        <w:t xml:space="preserve"> }}</w:t>
-      </w:r>
-      <w:r>
-        <w:rPr>
-          <w:rFonts w:ascii="Arial" w:eastAsia="微軟正黑體" w:hAnsi="Arial" w:cs="Arial"/>
-          <w:color w:val="000000" w:themeColor="text1"/>
-        </w:rPr>
-        <w:t xml:space="preserve">% sequentially </w:t>
-      </w:r>
-      <w:r>
-        <w:rPr>
-          <w:rFonts w:ascii="Arial" w:eastAsia="微軟正黑體" w:hAnsi="Arial" w:cs="Arial"/>
-          <w:color w:val="000000" w:themeColor="text1"/>
-        </w:rPr>
-        <w:t>{{ tech.</w:t>
-      </w:r>
-      <w:r>
-        <w:rPr>
-          <w:rFonts w:ascii="Arial" w:eastAsia="微軟正黑體" w:hAnsi="Arial" w:cs="Arial" w:hint="eastAsia"/>
-          <w:color w:val="000000" w:themeColor="text1"/>
-        </w:rPr>
-        <w:t>neobit_</w:t>
-      </w:r>
-      <w:r>
-        <w:rPr>
-          <w:rFonts w:ascii="Arial" w:eastAsia="微軟正黑體" w:hAnsi="Arial" w:cs="Arial"/>
-          <w:color w:val="000000" w:themeColor="text1"/>
-        </w:rPr>
-        <w:t>licensing</w:t>
-      </w:r>
-      <w:r>
-        <w:rPr>
-          <w:rFonts w:ascii="Arial" w:eastAsia="微軟正黑體" w:hAnsi="Arial" w:cs="Arial" w:hint="eastAsia"/>
-          <w:color w:val="000000" w:themeColor="text1"/>
-        </w:rPr>
-        <w:t>_yoy</w:t>
-      </w:r>
-      <w:r>
-        <w:rPr>
-          <w:rFonts w:ascii="Arial" w:eastAsia="微軟正黑體" w:hAnsi="Arial" w:cs="Arial"/>
-          <w:color w:val="000000" w:themeColor="text1"/>
-        </w:rPr>
-        <w:t xml:space="preserve"> }}</w:t>
-      </w:r>
-      <w:r>
-        <w:rPr>
-          <w:rFonts w:ascii="Arial" w:eastAsia="微軟正黑體" w:hAnsi="Arial" w:cs="Arial"/>
-          <w:color w:val="000000" w:themeColor="text1"/>
-        </w:rPr>
-        <w:t xml:space="preserve">% year-over-year. Its royalties accounted for </w:t>
-      </w:r>
-      <w:r>
-        <w:rPr>
-          <w:rFonts w:ascii="Arial" w:eastAsia="微軟正黑體" w:hAnsi="Arial" w:cs="Arial"/>
-          <w:color w:val="000000" w:themeColor="text1"/>
-        </w:rPr>
-        <w:t>{{ tech.</w:t>
-      </w:r>
-      <w:r>
-        <w:rPr>
-          <w:rFonts w:ascii="Arial" w:eastAsia="微軟正黑體" w:hAnsi="Arial" w:cs="Arial" w:hint="eastAsia"/>
-          <w:color w:val="000000" w:themeColor="text1"/>
-        </w:rPr>
-        <w:t>neobit_</w:t>
-      </w:r>
-      <w:r>
-        <w:rPr>
-          <w:rFonts w:ascii="Arial" w:eastAsia="微軟正黑體" w:hAnsi="Arial" w:cs="Arial"/>
-          <w:color w:val="000000" w:themeColor="text1"/>
-        </w:rPr>
-        <w:t>royalty</w:t>
-      </w:r>
-      <w:r>
-        <w:rPr>
-          <w:rFonts w:ascii="Arial" w:eastAsia="微軟正黑體" w:hAnsi="Arial" w:cs="Arial"/>
-          <w:color w:val="000000" w:themeColor="text1"/>
-        </w:rPr>
-        <w:t xml:space="preserve"> }}</w:t>
-      </w:r>
-      <w:r>
-        <w:rPr>
-          <w:rFonts w:ascii="Arial" w:eastAsia="微軟正黑體" w:hAnsi="Arial" w:cs="Arial"/>
-          <w:color w:val="000000" w:themeColor="text1"/>
-        </w:rPr>
-        <w:t xml:space="preserve">% of total royalty, </w:t>
-      </w:r>
-      <w:r>
-        <w:rPr>
-          <w:rFonts w:ascii="Arial" w:eastAsia="微軟正黑體" w:hAnsi="Arial" w:cs="Arial"/>
-          <w:color w:val="000000" w:themeColor="text1"/>
-        </w:rPr>
-        <w:t>{{ tech.</w:t>
-      </w:r>
-      <w:r>
-        <w:rPr>
-          <w:rFonts w:ascii="Arial" w:eastAsia="微軟正黑體" w:hAnsi="Arial" w:cs="Arial" w:hint="eastAsia"/>
-          <w:color w:val="000000" w:themeColor="text1"/>
-        </w:rPr>
-        <w:t>neobit_</w:t>
-      </w:r>
-      <w:r>
-        <w:rPr>
-          <w:rFonts w:ascii="Arial" w:eastAsia="微軟正黑體" w:hAnsi="Arial" w:cs="Arial"/>
-          <w:color w:val="000000" w:themeColor="text1"/>
-        </w:rPr>
-        <w:t>royalty</w:t>
-      </w:r>
-      <w:r>
-        <w:rPr>
-          <w:rFonts w:ascii="Arial" w:eastAsia="微軟正黑體" w:hAnsi="Arial" w:cs="Arial" w:hint="eastAsia"/>
-          <w:color w:val="000000" w:themeColor="text1"/>
-        </w:rPr>
-        <w:t>_qoq</w:t>
-      </w:r>
-      <w:r>
-        <w:rPr>
-          <w:rFonts w:ascii="Arial" w:eastAsia="微軟正黑體" w:hAnsi="Arial" w:cs="Arial"/>
-          <w:color w:val="000000" w:themeColor="text1"/>
-        </w:rPr>
-        <w:t xml:space="preserve"> }}</w:t>
-      </w:r>
-      <w:r>
-        <w:rPr>
-          <w:rFonts w:ascii="Arial" w:eastAsia="微軟正黑體" w:hAnsi="Arial" w:cs="Arial"/>
-          <w:color w:val="000000" w:themeColor="text1"/>
-        </w:rPr>
-        <w:t xml:space="preserve">% sequentially </w:t>
-      </w:r>
-      <w:r>
-        <w:rPr>
-          <w:rFonts w:ascii="Arial" w:eastAsia="微軟正黑體" w:hAnsi="Arial" w:cs="Arial"/>
-          <w:color w:val="000000" w:themeColor="text1"/>
-        </w:rPr>
-        <w:t>{{ tech.</w:t>
-      </w:r>
-      <w:r>
-        <w:rPr>
-          <w:rFonts w:ascii="Arial" w:eastAsia="微軟正黑體" w:hAnsi="Arial" w:cs="Arial" w:hint="eastAsia"/>
-          <w:color w:val="000000" w:themeColor="text1"/>
-        </w:rPr>
-        <w:t>neobit_</w:t>
-      </w:r>
-      <w:r>
-        <w:rPr>
-          <w:rFonts w:ascii="Arial" w:eastAsia="微軟正黑體" w:hAnsi="Arial" w:cs="Arial"/>
-          <w:color w:val="000000" w:themeColor="text1"/>
-        </w:rPr>
-        <w:t>royalty</w:t>
-      </w:r>
-      <w:r>
-        <w:rPr>
-          <w:rFonts w:ascii="Arial" w:eastAsia="微軟正黑體" w:hAnsi="Arial" w:cs="Arial" w:hint="eastAsia"/>
-          <w:color w:val="000000" w:themeColor="text1"/>
-        </w:rPr>
-        <w:t>_yoy</w:t>
-      </w:r>
-      <w:r>
-        <w:rPr>
-          <w:rFonts w:ascii="Arial" w:eastAsia="微軟正黑體" w:hAnsi="Arial" w:cs="Arial"/>
-          <w:color w:val="000000" w:themeColor="text1"/>
-        </w:rPr>
-        <w:t xml:space="preserve"> }}</w:t>
-      </w:r>
-      <w:r>
-        <w:rPr>
-          <w:rFonts w:ascii="Arial" w:eastAsia="微軟正黑體" w:hAnsi="Arial" w:cs="Arial"/>
-          <w:color w:val="000000" w:themeColor="text1"/>
-        </w:rPr>
-        <w:t>% year-over-year.</w:t>
-      </w:r>
-    </w:p>
-    <w:p>
-      <w:pPr>
-        <w:jc w:val="both"/>
-        <w:rPr>
-          <w:rFonts w:ascii="Arial" w:eastAsia="微軟正黑體" w:hAnsi="Arial" w:cs="Arial"/>
-          <w:color w:val="000000" w:themeColor="text1"/>
-        </w:rPr>
-      </w:pPr>
-    </w:p>
-    <w:p>
-      <w:pPr>
-        <w:jc w:val="both"/>
-        <w:rPr>
-          <w:rFonts w:ascii="Arial" w:eastAsia="微軟正黑體" w:hAnsi="Arial" w:cs="Arial"/>
-          <w:color w:val="000000" w:themeColor="text1"/>
-        </w:rPr>
-      </w:pPr>
-      <w:bookmarkStart w:id="4" w:name="_Hlk197678503"/>
-      <w:r>
-        <w:rPr>
-          <w:rFonts w:ascii="Arial" w:eastAsia="微軟正黑體" w:hAnsi="Arial" w:cs="Arial"/>
-          <w:b/>
-          <w:bCs/>
-          <w:color w:val="000000" w:themeColor="text1"/>
-          <w:u w:val="single"/>
-        </w:rPr>
-        <w:t>NeoFuse</w:t>
-      </w:r>
-      <w:r>
-        <w:rPr>
-          <w:rFonts w:ascii="Arial" w:eastAsia="微軟正黑體" w:hAnsi="Arial" w:cs="Arial"/>
-          <w:color w:val="000000" w:themeColor="text1"/>
-        </w:rPr>
-        <w:t xml:space="preserve"> accounted for </w:t>
-      </w:r>
-      <w:r>
-        <w:rPr>
-          <w:rFonts w:ascii="Arial" w:eastAsia="微軟正黑體" w:hAnsi="Arial" w:cs="Arial"/>
-          <w:color w:val="000000" w:themeColor="text1"/>
-        </w:rPr>
-        <w:t>{{ tech.</w:t>
-      </w:r>
-      <w:r>
-        <w:rPr>
-          <w:rFonts w:ascii="Arial" w:eastAsia="微軟正黑體" w:hAnsi="Arial" w:cs="Arial" w:hint="eastAsia"/>
-          <w:color w:val="000000" w:themeColor="text1"/>
-        </w:rPr>
-        <w:t>neofuse_</w:t>
-      </w:r>
-      <w:r>
-        <w:rPr>
-          <w:rFonts w:ascii="Arial" w:eastAsia="微軟正黑體" w:hAnsi="Arial" w:cs="Arial"/>
-          <w:color w:val="000000" w:themeColor="text1"/>
-        </w:rPr>
-        <w:t>licensing }}</w:t>
-      </w:r>
-      <w:r>
-        <w:rPr>
-          <w:rFonts w:ascii="Arial" w:eastAsia="微軟正黑體" w:hAnsi="Arial" w:cs="Arial"/>
-          <w:color w:val="000000" w:themeColor="text1"/>
-        </w:rPr>
-        <w:t xml:space="preserve">% of total licensing revenue in the </w:t>
-      </w:r>
-      <w:r>
-        <w:rPr>
-          <w:rFonts w:ascii="Arial" w:eastAsia="新細明體" w:hAnsi="Arial" w:cs="Arial"/>
-          <w:kern w:val="0"/>
-          <w:szCs w:val="24"/>
-        </w:rPr>
-        <w:t xml:space="preserve">{{ </w:t>
-      </w:r>
-      <w:r>
-        <w:rPr>
-          <w:rFonts w:ascii="Arial" w:eastAsia="新細明體" w:hAnsi="Arial" w:cs="Arial" w:hint="eastAsia"/>
-          <w:kern w:val="0"/>
-          <w:szCs w:val="24"/>
-        </w:rPr>
-        <w:t>this_quarter_</w:t>
-      </w:r>
-      <w:r>
-        <w:rPr>
-          <w:rFonts w:ascii="Arial" w:eastAsia="新細明體" w:hAnsi="Arial" w:cs="Arial" w:hint="eastAsia"/>
-          <w:kern w:val="0"/>
-          <w:szCs w:val="24"/>
-        </w:rPr>
-        <w:t>en</w:t>
-      </w:r>
-      <w:r>
-        <w:rPr>
-          <w:rFonts w:ascii="Arial" w:eastAsia="新細明體" w:hAnsi="Arial" w:cs="Arial"/>
-          <w:kern w:val="0"/>
-          <w:szCs w:val="24"/>
-        </w:rPr>
-        <w:t xml:space="preserve"> }}</w:t>
-      </w:r>
-      <w:r>
-        <w:rPr>
-          <w:rFonts w:ascii="Arial" w:eastAsia="微軟正黑體" w:hAnsi="Arial" w:cs="Arial"/>
-          <w:color w:val="000000" w:themeColor="text1"/>
-        </w:rPr>
-        <w:t xml:space="preserve">, </w:t>
-      </w:r>
-      <w:r>
-        <w:rPr>
-          <w:rFonts w:ascii="Arial" w:eastAsia="微軟正黑體" w:hAnsi="Arial" w:cs="Arial"/>
-          <w:color w:val="000000" w:themeColor="text1"/>
-        </w:rPr>
-        <w:t>{{ tech.</w:t>
-      </w:r>
-      <w:r>
-        <w:rPr>
-          <w:rFonts w:ascii="Arial" w:eastAsia="微軟正黑體" w:hAnsi="Arial" w:cs="Arial" w:hint="eastAsia"/>
-          <w:color w:val="000000" w:themeColor="text1"/>
-        </w:rPr>
-        <w:t>neofuse_</w:t>
-      </w:r>
-      <w:r>
-        <w:rPr>
-          <w:rFonts w:ascii="Arial" w:eastAsia="微軟正黑體" w:hAnsi="Arial" w:cs="Arial"/>
-          <w:color w:val="000000" w:themeColor="text1"/>
-        </w:rPr>
-        <w:t>licensing</w:t>
-      </w:r>
-      <w:r>
-        <w:rPr>
-          <w:rFonts w:ascii="Arial" w:eastAsia="微軟正黑體" w:hAnsi="Arial" w:cs="Arial" w:hint="eastAsia"/>
-          <w:color w:val="000000" w:themeColor="text1"/>
-        </w:rPr>
-        <w:t>_qoq</w:t>
-      </w:r>
-      <w:r>
-        <w:rPr>
-          <w:rFonts w:ascii="Arial" w:eastAsia="微軟正黑體" w:hAnsi="Arial" w:cs="Arial"/>
-          <w:color w:val="000000" w:themeColor="text1"/>
-        </w:rPr>
-        <w:t xml:space="preserve"> }}</w:t>
-      </w:r>
-      <w:r>
-        <w:rPr>
-          <w:rFonts w:ascii="Arial" w:eastAsia="微軟正黑體" w:hAnsi="Arial" w:cs="Arial"/>
-          <w:color w:val="000000" w:themeColor="text1"/>
-        </w:rPr>
-        <w:t xml:space="preserve">% sequentially </w:t>
-      </w:r>
-      <w:r>
-        <w:rPr>
-          <w:rFonts w:ascii="Arial" w:eastAsia="微軟正黑體" w:hAnsi="Arial" w:cs="Arial"/>
-          <w:color w:val="000000" w:themeColor="text1"/>
-        </w:rPr>
-        <w:t>{{ tech.</w:t>
-      </w:r>
-      <w:r>
-        <w:rPr>
-          <w:rFonts w:ascii="Arial" w:eastAsia="微軟正黑體" w:hAnsi="Arial" w:cs="Arial" w:hint="eastAsia"/>
-          <w:color w:val="000000" w:themeColor="text1"/>
-        </w:rPr>
-        <w:t>neofuse_</w:t>
-      </w:r>
-      <w:r>
-        <w:rPr>
-          <w:rFonts w:ascii="Arial" w:eastAsia="微軟正黑體" w:hAnsi="Arial" w:cs="Arial"/>
-          <w:color w:val="000000" w:themeColor="text1"/>
-        </w:rPr>
-        <w:t>licensing</w:t>
-      </w:r>
-      <w:r>
-        <w:rPr>
-          <w:rFonts w:ascii="Arial" w:eastAsia="微軟正黑體" w:hAnsi="Arial" w:cs="Arial" w:hint="eastAsia"/>
-          <w:color w:val="000000" w:themeColor="text1"/>
-        </w:rPr>
-        <w:t>_yoy</w:t>
-      </w:r>
-      <w:r>
-        <w:rPr>
-          <w:rFonts w:ascii="Arial" w:eastAsia="微軟正黑體" w:hAnsi="Arial" w:cs="Arial"/>
-          <w:color w:val="000000" w:themeColor="text1"/>
-        </w:rPr>
-        <w:t xml:space="preserve"> }}</w:t>
-      </w:r>
-      <w:r>
-        <w:rPr>
-          <w:rFonts w:ascii="Arial" w:eastAsia="微軟正黑體" w:hAnsi="Arial" w:cs="Arial"/>
-          <w:color w:val="000000" w:themeColor="text1"/>
-        </w:rPr>
-        <w:t xml:space="preserve">% year-over-year. </w:t>
-      </w:r>
-      <w:r>
-        <w:rPr>
-          <w:rFonts w:ascii="Arial" w:eastAsia="微軟正黑體" w:hAnsi="Arial" w:cs="Arial"/>
-          <w:color w:val="000000" w:themeColor="text1"/>
-        </w:rPr>
-        <w:t>In terms of total royalty revenue, NeoFuse royalties</w:t>
-      </w:r>
-      <w:r>
-        <w:rPr>
-          <w:rFonts w:ascii="Arial" w:eastAsia="微軟正黑體" w:hAnsi="Arial" w:cs="Arial"/>
-          <w:color w:val="000000" w:themeColor="text1"/>
-        </w:rPr>
-        <w:t xml:space="preserve"> </w:t>
-      </w:r>
-      <w:r>
-        <w:rPr>
-          <w:rFonts w:ascii="Arial" w:eastAsia="微軟正黑體" w:hAnsi="Arial" w:cs="Arial"/>
-          <w:color w:val="000000" w:themeColor="text1"/>
-        </w:rPr>
-        <w:t>{{ tech.</w:t>
-      </w:r>
-      <w:r>
-        <w:rPr>
-          <w:rFonts w:ascii="Arial" w:eastAsia="微軟正黑體" w:hAnsi="Arial" w:cs="Arial" w:hint="eastAsia"/>
-          <w:color w:val="000000" w:themeColor="text1"/>
-        </w:rPr>
-        <w:t>neofuse_</w:t>
-      </w:r>
-      <w:r>
-        <w:rPr>
-          <w:rFonts w:ascii="Arial" w:eastAsia="微軟正黑體" w:hAnsi="Arial" w:cs="Arial"/>
-          <w:color w:val="000000" w:themeColor="text1"/>
-        </w:rPr>
-        <w:t>royalty</w:t>
-      </w:r>
-      <w:r>
-        <w:rPr>
-          <w:rFonts w:ascii="Arial" w:eastAsia="微軟正黑體" w:hAnsi="Arial" w:cs="Arial" w:hint="eastAsia"/>
-          <w:color w:val="000000" w:themeColor="text1"/>
-        </w:rPr>
-        <w:t>_qoq</w:t>
-      </w:r>
-      <w:r>
-        <w:rPr>
-          <w:rFonts w:ascii="Arial" w:eastAsia="微軟正黑體" w:hAnsi="Arial" w:cs="Arial"/>
-          <w:color w:val="000000" w:themeColor="text1"/>
-        </w:rPr>
-        <w:t xml:space="preserve"> }}</w:t>
-      </w:r>
-      <w:r>
-        <w:rPr>
-          <w:rFonts w:ascii="Arial" w:eastAsia="微軟正黑體" w:hAnsi="Arial" w:cs="Arial"/>
-          <w:color w:val="000000" w:themeColor="text1"/>
-        </w:rPr>
-        <w:t xml:space="preserve">% sequentially </w:t>
-      </w:r>
-      <w:r>
-        <w:rPr>
-          <w:rFonts w:ascii="Arial" w:eastAsia="微軟正黑體" w:hAnsi="Arial" w:cs="Arial"/>
-          <w:color w:val="000000" w:themeColor="text1"/>
-        </w:rPr>
-        <w:t>{{ tech.</w:t>
-      </w:r>
-      <w:r>
-        <w:rPr>
-          <w:rFonts w:ascii="Arial" w:eastAsia="微軟正黑體" w:hAnsi="Arial" w:cs="Arial" w:hint="eastAsia"/>
-          <w:color w:val="000000" w:themeColor="text1"/>
-        </w:rPr>
-        <w:t>neofuse_</w:t>
-      </w:r>
-      <w:r>
-        <w:rPr>
-          <w:rFonts w:ascii="Arial" w:eastAsia="微軟正黑體" w:hAnsi="Arial" w:cs="Arial"/>
-          <w:color w:val="000000" w:themeColor="text1"/>
-        </w:rPr>
-        <w:t>royalty</w:t>
-      </w:r>
-      <w:r>
-        <w:rPr>
-          <w:rFonts w:ascii="Arial" w:eastAsia="微軟正黑體" w:hAnsi="Arial" w:cs="Arial" w:hint="eastAsia"/>
-          <w:color w:val="000000" w:themeColor="text1"/>
-        </w:rPr>
-        <w:t>_yoy</w:t>
-      </w:r>
-      <w:r>
-        <w:rPr>
-          <w:rFonts w:ascii="Arial" w:eastAsia="微軟正黑體" w:hAnsi="Arial" w:cs="Arial"/>
-          <w:color w:val="000000" w:themeColor="text1"/>
-        </w:rPr>
-        <w:t xml:space="preserve"> }}</w:t>
-      </w:r>
-      <w:r>
-        <w:rPr>
-          <w:rFonts w:ascii="Arial" w:eastAsia="微軟正黑體" w:hAnsi="Arial" w:cs="Arial"/>
-          <w:color w:val="000000" w:themeColor="text1"/>
-        </w:rPr>
-        <w:t xml:space="preserve">% year-over-year, accounting for </w:t>
-      </w:r>
-      <w:r>
-        <w:rPr>
-          <w:rFonts w:ascii="Arial" w:eastAsia="微軟正黑體" w:hAnsi="Arial" w:cs="Arial"/>
-          <w:color w:val="000000" w:themeColor="text1"/>
-        </w:rPr>
-        <w:t>{{ tech.</w:t>
-      </w:r>
-      <w:r>
-        <w:rPr>
-          <w:rFonts w:ascii="Arial" w:eastAsia="微軟正黑體" w:hAnsi="Arial" w:cs="Arial" w:hint="eastAsia"/>
-          <w:color w:val="000000" w:themeColor="text1"/>
-        </w:rPr>
-        <w:t>neofuse_</w:t>
-      </w:r>
-      <w:r>
-        <w:rPr>
-          <w:rFonts w:ascii="Arial" w:eastAsia="微軟正黑體" w:hAnsi="Arial" w:cs="Arial"/>
-          <w:color w:val="000000" w:themeColor="text1"/>
-        </w:rPr>
-        <w:t>royalty</w:t>
-      </w:r>
-      <w:r>
-        <w:rPr>
-          <w:rFonts w:ascii="Arial" w:eastAsia="微軟正黑體" w:hAnsi="Arial" w:cs="Arial"/>
-          <w:color w:val="000000" w:themeColor="text1"/>
-        </w:rPr>
-        <w:t xml:space="preserve"> }}</w:t>
-      </w:r>
-      <w:r>
-        <w:rPr>
-          <w:rFonts w:ascii="Arial" w:eastAsia="微軟正黑體" w:hAnsi="Arial" w:cs="Arial"/>
-          <w:color w:val="000000" w:themeColor="text1"/>
-        </w:rPr>
-        <w:t>% of total royalties.</w:t>
-      </w:r>
-    </w:p>
-    <w:p>
-      <w:pPr>
-        <w:jc w:val="both"/>
-        <w:rPr>
-          <w:rFonts w:ascii="Arial" w:eastAsia="微軟正黑體" w:hAnsi="Arial" w:cs="Arial"/>
-          <w:color w:val="000000" w:themeColor="text1"/>
-        </w:rPr>
-      </w:pPr>
-    </w:p>
-    <w:p>
-      <w:pPr>
-        <w:jc w:val="both"/>
-        <w:rPr>
-          <w:rFonts w:ascii="Arial" w:eastAsia="微軟正黑體" w:hAnsi="Arial" w:cs="Arial"/>
-          <w:color w:val="000000" w:themeColor="text1"/>
-          <w:u w:val="single"/>
-        </w:rPr>
-      </w:pPr>
-      <w:r>
-        <w:rPr>
-          <w:rFonts w:ascii="Arial" w:eastAsia="微軟正黑體" w:hAnsi="Arial" w:cs="Arial"/>
-          <w:b/>
-          <w:bCs/>
-          <w:color w:val="000000" w:themeColor="text1"/>
-          <w:u w:val="single"/>
-        </w:rPr>
-        <w:t>PUF-Based Security IPs</w:t>
-      </w:r>
-      <w:r>
-        <w:rPr>
-          <w:rFonts w:ascii="Arial" w:eastAsia="微軟正黑體" w:hAnsi="Arial" w:cs="Arial"/>
-          <w:color w:val="000000" w:themeColor="text1"/>
-          <w:u w:val="single"/>
-        </w:rPr>
-        <w:t xml:space="preserve"> </w:t>
-      </w:r>
-      <w:r>
-        <w:rPr>
-          <w:rFonts w:ascii="Arial" w:eastAsia="微軟正黑體" w:hAnsi="Arial" w:cs="Arial"/>
-          <w:color w:val="000000" w:themeColor="text1"/>
-        </w:rPr>
-        <w:t xml:space="preserve">contributed </w:t>
-      </w:r>
-      <w:r>
-        <w:rPr>
-          <w:rFonts w:ascii="Arial" w:eastAsia="微軟正黑體" w:hAnsi="Arial" w:cs="Arial"/>
-          <w:color w:val="000000" w:themeColor="text1"/>
-        </w:rPr>
-        <w:t>{{ tech.</w:t>
-      </w:r>
-      <w:r>
-        <w:rPr>
-          <w:rFonts w:ascii="Arial" w:eastAsia="微軟正黑體" w:hAnsi="Arial" w:cs="Arial" w:hint="eastAsia"/>
-          <w:color w:val="000000" w:themeColor="text1"/>
-        </w:rPr>
-        <w:t>puf</w:t>
-      </w:r>
-      <w:r>
-        <w:rPr>
-          <w:rFonts w:ascii="Arial" w:eastAsia="微軟正黑體" w:hAnsi="Arial" w:cs="Arial" w:hint="eastAsia"/>
-          <w:color w:val="000000" w:themeColor="text1"/>
-        </w:rPr>
-        <w:t>based</w:t>
-      </w:r>
-      <w:r>
-        <w:rPr>
-          <w:rFonts w:ascii="Arial" w:eastAsia="微軟正黑體" w:hAnsi="Arial" w:cs="Arial" w:hint="eastAsia"/>
-          <w:color w:val="000000" w:themeColor="text1"/>
-        </w:rPr>
-        <w:t>_</w:t>
-      </w:r>
-      <w:r>
-        <w:rPr>
-          <w:rFonts w:ascii="Arial" w:eastAsia="微軟正黑體" w:hAnsi="Arial" w:cs="Arial"/>
-          <w:color w:val="000000" w:themeColor="text1"/>
-        </w:rPr>
-        <w:t>licensing }}</w:t>
-      </w:r>
-      <w:r>
-        <w:rPr>
-          <w:rFonts w:ascii="Arial" w:eastAsia="微軟正黑體" w:hAnsi="Arial" w:cs="Arial"/>
-          <w:color w:val="000000" w:themeColor="text1"/>
-        </w:rPr>
-        <w:t xml:space="preserve">% of licensing revenue, </w:t>
-      </w:r>
-      <w:r>
-        <w:rPr>
-          <w:rFonts w:ascii="Arial" w:eastAsia="微軟正黑體" w:hAnsi="Arial" w:cs="Arial"/>
-          <w:color w:val="000000" w:themeColor="text1"/>
-        </w:rPr>
-        <w:t>{{ tech.</w:t>
-      </w:r>
-      <w:r>
-        <w:rPr>
-          <w:rFonts w:ascii="Arial" w:eastAsia="微軟正黑體" w:hAnsi="Arial" w:cs="Arial" w:hint="eastAsia"/>
-          <w:color w:val="000000" w:themeColor="text1"/>
-        </w:rPr>
-        <w:t>pufbased</w:t>
-      </w:r>
-      <w:r>
-        <w:rPr>
-          <w:rFonts w:ascii="Arial" w:eastAsia="微軟正黑體" w:hAnsi="Arial" w:cs="Arial" w:hint="eastAsia"/>
-          <w:color w:val="000000" w:themeColor="text1"/>
-        </w:rPr>
-        <w:t>_</w:t>
-      </w:r>
-      <w:r>
-        <w:rPr>
-          <w:rFonts w:ascii="Arial" w:eastAsia="微軟正黑體" w:hAnsi="Arial" w:cs="Arial"/>
-          <w:color w:val="000000" w:themeColor="text1"/>
-        </w:rPr>
-        <w:t>licensing</w:t>
-      </w:r>
-      <w:r>
-        <w:rPr>
-          <w:rFonts w:ascii="Arial" w:eastAsia="微軟正黑體" w:hAnsi="Arial" w:cs="Arial" w:hint="eastAsia"/>
-          <w:color w:val="000000" w:themeColor="text1"/>
-        </w:rPr>
-        <w:t>_qoq</w:t>
-      </w:r>
-      <w:r>
-        <w:rPr>
-          <w:rFonts w:ascii="Arial" w:eastAsia="微軟正黑體" w:hAnsi="Arial" w:cs="Arial"/>
-          <w:color w:val="000000" w:themeColor="text1"/>
-        </w:rPr>
-        <w:t xml:space="preserve"> }}</w:t>
-      </w:r>
-      <w:r>
-        <w:rPr>
-          <w:rFonts w:ascii="Arial" w:eastAsia="微軟正黑體" w:hAnsi="Arial" w:cs="Arial"/>
-          <w:color w:val="000000" w:themeColor="text1"/>
-        </w:rPr>
-        <w:t xml:space="preserve">% sequentially </w:t>
-      </w:r>
-      <w:r>
-        <w:rPr>
-          <w:rFonts w:ascii="Arial" w:eastAsia="微軟正黑體" w:hAnsi="Arial" w:cs="Arial"/>
-          <w:color w:val="000000" w:themeColor="text1"/>
-        </w:rPr>
-        <w:t>{{ tech.</w:t>
-      </w:r>
-      <w:r>
-        <w:rPr>
-          <w:rFonts w:ascii="Arial" w:eastAsia="微軟正黑體" w:hAnsi="Arial" w:cs="Arial" w:hint="eastAsia"/>
-          <w:color w:val="000000" w:themeColor="text1"/>
-        </w:rPr>
-        <w:t>pufbased</w:t>
-      </w:r>
-      <w:r>
-        <w:rPr>
-          <w:rFonts w:ascii="Arial" w:eastAsia="微軟正黑體" w:hAnsi="Arial" w:cs="Arial" w:hint="eastAsia"/>
-          <w:color w:val="000000" w:themeColor="text1"/>
-        </w:rPr>
-        <w:t>_</w:t>
-      </w:r>
-      <w:r>
-        <w:rPr>
-          <w:rFonts w:ascii="Arial" w:eastAsia="微軟正黑體" w:hAnsi="Arial" w:cs="Arial"/>
-          <w:color w:val="000000" w:themeColor="text1"/>
-        </w:rPr>
-        <w:t>licensing</w:t>
-      </w:r>
-      <w:r>
-        <w:rPr>
-          <w:rFonts w:ascii="Arial" w:eastAsia="微軟正黑體" w:hAnsi="Arial" w:cs="Arial" w:hint="eastAsia"/>
-          <w:color w:val="000000" w:themeColor="text1"/>
-        </w:rPr>
-        <w:t>_yoy</w:t>
-      </w:r>
-      <w:r>
-        <w:rPr>
-          <w:rFonts w:ascii="Arial" w:eastAsia="微軟正黑體" w:hAnsi="Arial" w:cs="Arial"/>
-          <w:color w:val="000000" w:themeColor="text1"/>
-        </w:rPr>
-        <w:t xml:space="preserve"> }}</w:t>
-      </w:r>
-      <w:r>
-        <w:rPr>
-          <w:rFonts w:ascii="Arial" w:eastAsia="微軟正黑體" w:hAnsi="Arial" w:cs="Arial"/>
-          <w:color w:val="000000" w:themeColor="text1"/>
-        </w:rPr>
-        <w:t>% year-over-year</w:t>
-      </w:r>
-      <w:r>
-        <w:rPr>
-          <w:rFonts w:ascii="Arial" w:eastAsia="微軟正黑體" w:hAnsi="Arial" w:cs="Arial"/>
-          <w:color w:val="000000" w:themeColor="text1"/>
-        </w:rPr>
-        <w:t xml:space="preserve">, while its royalties accounted for </w:t>
-      </w:r>
-      <w:r>
-        <w:rPr>
-          <w:rFonts w:ascii="Arial" w:eastAsia="微軟正黑體" w:hAnsi="Arial" w:cs="Arial"/>
-          <w:color w:val="000000" w:themeColor="text1"/>
-        </w:rPr>
-        <w:t>{{ tech.</w:t>
-      </w:r>
-      <w:r>
-        <w:rPr>
-          <w:rFonts w:ascii="Arial" w:eastAsia="微軟正黑體" w:hAnsi="Arial" w:cs="Arial" w:hint="eastAsia"/>
-          <w:color w:val="000000" w:themeColor="text1"/>
-        </w:rPr>
-        <w:t>pufbased</w:t>
-      </w:r>
-      <w:r>
-        <w:rPr>
-          <w:rFonts w:ascii="Arial" w:eastAsia="微軟正黑體" w:hAnsi="Arial" w:cs="Arial" w:hint="eastAsia"/>
-          <w:color w:val="000000" w:themeColor="text1"/>
-        </w:rPr>
-        <w:t>_</w:t>
-      </w:r>
-      <w:r>
-        <w:rPr>
-          <w:rFonts w:ascii="Arial" w:eastAsia="微軟正黑體" w:hAnsi="Arial" w:cs="Arial"/>
-          <w:color w:val="000000" w:themeColor="text1"/>
-        </w:rPr>
-        <w:t>royalty</w:t>
-      </w:r>
-      <w:r>
-        <w:rPr>
-          <w:rFonts w:ascii="Arial" w:eastAsia="微軟正黑體" w:hAnsi="Arial" w:cs="Arial"/>
-          <w:color w:val="000000" w:themeColor="text1"/>
-        </w:rPr>
-        <w:t xml:space="preserve"> }}</w:t>
-      </w:r>
-      <w:r>
-        <w:rPr>
-          <w:rFonts w:ascii="Arial" w:eastAsia="微軟正黑體" w:hAnsi="Arial" w:cs="Arial"/>
-          <w:color w:val="000000" w:themeColor="text1"/>
-        </w:rPr>
-        <w:t>% of total royalties,</w:t>
-      </w:r>
-      <w:r>
-        <w:rPr>
-          <w:rFonts w:ascii="Arial" w:eastAsia="微軟正黑體" w:hAnsi="Arial" w:cs="Arial" w:hint="eastAsia"/>
-          <w:color w:val="000000" w:themeColor="text1"/>
-        </w:rPr>
-        <w:t xml:space="preserve"> </w:t>
-      </w:r>
-      <w:r>
-        <w:rPr>
-          <w:rFonts w:ascii="Arial" w:eastAsia="微軟正黑體" w:hAnsi="Arial" w:cs="Arial"/>
-          <w:color w:val="000000" w:themeColor="text1"/>
-        </w:rPr>
-        <w:t>{{ tech.</w:t>
-      </w:r>
-      <w:r>
-        <w:rPr>
-          <w:rFonts w:ascii="Arial" w:eastAsia="微軟正黑體" w:hAnsi="Arial" w:cs="Arial" w:hint="eastAsia"/>
-          <w:color w:val="000000" w:themeColor="text1"/>
-        </w:rPr>
-        <w:t>pufbased</w:t>
-      </w:r>
-      <w:r>
-        <w:rPr>
-          <w:rFonts w:ascii="Arial" w:eastAsia="微軟正黑體" w:hAnsi="Arial" w:cs="Arial" w:hint="eastAsia"/>
-          <w:color w:val="000000" w:themeColor="text1"/>
-        </w:rPr>
-        <w:t>_</w:t>
-      </w:r>
-      <w:r>
-        <w:rPr>
-          <w:rFonts w:ascii="Arial" w:eastAsia="微軟正黑體" w:hAnsi="Arial" w:cs="Arial"/>
-          <w:color w:val="000000" w:themeColor="text1"/>
-        </w:rPr>
-        <w:t>royalty</w:t>
-      </w:r>
-      <w:r>
-        <w:rPr>
-          <w:rFonts w:ascii="Arial" w:eastAsia="微軟正黑體" w:hAnsi="Arial" w:cs="Arial" w:hint="eastAsia"/>
-          <w:color w:val="000000" w:themeColor="text1"/>
-        </w:rPr>
-        <w:t>_qoq</w:t>
-      </w:r>
-      <w:r>
-        <w:rPr>
-          <w:rFonts w:ascii="Arial" w:eastAsia="微軟正黑體" w:hAnsi="Arial" w:cs="Arial"/>
-          <w:color w:val="000000" w:themeColor="text1"/>
-        </w:rPr>
-        <w:t xml:space="preserve"> }}</w:t>
-      </w:r>
-      <w:r>
-        <w:rPr>
-          <w:rFonts w:ascii="Arial" w:eastAsia="微軟正黑體" w:hAnsi="Arial" w:cs="Arial"/>
-          <w:color w:val="000000" w:themeColor="text1"/>
-        </w:rPr>
-        <w:t xml:space="preserve">% compared to the previous quarter, </w:t>
-      </w:r>
-      <w:r>
-        <w:rPr>
-          <w:rFonts w:ascii="Arial" w:eastAsia="微軟正黑體" w:hAnsi="Arial" w:cs="Arial"/>
-          <w:color w:val="000000" w:themeColor="text1"/>
-        </w:rPr>
-        <w:t>{{ tech.</w:t>
-      </w:r>
-      <w:r>
-        <w:rPr>
-          <w:rFonts w:ascii="Arial" w:eastAsia="微軟正黑體" w:hAnsi="Arial" w:cs="Arial" w:hint="eastAsia"/>
-          <w:color w:val="000000" w:themeColor="text1"/>
-        </w:rPr>
-        <w:t>pufbased</w:t>
-      </w:r>
-      <w:r>
-        <w:rPr>
-          <w:rFonts w:ascii="Arial" w:eastAsia="微軟正黑體" w:hAnsi="Arial" w:cs="Arial" w:hint="eastAsia"/>
-          <w:color w:val="000000" w:themeColor="text1"/>
-        </w:rPr>
-        <w:t>_</w:t>
-      </w:r>
-      <w:r>
-        <w:rPr>
-          <w:rFonts w:ascii="Arial" w:eastAsia="微軟正黑體" w:hAnsi="Arial" w:cs="Arial"/>
-          <w:color w:val="000000" w:themeColor="text1"/>
-        </w:rPr>
-        <w:t>royalty</w:t>
-      </w:r>
-      <w:r>
-        <w:rPr>
-          <w:rFonts w:ascii="Arial" w:eastAsia="微軟正黑體" w:hAnsi="Arial" w:cs="Arial" w:hint="eastAsia"/>
-          <w:color w:val="000000" w:themeColor="text1"/>
-        </w:rPr>
-        <w:t>_yoy</w:t>
-      </w:r>
-      <w:r>
-        <w:rPr>
-          <w:rFonts w:ascii="Arial" w:eastAsia="微軟正黑體" w:hAnsi="Arial" w:cs="Arial"/>
-          <w:color w:val="000000" w:themeColor="text1"/>
-        </w:rPr>
-        <w:t xml:space="preserve"> }}</w:t>
-      </w:r>
-      <w:r>
-        <w:rPr>
-          <w:rFonts w:ascii="Arial" w:eastAsia="微軟正黑體" w:hAnsi="Arial" w:cs="Arial"/>
-          <w:color w:val="000000" w:themeColor="text1"/>
-        </w:rPr>
-        <w:t>% compared to the previous year.</w:t>
-      </w:r>
-    </w:p>
-    <w:bookmarkEnd w:id="4"/>
-    <w:p>
-      <w:pPr>
-        <w:jc w:val="both"/>
-        <w:rPr>
-          <w:rFonts w:ascii="Arial" w:eastAsia="微軟正黑體" w:hAnsi="Arial" w:cs="Arial"/>
-          <w:color w:val="000000" w:themeColor="text1"/>
-        </w:rPr>
-      </w:pPr>
-    </w:p>
-    <w:p>
-      <w:pPr>
-        <w:jc w:val="both"/>
-        <w:rPr>
-          <w:rFonts w:ascii="Arial" w:eastAsia="微軟正黑體" w:hAnsi="Arial" w:cs="Arial"/>
-          <w:color w:val="000000" w:themeColor="text1"/>
-        </w:rPr>
-      </w:pPr>
-      <w:r>
-        <w:rPr>
-          <w:rFonts w:ascii="Arial" w:eastAsia="微軟正黑體" w:hAnsi="Arial" w:cs="Arial"/>
-          <w:b/>
-          <w:bCs/>
-          <w:color w:val="000000" w:themeColor="text1"/>
-          <w:u w:val="single"/>
-        </w:rPr>
-        <w:t>MTP</w:t>
-      </w:r>
-      <w:r>
-        <w:rPr>
-          <w:rFonts w:ascii="Arial" w:eastAsia="微軟正黑體" w:hAnsi="Arial" w:cs="Arial" w:hint="eastAsia"/>
-          <w:b/>
-          <w:bCs/>
-          <w:color w:val="000000" w:themeColor="text1"/>
-          <w:u w:val="single"/>
-        </w:rPr>
-        <w:t xml:space="preserve"> </w:t>
-      </w:r>
-      <w:r>
-        <w:rPr>
-          <w:rFonts w:ascii="Arial" w:eastAsia="微軟正黑體" w:hAnsi="Arial" w:cs="Arial"/>
-          <w:b/>
-          <w:bCs/>
-          <w:color w:val="000000" w:themeColor="text1"/>
-          <w:u w:val="single"/>
-        </w:rPr>
-        <w:t>technology</w:t>
-      </w:r>
-      <w:r>
-        <w:rPr>
-          <w:rFonts w:ascii="Arial" w:eastAsia="微軟正黑體" w:hAnsi="Arial" w:cs="Arial"/>
-          <w:color w:val="000000" w:themeColor="text1"/>
-        </w:rPr>
-        <w:t xml:space="preserve"> accounted for </w:t>
-      </w:r>
-      <w:r>
-        <w:rPr>
-          <w:rFonts w:ascii="Arial" w:eastAsia="微軟正黑體" w:hAnsi="Arial" w:cs="Arial"/>
-          <w:color w:val="000000" w:themeColor="text1"/>
-        </w:rPr>
-        <w:t>{{ tech.</w:t>
-      </w:r>
-      <w:r>
-        <w:rPr>
-          <w:rFonts w:ascii="Arial" w:eastAsia="微軟正黑體" w:hAnsi="Arial" w:cs="Arial" w:hint="eastAsia"/>
-          <w:color w:val="000000" w:themeColor="text1"/>
-        </w:rPr>
-        <w:t>mtp_</w:t>
-      </w:r>
-      <w:r>
-        <w:rPr>
-          <w:rFonts w:ascii="Arial" w:eastAsia="微軟正黑體" w:hAnsi="Arial" w:cs="Arial"/>
-          <w:color w:val="000000" w:themeColor="text1"/>
-        </w:rPr>
-        <w:t>licensing }}</w:t>
-      </w:r>
-      <w:r>
-        <w:rPr>
-          <w:rFonts w:ascii="Arial" w:eastAsia="微軟正黑體" w:hAnsi="Arial" w:cs="Arial"/>
-          <w:color w:val="000000" w:themeColor="text1"/>
-        </w:rPr>
-        <w:t>% of total licensing revenue,</w:t>
-      </w:r>
-      <w:r>
-        <w:rPr>
-          <w:rFonts w:ascii="Arial" w:eastAsia="微軟正黑體" w:hAnsi="Arial" w:cs="Arial" w:hint="eastAsia"/>
-          <w:color w:val="000000" w:themeColor="text1"/>
-        </w:rPr>
-        <w:t xml:space="preserve"> </w:t>
-      </w:r>
-      <w:r>
-        <w:rPr>
-          <w:rFonts w:ascii="Arial" w:eastAsia="微軟正黑體" w:hAnsi="Arial" w:cs="Arial"/>
-          <w:color w:val="000000" w:themeColor="text1"/>
-        </w:rPr>
-        <w:t>{{ tech.</w:t>
-      </w:r>
-      <w:r>
-        <w:rPr>
-          <w:rFonts w:ascii="Arial" w:eastAsia="微軟正黑體" w:hAnsi="Arial" w:cs="Arial" w:hint="eastAsia"/>
-          <w:color w:val="000000" w:themeColor="text1"/>
-        </w:rPr>
-        <w:t>mtp_</w:t>
-      </w:r>
-      <w:r>
-        <w:rPr>
-          <w:rFonts w:ascii="Arial" w:eastAsia="微軟正黑體" w:hAnsi="Arial" w:cs="Arial"/>
-          <w:color w:val="000000" w:themeColor="text1"/>
-        </w:rPr>
-        <w:t>licensing</w:t>
-      </w:r>
-      <w:r>
-        <w:rPr>
-          <w:rFonts w:ascii="Arial" w:eastAsia="微軟正黑體" w:hAnsi="Arial" w:cs="Arial" w:hint="eastAsia"/>
-          <w:color w:val="000000" w:themeColor="text1"/>
-        </w:rPr>
-        <w:t>_qoq</w:t>
-      </w:r>
-      <w:r>
-        <w:rPr>
-          <w:rFonts w:ascii="Arial" w:eastAsia="微軟正黑體" w:hAnsi="Arial" w:cs="Arial"/>
-          <w:color w:val="000000" w:themeColor="text1"/>
-        </w:rPr>
-        <w:t xml:space="preserve"> }}</w:t>
-      </w:r>
-      <w:r>
-        <w:rPr>
-          <w:rFonts w:ascii="Arial" w:eastAsia="微軟正黑體" w:hAnsi="Arial" w:cs="Arial"/>
-          <w:color w:val="000000" w:themeColor="text1"/>
-        </w:rPr>
-        <w:t xml:space="preserve">% sequentially </w:t>
-      </w:r>
-      <w:r>
-        <w:rPr>
-          <w:rFonts w:ascii="Arial" w:eastAsia="微軟正黑體" w:hAnsi="Arial" w:cs="Arial"/>
-          <w:color w:val="000000" w:themeColor="text1"/>
-        </w:rPr>
-        <w:t>{{ tech.</w:t>
-      </w:r>
-      <w:r>
-        <w:rPr>
-          <w:rFonts w:ascii="Arial" w:eastAsia="微軟正黑體" w:hAnsi="Arial" w:cs="Arial" w:hint="eastAsia"/>
-          <w:color w:val="000000" w:themeColor="text1"/>
-        </w:rPr>
-        <w:t>mtp_</w:t>
-      </w:r>
-      <w:r>
-        <w:rPr>
-          <w:rFonts w:ascii="Arial" w:eastAsia="微軟正黑體" w:hAnsi="Arial" w:cs="Arial"/>
-          <w:color w:val="000000" w:themeColor="text1"/>
-        </w:rPr>
-        <w:t>licensing</w:t>
-      </w:r>
-      <w:r>
-        <w:rPr>
-          <w:rFonts w:ascii="Arial" w:eastAsia="微軟正黑體" w:hAnsi="Arial" w:cs="Arial" w:hint="eastAsia"/>
-          <w:color w:val="000000" w:themeColor="text1"/>
-        </w:rPr>
-        <w:t>_yoy</w:t>
-      </w:r>
-      <w:r>
-        <w:rPr>
-          <w:rFonts w:ascii="Arial" w:eastAsia="微軟正黑體" w:hAnsi="Arial" w:cs="Arial"/>
-          <w:color w:val="000000" w:themeColor="text1"/>
-        </w:rPr>
-        <w:t xml:space="preserve"> }}</w:t>
-      </w:r>
-      <w:r>
-        <w:rPr>
-          <w:rFonts w:ascii="Arial" w:eastAsia="微軟正黑體" w:hAnsi="Arial" w:cs="Arial"/>
-          <w:color w:val="000000" w:themeColor="text1"/>
-        </w:rPr>
-        <w:t xml:space="preserve">% year-over-year. Royalty from MTP </w:t>
-      </w:r>
-      <w:r>
-        <w:rPr>
-          <w:rFonts w:ascii="Arial" w:eastAsia="微軟正黑體" w:hAnsi="Arial" w:cs="Arial"/>
-          <w:color w:val="000000" w:themeColor="text1"/>
-        </w:rPr>
-        <w:t>{{ tech.</w:t>
-      </w:r>
-      <w:r>
-        <w:rPr>
-          <w:rFonts w:ascii="Arial" w:eastAsia="微軟正黑體" w:hAnsi="Arial" w:cs="Arial" w:hint="eastAsia"/>
-          <w:color w:val="000000" w:themeColor="text1"/>
-        </w:rPr>
-        <w:t>mtp_</w:t>
-      </w:r>
-      <w:r>
-        <w:rPr>
-          <w:rFonts w:ascii="Arial" w:eastAsia="微軟正黑體" w:hAnsi="Arial" w:cs="Arial"/>
-          <w:color w:val="000000" w:themeColor="text1"/>
-        </w:rPr>
-        <w:t>royalty</w:t>
-      </w:r>
-      <w:r>
-        <w:rPr>
-          <w:rFonts w:ascii="Arial" w:eastAsia="微軟正黑體" w:hAnsi="Arial" w:cs="Arial" w:hint="eastAsia"/>
-          <w:color w:val="000000" w:themeColor="text1"/>
-        </w:rPr>
-        <w:t>_qoq</w:t>
-      </w:r>
-      <w:r>
-        <w:rPr>
-          <w:rFonts w:ascii="Arial" w:eastAsia="微軟正黑體" w:hAnsi="Arial" w:cs="Arial"/>
-          <w:color w:val="000000" w:themeColor="text1"/>
-        </w:rPr>
-        <w:t xml:space="preserve"> }}</w:t>
-      </w:r>
-      <w:r>
-        <w:rPr>
-          <w:rFonts w:ascii="Arial" w:eastAsia="微軟正黑體" w:hAnsi="Arial" w:cs="Arial"/>
-          <w:color w:val="000000" w:themeColor="text1"/>
-        </w:rPr>
-        <w:t xml:space="preserve">% sequentially </w:t>
-      </w:r>
-      <w:r>
-        <w:rPr>
-          <w:rFonts w:ascii="Arial" w:eastAsia="微軟正黑體" w:hAnsi="Arial" w:cs="Arial"/>
-          <w:color w:val="000000" w:themeColor="text1"/>
-        </w:rPr>
-        <w:t>{{ tech.</w:t>
-      </w:r>
-      <w:r>
-        <w:rPr>
-          <w:rFonts w:ascii="Arial" w:eastAsia="微軟正黑體" w:hAnsi="Arial" w:cs="Arial" w:hint="eastAsia"/>
-          <w:color w:val="000000" w:themeColor="text1"/>
-        </w:rPr>
-        <w:t>mtp_</w:t>
-      </w:r>
-      <w:r>
-        <w:rPr>
-          <w:rFonts w:ascii="Arial" w:eastAsia="微軟正黑體" w:hAnsi="Arial" w:cs="Arial"/>
-          <w:color w:val="000000" w:themeColor="text1"/>
-        </w:rPr>
-        <w:t>royalty</w:t>
-      </w:r>
-      <w:r>
-        <w:rPr>
-          <w:rFonts w:ascii="Arial" w:eastAsia="微軟正黑體" w:hAnsi="Arial" w:cs="Arial" w:hint="eastAsia"/>
-          <w:color w:val="000000" w:themeColor="text1"/>
-        </w:rPr>
-        <w:t>_yoy</w:t>
-      </w:r>
-      <w:r>
-        <w:rPr>
-          <w:rFonts w:ascii="Arial" w:eastAsia="微軟正黑體" w:hAnsi="Arial" w:cs="Arial"/>
-          <w:color w:val="000000" w:themeColor="text1"/>
-        </w:rPr>
-        <w:t xml:space="preserve"> }}</w:t>
-      </w:r>
-      <w:r>
-        <w:rPr>
-          <w:rFonts w:ascii="Arial" w:eastAsia="微軟正黑體" w:hAnsi="Arial" w:cs="Arial"/>
-          <w:color w:val="000000" w:themeColor="text1"/>
-        </w:rPr>
-        <w:t xml:space="preserve">% year-over-year, accounting for </w:t>
-      </w:r>
-      <w:r>
-        <w:rPr>
-          <w:rFonts w:ascii="Arial" w:eastAsia="微軟正黑體" w:hAnsi="Arial" w:cs="Arial"/>
-          <w:color w:val="000000" w:themeColor="text1"/>
-        </w:rPr>
-        <w:t>{{ tech.</w:t>
-      </w:r>
-      <w:r>
-        <w:rPr>
-          <w:rFonts w:ascii="Arial" w:eastAsia="微軟正黑體" w:hAnsi="Arial" w:cs="Arial" w:hint="eastAsia"/>
-          <w:color w:val="000000" w:themeColor="text1"/>
-        </w:rPr>
-        <w:t>mtp_</w:t>
-      </w:r>
-      <w:r>
-        <w:rPr>
-          <w:rFonts w:ascii="Arial" w:eastAsia="微軟正黑體" w:hAnsi="Arial" w:cs="Arial"/>
-          <w:color w:val="000000" w:themeColor="text1"/>
-        </w:rPr>
-        <w:t>royalt</w:t>
-      </w:r>
-      <w:r>
-        <w:rPr>
-          <w:rFonts w:ascii="Arial" w:eastAsia="微軟正黑體" w:hAnsi="Arial" w:cs="Arial" w:hint="eastAsia"/>
-          <w:color w:val="000000" w:themeColor="text1"/>
-        </w:rPr>
-        <w:t>y</w:t>
-      </w:r>
-      <w:r>
-        <w:rPr>
-          <w:rFonts w:ascii="Arial" w:eastAsia="微軟正黑體" w:hAnsi="Arial" w:cs="Arial"/>
-          <w:color w:val="000000" w:themeColor="text1"/>
-        </w:rPr>
-        <w:t xml:space="preserve"> }}</w:t>
-      </w:r>
-      <w:r>
-        <w:rPr>
-          <w:rFonts w:ascii="Arial" w:eastAsia="微軟正黑體" w:hAnsi="Arial" w:cs="Arial"/>
-          <w:color w:val="000000" w:themeColor="text1"/>
-        </w:rPr>
-        <w:t>% of total royalties.</w:t>
-      </w:r>
-    </w:p>
-    <w:p>
-      <w:pPr>
-        <w:jc w:val="both"/>
-        <w:rPr>
-          <w:rFonts w:ascii="Arial" w:eastAsia="微軟正黑體" w:hAnsi="Arial" w:cs="Arial"/>
-          <w:color w:val="000000" w:themeColor="text1"/>
-        </w:rPr>
-      </w:pPr>
-    </w:p>
-    <w:p>
-      <w:pPr>
-        <w:jc w:val="both"/>
-        <w:rPr>
-          <w:rFonts w:ascii="Arial" w:eastAsia="微軟正黑體" w:hAnsi="Arial" w:cs="Arial"/>
-          <w:color w:val="000000" w:themeColor="text1"/>
-        </w:rPr>
-      </w:pPr>
-      <w:r>
-        <w:rPr>
-          <w:rFonts w:ascii="Arial" w:eastAsia="微軟正黑體" w:hAnsi="Arial" w:cs="Arial"/>
-          <w:color w:val="000000" w:themeColor="text1"/>
-        </w:rPr>
-        <w:t xml:space="preserve">For the </w:t>
-      </w:r>
-      <w:r>
-        <w:rPr>
-          <w:rFonts w:ascii="Arial" w:eastAsia="微軟正黑體" w:hAnsi="Arial" w:cs="Arial"/>
-          <w:color w:val="000000" w:themeColor="text1"/>
-        </w:rPr>
-        <w:t xml:space="preserve">{{ </w:t>
-      </w:r>
-      <w:r>
-        <w:rPr>
-          <w:rFonts w:ascii="Arial" w:eastAsia="微軟正黑體" w:hAnsi="Arial" w:cs="Arial" w:hint="eastAsia"/>
-          <w:color w:val="000000" w:themeColor="text1"/>
-        </w:rPr>
-        <w:t>ytd</w:t>
-      </w:r>
-      <w:r>
-        <w:rPr>
-          <w:rFonts w:ascii="Arial" w:eastAsia="微軟正黑體" w:hAnsi="Arial" w:cs="Arial"/>
-          <w:color w:val="000000" w:themeColor="text1"/>
-        </w:rPr>
-        <w:t xml:space="preserve"> }}</w:t>
-      </w:r>
-      <w:r>
-        <w:rPr>
-          <w:rFonts w:ascii="Arial" w:eastAsia="微軟正黑體" w:hAnsi="Arial" w:cs="Arial"/>
-          <w:color w:val="000000" w:themeColor="text1"/>
-        </w:rPr>
-        <w:t xml:space="preserve"> of </w:t>
-      </w:r>
-      <w:r>
-        <w:rPr>
-          <w:rFonts w:ascii="Arial" w:eastAsia="微軟正黑體" w:hAnsi="Arial" w:cs="Arial" w:hint="eastAsia"/>
-          <w:color w:val="000000" w:themeColor="text1"/>
-        </w:rPr>
-        <w:t>{{ this_year }}</w:t>
-      </w:r>
-      <w:r>
-        <w:rPr>
-          <w:rFonts w:ascii="Arial" w:eastAsia="微軟正黑體" w:hAnsi="Arial" w:cs="Arial"/>
-          <w:color w:val="000000" w:themeColor="text1"/>
-        </w:rPr>
-        <w:t>, the revenues by technology are as follows:</w:t>
-      </w:r>
-    </w:p>
-    <w:p>
-      <w:pPr>
-        <w:jc w:val="both"/>
-        <w:rPr>
-          <w:rFonts w:ascii="Arial" w:eastAsia="微軟正黑體" w:hAnsi="Arial" w:cs="Arial"/>
-          <w:color w:val="000000" w:themeColor="text1"/>
-        </w:rPr>
-      </w:pPr>
-    </w:p>
-    <w:p>
-      <w:pPr>
-        <w:jc w:val="both"/>
-        <w:rPr>
-          <w:rFonts w:ascii="Arial" w:eastAsia="微軟正黑體" w:hAnsi="Arial" w:cs="Arial"/>
-          <w:color w:val="000000" w:themeColor="text1"/>
-        </w:rPr>
-      </w:pPr>
-      <w:r>
-        <w:rPr>
-          <w:rFonts w:ascii="Arial" w:eastAsia="微軟正黑體" w:hAnsi="Arial" w:cs="Arial"/>
-          <w:b/>
-          <w:bCs/>
-          <w:color w:val="000000" w:themeColor="text1"/>
-          <w:u w:val="single"/>
-        </w:rPr>
-        <w:t>NeoBit</w:t>
-      </w:r>
-      <w:r>
-        <w:rPr>
-          <w:rFonts w:ascii="Arial" w:eastAsia="微軟正黑體" w:hAnsi="Arial" w:cs="Arial"/>
-          <w:color w:val="000000" w:themeColor="text1"/>
-        </w:rPr>
-        <w:t xml:space="preserve"> licensing revenue </w:t>
-      </w:r>
-      <w:r>
-        <w:rPr>
-          <w:rFonts w:ascii="Arial" w:eastAsia="微軟正黑體" w:hAnsi="Arial" w:cs="Arial"/>
-          <w:color w:val="000000" w:themeColor="text1"/>
-        </w:rPr>
-        <w:t>{{ tech.</w:t>
-      </w:r>
-      <w:r>
-        <w:rPr>
-          <w:rFonts w:ascii="Arial" w:eastAsia="微軟正黑體" w:hAnsi="Arial" w:cs="Arial" w:hint="eastAsia"/>
-          <w:color w:val="000000" w:themeColor="text1"/>
-        </w:rPr>
-        <w:t>neobit_</w:t>
-      </w:r>
-      <w:r>
-        <w:rPr>
-          <w:rFonts w:ascii="Arial" w:eastAsia="微軟正黑體" w:hAnsi="Arial" w:cs="Arial"/>
-          <w:color w:val="000000" w:themeColor="text1"/>
-        </w:rPr>
-        <w:t>licensing</w:t>
-      </w:r>
-      <w:r>
-        <w:rPr>
-          <w:rFonts w:ascii="Arial" w:eastAsia="微軟正黑體" w:hAnsi="Arial" w:cs="Arial" w:hint="eastAsia"/>
-          <w:color w:val="000000" w:themeColor="text1"/>
-        </w:rPr>
-        <w:t>_yoy</w:t>
-      </w:r>
-      <w:r>
-        <w:rPr>
-          <w:rFonts w:ascii="Arial" w:eastAsia="微軟正黑體" w:hAnsi="Arial" w:cs="Arial" w:hint="eastAsia"/>
-          <w:color w:val="000000" w:themeColor="text1"/>
-        </w:rPr>
-        <w:t>_ytd</w:t>
-      </w:r>
-      <w:r>
-        <w:rPr>
-          <w:rFonts w:ascii="Arial" w:eastAsia="微軟正黑體" w:hAnsi="Arial" w:cs="Arial"/>
-          <w:color w:val="000000" w:themeColor="text1"/>
-        </w:rPr>
-        <w:t xml:space="preserve"> }}</w:t>
-      </w:r>
-      <w:r>
-        <w:rPr>
-          <w:rFonts w:ascii="Arial" w:eastAsia="微軟正黑體" w:hAnsi="Arial" w:cs="Arial"/>
-          <w:color w:val="000000" w:themeColor="text1"/>
-        </w:rPr>
-        <w:t xml:space="preserve">% year-over-year </w:t>
-      </w:r>
-      <w:r>
-        <w:rPr>
-          <w:rFonts w:ascii="Arial" w:eastAsia="微軟正黑體" w:hAnsi="Arial" w:cs="Arial"/>
-          <w:color w:val="000000" w:themeColor="text1"/>
-        </w:rPr>
-        <w:t>{{ tech.</w:t>
-      </w:r>
-      <w:r>
-        <w:rPr>
-          <w:rFonts w:ascii="Arial" w:eastAsia="微軟正黑體" w:hAnsi="Arial" w:cs="Arial" w:hint="eastAsia"/>
-          <w:color w:val="000000" w:themeColor="text1"/>
-        </w:rPr>
-        <w:t>neobit_</w:t>
-      </w:r>
-      <w:r>
-        <w:rPr>
-          <w:rFonts w:ascii="Arial" w:eastAsia="微軟正黑體" w:hAnsi="Arial" w:cs="Arial"/>
-          <w:color w:val="000000" w:themeColor="text1"/>
-        </w:rPr>
-        <w:t>royalt</w:t>
-      </w:r>
-      <w:r>
-        <w:rPr>
-          <w:rFonts w:ascii="Arial" w:eastAsia="微軟正黑體" w:hAnsi="Arial" w:cs="Arial" w:hint="eastAsia"/>
-          <w:color w:val="000000" w:themeColor="text1"/>
-        </w:rPr>
-        <w:t>y</w:t>
-      </w:r>
-      <w:r>
-        <w:rPr>
-          <w:rFonts w:ascii="Arial" w:eastAsia="微軟正黑體" w:hAnsi="Arial" w:cs="Arial" w:hint="eastAsia"/>
-          <w:color w:val="000000" w:themeColor="text1"/>
-        </w:rPr>
-        <w:t>_yoy</w:t>
-      </w:r>
-      <w:r>
-        <w:rPr>
-          <w:rFonts w:ascii="Arial" w:eastAsia="微軟正黑體" w:hAnsi="Arial" w:cs="Arial" w:hint="eastAsia"/>
-          <w:color w:val="000000" w:themeColor="text1"/>
-        </w:rPr>
-        <w:t>_ytd</w:t>
-      </w:r>
-      <w:r>
-        <w:rPr>
-          <w:rFonts w:ascii="Arial" w:eastAsia="微軟正黑體" w:hAnsi="Arial" w:cs="Arial"/>
-          <w:color w:val="000000" w:themeColor="text1"/>
-        </w:rPr>
-        <w:t xml:space="preserve"> }}</w:t>
-      </w:r>
-      <w:r>
-        <w:rPr>
-          <w:rFonts w:ascii="Arial" w:eastAsia="微軟正黑體" w:hAnsi="Arial" w:cs="Arial"/>
-          <w:color w:val="000000" w:themeColor="text1"/>
-        </w:rPr>
-        <w:t xml:space="preserve">%, accounting for </w:t>
-      </w:r>
-      <w:r>
-        <w:rPr>
-          <w:rFonts w:ascii="Arial" w:eastAsia="微軟正黑體" w:hAnsi="Arial" w:cs="Arial"/>
-          <w:color w:val="000000" w:themeColor="text1"/>
-        </w:rPr>
-        <w:t>{{ tech.</w:t>
-      </w:r>
-      <w:r>
-        <w:rPr>
-          <w:rFonts w:ascii="Arial" w:eastAsia="微軟正黑體" w:hAnsi="Arial" w:cs="Arial" w:hint="eastAsia"/>
-          <w:color w:val="000000" w:themeColor="text1"/>
-        </w:rPr>
-        <w:t>neobit</w:t>
-      </w:r>
-      <w:r>
-        <w:rPr>
-          <w:rFonts w:ascii="Arial" w:eastAsia="微軟正黑體" w:hAnsi="Arial" w:cs="Arial" w:hint="eastAsia"/>
-          <w:color w:val="000000" w:themeColor="text1"/>
-        </w:rPr>
-        <w:t>_ytd</w:t>
-      </w:r>
-      <w:r>
-        <w:rPr>
-          <w:rFonts w:ascii="Arial" w:eastAsia="微軟正黑體" w:hAnsi="Arial" w:cs="Arial"/>
-          <w:color w:val="000000" w:themeColor="text1"/>
-        </w:rPr>
-        <w:t xml:space="preserve"> }}</w:t>
-      </w:r>
-      <w:r>
-        <w:rPr>
-          <w:rFonts w:ascii="Arial" w:eastAsia="微軟正黑體" w:hAnsi="Arial" w:cs="Arial"/>
-          <w:color w:val="000000" w:themeColor="text1"/>
-        </w:rPr>
-        <w:t>% of the total revenue.</w:t>
-      </w:r>
-    </w:p>
-    <w:p>
-      <w:pPr>
-        <w:jc w:val="both"/>
-        <w:rPr>
-          <w:rFonts w:ascii="Arial" w:eastAsia="微軟正黑體" w:hAnsi="Arial" w:cs="Arial"/>
-          <w:color w:val="000000" w:themeColor="text1"/>
-        </w:rPr>
-      </w:pPr>
-    </w:p>
-    <w:p>
-      <w:pPr>
-        <w:jc w:val="both"/>
-        <w:rPr>
-          <w:rFonts w:ascii="Arial" w:eastAsia="微軟正黑體" w:hAnsi="Arial" w:cs="Arial"/>
-          <w:color w:val="000000" w:themeColor="text1"/>
-        </w:rPr>
-      </w:pPr>
-      <w:r>
-        <w:rPr>
-          <w:rFonts w:ascii="Arial" w:eastAsia="微軟正黑體" w:hAnsi="Arial" w:cs="Arial"/>
-          <w:b/>
-          <w:bCs/>
-          <w:color w:val="000000" w:themeColor="text1"/>
-          <w:u w:val="single"/>
-        </w:rPr>
-        <w:t>NeoFuse</w:t>
-      </w:r>
-      <w:r>
-        <w:rPr>
-          <w:rFonts w:ascii="Arial" w:eastAsia="微軟正黑體" w:hAnsi="Arial" w:cs="Arial"/>
-          <w:color w:val="000000" w:themeColor="text1"/>
-        </w:rPr>
-        <w:t xml:space="preserve"> licensing revenue </w:t>
-      </w:r>
-      <w:r>
-        <w:rPr>
-          <w:rFonts w:ascii="Arial" w:eastAsia="微軟正黑體" w:hAnsi="Arial" w:cs="Arial"/>
-          <w:color w:val="000000" w:themeColor="text1"/>
-        </w:rPr>
-        <w:t>{{ tech.</w:t>
-      </w:r>
-      <w:r>
-        <w:rPr>
-          <w:rFonts w:ascii="Arial" w:eastAsia="微軟正黑體" w:hAnsi="Arial" w:cs="Arial" w:hint="eastAsia"/>
-          <w:color w:val="000000" w:themeColor="text1"/>
-        </w:rPr>
-        <w:t>neofuse_</w:t>
-      </w:r>
-      <w:r>
-        <w:rPr>
-          <w:rFonts w:ascii="Arial" w:eastAsia="微軟正黑體" w:hAnsi="Arial" w:cs="Arial"/>
-          <w:color w:val="000000" w:themeColor="text1"/>
-        </w:rPr>
-        <w:t>licensing</w:t>
-      </w:r>
-      <w:r>
-        <w:rPr>
-          <w:rFonts w:ascii="Arial" w:eastAsia="微軟正黑體" w:hAnsi="Arial" w:cs="Arial" w:hint="eastAsia"/>
-          <w:color w:val="000000" w:themeColor="text1"/>
-        </w:rPr>
-        <w:t>_yoy</w:t>
-      </w:r>
-      <w:r>
-        <w:rPr>
-          <w:rFonts w:ascii="Arial" w:eastAsia="微軟正黑體" w:hAnsi="Arial" w:cs="Arial" w:hint="eastAsia"/>
-          <w:color w:val="000000" w:themeColor="text1"/>
-        </w:rPr>
-        <w:t>_ytd</w:t>
-      </w:r>
-      <w:r>
-        <w:rPr>
-          <w:rFonts w:ascii="Arial" w:eastAsia="微軟正黑體" w:hAnsi="Arial" w:cs="Arial"/>
-          <w:color w:val="000000" w:themeColor="text1"/>
-        </w:rPr>
-        <w:t xml:space="preserve"> }}</w:t>
-      </w:r>
-      <w:r>
-        <w:rPr>
-          <w:rFonts w:ascii="Arial" w:eastAsia="微軟正黑體" w:hAnsi="Arial" w:cs="Arial"/>
-          <w:color w:val="000000" w:themeColor="text1"/>
-        </w:rPr>
-        <w:t>%</w:t>
-      </w:r>
-      <w:r>
-        <w:rPr>
-          <w:rFonts w:ascii="Arial" w:eastAsia="微軟正黑體" w:hAnsi="Arial" w:cs="Arial"/>
-          <w:color w:val="000000" w:themeColor="text1"/>
-        </w:rPr>
-        <w:t xml:space="preserve"> </w:t>
-      </w:r>
-      <w:r>
-        <w:rPr>
-          <w:rFonts w:ascii="Arial" w:eastAsia="微軟正黑體" w:hAnsi="Arial" w:cs="Arial"/>
-          <w:color w:val="000000" w:themeColor="text1"/>
-        </w:rPr>
-        <w:lastRenderedPageBreak/>
-        <w:t>{{ tech.</w:t>
-      </w:r>
-      <w:r>
-        <w:rPr>
-          <w:rFonts w:ascii="Arial" w:eastAsia="微軟正黑體" w:hAnsi="Arial" w:cs="Arial" w:hint="eastAsia"/>
-          <w:color w:val="000000" w:themeColor="text1"/>
-        </w:rPr>
-        <w:t>neofuse_</w:t>
-      </w:r>
-      <w:r>
-        <w:rPr>
-          <w:rFonts w:ascii="Arial" w:eastAsia="微軟正黑體" w:hAnsi="Arial" w:cs="Arial"/>
-          <w:color w:val="000000" w:themeColor="text1"/>
-        </w:rPr>
-        <w:t>royalty</w:t>
-      </w:r>
-      <w:r>
-        <w:rPr>
-          <w:rFonts w:ascii="Arial" w:eastAsia="微軟正黑體" w:hAnsi="Arial" w:cs="Arial" w:hint="eastAsia"/>
-          <w:color w:val="000000" w:themeColor="text1"/>
-        </w:rPr>
-        <w:t>_yoy</w:t>
-      </w:r>
-      <w:r>
-        <w:rPr>
-          <w:rFonts w:ascii="Arial" w:eastAsia="微軟正黑體" w:hAnsi="Arial" w:cs="Arial" w:hint="eastAsia"/>
-          <w:color w:val="000000" w:themeColor="text1"/>
-        </w:rPr>
-        <w:t>_ytd</w:t>
-      </w:r>
-      <w:r>
-        <w:rPr>
-          <w:rFonts w:ascii="Arial" w:eastAsia="微軟正黑體" w:hAnsi="Arial" w:cs="Arial"/>
-          <w:color w:val="000000" w:themeColor="text1"/>
-        </w:rPr>
-        <w:t xml:space="preserve"> }}</w:t>
-      </w:r>
-      <w:r>
-        <w:rPr>
-          <w:rFonts w:ascii="Arial" w:eastAsia="微軟正黑體" w:hAnsi="Arial" w:cs="Arial"/>
-          <w:color w:val="000000" w:themeColor="text1"/>
-        </w:rPr>
-        <w:t xml:space="preserve">% year-over-year, contributing to </w:t>
-      </w:r>
-      <w:r>
-        <w:rPr>
-          <w:rFonts w:ascii="Arial" w:eastAsia="微軟正黑體" w:hAnsi="Arial" w:cs="Arial"/>
-          <w:color w:val="000000" w:themeColor="text1"/>
-        </w:rPr>
-        <w:t>{{ tech.</w:t>
-      </w:r>
-      <w:r>
-        <w:rPr>
-          <w:rFonts w:ascii="Arial" w:eastAsia="微軟正黑體" w:hAnsi="Arial" w:cs="Arial" w:hint="eastAsia"/>
-          <w:color w:val="000000" w:themeColor="text1"/>
-        </w:rPr>
-        <w:t>neofuse</w:t>
-      </w:r>
-      <w:r>
-        <w:rPr>
-          <w:rFonts w:ascii="Arial" w:eastAsia="微軟正黑體" w:hAnsi="Arial" w:cs="Arial" w:hint="eastAsia"/>
-          <w:color w:val="000000" w:themeColor="text1"/>
-        </w:rPr>
-        <w:t>_ytd</w:t>
-      </w:r>
-      <w:r>
-        <w:rPr>
-          <w:rFonts w:ascii="Arial" w:eastAsia="微軟正黑體" w:hAnsi="Arial" w:cs="Arial"/>
-          <w:color w:val="000000" w:themeColor="text1"/>
-        </w:rPr>
-        <w:t xml:space="preserve"> }}</w:t>
-      </w:r>
-      <w:r>
-        <w:rPr>
-          <w:rFonts w:ascii="Arial" w:eastAsia="微軟正黑體" w:hAnsi="Arial" w:cs="Arial"/>
-          <w:color w:val="000000" w:themeColor="text1"/>
-        </w:rPr>
-        <w:t xml:space="preserve">% of the total revenue. </w:t>
-      </w:r>
-    </w:p>
-    <w:p>
-      <w:pPr>
-        <w:jc w:val="both"/>
-        <w:rPr>
-          <w:rFonts w:ascii="Arial" w:eastAsia="微軟正黑體" w:hAnsi="Arial" w:cs="Arial"/>
-          <w:color w:val="000000" w:themeColor="text1"/>
-        </w:rPr>
-      </w:pPr>
-    </w:p>
-    <w:p>
-      <w:pPr>
-        <w:jc w:val="both"/>
-        <w:rPr>
-          <w:rFonts w:ascii="Arial" w:eastAsia="微軟正黑體" w:hAnsi="Arial" w:cs="Arial"/>
-          <w:color w:val="000000" w:themeColor="text1"/>
-        </w:rPr>
-      </w:pPr>
-      <w:r>
-        <w:rPr>
-          <w:rFonts w:ascii="Arial" w:eastAsia="微軟正黑體" w:hAnsi="Arial" w:cs="Arial"/>
-          <w:b/>
-          <w:bCs/>
-          <w:color w:val="000000" w:themeColor="text1"/>
-          <w:u w:val="single"/>
-        </w:rPr>
-        <w:t>PUF-based security IP</w:t>
-      </w:r>
-      <w:r>
-        <w:rPr>
-          <w:rFonts w:ascii="Arial" w:eastAsia="微軟正黑體" w:hAnsi="Arial" w:cs="Arial"/>
-          <w:color w:val="000000" w:themeColor="text1"/>
-        </w:rPr>
-        <w:t xml:space="preserve"> licensing revenue </w:t>
-      </w:r>
-      <w:r>
-        <w:rPr>
-          <w:rFonts w:ascii="Arial" w:eastAsia="微軟正黑體" w:hAnsi="Arial" w:cs="Arial"/>
-          <w:color w:val="000000" w:themeColor="text1"/>
-        </w:rPr>
-        <w:t>{{ tech.</w:t>
-      </w:r>
-      <w:r>
-        <w:rPr>
-          <w:rFonts w:ascii="Arial" w:eastAsia="微軟正黑體" w:hAnsi="Arial" w:cs="Arial" w:hint="eastAsia"/>
-          <w:color w:val="000000" w:themeColor="text1"/>
-        </w:rPr>
-        <w:t>pufbased</w:t>
-      </w:r>
-      <w:r>
-        <w:rPr>
-          <w:rFonts w:ascii="Arial" w:eastAsia="微軟正黑體" w:hAnsi="Arial" w:cs="Arial" w:hint="eastAsia"/>
-          <w:color w:val="000000" w:themeColor="text1"/>
-        </w:rPr>
-        <w:t>_</w:t>
-      </w:r>
-      <w:r>
-        <w:rPr>
-          <w:rFonts w:ascii="Arial" w:eastAsia="微軟正黑體" w:hAnsi="Arial" w:cs="Arial"/>
-          <w:color w:val="000000" w:themeColor="text1"/>
-        </w:rPr>
-        <w:t>licensing</w:t>
-      </w:r>
-      <w:r>
-        <w:rPr>
-          <w:rFonts w:ascii="Arial" w:eastAsia="微軟正黑體" w:hAnsi="Arial" w:cs="Arial" w:hint="eastAsia"/>
-          <w:color w:val="000000" w:themeColor="text1"/>
-        </w:rPr>
-        <w:t>_yoy</w:t>
-      </w:r>
-      <w:r>
-        <w:rPr>
-          <w:rFonts w:ascii="Arial" w:eastAsia="微軟正黑體" w:hAnsi="Arial" w:cs="Arial" w:hint="eastAsia"/>
-          <w:color w:val="000000" w:themeColor="text1"/>
-        </w:rPr>
-        <w:t>_</w:t>
-      </w:r>
-      <w:r>
-        <w:rPr>
-          <w:rFonts w:ascii="Arial" w:eastAsia="微軟正黑體" w:hAnsi="Arial" w:cs="Arial" w:hint="eastAsia"/>
-          <w:color w:val="000000" w:themeColor="text1"/>
-        </w:rPr>
-        <w:t>ytd</w:t>
-      </w:r>
-      <w:r>
-        <w:rPr>
-          <w:rFonts w:ascii="Arial" w:eastAsia="微軟正黑體" w:hAnsi="Arial" w:cs="Arial"/>
-          <w:color w:val="000000" w:themeColor="text1"/>
-        </w:rPr>
-        <w:t xml:space="preserve"> }}</w:t>
-      </w:r>
-      <w:r>
-        <w:rPr>
-          <w:rFonts w:ascii="Arial" w:eastAsia="微軟正黑體" w:hAnsi="Arial" w:cs="Arial"/>
-          <w:color w:val="000000" w:themeColor="text1"/>
-        </w:rPr>
-        <w:t>%</w:t>
-      </w:r>
-      <w:r>
-        <w:rPr>
-          <w:rFonts w:ascii="Arial" w:eastAsia="微軟正黑體" w:hAnsi="Arial" w:cs="Arial"/>
-          <w:color w:val="000000" w:themeColor="text1"/>
-        </w:rPr>
-        <w:t xml:space="preserve"> </w:t>
-      </w:r>
-      <w:r>
-        <w:rPr>
-          <w:rFonts w:ascii="Arial" w:eastAsia="微軟正黑體" w:hAnsi="Arial" w:cs="Arial"/>
-          <w:color w:val="000000" w:themeColor="text1"/>
-        </w:rPr>
-        <w:t xml:space="preserve">year-over-year, accounting for </w:t>
-      </w:r>
-      <w:r>
-        <w:rPr>
-          <w:rFonts w:ascii="Arial" w:eastAsia="微軟正黑體" w:hAnsi="Arial" w:cs="Arial"/>
-          <w:color w:val="000000" w:themeColor="text1"/>
-        </w:rPr>
-        <w:t>{{ tech.</w:t>
-      </w:r>
-      <w:r>
-        <w:rPr>
-          <w:rFonts w:ascii="Arial" w:eastAsia="微軟正黑體" w:hAnsi="Arial" w:cs="Arial" w:hint="eastAsia"/>
-          <w:color w:val="000000" w:themeColor="text1"/>
-        </w:rPr>
-        <w:t>pufbased</w:t>
-      </w:r>
-      <w:r>
-        <w:rPr>
-          <w:rFonts w:ascii="Arial" w:eastAsia="微軟正黑體" w:hAnsi="Arial" w:cs="Arial" w:hint="eastAsia"/>
-          <w:color w:val="000000" w:themeColor="text1"/>
-        </w:rPr>
-        <w:t>_ytd</w:t>
-      </w:r>
-      <w:r>
-        <w:rPr>
-          <w:rFonts w:ascii="Arial" w:eastAsia="微軟正黑體" w:hAnsi="Arial" w:cs="Arial"/>
-          <w:color w:val="000000" w:themeColor="text1"/>
-        </w:rPr>
-        <w:t xml:space="preserve"> }}</w:t>
-      </w:r>
-      <w:r>
-        <w:rPr>
-          <w:rFonts w:ascii="Arial" w:eastAsia="微軟正黑體" w:hAnsi="Arial" w:cs="Arial"/>
-          <w:color w:val="000000" w:themeColor="text1"/>
-        </w:rPr>
-        <w:t xml:space="preserve">% of the total revenue. </w:t>
-      </w:r>
-    </w:p>
-    <w:p>
-      <w:pPr>
-        <w:jc w:val="both"/>
-        <w:rPr>
-          <w:rFonts w:ascii="Arial" w:eastAsia="微軟正黑體" w:hAnsi="Arial" w:cs="Arial"/>
-          <w:color w:val="000000" w:themeColor="text1"/>
-        </w:rPr>
-      </w:pPr>
-    </w:p>
-    <w:p>
-      <w:pPr>
-        <w:jc w:val="both"/>
-        <w:rPr>
-          <w:rFonts w:ascii="Arial" w:eastAsia="微軟正黑體" w:hAnsi="Arial" w:cs="Arial"/>
-          <w:color w:val="000000" w:themeColor="text1"/>
-        </w:rPr>
-      </w:pPr>
-      <w:r>
-        <w:rPr>
-          <w:rFonts w:ascii="Arial" w:eastAsia="微軟正黑體" w:hAnsi="Arial" w:cs="Arial"/>
-          <w:b/>
-          <w:bCs/>
-          <w:color w:val="000000" w:themeColor="text1"/>
-          <w:u w:val="single"/>
-        </w:rPr>
-        <w:t>MTP technology</w:t>
-      </w:r>
-      <w:r>
-        <w:rPr>
-          <w:rFonts w:ascii="Arial" w:eastAsia="微軟正黑體" w:hAnsi="Arial" w:cs="Arial"/>
-          <w:color w:val="000000" w:themeColor="text1"/>
-        </w:rPr>
-        <w:t xml:space="preserve"> licensing revenue </w:t>
-      </w:r>
-      <w:r>
-        <w:rPr>
-          <w:rFonts w:ascii="Arial" w:eastAsia="微軟正黑體" w:hAnsi="Arial" w:cs="Arial"/>
-          <w:color w:val="000000" w:themeColor="text1"/>
-        </w:rPr>
-        <w:t>{{ tech.</w:t>
-      </w:r>
-      <w:r>
-        <w:rPr>
-          <w:rFonts w:ascii="Arial" w:eastAsia="微軟正黑體" w:hAnsi="Arial" w:cs="Arial" w:hint="eastAsia"/>
-          <w:color w:val="000000" w:themeColor="text1"/>
-        </w:rPr>
-        <w:t>mtp_</w:t>
-      </w:r>
-      <w:r>
-        <w:rPr>
-          <w:rFonts w:ascii="Arial" w:eastAsia="微軟正黑體" w:hAnsi="Arial" w:cs="Arial"/>
-          <w:color w:val="000000" w:themeColor="text1"/>
-        </w:rPr>
-        <w:t>licensing</w:t>
-      </w:r>
-      <w:r>
-        <w:rPr>
-          <w:rFonts w:ascii="Arial" w:eastAsia="微軟正黑體" w:hAnsi="Arial" w:cs="Arial" w:hint="eastAsia"/>
-          <w:color w:val="000000" w:themeColor="text1"/>
-        </w:rPr>
-        <w:t>_yoy</w:t>
-      </w:r>
-      <w:r>
-        <w:rPr>
-          <w:rFonts w:ascii="Arial" w:eastAsia="微軟正黑體" w:hAnsi="Arial" w:cs="Arial" w:hint="eastAsia"/>
-          <w:color w:val="000000" w:themeColor="text1"/>
-        </w:rPr>
-        <w:t>_ytd</w:t>
-      </w:r>
-      <w:r>
-        <w:rPr>
-          <w:rFonts w:ascii="Arial" w:eastAsia="微軟正黑體" w:hAnsi="Arial" w:cs="Arial"/>
-          <w:color w:val="000000" w:themeColor="text1"/>
-        </w:rPr>
-        <w:t xml:space="preserve"> }}</w:t>
-      </w:r>
-      <w:r>
-        <w:rPr>
-          <w:rFonts w:ascii="Arial" w:eastAsia="微軟正黑體" w:hAnsi="Arial" w:cs="Arial"/>
-          <w:color w:val="000000" w:themeColor="text1"/>
-        </w:rPr>
-        <w:t xml:space="preserve">% </w:t>
-      </w:r>
-      <w:r>
-        <w:rPr>
-          <w:rFonts w:ascii="Arial" w:eastAsia="微軟正黑體" w:hAnsi="Arial" w:cs="Arial"/>
-          <w:color w:val="000000" w:themeColor="text1"/>
-        </w:rPr>
-        <w:t>{{ tech.</w:t>
-      </w:r>
-      <w:r>
-        <w:rPr>
-          <w:rFonts w:ascii="Arial" w:eastAsia="微軟正黑體" w:hAnsi="Arial" w:cs="Arial" w:hint="eastAsia"/>
-          <w:color w:val="000000" w:themeColor="text1"/>
-        </w:rPr>
-        <w:t>mtp_</w:t>
-      </w:r>
-      <w:r>
-        <w:rPr>
-          <w:rFonts w:ascii="Arial" w:eastAsia="微軟正黑體" w:hAnsi="Arial" w:cs="Arial"/>
-          <w:color w:val="000000" w:themeColor="text1"/>
-        </w:rPr>
-        <w:t>royalty</w:t>
-      </w:r>
-      <w:r>
-        <w:rPr>
-          <w:rFonts w:ascii="Arial" w:eastAsia="微軟正黑體" w:hAnsi="Arial" w:cs="Arial" w:hint="eastAsia"/>
-          <w:color w:val="000000" w:themeColor="text1"/>
-        </w:rPr>
-        <w:t>_yoy</w:t>
-      </w:r>
-      <w:r>
-        <w:rPr>
-          <w:rFonts w:ascii="Arial" w:eastAsia="微軟正黑體" w:hAnsi="Arial" w:cs="Arial" w:hint="eastAsia"/>
-          <w:color w:val="000000" w:themeColor="text1"/>
-        </w:rPr>
-        <w:t>_ytd</w:t>
-      </w:r>
-      <w:r>
-        <w:rPr>
-          <w:rFonts w:ascii="Arial" w:eastAsia="微軟正黑體" w:hAnsi="Arial" w:cs="Arial"/>
-          <w:color w:val="000000" w:themeColor="text1"/>
-        </w:rPr>
-        <w:t xml:space="preserve"> }}</w:t>
-      </w:r>
-      <w:r>
-        <w:rPr>
-          <w:rFonts w:ascii="Arial" w:eastAsia="微軟正黑體" w:hAnsi="Arial" w:cs="Arial"/>
-          <w:color w:val="000000" w:themeColor="text1"/>
-        </w:rPr>
-        <w:t>%</w:t>
-      </w:r>
-      <w:r>
-        <w:rPr>
-          <w:rFonts w:ascii="Arial" w:eastAsia="微軟正黑體" w:hAnsi="Arial" w:cs="Arial"/>
-          <w:color w:val="000000" w:themeColor="text1"/>
-        </w:rPr>
-        <w:t xml:space="preserve"> </w:t>
-      </w:r>
-      <w:r>
-        <w:rPr>
-          <w:rFonts w:ascii="Arial" w:eastAsia="微軟正黑體" w:hAnsi="Arial" w:cs="Arial"/>
-          <w:color w:val="000000" w:themeColor="text1"/>
-        </w:rPr>
-        <w:t>year-over-year</w:t>
-      </w:r>
-      <w:r>
-        <w:rPr>
-          <w:rFonts w:ascii="Arial" w:eastAsia="微軟正黑體" w:hAnsi="Arial" w:cs="Arial"/>
-          <w:color w:val="000000" w:themeColor="text1"/>
-        </w:rPr>
-        <w:t xml:space="preserve">, accounting for </w:t>
-      </w:r>
-      <w:r>
-        <w:rPr>
-          <w:rFonts w:ascii="Arial" w:eastAsia="微軟正黑體" w:hAnsi="Arial" w:cs="Arial"/>
-          <w:color w:val="000000" w:themeColor="text1"/>
-        </w:rPr>
-        <w:t>{{ tech.</w:t>
-      </w:r>
-      <w:r>
-        <w:rPr>
-          <w:rFonts w:ascii="Arial" w:eastAsia="微軟正黑體" w:hAnsi="Arial" w:cs="Arial" w:hint="eastAsia"/>
-          <w:color w:val="000000" w:themeColor="text1"/>
-        </w:rPr>
-        <w:t>mtp</w:t>
-      </w:r>
-      <w:r>
-        <w:rPr>
-          <w:rFonts w:ascii="Arial" w:eastAsia="微軟正黑體" w:hAnsi="Arial" w:cs="Arial" w:hint="eastAsia"/>
-          <w:color w:val="000000" w:themeColor="text1"/>
-        </w:rPr>
-        <w:t>_ytd</w:t>
-      </w:r>
-      <w:r>
-        <w:rPr>
-          <w:rFonts w:ascii="Arial" w:eastAsia="微軟正黑體" w:hAnsi="Arial" w:cs="Arial"/>
-          <w:color w:val="000000" w:themeColor="text1"/>
-        </w:rPr>
-        <w:t xml:space="preserve"> }}</w:t>
-      </w:r>
-      <w:r>
-        <w:rPr>
-          <w:rFonts w:ascii="Arial" w:eastAsia="微軟正黑體" w:hAnsi="Arial" w:cs="Arial"/>
-          <w:color w:val="000000" w:themeColor="text1"/>
-        </w:rPr>
-        <w:t xml:space="preserve">% of total revenue. </w:t>
-      </w:r>
-    </w:p>
-    <w:p>
-      <w:pPr>
-        <w:jc w:val="both"/>
-        <w:rPr>
-          <w:rFonts w:ascii="Arial" w:eastAsia="微軟正黑體" w:hAnsi="Arial" w:cs="Arial"/>
-          <w:color w:val="000000" w:themeColor="text1"/>
-        </w:rPr>
-      </w:pPr>
-    </w:p>
-    <w:p>
-      <w:pPr>
-        <w:jc w:val="both"/>
-        <w:rPr>
-          <w:rFonts w:ascii="Arial" w:eastAsia="微軟正黑體" w:hAnsi="Arial" w:cs="Arial"/>
-          <w:color w:val="000000" w:themeColor="text1"/>
-        </w:rPr>
-      </w:pPr>
-    </w:p>
-    <w:p>
-      <w:pPr>
-        <w:jc w:val="both"/>
-        <w:rPr>
-          <w:rFonts w:ascii="Arial" w:eastAsia="微軟正黑體" w:hAnsi="Arial" w:cs="Arial"/>
-          <w:color w:val="000000" w:themeColor="text1"/>
-          <w:u w:val="single"/>
-        </w:rPr>
-      </w:pPr>
-      <w:r>
-        <w:rPr>
-          <w:rFonts w:ascii="Arial" w:eastAsia="微軟正黑體" w:hAnsi="Arial" w:cs="Arial"/>
-          <w:color w:val="000000" w:themeColor="text1"/>
-          <w:u w:val="single"/>
-        </w:rPr>
-        <w:t>Royalty Revenue by Wafer Size</w:t>
-      </w:r>
-    </w:p>
-    <w:p>
-      <w:pPr>
-        <w:jc w:val="both"/>
-        <w:rPr>
-          <w:rFonts w:ascii="Arial" w:eastAsia="微軟正黑體" w:hAnsi="Arial" w:cs="Arial"/>
-          <w:color w:val="000000" w:themeColor="text1"/>
-        </w:rPr>
-      </w:pPr>
-    </w:p>
-    <w:p>
-      <w:pPr>
-        <w:jc w:val="both"/>
-        <w:rPr>
-          <w:rFonts w:ascii="Arial" w:eastAsia="微軟正黑體" w:hAnsi="Arial" w:cs="Arial"/>
-          <w:color w:val="000000" w:themeColor="text1"/>
-        </w:rPr>
-      </w:pPr>
-      <w:r>
-        <w:rPr>
-          <w:rFonts w:ascii="Arial" w:eastAsia="微軟正黑體" w:hAnsi="Arial" w:cs="Arial"/>
-          <w:color w:val="000000" w:themeColor="text1"/>
-        </w:rPr>
-        <w:t>Now, let's look at royalties for 8-inch and 12-inch wafers.</w:t>
-      </w:r>
-    </w:p>
-    <w:p>
-      <w:pPr>
-        <w:jc w:val="both"/>
-        <w:rPr>
-          <w:rFonts w:ascii="Arial" w:eastAsia="微軟正黑體" w:hAnsi="Arial" w:cs="Arial"/>
-          <w:color w:val="000000" w:themeColor="text1"/>
-        </w:rPr>
-      </w:pPr>
-    </w:p>
-    <w:p>
-      <w:pPr>
-        <w:jc w:val="both"/>
-        <w:rPr>
-          <w:rFonts w:ascii="Arial" w:eastAsia="微軟正黑體" w:hAnsi="Arial" w:cs="Arial"/>
-          <w:color w:val="000000" w:themeColor="text1"/>
-        </w:rPr>
-      </w:pPr>
-      <w:r>
-        <w:rPr>
-          <w:rFonts w:ascii="Arial" w:eastAsia="微軟正黑體" w:hAnsi="Arial" w:cs="Arial"/>
-          <w:b/>
-          <w:bCs/>
-          <w:color w:val="000000" w:themeColor="text1"/>
-        </w:rPr>
-        <w:t>8-inch wafers</w:t>
-      </w:r>
-      <w:r>
-        <w:rPr>
-          <w:rFonts w:ascii="Arial" w:eastAsia="微軟正黑體" w:hAnsi="Arial" w:cs="Arial"/>
-          <w:color w:val="000000" w:themeColor="text1"/>
-        </w:rPr>
-        <w:t xml:space="preserve"> accounted for </w:t>
-      </w:r>
-      <w:r>
-        <w:rPr>
-          <w:rFonts w:ascii="Arial" w:eastAsia="微軟正黑體" w:hAnsi="Arial" w:cs="Arial"/>
-          <w:color w:val="000000" w:themeColor="text1"/>
-        </w:rPr>
-        <w:t>{{ wafer_size.eight_inch }}</w:t>
-      </w:r>
-      <w:r>
-        <w:rPr>
-          <w:rFonts w:ascii="Arial" w:eastAsia="微軟正黑體" w:hAnsi="Arial" w:cs="Arial"/>
-          <w:color w:val="000000" w:themeColor="text1"/>
-        </w:rPr>
-        <w:t xml:space="preserve">% of royalties, </w:t>
-      </w:r>
-      <w:r>
-        <w:rPr>
-          <w:rFonts w:ascii="Arial" w:eastAsia="微軟正黑體" w:hAnsi="Arial" w:cs="Arial"/>
-          <w:color w:val="000000" w:themeColor="text1"/>
-        </w:rPr>
-        <w:t>{{ wafer_size.eight_inch_qoq }}</w:t>
-      </w:r>
-      <w:r>
-        <w:rPr>
-          <w:rFonts w:ascii="Arial" w:eastAsia="微軟正黑體" w:hAnsi="Arial" w:cs="Arial"/>
-          <w:color w:val="000000" w:themeColor="text1"/>
-        </w:rPr>
-        <w:t xml:space="preserve">% sequentially </w:t>
-      </w:r>
-      <w:r>
-        <w:rPr>
-          <w:rFonts w:ascii="Arial" w:eastAsia="微軟正黑體" w:hAnsi="Arial" w:cs="Arial"/>
-          <w:color w:val="000000" w:themeColor="text1"/>
-        </w:rPr>
-        <w:t>{{ wafer_size.eight_inch_yoy }}</w:t>
-      </w:r>
-      <w:r>
-        <w:rPr>
-          <w:rFonts w:ascii="Arial" w:eastAsia="微軟正黑體" w:hAnsi="Arial" w:cs="Arial"/>
-          <w:color w:val="000000" w:themeColor="text1"/>
-        </w:rPr>
-        <w:t>% year-over-year.</w:t>
-      </w:r>
-    </w:p>
-    <w:p>
-      <w:pPr>
-        <w:jc w:val="both"/>
-        <w:rPr>
-          <w:rFonts w:ascii="Arial" w:eastAsia="微軟正黑體" w:hAnsi="Arial" w:cs="Arial"/>
-          <w:color w:val="000000" w:themeColor="text1"/>
-        </w:rPr>
-      </w:pPr>
-    </w:p>
-    <w:p>
-      <w:pPr>
-        <w:jc w:val="both"/>
-        <w:rPr>
-          <w:rFonts w:ascii="Arial" w:eastAsia="微軟正黑體" w:hAnsi="Arial" w:cs="Arial"/>
-          <w:color w:val="000000" w:themeColor="text1"/>
-        </w:rPr>
-      </w:pPr>
-      <w:r>
-        <w:rPr>
-          <w:rFonts w:ascii="Arial" w:eastAsia="微軟正黑體" w:hAnsi="Arial" w:cs="Arial"/>
-          <w:b/>
-          <w:bCs/>
-          <w:color w:val="000000" w:themeColor="text1"/>
-        </w:rPr>
-        <w:t>12-inch wafers</w:t>
-      </w:r>
-      <w:r>
-        <w:rPr>
-          <w:rFonts w:ascii="Arial" w:eastAsia="微軟正黑體" w:hAnsi="Arial" w:cs="Arial"/>
-          <w:color w:val="000000" w:themeColor="text1"/>
-        </w:rPr>
-        <w:t xml:space="preserve"> contributed </w:t>
-      </w:r>
-      <w:r>
-        <w:rPr>
-          <w:rFonts w:ascii="Arial" w:eastAsia="微軟正黑體" w:hAnsi="Arial" w:cs="Arial"/>
-          <w:color w:val="000000" w:themeColor="text1"/>
-        </w:rPr>
-        <w:t>{{ wafer_size.twelve_inch }</w:t>
-      </w:r>
-      <w:r>
-        <w:rPr>
-          <w:rFonts w:ascii="Arial" w:eastAsia="微軟正黑體" w:hAnsi="Arial" w:cs="Arial" w:hint="eastAsia"/>
-          <w:color w:val="000000" w:themeColor="text1"/>
-        </w:rPr>
-        <w:t>}</w:t>
-      </w:r>
-      <w:r>
-        <w:rPr>
-          <w:rFonts w:ascii="Arial" w:eastAsia="微軟正黑體" w:hAnsi="Arial" w:cs="Arial"/>
-          <w:color w:val="000000" w:themeColor="text1"/>
-        </w:rPr>
-        <w:t xml:space="preserve">% of royalties, </w:t>
-      </w:r>
-      <w:r>
-        <w:rPr>
-          <w:rFonts w:ascii="Arial" w:eastAsia="微軟正黑體" w:hAnsi="Arial" w:cs="Arial"/>
-          <w:color w:val="000000" w:themeColor="text1"/>
-        </w:rPr>
-        <w:t>{{ wafer_size.twelve_inch_qoq }}</w:t>
-      </w:r>
-      <w:r>
-        <w:rPr>
-          <w:rFonts w:ascii="Arial" w:eastAsia="微軟正黑體" w:hAnsi="Arial" w:cs="Arial"/>
-          <w:color w:val="000000" w:themeColor="text1"/>
-        </w:rPr>
-        <w:t xml:space="preserve">% sequentially </w:t>
-      </w:r>
-      <w:r>
-        <w:rPr>
-          <w:rFonts w:ascii="Arial" w:eastAsia="微軟正黑體" w:hAnsi="Arial" w:cs="Arial"/>
-          <w:color w:val="000000" w:themeColor="text1"/>
-        </w:rPr>
-        <w:t>{{ wafer_size.twelve_inch_yoy }}</w:t>
-      </w:r>
-      <w:r>
-        <w:rPr>
-          <w:rFonts w:ascii="Arial" w:eastAsia="微軟正黑體" w:hAnsi="Arial" w:cs="Arial"/>
-          <w:color w:val="000000" w:themeColor="text1"/>
-        </w:rPr>
-        <w:t>% year-over-year.</w:t>
-      </w:r>
-    </w:p>
-    <w:p>
-      <w:pPr>
-        <w:jc w:val="both"/>
-        <w:rPr>
-          <w:rFonts w:ascii="Arial" w:eastAsia="微軟正黑體" w:hAnsi="Arial" w:cs="Arial"/>
-          <w:color w:val="000000" w:themeColor="text1"/>
-        </w:rPr>
-      </w:pPr>
-    </w:p>
-    <w:p>
-      <w:pPr>
-        <w:jc w:val="both"/>
-        <w:rPr>
-          <w:rFonts w:ascii="Arial" w:eastAsia="微軟正黑體" w:hAnsi="Arial" w:cs="Arial"/>
-          <w:color w:val="000000" w:themeColor="text1"/>
-        </w:rPr>
-      </w:pPr>
-      <w:bookmarkStart w:id="5" w:name="_Hlk197678516"/>
-      <w:r>
-        <w:rPr>
-          <w:rFonts w:ascii="Arial" w:eastAsia="微軟正黑體" w:hAnsi="Arial" w:cs="Arial"/>
-          <w:color w:val="000000" w:themeColor="text1"/>
-        </w:rPr>
-        <w:t xml:space="preserve">In total, </w:t>
-      </w:r>
-      <w:r>
-        <w:rPr>
-          <w:rFonts w:ascii="Arial" w:eastAsia="微軟正黑體" w:hAnsi="Arial" w:cs="Arial" w:hint="eastAsia"/>
-          <w:color w:val="000000" w:themeColor="text1"/>
-        </w:rPr>
-        <w:t xml:space="preserve">{{ </w:t>
-      </w:r>
-      <w:r>
-        <w:rPr>
-          <w:rFonts w:ascii="Arial" w:eastAsia="微軟正黑體" w:hAnsi="Arial" w:cs="Arial" w:hint="eastAsia"/>
-          <w:color w:val="000000" w:themeColor="text1"/>
-        </w:rPr>
-        <w:t>new</w:t>
-      </w:r>
-      <w:r>
-        <w:rPr>
-          <w:rFonts w:ascii="Arial" w:eastAsia="微軟正黑體" w:hAnsi="Arial" w:cs="Arial"/>
-          <w:color w:val="000000" w:themeColor="text1"/>
-        </w:rPr>
-        <w:t>_tapeouts</w:t>
-      </w:r>
-      <w:r>
-        <w:rPr>
-          <w:rFonts w:ascii="Arial" w:eastAsia="微軟正黑體" w:hAnsi="Arial" w:cs="Arial" w:hint="eastAsia"/>
-          <w:color w:val="000000" w:themeColor="text1"/>
-        </w:rPr>
-        <w:t>.total</w:t>
-      </w:r>
-      <w:r>
-        <w:rPr>
-          <w:rFonts w:ascii="Arial" w:eastAsia="微軟正黑體" w:hAnsi="Arial" w:cs="Arial" w:hint="eastAsia"/>
-          <w:color w:val="000000" w:themeColor="text1"/>
-        </w:rPr>
-        <w:t xml:space="preserve"> }}</w:t>
-      </w:r>
-      <w:r>
-        <w:rPr>
-          <w:rFonts w:ascii="Arial" w:eastAsia="微軟正黑體" w:hAnsi="Arial" w:cs="Arial"/>
-          <w:color w:val="000000" w:themeColor="text1"/>
-        </w:rPr>
-        <w:t xml:space="preserve"> product tape</w:t>
-      </w:r>
-      <w:r>
-        <w:rPr>
-          <w:rFonts w:ascii="Arial" w:eastAsia="微軟正黑體" w:hAnsi="Arial" w:cs="Arial"/>
-          <w:color w:val="000000" w:themeColor="text1"/>
-        </w:rPr>
-        <w:t xml:space="preserve"> </w:t>
-      </w:r>
-      <w:r>
-        <w:rPr>
-          <w:rFonts w:ascii="Arial" w:eastAsia="微軟正黑體" w:hAnsi="Arial" w:cs="Arial"/>
-          <w:color w:val="000000" w:themeColor="text1"/>
-        </w:rPr>
-        <w:t xml:space="preserve">outs were completed in the </w:t>
-      </w:r>
-      <w:r>
-        <w:rPr>
-          <w:rFonts w:ascii="Arial" w:eastAsia="新細明體" w:hAnsi="Arial" w:cs="Arial"/>
-          <w:kern w:val="0"/>
-          <w:szCs w:val="24"/>
-        </w:rPr>
-        <w:t xml:space="preserve">{{ </w:t>
-      </w:r>
-      <w:r>
-        <w:rPr>
-          <w:rFonts w:ascii="Arial" w:eastAsia="新細明體" w:hAnsi="Arial" w:cs="Arial" w:hint="eastAsia"/>
-          <w:kern w:val="0"/>
-          <w:szCs w:val="24"/>
-        </w:rPr>
-        <w:t>this_quarter_</w:t>
-      </w:r>
-      <w:r>
-        <w:rPr>
-          <w:rFonts w:ascii="Arial" w:eastAsia="新細明體" w:hAnsi="Arial" w:cs="Arial" w:hint="eastAsia"/>
-          <w:kern w:val="0"/>
-          <w:szCs w:val="24"/>
-        </w:rPr>
-        <w:t>en</w:t>
-      </w:r>
-      <w:r>
-        <w:rPr>
-          <w:rFonts w:ascii="Arial" w:eastAsia="新細明體" w:hAnsi="Arial" w:cs="Arial"/>
-          <w:kern w:val="0"/>
-          <w:szCs w:val="24"/>
-        </w:rPr>
-        <w:t xml:space="preserve"> }}</w:t>
-      </w:r>
-      <w:r>
-        <w:rPr>
-          <w:rFonts w:ascii="Arial" w:eastAsia="微軟正黑體" w:hAnsi="Arial" w:cs="Arial" w:hint="eastAsia"/>
-          <w:color w:val="000000" w:themeColor="text1"/>
-        </w:rPr>
-        <w:t xml:space="preserve">. </w:t>
-      </w:r>
-      <w:r>
-        <w:rPr>
-          <w:rFonts w:ascii="Arial" w:eastAsia="微軟正黑體" w:hAnsi="Arial" w:cs="Arial"/>
-          <w:color w:val="000000" w:themeColor="text1"/>
-        </w:rPr>
-        <w:t>We will provide more information in the management report.</w:t>
-      </w:r>
-    </w:p>
-    <w:p>
-      <w:pPr>
-        <w:jc w:val="both"/>
-        <w:rPr>
-          <w:rFonts w:ascii="Arial" w:eastAsia="微軟正黑體" w:hAnsi="Arial" w:cs="Arial"/>
-          <w:color w:val="000000" w:themeColor="text1"/>
-        </w:rPr>
-      </w:pPr>
-    </w:p>
-    <w:p>
-      <w:pPr>
-        <w:jc w:val="both"/>
-        <w:rPr>
-          <w:rFonts w:ascii="Arial" w:eastAsia="微軟正黑體" w:hAnsi="Arial" w:cs="Arial"/>
-          <w:color w:val="000000" w:themeColor="text1"/>
-        </w:rPr>
-      </w:pPr>
+        <w:t>future outlook</w:t>
+      </w:r>
       <w:r>
         <w:rPr>
           <w:rFonts w:ascii="Arial" w:eastAsia="Times New Roman" w:hAnsi="Arial" w:cs="Arial"/>
           <w:kern w:val="0"/>
           <w:szCs w:val="24"/>
         </w:rPr>
-        <w:t xml:space="preserve">Next, I’ll invite </w:t>
-      </w:r>
-      <w:r>
+        <w:t>.</w:t>
+      </w:r>
+    </w:p>
+    <w:bookmarkEnd w:id="7"/>
+    <w:p>
+      <w:pPr>
+        <w:pStyle w:val="af0"/>
+        <w:spacing w:before="232"/>
+        <w:ind w:left="0" w:right="138"/>
+        <w:jc w:val="both"/>
+        <w:rPr>
+          <w:rFonts w:eastAsiaTheme="minorEastAsia"/>
+          <w:lang w:eastAsia="zh-TW"/>
+        </w:rPr>
+      </w:pPr>
+    </w:p>
+    <w:p>
+      <w:pPr>
+        <w:jc w:val="both"/>
         <w:rPr>
           <w:rFonts w:ascii="Arial" w:hAnsi="Arial" w:cs="Arial"/>
           <w:kern w:val="0"/>
           <w:szCs w:val="24"/>
         </w:rPr>
-        <w:t>{{ president</w:t>
-      </w:r>
-      <w:r>
-        <w:rPr>
-          <w:rFonts w:ascii="Arial" w:hAnsi="Arial" w:cs="Arial"/>
-          <w:kern w:val="0"/>
-          <w:szCs w:val="24"/>
-        </w:rPr>
-        <w:t>_name</w:t>
-      </w:r>
-      <w:r>
-        <w:rPr>
-          <w:rFonts w:ascii="Arial" w:hAnsi="Arial" w:cs="Arial"/>
-          <w:kern w:val="0"/>
-          <w:szCs w:val="24"/>
-        </w:rPr>
-        <w:t xml:space="preserve"> }}</w:t>
-      </w:r>
-      <w:r>
-        <w:rPr>
-          <w:rFonts w:ascii="Arial" w:eastAsia="Times New Roman" w:hAnsi="Arial" w:cs="Arial"/>
-          <w:kern w:val="0"/>
-          <w:szCs w:val="24"/>
-        </w:rPr>
-        <w:t xml:space="preserve"> to share our</w:t>
-      </w:r>
-      <w:r>
-        <w:rPr>
-          <w:rFonts w:ascii="Arial" w:eastAsia="Times New Roman" w:hAnsi="Arial" w:cs="Arial"/>
-          <w:kern w:val="0"/>
-          <w:szCs w:val="24"/>
-        </w:rPr>
-        <w:t xml:space="preserve"> </w:t>
-      </w:r>
-      <w:r>
-        <w:rPr>
-          <w:rFonts w:ascii="Arial" w:eastAsia="新細明體" w:hAnsi="Arial" w:cs="Arial" w:hint="eastAsia"/>
-          <w:kern w:val="0"/>
-          <w:szCs w:val="24"/>
-        </w:rPr>
-        <w:t>future outlook</w:t>
-      </w:r>
-      <w:r>
-        <w:rPr>
-          <w:rFonts w:ascii="Arial" w:eastAsia="Times New Roman" w:hAnsi="Arial" w:cs="Arial"/>
-          <w:kern w:val="0"/>
-          <w:szCs w:val="24"/>
-        </w:rPr>
-        <w:t>.</w:t>
-      </w:r>
-    </w:p>
-    <w:bookmarkEnd w:id="5"/>
-    <w:p>
-      <w:pPr>
-        <w:widowControl/>
-        <w:shd w:val="clear" w:color="auto" w:fill="FFFFFF"/>
-        <w:jc w:val="both"/>
-        <w:rPr>
-          <w:rFonts w:ascii="Arial" w:eastAsia="微軟正黑體" w:hAnsi="Arial" w:cs="Arial"/>
-        </w:rPr>
-      </w:pPr>
-    </w:p>
-    <w:p>
-      <w:pPr>
-        <w:widowControl/>
-        <w:shd w:val="clear" w:color="auto" w:fill="FFFFFF"/>
-        <w:jc w:val="both"/>
-        <w:rPr>
-          <w:rFonts w:ascii="Arial" w:eastAsia="微軟正黑體" w:hAnsi="Arial" w:cs="Arial"/>
-        </w:rPr>
       </w:pPr>
     </w:p>
     <w:p>
@@ -4769,13 +5081,7 @@
         <w:spacing w:after="0" w:line="240" w:lineRule="auto"/>
       </w:pPr>
       <w:r>
-        <w:t xml:space="preserve">{{ </w:t>
-      </w:r>
-      <w:r>
-        <w:t xml:space="preserve">president </w:t>
-      </w:r>
-      <w:r>
-        <w:t>}}</w:t>
+        <w:t>{{ president }}</w:t>
       </w:r>
       <w:r>
         <w:t>, President</w:t>
@@ -4899,31 +5205,7 @@
           <w:szCs w:val="22"/>
           <w:u w:val="none"/>
         </w:rPr>
-        <w:t>Regarding</w:t>
-      </w:r>
-      <w:r>
-        <w:rPr>
-          <w:rFonts w:eastAsia="微軟正黑體"/>
-          <w:szCs w:val="22"/>
-          <w:u w:val="none"/>
-        </w:rPr>
-        <w:t xml:space="preserve"> licensing </w:t>
-      </w:r>
-      <w:r>
-        <w:rPr>
-          <w:rFonts w:eastAsia="微軟正黑體"/>
-          <w:szCs w:val="22"/>
-          <w:u w:val="none"/>
-        </w:rPr>
-        <w:t>revenue</w:t>
-      </w:r>
-      <w:r>
-        <w:rPr>
-          <w:rFonts w:eastAsia="微軟正黑體"/>
-          <w:szCs w:val="22"/>
-          <w:u w:val="none"/>
-        </w:rPr>
-        <w:t>:</w:t>
+        <w:t>Regarding licensing revenue:</w:t>
       </w:r>
       <w:r>
         <w:rPr>
@@ -4934,7 +5216,7 @@
         </w:rPr>
         <w:t xml:space="preserve"> </w:t>
       </w:r>
-      <w:bookmarkStart w:id="6" w:name="_Hlk197678531"/>
+      <w:bookmarkStart w:id="8" w:name="_Hlk197678531"/>
       <w:r>
         <w:rPr>
           <w:rFonts w:eastAsia="微軟正黑體"/>
@@ -4945,7 +5227,7 @@
         <w:t>{{ future_outlook.licensing_outlook }}</w:t>
       </w:r>
     </w:p>
-    <w:bookmarkEnd w:id="6"/>
+    <w:bookmarkEnd w:id="8"/>
     <w:p>
       <w:pPr>
         <w:pStyle w:val="EarningsCallHeading2"/>
@@ -5020,7 +5302,6 @@
           <w:szCs w:val="22"/>
           <w:u w:val="none"/>
         </w:rPr>
-        <w:lastRenderedPageBreak/>
         <w:t xml:space="preserve">For </w:t>
       </w:r>
       <w:r>
@@ -5257,522 +5538,471 @@
     </w:p>
     <w:p>
       <w:pPr>
-        <w:pStyle w:val="EarningsCallHeading2"/>
-        <w:widowControl/>
-        <w:shd w:val="clear" w:color="auto" w:fill="FFFFFF"/>
-        <w:spacing w:after="0" w:line="240" w:lineRule="auto"/>
-        <w:rPr>
-          <w:rFonts w:eastAsia="微軟正黑體"/>
-          <w:b w:val="0"/>
-          <w:bCs/>
-          <w:u w:val="none"/>
-        </w:rPr>
-      </w:pPr>
-    </w:p>
-    <w:p>
-      <w:pPr>
-        <w:pStyle w:val="EarningsCallHeading2"/>
-        <w:widowControl/>
-        <w:shd w:val="clear" w:color="auto" w:fill="FFFFFF"/>
-        <w:spacing w:after="0" w:line="240" w:lineRule="auto"/>
-        <w:rPr>
-          <w:rFonts w:eastAsia="微軟正黑體"/>
-          <w:b w:val="0"/>
-          <w:bCs/>
-          <w:u w:val="none"/>
-        </w:rPr>
-      </w:pPr>
-    </w:p>
-    <w:p>
-      <w:pPr>
-        <w:pStyle w:val="EarningsCallHeading1"/>
-        <w:spacing w:after="240" w:line="240" w:lineRule="auto"/>
-      </w:pPr>
-      <w:bookmarkStart w:id="7" w:name="_Hlk124947445"/>
-      <w:bookmarkStart w:id="8" w:name="_Hlk149232882"/>
-      <w:r>
-        <w:rPr>
-          <w:rFonts w:hint="eastAsia"/>
-        </w:rPr>
-        <w:t>CH</w:t>
-      </w:r>
-      <w:r>
-        <w:t>AIRMAN REMARKS</w:t>
-      </w:r>
-    </w:p>
-    <w:p>
-      <w:pPr>
-        <w:pStyle w:val="a6"/>
-        <w:spacing w:line="276" w:lineRule="auto"/>
-        <w:jc w:val="both"/>
-        <w:rPr>
-          <w:rFonts w:ascii="Arial" w:hAnsi="Arial" w:cs="Arial"/>
-          <w:b/>
-          <w:sz w:val="24"/>
-          <w:szCs w:val="24"/>
-          <w:u w:val="single"/>
-        </w:rPr>
-      </w:pPr>
-      <w:r>
-        <w:rPr>
-          <w:rFonts w:ascii="Arial" w:hAnsi="Arial" w:cs="Arial"/>
-          <w:b/>
-          <w:sz w:val="24"/>
-          <w:szCs w:val="24"/>
-          <w:u w:val="single"/>
-        </w:rPr>
-        <w:t xml:space="preserve">{{ </w:t>
-      </w:r>
-      <w:r>
-        <w:rPr>
-          <w:rFonts w:ascii="Arial" w:hAnsi="Arial" w:cs="Arial"/>
-          <w:b/>
-          <w:sz w:val="24"/>
-          <w:szCs w:val="24"/>
-          <w:u w:val="single"/>
-        </w:rPr>
-        <w:t>c</w:t>
-      </w:r>
-      <w:r>
-        <w:rPr>
-          <w:rFonts w:ascii="Arial" w:hAnsi="Arial" w:cs="Arial"/>
-          <w:b/>
-          <w:sz w:val="24"/>
-          <w:szCs w:val="24"/>
-          <w:u w:val="single"/>
-        </w:rPr>
-        <w:t>hairman }}</w:t>
-      </w:r>
-      <w:r>
-        <w:rPr>
-          <w:rFonts w:ascii="Arial" w:hAnsi="Arial" w:cs="Arial"/>
-          <w:b/>
-          <w:sz w:val="24"/>
-          <w:szCs w:val="24"/>
-          <w:u w:val="single"/>
-        </w:rPr>
-        <w:t>, Chairman</w:t>
-      </w:r>
-    </w:p>
-    <w:p>
-      <w:pPr>
-        <w:pStyle w:val="a6"/>
-        <w:spacing w:line="276" w:lineRule="auto"/>
-        <w:jc w:val="both"/>
-        <w:rPr>
-          <w:rFonts w:ascii="Arial" w:hAnsi="Arial" w:cs="Arial"/>
-          <w:bCs/>
-          <w:sz w:val="24"/>
-          <w:szCs w:val="24"/>
-        </w:rPr>
-      </w:pPr>
-      <w:r>
-        <w:rPr>
-          <w:rFonts w:ascii="Arial" w:hAnsi="Arial" w:cs="Arial"/>
-          <w:bCs/>
-          <w:sz w:val="24"/>
-          <w:szCs w:val="24"/>
-        </w:rPr>
-        <w:t xml:space="preserve">{% for </w:t>
-      </w:r>
-      <w:r>
-        <w:rPr>
-          <w:rFonts w:ascii="Arial" w:hAnsi="Arial" w:cs="Arial" w:hint="eastAsia"/>
-          <w:bCs/>
-          <w:sz w:val="24"/>
-          <w:szCs w:val="24"/>
-        </w:rPr>
-        <w:t>para</w:t>
-      </w:r>
-      <w:r>
-        <w:rPr>
-          <w:rFonts w:ascii="Arial" w:hAnsi="Arial" w:cs="Arial"/>
-          <w:bCs/>
-          <w:sz w:val="24"/>
-          <w:szCs w:val="24"/>
-        </w:rPr>
-        <w:t xml:space="preserve"> in chairman_remarks %}</w:t>
-      </w:r>
-    </w:p>
-    <w:p>
-      <w:pPr>
-        <w:pStyle w:val="a6"/>
-        <w:spacing w:afterLines="50" w:after="180"/>
-        <w:jc w:val="both"/>
-        <w:rPr>
-          <w:rFonts w:ascii="Arial" w:eastAsia="微軟正黑體" w:hAnsi="Arial" w:cs="Arial"/>
-          <w:b/>
-          <w:sz w:val="24"/>
-          <w:szCs w:val="24"/>
-          <w:u w:val="single"/>
-        </w:rPr>
-      </w:pPr>
-      <w:r>
-        <w:rPr>
-          <w:rFonts w:ascii="Arial" w:eastAsia="微軟正黑體" w:hAnsi="Arial" w:cs="Arial"/>
-          <w:b/>
-          <w:sz w:val="24"/>
-          <w:szCs w:val="24"/>
-          <w:u w:val="single"/>
-        </w:rPr>
-        <w:t xml:space="preserve">(Page </w:t>
-      </w:r>
-      <w:r>
-        <w:rPr>
-          <w:rFonts w:ascii="Arial" w:eastAsia="微軟正黑體" w:hAnsi="Arial" w:cs="Arial"/>
-          <w:b/>
-          <w:sz w:val="24"/>
-          <w:szCs w:val="24"/>
-          <w:u w:val="single"/>
-        </w:rPr>
-        <w:t xml:space="preserve">{{ </w:t>
-      </w:r>
-      <w:r>
-        <w:rPr>
-          <w:rFonts w:ascii="Arial" w:hAnsi="Arial" w:cs="Arial" w:hint="eastAsia"/>
-          <w:b/>
-          <w:sz w:val="24"/>
-          <w:szCs w:val="24"/>
-          <w:u w:val="single"/>
-        </w:rPr>
-        <w:t>para</w:t>
-      </w:r>
-      <w:r>
-        <w:rPr>
-          <w:rFonts w:ascii="Arial" w:eastAsia="微軟正黑體" w:hAnsi="Arial" w:cs="Arial"/>
-          <w:b/>
-          <w:sz w:val="24"/>
-          <w:szCs w:val="24"/>
-          <w:u w:val="single"/>
-        </w:rPr>
-        <w:t>.</w:t>
-      </w:r>
-      <w:r>
-        <w:rPr>
-          <w:rFonts w:ascii="Arial" w:eastAsia="微軟正黑體" w:hAnsi="Arial" w:cs="Arial" w:hint="eastAsia"/>
-          <w:b/>
-          <w:sz w:val="24"/>
-          <w:szCs w:val="24"/>
-          <w:u w:val="single"/>
-        </w:rPr>
-        <w:t>page</w:t>
-      </w:r>
-      <w:r>
-        <w:rPr>
-          <w:rFonts w:ascii="Arial" w:eastAsia="微軟正黑體" w:hAnsi="Arial" w:cs="Arial"/>
-          <w:b/>
-          <w:sz w:val="24"/>
-          <w:szCs w:val="24"/>
-          <w:u w:val="single"/>
-        </w:rPr>
-        <w:t xml:space="preserve"> }}</w:t>
-      </w:r>
-      <w:r>
-        <w:rPr>
-          <w:rFonts w:ascii="Arial" w:eastAsia="微軟正黑體" w:hAnsi="Arial" w:cs="Arial" w:hint="eastAsia"/>
-          <w:b/>
-          <w:sz w:val="24"/>
-          <w:szCs w:val="24"/>
-          <w:u w:val="single"/>
-        </w:rPr>
-        <w:t xml:space="preserve">: </w:t>
-      </w:r>
-      <w:r>
-        <w:rPr>
-          <w:rFonts w:ascii="Arial" w:eastAsia="微軟正黑體" w:hAnsi="Arial" w:cs="Arial"/>
-          <w:b/>
-          <w:sz w:val="24"/>
-          <w:szCs w:val="24"/>
-          <w:u w:val="single"/>
-        </w:rPr>
-        <w:t xml:space="preserve">{{ </w:t>
-      </w:r>
-      <w:r>
-        <w:rPr>
-          <w:rFonts w:ascii="Arial" w:hAnsi="Arial" w:cs="Arial" w:hint="eastAsia"/>
-          <w:b/>
-          <w:sz w:val="24"/>
-          <w:szCs w:val="24"/>
-          <w:u w:val="single"/>
-        </w:rPr>
-        <w:t>para</w:t>
-      </w:r>
-      <w:r>
-        <w:rPr>
-          <w:rFonts w:ascii="Arial" w:eastAsia="微軟正黑體" w:hAnsi="Arial" w:cs="Arial"/>
-          <w:b/>
-          <w:sz w:val="24"/>
-          <w:szCs w:val="24"/>
-          <w:u w:val="single"/>
-        </w:rPr>
-        <w:t>.</w:t>
-      </w:r>
-      <w:r>
-        <w:rPr>
-          <w:rFonts w:ascii="Arial" w:eastAsia="微軟正黑體" w:hAnsi="Arial" w:cs="Arial" w:hint="eastAsia"/>
-          <w:b/>
-          <w:sz w:val="24"/>
-          <w:szCs w:val="24"/>
-          <w:u w:val="single"/>
-        </w:rPr>
-        <w:t>title</w:t>
-      </w:r>
-      <w:r>
-        <w:rPr>
-          <w:rFonts w:ascii="Arial" w:eastAsia="微軟正黑體" w:hAnsi="Arial" w:cs="Arial"/>
-          <w:b/>
-          <w:sz w:val="24"/>
-          <w:szCs w:val="24"/>
-          <w:u w:val="single"/>
-        </w:rPr>
-        <w:t xml:space="preserve"> }}</w:t>
-      </w:r>
-      <w:r>
-        <w:rPr>
-          <w:rFonts w:ascii="Arial" w:eastAsia="微軟正黑體" w:hAnsi="Arial" w:cs="Arial"/>
-          <w:b/>
-          <w:sz w:val="24"/>
-          <w:szCs w:val="24"/>
-          <w:u w:val="single"/>
-        </w:rPr>
-        <w:t>)</w:t>
-      </w:r>
-    </w:p>
-    <w:p>
-      <w:pPr>
-        <w:pStyle w:val="a6"/>
-        <w:spacing w:afterLines="50" w:after="180"/>
-        <w:jc w:val="both"/>
-        <w:rPr>
-          <w:rFonts w:ascii="Arial" w:eastAsia="微軟正黑體" w:hAnsi="Arial" w:cs="Arial"/>
-          <w:bCs/>
-          <w:sz w:val="24"/>
-          <w:szCs w:val="24"/>
-        </w:rPr>
-      </w:pPr>
-      <w:r>
-        <w:rPr>
-          <w:rFonts w:ascii="Arial" w:eastAsia="微軟正黑體" w:hAnsi="Arial" w:cs="Arial"/>
-          <w:bCs/>
-          <w:sz w:val="24"/>
-          <w:szCs w:val="24"/>
-        </w:rPr>
-        <w:t xml:space="preserve">{{ </w:t>
-      </w:r>
-      <w:r>
-        <w:rPr>
-          <w:rFonts w:ascii="Arial" w:hAnsi="Arial" w:cs="Arial" w:hint="eastAsia"/>
-          <w:bCs/>
-          <w:sz w:val="24"/>
-          <w:szCs w:val="24"/>
-        </w:rPr>
-        <w:t>para</w:t>
-      </w:r>
-      <w:r>
-        <w:rPr>
-          <w:rFonts w:ascii="Arial" w:eastAsia="微軟正黑體" w:hAnsi="Arial" w:cs="Arial"/>
-          <w:bCs/>
-          <w:sz w:val="24"/>
-          <w:szCs w:val="24"/>
-        </w:rPr>
-        <w:t>.content }}</w:t>
-      </w:r>
-    </w:p>
-    <w:p>
-      <w:pPr>
-        <w:pStyle w:val="a6"/>
-        <w:spacing w:afterLines="50" w:after="180"/>
-        <w:jc w:val="both"/>
-        <w:rPr>
-          <w:rFonts w:ascii="Arial" w:eastAsia="微軟正黑體" w:hAnsi="Arial" w:cs="Arial"/>
-          <w:bCs/>
-          <w:sz w:val="24"/>
-          <w:szCs w:val="24"/>
-        </w:rPr>
-      </w:pPr>
-      <w:r>
-        <w:rPr>
-          <w:rFonts w:ascii="Arial" w:eastAsia="微軟正黑體" w:hAnsi="Arial" w:cs="Arial"/>
-          <w:bCs/>
-          <w:sz w:val="24"/>
-          <w:szCs w:val="24"/>
-        </w:rPr>
-        <w:t>{% endfor %}</w:t>
-      </w:r>
-    </w:p>
-    <w:p>
-      <w:pPr>
-        <w:pStyle w:val="a6"/>
-        <w:jc w:val="both"/>
-        <w:rPr>
-          <w:rFonts w:ascii="Arial" w:eastAsia="微軟正黑體" w:hAnsi="Arial" w:cs="Arial"/>
-          <w:bCs/>
-          <w:sz w:val="24"/>
-          <w:szCs w:val="24"/>
-        </w:rPr>
-      </w:pPr>
-    </w:p>
-    <w:p>
-      <w:pPr>
-        <w:jc w:val="both"/>
-        <w:rPr>
-          <w:rFonts w:ascii="Arial" w:eastAsia="微軟正黑體" w:hAnsi="Arial" w:cs="Arial"/>
-          <w:bCs/>
-          <w:szCs w:val="24"/>
-        </w:rPr>
-      </w:pPr>
-      <w:r>
-        <w:rPr>
-          <w:rFonts w:ascii="Arial" w:eastAsia="微軟正黑體" w:hAnsi="Arial" w:cs="Arial"/>
-          <w:bCs/>
-          <w:szCs w:val="24"/>
-        </w:rPr>
-        <w:t>This is what I would like to share with you today.</w:t>
-      </w:r>
-      <w:r>
-        <w:rPr>
-          <w:rFonts w:ascii="Arial" w:eastAsia="微軟正黑體" w:hAnsi="Arial" w:cs="Arial" w:hint="eastAsia"/>
-          <w:bCs/>
-          <w:szCs w:val="24"/>
-        </w:rPr>
-        <w:t xml:space="preserve"> </w:t>
-      </w:r>
-      <w:r>
-        <w:rPr>
-          <w:rFonts w:ascii="Arial" w:eastAsia="微軟正黑體" w:hAnsi="Arial" w:cs="Arial"/>
-          <w:bCs/>
-          <w:szCs w:val="24"/>
-        </w:rPr>
-        <w:t>Thank you.</w:t>
-      </w:r>
-    </w:p>
-    <w:p>
-      <w:pPr>
-        <w:jc w:val="both"/>
-        <w:rPr>
-          <w:rFonts w:ascii="Arial" w:eastAsia="微軟正黑體" w:hAnsi="Arial" w:cs="Arial"/>
-          <w:bCs/>
-          <w:szCs w:val="24"/>
-        </w:rPr>
-      </w:pPr>
-    </w:p>
-    <w:p>
-      <w:pPr>
-        <w:jc w:val="both"/>
-        <w:rPr>
-          <w:rFonts w:ascii="Arial" w:eastAsia="微軟正黑體" w:hAnsi="Arial" w:cs="Arial"/>
-          <w:bCs/>
-          <w:szCs w:val="24"/>
-        </w:rPr>
-      </w:pPr>
-      <w:r>
-        <w:rPr>
-          <w:rFonts w:ascii="Arial" w:eastAsia="微軟正黑體" w:hAnsi="Arial" w:cs="Arial"/>
-          <w:bCs/>
-          <w:szCs w:val="24"/>
-        </w:rPr>
-        <w:t>Next, we will enter the Q&amp;A session.</w:t>
-      </w:r>
-    </w:p>
-    <w:p>
-      <w:pPr>
-        <w:jc w:val="both"/>
-        <w:rPr>
-          <w:rFonts w:ascii="Arial" w:eastAsia="微軟正黑體" w:hAnsi="Arial" w:cs="Arial"/>
-          <w:bCs/>
-          <w:szCs w:val="24"/>
-        </w:rPr>
-      </w:pPr>
-    </w:p>
-    <w:p>
-      <w:pPr>
-        <w:jc w:val="both"/>
-        <w:rPr>
-          <w:rFonts w:ascii="Arial" w:eastAsia="微軟正黑體" w:hAnsi="Arial" w:cs="Arial"/>
-          <w:bCs/>
-          <w:szCs w:val="24"/>
-        </w:rPr>
-      </w:pPr>
-    </w:p>
-    <w:bookmarkEnd w:id="7"/>
-    <w:bookmarkEnd w:id="8"/>
-    <w:p>
-      <w:pPr>
-        <w:pStyle w:val="EarningsCallHeading1"/>
-        <w:spacing w:after="240" w:line="240" w:lineRule="auto"/>
-      </w:pPr>
-      <w:r>
-        <w:t>CLOSING REMARKS</w:t>
-      </w:r>
-    </w:p>
-    <w:p>
-      <w:pPr>
-        <w:pStyle w:val="a6"/>
-        <w:jc w:val="both"/>
-        <w:rPr>
-          <w:rFonts w:ascii="Arial" w:hAnsi="Arial" w:cs="Arial"/>
-          <w:b/>
-          <w:sz w:val="24"/>
-          <w:szCs w:val="24"/>
-          <w:u w:val="single"/>
-        </w:rPr>
-      </w:pPr>
-      <w:r>
-        <w:rPr>
-          <w:rFonts w:ascii="Arial" w:hAnsi="Arial" w:cs="Arial"/>
-          <w:b/>
-          <w:sz w:val="24"/>
-          <w:szCs w:val="24"/>
-          <w:u w:val="single"/>
-        </w:rPr>
-        <w:t xml:space="preserve">{{ </w:t>
-      </w:r>
-      <w:r>
-        <w:rPr>
-          <w:rFonts w:ascii="Arial" w:hAnsi="Arial" w:cs="Arial"/>
-          <w:b/>
-          <w:sz w:val="24"/>
-          <w:szCs w:val="24"/>
-          <w:u w:val="single"/>
-        </w:rPr>
-        <w:t>c</w:t>
-      </w:r>
-      <w:r>
-        <w:rPr>
-          <w:rFonts w:ascii="Arial" w:hAnsi="Arial" w:cs="Arial"/>
-          <w:b/>
-          <w:sz w:val="24"/>
-          <w:szCs w:val="24"/>
-          <w:u w:val="single"/>
-        </w:rPr>
-        <w:t>hairman }}</w:t>
-      </w:r>
-      <w:r>
-        <w:rPr>
-          <w:rFonts w:ascii="Arial" w:hAnsi="Arial" w:cs="Arial"/>
-          <w:b/>
-          <w:sz w:val="24"/>
-          <w:szCs w:val="24"/>
-          <w:u w:val="single"/>
-        </w:rPr>
-        <w:t>, Chairman</w:t>
-      </w:r>
-    </w:p>
-    <w:p>
-      <w:pPr>
         <w:pStyle w:val="af0"/>
         <w:spacing w:before="232"/>
         <w:ind w:left="0" w:right="138"/>
         <w:jc w:val="both"/>
       </w:pPr>
-      <w:r>
-        <w:t>For more information about our PUF-based security IPs</w:t>
-      </w:r>
-      <w:r>
-        <w:t xml:space="preserve"> and technology</w:t>
-      </w:r>
-      <w:r>
-        <w:t xml:space="preserve">, we encourage you to visit our PUFsecurity website at </w:t>
+    </w:p>
+    <w:p>
+      <w:pPr>
+        <w:jc w:val="both"/>
+        <w:rPr>
+          <w:rFonts w:ascii="Arial" w:hAnsi="Arial" w:cs="Arial"/>
+          <w:kern w:val="0"/>
+          <w:szCs w:val="24"/>
+        </w:rPr>
+      </w:pPr>
+    </w:p>
+    <w:p>
+      <w:pPr>
+        <w:pStyle w:val="EarningsCallHeading1"/>
+        <w:spacing w:after="240" w:line="240" w:lineRule="auto"/>
+      </w:pPr>
+      <w:bookmarkStart w:id="9" w:name="_Hlk124947445"/>
+      <w:bookmarkStart w:id="10" w:name="_Hlk149232882"/>
+      <w:r>
+        <w:t>FEATURED TOPIC</w:t>
+      </w:r>
+    </w:p>
+    <w:p>
+      <w:pPr>
+        <w:pStyle w:val="a6"/>
+        <w:spacing w:line="276" w:lineRule="auto"/>
+        <w:jc w:val="both"/>
+        <w:rPr>
+          <w:rFonts w:ascii="Arial" w:hAnsi="Arial" w:cs="Arial" w:hint="eastAsia"/>
+          <w:b/>
+          <w:sz w:val="24"/>
+          <w:szCs w:val="24"/>
+          <w:u w:val="single"/>
+        </w:rPr>
+      </w:pPr>
+      <w:r>
+        <w:rPr>
+          <w:rFonts w:ascii="Arial" w:hAnsi="Arial" w:cs="Arial" w:hint="eastAsia"/>
+          <w:b/>
+          <w:sz w:val="24"/>
+          <w:szCs w:val="24"/>
+          <w:u w:val="single"/>
+        </w:rPr>
+        <w:t>Felix Hsu</w:t>
+      </w:r>
+      <w:r>
+        <w:rPr>
+          <w:rFonts w:ascii="Arial" w:hAnsi="Arial" w:cs="Arial"/>
+          <w:b/>
+          <w:sz w:val="24"/>
+          <w:szCs w:val="24"/>
+          <w:u w:val="single"/>
+        </w:rPr>
+        <w:t xml:space="preserve">, </w:t>
+      </w:r>
+      <w:r>
+        <w:rPr>
+          <w:rFonts w:ascii="Arial" w:hAnsi="Arial" w:cs="Arial" w:hint="eastAsia"/>
+          <w:b/>
+          <w:sz w:val="24"/>
+          <w:szCs w:val="24"/>
+          <w:u w:val="single"/>
+        </w:rPr>
+        <w:t>Head of DM</w:t>
+      </w:r>
+    </w:p>
+    <w:p>
+      <w:pPr>
+        <w:pStyle w:val="a6"/>
+        <w:spacing w:line="276" w:lineRule="auto"/>
+        <w:jc w:val="both"/>
+        <w:rPr>
+          <w:rFonts w:ascii="Arial" w:hAnsi="Arial" w:cs="Arial"/>
+          <w:bCs/>
+          <w:sz w:val="24"/>
+          <w:szCs w:val="24"/>
+        </w:rPr>
+      </w:pPr>
+      <w:r>
+        <w:rPr>
+          <w:rFonts w:ascii="Arial" w:hAnsi="Arial" w:cs="Arial"/>
+          <w:bCs/>
+          <w:sz w:val="24"/>
+          <w:szCs w:val="24"/>
+        </w:rPr>
+        <w:t xml:space="preserve">{% for </w:t>
+      </w:r>
+      <w:r>
+        <w:rPr>
+          <w:rFonts w:ascii="Arial" w:hAnsi="Arial" w:cs="Arial" w:hint="eastAsia"/>
+          <w:bCs/>
+          <w:sz w:val="24"/>
+          <w:szCs w:val="24"/>
+        </w:rPr>
+        <w:t>para</w:t>
+      </w:r>
+      <w:r>
+        <w:rPr>
+          <w:rFonts w:ascii="Arial" w:hAnsi="Arial" w:cs="Arial"/>
+          <w:bCs/>
+          <w:sz w:val="24"/>
+          <w:szCs w:val="24"/>
+        </w:rPr>
+        <w:t xml:space="preserve"> in chairman_remarks %}</w:t>
+      </w:r>
+    </w:p>
+    <w:p>
+      <w:pPr>
+        <w:pStyle w:val="a6"/>
+        <w:spacing w:afterLines="50" w:after="180"/>
+        <w:jc w:val="both"/>
+        <w:rPr>
+          <w:rFonts w:ascii="Arial" w:eastAsia="微軟正黑體" w:hAnsi="Arial" w:cs="Arial"/>
+          <w:b/>
+          <w:sz w:val="24"/>
+          <w:szCs w:val="24"/>
+          <w:u w:val="single"/>
+        </w:rPr>
+      </w:pPr>
+      <w:r>
+        <w:rPr>
+          <w:rFonts w:ascii="Arial" w:eastAsia="微軟正黑體" w:hAnsi="Arial" w:cs="Arial"/>
+          <w:b/>
+          <w:sz w:val="24"/>
+          <w:szCs w:val="24"/>
+          <w:u w:val="single"/>
+        </w:rPr>
+        <w:t xml:space="preserve">(Page {{ </w:t>
+      </w:r>
+      <w:r>
+        <w:rPr>
+          <w:rFonts w:ascii="Arial" w:hAnsi="Arial" w:cs="Arial" w:hint="eastAsia"/>
+          <w:b/>
+          <w:sz w:val="24"/>
+          <w:szCs w:val="24"/>
+          <w:u w:val="single"/>
+        </w:rPr>
+        <w:t>para</w:t>
+      </w:r>
+      <w:r>
+        <w:rPr>
+          <w:rFonts w:ascii="Arial" w:eastAsia="微軟正黑體" w:hAnsi="Arial" w:cs="Arial"/>
+          <w:b/>
+          <w:sz w:val="24"/>
+          <w:szCs w:val="24"/>
+          <w:u w:val="single"/>
+        </w:rPr>
+        <w:t>.</w:t>
+      </w:r>
+      <w:r>
+        <w:rPr>
+          <w:rFonts w:ascii="Arial" w:eastAsia="微軟正黑體" w:hAnsi="Arial" w:cs="Arial" w:hint="eastAsia"/>
+          <w:b/>
+          <w:sz w:val="24"/>
+          <w:szCs w:val="24"/>
+          <w:u w:val="single"/>
+        </w:rPr>
+        <w:t>page</w:t>
+      </w:r>
+      <w:r>
+        <w:rPr>
+          <w:rFonts w:ascii="Arial" w:eastAsia="微軟正黑體" w:hAnsi="Arial" w:cs="Arial"/>
+          <w:b/>
+          <w:sz w:val="24"/>
+          <w:szCs w:val="24"/>
+          <w:u w:val="single"/>
+        </w:rPr>
+        <w:t xml:space="preserve"> }}</w:t>
+      </w:r>
+      <w:r>
+        <w:rPr>
+          <w:rFonts w:ascii="Arial" w:eastAsia="微軟正黑體" w:hAnsi="Arial" w:cs="Arial" w:hint="eastAsia"/>
+          <w:b/>
+          <w:sz w:val="24"/>
+          <w:szCs w:val="24"/>
+          <w:u w:val="single"/>
+        </w:rPr>
+        <w:t xml:space="preserve">: </w:t>
+      </w:r>
+      <w:r>
+        <w:rPr>
+          <w:rFonts w:ascii="Arial" w:eastAsia="微軟正黑體" w:hAnsi="Arial" w:cs="Arial"/>
+          <w:b/>
+          <w:sz w:val="24"/>
+          <w:szCs w:val="24"/>
+          <w:u w:val="single"/>
+        </w:rPr>
+        <w:t xml:space="preserve">{{ </w:t>
+      </w:r>
+      <w:r>
+        <w:rPr>
+          <w:rFonts w:ascii="Arial" w:hAnsi="Arial" w:cs="Arial" w:hint="eastAsia"/>
+          <w:b/>
+          <w:sz w:val="24"/>
+          <w:szCs w:val="24"/>
+          <w:u w:val="single"/>
+        </w:rPr>
+        <w:t>para</w:t>
+      </w:r>
+      <w:r>
+        <w:rPr>
+          <w:rFonts w:ascii="Arial" w:eastAsia="微軟正黑體" w:hAnsi="Arial" w:cs="Arial"/>
+          <w:b/>
+          <w:sz w:val="24"/>
+          <w:szCs w:val="24"/>
+          <w:u w:val="single"/>
+        </w:rPr>
+        <w:t>.</w:t>
+      </w:r>
+      <w:r>
+        <w:rPr>
+          <w:rFonts w:ascii="Arial" w:eastAsia="微軟正黑體" w:hAnsi="Arial" w:cs="Arial" w:hint="eastAsia"/>
+          <w:b/>
+          <w:sz w:val="24"/>
+          <w:szCs w:val="24"/>
+          <w:u w:val="single"/>
+        </w:rPr>
+        <w:t>title</w:t>
+      </w:r>
+      <w:r>
+        <w:rPr>
+          <w:rFonts w:ascii="Arial" w:eastAsia="微軟正黑體" w:hAnsi="Arial" w:cs="Arial"/>
+          <w:b/>
+          <w:sz w:val="24"/>
+          <w:szCs w:val="24"/>
+          <w:u w:val="single"/>
+        </w:rPr>
+        <w:t xml:space="preserve"> }})</w:t>
+      </w:r>
+    </w:p>
+    <w:p>
+      <w:pPr>
+        <w:pStyle w:val="a6"/>
+        <w:spacing w:afterLines="50" w:after="180"/>
+        <w:jc w:val="both"/>
+        <w:rPr>
+          <w:rFonts w:ascii="Arial" w:eastAsia="微軟正黑體" w:hAnsi="Arial" w:cs="Arial"/>
+          <w:bCs/>
+          <w:sz w:val="24"/>
+          <w:szCs w:val="24"/>
+        </w:rPr>
+      </w:pPr>
+      <w:r>
+        <w:rPr>
+          <w:rFonts w:ascii="Arial" w:eastAsia="微軟正黑體" w:hAnsi="Arial" w:cs="Arial"/>
+          <w:bCs/>
+          <w:sz w:val="24"/>
+          <w:szCs w:val="24"/>
+        </w:rPr>
+        <w:t xml:space="preserve">{{ </w:t>
+      </w:r>
+      <w:r>
+        <w:rPr>
+          <w:rFonts w:ascii="Arial" w:hAnsi="Arial" w:cs="Arial" w:hint="eastAsia"/>
+          <w:bCs/>
+          <w:sz w:val="24"/>
+          <w:szCs w:val="24"/>
+        </w:rPr>
+        <w:t>para</w:t>
+      </w:r>
+      <w:r>
+        <w:rPr>
+          <w:rFonts w:ascii="Arial" w:eastAsia="微軟正黑體" w:hAnsi="Arial" w:cs="Arial"/>
+          <w:bCs/>
+          <w:sz w:val="24"/>
+          <w:szCs w:val="24"/>
+        </w:rPr>
+        <w:t>.content }}</w:t>
+      </w:r>
+    </w:p>
+    <w:p>
+      <w:pPr>
+        <w:pStyle w:val="a6"/>
+        <w:spacing w:afterLines="50" w:after="180"/>
+        <w:jc w:val="both"/>
+        <w:rPr>
+          <w:rFonts w:ascii="Arial" w:eastAsia="微軟正黑體" w:hAnsi="Arial" w:cs="Arial"/>
+          <w:bCs/>
+          <w:sz w:val="24"/>
+          <w:szCs w:val="24"/>
+        </w:rPr>
+      </w:pPr>
+      <w:r>
+        <w:rPr>
+          <w:rFonts w:ascii="Arial" w:eastAsia="微軟正黑體" w:hAnsi="Arial" w:cs="Arial"/>
+          <w:bCs/>
+          <w:sz w:val="24"/>
+          <w:szCs w:val="24"/>
+        </w:rPr>
+        <w:t>{% endfor %}</w:t>
+      </w:r>
+    </w:p>
+    <w:p>
+      <w:pPr>
+        <w:pStyle w:val="a6"/>
+        <w:jc w:val="both"/>
+        <w:rPr>
+          <w:rFonts w:ascii="Arial" w:eastAsia="微軟正黑體" w:hAnsi="Arial" w:cs="Arial"/>
+          <w:bCs/>
+          <w:sz w:val="24"/>
+          <w:szCs w:val="24"/>
+        </w:rPr>
+      </w:pPr>
+    </w:p>
+    <w:p>
+      <w:pPr>
+        <w:jc w:val="both"/>
+        <w:rPr>
+          <w:rFonts w:ascii="Arial" w:eastAsia="微軟正黑體" w:hAnsi="Arial" w:cs="Arial"/>
+          <w:bCs/>
+          <w:szCs w:val="24"/>
+        </w:rPr>
+      </w:pPr>
+      <w:r>
+        <w:rPr>
+          <w:rFonts w:ascii="Arial" w:eastAsia="微軟正黑體" w:hAnsi="Arial" w:cs="Arial"/>
+          <w:bCs/>
+          <w:szCs w:val="24"/>
+        </w:rPr>
+        <w:t>This is what I would like to share with you today.</w:t>
+      </w:r>
+      <w:r>
+        <w:rPr>
+          <w:rFonts w:ascii="Arial" w:eastAsia="微軟正黑體" w:hAnsi="Arial" w:cs="Arial" w:hint="eastAsia"/>
+          <w:bCs/>
+          <w:szCs w:val="24"/>
+        </w:rPr>
+        <w:t xml:space="preserve"> </w:t>
+      </w:r>
+      <w:r>
+        <w:rPr>
+          <w:rFonts w:ascii="Arial" w:eastAsia="微軟正黑體" w:hAnsi="Arial" w:cs="Arial"/>
+          <w:bCs/>
+          <w:szCs w:val="24"/>
+        </w:rPr>
+        <w:t>Thank you.</w:t>
+      </w:r>
+    </w:p>
+    <w:p>
+      <w:pPr>
+        <w:jc w:val="both"/>
+        <w:rPr>
+          <w:rFonts w:ascii="Arial" w:eastAsia="微軟正黑體" w:hAnsi="Arial" w:cs="Arial"/>
+          <w:bCs/>
+          <w:szCs w:val="24"/>
+        </w:rPr>
+      </w:pPr>
+    </w:p>
+    <w:p>
+      <w:pPr>
+        <w:jc w:val="both"/>
+        <w:rPr>
+          <w:rFonts w:ascii="Arial" w:eastAsia="微軟正黑體" w:hAnsi="Arial" w:cs="Arial"/>
+          <w:bCs/>
+          <w:szCs w:val="24"/>
+        </w:rPr>
+      </w:pPr>
+      <w:r>
+        <w:rPr>
+          <w:rFonts w:ascii="Arial" w:eastAsia="微軟正黑體" w:hAnsi="Arial" w:cs="Arial"/>
+          <w:bCs/>
+          <w:szCs w:val="24"/>
+        </w:rPr>
+        <w:t>Next, we will enter the Q&amp;A session.</w:t>
+      </w:r>
+    </w:p>
+    <w:p>
+      <w:pPr>
+        <w:jc w:val="both"/>
+        <w:rPr>
+          <w:rFonts w:ascii="Arial" w:eastAsia="微軟正黑體" w:hAnsi="Arial" w:cs="Arial"/>
+          <w:bCs/>
+          <w:szCs w:val="24"/>
+        </w:rPr>
+      </w:pPr>
+    </w:p>
+    <w:p>
+      <w:pPr>
+        <w:jc w:val="both"/>
+        <w:rPr>
+          <w:rFonts w:ascii="Arial" w:eastAsia="微軟正黑體" w:hAnsi="Arial" w:cs="Arial"/>
+          <w:bCs/>
+          <w:szCs w:val="24"/>
+        </w:rPr>
+      </w:pPr>
+    </w:p>
+    <w:bookmarkEnd w:id="9"/>
+    <w:bookmarkEnd w:id="10"/>
+    <w:p>
+      <w:pPr>
+        <w:pStyle w:val="EarningsCallHeading1"/>
+        <w:spacing w:after="240" w:line="240" w:lineRule="auto"/>
+      </w:pPr>
+      <w:r>
+        <w:lastRenderedPageBreak/>
+        <w:t>CLOSING REMARKS</w:t>
+      </w:r>
+    </w:p>
+    <w:p>
+      <w:pPr>
+        <w:pStyle w:val="a6"/>
+        <w:jc w:val="both"/>
+        <w:rPr>
+          <w:rFonts w:ascii="Arial" w:hAnsi="Arial" w:cs="Arial"/>
+          <w:b/>
+          <w:sz w:val="24"/>
+          <w:szCs w:val="24"/>
+          <w:u w:val="single"/>
+        </w:rPr>
+      </w:pPr>
+      <w:r>
+        <w:rPr>
+          <w:rFonts w:ascii="Arial" w:hAnsi="Arial" w:cs="Arial"/>
+          <w:b/>
+          <w:sz w:val="24"/>
+          <w:szCs w:val="24"/>
+          <w:u w:val="single"/>
+        </w:rPr>
+        <w:t xml:space="preserve">{{ </w:t>
+      </w:r>
+      <w:r>
+        <w:rPr>
+          <w:rFonts w:ascii="Arial" w:hAnsi="Arial" w:cs="Arial"/>
+          <w:b/>
+          <w:sz w:val="24"/>
+          <w:szCs w:val="24"/>
+          <w:u w:val="single"/>
+        </w:rPr>
+        <w:t>c</w:t>
+      </w:r>
+      <w:r>
+        <w:rPr>
+          <w:rFonts w:ascii="Arial" w:hAnsi="Arial" w:cs="Arial"/>
+          <w:b/>
+          <w:sz w:val="24"/>
+          <w:szCs w:val="24"/>
+          <w:u w:val="single"/>
+        </w:rPr>
+        <w:t>hairman }}</w:t>
+      </w:r>
+      <w:r>
+        <w:rPr>
+          <w:rFonts w:ascii="Arial" w:hAnsi="Arial" w:cs="Arial"/>
+          <w:b/>
+          <w:sz w:val="24"/>
+          <w:szCs w:val="24"/>
+          <w:u w:val="single"/>
+        </w:rPr>
+        <w:t>, Chairman</w:t>
+      </w:r>
+    </w:p>
+    <w:p>
+      <w:pPr>
+        <w:pStyle w:val="af0"/>
+        <w:spacing w:before="232"/>
+        <w:ind w:left="0" w:right="138"/>
+        <w:jc w:val="both"/>
+      </w:pPr>
+      <w:r>
+        <w:t xml:space="preserve">For more information about our PUF-based security IPs and technology, we encourage you to visit our PUFsecurity website at </w:t>
       </w:r>
       <w:hyperlink r:id="rId8" w:history="1">
         <w:r>
@@ -5911,19 +6141,7 @@
         <w:t xml:space="preserve"> </w:t>
       </w:r>
       <w:r>
-        <w:t>continue to work hard on</w:t>
-      </w:r>
-      <w:r>
-        <w:t xml:space="preserve"> technology and</w:t>
-      </w:r>
-      <w:r>
-        <w:t xml:space="preserve"> IP innovation and </w:t>
-      </w:r>
-      <w:r>
-        <w:t xml:space="preserve">PUF-based hardware </w:t>
-      </w:r>
-      <w:r>
-        <w:t>security</w:t>
+        <w:t>continue to work hard on technology and IP innovation and PUF-based hardware security</w:t>
       </w:r>
       <w:r>
         <w:rPr>
@@ -5943,6 +6161,16 @@
       <w:r>
         <w:t>for our customers and bring higher returns for our shareholders. Thank you!</w:t>
       </w:r>
+    </w:p>
+    <w:p>
+      <w:pPr>
+        <w:jc w:val="both"/>
+        <w:rPr>
+          <w:rFonts w:ascii="Arial" w:hAnsi="Arial" w:cs="Arial"/>
+          <w:kern w:val="0"/>
+          <w:szCs w:val="24"/>
+        </w:rPr>
+      </w:pPr>
     </w:p>
     <w:sectPr>
       <w:footerReference w:type="default" r:id="rId9"/>
@@ -5987,7 +6215,6 @@
         <w:docPartUnique/>
       </w:docPartObj>
     </w:sdtPr>
-    <w:sdtEndPr/>
     <w:sdtContent>
       <w:p>
         <w:pPr>
@@ -10175,6 +10402,26 @@
       <w:bCs/>
     </w:rPr>
   </w:style>
+  <w:style w:type="paragraph" w:customStyle="1" w:styleId="11">
+    <w:name w:val="標題 11"/>
+    <w:basedOn w:val="a"/>
+    <w:uiPriority w:val="1"/>
+    <w:qFormat/>
+    <w:rsid w:val="00FF7819"/>
+    <w:pPr>
+      <w:spacing w:after="80"/>
+      <w:ind w:left="100"/>
+      <w:outlineLvl w:val="1"/>
+    </w:pPr>
+    <w:rPr>
+      <w:rFonts w:ascii="Arial" w:eastAsia="Arial" w:hAnsi="Arial" w:cs="Times New Roman"/>
+      <w:b/>
+      <w:bCs/>
+      <w:kern w:val="0"/>
+      <w:szCs w:val="24"/>
+      <w:lang w:eastAsia="en-US"/>
+    </w:rPr>
+  </w:style>
 </w:styles>
 </file>
 

--- a/templates/transcript_en_template.docx
+++ b/templates/transcript_en_template.docx
@@ -22,6 +22,7 @@
         <w:t xml:space="preserve">eMemory </w:t>
       </w:r>
       <w:bookmarkStart w:id="0" w:name="_Hlk204086385"/>
+      <w:proofErr w:type="gramStart"/>
       <w:r>
         <w:rPr>
           <w:rFonts w:ascii="Arial" w:hAnsi="Arial" w:cs="Arial"/>
@@ -29,8 +30,19 @@
           <w:sz w:val="28"/>
           <w:szCs w:val="24"/>
         </w:rPr>
-        <w:t>{{ event_</w:t>
-      </w:r>
+        <w:t>{{ event</w:t>
+      </w:r>
+      <w:proofErr w:type="gramEnd"/>
+      <w:r>
+        <w:rPr>
+          <w:rFonts w:ascii="Arial" w:hAnsi="Arial" w:cs="Arial"/>
+          <w:b/>
+          <w:sz w:val="28"/>
+          <w:szCs w:val="24"/>
+        </w:rPr>
+        <w:t>_</w:t>
+      </w:r>
+      <w:proofErr w:type="gramStart"/>
       <w:r>
         <w:rPr>
           <w:rFonts w:ascii="Arial" w:hAnsi="Arial" w:cs="Arial" w:hint="eastAsia"/>
@@ -47,7 +59,17 @@
           <w:sz w:val="28"/>
           <w:szCs w:val="24"/>
         </w:rPr>
-        <w:t xml:space="preserve"> }}</w:t>
+        <w:t xml:space="preserve"> }</w:t>
+      </w:r>
+      <w:proofErr w:type="gramEnd"/>
+      <w:r>
+        <w:rPr>
+          <w:rFonts w:ascii="Arial" w:hAnsi="Arial" w:cs="Arial"/>
+          <w:b/>
+          <w:sz w:val="28"/>
+          <w:szCs w:val="24"/>
+        </w:rPr>
+        <w:t>}</w:t>
       </w:r>
       <w:bookmarkEnd w:id="0"/>
       <w:r>
@@ -77,19 +99,44 @@
           <w:szCs w:val="24"/>
         </w:rPr>
       </w:pPr>
+      <w:proofErr w:type="gramStart"/>
       <w:r>
         <w:rPr>
           <w:rFonts w:ascii="Arial" w:hAnsi="Arial" w:cs="Arial"/>
           <w:szCs w:val="24"/>
         </w:rPr>
-        <w:t xml:space="preserve">{{ event_date </w:t>
+        <w:t>{{ event</w:t>
+      </w:r>
+      <w:proofErr w:type="gramEnd"/>
+      <w:r>
+        <w:rPr>
+          <w:rFonts w:ascii="Arial" w:hAnsi="Arial" w:cs="Arial"/>
+          <w:szCs w:val="24"/>
+        </w:rPr>
+        <w:t>_</w:t>
+      </w:r>
+      <w:proofErr w:type="gramStart"/>
+      <w:r>
+        <w:rPr>
+          <w:rFonts w:ascii="Arial" w:hAnsi="Arial" w:cs="Arial"/>
+          <w:szCs w:val="24"/>
+        </w:rPr>
+        <w:t xml:space="preserve">date </w:t>
       </w:r>
       <w:r>
         <w:rPr>
           <w:rFonts w:ascii="Arial" w:hAnsi="Arial" w:cs="Arial" w:hint="eastAsia"/>
           <w:szCs w:val="24"/>
         </w:rPr>
-        <w:t>}}</w:t>
+        <w:t>}</w:t>
+      </w:r>
+      <w:proofErr w:type="gramEnd"/>
+      <w:r>
+        <w:rPr>
+          <w:rFonts w:ascii="Arial" w:hAnsi="Arial" w:cs="Arial" w:hint="eastAsia"/>
+          <w:szCs w:val="24"/>
+        </w:rPr>
+        <w:t>}</w:t>
       </w:r>
       <w:r>
         <w:rPr>
@@ -125,6 +172,7 @@
         <w:spacing w:after="0" w:line="240" w:lineRule="auto"/>
       </w:pPr>
       <w:bookmarkStart w:id="1" w:name="_Hlk205591624"/>
+      <w:proofErr w:type="gramStart"/>
       <w:r>
         <w:t xml:space="preserve">{{ </w:t>
       </w:r>
@@ -132,7 +180,11 @@
         <w:t>c</w:t>
       </w:r>
       <w:r>
-        <w:t>hairman }}</w:t>
+        <w:t>hairman</w:t>
+      </w:r>
+      <w:proofErr w:type="gramEnd"/>
+      <w:r>
+        <w:t xml:space="preserve"> }}</w:t>
       </w:r>
       <w:bookmarkEnd w:id="1"/>
       <w:r>
@@ -198,13 +250,41 @@
         </w:rPr>
       </w:pPr>
       <w:bookmarkStart w:id="2" w:name="_Hlk197678434"/>
+      <w:proofErr w:type="gramStart"/>
       <w:r>
         <w:rPr>
           <w:rFonts w:ascii="Arial" w:hAnsi="Arial" w:cs="Arial"/>
           <w:kern w:val="0"/>
           <w:szCs w:val="24"/>
         </w:rPr>
-        <w:t>{{ opening_remarks.content }}</w:t>
+        <w:t>{{ opening</w:t>
+      </w:r>
+      <w:proofErr w:type="gramEnd"/>
+      <w:r>
+        <w:rPr>
+          <w:rFonts w:ascii="Arial" w:hAnsi="Arial" w:cs="Arial"/>
+          <w:kern w:val="0"/>
+          <w:szCs w:val="24"/>
+        </w:rPr>
+        <w:t>_</w:t>
+      </w:r>
+      <w:proofErr w:type="gramStart"/>
+      <w:r>
+        <w:rPr>
+          <w:rFonts w:ascii="Arial" w:hAnsi="Arial" w:cs="Arial"/>
+          <w:kern w:val="0"/>
+          <w:szCs w:val="24"/>
+        </w:rPr>
+        <w:t>remarks.content</w:t>
+      </w:r>
+      <w:proofErr w:type="gramEnd"/>
+      <w:r>
+        <w:rPr>
+          <w:rFonts w:ascii="Arial" w:hAnsi="Arial" w:cs="Arial"/>
+          <w:kern w:val="0"/>
+          <w:szCs w:val="24"/>
+        </w:rPr>
+        <w:t xml:space="preserve"> }}</w:t>
       </w:r>
     </w:p>
     <w:bookmarkEnd w:id="2"/>
@@ -237,22 +317,51 @@
         </w:rPr>
         <w:t xml:space="preserve">Next, I’d like to invite our financial officer, </w:t>
       </w:r>
+      <w:proofErr w:type="gramStart"/>
       <w:r>
         <w:rPr>
           <w:rFonts w:ascii="Arial" w:eastAsia="Times New Roman" w:hAnsi="Arial" w:cs="Arial"/>
           <w:kern w:val="0"/>
           <w:szCs w:val="24"/>
         </w:rPr>
-        <w:t>{{ financial_officer }}</w:t>
-      </w:r>
+        <w:t>{{ financial</w:t>
+      </w:r>
+      <w:proofErr w:type="gramEnd"/>
       <w:r>
         <w:rPr>
           <w:rFonts w:ascii="Arial" w:eastAsia="Times New Roman" w:hAnsi="Arial" w:cs="Arial"/>
           <w:kern w:val="0"/>
           <w:szCs w:val="24"/>
         </w:rPr>
+        <w:t>_</w:t>
+      </w:r>
+      <w:proofErr w:type="gramStart"/>
+      <w:r>
+        <w:rPr>
+          <w:rFonts w:ascii="Arial" w:eastAsia="Times New Roman" w:hAnsi="Arial" w:cs="Arial"/>
+          <w:kern w:val="0"/>
+          <w:szCs w:val="24"/>
+        </w:rPr>
+        <w:t>officer }</w:t>
+      </w:r>
+      <w:proofErr w:type="gramEnd"/>
+      <w:r>
+        <w:rPr>
+          <w:rFonts w:ascii="Arial" w:eastAsia="Times New Roman" w:hAnsi="Arial" w:cs="Arial"/>
+          <w:kern w:val="0"/>
+          <w:szCs w:val="24"/>
+        </w:rPr>
+        <w:t>}</w:t>
+      </w:r>
+      <w:r>
+        <w:rPr>
+          <w:rFonts w:ascii="Arial" w:eastAsia="Times New Roman" w:hAnsi="Arial" w:cs="Arial"/>
+          <w:kern w:val="0"/>
+          <w:szCs w:val="24"/>
+        </w:rPr>
         <w:t xml:space="preserve">, to present our </w:t>
       </w:r>
+      <w:proofErr w:type="gramStart"/>
       <w:r>
         <w:rPr>
           <w:rFonts w:ascii="Arial" w:eastAsia="新細明體" w:hAnsi="Arial" w:cs="Arial"/>
@@ -267,7 +376,16 @@
           <w:kern w:val="0"/>
           <w:szCs w:val="24"/>
         </w:rPr>
-        <w:t>this_</w:t>
+        <w:t>this</w:t>
+      </w:r>
+      <w:proofErr w:type="gramEnd"/>
+      <w:r>
+        <w:rPr>
+          <w:rFonts w:ascii="Arial" w:eastAsia="新細明體" w:hAnsi="Arial" w:cs="Arial" w:hint="eastAsia"/>
+          <w:kern w:val="0"/>
+          <w:szCs w:val="24"/>
+        </w:rPr>
+        <w:t>_</w:t>
       </w:r>
       <w:r>
         <w:rPr>
@@ -283,7 +401,16 @@
           <w:kern w:val="0"/>
           <w:szCs w:val="24"/>
         </w:rPr>
-        <w:t>_en</w:t>
+        <w:t>_</w:t>
+      </w:r>
+      <w:proofErr w:type="gramStart"/>
+      <w:r>
+        <w:rPr>
+          <w:rFonts w:ascii="Arial" w:eastAsia="新細明體" w:hAnsi="Arial" w:cs="Arial" w:hint="eastAsia"/>
+          <w:kern w:val="0"/>
+          <w:szCs w:val="24"/>
+        </w:rPr>
+        <w:t>en</w:t>
       </w:r>
       <w:r>
         <w:rPr>
@@ -291,7 +418,16 @@
           <w:kern w:val="0"/>
           <w:szCs w:val="24"/>
         </w:rPr>
-        <w:t xml:space="preserve"> }}</w:t>
+        <w:t xml:space="preserve"> }</w:t>
+      </w:r>
+      <w:proofErr w:type="gramEnd"/>
+      <w:r>
+        <w:rPr>
+          <w:rFonts w:ascii="Arial" w:eastAsia="新細明體" w:hAnsi="Arial" w:cs="Arial"/>
+          <w:kern w:val="0"/>
+          <w:szCs w:val="24"/>
+        </w:rPr>
+        <w:t>}</w:t>
       </w:r>
       <w:r>
         <w:rPr>
@@ -301,6 +437,7 @@
         </w:rPr>
         <w:t xml:space="preserve"> performance. Afterwards, our president, </w:t>
       </w:r>
+      <w:proofErr w:type="gramStart"/>
       <w:r>
         <w:rPr>
           <w:rFonts w:ascii="Arial" w:eastAsia="Times New Roman" w:hAnsi="Arial" w:cs="Arial"/>
@@ -317,6 +454,7 @@
         </w:rPr>
         <w:t>president</w:t>
       </w:r>
+      <w:proofErr w:type="gramEnd"/>
       <w:r>
         <w:rPr>
           <w:rFonts w:ascii="Arial" w:eastAsia="Times New Roman" w:hAnsi="Arial" w:cs="Arial"/>
@@ -331,7 +469,25 @@
           <w:kern w:val="0"/>
           <w:szCs w:val="24"/>
         </w:rPr>
-        <w:t>, will share our future outlook.</w:t>
+        <w:t xml:space="preserve">, will share our </w:t>
+      </w:r>
+      <w:proofErr w:type="gramStart"/>
+      <w:r>
+        <w:rPr>
+          <w:rFonts w:ascii="Arial" w:eastAsia="Times New Roman" w:hAnsi="Arial" w:cs="Arial"/>
+          <w:kern w:val="0"/>
+          <w:szCs w:val="24"/>
+        </w:rPr>
+        <w:t>future outlook</w:t>
+      </w:r>
+      <w:proofErr w:type="gramEnd"/>
+      <w:r>
+        <w:rPr>
+          <w:rFonts w:ascii="Arial" w:eastAsia="Times New Roman" w:hAnsi="Arial" w:cs="Arial"/>
+          <w:kern w:val="0"/>
+          <w:szCs w:val="24"/>
+        </w:rPr>
+        <w:t>.</w:t>
       </w:r>
     </w:p>
     <w:p>
@@ -378,8 +534,21 @@
         <w:pStyle w:val="EarningsCallHeading2"/>
         <w:spacing w:after="0" w:line="240" w:lineRule="auto"/>
       </w:pPr>
-      <w:r>
-        <w:t>{{ financial_officer }}</w:t>
+      <w:proofErr w:type="gramStart"/>
+      <w:r>
+        <w:t>{{ financial</w:t>
+      </w:r>
+      <w:proofErr w:type="gramEnd"/>
+      <w:r>
+        <w:t>_</w:t>
+      </w:r>
+      <w:proofErr w:type="gramStart"/>
+      <w:r>
+        <w:t>officer }</w:t>
+      </w:r>
+      <w:proofErr w:type="gramEnd"/>
+      <w:r>
+        <w:t>}</w:t>
       </w:r>
       <w:r>
         <w:t xml:space="preserve">, </w:t>
@@ -404,6 +573,7 @@
           <w:u w:val="single"/>
         </w:rPr>
       </w:pPr>
+      <w:proofErr w:type="gramStart"/>
       <w:r>
         <w:rPr>
           <w:rFonts w:ascii="Arial" w:eastAsia="Times New Roman" w:hAnsi="Arial" w:cs="Arial"/>
@@ -421,7 +591,17 @@
           <w:szCs w:val="24"/>
           <w:u w:val="single"/>
         </w:rPr>
-        <w:t>this_</w:t>
+        <w:t>this</w:t>
+      </w:r>
+      <w:proofErr w:type="gramEnd"/>
+      <w:r>
+        <w:rPr>
+          <w:rFonts w:ascii="Arial" w:eastAsia="新細明體" w:hAnsi="Arial" w:cs="Arial" w:hint="eastAsia"/>
+          <w:kern w:val="0"/>
+          <w:szCs w:val="24"/>
+          <w:u w:val="single"/>
+        </w:rPr>
+        <w:t>_</w:t>
       </w:r>
       <w:r>
         <w:rPr>
@@ -439,7 +619,25 @@
           <w:color w:val="000000" w:themeColor="text1"/>
           <w:u w:val="single"/>
         </w:rPr>
-        <w:t>_year }}</w:t>
+        <w:t>_</w:t>
+      </w:r>
+      <w:proofErr w:type="gramStart"/>
+      <w:r>
+        <w:rPr>
+          <w:rFonts w:ascii="Arial" w:eastAsia="微軟正黑體" w:hAnsi="Arial" w:cs="Arial" w:hint="eastAsia"/>
+          <w:color w:val="000000" w:themeColor="text1"/>
+          <w:u w:val="single"/>
+        </w:rPr>
+        <w:t>year }</w:t>
+      </w:r>
+      <w:proofErr w:type="gramEnd"/>
+      <w:r>
+        <w:rPr>
+          <w:rFonts w:ascii="Arial" w:eastAsia="微軟正黑體" w:hAnsi="Arial" w:cs="Arial" w:hint="eastAsia"/>
+          <w:color w:val="000000" w:themeColor="text1"/>
+          <w:u w:val="single"/>
+        </w:rPr>
+        <w:t>}</w:t>
       </w:r>
       <w:r>
         <w:rPr>
@@ -478,13 +676,39 @@
         </w:rPr>
         <w:t xml:space="preserve">Good afternoon, everyone. Now, let's begin with our </w:t>
       </w:r>
-      <w:r>
-        <w:rPr>
-          <w:rFonts w:ascii="Arial" w:eastAsia="微軟正黑體" w:hAnsi="Arial" w:cs="Arial" w:hint="eastAsia"/>
-          <w:color w:val="000000" w:themeColor="text1"/>
-        </w:rPr>
-        <w:t xml:space="preserve">{{ this_year }} </w:t>
-      </w:r>
+      <w:proofErr w:type="gramStart"/>
+      <w:r>
+        <w:rPr>
+          <w:rFonts w:ascii="Arial" w:eastAsia="微軟正黑體" w:hAnsi="Arial" w:cs="Arial" w:hint="eastAsia"/>
+          <w:color w:val="000000" w:themeColor="text1"/>
+        </w:rPr>
+        <w:t>{{ this</w:t>
+      </w:r>
+      <w:proofErr w:type="gramEnd"/>
+      <w:r>
+        <w:rPr>
+          <w:rFonts w:ascii="Arial" w:eastAsia="微軟正黑體" w:hAnsi="Arial" w:cs="Arial" w:hint="eastAsia"/>
+          <w:color w:val="000000" w:themeColor="text1"/>
+        </w:rPr>
+        <w:t>_</w:t>
+      </w:r>
+      <w:proofErr w:type="gramStart"/>
+      <w:r>
+        <w:rPr>
+          <w:rFonts w:ascii="Arial" w:eastAsia="微軟正黑體" w:hAnsi="Arial" w:cs="Arial" w:hint="eastAsia"/>
+          <w:color w:val="000000" w:themeColor="text1"/>
+        </w:rPr>
+        <w:t>year }</w:t>
+      </w:r>
+      <w:proofErr w:type="gramEnd"/>
+      <w:r>
+        <w:rPr>
+          <w:rFonts w:ascii="Arial" w:eastAsia="微軟正黑體" w:hAnsi="Arial" w:cs="Arial" w:hint="eastAsia"/>
+          <w:color w:val="000000" w:themeColor="text1"/>
+        </w:rPr>
+        <w:t xml:space="preserve">} </w:t>
+      </w:r>
+      <w:proofErr w:type="gramStart"/>
       <w:r>
         <w:rPr>
           <w:rFonts w:ascii="Arial" w:eastAsia="新細明體" w:hAnsi="Arial" w:cs="Arial"/>
@@ -499,7 +723,16 @@
           <w:kern w:val="0"/>
           <w:szCs w:val="24"/>
         </w:rPr>
-        <w:t>this_</w:t>
+        <w:t>this</w:t>
+      </w:r>
+      <w:proofErr w:type="gramEnd"/>
+      <w:r>
+        <w:rPr>
+          <w:rFonts w:ascii="Arial" w:eastAsia="新細明體" w:hAnsi="Arial" w:cs="Arial" w:hint="eastAsia"/>
+          <w:kern w:val="0"/>
+          <w:szCs w:val="24"/>
+        </w:rPr>
+        <w:t>_</w:t>
       </w:r>
       <w:r>
         <w:rPr>
@@ -515,7 +748,16 @@
           <w:kern w:val="0"/>
           <w:szCs w:val="24"/>
         </w:rPr>
-        <w:t>_en</w:t>
+        <w:t>_</w:t>
+      </w:r>
+      <w:proofErr w:type="gramStart"/>
+      <w:r>
+        <w:rPr>
+          <w:rFonts w:ascii="Arial" w:eastAsia="新細明體" w:hAnsi="Arial" w:cs="Arial" w:hint="eastAsia"/>
+          <w:kern w:val="0"/>
+          <w:szCs w:val="24"/>
+        </w:rPr>
+        <w:t>en</w:t>
       </w:r>
       <w:r>
         <w:rPr>
@@ -523,7 +765,16 @@
           <w:kern w:val="0"/>
           <w:szCs w:val="24"/>
         </w:rPr>
-        <w:t xml:space="preserve"> }}</w:t>
+        <w:t xml:space="preserve"> }</w:t>
+      </w:r>
+      <w:proofErr w:type="gramEnd"/>
+      <w:r>
+        <w:rPr>
+          <w:rFonts w:ascii="Arial" w:eastAsia="新細明體" w:hAnsi="Arial" w:cs="Arial"/>
+          <w:kern w:val="0"/>
+          <w:szCs w:val="24"/>
+        </w:rPr>
+        <w:t>}</w:t>
       </w:r>
       <w:r>
         <w:rPr>
@@ -558,6 +809,7 @@
         </w:rPr>
         <w:t xml:space="preserve">The </w:t>
       </w:r>
+      <w:proofErr w:type="gramStart"/>
       <w:r>
         <w:rPr>
           <w:rFonts w:ascii="Arial" w:eastAsia="新細明體" w:hAnsi="Arial" w:cs="Arial"/>
@@ -572,7 +824,25 @@
           <w:kern w:val="0"/>
           <w:szCs w:val="24"/>
         </w:rPr>
-        <w:t>this_quarter_en</w:t>
+        <w:t>this</w:t>
+      </w:r>
+      <w:proofErr w:type="gramEnd"/>
+      <w:r>
+        <w:rPr>
+          <w:rFonts w:ascii="Arial" w:eastAsia="新細明體" w:hAnsi="Arial" w:cs="Arial" w:hint="eastAsia"/>
+          <w:kern w:val="0"/>
+          <w:szCs w:val="24"/>
+        </w:rPr>
+        <w:t>_quarter_</w:t>
+      </w:r>
+      <w:proofErr w:type="gramStart"/>
+      <w:r>
+        <w:rPr>
+          <w:rFonts w:ascii="Arial" w:eastAsia="新細明體" w:hAnsi="Arial" w:cs="Arial" w:hint="eastAsia"/>
+          <w:kern w:val="0"/>
+          <w:szCs w:val="24"/>
+        </w:rPr>
+        <w:t>en</w:t>
       </w:r>
       <w:r>
         <w:rPr>
@@ -580,6 +850,123 @@
           <w:kern w:val="0"/>
           <w:szCs w:val="24"/>
         </w:rPr>
+        <w:t xml:space="preserve"> }</w:t>
+      </w:r>
+      <w:proofErr w:type="gramEnd"/>
+      <w:r>
+        <w:rPr>
+          <w:rFonts w:ascii="Arial" w:eastAsia="新細明體" w:hAnsi="Arial" w:cs="Arial"/>
+          <w:kern w:val="0"/>
+          <w:szCs w:val="24"/>
+        </w:rPr>
+        <w:t>}</w:t>
+      </w:r>
+      <w:r>
+        <w:rPr>
+          <w:rFonts w:ascii="Arial" w:eastAsia="微軟正黑體" w:hAnsi="Arial" w:cs="Arial"/>
+          <w:color w:val="000000" w:themeColor="text1"/>
+        </w:rPr>
+        <w:t xml:space="preserve"> revenue was </w:t>
+      </w:r>
+      <w:r>
+        <w:rPr>
+          <w:rFonts w:ascii="Arial" w:eastAsia="微軟正黑體" w:hAnsi="Arial" w:cs="Arial"/>
+          <w:color w:val="000000" w:themeColor="text1"/>
+        </w:rPr>
+        <w:t xml:space="preserve">NT$ </w:t>
+      </w:r>
+      <w:proofErr w:type="gramStart"/>
+      <w:r>
+        <w:rPr>
+          <w:rFonts w:ascii="Arial" w:eastAsia="微軟正黑體" w:hAnsi="Arial" w:cs="Arial"/>
+          <w:color w:val="000000" w:themeColor="text1"/>
+        </w:rPr>
+        <w:t>{{ financial</w:t>
+      </w:r>
+      <w:proofErr w:type="gramEnd"/>
+      <w:r>
+        <w:rPr>
+          <w:rFonts w:ascii="Arial" w:eastAsia="微軟正黑體" w:hAnsi="Arial" w:cs="Arial"/>
+          <w:color w:val="000000" w:themeColor="text1"/>
+        </w:rPr>
+        <w:t>_</w:t>
+      </w:r>
+      <w:proofErr w:type="gramStart"/>
+      <w:r>
+        <w:rPr>
+          <w:rFonts w:ascii="Arial" w:eastAsia="微軟正黑體" w:hAnsi="Arial" w:cs="Arial"/>
+          <w:color w:val="000000" w:themeColor="text1"/>
+        </w:rPr>
+        <w:t>results.revenue</w:t>
+      </w:r>
+      <w:proofErr w:type="gramEnd"/>
+      <w:r>
+        <w:rPr>
+          <w:rFonts w:ascii="Arial" w:eastAsia="微軟正黑體" w:hAnsi="Arial" w:cs="Arial" w:hint="eastAsia"/>
+          <w:color w:val="000000" w:themeColor="text1"/>
+        </w:rPr>
+        <w:t>_</w:t>
+      </w:r>
+      <w:proofErr w:type="gramStart"/>
+      <w:r>
+        <w:rPr>
+          <w:rFonts w:ascii="Arial" w:eastAsia="微軟正黑體" w:hAnsi="Arial" w:cs="Arial" w:hint="eastAsia"/>
+          <w:color w:val="000000" w:themeColor="text1"/>
+        </w:rPr>
+        <w:t>abbv</w:t>
+      </w:r>
+      <w:r>
+        <w:rPr>
+          <w:rFonts w:ascii="Arial" w:eastAsia="微軟正黑體" w:hAnsi="Arial" w:cs="Arial"/>
+          <w:color w:val="000000" w:themeColor="text1"/>
+        </w:rPr>
+        <w:t xml:space="preserve"> }</w:t>
+      </w:r>
+      <w:proofErr w:type="gramEnd"/>
+      <w:r>
+        <w:rPr>
+          <w:rFonts w:ascii="Arial" w:eastAsia="微軟正黑體" w:hAnsi="Arial" w:cs="Arial"/>
+          <w:color w:val="000000" w:themeColor="text1"/>
+        </w:rPr>
+        <w:t>}</w:t>
+      </w:r>
+      <w:r>
+        <w:rPr>
+          <w:rFonts w:ascii="Arial" w:eastAsia="微軟正黑體" w:hAnsi="Arial" w:cs="Arial"/>
+          <w:color w:val="000000" w:themeColor="text1"/>
+        </w:rPr>
+        <w:t xml:space="preserve"> (</w:t>
+      </w:r>
+      <w:proofErr w:type="gramStart"/>
+      <w:r>
+        <w:rPr>
+          <w:rFonts w:ascii="Arial" w:eastAsia="微軟正黑體" w:hAnsi="Arial" w:cs="Arial"/>
+          <w:color w:val="000000" w:themeColor="text1"/>
+        </w:rPr>
+        <w:t>{{ financial</w:t>
+      </w:r>
+      <w:proofErr w:type="gramEnd"/>
+      <w:r>
+        <w:rPr>
+          <w:rFonts w:ascii="Arial" w:eastAsia="微軟正黑體" w:hAnsi="Arial" w:cs="Arial"/>
+          <w:color w:val="000000" w:themeColor="text1"/>
+        </w:rPr>
+        <w:t>_</w:t>
+      </w:r>
+      <w:proofErr w:type="gramStart"/>
+      <w:r>
+        <w:rPr>
+          <w:rFonts w:ascii="Arial" w:eastAsia="微軟正黑體" w:hAnsi="Arial" w:cs="Arial"/>
+          <w:color w:val="000000" w:themeColor="text1"/>
+        </w:rPr>
+        <w:t>results.revenue</w:t>
+      </w:r>
+      <w:proofErr w:type="gramEnd"/>
+      <w:r>
+        <w:rPr>
+          <w:rFonts w:ascii="Arial" w:eastAsia="微軟正黑體" w:hAnsi="Arial" w:cs="Arial"/>
+          <w:color w:val="000000" w:themeColor="text1"/>
+        </w:rPr>
         <w:t xml:space="preserve"> }}</w:t>
       </w:r>
       <w:r>
@@ -587,62 +974,6 @@
           <w:rFonts w:ascii="Arial" w:eastAsia="微軟正黑體" w:hAnsi="Arial" w:cs="Arial"/>
           <w:color w:val="000000" w:themeColor="text1"/>
         </w:rPr>
-        <w:t xml:space="preserve"> revenue was </w:t>
-      </w:r>
-      <w:r>
-        <w:rPr>
-          <w:rFonts w:ascii="Arial" w:eastAsia="微軟正黑體" w:hAnsi="Arial" w:cs="Arial"/>
-          <w:color w:val="000000" w:themeColor="text1"/>
-        </w:rPr>
-        <w:t xml:space="preserve">NT$ </w:t>
-      </w:r>
-      <w:r>
-        <w:rPr>
-          <w:rFonts w:ascii="Arial" w:eastAsia="微軟正黑體" w:hAnsi="Arial" w:cs="Arial"/>
-          <w:color w:val="000000" w:themeColor="text1"/>
-        </w:rPr>
-        <w:t>{{ financial_results.revenue</w:t>
-      </w:r>
-      <w:r>
-        <w:rPr>
-          <w:rFonts w:ascii="Arial" w:eastAsia="微軟正黑體" w:hAnsi="Arial" w:cs="Arial" w:hint="eastAsia"/>
-          <w:color w:val="000000" w:themeColor="text1"/>
-        </w:rPr>
-        <w:t>_abbv</w:t>
-      </w:r>
-      <w:r>
-        <w:rPr>
-          <w:rFonts w:ascii="Arial" w:eastAsia="微軟正黑體" w:hAnsi="Arial" w:cs="Arial"/>
-          <w:color w:val="000000" w:themeColor="text1"/>
-        </w:rPr>
-        <w:t xml:space="preserve"> }</w:t>
-      </w:r>
-      <w:r>
-        <w:rPr>
-          <w:rFonts w:ascii="Arial" w:eastAsia="微軟正黑體" w:hAnsi="Arial" w:cs="Arial"/>
-          <w:color w:val="000000" w:themeColor="text1"/>
-        </w:rPr>
-        <w:t>}</w:t>
-      </w:r>
-      <w:r>
-        <w:rPr>
-          <w:rFonts w:ascii="Arial" w:eastAsia="微軟正黑體" w:hAnsi="Arial" w:cs="Arial"/>
-          <w:color w:val="000000" w:themeColor="text1"/>
-        </w:rPr>
-        <w:t xml:space="preserve"> (</w:t>
-      </w:r>
-      <w:r>
-        <w:rPr>
-          <w:rFonts w:ascii="Arial" w:eastAsia="微軟正黑體" w:hAnsi="Arial" w:cs="Arial"/>
-          <w:color w:val="000000" w:themeColor="text1"/>
-        </w:rPr>
-        <w:t>{{ financial_results.revenue }}</w:t>
-      </w:r>
-      <w:r>
-        <w:rPr>
-          <w:rFonts w:ascii="Arial" w:eastAsia="微軟正黑體" w:hAnsi="Arial" w:cs="Arial"/>
-          <w:color w:val="000000" w:themeColor="text1"/>
-        </w:rPr>
         <w:t xml:space="preserve"> NT dollars</w:t>
       </w:r>
       <w:r>
@@ -652,12 +983,45 @@
         </w:rPr>
         <w:t xml:space="preserve">), </w:t>
       </w:r>
-      <w:r>
-        <w:rPr>
-          <w:rFonts w:ascii="Arial" w:eastAsia="微軟正黑體" w:hAnsi="Arial" w:cs="Arial"/>
-          <w:color w:val="000000" w:themeColor="text1"/>
-        </w:rPr>
-        <w:t>{{ financial_results.revenue_qoq }}</w:t>
+      <w:proofErr w:type="gramStart"/>
+      <w:r>
+        <w:rPr>
+          <w:rFonts w:ascii="Arial" w:eastAsia="微軟正黑體" w:hAnsi="Arial" w:cs="Arial"/>
+          <w:color w:val="000000" w:themeColor="text1"/>
+        </w:rPr>
+        <w:t>{{ financial</w:t>
+      </w:r>
+      <w:proofErr w:type="gramEnd"/>
+      <w:r>
+        <w:rPr>
+          <w:rFonts w:ascii="Arial" w:eastAsia="微軟正黑體" w:hAnsi="Arial" w:cs="Arial"/>
+          <w:color w:val="000000" w:themeColor="text1"/>
+        </w:rPr>
+        <w:t>_</w:t>
+      </w:r>
+      <w:proofErr w:type="gramStart"/>
+      <w:r>
+        <w:rPr>
+          <w:rFonts w:ascii="Arial" w:eastAsia="微軟正黑體" w:hAnsi="Arial" w:cs="Arial"/>
+          <w:color w:val="000000" w:themeColor="text1"/>
+        </w:rPr>
+        <w:t>results.revenue</w:t>
+      </w:r>
+      <w:proofErr w:type="gramEnd"/>
+      <w:r>
+        <w:rPr>
+          <w:rFonts w:ascii="Arial" w:eastAsia="微軟正黑體" w:hAnsi="Arial" w:cs="Arial"/>
+          <w:color w:val="000000" w:themeColor="text1"/>
+        </w:rPr>
+        <w:t>_</w:t>
+      </w:r>
+      <w:proofErr w:type="gramStart"/>
+      <w:r>
+        <w:rPr>
+          <w:rFonts w:ascii="Arial" w:eastAsia="微軟正黑體" w:hAnsi="Arial" w:cs="Arial"/>
+          <w:color w:val="000000" w:themeColor="text1"/>
+        </w:rPr>
+        <w:t>qoq }}</w:t>
       </w:r>
       <w:r>
         <w:rPr>
@@ -666,6 +1030,7 @@
         </w:rPr>
         <w:t>%</w:t>
       </w:r>
+      <w:proofErr w:type="gramEnd"/>
       <w:r>
         <w:rPr>
           <w:rFonts w:ascii="Arial" w:eastAsia="微軟正黑體" w:hAnsi="Arial" w:cs="Arial"/>
@@ -680,12 +1045,45 @@
         </w:rPr>
         <w:t xml:space="preserve"> </w:t>
       </w:r>
-      <w:r>
-        <w:rPr>
-          <w:rFonts w:ascii="Arial" w:eastAsia="微軟正黑體" w:hAnsi="Arial" w:cs="Arial"/>
-          <w:color w:val="000000" w:themeColor="text1"/>
-        </w:rPr>
-        <w:t>{{ financial_results.revenue_yoy }}</w:t>
+      <w:proofErr w:type="gramStart"/>
+      <w:r>
+        <w:rPr>
+          <w:rFonts w:ascii="Arial" w:eastAsia="微軟正黑體" w:hAnsi="Arial" w:cs="Arial"/>
+          <w:color w:val="000000" w:themeColor="text1"/>
+        </w:rPr>
+        <w:t>{{ financial</w:t>
+      </w:r>
+      <w:proofErr w:type="gramEnd"/>
+      <w:r>
+        <w:rPr>
+          <w:rFonts w:ascii="Arial" w:eastAsia="微軟正黑體" w:hAnsi="Arial" w:cs="Arial"/>
+          <w:color w:val="000000" w:themeColor="text1"/>
+        </w:rPr>
+        <w:t>_</w:t>
+      </w:r>
+      <w:proofErr w:type="gramStart"/>
+      <w:r>
+        <w:rPr>
+          <w:rFonts w:ascii="Arial" w:eastAsia="微軟正黑體" w:hAnsi="Arial" w:cs="Arial"/>
+          <w:color w:val="000000" w:themeColor="text1"/>
+        </w:rPr>
+        <w:t>results.revenue</w:t>
+      </w:r>
+      <w:proofErr w:type="gramEnd"/>
+      <w:r>
+        <w:rPr>
+          <w:rFonts w:ascii="Arial" w:eastAsia="微軟正黑體" w:hAnsi="Arial" w:cs="Arial"/>
+          <w:color w:val="000000" w:themeColor="text1"/>
+        </w:rPr>
+        <w:t>_</w:t>
+      </w:r>
+      <w:proofErr w:type="gramStart"/>
+      <w:r>
+        <w:rPr>
+          <w:rFonts w:ascii="Arial" w:eastAsia="微軟正黑體" w:hAnsi="Arial" w:cs="Arial"/>
+          <w:color w:val="000000" w:themeColor="text1"/>
+        </w:rPr>
+        <w:t>yoy }}</w:t>
       </w:r>
       <w:r>
         <w:rPr>
@@ -694,6 +1092,7 @@
         </w:rPr>
         <w:t>%</w:t>
       </w:r>
+      <w:proofErr w:type="gramEnd"/>
       <w:r>
         <w:rPr>
           <w:rFonts w:ascii="Arial" w:eastAsia="微軟正黑體" w:hAnsi="Arial" w:cs="Arial"/>
@@ -740,26 +1139,67 @@
         </w:rPr>
         <w:t xml:space="preserve">NT$ </w:t>
       </w:r>
-      <w:r>
-        <w:rPr>
-          <w:rFonts w:ascii="Arial" w:eastAsia="微軟正黑體" w:hAnsi="Arial" w:cs="Arial"/>
-          <w:color w:val="000000" w:themeColor="text1"/>
-        </w:rPr>
-        <w:t>{{ financial_results.operating_expenses</w:t>
-      </w:r>
-      <w:r>
-        <w:rPr>
-          <w:rFonts w:ascii="Arial" w:eastAsia="微軟正黑體" w:hAnsi="Arial" w:cs="Arial" w:hint="eastAsia"/>
-          <w:color w:val="000000" w:themeColor="text1"/>
-        </w:rPr>
-        <w:t>_abbv</w:t>
-      </w:r>
-      <w:r>
-        <w:rPr>
-          <w:rFonts w:ascii="Arial" w:eastAsia="微軟正黑體" w:hAnsi="Arial" w:cs="Arial"/>
-          <w:color w:val="000000" w:themeColor="text1"/>
-        </w:rPr>
-        <w:t xml:space="preserve"> }}</w:t>
+      <w:proofErr w:type="gramStart"/>
+      <w:r>
+        <w:rPr>
+          <w:rFonts w:ascii="Arial" w:eastAsia="微軟正黑體" w:hAnsi="Arial" w:cs="Arial"/>
+          <w:color w:val="000000" w:themeColor="text1"/>
+        </w:rPr>
+        <w:t>{{ financial</w:t>
+      </w:r>
+      <w:proofErr w:type="gramEnd"/>
+      <w:r>
+        <w:rPr>
+          <w:rFonts w:ascii="Arial" w:eastAsia="微軟正黑體" w:hAnsi="Arial" w:cs="Arial"/>
+          <w:color w:val="000000" w:themeColor="text1"/>
+        </w:rPr>
+        <w:t>_</w:t>
+      </w:r>
+      <w:proofErr w:type="gramStart"/>
+      <w:r>
+        <w:rPr>
+          <w:rFonts w:ascii="Arial" w:eastAsia="微軟正黑體" w:hAnsi="Arial" w:cs="Arial"/>
+          <w:color w:val="000000" w:themeColor="text1"/>
+        </w:rPr>
+        <w:t>results.operating</w:t>
+      </w:r>
+      <w:proofErr w:type="gramEnd"/>
+      <w:r>
+        <w:rPr>
+          <w:rFonts w:ascii="Arial" w:eastAsia="微軟正黑體" w:hAnsi="Arial" w:cs="Arial"/>
+          <w:color w:val="000000" w:themeColor="text1"/>
+        </w:rPr>
+        <w:t>_expenses</w:t>
+      </w:r>
+      <w:r>
+        <w:rPr>
+          <w:rFonts w:ascii="Arial" w:eastAsia="微軟正黑體" w:hAnsi="Arial" w:cs="Arial" w:hint="eastAsia"/>
+          <w:color w:val="000000" w:themeColor="text1"/>
+        </w:rPr>
+        <w:t>_</w:t>
+      </w:r>
+      <w:proofErr w:type="gramStart"/>
+      <w:r>
+        <w:rPr>
+          <w:rFonts w:ascii="Arial" w:eastAsia="微軟正黑體" w:hAnsi="Arial" w:cs="Arial" w:hint="eastAsia"/>
+          <w:color w:val="000000" w:themeColor="text1"/>
+        </w:rPr>
+        <w:t>abbv</w:t>
+      </w:r>
+      <w:r>
+        <w:rPr>
+          <w:rFonts w:ascii="Arial" w:eastAsia="微軟正黑體" w:hAnsi="Arial" w:cs="Arial"/>
+          <w:color w:val="000000" w:themeColor="text1"/>
+        </w:rPr>
+        <w:t xml:space="preserve"> }</w:t>
+      </w:r>
+      <w:proofErr w:type="gramEnd"/>
+      <w:r>
+        <w:rPr>
+          <w:rFonts w:ascii="Arial" w:eastAsia="微軟正黑體" w:hAnsi="Arial" w:cs="Arial"/>
+          <w:color w:val="000000" w:themeColor="text1"/>
+        </w:rPr>
+        <w:t>}</w:t>
       </w:r>
       <w:r>
         <w:rPr>
@@ -768,12 +1208,53 @@
         </w:rPr>
         <w:t xml:space="preserve"> (</w:t>
       </w:r>
-      <w:r>
-        <w:rPr>
-          <w:rFonts w:ascii="Arial" w:eastAsia="微軟正黑體" w:hAnsi="Arial" w:cs="Arial"/>
-          <w:color w:val="000000" w:themeColor="text1"/>
-        </w:rPr>
-        <w:t>{{ financial_results.operating_expenses }}</w:t>
+      <w:proofErr w:type="gramStart"/>
+      <w:r>
+        <w:rPr>
+          <w:rFonts w:ascii="Arial" w:eastAsia="微軟正黑體" w:hAnsi="Arial" w:cs="Arial"/>
+          <w:color w:val="000000" w:themeColor="text1"/>
+        </w:rPr>
+        <w:t>{{ financial</w:t>
+      </w:r>
+      <w:proofErr w:type="gramEnd"/>
+      <w:r>
+        <w:rPr>
+          <w:rFonts w:ascii="Arial" w:eastAsia="微軟正黑體" w:hAnsi="Arial" w:cs="Arial"/>
+          <w:color w:val="000000" w:themeColor="text1"/>
+        </w:rPr>
+        <w:t>_</w:t>
+      </w:r>
+      <w:proofErr w:type="gramStart"/>
+      <w:r>
+        <w:rPr>
+          <w:rFonts w:ascii="Arial" w:eastAsia="微軟正黑體" w:hAnsi="Arial" w:cs="Arial"/>
+          <w:color w:val="000000" w:themeColor="text1"/>
+        </w:rPr>
+        <w:t>results.operating</w:t>
+      </w:r>
+      <w:proofErr w:type="gramEnd"/>
+      <w:r>
+        <w:rPr>
+          <w:rFonts w:ascii="Arial" w:eastAsia="微軟正黑體" w:hAnsi="Arial" w:cs="Arial"/>
+          <w:color w:val="000000" w:themeColor="text1"/>
+        </w:rPr>
+        <w:t>_</w:t>
+      </w:r>
+      <w:proofErr w:type="gramStart"/>
+      <w:r>
+        <w:rPr>
+          <w:rFonts w:ascii="Arial" w:eastAsia="微軟正黑體" w:hAnsi="Arial" w:cs="Arial"/>
+          <w:color w:val="000000" w:themeColor="text1"/>
+        </w:rPr>
+        <w:t>expenses }</w:t>
+      </w:r>
+      <w:proofErr w:type="gramEnd"/>
+      <w:r>
+        <w:rPr>
+          <w:rFonts w:ascii="Arial" w:eastAsia="微軟正黑體" w:hAnsi="Arial" w:cs="Arial"/>
+          <w:color w:val="000000" w:themeColor="text1"/>
+        </w:rPr>
+        <w:t>}</w:t>
       </w:r>
       <w:r>
         <w:rPr>
@@ -789,26 +1270,59 @@
         </w:rPr>
         <w:t xml:space="preserve">), </w:t>
       </w:r>
-      <w:r>
-        <w:rPr>
-          <w:rFonts w:ascii="Arial" w:eastAsia="微軟正黑體" w:hAnsi="Arial" w:cs="Arial"/>
-          <w:color w:val="000000" w:themeColor="text1"/>
-        </w:rPr>
-        <w:t>{{ financial_results.</w:t>
-      </w:r>
-      <w:r>
-        <w:rPr>
-          <w:rFonts w:ascii="Arial" w:eastAsia="微軟正黑體" w:hAnsi="Arial" w:cs="Arial"/>
-          <w:color w:val="000000" w:themeColor="text1"/>
-        </w:rPr>
-        <w:t>operating_</w:t>
-      </w:r>
-      <w:r>
-        <w:rPr>
-          <w:rFonts w:ascii="Arial" w:eastAsia="微軟正黑體" w:hAnsi="Arial" w:cs="Arial"/>
-          <w:color w:val="000000" w:themeColor="text1"/>
-        </w:rPr>
-        <w:t>expenses_qoq }}</w:t>
+      <w:proofErr w:type="gramStart"/>
+      <w:r>
+        <w:rPr>
+          <w:rFonts w:ascii="Arial" w:eastAsia="微軟正黑體" w:hAnsi="Arial" w:cs="Arial"/>
+          <w:color w:val="000000" w:themeColor="text1"/>
+        </w:rPr>
+        <w:t>{{ financial</w:t>
+      </w:r>
+      <w:proofErr w:type="gramEnd"/>
+      <w:r>
+        <w:rPr>
+          <w:rFonts w:ascii="Arial" w:eastAsia="微軟正黑體" w:hAnsi="Arial" w:cs="Arial"/>
+          <w:color w:val="000000" w:themeColor="text1"/>
+        </w:rPr>
+        <w:t>_</w:t>
+      </w:r>
+      <w:proofErr w:type="gramStart"/>
+      <w:r>
+        <w:rPr>
+          <w:rFonts w:ascii="Arial" w:eastAsia="微軟正黑體" w:hAnsi="Arial" w:cs="Arial"/>
+          <w:color w:val="000000" w:themeColor="text1"/>
+        </w:rPr>
+        <w:t>results.</w:t>
+      </w:r>
+      <w:r>
+        <w:rPr>
+          <w:rFonts w:ascii="Arial" w:eastAsia="微軟正黑體" w:hAnsi="Arial" w:cs="Arial"/>
+          <w:color w:val="000000" w:themeColor="text1"/>
+        </w:rPr>
+        <w:t>operating</w:t>
+      </w:r>
+      <w:proofErr w:type="gramEnd"/>
+      <w:r>
+        <w:rPr>
+          <w:rFonts w:ascii="Arial" w:eastAsia="微軟正黑體" w:hAnsi="Arial" w:cs="Arial"/>
+          <w:color w:val="000000" w:themeColor="text1"/>
+        </w:rPr>
+        <w:t>_</w:t>
+      </w:r>
+      <w:r>
+        <w:rPr>
+          <w:rFonts w:ascii="Arial" w:eastAsia="微軟正黑體" w:hAnsi="Arial" w:cs="Arial"/>
+          <w:color w:val="000000" w:themeColor="text1"/>
+        </w:rPr>
+        <w:t>expenses_</w:t>
+      </w:r>
+      <w:proofErr w:type="gramStart"/>
+      <w:r>
+        <w:rPr>
+          <w:rFonts w:ascii="Arial" w:eastAsia="微軟正黑體" w:hAnsi="Arial" w:cs="Arial"/>
+          <w:color w:val="000000" w:themeColor="text1"/>
+        </w:rPr>
+        <w:t>qoq }}</w:t>
       </w:r>
       <w:r>
         <w:rPr>
@@ -817,6 +1331,7 @@
         </w:rPr>
         <w:t>%</w:t>
       </w:r>
+      <w:proofErr w:type="gramEnd"/>
       <w:r>
         <w:rPr>
           <w:rFonts w:ascii="Arial" w:eastAsia="微軟正黑體" w:hAnsi="Arial" w:cs="Arial"/>
@@ -824,26 +1339,59 @@
         </w:rPr>
         <w:t xml:space="preserve"> sequentially </w:t>
       </w:r>
-      <w:r>
-        <w:rPr>
-          <w:rFonts w:ascii="Arial" w:eastAsia="微軟正黑體" w:hAnsi="Arial" w:cs="Arial"/>
-          <w:color w:val="000000" w:themeColor="text1"/>
-        </w:rPr>
-        <w:t>{{ financial_results.</w:t>
-      </w:r>
-      <w:r>
-        <w:rPr>
-          <w:rFonts w:ascii="Arial" w:eastAsia="微軟正黑體" w:hAnsi="Arial" w:cs="Arial"/>
-          <w:color w:val="000000" w:themeColor="text1"/>
-        </w:rPr>
-        <w:t>operating_</w:t>
-      </w:r>
-      <w:r>
-        <w:rPr>
-          <w:rFonts w:ascii="Arial" w:eastAsia="微軟正黑體" w:hAnsi="Arial" w:cs="Arial"/>
-          <w:color w:val="000000" w:themeColor="text1"/>
-        </w:rPr>
-        <w:t>expenses_yoy }}</w:t>
+      <w:proofErr w:type="gramStart"/>
+      <w:r>
+        <w:rPr>
+          <w:rFonts w:ascii="Arial" w:eastAsia="微軟正黑體" w:hAnsi="Arial" w:cs="Arial"/>
+          <w:color w:val="000000" w:themeColor="text1"/>
+        </w:rPr>
+        <w:t>{{ financial</w:t>
+      </w:r>
+      <w:proofErr w:type="gramEnd"/>
+      <w:r>
+        <w:rPr>
+          <w:rFonts w:ascii="Arial" w:eastAsia="微軟正黑體" w:hAnsi="Arial" w:cs="Arial"/>
+          <w:color w:val="000000" w:themeColor="text1"/>
+        </w:rPr>
+        <w:t>_</w:t>
+      </w:r>
+      <w:proofErr w:type="gramStart"/>
+      <w:r>
+        <w:rPr>
+          <w:rFonts w:ascii="Arial" w:eastAsia="微軟正黑體" w:hAnsi="Arial" w:cs="Arial"/>
+          <w:color w:val="000000" w:themeColor="text1"/>
+        </w:rPr>
+        <w:t>results.</w:t>
+      </w:r>
+      <w:r>
+        <w:rPr>
+          <w:rFonts w:ascii="Arial" w:eastAsia="微軟正黑體" w:hAnsi="Arial" w:cs="Arial"/>
+          <w:color w:val="000000" w:themeColor="text1"/>
+        </w:rPr>
+        <w:t>operating</w:t>
+      </w:r>
+      <w:proofErr w:type="gramEnd"/>
+      <w:r>
+        <w:rPr>
+          <w:rFonts w:ascii="Arial" w:eastAsia="微軟正黑體" w:hAnsi="Arial" w:cs="Arial"/>
+          <w:color w:val="000000" w:themeColor="text1"/>
+        </w:rPr>
+        <w:t>_</w:t>
+      </w:r>
+      <w:r>
+        <w:rPr>
+          <w:rFonts w:ascii="Arial" w:eastAsia="微軟正黑體" w:hAnsi="Arial" w:cs="Arial"/>
+          <w:color w:val="000000" w:themeColor="text1"/>
+        </w:rPr>
+        <w:t>expenses_</w:t>
+      </w:r>
+      <w:proofErr w:type="gramStart"/>
+      <w:r>
+        <w:rPr>
+          <w:rFonts w:ascii="Arial" w:eastAsia="微軟正黑體" w:hAnsi="Arial" w:cs="Arial"/>
+          <w:color w:val="000000" w:themeColor="text1"/>
+        </w:rPr>
+        <w:t>yoy }}</w:t>
       </w:r>
       <w:r>
         <w:rPr>
@@ -852,6 +1400,7 @@
         </w:rPr>
         <w:t>%</w:t>
       </w:r>
+      <w:proofErr w:type="gramEnd"/>
       <w:r>
         <w:rPr>
           <w:rFonts w:ascii="Arial" w:eastAsia="微軟正黑體" w:hAnsi="Arial" w:cs="Arial"/>
@@ -906,26 +1455,67 @@
         </w:rPr>
         <w:t xml:space="preserve">NT$ </w:t>
       </w:r>
-      <w:r>
-        <w:rPr>
-          <w:rFonts w:ascii="Arial" w:eastAsia="微軟正黑體" w:hAnsi="Arial" w:cs="Arial"/>
-          <w:color w:val="000000" w:themeColor="text1"/>
-        </w:rPr>
-        <w:t>{{ financial_results.operating_income</w:t>
-      </w:r>
-      <w:r>
-        <w:rPr>
-          <w:rFonts w:ascii="Arial" w:eastAsia="微軟正黑體" w:hAnsi="Arial" w:cs="Arial" w:hint="eastAsia"/>
-          <w:color w:val="000000" w:themeColor="text1"/>
-        </w:rPr>
-        <w:t>_abbv</w:t>
-      </w:r>
-      <w:r>
-        <w:rPr>
-          <w:rFonts w:ascii="Arial" w:eastAsia="微軟正黑體" w:hAnsi="Arial" w:cs="Arial"/>
-          <w:color w:val="000000" w:themeColor="text1"/>
-        </w:rPr>
-        <w:t xml:space="preserve"> }}</w:t>
+      <w:proofErr w:type="gramStart"/>
+      <w:r>
+        <w:rPr>
+          <w:rFonts w:ascii="Arial" w:eastAsia="微軟正黑體" w:hAnsi="Arial" w:cs="Arial"/>
+          <w:color w:val="000000" w:themeColor="text1"/>
+        </w:rPr>
+        <w:t>{{ financial</w:t>
+      </w:r>
+      <w:proofErr w:type="gramEnd"/>
+      <w:r>
+        <w:rPr>
+          <w:rFonts w:ascii="Arial" w:eastAsia="微軟正黑體" w:hAnsi="Arial" w:cs="Arial"/>
+          <w:color w:val="000000" w:themeColor="text1"/>
+        </w:rPr>
+        <w:t>_</w:t>
+      </w:r>
+      <w:proofErr w:type="gramStart"/>
+      <w:r>
+        <w:rPr>
+          <w:rFonts w:ascii="Arial" w:eastAsia="微軟正黑體" w:hAnsi="Arial" w:cs="Arial"/>
+          <w:color w:val="000000" w:themeColor="text1"/>
+        </w:rPr>
+        <w:t>results.operating</w:t>
+      </w:r>
+      <w:proofErr w:type="gramEnd"/>
+      <w:r>
+        <w:rPr>
+          <w:rFonts w:ascii="Arial" w:eastAsia="微軟正黑體" w:hAnsi="Arial" w:cs="Arial"/>
+          <w:color w:val="000000" w:themeColor="text1"/>
+        </w:rPr>
+        <w:t>_income</w:t>
+      </w:r>
+      <w:r>
+        <w:rPr>
+          <w:rFonts w:ascii="Arial" w:eastAsia="微軟正黑體" w:hAnsi="Arial" w:cs="Arial" w:hint="eastAsia"/>
+          <w:color w:val="000000" w:themeColor="text1"/>
+        </w:rPr>
+        <w:t>_</w:t>
+      </w:r>
+      <w:proofErr w:type="gramStart"/>
+      <w:r>
+        <w:rPr>
+          <w:rFonts w:ascii="Arial" w:eastAsia="微軟正黑體" w:hAnsi="Arial" w:cs="Arial" w:hint="eastAsia"/>
+          <w:color w:val="000000" w:themeColor="text1"/>
+        </w:rPr>
+        <w:t>abbv</w:t>
+      </w:r>
+      <w:r>
+        <w:rPr>
+          <w:rFonts w:ascii="Arial" w:eastAsia="微軟正黑體" w:hAnsi="Arial" w:cs="Arial"/>
+          <w:color w:val="000000" w:themeColor="text1"/>
+        </w:rPr>
+        <w:t xml:space="preserve"> }</w:t>
+      </w:r>
+      <w:proofErr w:type="gramEnd"/>
+      <w:r>
+        <w:rPr>
+          <w:rFonts w:ascii="Arial" w:eastAsia="微軟正黑體" w:hAnsi="Arial" w:cs="Arial"/>
+          <w:color w:val="000000" w:themeColor="text1"/>
+        </w:rPr>
+        <w:t>}</w:t>
       </w:r>
       <w:r>
         <w:rPr>
@@ -934,12 +1524,53 @@
         </w:rPr>
         <w:t xml:space="preserve"> (</w:t>
       </w:r>
-      <w:r>
-        <w:rPr>
-          <w:rFonts w:ascii="Arial" w:eastAsia="微軟正黑體" w:hAnsi="Arial" w:cs="Arial"/>
-          <w:color w:val="000000" w:themeColor="text1"/>
-        </w:rPr>
-        <w:t>{{ financial_results.operating_income }}</w:t>
+      <w:proofErr w:type="gramStart"/>
+      <w:r>
+        <w:rPr>
+          <w:rFonts w:ascii="Arial" w:eastAsia="微軟正黑體" w:hAnsi="Arial" w:cs="Arial"/>
+          <w:color w:val="000000" w:themeColor="text1"/>
+        </w:rPr>
+        <w:t>{{ financial</w:t>
+      </w:r>
+      <w:proofErr w:type="gramEnd"/>
+      <w:r>
+        <w:rPr>
+          <w:rFonts w:ascii="Arial" w:eastAsia="微軟正黑體" w:hAnsi="Arial" w:cs="Arial"/>
+          <w:color w:val="000000" w:themeColor="text1"/>
+        </w:rPr>
+        <w:t>_</w:t>
+      </w:r>
+      <w:proofErr w:type="gramStart"/>
+      <w:r>
+        <w:rPr>
+          <w:rFonts w:ascii="Arial" w:eastAsia="微軟正黑體" w:hAnsi="Arial" w:cs="Arial"/>
+          <w:color w:val="000000" w:themeColor="text1"/>
+        </w:rPr>
+        <w:t>results.operating</w:t>
+      </w:r>
+      <w:proofErr w:type="gramEnd"/>
+      <w:r>
+        <w:rPr>
+          <w:rFonts w:ascii="Arial" w:eastAsia="微軟正黑體" w:hAnsi="Arial" w:cs="Arial"/>
+          <w:color w:val="000000" w:themeColor="text1"/>
+        </w:rPr>
+        <w:t>_</w:t>
+      </w:r>
+      <w:proofErr w:type="gramStart"/>
+      <w:r>
+        <w:rPr>
+          <w:rFonts w:ascii="Arial" w:eastAsia="微軟正黑體" w:hAnsi="Arial" w:cs="Arial"/>
+          <w:color w:val="000000" w:themeColor="text1"/>
+        </w:rPr>
+        <w:t>income }</w:t>
+      </w:r>
+      <w:proofErr w:type="gramEnd"/>
+      <w:r>
+        <w:rPr>
+          <w:rFonts w:ascii="Arial" w:eastAsia="微軟正黑體" w:hAnsi="Arial" w:cs="Arial"/>
+          <w:color w:val="000000" w:themeColor="text1"/>
+        </w:rPr>
+        <w:t>}</w:t>
       </w:r>
       <w:r>
         <w:rPr>
@@ -955,12 +1586,45 @@
         </w:rPr>
         <w:t xml:space="preserve">), with </w:t>
       </w:r>
-      <w:r>
-        <w:rPr>
-          <w:rFonts w:ascii="Arial" w:eastAsia="微軟正黑體" w:hAnsi="Arial" w:cs="Arial"/>
-          <w:color w:val="000000" w:themeColor="text1"/>
-        </w:rPr>
-        <w:t>{{ financial_results.operating_income_qoq }}</w:t>
+      <w:proofErr w:type="gramStart"/>
+      <w:r>
+        <w:rPr>
+          <w:rFonts w:ascii="Arial" w:eastAsia="微軟正黑體" w:hAnsi="Arial" w:cs="Arial"/>
+          <w:color w:val="000000" w:themeColor="text1"/>
+        </w:rPr>
+        <w:t>{{ financial</w:t>
+      </w:r>
+      <w:proofErr w:type="gramEnd"/>
+      <w:r>
+        <w:rPr>
+          <w:rFonts w:ascii="Arial" w:eastAsia="微軟正黑體" w:hAnsi="Arial" w:cs="Arial"/>
+          <w:color w:val="000000" w:themeColor="text1"/>
+        </w:rPr>
+        <w:t>_</w:t>
+      </w:r>
+      <w:proofErr w:type="gramStart"/>
+      <w:r>
+        <w:rPr>
+          <w:rFonts w:ascii="Arial" w:eastAsia="微軟正黑體" w:hAnsi="Arial" w:cs="Arial"/>
+          <w:color w:val="000000" w:themeColor="text1"/>
+        </w:rPr>
+        <w:t>results.operating</w:t>
+      </w:r>
+      <w:proofErr w:type="gramEnd"/>
+      <w:r>
+        <w:rPr>
+          <w:rFonts w:ascii="Arial" w:eastAsia="微軟正黑體" w:hAnsi="Arial" w:cs="Arial"/>
+          <w:color w:val="000000" w:themeColor="text1"/>
+        </w:rPr>
+        <w:t>_income_</w:t>
+      </w:r>
+      <w:proofErr w:type="gramStart"/>
+      <w:r>
+        <w:rPr>
+          <w:rFonts w:ascii="Arial" w:eastAsia="微軟正黑體" w:hAnsi="Arial" w:cs="Arial"/>
+          <w:color w:val="000000" w:themeColor="text1"/>
+        </w:rPr>
+        <w:t>qoq }}</w:t>
       </w:r>
       <w:r>
         <w:rPr>
@@ -969,6 +1633,7 @@
         </w:rPr>
         <w:t>%</w:t>
       </w:r>
+      <w:proofErr w:type="gramEnd"/>
       <w:r>
         <w:rPr>
           <w:rFonts w:ascii="Arial" w:eastAsia="微軟正黑體" w:hAnsi="Arial" w:cs="Arial"/>
@@ -976,12 +1641,45 @@
         </w:rPr>
         <w:t xml:space="preserve"> sequentially </w:t>
       </w:r>
-      <w:r>
-        <w:rPr>
-          <w:rFonts w:ascii="Arial" w:eastAsia="微軟正黑體" w:hAnsi="Arial" w:cs="Arial"/>
-          <w:color w:val="000000" w:themeColor="text1"/>
-        </w:rPr>
-        <w:t>{{ financial_results.operating_income_yoy }}</w:t>
+      <w:proofErr w:type="gramStart"/>
+      <w:r>
+        <w:rPr>
+          <w:rFonts w:ascii="Arial" w:eastAsia="微軟正黑體" w:hAnsi="Arial" w:cs="Arial"/>
+          <w:color w:val="000000" w:themeColor="text1"/>
+        </w:rPr>
+        <w:t>{{ financial</w:t>
+      </w:r>
+      <w:proofErr w:type="gramEnd"/>
+      <w:r>
+        <w:rPr>
+          <w:rFonts w:ascii="Arial" w:eastAsia="微軟正黑體" w:hAnsi="Arial" w:cs="Arial"/>
+          <w:color w:val="000000" w:themeColor="text1"/>
+        </w:rPr>
+        <w:t>_</w:t>
+      </w:r>
+      <w:proofErr w:type="gramStart"/>
+      <w:r>
+        <w:rPr>
+          <w:rFonts w:ascii="Arial" w:eastAsia="微軟正黑體" w:hAnsi="Arial" w:cs="Arial"/>
+          <w:color w:val="000000" w:themeColor="text1"/>
+        </w:rPr>
+        <w:t>results.operating</w:t>
+      </w:r>
+      <w:proofErr w:type="gramEnd"/>
+      <w:r>
+        <w:rPr>
+          <w:rFonts w:ascii="Arial" w:eastAsia="微軟正黑體" w:hAnsi="Arial" w:cs="Arial"/>
+          <w:color w:val="000000" w:themeColor="text1"/>
+        </w:rPr>
+        <w:t>_income_</w:t>
+      </w:r>
+      <w:proofErr w:type="gramStart"/>
+      <w:r>
+        <w:rPr>
+          <w:rFonts w:ascii="Arial" w:eastAsia="微軟正黑體" w:hAnsi="Arial" w:cs="Arial"/>
+          <w:color w:val="000000" w:themeColor="text1"/>
+        </w:rPr>
+        <w:t>yoy }}</w:t>
       </w:r>
       <w:r>
         <w:rPr>
@@ -990,6 +1688,7 @@
         </w:rPr>
         <w:t>%</w:t>
       </w:r>
+      <w:proofErr w:type="gramEnd"/>
       <w:r>
         <w:rPr>
           <w:rFonts w:ascii="Arial" w:eastAsia="微軟正黑體" w:hAnsi="Arial" w:cs="Arial"/>
@@ -1019,26 +1718,67 @@
         </w:rPr>
         <w:t xml:space="preserve">Operating margin </w:t>
       </w:r>
-      <w:r>
-        <w:rPr>
-          <w:rFonts w:ascii="Arial" w:eastAsia="微軟正黑體" w:hAnsi="Arial" w:cs="Arial"/>
-          <w:color w:val="000000" w:themeColor="text1"/>
-        </w:rPr>
-        <w:t>{{ financial_results.operating_margin</w:t>
-      </w:r>
-      <w:r>
-        <w:rPr>
-          <w:rFonts w:ascii="Arial" w:eastAsia="微軟正黑體" w:hAnsi="Arial" w:cs="Arial" w:hint="eastAsia"/>
-          <w:color w:val="000000" w:themeColor="text1"/>
-        </w:rPr>
-        <w:t>_qoq</w:t>
-      </w:r>
-      <w:r>
-        <w:rPr>
-          <w:rFonts w:ascii="Arial" w:eastAsia="微軟正黑體" w:hAnsi="Arial" w:cs="Arial"/>
-          <w:color w:val="000000" w:themeColor="text1"/>
-        </w:rPr>
-        <w:t xml:space="preserve"> }}</w:t>
+      <w:proofErr w:type="gramStart"/>
+      <w:r>
+        <w:rPr>
+          <w:rFonts w:ascii="Arial" w:eastAsia="微軟正黑體" w:hAnsi="Arial" w:cs="Arial"/>
+          <w:color w:val="000000" w:themeColor="text1"/>
+        </w:rPr>
+        <w:t>{{ financial</w:t>
+      </w:r>
+      <w:proofErr w:type="gramEnd"/>
+      <w:r>
+        <w:rPr>
+          <w:rFonts w:ascii="Arial" w:eastAsia="微軟正黑體" w:hAnsi="Arial" w:cs="Arial"/>
+          <w:color w:val="000000" w:themeColor="text1"/>
+        </w:rPr>
+        <w:t>_</w:t>
+      </w:r>
+      <w:proofErr w:type="gramStart"/>
+      <w:r>
+        <w:rPr>
+          <w:rFonts w:ascii="Arial" w:eastAsia="微軟正黑體" w:hAnsi="Arial" w:cs="Arial"/>
+          <w:color w:val="000000" w:themeColor="text1"/>
+        </w:rPr>
+        <w:t>results.operating</w:t>
+      </w:r>
+      <w:proofErr w:type="gramEnd"/>
+      <w:r>
+        <w:rPr>
+          <w:rFonts w:ascii="Arial" w:eastAsia="微軟正黑體" w:hAnsi="Arial" w:cs="Arial"/>
+          <w:color w:val="000000" w:themeColor="text1"/>
+        </w:rPr>
+        <w:t>_margin</w:t>
+      </w:r>
+      <w:r>
+        <w:rPr>
+          <w:rFonts w:ascii="Arial" w:eastAsia="微軟正黑體" w:hAnsi="Arial" w:cs="Arial" w:hint="eastAsia"/>
+          <w:color w:val="000000" w:themeColor="text1"/>
+        </w:rPr>
+        <w:t>_</w:t>
+      </w:r>
+      <w:proofErr w:type="gramStart"/>
+      <w:r>
+        <w:rPr>
+          <w:rFonts w:ascii="Arial" w:eastAsia="微軟正黑體" w:hAnsi="Arial" w:cs="Arial" w:hint="eastAsia"/>
+          <w:color w:val="000000" w:themeColor="text1"/>
+        </w:rPr>
+        <w:t>qoq</w:t>
+      </w:r>
+      <w:r>
+        <w:rPr>
+          <w:rFonts w:ascii="Arial" w:eastAsia="微軟正黑體" w:hAnsi="Arial" w:cs="Arial"/>
+          <w:color w:val="000000" w:themeColor="text1"/>
+        </w:rPr>
+        <w:t xml:space="preserve"> }</w:t>
+      </w:r>
+      <w:proofErr w:type="gramEnd"/>
+      <w:r>
+        <w:rPr>
+          <w:rFonts w:ascii="Arial" w:eastAsia="微軟正黑體" w:hAnsi="Arial" w:cs="Arial"/>
+          <w:color w:val="000000" w:themeColor="text1"/>
+        </w:rPr>
+        <w:t>}</w:t>
       </w:r>
       <w:r>
         <w:rPr>
@@ -1047,26 +1787,67 @@
         </w:rPr>
         <w:t xml:space="preserve"> sequentially </w:t>
       </w:r>
-      <w:r>
-        <w:rPr>
-          <w:rFonts w:ascii="Arial" w:eastAsia="微軟正黑體" w:hAnsi="Arial" w:cs="Arial"/>
-          <w:color w:val="000000" w:themeColor="text1"/>
-        </w:rPr>
-        <w:t>{{ financial_results.operating_margin</w:t>
-      </w:r>
-      <w:r>
-        <w:rPr>
-          <w:rFonts w:ascii="Arial" w:eastAsia="微軟正黑體" w:hAnsi="Arial" w:cs="Arial" w:hint="eastAsia"/>
-          <w:color w:val="000000" w:themeColor="text1"/>
-        </w:rPr>
-        <w:t>_yoy</w:t>
-      </w:r>
-      <w:r>
-        <w:rPr>
-          <w:rFonts w:ascii="Arial" w:eastAsia="微軟正黑體" w:hAnsi="Arial" w:cs="Arial"/>
-          <w:color w:val="000000" w:themeColor="text1"/>
-        </w:rPr>
-        <w:t xml:space="preserve"> }}</w:t>
+      <w:proofErr w:type="gramStart"/>
+      <w:r>
+        <w:rPr>
+          <w:rFonts w:ascii="Arial" w:eastAsia="微軟正黑體" w:hAnsi="Arial" w:cs="Arial"/>
+          <w:color w:val="000000" w:themeColor="text1"/>
+        </w:rPr>
+        <w:t>{{ financial</w:t>
+      </w:r>
+      <w:proofErr w:type="gramEnd"/>
+      <w:r>
+        <w:rPr>
+          <w:rFonts w:ascii="Arial" w:eastAsia="微軟正黑體" w:hAnsi="Arial" w:cs="Arial"/>
+          <w:color w:val="000000" w:themeColor="text1"/>
+        </w:rPr>
+        <w:t>_</w:t>
+      </w:r>
+      <w:proofErr w:type="gramStart"/>
+      <w:r>
+        <w:rPr>
+          <w:rFonts w:ascii="Arial" w:eastAsia="微軟正黑體" w:hAnsi="Arial" w:cs="Arial"/>
+          <w:color w:val="000000" w:themeColor="text1"/>
+        </w:rPr>
+        <w:t>results.operating</w:t>
+      </w:r>
+      <w:proofErr w:type="gramEnd"/>
+      <w:r>
+        <w:rPr>
+          <w:rFonts w:ascii="Arial" w:eastAsia="微軟正黑體" w:hAnsi="Arial" w:cs="Arial"/>
+          <w:color w:val="000000" w:themeColor="text1"/>
+        </w:rPr>
+        <w:t>_margin</w:t>
+      </w:r>
+      <w:r>
+        <w:rPr>
+          <w:rFonts w:ascii="Arial" w:eastAsia="微軟正黑體" w:hAnsi="Arial" w:cs="Arial" w:hint="eastAsia"/>
+          <w:color w:val="000000" w:themeColor="text1"/>
+        </w:rPr>
+        <w:t>_</w:t>
+      </w:r>
+      <w:proofErr w:type="gramStart"/>
+      <w:r>
+        <w:rPr>
+          <w:rFonts w:ascii="Arial" w:eastAsia="微軟正黑體" w:hAnsi="Arial" w:cs="Arial" w:hint="eastAsia"/>
+          <w:color w:val="000000" w:themeColor="text1"/>
+        </w:rPr>
+        <w:t>yoy</w:t>
+      </w:r>
+      <w:r>
+        <w:rPr>
+          <w:rFonts w:ascii="Arial" w:eastAsia="微軟正黑體" w:hAnsi="Arial" w:cs="Arial"/>
+          <w:color w:val="000000" w:themeColor="text1"/>
+        </w:rPr>
+        <w:t xml:space="preserve"> }</w:t>
+      </w:r>
+      <w:proofErr w:type="gramEnd"/>
+      <w:r>
+        <w:rPr>
+          <w:rFonts w:ascii="Arial" w:eastAsia="微軟正黑體" w:hAnsi="Arial" w:cs="Arial"/>
+          <w:color w:val="000000" w:themeColor="text1"/>
+        </w:rPr>
+        <w:t>}</w:t>
       </w:r>
       <w:r>
         <w:rPr>
@@ -1075,19 +1856,60 @@
         </w:rPr>
         <w:t xml:space="preserve"> year-over-year to </w:t>
       </w:r>
-      <w:r>
-        <w:rPr>
-          <w:rFonts w:ascii="Arial" w:eastAsia="微軟正黑體" w:hAnsi="Arial" w:cs="Arial"/>
-          <w:color w:val="000000" w:themeColor="text1"/>
-        </w:rPr>
-        <w:t>{{ financial_results.operating_margin }}</w:t>
-      </w:r>
-      <w:r>
-        <w:rPr>
-          <w:rFonts w:ascii="Arial" w:eastAsia="微軟正黑體" w:hAnsi="Arial" w:cs="Arial"/>
-          <w:color w:val="000000" w:themeColor="text1"/>
-        </w:rPr>
-        <w:t>%. Our net income, amounting to</w:t>
+      <w:proofErr w:type="gramStart"/>
+      <w:r>
+        <w:rPr>
+          <w:rFonts w:ascii="Arial" w:eastAsia="微軟正黑體" w:hAnsi="Arial" w:cs="Arial"/>
+          <w:color w:val="000000" w:themeColor="text1"/>
+        </w:rPr>
+        <w:t>{{ financial</w:t>
+      </w:r>
+      <w:proofErr w:type="gramEnd"/>
+      <w:r>
+        <w:rPr>
+          <w:rFonts w:ascii="Arial" w:eastAsia="微軟正黑體" w:hAnsi="Arial" w:cs="Arial"/>
+          <w:color w:val="000000" w:themeColor="text1"/>
+        </w:rPr>
+        <w:t>_</w:t>
+      </w:r>
+      <w:proofErr w:type="gramStart"/>
+      <w:r>
+        <w:rPr>
+          <w:rFonts w:ascii="Arial" w:eastAsia="微軟正黑體" w:hAnsi="Arial" w:cs="Arial"/>
+          <w:color w:val="000000" w:themeColor="text1"/>
+        </w:rPr>
+        <w:t>results.operating</w:t>
+      </w:r>
+      <w:proofErr w:type="gramEnd"/>
+      <w:r>
+        <w:rPr>
+          <w:rFonts w:ascii="Arial" w:eastAsia="微軟正黑體" w:hAnsi="Arial" w:cs="Arial"/>
+          <w:color w:val="000000" w:themeColor="text1"/>
+        </w:rPr>
+        <w:t>_</w:t>
+      </w:r>
+      <w:proofErr w:type="gramStart"/>
+      <w:r>
+        <w:rPr>
+          <w:rFonts w:ascii="Arial" w:eastAsia="微軟正黑體" w:hAnsi="Arial" w:cs="Arial"/>
+          <w:color w:val="000000" w:themeColor="text1"/>
+        </w:rPr>
+        <w:t>margin }}</w:t>
+      </w:r>
+      <w:r>
+        <w:rPr>
+          <w:rFonts w:ascii="Arial" w:eastAsia="微軟正黑體" w:hAnsi="Arial" w:cs="Arial"/>
+          <w:color w:val="000000" w:themeColor="text1"/>
+        </w:rPr>
+        <w:t>%</w:t>
+      </w:r>
+      <w:proofErr w:type="gramEnd"/>
+      <w:r>
+        <w:rPr>
+          <w:rFonts w:ascii="Arial" w:eastAsia="微軟正黑體" w:hAnsi="Arial" w:cs="Arial"/>
+          <w:color w:val="000000" w:themeColor="text1"/>
+        </w:rPr>
+        <w:t>. Our net income, amounting to</w:t>
       </w:r>
       <w:r>
         <w:rPr>
@@ -1110,26 +1932,51 @@
         </w:rPr>
         <w:t xml:space="preserve"> </w:t>
       </w:r>
-      <w:r>
-        <w:rPr>
-          <w:rFonts w:ascii="Arial" w:eastAsia="微軟正黑體" w:hAnsi="Arial" w:cs="Arial"/>
-          <w:color w:val="000000" w:themeColor="text1"/>
-        </w:rPr>
-        <w:t>{{ financial_results.net_income</w:t>
-      </w:r>
-      <w:r>
-        <w:rPr>
-          <w:rFonts w:ascii="Arial" w:eastAsia="微軟正黑體" w:hAnsi="Arial" w:cs="Arial" w:hint="eastAsia"/>
-          <w:color w:val="000000" w:themeColor="text1"/>
-        </w:rPr>
-        <w:t>_abbv</w:t>
-      </w:r>
-      <w:r>
-        <w:rPr>
-          <w:rFonts w:ascii="Arial" w:eastAsia="微軟正黑體" w:hAnsi="Arial" w:cs="Arial"/>
-          <w:color w:val="000000" w:themeColor="text1"/>
-        </w:rPr>
-        <w:t xml:space="preserve"> }}</w:t>
+      <w:proofErr w:type="gramStart"/>
+      <w:r>
+        <w:rPr>
+          <w:rFonts w:ascii="Arial" w:eastAsia="微軟正黑體" w:hAnsi="Arial" w:cs="Arial"/>
+          <w:color w:val="000000" w:themeColor="text1"/>
+        </w:rPr>
+        <w:t>{{ financial_results.net</w:t>
+      </w:r>
+      <w:proofErr w:type="gramEnd"/>
+      <w:r>
+        <w:rPr>
+          <w:rFonts w:ascii="Arial" w:eastAsia="微軟正黑體" w:hAnsi="Arial" w:cs="Arial"/>
+          <w:color w:val="000000" w:themeColor="text1"/>
+        </w:rPr>
+        <w:t>_income</w:t>
+      </w:r>
+      <w:r>
+        <w:rPr>
+          <w:rFonts w:ascii="Arial" w:eastAsia="微軟正黑體" w:hAnsi="Arial" w:cs="Arial" w:hint="eastAsia"/>
+          <w:color w:val="000000" w:themeColor="text1"/>
+        </w:rPr>
+        <w:t>_</w:t>
+      </w:r>
+      <w:proofErr w:type="gramStart"/>
+      <w:r>
+        <w:rPr>
+          <w:rFonts w:ascii="Arial" w:eastAsia="微軟正黑體" w:hAnsi="Arial" w:cs="Arial" w:hint="eastAsia"/>
+          <w:color w:val="000000" w:themeColor="text1"/>
+        </w:rPr>
+        <w:t>abbv</w:t>
+      </w:r>
+      <w:r>
+        <w:rPr>
+          <w:rFonts w:ascii="Arial" w:eastAsia="微軟正黑體" w:hAnsi="Arial" w:cs="Arial"/>
+          <w:color w:val="000000" w:themeColor="text1"/>
+        </w:rPr>
+        <w:t xml:space="preserve"> }</w:t>
+      </w:r>
+      <w:proofErr w:type="gramEnd"/>
+      <w:r>
+        <w:rPr>
+          <w:rFonts w:ascii="Arial" w:eastAsia="微軟正黑體" w:hAnsi="Arial" w:cs="Arial"/>
+          <w:color w:val="000000" w:themeColor="text1"/>
+        </w:rPr>
+        <w:t>}</w:t>
       </w:r>
       <w:r>
         <w:rPr>
@@ -1138,12 +1985,37 @@
         </w:rPr>
         <w:t xml:space="preserve"> (</w:t>
       </w:r>
-      <w:r>
-        <w:rPr>
-          <w:rFonts w:ascii="Arial" w:eastAsia="微軟正黑體" w:hAnsi="Arial" w:cs="Arial"/>
-          <w:color w:val="000000" w:themeColor="text1"/>
-        </w:rPr>
-        <w:t>{{ financial_results.net_income }}</w:t>
+      <w:proofErr w:type="gramStart"/>
+      <w:r>
+        <w:rPr>
+          <w:rFonts w:ascii="Arial" w:eastAsia="微軟正黑體" w:hAnsi="Arial" w:cs="Arial"/>
+          <w:color w:val="000000" w:themeColor="text1"/>
+        </w:rPr>
+        <w:t>{{ financial_results.net</w:t>
+      </w:r>
+      <w:proofErr w:type="gramEnd"/>
+      <w:r>
+        <w:rPr>
+          <w:rFonts w:ascii="Arial" w:eastAsia="微軟正黑體" w:hAnsi="Arial" w:cs="Arial"/>
+          <w:color w:val="000000" w:themeColor="text1"/>
+        </w:rPr>
+        <w:t>_</w:t>
+      </w:r>
+      <w:proofErr w:type="gramStart"/>
+      <w:r>
+        <w:rPr>
+          <w:rFonts w:ascii="Arial" w:eastAsia="微軟正黑體" w:hAnsi="Arial" w:cs="Arial"/>
+          <w:color w:val="000000" w:themeColor="text1"/>
+        </w:rPr>
+        <w:t>income }</w:t>
+      </w:r>
+      <w:proofErr w:type="gramEnd"/>
+      <w:r>
+        <w:rPr>
+          <w:rFonts w:ascii="Arial" w:eastAsia="微軟正黑體" w:hAnsi="Arial" w:cs="Arial"/>
+          <w:color w:val="000000" w:themeColor="text1"/>
+        </w:rPr>
+        <w:t>}</w:t>
       </w:r>
       <w:r>
         <w:rPr>
@@ -1159,12 +2031,29 @@
         </w:rPr>
         <w:t xml:space="preserve">), experienced </w:t>
       </w:r>
-      <w:r>
-        <w:rPr>
-          <w:rFonts w:ascii="Arial" w:eastAsia="微軟正黑體" w:hAnsi="Arial" w:cs="Arial"/>
-          <w:color w:val="000000" w:themeColor="text1"/>
-        </w:rPr>
-        <w:t>{{ financial_results.net_income_qoq }}</w:t>
+      <w:proofErr w:type="gramStart"/>
+      <w:r>
+        <w:rPr>
+          <w:rFonts w:ascii="Arial" w:eastAsia="微軟正黑體" w:hAnsi="Arial" w:cs="Arial"/>
+          <w:color w:val="000000" w:themeColor="text1"/>
+        </w:rPr>
+        <w:t>{{ financial_results.net</w:t>
+      </w:r>
+      <w:proofErr w:type="gramEnd"/>
+      <w:r>
+        <w:rPr>
+          <w:rFonts w:ascii="Arial" w:eastAsia="微軟正黑體" w:hAnsi="Arial" w:cs="Arial"/>
+          <w:color w:val="000000" w:themeColor="text1"/>
+        </w:rPr>
+        <w:t>_income_</w:t>
+      </w:r>
+      <w:proofErr w:type="gramStart"/>
+      <w:r>
+        <w:rPr>
+          <w:rFonts w:ascii="Arial" w:eastAsia="微軟正黑體" w:hAnsi="Arial" w:cs="Arial"/>
+          <w:color w:val="000000" w:themeColor="text1"/>
+        </w:rPr>
+        <w:t>qoq }}</w:t>
       </w:r>
       <w:r>
         <w:rPr>
@@ -1173,6 +2062,7 @@
         </w:rPr>
         <w:t>%</w:t>
       </w:r>
+      <w:proofErr w:type="gramEnd"/>
       <w:r>
         <w:rPr>
           <w:rFonts w:ascii="Arial" w:eastAsia="微軟正黑體" w:hAnsi="Arial" w:cs="Arial"/>
@@ -1187,13 +2077,31 @@
         </w:rPr>
         <w:t xml:space="preserve"> </w:t>
       </w:r>
-      <w:r>
-        <w:rPr>
-          <w:rFonts w:ascii="Arial" w:eastAsia="微軟正黑體" w:hAnsi="Arial" w:cs="Arial"/>
-          <w:color w:val="000000" w:themeColor="text1"/>
-        </w:rPr>
-        <w:t>{{ financial_results.net_income_yoy }}%</w:t>
-      </w:r>
+      <w:proofErr w:type="gramStart"/>
+      <w:r>
+        <w:rPr>
+          <w:rFonts w:ascii="Arial" w:eastAsia="微軟正黑體" w:hAnsi="Arial" w:cs="Arial"/>
+          <w:color w:val="000000" w:themeColor="text1"/>
+        </w:rPr>
+        <w:t>{{ financial_results.net</w:t>
+      </w:r>
+      <w:proofErr w:type="gramEnd"/>
+      <w:r>
+        <w:rPr>
+          <w:rFonts w:ascii="Arial" w:eastAsia="微軟正黑體" w:hAnsi="Arial" w:cs="Arial"/>
+          <w:color w:val="000000" w:themeColor="text1"/>
+        </w:rPr>
+        <w:t>_income_</w:t>
+      </w:r>
+      <w:proofErr w:type="gramStart"/>
+      <w:r>
+        <w:rPr>
+          <w:rFonts w:ascii="Arial" w:eastAsia="微軟正黑體" w:hAnsi="Arial" w:cs="Arial"/>
+          <w:color w:val="000000" w:themeColor="text1"/>
+        </w:rPr>
+        <w:t>yoy }}%</w:t>
+      </w:r>
+      <w:proofErr w:type="gramEnd"/>
       <w:r>
         <w:rPr>
           <w:rFonts w:ascii="Arial" w:eastAsia="微軟正黑體" w:hAnsi="Arial" w:cs="Arial"/>
@@ -1236,12 +2144,21 @@
         </w:rPr>
         <w:t xml:space="preserve"> quarter was NT$ </w:t>
       </w:r>
-      <w:r>
-        <w:rPr>
-          <w:rFonts w:ascii="Arial" w:eastAsia="微軟正黑體" w:hAnsi="Arial" w:cs="Arial"/>
-          <w:color w:val="000000" w:themeColor="text1"/>
-        </w:rPr>
-        <w:t>{{ financial_results.eps }}</w:t>
+      <w:proofErr w:type="gramStart"/>
+      <w:r>
+        <w:rPr>
+          <w:rFonts w:ascii="Arial" w:eastAsia="微軟正黑體" w:hAnsi="Arial" w:cs="Arial"/>
+          <w:color w:val="000000" w:themeColor="text1"/>
+        </w:rPr>
+        <w:t>{{ financial_results.eps</w:t>
+      </w:r>
+      <w:proofErr w:type="gramEnd"/>
+      <w:r>
+        <w:rPr>
+          <w:rFonts w:ascii="Arial" w:eastAsia="微軟正黑體" w:hAnsi="Arial" w:cs="Arial"/>
+          <w:color w:val="000000" w:themeColor="text1"/>
+        </w:rPr>
+        <w:t xml:space="preserve"> }}</w:t>
       </w:r>
       <w:r>
         <w:rPr>
@@ -1337,6 +2254,7 @@
         </w:rPr>
         <w:t xml:space="preserve"> in the </w:t>
       </w:r>
+      <w:proofErr w:type="gramStart"/>
       <w:r>
         <w:rPr>
           <w:rFonts w:ascii="Arial" w:eastAsia="新細明體" w:hAnsi="Arial" w:cs="Arial"/>
@@ -1351,7 +2269,25 @@
           <w:kern w:val="0"/>
           <w:szCs w:val="24"/>
         </w:rPr>
-        <w:t>this_quarter_en</w:t>
+        <w:t>this</w:t>
+      </w:r>
+      <w:proofErr w:type="gramEnd"/>
+      <w:r>
+        <w:rPr>
+          <w:rFonts w:ascii="Arial" w:eastAsia="新細明體" w:hAnsi="Arial" w:cs="Arial" w:hint="eastAsia"/>
+          <w:kern w:val="0"/>
+          <w:szCs w:val="24"/>
+        </w:rPr>
+        <w:t>_quarter_</w:t>
+      </w:r>
+      <w:proofErr w:type="gramStart"/>
+      <w:r>
+        <w:rPr>
+          <w:rFonts w:ascii="Arial" w:eastAsia="新細明體" w:hAnsi="Arial" w:cs="Arial" w:hint="eastAsia"/>
+          <w:kern w:val="0"/>
+          <w:szCs w:val="24"/>
+        </w:rPr>
+        <w:t>en</w:t>
       </w:r>
       <w:r>
         <w:rPr>
@@ -1359,6 +2295,262 @@
           <w:kern w:val="0"/>
           <w:szCs w:val="24"/>
         </w:rPr>
+        <w:t xml:space="preserve"> }</w:t>
+      </w:r>
+      <w:proofErr w:type="gramEnd"/>
+      <w:r>
+        <w:rPr>
+          <w:rFonts w:ascii="Arial" w:eastAsia="新細明體" w:hAnsi="Arial" w:cs="Arial"/>
+          <w:kern w:val="0"/>
+          <w:szCs w:val="24"/>
+        </w:rPr>
+        <w:t>}</w:t>
+      </w:r>
+      <w:r>
+        <w:rPr>
+          <w:rFonts w:ascii="Arial" w:eastAsia="微軟正黑體" w:hAnsi="Arial" w:cs="Arial"/>
+          <w:color w:val="000000" w:themeColor="text1"/>
+        </w:rPr>
+        <w:t xml:space="preserve"> </w:t>
+      </w:r>
+      <w:r>
+        <w:rPr>
+          <w:rFonts w:ascii="Arial" w:eastAsia="微軟正黑體" w:hAnsi="Arial" w:cs="Arial"/>
+          <w:color w:val="000000" w:themeColor="text1"/>
+        </w:rPr>
+        <w:t xml:space="preserve">accounted for </w:t>
+      </w:r>
+      <w:proofErr w:type="gramStart"/>
+      <w:r>
+        <w:rPr>
+          <w:rFonts w:ascii="Arial" w:eastAsia="微軟正黑體" w:hAnsi="Arial" w:cs="Arial"/>
+          <w:color w:val="000000" w:themeColor="text1"/>
+        </w:rPr>
+        <w:t>{{ revenue</w:t>
+      </w:r>
+      <w:proofErr w:type="gramEnd"/>
+      <w:r>
+        <w:rPr>
+          <w:rFonts w:ascii="Arial" w:eastAsia="微軟正黑體" w:hAnsi="Arial" w:cs="Arial"/>
+          <w:color w:val="000000" w:themeColor="text1"/>
+        </w:rPr>
+        <w:t>_</w:t>
+      </w:r>
+      <w:proofErr w:type="gramStart"/>
+      <w:r>
+        <w:rPr>
+          <w:rFonts w:ascii="Arial" w:eastAsia="微軟正黑體" w:hAnsi="Arial" w:cs="Arial"/>
+          <w:color w:val="000000" w:themeColor="text1"/>
+        </w:rPr>
+        <w:t>streams.licensing</w:t>
+      </w:r>
+      <w:proofErr w:type="gramEnd"/>
+      <w:r>
+        <w:rPr>
+          <w:rFonts w:ascii="Arial" w:eastAsia="微軟正黑體" w:hAnsi="Arial" w:cs="Arial"/>
+          <w:color w:val="000000" w:themeColor="text1"/>
+        </w:rPr>
+        <w:t xml:space="preserve"> </w:t>
+      </w:r>
+      <w:proofErr w:type="gramStart"/>
+      <w:r>
+        <w:rPr>
+          <w:rFonts w:ascii="Arial" w:eastAsia="微軟正黑體" w:hAnsi="Arial" w:cs="Arial"/>
+          <w:color w:val="000000" w:themeColor="text1"/>
+        </w:rPr>
+        <w:t>}}</w:t>
+      </w:r>
+      <w:r>
+        <w:rPr>
+          <w:rFonts w:ascii="Arial" w:eastAsia="微軟正黑體" w:hAnsi="Arial" w:cs="Arial"/>
+          <w:color w:val="000000" w:themeColor="text1"/>
+        </w:rPr>
+        <w:t>%</w:t>
+      </w:r>
+      <w:proofErr w:type="gramEnd"/>
+      <w:r>
+        <w:rPr>
+          <w:rFonts w:ascii="Arial" w:eastAsia="微軟正黑體" w:hAnsi="Arial" w:cs="Arial"/>
+          <w:color w:val="000000" w:themeColor="text1"/>
+        </w:rPr>
+        <w:t xml:space="preserve"> of the total revenue, </w:t>
+      </w:r>
+      <w:proofErr w:type="gramStart"/>
+      <w:r>
+        <w:rPr>
+          <w:rFonts w:ascii="Arial" w:eastAsia="微軟正黑體" w:hAnsi="Arial" w:cs="Arial"/>
+          <w:color w:val="000000" w:themeColor="text1"/>
+        </w:rPr>
+        <w:t>{{ revenue</w:t>
+      </w:r>
+      <w:proofErr w:type="gramEnd"/>
+      <w:r>
+        <w:rPr>
+          <w:rFonts w:ascii="Arial" w:eastAsia="微軟正黑體" w:hAnsi="Arial" w:cs="Arial"/>
+          <w:color w:val="000000" w:themeColor="text1"/>
+        </w:rPr>
+        <w:t>_</w:t>
+      </w:r>
+      <w:proofErr w:type="gramStart"/>
+      <w:r>
+        <w:rPr>
+          <w:rFonts w:ascii="Arial" w:eastAsia="微軟正黑體" w:hAnsi="Arial" w:cs="Arial"/>
+          <w:color w:val="000000" w:themeColor="text1"/>
+        </w:rPr>
+        <w:t>streams.licensing</w:t>
+      </w:r>
+      <w:proofErr w:type="gramEnd"/>
+      <w:r>
+        <w:rPr>
+          <w:rFonts w:ascii="Arial" w:eastAsia="微軟正黑體" w:hAnsi="Arial" w:cs="Arial"/>
+          <w:color w:val="000000" w:themeColor="text1"/>
+        </w:rPr>
+        <w:t>_</w:t>
+      </w:r>
+      <w:proofErr w:type="gramStart"/>
+      <w:r>
+        <w:rPr>
+          <w:rFonts w:ascii="Arial" w:eastAsia="微軟正黑體" w:hAnsi="Arial" w:cs="Arial"/>
+          <w:color w:val="000000" w:themeColor="text1"/>
+        </w:rPr>
+        <w:t>qoq }}</w:t>
+      </w:r>
+      <w:r>
+        <w:rPr>
+          <w:rFonts w:ascii="Arial" w:eastAsia="微軟正黑體" w:hAnsi="Arial" w:cs="Arial"/>
+          <w:color w:val="000000" w:themeColor="text1"/>
+        </w:rPr>
+        <w:t>%</w:t>
+      </w:r>
+      <w:proofErr w:type="gramEnd"/>
+      <w:r>
+        <w:rPr>
+          <w:rFonts w:ascii="Arial" w:eastAsia="微軟正黑體" w:hAnsi="Arial" w:cs="Arial"/>
+          <w:color w:val="000000" w:themeColor="text1"/>
+        </w:rPr>
+        <w:t xml:space="preserve"> sequentially </w:t>
+      </w:r>
+      <w:proofErr w:type="gramStart"/>
+      <w:r>
+        <w:rPr>
+          <w:rFonts w:ascii="Arial" w:eastAsia="微軟正黑體" w:hAnsi="Arial" w:cs="Arial"/>
+          <w:color w:val="000000" w:themeColor="text1"/>
+        </w:rPr>
+        <w:t>{{ revenue</w:t>
+      </w:r>
+      <w:proofErr w:type="gramEnd"/>
+      <w:r>
+        <w:rPr>
+          <w:rFonts w:ascii="Arial" w:eastAsia="微軟正黑體" w:hAnsi="Arial" w:cs="Arial"/>
+          <w:color w:val="000000" w:themeColor="text1"/>
+        </w:rPr>
+        <w:t>_</w:t>
+      </w:r>
+      <w:proofErr w:type="gramStart"/>
+      <w:r>
+        <w:rPr>
+          <w:rFonts w:ascii="Arial" w:eastAsia="微軟正黑體" w:hAnsi="Arial" w:cs="Arial"/>
+          <w:color w:val="000000" w:themeColor="text1"/>
+        </w:rPr>
+        <w:t>streams.licensing</w:t>
+      </w:r>
+      <w:proofErr w:type="gramEnd"/>
+      <w:r>
+        <w:rPr>
+          <w:rFonts w:ascii="Arial" w:eastAsia="微軟正黑體" w:hAnsi="Arial" w:cs="Arial"/>
+          <w:color w:val="000000" w:themeColor="text1"/>
+        </w:rPr>
+        <w:t>_</w:t>
+      </w:r>
+      <w:proofErr w:type="gramStart"/>
+      <w:r>
+        <w:rPr>
+          <w:rFonts w:ascii="Arial" w:eastAsia="微軟正黑體" w:hAnsi="Arial" w:cs="Arial"/>
+          <w:color w:val="000000" w:themeColor="text1"/>
+        </w:rPr>
+        <w:t>yoy }}</w:t>
+      </w:r>
+      <w:r>
+        <w:rPr>
+          <w:rFonts w:ascii="Arial" w:eastAsia="微軟正黑體" w:hAnsi="Arial" w:cs="Arial"/>
+          <w:color w:val="000000" w:themeColor="text1"/>
+        </w:rPr>
+        <w:t>%</w:t>
+      </w:r>
+      <w:proofErr w:type="gramEnd"/>
+      <w:r>
+        <w:rPr>
+          <w:rFonts w:ascii="Arial" w:eastAsia="微軟正黑體" w:hAnsi="Arial" w:cs="Arial"/>
+          <w:color w:val="000000" w:themeColor="text1"/>
+        </w:rPr>
+        <w:t xml:space="preserve"> year-over-year.</w:t>
+      </w:r>
+      <w:r>
+        <w:rPr>
+          <w:rFonts w:ascii="Arial" w:eastAsia="微軟正黑體" w:hAnsi="Arial" w:cs="Arial" w:hint="eastAsia"/>
+          <w:color w:val="000000" w:themeColor="text1"/>
+        </w:rPr>
+        <w:t xml:space="preserve"> </w:t>
+      </w:r>
+      <w:r>
+        <w:rPr>
+          <w:rFonts w:ascii="Arial" w:eastAsia="微軟正黑體" w:hAnsi="Arial" w:cs="Arial"/>
+          <w:color w:val="000000" w:themeColor="text1"/>
+        </w:rPr>
+        <w:t xml:space="preserve">In U.S. dollar terms, this represents </w:t>
+      </w:r>
+      <w:proofErr w:type="gramStart"/>
+      <w:r>
+        <w:rPr>
+          <w:rFonts w:ascii="Arial" w:eastAsia="微軟正黑體" w:hAnsi="Arial" w:cs="Arial"/>
+          <w:color w:val="000000" w:themeColor="text1"/>
+        </w:rPr>
+        <w:t>{{ revenue</w:t>
+      </w:r>
+      <w:proofErr w:type="gramEnd"/>
+      <w:r>
+        <w:rPr>
+          <w:rFonts w:ascii="Arial" w:eastAsia="微軟正黑體" w:hAnsi="Arial" w:cs="Arial"/>
+          <w:color w:val="000000" w:themeColor="text1"/>
+        </w:rPr>
+        <w:t>_</w:t>
+      </w:r>
+      <w:proofErr w:type="gramStart"/>
+      <w:r>
+        <w:rPr>
+          <w:rFonts w:ascii="Arial" w:eastAsia="微軟正黑體" w:hAnsi="Arial" w:cs="Arial"/>
+          <w:color w:val="000000" w:themeColor="text1"/>
+        </w:rPr>
+        <w:t>streams.licensing</w:t>
+      </w:r>
+      <w:proofErr w:type="gramEnd"/>
+      <w:r>
+        <w:rPr>
+          <w:rFonts w:ascii="Arial" w:eastAsia="微軟正黑體" w:hAnsi="Arial" w:cs="Arial"/>
+          <w:color w:val="000000" w:themeColor="text1"/>
+        </w:rPr>
+        <w:t>_qoq</w:t>
+      </w:r>
+      <w:r>
+        <w:rPr>
+          <w:rFonts w:ascii="Arial" w:eastAsia="微軟正黑體" w:hAnsi="Arial" w:cs="Arial" w:hint="eastAsia"/>
+          <w:color w:val="000000" w:themeColor="text1"/>
+        </w:rPr>
+        <w:t>_</w:t>
+      </w:r>
+      <w:proofErr w:type="gramStart"/>
+      <w:r>
+        <w:rPr>
+          <w:rFonts w:ascii="Arial" w:eastAsia="微軟正黑體" w:hAnsi="Arial" w:cs="Arial" w:hint="eastAsia"/>
+          <w:color w:val="000000" w:themeColor="text1"/>
+        </w:rPr>
+        <w:t>us</w:t>
+      </w:r>
+      <w:r>
+        <w:rPr>
+          <w:rFonts w:ascii="Arial" w:eastAsia="微軟正黑體" w:hAnsi="Arial" w:cs="Arial"/>
+          <w:color w:val="000000" w:themeColor="text1"/>
+        </w:rPr>
         <w:t xml:space="preserve"> }}</w:t>
       </w:r>
       <w:r>
@@ -1366,84 +2558,76 @@
           <w:rFonts w:ascii="Arial" w:eastAsia="微軟正黑體" w:hAnsi="Arial" w:cs="Arial"/>
           <w:color w:val="000000" w:themeColor="text1"/>
         </w:rPr>
+        <w:t>%</w:t>
+      </w:r>
+      <w:proofErr w:type="gramEnd"/>
+      <w:r>
+        <w:rPr>
+          <w:rFonts w:ascii="Arial" w:eastAsia="微軟正黑體" w:hAnsi="Arial" w:cs="Arial"/>
+          <w:color w:val="000000" w:themeColor="text1"/>
+        </w:rPr>
         <w:t xml:space="preserve"> </w:t>
       </w:r>
-      <w:r>
-        <w:rPr>
-          <w:rFonts w:ascii="Arial" w:eastAsia="微軟正黑體" w:hAnsi="Arial" w:cs="Arial"/>
-          <w:color w:val="000000" w:themeColor="text1"/>
-        </w:rPr>
-        <w:t xml:space="preserve">accounted for </w:t>
-      </w:r>
-      <w:r>
-        <w:rPr>
-          <w:rFonts w:ascii="Arial" w:eastAsia="微軟正黑體" w:hAnsi="Arial" w:cs="Arial"/>
-          <w:color w:val="000000" w:themeColor="text1"/>
-        </w:rPr>
-        <w:t>{{ revenue_streams.licensing }}</w:t>
-      </w:r>
-      <w:r>
-        <w:rPr>
-          <w:rFonts w:ascii="Arial" w:eastAsia="微軟正黑體" w:hAnsi="Arial" w:cs="Arial"/>
-          <w:color w:val="000000" w:themeColor="text1"/>
-        </w:rPr>
-        <w:t xml:space="preserve">% of the total revenue, </w:t>
-      </w:r>
-      <w:r>
-        <w:rPr>
-          <w:rFonts w:ascii="Arial" w:eastAsia="微軟正黑體" w:hAnsi="Arial" w:cs="Arial"/>
-          <w:color w:val="000000" w:themeColor="text1"/>
-        </w:rPr>
-        <w:t>{{ revenue_streams.licensing_qoq }}</w:t>
-      </w:r>
-      <w:r>
-        <w:rPr>
-          <w:rFonts w:ascii="Arial" w:eastAsia="微軟正黑體" w:hAnsi="Arial" w:cs="Arial"/>
-          <w:color w:val="000000" w:themeColor="text1"/>
-        </w:rPr>
-        <w:t xml:space="preserve">% sequentially </w:t>
-      </w:r>
-      <w:r>
-        <w:rPr>
-          <w:rFonts w:ascii="Arial" w:eastAsia="微軟正黑體" w:hAnsi="Arial" w:cs="Arial"/>
-          <w:color w:val="000000" w:themeColor="text1"/>
-        </w:rPr>
-        <w:t>{{ revenue_streams.licensing_yoy }}</w:t>
-      </w:r>
-      <w:r>
-        <w:rPr>
-          <w:rFonts w:ascii="Arial" w:eastAsia="微軟正黑體" w:hAnsi="Arial" w:cs="Arial"/>
-          <w:color w:val="000000" w:themeColor="text1"/>
-        </w:rPr>
-        <w:t>% year-over-year.</w:t>
-      </w:r>
-      <w:r>
-        <w:rPr>
-          <w:rFonts w:ascii="Arial" w:eastAsia="微軟正黑體" w:hAnsi="Arial" w:cs="Arial" w:hint="eastAsia"/>
-          <w:color w:val="000000" w:themeColor="text1"/>
-        </w:rPr>
-        <w:t xml:space="preserve"> </w:t>
-      </w:r>
-      <w:r>
-        <w:rPr>
-          <w:rFonts w:ascii="Arial" w:eastAsia="微軟正黑體" w:hAnsi="Arial" w:cs="Arial"/>
-          <w:color w:val="000000" w:themeColor="text1"/>
-        </w:rPr>
-        <w:t xml:space="preserve">In U.S. dollar terms, this represents </w:t>
-      </w:r>
-      <w:r>
-        <w:rPr>
-          <w:rFonts w:ascii="Arial" w:eastAsia="微軟正黑體" w:hAnsi="Arial" w:cs="Arial"/>
-          <w:color w:val="000000" w:themeColor="text1"/>
-        </w:rPr>
-        <w:t>{{ revenue_streams.licensing_qoq</w:t>
-      </w:r>
-      <w:r>
-        <w:rPr>
-          <w:rFonts w:ascii="Arial" w:eastAsia="微軟正黑體" w:hAnsi="Arial" w:cs="Arial" w:hint="eastAsia"/>
-          <w:color w:val="000000" w:themeColor="text1"/>
-        </w:rPr>
-        <w:t>_us</w:t>
+      <w:proofErr w:type="gramStart"/>
+      <w:r>
+        <w:rPr>
+          <w:rFonts w:ascii="Arial" w:eastAsia="微軟正黑體" w:hAnsi="Arial" w:cs="Arial"/>
+          <w:color w:val="000000" w:themeColor="text1"/>
+        </w:rPr>
+        <w:t>{{ revenue</w:t>
+      </w:r>
+      <w:proofErr w:type="gramEnd"/>
+      <w:r>
+        <w:rPr>
+          <w:rFonts w:ascii="Arial" w:eastAsia="微軟正黑體" w:hAnsi="Arial" w:cs="Arial"/>
+          <w:color w:val="000000" w:themeColor="text1"/>
+        </w:rPr>
+        <w:t>_</w:t>
+      </w:r>
+      <w:proofErr w:type="gramStart"/>
+      <w:r>
+        <w:rPr>
+          <w:rFonts w:ascii="Arial" w:eastAsia="微軟正黑體" w:hAnsi="Arial" w:cs="Arial"/>
+          <w:color w:val="000000" w:themeColor="text1"/>
+        </w:rPr>
+        <w:t>streams.licensing</w:t>
+      </w:r>
+      <w:proofErr w:type="gramEnd"/>
+      <w:r>
+        <w:rPr>
+          <w:rFonts w:ascii="Arial" w:eastAsia="微軟正黑體" w:hAnsi="Arial" w:cs="Arial"/>
+          <w:color w:val="000000" w:themeColor="text1"/>
+        </w:rPr>
+        <w:t>_</w:t>
+      </w:r>
+      <w:r>
+        <w:rPr>
+          <w:rFonts w:ascii="Arial" w:eastAsia="微軟正黑體" w:hAnsi="Arial" w:cs="Arial" w:hint="eastAsia"/>
+          <w:color w:val="000000" w:themeColor="text1"/>
+        </w:rPr>
+        <w:t>y</w:t>
+      </w:r>
+      <w:r>
+        <w:rPr>
+          <w:rFonts w:ascii="Arial" w:eastAsia="微軟正黑體" w:hAnsi="Arial" w:cs="Arial"/>
+          <w:color w:val="000000" w:themeColor="text1"/>
+        </w:rPr>
+        <w:t>o</w:t>
+      </w:r>
+      <w:r>
+        <w:rPr>
+          <w:rFonts w:ascii="Arial" w:eastAsia="微軟正黑體" w:hAnsi="Arial" w:cs="Arial" w:hint="eastAsia"/>
+          <w:color w:val="000000" w:themeColor="text1"/>
+        </w:rPr>
+        <w:t>y_</w:t>
+      </w:r>
+      <w:proofErr w:type="gramStart"/>
+      <w:r>
+        <w:rPr>
+          <w:rFonts w:ascii="Arial" w:eastAsia="微軟正黑體" w:hAnsi="Arial" w:cs="Arial" w:hint="eastAsia"/>
+          <w:color w:val="000000" w:themeColor="text1"/>
+        </w:rPr>
+        <w:t>us</w:t>
       </w:r>
       <w:r>
         <w:rPr>
@@ -1457,49 +2641,15 @@
           <w:rFonts w:ascii="Arial" w:eastAsia="微軟正黑體" w:hAnsi="Arial" w:cs="Arial"/>
           <w:color w:val="000000" w:themeColor="text1"/>
         </w:rPr>
-        <w:t xml:space="preserve">% and </w:t>
-      </w:r>
-      <w:r>
-        <w:rPr>
-          <w:rFonts w:ascii="Arial" w:eastAsia="微軟正黑體" w:hAnsi="Arial" w:cs="Arial"/>
-          <w:color w:val="000000" w:themeColor="text1"/>
-        </w:rPr>
-        <w:t>{{ revenue_streams.licensing_</w:t>
-      </w:r>
-      <w:r>
-        <w:rPr>
-          <w:rFonts w:ascii="Arial" w:eastAsia="微軟正黑體" w:hAnsi="Arial" w:cs="Arial" w:hint="eastAsia"/>
-          <w:color w:val="000000" w:themeColor="text1"/>
-        </w:rPr>
-        <w:t>y</w:t>
-      </w:r>
-      <w:r>
-        <w:rPr>
-          <w:rFonts w:ascii="Arial" w:eastAsia="微軟正黑體" w:hAnsi="Arial" w:cs="Arial"/>
-          <w:color w:val="000000" w:themeColor="text1"/>
-        </w:rPr>
-        <w:t>o</w:t>
-      </w:r>
-      <w:r>
-        <w:rPr>
-          <w:rFonts w:ascii="Arial" w:eastAsia="微軟正黑體" w:hAnsi="Arial" w:cs="Arial" w:hint="eastAsia"/>
-          <w:color w:val="000000" w:themeColor="text1"/>
-        </w:rPr>
-        <w:t>y_us</w:t>
-      </w:r>
-      <w:r>
-        <w:rPr>
-          <w:rFonts w:ascii="Arial" w:eastAsia="微軟正黑體" w:hAnsi="Arial" w:cs="Arial"/>
-          <w:color w:val="000000" w:themeColor="text1"/>
-        </w:rPr>
-        <w:t xml:space="preserve"> }}</w:t>
-      </w:r>
-      <w:r>
-        <w:rPr>
-          <w:rFonts w:ascii="Arial" w:eastAsia="微軟正黑體" w:hAnsi="Arial" w:cs="Arial"/>
-          <w:color w:val="000000" w:themeColor="text1"/>
-        </w:rPr>
-        <w:t>%.</w:t>
+        <w:t>%</w:t>
+      </w:r>
+      <w:proofErr w:type="gramEnd"/>
+      <w:r>
+        <w:rPr>
+          <w:rFonts w:ascii="Arial" w:eastAsia="微軟正黑體" w:hAnsi="Arial" w:cs="Arial"/>
+          <w:color w:val="000000" w:themeColor="text1"/>
+        </w:rPr>
+        <w:t>.</w:t>
       </w:r>
     </w:p>
     <w:p>
@@ -1535,6 +2685,7 @@
         </w:rPr>
         <w:t xml:space="preserve"> in the </w:t>
       </w:r>
+      <w:proofErr w:type="gramStart"/>
       <w:r>
         <w:rPr>
           <w:rFonts w:ascii="Arial" w:eastAsia="新細明體" w:hAnsi="Arial" w:cs="Arial"/>
@@ -1549,7 +2700,25 @@
           <w:kern w:val="0"/>
           <w:szCs w:val="24"/>
         </w:rPr>
-        <w:t>this_quarter_en</w:t>
+        <w:t>this</w:t>
+      </w:r>
+      <w:proofErr w:type="gramEnd"/>
+      <w:r>
+        <w:rPr>
+          <w:rFonts w:ascii="Arial" w:eastAsia="新細明體" w:hAnsi="Arial" w:cs="Arial" w:hint="eastAsia"/>
+          <w:kern w:val="0"/>
+          <w:szCs w:val="24"/>
+        </w:rPr>
+        <w:t>_quarter_</w:t>
+      </w:r>
+      <w:proofErr w:type="gramStart"/>
+      <w:r>
+        <w:rPr>
+          <w:rFonts w:ascii="Arial" w:eastAsia="新細明體" w:hAnsi="Arial" w:cs="Arial" w:hint="eastAsia"/>
+          <w:kern w:val="0"/>
+          <w:szCs w:val="24"/>
+        </w:rPr>
+        <w:t>en</w:t>
       </w:r>
       <w:r>
         <w:rPr>
@@ -1557,6 +2726,283 @@
           <w:kern w:val="0"/>
           <w:szCs w:val="24"/>
         </w:rPr>
+        <w:t xml:space="preserve"> }</w:t>
+      </w:r>
+      <w:proofErr w:type="gramEnd"/>
+      <w:r>
+        <w:rPr>
+          <w:rFonts w:ascii="Arial" w:eastAsia="新細明體" w:hAnsi="Arial" w:cs="Arial"/>
+          <w:kern w:val="0"/>
+          <w:szCs w:val="24"/>
+        </w:rPr>
+        <w:t>}</w:t>
+      </w:r>
+      <w:r>
+        <w:rPr>
+          <w:rFonts w:ascii="Arial" w:eastAsia="微軟正黑體" w:hAnsi="Arial" w:cs="Arial"/>
+          <w:color w:val="000000" w:themeColor="text1"/>
+        </w:rPr>
+        <w:t xml:space="preserve"> contributed </w:t>
+      </w:r>
+      <w:proofErr w:type="gramStart"/>
+      <w:r>
+        <w:rPr>
+          <w:rFonts w:ascii="Arial" w:eastAsia="微軟正黑體" w:hAnsi="Arial" w:cs="Arial"/>
+          <w:color w:val="000000" w:themeColor="text1"/>
+        </w:rPr>
+        <w:t>{{ revenue</w:t>
+      </w:r>
+      <w:proofErr w:type="gramEnd"/>
+      <w:r>
+        <w:rPr>
+          <w:rFonts w:ascii="Arial" w:eastAsia="微軟正黑體" w:hAnsi="Arial" w:cs="Arial"/>
+          <w:color w:val="000000" w:themeColor="text1"/>
+        </w:rPr>
+        <w:t>_</w:t>
+      </w:r>
+      <w:proofErr w:type="gramStart"/>
+      <w:r>
+        <w:rPr>
+          <w:rFonts w:ascii="Arial" w:eastAsia="微軟正黑體" w:hAnsi="Arial" w:cs="Arial"/>
+          <w:color w:val="000000" w:themeColor="text1"/>
+        </w:rPr>
+        <w:t>streams.royalt</w:t>
+      </w:r>
+      <w:r>
+        <w:rPr>
+          <w:rFonts w:ascii="Arial" w:eastAsia="微軟正黑體" w:hAnsi="Arial" w:cs="Arial" w:hint="eastAsia"/>
+          <w:color w:val="000000" w:themeColor="text1"/>
+        </w:rPr>
+        <w:t>y</w:t>
+      </w:r>
+      <w:proofErr w:type="gramEnd"/>
+      <w:r>
+        <w:rPr>
+          <w:rFonts w:ascii="Arial" w:eastAsia="微軟正黑體" w:hAnsi="Arial" w:cs="Arial"/>
+          <w:color w:val="000000" w:themeColor="text1"/>
+        </w:rPr>
+        <w:t xml:space="preserve"> </w:t>
+      </w:r>
+      <w:proofErr w:type="gramStart"/>
+      <w:r>
+        <w:rPr>
+          <w:rFonts w:ascii="Arial" w:eastAsia="微軟正黑體" w:hAnsi="Arial" w:cs="Arial"/>
+          <w:color w:val="000000" w:themeColor="text1"/>
+        </w:rPr>
+        <w:t>}}</w:t>
+      </w:r>
+      <w:r>
+        <w:rPr>
+          <w:rFonts w:ascii="Arial" w:eastAsia="微軟正黑體" w:hAnsi="Arial" w:cs="Arial"/>
+          <w:color w:val="000000" w:themeColor="text1"/>
+        </w:rPr>
+        <w:t>%</w:t>
+      </w:r>
+      <w:proofErr w:type="gramEnd"/>
+      <w:r>
+        <w:rPr>
+          <w:rFonts w:ascii="Arial" w:eastAsia="微軟正黑體" w:hAnsi="Arial" w:cs="Arial"/>
+          <w:color w:val="000000" w:themeColor="text1"/>
+        </w:rPr>
+        <w:t xml:space="preserve"> of the total revenue, </w:t>
+      </w:r>
+      <w:proofErr w:type="gramStart"/>
+      <w:r>
+        <w:rPr>
+          <w:rFonts w:ascii="Arial" w:eastAsia="微軟正黑體" w:hAnsi="Arial" w:cs="Arial"/>
+          <w:color w:val="000000" w:themeColor="text1"/>
+        </w:rPr>
+        <w:t>{{ revenue</w:t>
+      </w:r>
+      <w:proofErr w:type="gramEnd"/>
+      <w:r>
+        <w:rPr>
+          <w:rFonts w:ascii="Arial" w:eastAsia="微軟正黑體" w:hAnsi="Arial" w:cs="Arial"/>
+          <w:color w:val="000000" w:themeColor="text1"/>
+        </w:rPr>
+        <w:t>_</w:t>
+      </w:r>
+      <w:proofErr w:type="gramStart"/>
+      <w:r>
+        <w:rPr>
+          <w:rFonts w:ascii="Arial" w:eastAsia="微軟正黑體" w:hAnsi="Arial" w:cs="Arial"/>
+          <w:color w:val="000000" w:themeColor="text1"/>
+        </w:rPr>
+        <w:t>streams.royalt</w:t>
+      </w:r>
+      <w:r>
+        <w:rPr>
+          <w:rFonts w:ascii="Arial" w:eastAsia="微軟正黑體" w:hAnsi="Arial" w:cs="Arial" w:hint="eastAsia"/>
+          <w:color w:val="000000" w:themeColor="text1"/>
+        </w:rPr>
+        <w:t>y</w:t>
+      </w:r>
+      <w:proofErr w:type="gramEnd"/>
+      <w:r>
+        <w:rPr>
+          <w:rFonts w:ascii="Arial" w:eastAsia="微軟正黑體" w:hAnsi="Arial" w:cs="Arial"/>
+          <w:color w:val="000000" w:themeColor="text1"/>
+        </w:rPr>
+        <w:t>_</w:t>
+      </w:r>
+      <w:proofErr w:type="gramStart"/>
+      <w:r>
+        <w:rPr>
+          <w:rFonts w:ascii="Arial" w:eastAsia="微軟正黑體" w:hAnsi="Arial" w:cs="Arial"/>
+          <w:color w:val="000000" w:themeColor="text1"/>
+        </w:rPr>
+        <w:t>qoq }}</w:t>
+      </w:r>
+      <w:r>
+        <w:rPr>
+          <w:rFonts w:ascii="Arial" w:eastAsia="微軟正黑體" w:hAnsi="Arial" w:cs="Arial"/>
+          <w:color w:val="000000" w:themeColor="text1"/>
+        </w:rPr>
+        <w:t>%</w:t>
+      </w:r>
+      <w:proofErr w:type="gramEnd"/>
+      <w:r>
+        <w:rPr>
+          <w:rFonts w:ascii="Arial" w:eastAsia="微軟正黑體" w:hAnsi="Arial" w:cs="Arial"/>
+          <w:color w:val="000000" w:themeColor="text1"/>
+        </w:rPr>
+        <w:t xml:space="preserve"> sequentially </w:t>
+      </w:r>
+      <w:proofErr w:type="gramStart"/>
+      <w:r>
+        <w:rPr>
+          <w:rFonts w:ascii="Arial" w:eastAsia="微軟正黑體" w:hAnsi="Arial" w:cs="Arial"/>
+          <w:color w:val="000000" w:themeColor="text1"/>
+        </w:rPr>
+        <w:t>{{ revenue</w:t>
+      </w:r>
+      <w:proofErr w:type="gramEnd"/>
+      <w:r>
+        <w:rPr>
+          <w:rFonts w:ascii="Arial" w:eastAsia="微軟正黑體" w:hAnsi="Arial" w:cs="Arial"/>
+          <w:color w:val="000000" w:themeColor="text1"/>
+        </w:rPr>
+        <w:t>_</w:t>
+      </w:r>
+      <w:proofErr w:type="gramStart"/>
+      <w:r>
+        <w:rPr>
+          <w:rFonts w:ascii="Arial" w:eastAsia="微軟正黑體" w:hAnsi="Arial" w:cs="Arial"/>
+          <w:color w:val="000000" w:themeColor="text1"/>
+        </w:rPr>
+        <w:t>streams.royalt</w:t>
+      </w:r>
+      <w:r>
+        <w:rPr>
+          <w:rFonts w:ascii="Arial" w:eastAsia="微軟正黑體" w:hAnsi="Arial" w:cs="Arial" w:hint="eastAsia"/>
+          <w:color w:val="000000" w:themeColor="text1"/>
+        </w:rPr>
+        <w:t>y</w:t>
+      </w:r>
+      <w:proofErr w:type="gramEnd"/>
+      <w:r>
+        <w:rPr>
+          <w:rFonts w:ascii="Arial" w:eastAsia="微軟正黑體" w:hAnsi="Arial" w:cs="Arial"/>
+          <w:color w:val="000000" w:themeColor="text1"/>
+        </w:rPr>
+        <w:t>_</w:t>
+      </w:r>
+      <w:proofErr w:type="gramStart"/>
+      <w:r>
+        <w:rPr>
+          <w:rFonts w:ascii="Arial" w:eastAsia="微軟正黑體" w:hAnsi="Arial" w:cs="Arial"/>
+          <w:color w:val="000000" w:themeColor="text1"/>
+        </w:rPr>
+        <w:t>yoy }}</w:t>
+      </w:r>
+      <w:r>
+        <w:rPr>
+          <w:rFonts w:ascii="Arial" w:eastAsia="微軟正黑體" w:hAnsi="Arial" w:cs="Arial"/>
+          <w:color w:val="000000" w:themeColor="text1"/>
+        </w:rPr>
+        <w:t>%</w:t>
+      </w:r>
+      <w:proofErr w:type="gramEnd"/>
+      <w:r>
+        <w:rPr>
+          <w:rFonts w:ascii="Arial" w:eastAsia="微軟正黑體" w:hAnsi="Arial" w:cs="Arial"/>
+          <w:color w:val="000000" w:themeColor="text1"/>
+        </w:rPr>
+        <w:t xml:space="preserve"> year-over-year.</w:t>
+      </w:r>
+      <w:r>
+        <w:rPr>
+          <w:rFonts w:ascii="Arial" w:eastAsia="微軟正黑體" w:hAnsi="Arial" w:cs="Arial" w:hint="eastAsia"/>
+          <w:color w:val="000000" w:themeColor="text1"/>
+        </w:rPr>
+        <w:t xml:space="preserve"> </w:t>
+      </w:r>
+      <w:r>
+        <w:rPr>
+          <w:rFonts w:ascii="Arial" w:eastAsia="微軟正黑體" w:hAnsi="Arial" w:cs="Arial"/>
+          <w:color w:val="000000" w:themeColor="text1"/>
+        </w:rPr>
+        <w:t xml:space="preserve">In U.S. dollar terms, this represents </w:t>
+      </w:r>
+      <w:proofErr w:type="gramStart"/>
+      <w:r>
+        <w:rPr>
+          <w:rFonts w:ascii="Arial" w:eastAsia="微軟正黑體" w:hAnsi="Arial" w:cs="Arial"/>
+          <w:color w:val="000000" w:themeColor="text1"/>
+        </w:rPr>
+        <w:t>{{ revenue</w:t>
+      </w:r>
+      <w:proofErr w:type="gramEnd"/>
+      <w:r>
+        <w:rPr>
+          <w:rFonts w:ascii="Arial" w:eastAsia="微軟正黑體" w:hAnsi="Arial" w:cs="Arial"/>
+          <w:color w:val="000000" w:themeColor="text1"/>
+        </w:rPr>
+        <w:t>_</w:t>
+      </w:r>
+      <w:proofErr w:type="gramStart"/>
+      <w:r>
+        <w:rPr>
+          <w:rFonts w:ascii="Arial" w:eastAsia="微軟正黑體" w:hAnsi="Arial" w:cs="Arial"/>
+          <w:color w:val="000000" w:themeColor="text1"/>
+        </w:rPr>
+        <w:t>streams.</w:t>
+      </w:r>
+      <w:r>
+        <w:rPr>
+          <w:rFonts w:ascii="Arial" w:eastAsia="微軟正黑體" w:hAnsi="Arial" w:cs="Arial" w:hint="eastAsia"/>
+          <w:color w:val="000000" w:themeColor="text1"/>
+        </w:rPr>
+        <w:t>royalty</w:t>
+      </w:r>
+      <w:proofErr w:type="gramEnd"/>
+      <w:r>
+        <w:rPr>
+          <w:rFonts w:ascii="Arial" w:eastAsia="微軟正黑體" w:hAnsi="Arial" w:cs="Arial"/>
+          <w:color w:val="000000" w:themeColor="text1"/>
+        </w:rPr>
+        <w:t>_qoq</w:t>
+      </w:r>
+      <w:r>
+        <w:rPr>
+          <w:rFonts w:ascii="Arial" w:eastAsia="微軟正黑體" w:hAnsi="Arial" w:cs="Arial" w:hint="eastAsia"/>
+          <w:color w:val="000000" w:themeColor="text1"/>
+        </w:rPr>
+        <w:t>_</w:t>
+      </w:r>
+      <w:proofErr w:type="gramStart"/>
+      <w:r>
+        <w:rPr>
+          <w:rFonts w:ascii="Arial" w:eastAsia="微軟正黑體" w:hAnsi="Arial" w:cs="Arial" w:hint="eastAsia"/>
+          <w:color w:val="000000" w:themeColor="text1"/>
+        </w:rPr>
+        <w:t>us</w:t>
+      </w:r>
+      <w:r>
+        <w:rPr>
+          <w:rFonts w:ascii="Arial" w:eastAsia="微軟正黑體" w:hAnsi="Arial" w:cs="Arial"/>
+          <w:color w:val="000000" w:themeColor="text1"/>
+        </w:rPr>
         <w:t xml:space="preserve"> }}</w:t>
       </w:r>
       <w:r>
@@ -1564,14 +3010,54 @@
           <w:rFonts w:ascii="Arial" w:eastAsia="微軟正黑體" w:hAnsi="Arial" w:cs="Arial"/>
           <w:color w:val="000000" w:themeColor="text1"/>
         </w:rPr>
-        <w:t xml:space="preserve"> contributed </w:t>
-      </w:r>
-      <w:r>
-        <w:rPr>
-          <w:rFonts w:ascii="Arial" w:eastAsia="微軟正黑體" w:hAnsi="Arial" w:cs="Arial"/>
-          <w:color w:val="000000" w:themeColor="text1"/>
-        </w:rPr>
-        <w:t>{{ revenue_streams.royalt</w:t>
+        <w:t>%</w:t>
+      </w:r>
+      <w:proofErr w:type="gramEnd"/>
+      <w:r>
+        <w:rPr>
+          <w:rFonts w:ascii="Arial" w:eastAsia="微軟正黑體" w:hAnsi="Arial" w:cs="Arial"/>
+          <w:color w:val="000000" w:themeColor="text1"/>
+        </w:rPr>
+        <w:t xml:space="preserve"> </w:t>
+      </w:r>
+      <w:proofErr w:type="gramStart"/>
+      <w:r>
+        <w:rPr>
+          <w:rFonts w:ascii="Arial" w:eastAsia="微軟正黑體" w:hAnsi="Arial" w:cs="Arial"/>
+          <w:color w:val="000000" w:themeColor="text1"/>
+        </w:rPr>
+        <w:t>{{ revenue</w:t>
+      </w:r>
+      <w:proofErr w:type="gramEnd"/>
+      <w:r>
+        <w:rPr>
+          <w:rFonts w:ascii="Arial" w:eastAsia="微軟正黑體" w:hAnsi="Arial" w:cs="Arial"/>
+          <w:color w:val="000000" w:themeColor="text1"/>
+        </w:rPr>
+        <w:t>_</w:t>
+      </w:r>
+      <w:proofErr w:type="gramStart"/>
+      <w:r>
+        <w:rPr>
+          <w:rFonts w:ascii="Arial" w:eastAsia="微軟正黑體" w:hAnsi="Arial" w:cs="Arial"/>
+          <w:color w:val="000000" w:themeColor="text1"/>
+        </w:rPr>
+        <w:t>streams.</w:t>
+      </w:r>
+      <w:r>
+        <w:rPr>
+          <w:rFonts w:ascii="Arial" w:eastAsia="微軟正黑體" w:hAnsi="Arial" w:cs="Arial" w:hint="eastAsia"/>
+          <w:color w:val="000000" w:themeColor="text1"/>
+        </w:rPr>
+        <w:t>royalty</w:t>
+      </w:r>
+      <w:proofErr w:type="gramEnd"/>
+      <w:r>
+        <w:rPr>
+          <w:rFonts w:ascii="Arial" w:eastAsia="微軟正黑體" w:hAnsi="Arial" w:cs="Arial"/>
+          <w:color w:val="000000" w:themeColor="text1"/>
+        </w:rPr>
+        <w:t>_</w:t>
       </w:r>
       <w:r>
         <w:rPr>
@@ -1585,6 +3071,28 @@
           <w:rFonts w:ascii="Arial" w:eastAsia="微軟正黑體" w:hAnsi="Arial" w:cs="Arial"/>
           <w:color w:val="000000" w:themeColor="text1"/>
         </w:rPr>
+        <w:t>o</w:t>
+      </w:r>
+      <w:r>
+        <w:rPr>
+          <w:rFonts w:ascii="Arial" w:eastAsia="微軟正黑體" w:hAnsi="Arial" w:cs="Arial" w:hint="eastAsia"/>
+          <w:color w:val="000000" w:themeColor="text1"/>
+        </w:rPr>
+        <w:t>y_</w:t>
+      </w:r>
+      <w:proofErr w:type="gramStart"/>
+      <w:r>
+        <w:rPr>
+          <w:rFonts w:ascii="Arial" w:eastAsia="微軟正黑體" w:hAnsi="Arial" w:cs="Arial" w:hint="eastAsia"/>
+          <w:color w:val="000000" w:themeColor="text1"/>
+        </w:rPr>
+        <w:t>us</w:t>
+      </w:r>
+      <w:r>
+        <w:rPr>
+          <w:rFonts w:ascii="Arial" w:eastAsia="微軟正黑體" w:hAnsi="Arial" w:cs="Arial"/>
+          <w:color w:val="000000" w:themeColor="text1"/>
+        </w:rPr>
         <w:t xml:space="preserve"> }}</w:t>
       </w:r>
       <w:r>
@@ -1592,175 +3100,15 @@
           <w:rFonts w:ascii="Arial" w:eastAsia="微軟正黑體" w:hAnsi="Arial" w:cs="Arial"/>
           <w:color w:val="000000" w:themeColor="text1"/>
         </w:rPr>
-        <w:t xml:space="preserve">% of the total revenue, </w:t>
-      </w:r>
-      <w:r>
-        <w:rPr>
-          <w:rFonts w:ascii="Arial" w:eastAsia="微軟正黑體" w:hAnsi="Arial" w:cs="Arial"/>
-          <w:color w:val="000000" w:themeColor="text1"/>
-        </w:rPr>
-        <w:t>{{ revenue_streams.royalt</w:t>
-      </w:r>
-      <w:r>
-        <w:rPr>
-          <w:rFonts w:ascii="Arial" w:eastAsia="微軟正黑體" w:hAnsi="Arial" w:cs="Arial" w:hint="eastAsia"/>
-          <w:color w:val="000000" w:themeColor="text1"/>
-        </w:rPr>
-        <w:t>y</w:t>
-      </w:r>
-      <w:r>
-        <w:rPr>
-          <w:rFonts w:ascii="Arial" w:eastAsia="微軟正黑體" w:hAnsi="Arial" w:cs="Arial"/>
-          <w:color w:val="000000" w:themeColor="text1"/>
-        </w:rPr>
-        <w:t>_qoq }}</w:t>
-      </w:r>
-      <w:r>
-        <w:rPr>
-          <w:rFonts w:ascii="Arial" w:eastAsia="微軟正黑體" w:hAnsi="Arial" w:cs="Arial"/>
-          <w:color w:val="000000" w:themeColor="text1"/>
-        </w:rPr>
-        <w:t xml:space="preserve">% sequentially </w:t>
-      </w:r>
-      <w:r>
-        <w:rPr>
-          <w:rFonts w:ascii="Arial" w:eastAsia="微軟正黑體" w:hAnsi="Arial" w:cs="Arial"/>
-          <w:color w:val="000000" w:themeColor="text1"/>
-        </w:rPr>
-        <w:t>{{ revenue_streams.royalt</w:t>
-      </w:r>
-      <w:r>
-        <w:rPr>
-          <w:rFonts w:ascii="Arial" w:eastAsia="微軟正黑體" w:hAnsi="Arial" w:cs="Arial" w:hint="eastAsia"/>
-          <w:color w:val="000000" w:themeColor="text1"/>
-        </w:rPr>
-        <w:t>y</w:t>
-      </w:r>
-      <w:r>
-        <w:rPr>
-          <w:rFonts w:ascii="Arial" w:eastAsia="微軟正黑體" w:hAnsi="Arial" w:cs="Arial"/>
-          <w:color w:val="000000" w:themeColor="text1"/>
-        </w:rPr>
-        <w:t>_yoy }}</w:t>
-      </w:r>
-      <w:r>
-        <w:rPr>
-          <w:rFonts w:ascii="Arial" w:eastAsia="微軟正黑體" w:hAnsi="Arial" w:cs="Arial"/>
-          <w:color w:val="000000" w:themeColor="text1"/>
-        </w:rPr>
-        <w:t>% year-over-year.</w:t>
-      </w:r>
-      <w:r>
-        <w:rPr>
-          <w:rFonts w:ascii="Arial" w:eastAsia="微軟正黑體" w:hAnsi="Arial" w:cs="Arial" w:hint="eastAsia"/>
-          <w:color w:val="000000" w:themeColor="text1"/>
-        </w:rPr>
-        <w:t xml:space="preserve"> </w:t>
-      </w:r>
-      <w:r>
-        <w:rPr>
-          <w:rFonts w:ascii="Arial" w:eastAsia="微軟正黑體" w:hAnsi="Arial" w:cs="Arial"/>
-          <w:color w:val="000000" w:themeColor="text1"/>
-        </w:rPr>
-        <w:t xml:space="preserve">In U.S. dollar terms, this represents </w:t>
-      </w:r>
-      <w:r>
-        <w:rPr>
-          <w:rFonts w:ascii="Arial" w:eastAsia="微軟正黑體" w:hAnsi="Arial" w:cs="Arial"/>
-          <w:color w:val="000000" w:themeColor="text1"/>
-        </w:rPr>
-        <w:t>{{ revenue_streams.</w:t>
-      </w:r>
-      <w:r>
-        <w:rPr>
-          <w:rFonts w:ascii="Arial" w:eastAsia="微軟正黑體" w:hAnsi="Arial" w:cs="Arial" w:hint="eastAsia"/>
-          <w:color w:val="000000" w:themeColor="text1"/>
-        </w:rPr>
-        <w:t>royalty</w:t>
-      </w:r>
-      <w:r>
-        <w:rPr>
-          <w:rFonts w:ascii="Arial" w:eastAsia="微軟正黑體" w:hAnsi="Arial" w:cs="Arial"/>
-          <w:color w:val="000000" w:themeColor="text1"/>
-        </w:rPr>
-        <w:t>_qoq</w:t>
-      </w:r>
-      <w:r>
-        <w:rPr>
-          <w:rFonts w:ascii="Arial" w:eastAsia="微軟正黑體" w:hAnsi="Arial" w:cs="Arial" w:hint="eastAsia"/>
-          <w:color w:val="000000" w:themeColor="text1"/>
-        </w:rPr>
-        <w:t>_us</w:t>
-      </w:r>
-      <w:r>
-        <w:rPr>
-          <w:rFonts w:ascii="Arial" w:eastAsia="微軟正黑體" w:hAnsi="Arial" w:cs="Arial"/>
-          <w:color w:val="000000" w:themeColor="text1"/>
-        </w:rPr>
-        <w:t xml:space="preserve"> }}</w:t>
-      </w:r>
-      <w:r>
-        <w:rPr>
-          <w:rFonts w:ascii="Arial" w:eastAsia="微軟正黑體" w:hAnsi="Arial" w:cs="Arial"/>
-          <w:color w:val="000000" w:themeColor="text1"/>
-        </w:rPr>
-        <w:t xml:space="preserve">% and </w:t>
-      </w:r>
-      <w:r>
-        <w:rPr>
-          <w:rFonts w:ascii="Arial" w:eastAsia="微軟正黑體" w:hAnsi="Arial" w:cs="Arial"/>
-          <w:color w:val="000000" w:themeColor="text1"/>
-        </w:rPr>
-        <w:t>{{ revenue_streams.</w:t>
-      </w:r>
-      <w:r>
-        <w:rPr>
-          <w:rFonts w:ascii="Arial" w:eastAsia="微軟正黑體" w:hAnsi="Arial" w:cs="Arial" w:hint="eastAsia"/>
-          <w:color w:val="000000" w:themeColor="text1"/>
-        </w:rPr>
-        <w:t>royalty</w:t>
-      </w:r>
-      <w:r>
-        <w:rPr>
-          <w:rFonts w:ascii="Arial" w:eastAsia="微軟正黑體" w:hAnsi="Arial" w:cs="Arial"/>
-          <w:color w:val="000000" w:themeColor="text1"/>
-        </w:rPr>
-        <w:t>_</w:t>
-      </w:r>
-      <w:r>
-        <w:rPr>
-          <w:rFonts w:ascii="Arial" w:eastAsia="微軟正黑體" w:hAnsi="Arial" w:cs="Arial" w:hint="eastAsia"/>
-          <w:color w:val="000000" w:themeColor="text1"/>
-        </w:rPr>
-        <w:t>y</w:t>
-      </w:r>
-      <w:r>
-        <w:rPr>
-          <w:rFonts w:ascii="Arial" w:eastAsia="微軟正黑體" w:hAnsi="Arial" w:cs="Arial"/>
-          <w:color w:val="000000" w:themeColor="text1"/>
-        </w:rPr>
-        <w:t>o</w:t>
-      </w:r>
-      <w:r>
-        <w:rPr>
-          <w:rFonts w:ascii="Arial" w:eastAsia="微軟正黑體" w:hAnsi="Arial" w:cs="Arial" w:hint="eastAsia"/>
-          <w:color w:val="000000" w:themeColor="text1"/>
-        </w:rPr>
-        <w:t>y_us</w:t>
-      </w:r>
-      <w:r>
-        <w:rPr>
-          <w:rFonts w:ascii="Arial" w:eastAsia="微軟正黑體" w:hAnsi="Arial" w:cs="Arial"/>
-          <w:color w:val="000000" w:themeColor="text1"/>
-        </w:rPr>
-        <w:t xml:space="preserve"> }}</w:t>
-      </w:r>
-      <w:r>
-        <w:rPr>
-          <w:rFonts w:ascii="Arial" w:eastAsia="微軟正黑體" w:hAnsi="Arial" w:cs="Arial"/>
-          <w:color w:val="000000" w:themeColor="text1"/>
-        </w:rPr>
-        <w:t>%.</w:t>
+        <w:t>%</w:t>
+      </w:r>
+      <w:proofErr w:type="gramEnd"/>
+      <w:r>
+        <w:rPr>
+          <w:rFonts w:ascii="Arial" w:eastAsia="微軟正黑體" w:hAnsi="Arial" w:cs="Arial"/>
+          <w:color w:val="000000" w:themeColor="text1"/>
+        </w:rPr>
+        <w:t>.</w:t>
       </w:r>
     </w:p>
     <w:p>
@@ -1796,27 +3144,94 @@
         </w:rPr>
         <w:t xml:space="preserve">increased by </w:t>
       </w:r>
-      <w:r>
-        <w:rPr>
-          <w:rFonts w:ascii="Arial" w:eastAsia="微軟正黑體" w:hAnsi="Arial" w:cs="Arial"/>
-          <w:color w:val="000000" w:themeColor="text1"/>
-        </w:rPr>
-        <w:t>{{ financial_results.revenue_qoq }}</w:t>
-      </w:r>
-      <w:r>
-        <w:rPr>
-          <w:rFonts w:ascii="Arial" w:eastAsia="微軟正黑體" w:hAnsi="Arial" w:cs="Arial"/>
-          <w:color w:val="000000" w:themeColor="text1"/>
-        </w:rPr>
-        <w:t xml:space="preserve">% quarter-over-quarter and </w:t>
-      </w:r>
-      <w:r>
-        <w:rPr>
-          <w:rFonts w:ascii="Arial" w:eastAsia="微軟正黑體" w:hAnsi="Arial" w:cs="Arial"/>
-          <w:color w:val="000000" w:themeColor="text1"/>
-        </w:rPr>
-        <w:t>{{ financial_results.revenue_</w:t>
-      </w:r>
+      <w:proofErr w:type="gramStart"/>
+      <w:r>
+        <w:rPr>
+          <w:rFonts w:ascii="Arial" w:eastAsia="微軟正黑體" w:hAnsi="Arial" w:cs="Arial"/>
+          <w:color w:val="000000" w:themeColor="text1"/>
+        </w:rPr>
+        <w:t>{{ financial</w:t>
+      </w:r>
+      <w:proofErr w:type="gramEnd"/>
+      <w:r>
+        <w:rPr>
+          <w:rFonts w:ascii="Arial" w:eastAsia="微軟正黑體" w:hAnsi="Arial" w:cs="Arial"/>
+          <w:color w:val="000000" w:themeColor="text1"/>
+        </w:rPr>
+        <w:t>_</w:t>
+      </w:r>
+      <w:proofErr w:type="gramStart"/>
+      <w:r>
+        <w:rPr>
+          <w:rFonts w:ascii="Arial" w:eastAsia="微軟正黑體" w:hAnsi="Arial" w:cs="Arial"/>
+          <w:color w:val="000000" w:themeColor="text1"/>
+        </w:rPr>
+        <w:t>results.revenue</w:t>
+      </w:r>
+      <w:proofErr w:type="gramEnd"/>
+      <w:r>
+        <w:rPr>
+          <w:rFonts w:ascii="Arial" w:eastAsia="微軟正黑體" w:hAnsi="Arial" w:cs="Arial"/>
+          <w:color w:val="000000" w:themeColor="text1"/>
+        </w:rPr>
+        <w:t>_</w:t>
+      </w:r>
+      <w:proofErr w:type="gramStart"/>
+      <w:r>
+        <w:rPr>
+          <w:rFonts w:ascii="Arial" w:eastAsia="微軟正黑體" w:hAnsi="Arial" w:cs="Arial"/>
+          <w:color w:val="000000" w:themeColor="text1"/>
+        </w:rPr>
+        <w:t>qoq }}</w:t>
+      </w:r>
+      <w:r>
+        <w:rPr>
+          <w:rFonts w:ascii="Arial" w:eastAsia="微軟正黑體" w:hAnsi="Arial" w:cs="Arial"/>
+          <w:color w:val="000000" w:themeColor="text1"/>
+        </w:rPr>
+        <w:t>%</w:t>
+      </w:r>
+      <w:proofErr w:type="gramEnd"/>
+      <w:r>
+        <w:rPr>
+          <w:rFonts w:ascii="Arial" w:eastAsia="微軟正黑體" w:hAnsi="Arial" w:cs="Arial"/>
+          <w:color w:val="000000" w:themeColor="text1"/>
+        </w:rPr>
+        <w:t xml:space="preserve"> quarter-over-quarter and </w:t>
+      </w:r>
+      <w:proofErr w:type="gramStart"/>
+      <w:r>
+        <w:rPr>
+          <w:rFonts w:ascii="Arial" w:eastAsia="微軟正黑體" w:hAnsi="Arial" w:cs="Arial"/>
+          <w:color w:val="000000" w:themeColor="text1"/>
+        </w:rPr>
+        <w:t>{{ financial</w:t>
+      </w:r>
+      <w:proofErr w:type="gramEnd"/>
+      <w:r>
+        <w:rPr>
+          <w:rFonts w:ascii="Arial" w:eastAsia="微軟正黑體" w:hAnsi="Arial" w:cs="Arial"/>
+          <w:color w:val="000000" w:themeColor="text1"/>
+        </w:rPr>
+        <w:t>_</w:t>
+      </w:r>
+      <w:proofErr w:type="gramStart"/>
+      <w:r>
+        <w:rPr>
+          <w:rFonts w:ascii="Arial" w:eastAsia="微軟正黑體" w:hAnsi="Arial" w:cs="Arial"/>
+          <w:color w:val="000000" w:themeColor="text1"/>
+        </w:rPr>
+        <w:t>results.revenue</w:t>
+      </w:r>
+      <w:proofErr w:type="gramEnd"/>
+      <w:r>
+        <w:rPr>
+          <w:rFonts w:ascii="Arial" w:eastAsia="微軟正黑體" w:hAnsi="Arial" w:cs="Arial"/>
+          <w:color w:val="000000" w:themeColor="text1"/>
+        </w:rPr>
+        <w:t>_</w:t>
+      </w:r>
+      <w:proofErr w:type="gramStart"/>
       <w:r>
         <w:rPr>
           <w:rFonts w:ascii="Arial" w:eastAsia="微軟正黑體" w:hAnsi="Arial" w:cs="Arial" w:hint="eastAsia"/>
@@ -1850,7 +3265,15 @@
           <w:rFonts w:ascii="Arial" w:eastAsia="微軟正黑體" w:hAnsi="Arial" w:cs="Arial"/>
           <w:color w:val="000000" w:themeColor="text1"/>
         </w:rPr>
-        <w:t>% year-over-year.</w:t>
+        <w:t>%</w:t>
+      </w:r>
+      <w:proofErr w:type="gramEnd"/>
+      <w:r>
+        <w:rPr>
+          <w:rFonts w:ascii="Arial" w:eastAsia="微軟正黑體" w:hAnsi="Arial" w:cs="Arial"/>
+          <w:color w:val="000000" w:themeColor="text1"/>
+        </w:rPr>
+        <w:t xml:space="preserve"> year-over-year.</w:t>
       </w:r>
       <w:r>
         <w:rPr>
@@ -1866,12 +3289,29 @@
         </w:rPr>
         <w:t xml:space="preserve">In U.S. dollar terms, this represents </w:t>
       </w:r>
-      <w:r>
-        <w:rPr>
-          <w:rFonts w:ascii="Arial" w:eastAsia="微軟正黑體" w:hAnsi="Arial" w:cs="Arial"/>
-          <w:color w:val="000000" w:themeColor="text1"/>
-        </w:rPr>
-        <w:t>{{ revenue_streams.</w:t>
+      <w:proofErr w:type="gramStart"/>
+      <w:r>
+        <w:rPr>
+          <w:rFonts w:ascii="Arial" w:eastAsia="微軟正黑體" w:hAnsi="Arial" w:cs="Arial"/>
+          <w:color w:val="000000" w:themeColor="text1"/>
+        </w:rPr>
+        <w:t>{{ revenue</w:t>
+      </w:r>
+      <w:proofErr w:type="gramEnd"/>
+      <w:r>
+        <w:rPr>
+          <w:rFonts w:ascii="Arial" w:eastAsia="微軟正黑體" w:hAnsi="Arial" w:cs="Arial"/>
+          <w:color w:val="000000" w:themeColor="text1"/>
+        </w:rPr>
+        <w:t>_</w:t>
+      </w:r>
+      <w:proofErr w:type="gramStart"/>
+      <w:r>
+        <w:rPr>
+          <w:rFonts w:ascii="Arial" w:eastAsia="微軟正黑體" w:hAnsi="Arial" w:cs="Arial"/>
+          <w:color w:val="000000" w:themeColor="text1"/>
+        </w:rPr>
+        <w:t>streams.</w:t>
       </w:r>
       <w:r>
         <w:rPr>
@@ -1880,6 +3320,7 @@
         </w:rPr>
         <w:t>total</w:t>
       </w:r>
+      <w:proofErr w:type="gramEnd"/>
       <w:r>
         <w:rPr>
           <w:rFonts w:ascii="Arial" w:eastAsia="微軟正黑體" w:hAnsi="Arial" w:cs="Arial"/>
@@ -1892,7 +3333,15 @@
           <w:rFonts w:ascii="Arial" w:eastAsia="微軟正黑體" w:hAnsi="Arial" w:cs="Arial" w:hint="eastAsia"/>
           <w:color w:val="000000" w:themeColor="text1"/>
         </w:rPr>
-        <w:t>_us</w:t>
+        <w:t>_</w:t>
+      </w:r>
+      <w:proofErr w:type="gramStart"/>
+      <w:r>
+        <w:rPr>
+          <w:rFonts w:ascii="Arial" w:eastAsia="微軟正黑體" w:hAnsi="Arial" w:cs="Arial" w:hint="eastAsia"/>
+          <w:color w:val="000000" w:themeColor="text1"/>
+        </w:rPr>
+        <w:t>us</w:t>
       </w:r>
       <w:r>
         <w:rPr>
@@ -1906,14 +3355,39 @@
           <w:rFonts w:ascii="Arial" w:eastAsia="微軟正黑體" w:hAnsi="Arial" w:cs="Arial"/>
           <w:color w:val="000000" w:themeColor="text1"/>
         </w:rPr>
-        <w:t xml:space="preserve">% and </w:t>
-      </w:r>
-      <w:r>
-        <w:rPr>
-          <w:rFonts w:ascii="Arial" w:eastAsia="微軟正黑體" w:hAnsi="Arial" w:cs="Arial"/>
-          <w:color w:val="000000" w:themeColor="text1"/>
-        </w:rPr>
-        <w:t>{{ revenue_streams.</w:t>
+        <w:t>%</w:t>
+      </w:r>
+      <w:proofErr w:type="gramEnd"/>
+      <w:r>
+        <w:rPr>
+          <w:rFonts w:ascii="Arial" w:eastAsia="微軟正黑體" w:hAnsi="Arial" w:cs="Arial"/>
+          <w:color w:val="000000" w:themeColor="text1"/>
+        </w:rPr>
+        <w:t xml:space="preserve"> </w:t>
+      </w:r>
+      <w:proofErr w:type="gramStart"/>
+      <w:r>
+        <w:rPr>
+          <w:rFonts w:ascii="Arial" w:eastAsia="微軟正黑體" w:hAnsi="Arial" w:cs="Arial"/>
+          <w:color w:val="000000" w:themeColor="text1"/>
+        </w:rPr>
+        <w:t>{{ revenue</w:t>
+      </w:r>
+      <w:proofErr w:type="gramEnd"/>
+      <w:r>
+        <w:rPr>
+          <w:rFonts w:ascii="Arial" w:eastAsia="微軟正黑體" w:hAnsi="Arial" w:cs="Arial"/>
+          <w:color w:val="000000" w:themeColor="text1"/>
+        </w:rPr>
+        <w:t>_</w:t>
+      </w:r>
+      <w:proofErr w:type="gramStart"/>
+      <w:r>
+        <w:rPr>
+          <w:rFonts w:ascii="Arial" w:eastAsia="微軟正黑體" w:hAnsi="Arial" w:cs="Arial"/>
+          <w:color w:val="000000" w:themeColor="text1"/>
+        </w:rPr>
+        <w:t>streams.</w:t>
       </w:r>
       <w:r>
         <w:rPr>
@@ -1922,6 +3396,7 @@
         </w:rPr>
         <w:t>total</w:t>
       </w:r>
+      <w:proofErr w:type="gramEnd"/>
       <w:r>
         <w:rPr>
           <w:rFonts w:ascii="Arial" w:eastAsia="微軟正黑體" w:hAnsi="Arial" w:cs="Arial"/>
@@ -1948,7 +3423,15 @@
           <w:rFonts w:ascii="Arial" w:eastAsia="微軟正黑體" w:hAnsi="Arial" w:cs="Arial" w:hint="eastAsia"/>
           <w:color w:val="000000" w:themeColor="text1"/>
         </w:rPr>
-        <w:t>y_us</w:t>
+        <w:t>y_</w:t>
+      </w:r>
+      <w:proofErr w:type="gramStart"/>
+      <w:r>
+        <w:rPr>
+          <w:rFonts w:ascii="Arial" w:eastAsia="微軟正黑體" w:hAnsi="Arial" w:cs="Arial" w:hint="eastAsia"/>
+          <w:color w:val="000000" w:themeColor="text1"/>
+        </w:rPr>
+        <w:t>us</w:t>
       </w:r>
       <w:r>
         <w:rPr>
@@ -1962,7 +3445,15 @@
           <w:rFonts w:ascii="Arial" w:eastAsia="微軟正黑體" w:hAnsi="Arial" w:cs="Arial"/>
           <w:color w:val="000000" w:themeColor="text1"/>
         </w:rPr>
-        <w:t>%.</w:t>
+        <w:t>%</w:t>
+      </w:r>
+      <w:proofErr w:type="gramEnd"/>
+      <w:r>
+        <w:rPr>
+          <w:rFonts w:ascii="Arial" w:eastAsia="微軟正黑體" w:hAnsi="Arial" w:cs="Arial"/>
+          <w:color w:val="000000" w:themeColor="text1"/>
+        </w:rPr>
+        <w:t>.</w:t>
       </w:r>
     </w:p>
     <w:p>
@@ -2016,7 +3507,18 @@
           <w:kern w:val="2"/>
           <w:lang w:eastAsia="zh-TW"/>
         </w:rPr>
-        <w:t>this_quarter</w:t>
+        <w:t>this_</w:t>
+      </w:r>
+      <w:proofErr w:type="gramStart"/>
+      <w:r>
+        <w:rPr>
+          <w:rFonts w:eastAsia="新細明體" w:cs="Arial"/>
+          <w:b w:val="0"/>
+          <w:bCs w:val="0"/>
+          <w:kern w:val="2"/>
+          <w:lang w:eastAsia="zh-TW"/>
+        </w:rPr>
+        <w:t>quarter</w:t>
       </w:r>
       <w:r>
         <w:rPr>
@@ -2038,6 +3540,7 @@
         </w:rPr>
         <w:t>!</w:t>
       </w:r>
+      <w:proofErr w:type="gramEnd"/>
       <w:r>
         <w:rPr>
           <w:rFonts w:eastAsia="新細明體" w:cs="Arial"/>
@@ -2046,8 +3549,20 @@
           <w:kern w:val="2"/>
           <w:lang w:eastAsia="zh-TW"/>
         </w:rPr>
-        <w:t>= "Q1" %}</w:t>
-      </w:r>
+        <w:t>= "Q1</w:t>
+      </w:r>
+      <w:proofErr w:type="gramStart"/>
+      <w:r>
+        <w:rPr>
+          <w:rFonts w:eastAsia="新細明體" w:cs="Arial"/>
+          <w:b w:val="0"/>
+          <w:bCs w:val="0"/>
+          <w:kern w:val="2"/>
+          <w:lang w:eastAsia="zh-TW"/>
+        </w:rPr>
+        <w:t>" %}</w:t>
+      </w:r>
+      <w:proofErr w:type="gramEnd"/>
     </w:p>
     <w:p>
       <w:pPr>
@@ -2064,6 +3579,7 @@
         </w:rPr>
         <w:t xml:space="preserve">For the </w:t>
       </w:r>
+      <w:proofErr w:type="gramStart"/>
       <w:r>
         <w:rPr>
           <w:rFonts w:ascii="Arial" w:eastAsia="微軟正黑體" w:hAnsi="Arial" w:cs="Arial"/>
@@ -2078,6 +3594,7 @@
         </w:rPr>
         <w:t>ytd</w:t>
       </w:r>
+      <w:proofErr w:type="gramEnd"/>
       <w:r>
         <w:rPr>
           <w:rFonts w:ascii="Arial" w:eastAsia="微軟正黑體" w:hAnsi="Arial" w:cs="Arial"/>
@@ -2092,12 +3609,37 @@
         </w:rPr>
         <w:t xml:space="preserve"> of </w:t>
       </w:r>
-      <w:r>
-        <w:rPr>
-          <w:rFonts w:ascii="Arial" w:eastAsia="微軟正黑體" w:hAnsi="Arial" w:cs="Arial" w:hint="eastAsia"/>
-          <w:color w:val="000000" w:themeColor="text1"/>
-        </w:rPr>
-        <w:t>{{ this_year }}</w:t>
+      <w:proofErr w:type="gramStart"/>
+      <w:r>
+        <w:rPr>
+          <w:rFonts w:ascii="Arial" w:eastAsia="微軟正黑體" w:hAnsi="Arial" w:cs="Arial" w:hint="eastAsia"/>
+          <w:color w:val="000000" w:themeColor="text1"/>
+        </w:rPr>
+        <w:t>{{ this</w:t>
+      </w:r>
+      <w:proofErr w:type="gramEnd"/>
+      <w:r>
+        <w:rPr>
+          <w:rFonts w:ascii="Arial" w:eastAsia="微軟正黑體" w:hAnsi="Arial" w:cs="Arial" w:hint="eastAsia"/>
+          <w:color w:val="000000" w:themeColor="text1"/>
+        </w:rPr>
+        <w:t>_</w:t>
+      </w:r>
+      <w:proofErr w:type="gramStart"/>
+      <w:r>
+        <w:rPr>
+          <w:rFonts w:ascii="Arial" w:eastAsia="微軟正黑體" w:hAnsi="Arial" w:cs="Arial" w:hint="eastAsia"/>
+          <w:color w:val="000000" w:themeColor="text1"/>
+        </w:rPr>
+        <w:t>year }</w:t>
+      </w:r>
+      <w:proofErr w:type="gramEnd"/>
+      <w:r>
+        <w:rPr>
+          <w:rFonts w:ascii="Arial" w:eastAsia="微軟正黑體" w:hAnsi="Arial" w:cs="Arial" w:hint="eastAsia"/>
+          <w:color w:val="000000" w:themeColor="text1"/>
+        </w:rPr>
+        <w:t>}</w:t>
       </w:r>
       <w:r>
         <w:rPr>
@@ -2140,6 +3682,7 @@
         </w:rPr>
         <w:t xml:space="preserve"> in the </w:t>
       </w:r>
+      <w:proofErr w:type="gramStart"/>
       <w:r>
         <w:rPr>
           <w:rFonts w:ascii="Arial" w:eastAsia="微軟正黑體" w:hAnsi="Arial" w:cs="Arial"/>
@@ -2154,6 +3697,7 @@
         </w:rPr>
         <w:t>ytd</w:t>
       </w:r>
+      <w:proofErr w:type="gramEnd"/>
       <w:r>
         <w:rPr>
           <w:rFonts w:ascii="Arial" w:eastAsia="微軟正黑體" w:hAnsi="Arial" w:cs="Arial"/>
@@ -2168,12 +3712,182 @@
         </w:rPr>
         <w:t xml:space="preserve"> accounted for </w:t>
       </w:r>
-      <w:r>
-        <w:rPr>
-          <w:rFonts w:ascii="Arial" w:eastAsia="微軟正黑體" w:hAnsi="Arial" w:cs="Arial"/>
-          <w:color w:val="000000" w:themeColor="text1"/>
-        </w:rPr>
-        <w:t>{{ revenue_streams.licensing</w:t>
+      <w:proofErr w:type="gramStart"/>
+      <w:r>
+        <w:rPr>
+          <w:rFonts w:ascii="Arial" w:eastAsia="微軟正黑體" w:hAnsi="Arial" w:cs="Arial"/>
+          <w:color w:val="000000" w:themeColor="text1"/>
+        </w:rPr>
+        <w:t>{{ revenue</w:t>
+      </w:r>
+      <w:proofErr w:type="gramEnd"/>
+      <w:r>
+        <w:rPr>
+          <w:rFonts w:ascii="Arial" w:eastAsia="微軟正黑體" w:hAnsi="Arial" w:cs="Arial"/>
+          <w:color w:val="000000" w:themeColor="text1"/>
+        </w:rPr>
+        <w:t>_</w:t>
+      </w:r>
+      <w:proofErr w:type="gramStart"/>
+      <w:r>
+        <w:rPr>
+          <w:rFonts w:ascii="Arial" w:eastAsia="微軟正黑體" w:hAnsi="Arial" w:cs="Arial"/>
+          <w:color w:val="000000" w:themeColor="text1"/>
+        </w:rPr>
+        <w:t>streams.licensing</w:t>
+      </w:r>
+      <w:proofErr w:type="gramEnd"/>
+      <w:r>
+        <w:rPr>
+          <w:rFonts w:ascii="Arial" w:eastAsia="微軟正黑體" w:hAnsi="Arial" w:cs="Arial" w:hint="eastAsia"/>
+          <w:color w:val="000000" w:themeColor="text1"/>
+        </w:rPr>
+        <w:t>_</w:t>
+      </w:r>
+      <w:proofErr w:type="gramStart"/>
+      <w:r>
+        <w:rPr>
+          <w:rFonts w:ascii="Arial" w:eastAsia="微軟正黑體" w:hAnsi="Arial" w:cs="Arial" w:hint="eastAsia"/>
+          <w:color w:val="000000" w:themeColor="text1"/>
+        </w:rPr>
+        <w:t>ytd</w:t>
+      </w:r>
+      <w:r>
+        <w:rPr>
+          <w:rFonts w:ascii="Arial" w:eastAsia="微軟正黑體" w:hAnsi="Arial" w:cs="Arial"/>
+          <w:color w:val="000000" w:themeColor="text1"/>
+        </w:rPr>
+        <w:t xml:space="preserve"> }}</w:t>
+      </w:r>
+      <w:r>
+        <w:rPr>
+          <w:rFonts w:ascii="Arial" w:eastAsia="微軟正黑體" w:hAnsi="Arial" w:cs="Arial"/>
+          <w:color w:val="000000" w:themeColor="text1"/>
+        </w:rPr>
+        <w:t>%</w:t>
+      </w:r>
+      <w:proofErr w:type="gramEnd"/>
+      <w:r>
+        <w:rPr>
+          <w:rFonts w:ascii="Arial" w:eastAsia="微軟正黑體" w:hAnsi="Arial" w:cs="Arial"/>
+          <w:color w:val="000000" w:themeColor="text1"/>
+        </w:rPr>
+        <w:t xml:space="preserve"> of the total revenue, </w:t>
+      </w:r>
+      <w:proofErr w:type="gramStart"/>
+      <w:r>
+        <w:rPr>
+          <w:rFonts w:ascii="Arial" w:eastAsia="微軟正黑體" w:hAnsi="Arial" w:cs="Arial"/>
+          <w:color w:val="000000" w:themeColor="text1"/>
+        </w:rPr>
+        <w:t>{{ revenue</w:t>
+      </w:r>
+      <w:proofErr w:type="gramEnd"/>
+      <w:r>
+        <w:rPr>
+          <w:rFonts w:ascii="Arial" w:eastAsia="微軟正黑體" w:hAnsi="Arial" w:cs="Arial"/>
+          <w:color w:val="000000" w:themeColor="text1"/>
+        </w:rPr>
+        <w:t>_</w:t>
+      </w:r>
+      <w:proofErr w:type="gramStart"/>
+      <w:r>
+        <w:rPr>
+          <w:rFonts w:ascii="Arial" w:eastAsia="微軟正黑體" w:hAnsi="Arial" w:cs="Arial"/>
+          <w:color w:val="000000" w:themeColor="text1"/>
+        </w:rPr>
+        <w:t>streams.licensing</w:t>
+      </w:r>
+      <w:proofErr w:type="gramEnd"/>
+      <w:r>
+        <w:rPr>
+          <w:rFonts w:ascii="Arial" w:eastAsia="微軟正黑體" w:hAnsi="Arial" w:cs="Arial"/>
+          <w:color w:val="000000" w:themeColor="text1"/>
+        </w:rPr>
+        <w:t>_yoy</w:t>
+      </w:r>
+      <w:r>
+        <w:rPr>
+          <w:rFonts w:ascii="Arial" w:eastAsia="微軟正黑體" w:hAnsi="Arial" w:cs="Arial" w:hint="eastAsia"/>
+          <w:color w:val="000000" w:themeColor="text1"/>
+        </w:rPr>
+        <w:t>_</w:t>
+      </w:r>
+      <w:proofErr w:type="gramStart"/>
+      <w:r>
+        <w:rPr>
+          <w:rFonts w:ascii="Arial" w:eastAsia="微軟正黑體" w:hAnsi="Arial" w:cs="Arial" w:hint="eastAsia"/>
+          <w:color w:val="000000" w:themeColor="text1"/>
+        </w:rPr>
+        <w:t>ytd</w:t>
+      </w:r>
+      <w:r>
+        <w:rPr>
+          <w:rFonts w:ascii="Arial" w:eastAsia="微軟正黑體" w:hAnsi="Arial" w:cs="Arial"/>
+          <w:color w:val="000000" w:themeColor="text1"/>
+        </w:rPr>
+        <w:t xml:space="preserve"> }}</w:t>
+      </w:r>
+      <w:r>
+        <w:rPr>
+          <w:rFonts w:ascii="Arial" w:eastAsia="微軟正黑體" w:hAnsi="Arial" w:cs="Arial"/>
+          <w:color w:val="000000" w:themeColor="text1"/>
+        </w:rPr>
+        <w:t>%</w:t>
+      </w:r>
+      <w:proofErr w:type="gramEnd"/>
+      <w:r>
+        <w:rPr>
+          <w:rFonts w:ascii="Arial" w:eastAsia="微軟正黑體" w:hAnsi="Arial" w:cs="Arial"/>
+          <w:color w:val="000000" w:themeColor="text1"/>
+        </w:rPr>
+        <w:t xml:space="preserve"> year-over-year. </w:t>
+      </w:r>
+      <w:r>
+        <w:rPr>
+          <w:rFonts w:ascii="Arial" w:eastAsia="微軟正黑體" w:hAnsi="Arial" w:cs="Arial"/>
+          <w:color w:val="000000" w:themeColor="text1"/>
+        </w:rPr>
+        <w:t xml:space="preserve">In U.S. dollar terms, this represents </w:t>
+      </w:r>
+      <w:proofErr w:type="gramStart"/>
+      <w:r>
+        <w:rPr>
+          <w:rFonts w:ascii="Arial" w:eastAsia="微軟正黑體" w:hAnsi="Arial" w:cs="Arial"/>
+          <w:color w:val="000000" w:themeColor="text1"/>
+        </w:rPr>
+        <w:t>{{ revenue</w:t>
+      </w:r>
+      <w:proofErr w:type="gramEnd"/>
+      <w:r>
+        <w:rPr>
+          <w:rFonts w:ascii="Arial" w:eastAsia="微軟正黑體" w:hAnsi="Arial" w:cs="Arial"/>
+          <w:color w:val="000000" w:themeColor="text1"/>
+        </w:rPr>
+        <w:t>_</w:t>
+      </w:r>
+      <w:proofErr w:type="gramStart"/>
+      <w:r>
+        <w:rPr>
+          <w:rFonts w:ascii="Arial" w:eastAsia="微軟正黑體" w:hAnsi="Arial" w:cs="Arial"/>
+          <w:color w:val="000000" w:themeColor="text1"/>
+        </w:rPr>
+        <w:t>streams.</w:t>
+      </w:r>
+      <w:r>
+        <w:rPr>
+          <w:rFonts w:ascii="Arial" w:eastAsia="微軟正黑體" w:hAnsi="Arial" w:cs="Arial"/>
+          <w:color w:val="000000" w:themeColor="text1"/>
+        </w:rPr>
+        <w:t>licensing</w:t>
+      </w:r>
+      <w:proofErr w:type="gramEnd"/>
+      <w:r>
+        <w:rPr>
+          <w:rFonts w:ascii="Arial" w:eastAsia="微軟正黑體" w:hAnsi="Arial" w:cs="Arial"/>
+          <w:color w:val="000000" w:themeColor="text1"/>
+        </w:rPr>
+        <w:t>_yoy</w:t>
       </w:r>
       <w:r>
         <w:rPr>
@@ -2184,6 +3898,21 @@
       </w:r>
       <w:r>
         <w:rPr>
+          <w:rFonts w:ascii="Arial" w:eastAsia="微軟正黑體" w:hAnsi="Arial" w:cs="Arial" w:hint="eastAsia"/>
+          <w:color w:val="000000" w:themeColor="text1"/>
+        </w:rPr>
+        <w:t>_</w:t>
+      </w:r>
+      <w:proofErr w:type="gramStart"/>
+      <w:r>
+        <w:rPr>
+          <w:rFonts w:ascii="Arial" w:eastAsia="微軟正黑體" w:hAnsi="Arial" w:cs="Arial" w:hint="eastAsia"/>
+          <w:color w:val="000000" w:themeColor="text1"/>
+        </w:rPr>
+        <w:t>us</w:t>
+      </w:r>
+      <w:r>
+        <w:rPr>
           <w:rFonts w:ascii="Arial" w:eastAsia="微軟正黑體" w:hAnsi="Arial" w:cs="Arial"/>
           <w:color w:val="000000" w:themeColor="text1"/>
         </w:rPr>
@@ -2194,84 +3923,15 @@
           <w:rFonts w:ascii="Arial" w:eastAsia="微軟正黑體" w:hAnsi="Arial" w:cs="Arial"/>
           <w:color w:val="000000" w:themeColor="text1"/>
         </w:rPr>
-        <w:t xml:space="preserve">% of the total revenue, </w:t>
-      </w:r>
-      <w:r>
-        <w:rPr>
-          <w:rFonts w:ascii="Arial" w:eastAsia="微軟正黑體" w:hAnsi="Arial" w:cs="Arial"/>
-          <w:color w:val="000000" w:themeColor="text1"/>
-        </w:rPr>
-        <w:t>{{ revenue_streams.licensing_yoy</w:t>
-      </w:r>
-      <w:r>
-        <w:rPr>
-          <w:rFonts w:ascii="Arial" w:eastAsia="微軟正黑體" w:hAnsi="Arial" w:cs="Arial" w:hint="eastAsia"/>
-          <w:color w:val="000000" w:themeColor="text1"/>
-        </w:rPr>
-        <w:t>_ytd</w:t>
-      </w:r>
-      <w:r>
-        <w:rPr>
-          <w:rFonts w:ascii="Arial" w:eastAsia="微軟正黑體" w:hAnsi="Arial" w:cs="Arial"/>
-          <w:color w:val="000000" w:themeColor="text1"/>
-        </w:rPr>
-        <w:t xml:space="preserve"> }}</w:t>
-      </w:r>
-      <w:r>
-        <w:rPr>
-          <w:rFonts w:ascii="Arial" w:eastAsia="微軟正黑體" w:hAnsi="Arial" w:cs="Arial"/>
-          <w:color w:val="000000" w:themeColor="text1"/>
-        </w:rPr>
-        <w:t xml:space="preserve">% year-over-year. </w:t>
-      </w:r>
-      <w:r>
-        <w:rPr>
-          <w:rFonts w:ascii="Arial" w:eastAsia="微軟正黑體" w:hAnsi="Arial" w:cs="Arial"/>
-          <w:color w:val="000000" w:themeColor="text1"/>
-        </w:rPr>
-        <w:t xml:space="preserve">In U.S. dollar terms, this represents </w:t>
-      </w:r>
-      <w:r>
-        <w:rPr>
-          <w:rFonts w:ascii="Arial" w:eastAsia="微軟正黑體" w:hAnsi="Arial" w:cs="Arial"/>
-          <w:color w:val="000000" w:themeColor="text1"/>
-        </w:rPr>
-        <w:t>{{ revenue_streams.</w:t>
-      </w:r>
-      <w:r>
-        <w:rPr>
-          <w:rFonts w:ascii="Arial" w:eastAsia="微軟正黑體" w:hAnsi="Arial" w:cs="Arial"/>
-          <w:color w:val="000000" w:themeColor="text1"/>
-        </w:rPr>
-        <w:t>licensing_yoy</w:t>
-      </w:r>
-      <w:r>
-        <w:rPr>
-          <w:rFonts w:ascii="Arial" w:eastAsia="微軟正黑體" w:hAnsi="Arial" w:cs="Arial" w:hint="eastAsia"/>
-          <w:color w:val="000000" w:themeColor="text1"/>
-        </w:rPr>
-        <w:t>_ytd</w:t>
-      </w:r>
-      <w:r>
-        <w:rPr>
-          <w:rFonts w:ascii="Arial" w:eastAsia="微軟正黑體" w:hAnsi="Arial" w:cs="Arial" w:hint="eastAsia"/>
-          <w:color w:val="000000" w:themeColor="text1"/>
-        </w:rPr>
-        <w:t>_us</w:t>
-      </w:r>
-      <w:r>
-        <w:rPr>
-          <w:rFonts w:ascii="Arial" w:eastAsia="微軟正黑體" w:hAnsi="Arial" w:cs="Arial"/>
-          <w:color w:val="000000" w:themeColor="text1"/>
-        </w:rPr>
-        <w:t xml:space="preserve"> }}</w:t>
-      </w:r>
-      <w:r>
-        <w:rPr>
-          <w:rFonts w:ascii="Arial" w:eastAsia="微軟正黑體" w:hAnsi="Arial" w:cs="Arial"/>
-          <w:color w:val="000000" w:themeColor="text1"/>
-        </w:rPr>
-        <w:t>%.</w:t>
+        <w:t>%</w:t>
+      </w:r>
+      <w:proofErr w:type="gramEnd"/>
+      <w:r>
+        <w:rPr>
+          <w:rFonts w:ascii="Arial" w:eastAsia="微軟正黑體" w:hAnsi="Arial" w:cs="Arial"/>
+          <w:color w:val="000000" w:themeColor="text1"/>
+        </w:rPr>
+        <w:t>.</w:t>
       </w:r>
     </w:p>
     <w:p>
@@ -2307,6 +3967,7 @@
         </w:rPr>
         <w:t xml:space="preserve"> in the </w:t>
       </w:r>
+      <w:proofErr w:type="gramStart"/>
       <w:r>
         <w:rPr>
           <w:rFonts w:ascii="Arial" w:eastAsia="微軟正黑體" w:hAnsi="Arial" w:cs="Arial"/>
@@ -2321,6 +3982,7 @@
         </w:rPr>
         <w:t>ytd</w:t>
       </w:r>
+      <w:proofErr w:type="gramEnd"/>
       <w:r>
         <w:rPr>
           <w:rFonts w:ascii="Arial" w:eastAsia="微軟正黑體" w:hAnsi="Arial" w:cs="Arial"/>
@@ -2335,19 +3997,52 @@
         </w:rPr>
         <w:t xml:space="preserve"> contributed </w:t>
       </w:r>
-      <w:r>
-        <w:rPr>
-          <w:rFonts w:ascii="Arial" w:eastAsia="微軟正黑體" w:hAnsi="Arial" w:cs="Arial"/>
-          <w:color w:val="000000" w:themeColor="text1"/>
-        </w:rPr>
-        <w:t>{{ revenue_streams.</w:t>
-      </w:r>
-      <w:r>
-        <w:rPr>
-          <w:rFonts w:ascii="Arial" w:eastAsia="微軟正黑體" w:hAnsi="Arial" w:cs="Arial" w:hint="eastAsia"/>
-          <w:color w:val="000000" w:themeColor="text1"/>
-        </w:rPr>
-        <w:t>royalty_ytd</w:t>
+      <w:proofErr w:type="gramStart"/>
+      <w:r>
+        <w:rPr>
+          <w:rFonts w:ascii="Arial" w:eastAsia="微軟正黑體" w:hAnsi="Arial" w:cs="Arial"/>
+          <w:color w:val="000000" w:themeColor="text1"/>
+        </w:rPr>
+        <w:t>{{ revenue</w:t>
+      </w:r>
+      <w:proofErr w:type="gramEnd"/>
+      <w:r>
+        <w:rPr>
+          <w:rFonts w:ascii="Arial" w:eastAsia="微軟正黑體" w:hAnsi="Arial" w:cs="Arial"/>
+          <w:color w:val="000000" w:themeColor="text1"/>
+        </w:rPr>
+        <w:t>_</w:t>
+      </w:r>
+      <w:proofErr w:type="gramStart"/>
+      <w:r>
+        <w:rPr>
+          <w:rFonts w:ascii="Arial" w:eastAsia="微軟正黑體" w:hAnsi="Arial" w:cs="Arial"/>
+          <w:color w:val="000000" w:themeColor="text1"/>
+        </w:rPr>
+        <w:t>streams.</w:t>
+      </w:r>
+      <w:r>
+        <w:rPr>
+          <w:rFonts w:ascii="Arial" w:eastAsia="微軟正黑體" w:hAnsi="Arial" w:cs="Arial" w:hint="eastAsia"/>
+          <w:color w:val="000000" w:themeColor="text1"/>
+        </w:rPr>
+        <w:t>royalty</w:t>
+      </w:r>
+      <w:proofErr w:type="gramEnd"/>
+      <w:r>
+        <w:rPr>
+          <w:rFonts w:ascii="Arial" w:eastAsia="微軟正黑體" w:hAnsi="Arial" w:cs="Arial" w:hint="eastAsia"/>
+          <w:color w:val="000000" w:themeColor="text1"/>
+        </w:rPr>
+        <w:t>_</w:t>
+      </w:r>
+      <w:proofErr w:type="gramStart"/>
+      <w:r>
+        <w:rPr>
+          <w:rFonts w:ascii="Arial" w:eastAsia="微軟正黑體" w:hAnsi="Arial" w:cs="Arial" w:hint="eastAsia"/>
+          <w:color w:val="000000" w:themeColor="text1"/>
+        </w:rPr>
+        <w:t>ytd</w:t>
       </w:r>
       <w:r>
         <w:rPr>
@@ -2361,14 +4056,39 @@
           <w:rFonts w:ascii="Arial" w:eastAsia="微軟正黑體" w:hAnsi="Arial" w:cs="Arial"/>
           <w:color w:val="000000" w:themeColor="text1"/>
         </w:rPr>
-        <w:t xml:space="preserve">% of the total revenue, </w:t>
-      </w:r>
-      <w:r>
-        <w:rPr>
-          <w:rFonts w:ascii="Arial" w:eastAsia="微軟正黑體" w:hAnsi="Arial" w:cs="Arial"/>
-          <w:color w:val="000000" w:themeColor="text1"/>
-        </w:rPr>
-        <w:t>{{ revenue_streams</w:t>
+        <w:t>%</w:t>
+      </w:r>
+      <w:proofErr w:type="gramEnd"/>
+      <w:r>
+        <w:rPr>
+          <w:rFonts w:ascii="Arial" w:eastAsia="微軟正黑體" w:hAnsi="Arial" w:cs="Arial"/>
+          <w:color w:val="000000" w:themeColor="text1"/>
+        </w:rPr>
+        <w:t xml:space="preserve"> of the total revenue, </w:t>
+      </w:r>
+      <w:proofErr w:type="gramStart"/>
+      <w:r>
+        <w:rPr>
+          <w:rFonts w:ascii="Arial" w:eastAsia="微軟正黑體" w:hAnsi="Arial" w:cs="Arial"/>
+          <w:color w:val="000000" w:themeColor="text1"/>
+        </w:rPr>
+        <w:t>{{ revenue</w:t>
+      </w:r>
+      <w:proofErr w:type="gramEnd"/>
+      <w:r>
+        <w:rPr>
+          <w:rFonts w:ascii="Arial" w:eastAsia="微軟正黑體" w:hAnsi="Arial" w:cs="Arial"/>
+          <w:color w:val="000000" w:themeColor="text1"/>
+        </w:rPr>
+        <w:t>_</w:t>
+      </w:r>
+      <w:proofErr w:type="gramStart"/>
+      <w:r>
+        <w:rPr>
+          <w:rFonts w:ascii="Arial" w:eastAsia="微軟正黑體" w:hAnsi="Arial" w:cs="Arial"/>
+          <w:color w:val="000000" w:themeColor="text1"/>
+        </w:rPr>
+        <w:t>streams</w:t>
       </w:r>
       <w:r>
         <w:rPr>
@@ -2377,6 +4097,7 @@
         </w:rPr>
         <w:t>.royalty</w:t>
       </w:r>
+      <w:proofErr w:type="gramEnd"/>
       <w:r>
         <w:rPr>
           <w:rFonts w:ascii="Arial" w:eastAsia="微軟正黑體" w:hAnsi="Arial" w:cs="Arial"/>
@@ -2389,7 +4110,15 @@
           <w:rFonts w:ascii="Arial" w:eastAsia="微軟正黑體" w:hAnsi="Arial" w:cs="Arial" w:hint="eastAsia"/>
           <w:color w:val="000000" w:themeColor="text1"/>
         </w:rPr>
-        <w:t>_ytd</w:t>
+        <w:t>_</w:t>
+      </w:r>
+      <w:proofErr w:type="gramStart"/>
+      <w:r>
+        <w:rPr>
+          <w:rFonts w:ascii="Arial" w:eastAsia="微軟正黑體" w:hAnsi="Arial" w:cs="Arial" w:hint="eastAsia"/>
+          <w:color w:val="000000" w:themeColor="text1"/>
+        </w:rPr>
+        <w:t>ytd</w:t>
       </w:r>
       <w:r>
         <w:rPr>
@@ -2403,7 +4132,15 @@
           <w:rFonts w:ascii="Arial" w:eastAsia="微軟正黑體" w:hAnsi="Arial" w:cs="Arial"/>
           <w:color w:val="000000" w:themeColor="text1"/>
         </w:rPr>
-        <w:t>% year-over-year.</w:t>
+        <w:t>%</w:t>
+      </w:r>
+      <w:proofErr w:type="gramEnd"/>
+      <w:r>
+        <w:rPr>
+          <w:rFonts w:ascii="Arial" w:eastAsia="微軟正黑體" w:hAnsi="Arial" w:cs="Arial"/>
+          <w:color w:val="000000" w:themeColor="text1"/>
+        </w:rPr>
+        <w:t xml:space="preserve"> year-over-year.</w:t>
       </w:r>
       <w:r>
         <w:rPr>
@@ -2419,12 +4156,29 @@
         </w:rPr>
         <w:t xml:space="preserve">In U.S. dollar terms, this represents </w:t>
       </w:r>
-      <w:r>
-        <w:rPr>
-          <w:rFonts w:ascii="Arial" w:eastAsia="微軟正黑體" w:hAnsi="Arial" w:cs="Arial"/>
-          <w:color w:val="000000" w:themeColor="text1"/>
-        </w:rPr>
-        <w:t>{{ revenue_streams.</w:t>
+      <w:proofErr w:type="gramStart"/>
+      <w:r>
+        <w:rPr>
+          <w:rFonts w:ascii="Arial" w:eastAsia="微軟正黑體" w:hAnsi="Arial" w:cs="Arial"/>
+          <w:color w:val="000000" w:themeColor="text1"/>
+        </w:rPr>
+        <w:t>{{ revenue</w:t>
+      </w:r>
+      <w:proofErr w:type="gramEnd"/>
+      <w:r>
+        <w:rPr>
+          <w:rFonts w:ascii="Arial" w:eastAsia="微軟正黑體" w:hAnsi="Arial" w:cs="Arial"/>
+          <w:color w:val="000000" w:themeColor="text1"/>
+        </w:rPr>
+        <w:t>_</w:t>
+      </w:r>
+      <w:proofErr w:type="gramStart"/>
+      <w:r>
+        <w:rPr>
+          <w:rFonts w:ascii="Arial" w:eastAsia="微軟正黑體" w:hAnsi="Arial" w:cs="Arial"/>
+          <w:color w:val="000000" w:themeColor="text1"/>
+        </w:rPr>
+        <w:t>streams.</w:t>
       </w:r>
       <w:r>
         <w:rPr>
@@ -2433,6 +4187,7 @@
         </w:rPr>
         <w:t>royalty</w:t>
       </w:r>
+      <w:proofErr w:type="gramEnd"/>
       <w:r>
         <w:rPr>
           <w:rFonts w:ascii="Arial" w:eastAsia="微軟正黑體" w:hAnsi="Arial" w:cs="Arial"/>
@@ -2445,7 +4200,15 @@
           <w:rFonts w:ascii="Arial" w:eastAsia="微軟正黑體" w:hAnsi="Arial" w:cs="Arial" w:hint="eastAsia"/>
           <w:color w:val="000000" w:themeColor="text1"/>
         </w:rPr>
-        <w:t>_ytd_us</w:t>
+        <w:t>_ytd_</w:t>
+      </w:r>
+      <w:proofErr w:type="gramStart"/>
+      <w:r>
+        <w:rPr>
+          <w:rFonts w:ascii="Arial" w:eastAsia="微軟正黑體" w:hAnsi="Arial" w:cs="Arial" w:hint="eastAsia"/>
+          <w:color w:val="000000" w:themeColor="text1"/>
+        </w:rPr>
+        <w:t>us</w:t>
       </w:r>
       <w:r>
         <w:rPr>
@@ -2459,7 +4222,15 @@
           <w:rFonts w:ascii="Arial" w:eastAsia="微軟正黑體" w:hAnsi="Arial" w:cs="Arial"/>
           <w:color w:val="000000" w:themeColor="text1"/>
         </w:rPr>
-        <w:t>%.</w:t>
+        <w:t>%</w:t>
+      </w:r>
+      <w:proofErr w:type="gramEnd"/>
+      <w:r>
+        <w:rPr>
+          <w:rFonts w:ascii="Arial" w:eastAsia="微軟正黑體" w:hAnsi="Arial" w:cs="Arial"/>
+          <w:color w:val="000000" w:themeColor="text1"/>
+        </w:rPr>
+        <w:t>.</w:t>
       </w:r>
     </w:p>
     <w:p>
@@ -2495,6 +4266,7 @@
         </w:rPr>
         <w:t xml:space="preserve"> for the </w:t>
       </w:r>
+      <w:proofErr w:type="gramStart"/>
       <w:r>
         <w:rPr>
           <w:rFonts w:ascii="Arial" w:eastAsia="微軟正黑體" w:hAnsi="Arial" w:cs="Arial"/>
@@ -2509,6 +4281,7 @@
         </w:rPr>
         <w:t>ytd</w:t>
       </w:r>
+      <w:proofErr w:type="gramEnd"/>
       <w:r>
         <w:rPr>
           <w:rFonts w:ascii="Arial" w:eastAsia="微軟正黑體" w:hAnsi="Arial" w:cs="Arial"/>
@@ -2523,12 +4296,29 @@
         </w:rPr>
         <w:t xml:space="preserve"> </w:t>
       </w:r>
-      <w:r>
-        <w:rPr>
-          <w:rFonts w:ascii="Arial" w:eastAsia="微軟正黑體" w:hAnsi="Arial" w:cs="Arial"/>
-          <w:color w:val="000000" w:themeColor="text1"/>
-        </w:rPr>
-        <w:t>{{ revenue_streams.</w:t>
+      <w:proofErr w:type="gramStart"/>
+      <w:r>
+        <w:rPr>
+          <w:rFonts w:ascii="Arial" w:eastAsia="微軟正黑體" w:hAnsi="Arial" w:cs="Arial"/>
+          <w:color w:val="000000" w:themeColor="text1"/>
+        </w:rPr>
+        <w:t>{{ revenue</w:t>
+      </w:r>
+      <w:proofErr w:type="gramEnd"/>
+      <w:r>
+        <w:rPr>
+          <w:rFonts w:ascii="Arial" w:eastAsia="微軟正黑體" w:hAnsi="Arial" w:cs="Arial"/>
+          <w:color w:val="000000" w:themeColor="text1"/>
+        </w:rPr>
+        <w:t>_</w:t>
+      </w:r>
+      <w:proofErr w:type="gramStart"/>
+      <w:r>
+        <w:rPr>
+          <w:rFonts w:ascii="Arial" w:eastAsia="微軟正黑體" w:hAnsi="Arial" w:cs="Arial"/>
+          <w:color w:val="000000" w:themeColor="text1"/>
+        </w:rPr>
+        <w:t>streams.</w:t>
       </w:r>
       <w:r>
         <w:rPr>
@@ -2537,6 +4327,7 @@
         </w:rPr>
         <w:t>total</w:t>
       </w:r>
+      <w:proofErr w:type="gramEnd"/>
       <w:r>
         <w:rPr>
           <w:rFonts w:ascii="Arial" w:eastAsia="微軟正黑體" w:hAnsi="Arial" w:cs="Arial"/>
@@ -2549,7 +4340,15 @@
           <w:rFonts w:ascii="Arial" w:eastAsia="微軟正黑體" w:hAnsi="Arial" w:cs="Arial" w:hint="eastAsia"/>
           <w:color w:val="000000" w:themeColor="text1"/>
         </w:rPr>
-        <w:t>_ytd</w:t>
+        <w:t>_</w:t>
+      </w:r>
+      <w:proofErr w:type="gramStart"/>
+      <w:r>
+        <w:rPr>
+          <w:rFonts w:ascii="Arial" w:eastAsia="微軟正黑體" w:hAnsi="Arial" w:cs="Arial" w:hint="eastAsia"/>
+          <w:color w:val="000000" w:themeColor="text1"/>
+        </w:rPr>
+        <w:t>ytd</w:t>
       </w:r>
       <w:r>
         <w:rPr>
@@ -2563,7 +4362,15 @@
           <w:rFonts w:ascii="Arial" w:eastAsia="微軟正黑體" w:hAnsi="Arial" w:cs="Arial"/>
           <w:color w:val="000000" w:themeColor="text1"/>
         </w:rPr>
-        <w:t>% compared to the previous year.</w:t>
+        <w:t>%</w:t>
+      </w:r>
+      <w:proofErr w:type="gramEnd"/>
+      <w:r>
+        <w:rPr>
+          <w:rFonts w:ascii="Arial" w:eastAsia="微軟正黑體" w:hAnsi="Arial" w:cs="Arial"/>
+          <w:color w:val="000000" w:themeColor="text1"/>
+        </w:rPr>
+        <w:t xml:space="preserve"> compared to the previous year.</w:t>
       </w:r>
       <w:r>
         <w:rPr>
@@ -2579,12 +4386,29 @@
         </w:rPr>
         <w:t xml:space="preserve">In U.S. dollar terms, this represents </w:t>
       </w:r>
-      <w:r>
-        <w:rPr>
-          <w:rFonts w:ascii="Arial" w:eastAsia="微軟正黑體" w:hAnsi="Arial" w:cs="Arial"/>
-          <w:color w:val="000000" w:themeColor="text1"/>
-        </w:rPr>
-        <w:t>{{ revenue_streams.</w:t>
+      <w:proofErr w:type="gramStart"/>
+      <w:r>
+        <w:rPr>
+          <w:rFonts w:ascii="Arial" w:eastAsia="微軟正黑體" w:hAnsi="Arial" w:cs="Arial"/>
+          <w:color w:val="000000" w:themeColor="text1"/>
+        </w:rPr>
+        <w:t>{{ revenue</w:t>
+      </w:r>
+      <w:proofErr w:type="gramEnd"/>
+      <w:r>
+        <w:rPr>
+          <w:rFonts w:ascii="Arial" w:eastAsia="微軟正黑體" w:hAnsi="Arial" w:cs="Arial"/>
+          <w:color w:val="000000" w:themeColor="text1"/>
+        </w:rPr>
+        <w:t>_</w:t>
+      </w:r>
+      <w:proofErr w:type="gramStart"/>
+      <w:r>
+        <w:rPr>
+          <w:rFonts w:ascii="Arial" w:eastAsia="微軟正黑體" w:hAnsi="Arial" w:cs="Arial"/>
+          <w:color w:val="000000" w:themeColor="text1"/>
+        </w:rPr>
+        <w:t>streams.</w:t>
       </w:r>
       <w:r>
         <w:rPr>
@@ -2593,6 +4417,7 @@
         </w:rPr>
         <w:t>total</w:t>
       </w:r>
+      <w:proofErr w:type="gramEnd"/>
       <w:r>
         <w:rPr>
           <w:rFonts w:ascii="Arial" w:eastAsia="微軟正黑體" w:hAnsi="Arial" w:cs="Arial"/>
@@ -2605,7 +4430,15 @@
           <w:rFonts w:ascii="Arial" w:eastAsia="微軟正黑體" w:hAnsi="Arial" w:cs="Arial" w:hint="eastAsia"/>
           <w:color w:val="000000" w:themeColor="text1"/>
         </w:rPr>
-        <w:t>_ytd_us</w:t>
+        <w:t>_ytd_</w:t>
+      </w:r>
+      <w:proofErr w:type="gramStart"/>
+      <w:r>
+        <w:rPr>
+          <w:rFonts w:ascii="Arial" w:eastAsia="微軟正黑體" w:hAnsi="Arial" w:cs="Arial" w:hint="eastAsia"/>
+          <w:color w:val="000000" w:themeColor="text1"/>
+        </w:rPr>
+        <w:t>us</w:t>
       </w:r>
       <w:r>
         <w:rPr>
@@ -2619,7 +4452,15 @@
           <w:rFonts w:ascii="Arial" w:eastAsia="微軟正黑體" w:hAnsi="Arial" w:cs="Arial"/>
           <w:color w:val="000000" w:themeColor="text1"/>
         </w:rPr>
-        <w:t>%.</w:t>
+        <w:t>%</w:t>
+      </w:r>
+      <w:proofErr w:type="gramEnd"/>
+      <w:r>
+        <w:rPr>
+          <w:rFonts w:ascii="Arial" w:eastAsia="微軟正黑體" w:hAnsi="Arial" w:cs="Arial"/>
+          <w:color w:val="000000" w:themeColor="text1"/>
+        </w:rPr>
+        <w:t>.</w:t>
       </w:r>
     </w:p>
     <w:p>
@@ -2732,7 +4573,23 @@
           <w:rFonts w:ascii="Arial" w:eastAsia="微軟正黑體" w:hAnsi="Arial" w:cs="Arial"/>
           <w:color w:val="000000" w:themeColor="text1"/>
         </w:rPr>
-        <w:t xml:space="preserve"> accounted for {{ tech.</w:t>
+        <w:t xml:space="preserve"> accounted for </w:t>
+      </w:r>
+      <w:proofErr w:type="gramStart"/>
+      <w:r>
+        <w:rPr>
+          <w:rFonts w:ascii="Arial" w:eastAsia="微軟正黑體" w:hAnsi="Arial" w:cs="Arial"/>
+          <w:color w:val="000000" w:themeColor="text1"/>
+        </w:rPr>
+        <w:t>{{ tech</w:t>
+      </w:r>
+      <w:proofErr w:type="gramEnd"/>
+      <w:r>
+        <w:rPr>
+          <w:rFonts w:ascii="Arial" w:eastAsia="微軟正黑體" w:hAnsi="Arial" w:cs="Arial"/>
+          <w:color w:val="000000" w:themeColor="text1"/>
+        </w:rPr>
+        <w:t>.</w:t>
       </w:r>
       <w:r>
         <w:rPr>
@@ -2741,6 +4598,7 @@
         </w:rPr>
         <w:t>neobit_</w:t>
       </w:r>
+      <w:proofErr w:type="gramStart"/>
       <w:r>
         <w:rPr>
           <w:rFonts w:ascii="Arial" w:eastAsia="微軟正黑體" w:hAnsi="Arial" w:cs="Arial" w:hint="eastAsia"/>
@@ -2753,8 +4611,17 @@
           <w:rFonts w:ascii="Arial" w:eastAsia="微軟正黑體" w:hAnsi="Arial" w:cs="Arial"/>
           <w:color w:val="000000" w:themeColor="text1"/>
         </w:rPr>
-        <w:t xml:space="preserve"> }}% of total revenue in the </w:t>
-      </w:r>
+        <w:t xml:space="preserve"> }}%</w:t>
+      </w:r>
+      <w:proofErr w:type="gramEnd"/>
+      <w:r>
+        <w:rPr>
+          <w:rFonts w:ascii="Arial" w:eastAsia="微軟正黑體" w:hAnsi="Arial" w:cs="Arial"/>
+          <w:color w:val="000000" w:themeColor="text1"/>
+        </w:rPr>
+        <w:t xml:space="preserve"> of total revenue in the </w:t>
+      </w:r>
+      <w:proofErr w:type="gramStart"/>
       <w:r>
         <w:rPr>
           <w:rFonts w:ascii="Arial" w:eastAsia="新細明體" w:hAnsi="Arial" w:cs="Arial"/>
@@ -2769,7 +4636,25 @@
           <w:kern w:val="0"/>
           <w:szCs w:val="24"/>
         </w:rPr>
-        <w:t>this_quarter_en</w:t>
+        <w:t>this</w:t>
+      </w:r>
+      <w:proofErr w:type="gramEnd"/>
+      <w:r>
+        <w:rPr>
+          <w:rFonts w:ascii="Arial" w:eastAsia="新細明體" w:hAnsi="Arial" w:cs="Arial" w:hint="eastAsia"/>
+          <w:kern w:val="0"/>
+          <w:szCs w:val="24"/>
+        </w:rPr>
+        <w:t>_quarter_</w:t>
+      </w:r>
+      <w:proofErr w:type="gramStart"/>
+      <w:r>
+        <w:rPr>
+          <w:rFonts w:ascii="Arial" w:eastAsia="新細明體" w:hAnsi="Arial" w:cs="Arial" w:hint="eastAsia"/>
+          <w:kern w:val="0"/>
+          <w:szCs w:val="24"/>
+        </w:rPr>
+        <w:t>en</w:t>
       </w:r>
       <w:r>
         <w:rPr>
@@ -2777,7 +4662,16 @@
           <w:kern w:val="0"/>
           <w:szCs w:val="24"/>
         </w:rPr>
-        <w:t xml:space="preserve"> }}</w:t>
+        <w:t xml:space="preserve"> }</w:t>
+      </w:r>
+      <w:proofErr w:type="gramEnd"/>
+      <w:r>
+        <w:rPr>
+          <w:rFonts w:ascii="Arial" w:eastAsia="新細明體" w:hAnsi="Arial" w:cs="Arial"/>
+          <w:kern w:val="0"/>
+          <w:szCs w:val="24"/>
+        </w:rPr>
+        <w:t>}</w:t>
       </w:r>
       <w:r>
         <w:rPr>
@@ -2791,7 +4685,23 @@
           <w:rFonts w:ascii="Arial" w:eastAsia="微軟正黑體" w:hAnsi="Arial" w:cs="Arial"/>
           <w:color w:val="000000" w:themeColor="text1"/>
         </w:rPr>
-        <w:t xml:space="preserve"> {{ tech.</w:t>
+        <w:t xml:space="preserve"> </w:t>
+      </w:r>
+      <w:proofErr w:type="gramStart"/>
+      <w:r>
+        <w:rPr>
+          <w:rFonts w:ascii="Arial" w:eastAsia="微軟正黑體" w:hAnsi="Arial" w:cs="Arial"/>
+          <w:color w:val="000000" w:themeColor="text1"/>
+        </w:rPr>
+        <w:t>{{ tech</w:t>
+      </w:r>
+      <w:proofErr w:type="gramEnd"/>
+      <w:r>
+        <w:rPr>
+          <w:rFonts w:ascii="Arial" w:eastAsia="微軟正黑體" w:hAnsi="Arial" w:cs="Arial"/>
+          <w:color w:val="000000" w:themeColor="text1"/>
+        </w:rPr>
+        <w:t>.</w:t>
       </w:r>
       <w:r>
         <w:rPr>
@@ -2812,14 +4722,46 @@
           <w:rFonts w:ascii="Arial" w:eastAsia="微軟正黑體" w:hAnsi="Arial" w:cs="Arial" w:hint="eastAsia"/>
           <w:color w:val="000000" w:themeColor="text1"/>
         </w:rPr>
-        <w:t>_qoq</w:t>
-      </w:r>
-      <w:r>
-        <w:rPr>
-          <w:rFonts w:ascii="Arial" w:eastAsia="微軟正黑體" w:hAnsi="Arial" w:cs="Arial"/>
-          <w:color w:val="000000" w:themeColor="text1"/>
-        </w:rPr>
-        <w:t xml:space="preserve"> }}% sequentially {{ tech.</w:t>
+        <w:t>_</w:t>
+      </w:r>
+      <w:proofErr w:type="gramStart"/>
+      <w:r>
+        <w:rPr>
+          <w:rFonts w:ascii="Arial" w:eastAsia="微軟正黑體" w:hAnsi="Arial" w:cs="Arial" w:hint="eastAsia"/>
+          <w:color w:val="000000" w:themeColor="text1"/>
+        </w:rPr>
+        <w:t>qoq</w:t>
+      </w:r>
+      <w:r>
+        <w:rPr>
+          <w:rFonts w:ascii="Arial" w:eastAsia="微軟正黑體" w:hAnsi="Arial" w:cs="Arial"/>
+          <w:color w:val="000000" w:themeColor="text1"/>
+        </w:rPr>
+        <w:t xml:space="preserve"> }}%</w:t>
+      </w:r>
+      <w:proofErr w:type="gramEnd"/>
+      <w:r>
+        <w:rPr>
+          <w:rFonts w:ascii="Arial" w:eastAsia="微軟正黑體" w:hAnsi="Arial" w:cs="Arial"/>
+          <w:color w:val="000000" w:themeColor="text1"/>
+        </w:rPr>
+        <w:t xml:space="preserve"> sequentially </w:t>
+      </w:r>
+      <w:proofErr w:type="gramStart"/>
+      <w:r>
+        <w:rPr>
+          <w:rFonts w:ascii="Arial" w:eastAsia="微軟正黑體" w:hAnsi="Arial" w:cs="Arial"/>
+          <w:color w:val="000000" w:themeColor="text1"/>
+        </w:rPr>
+        <w:t>{{ tech</w:t>
+      </w:r>
+      <w:proofErr w:type="gramEnd"/>
+      <w:r>
+        <w:rPr>
+          <w:rFonts w:ascii="Arial" w:eastAsia="微軟正黑體" w:hAnsi="Arial" w:cs="Arial"/>
+          <w:color w:val="000000" w:themeColor="text1"/>
+        </w:rPr>
+        <w:t>.</w:t>
       </w:r>
       <w:r>
         <w:rPr>
@@ -2840,14 +4782,30 @@
           <w:rFonts w:ascii="Arial" w:eastAsia="微軟正黑體" w:hAnsi="Arial" w:cs="Arial" w:hint="eastAsia"/>
           <w:color w:val="000000" w:themeColor="text1"/>
         </w:rPr>
-        <w:t>_yoy</w:t>
-      </w:r>
-      <w:r>
-        <w:rPr>
-          <w:rFonts w:ascii="Arial" w:eastAsia="微軟正黑體" w:hAnsi="Arial" w:cs="Arial"/>
-          <w:color w:val="000000" w:themeColor="text1"/>
-        </w:rPr>
-        <w:t xml:space="preserve"> }}% year-over-year</w:t>
+        <w:t>_</w:t>
+      </w:r>
+      <w:proofErr w:type="gramStart"/>
+      <w:r>
+        <w:rPr>
+          <w:rFonts w:ascii="Arial" w:eastAsia="微軟正黑體" w:hAnsi="Arial" w:cs="Arial" w:hint="eastAsia"/>
+          <w:color w:val="000000" w:themeColor="text1"/>
+        </w:rPr>
+        <w:t>yoy</w:t>
+      </w:r>
+      <w:r>
+        <w:rPr>
+          <w:rFonts w:ascii="Arial" w:eastAsia="微軟正黑體" w:hAnsi="Arial" w:cs="Arial"/>
+          <w:color w:val="000000" w:themeColor="text1"/>
+        </w:rPr>
+        <w:t xml:space="preserve"> }}%</w:t>
+      </w:r>
+      <w:proofErr w:type="gramEnd"/>
+      <w:r>
+        <w:rPr>
+          <w:rFonts w:ascii="Arial" w:eastAsia="微軟正黑體" w:hAnsi="Arial" w:cs="Arial"/>
+          <w:color w:val="000000" w:themeColor="text1"/>
+        </w:rPr>
+        <w:t xml:space="preserve"> year-over-year</w:t>
       </w:r>
       <w:r>
         <w:rPr>
@@ -2870,12 +4828,21 @@
         </w:rPr>
         <w:t xml:space="preserve"> </w:t>
       </w:r>
-      <w:r>
-        <w:rPr>
-          <w:rFonts w:ascii="Arial" w:eastAsia="微軟正黑體" w:hAnsi="Arial" w:cs="Arial"/>
-          <w:color w:val="000000" w:themeColor="text1"/>
-        </w:rPr>
-        <w:t>{{ tech.</w:t>
+      <w:proofErr w:type="gramStart"/>
+      <w:r>
+        <w:rPr>
+          <w:rFonts w:ascii="Arial" w:eastAsia="微軟正黑體" w:hAnsi="Arial" w:cs="Arial"/>
+          <w:color w:val="000000" w:themeColor="text1"/>
+        </w:rPr>
+        <w:t>{{ tech</w:t>
+      </w:r>
+      <w:proofErr w:type="gramEnd"/>
+      <w:r>
+        <w:rPr>
+          <w:rFonts w:ascii="Arial" w:eastAsia="微軟正黑體" w:hAnsi="Arial" w:cs="Arial"/>
+          <w:color w:val="000000" w:themeColor="text1"/>
+        </w:rPr>
+        <w:t>.</w:t>
       </w:r>
       <w:r>
         <w:rPr>
@@ -2896,14 +4863,46 @@
           <w:rFonts w:ascii="Arial" w:eastAsia="微軟正黑體" w:hAnsi="Arial" w:cs="Arial" w:hint="eastAsia"/>
           <w:color w:val="000000" w:themeColor="text1"/>
         </w:rPr>
-        <w:t>_qoq</w:t>
-      </w:r>
-      <w:r>
-        <w:rPr>
-          <w:rFonts w:ascii="Arial" w:eastAsia="微軟正黑體" w:hAnsi="Arial" w:cs="Arial"/>
-          <w:color w:val="000000" w:themeColor="text1"/>
-        </w:rPr>
-        <w:t xml:space="preserve"> }}% sequentially {{ tech.</w:t>
+        <w:t>_</w:t>
+      </w:r>
+      <w:proofErr w:type="gramStart"/>
+      <w:r>
+        <w:rPr>
+          <w:rFonts w:ascii="Arial" w:eastAsia="微軟正黑體" w:hAnsi="Arial" w:cs="Arial" w:hint="eastAsia"/>
+          <w:color w:val="000000" w:themeColor="text1"/>
+        </w:rPr>
+        <w:t>qoq</w:t>
+      </w:r>
+      <w:r>
+        <w:rPr>
+          <w:rFonts w:ascii="Arial" w:eastAsia="微軟正黑體" w:hAnsi="Arial" w:cs="Arial"/>
+          <w:color w:val="000000" w:themeColor="text1"/>
+        </w:rPr>
+        <w:t xml:space="preserve"> }}%</w:t>
+      </w:r>
+      <w:proofErr w:type="gramEnd"/>
+      <w:r>
+        <w:rPr>
+          <w:rFonts w:ascii="Arial" w:eastAsia="微軟正黑體" w:hAnsi="Arial" w:cs="Arial"/>
+          <w:color w:val="000000" w:themeColor="text1"/>
+        </w:rPr>
+        <w:t xml:space="preserve"> sequentially </w:t>
+      </w:r>
+      <w:proofErr w:type="gramStart"/>
+      <w:r>
+        <w:rPr>
+          <w:rFonts w:ascii="Arial" w:eastAsia="微軟正黑體" w:hAnsi="Arial" w:cs="Arial"/>
+          <w:color w:val="000000" w:themeColor="text1"/>
+        </w:rPr>
+        <w:t>{{ tech</w:t>
+      </w:r>
+      <w:proofErr w:type="gramEnd"/>
+      <w:r>
+        <w:rPr>
+          <w:rFonts w:ascii="Arial" w:eastAsia="微軟正黑體" w:hAnsi="Arial" w:cs="Arial"/>
+          <w:color w:val="000000" w:themeColor="text1"/>
+        </w:rPr>
+        <w:t>.</w:t>
       </w:r>
       <w:r>
         <w:rPr>
@@ -2924,14 +4923,30 @@
           <w:rFonts w:ascii="Arial" w:eastAsia="微軟正黑體" w:hAnsi="Arial" w:cs="Arial" w:hint="eastAsia"/>
           <w:color w:val="000000" w:themeColor="text1"/>
         </w:rPr>
-        <w:t>_yoy</w:t>
-      </w:r>
-      <w:r>
-        <w:rPr>
-          <w:rFonts w:ascii="Arial" w:eastAsia="微軟正黑體" w:hAnsi="Arial" w:cs="Arial"/>
-          <w:color w:val="000000" w:themeColor="text1"/>
-        </w:rPr>
-        <w:t xml:space="preserve"> }}% year-over-year.</w:t>
+        <w:t>_</w:t>
+      </w:r>
+      <w:proofErr w:type="gramStart"/>
+      <w:r>
+        <w:rPr>
+          <w:rFonts w:ascii="Arial" w:eastAsia="微軟正黑體" w:hAnsi="Arial" w:cs="Arial" w:hint="eastAsia"/>
+          <w:color w:val="000000" w:themeColor="text1"/>
+        </w:rPr>
+        <w:t>yoy</w:t>
+      </w:r>
+      <w:r>
+        <w:rPr>
+          <w:rFonts w:ascii="Arial" w:eastAsia="微軟正黑體" w:hAnsi="Arial" w:cs="Arial"/>
+          <w:color w:val="000000" w:themeColor="text1"/>
+        </w:rPr>
+        <w:t xml:space="preserve"> }}%</w:t>
+      </w:r>
+      <w:proofErr w:type="gramEnd"/>
+      <w:r>
+        <w:rPr>
+          <w:rFonts w:ascii="Arial" w:eastAsia="微軟正黑體" w:hAnsi="Arial" w:cs="Arial"/>
+          <w:color w:val="000000" w:themeColor="text1"/>
+        </w:rPr>
+        <w:t xml:space="preserve"> year-over-year.</w:t>
       </w:r>
     </w:p>
     <w:p>
@@ -2967,7 +4982,23 @@
           <w:rFonts w:ascii="Arial" w:eastAsia="微軟正黑體" w:hAnsi="Arial" w:cs="Arial"/>
           <w:color w:val="000000" w:themeColor="text1"/>
         </w:rPr>
-        <w:t xml:space="preserve"> accounted for {{ tech.</w:t>
+        <w:t xml:space="preserve"> accounted for </w:t>
+      </w:r>
+      <w:proofErr w:type="gramStart"/>
+      <w:r>
+        <w:rPr>
+          <w:rFonts w:ascii="Arial" w:eastAsia="微軟正黑體" w:hAnsi="Arial" w:cs="Arial"/>
+          <w:color w:val="000000" w:themeColor="text1"/>
+        </w:rPr>
+        <w:t>{{ tech</w:t>
+      </w:r>
+      <w:proofErr w:type="gramEnd"/>
+      <w:r>
+        <w:rPr>
+          <w:rFonts w:ascii="Arial" w:eastAsia="微軟正黑體" w:hAnsi="Arial" w:cs="Arial"/>
+          <w:color w:val="000000" w:themeColor="text1"/>
+        </w:rPr>
+        <w:t>.</w:t>
       </w:r>
       <w:r>
         <w:rPr>
@@ -2976,6 +5007,7 @@
         </w:rPr>
         <w:t>neofuse_</w:t>
       </w:r>
+      <w:proofErr w:type="gramStart"/>
       <w:r>
         <w:rPr>
           <w:rFonts w:ascii="Arial" w:eastAsia="微軟正黑體" w:hAnsi="Arial" w:cs="Arial" w:hint="eastAsia"/>
@@ -2988,8 +5020,17 @@
           <w:rFonts w:ascii="Arial" w:eastAsia="微軟正黑體" w:hAnsi="Arial" w:cs="Arial"/>
           <w:color w:val="000000" w:themeColor="text1"/>
         </w:rPr>
-        <w:t xml:space="preserve"> }}% of total revenue in the </w:t>
-      </w:r>
+        <w:t xml:space="preserve"> }}%</w:t>
+      </w:r>
+      <w:proofErr w:type="gramEnd"/>
+      <w:r>
+        <w:rPr>
+          <w:rFonts w:ascii="Arial" w:eastAsia="微軟正黑體" w:hAnsi="Arial" w:cs="Arial"/>
+          <w:color w:val="000000" w:themeColor="text1"/>
+        </w:rPr>
+        <w:t xml:space="preserve"> of total revenue in the </w:t>
+      </w:r>
+      <w:proofErr w:type="gramStart"/>
       <w:r>
         <w:rPr>
           <w:rFonts w:ascii="Arial" w:eastAsia="新細明體" w:hAnsi="Arial" w:cs="Arial"/>
@@ -3004,7 +5045,25 @@
           <w:kern w:val="0"/>
           <w:szCs w:val="24"/>
         </w:rPr>
-        <w:t>this_quarter_en</w:t>
+        <w:t>this</w:t>
+      </w:r>
+      <w:proofErr w:type="gramEnd"/>
+      <w:r>
+        <w:rPr>
+          <w:rFonts w:ascii="Arial" w:eastAsia="新細明體" w:hAnsi="Arial" w:cs="Arial" w:hint="eastAsia"/>
+          <w:kern w:val="0"/>
+          <w:szCs w:val="24"/>
+        </w:rPr>
+        <w:t>_quarter_</w:t>
+      </w:r>
+      <w:proofErr w:type="gramStart"/>
+      <w:r>
+        <w:rPr>
+          <w:rFonts w:ascii="Arial" w:eastAsia="新細明體" w:hAnsi="Arial" w:cs="Arial" w:hint="eastAsia"/>
+          <w:kern w:val="0"/>
+          <w:szCs w:val="24"/>
+        </w:rPr>
+        <w:t>en</w:t>
       </w:r>
       <w:r>
         <w:rPr>
@@ -3012,7 +5071,16 @@
           <w:kern w:val="0"/>
           <w:szCs w:val="24"/>
         </w:rPr>
-        <w:t xml:space="preserve"> }}</w:t>
+        <w:t xml:space="preserve"> }</w:t>
+      </w:r>
+      <w:proofErr w:type="gramEnd"/>
+      <w:r>
+        <w:rPr>
+          <w:rFonts w:ascii="Arial" w:eastAsia="新細明體" w:hAnsi="Arial" w:cs="Arial"/>
+          <w:kern w:val="0"/>
+          <w:szCs w:val="24"/>
+        </w:rPr>
+        <w:t>}</w:t>
       </w:r>
       <w:r>
         <w:rPr>
@@ -3049,12 +5117,21 @@
         </w:rPr>
         <w:t xml:space="preserve"> </w:t>
       </w:r>
-      <w:r>
-        <w:rPr>
-          <w:rFonts w:ascii="Arial" w:eastAsia="微軟正黑體" w:hAnsi="Arial" w:cs="Arial"/>
-          <w:color w:val="000000" w:themeColor="text1"/>
-        </w:rPr>
-        <w:t>{{ tech.</w:t>
+      <w:proofErr w:type="gramStart"/>
+      <w:r>
+        <w:rPr>
+          <w:rFonts w:ascii="Arial" w:eastAsia="微軟正黑體" w:hAnsi="Arial" w:cs="Arial"/>
+          <w:color w:val="000000" w:themeColor="text1"/>
+        </w:rPr>
+        <w:t>{{ tech</w:t>
+      </w:r>
+      <w:proofErr w:type="gramEnd"/>
+      <w:r>
+        <w:rPr>
+          <w:rFonts w:ascii="Arial" w:eastAsia="微軟正黑體" w:hAnsi="Arial" w:cs="Arial"/>
+          <w:color w:val="000000" w:themeColor="text1"/>
+        </w:rPr>
+        <w:t>.</w:t>
       </w:r>
       <w:r>
         <w:rPr>
@@ -3075,14 +5152,46 @@
           <w:rFonts w:ascii="Arial" w:eastAsia="微軟正黑體" w:hAnsi="Arial" w:cs="Arial" w:hint="eastAsia"/>
           <w:color w:val="000000" w:themeColor="text1"/>
         </w:rPr>
-        <w:t>_qoq</w:t>
-      </w:r>
-      <w:r>
-        <w:rPr>
-          <w:rFonts w:ascii="Arial" w:eastAsia="微軟正黑體" w:hAnsi="Arial" w:cs="Arial"/>
-          <w:color w:val="000000" w:themeColor="text1"/>
-        </w:rPr>
-        <w:t xml:space="preserve"> }}% sequentially {{ tech.</w:t>
+        <w:t>_</w:t>
+      </w:r>
+      <w:proofErr w:type="gramStart"/>
+      <w:r>
+        <w:rPr>
+          <w:rFonts w:ascii="Arial" w:eastAsia="微軟正黑體" w:hAnsi="Arial" w:cs="Arial" w:hint="eastAsia"/>
+          <w:color w:val="000000" w:themeColor="text1"/>
+        </w:rPr>
+        <w:t>qoq</w:t>
+      </w:r>
+      <w:r>
+        <w:rPr>
+          <w:rFonts w:ascii="Arial" w:eastAsia="微軟正黑體" w:hAnsi="Arial" w:cs="Arial"/>
+          <w:color w:val="000000" w:themeColor="text1"/>
+        </w:rPr>
+        <w:t xml:space="preserve"> }}%</w:t>
+      </w:r>
+      <w:proofErr w:type="gramEnd"/>
+      <w:r>
+        <w:rPr>
+          <w:rFonts w:ascii="Arial" w:eastAsia="微軟正黑體" w:hAnsi="Arial" w:cs="Arial"/>
+          <w:color w:val="000000" w:themeColor="text1"/>
+        </w:rPr>
+        <w:t xml:space="preserve"> sequentially </w:t>
+      </w:r>
+      <w:proofErr w:type="gramStart"/>
+      <w:r>
+        <w:rPr>
+          <w:rFonts w:ascii="Arial" w:eastAsia="微軟正黑體" w:hAnsi="Arial" w:cs="Arial"/>
+          <w:color w:val="000000" w:themeColor="text1"/>
+        </w:rPr>
+        <w:t>{{ tech</w:t>
+      </w:r>
+      <w:proofErr w:type="gramEnd"/>
+      <w:r>
+        <w:rPr>
+          <w:rFonts w:ascii="Arial" w:eastAsia="微軟正黑體" w:hAnsi="Arial" w:cs="Arial"/>
+          <w:color w:val="000000" w:themeColor="text1"/>
+        </w:rPr>
+        <w:t>.</w:t>
       </w:r>
       <w:r>
         <w:rPr>
@@ -3103,14 +5212,46 @@
           <w:rFonts w:ascii="Arial" w:eastAsia="微軟正黑體" w:hAnsi="Arial" w:cs="Arial" w:hint="eastAsia"/>
           <w:color w:val="000000" w:themeColor="text1"/>
         </w:rPr>
-        <w:t>_yoy</w:t>
-      </w:r>
-      <w:r>
-        <w:rPr>
-          <w:rFonts w:ascii="Arial" w:eastAsia="微軟正黑體" w:hAnsi="Arial" w:cs="Arial"/>
-          <w:color w:val="000000" w:themeColor="text1"/>
-        </w:rPr>
-        <w:t xml:space="preserve"> }}% year-over-year. In terms of royalty revenue, NeoFuse royalties {{ tech.</w:t>
+        <w:t>_</w:t>
+      </w:r>
+      <w:proofErr w:type="gramStart"/>
+      <w:r>
+        <w:rPr>
+          <w:rFonts w:ascii="Arial" w:eastAsia="微軟正黑體" w:hAnsi="Arial" w:cs="Arial" w:hint="eastAsia"/>
+          <w:color w:val="000000" w:themeColor="text1"/>
+        </w:rPr>
+        <w:t>yoy</w:t>
+      </w:r>
+      <w:r>
+        <w:rPr>
+          <w:rFonts w:ascii="Arial" w:eastAsia="微軟正黑體" w:hAnsi="Arial" w:cs="Arial"/>
+          <w:color w:val="000000" w:themeColor="text1"/>
+        </w:rPr>
+        <w:t xml:space="preserve"> }}%</w:t>
+      </w:r>
+      <w:proofErr w:type="gramEnd"/>
+      <w:r>
+        <w:rPr>
+          <w:rFonts w:ascii="Arial" w:eastAsia="微軟正黑體" w:hAnsi="Arial" w:cs="Arial"/>
+          <w:color w:val="000000" w:themeColor="text1"/>
+        </w:rPr>
+        <w:t xml:space="preserve"> year-over-year. In terms of royalty revenue, NeoFuse royalties </w:t>
+      </w:r>
+      <w:proofErr w:type="gramStart"/>
+      <w:r>
+        <w:rPr>
+          <w:rFonts w:ascii="Arial" w:eastAsia="微軟正黑體" w:hAnsi="Arial" w:cs="Arial"/>
+          <w:color w:val="000000" w:themeColor="text1"/>
+        </w:rPr>
+        <w:t>{{ tech</w:t>
+      </w:r>
+      <w:proofErr w:type="gramEnd"/>
+      <w:r>
+        <w:rPr>
+          <w:rFonts w:ascii="Arial" w:eastAsia="微軟正黑體" w:hAnsi="Arial" w:cs="Arial"/>
+          <w:color w:val="000000" w:themeColor="text1"/>
+        </w:rPr>
+        <w:t>.</w:t>
       </w:r>
       <w:r>
         <w:rPr>
@@ -3131,14 +5272,46 @@
           <w:rFonts w:ascii="Arial" w:eastAsia="微軟正黑體" w:hAnsi="Arial" w:cs="Arial" w:hint="eastAsia"/>
           <w:color w:val="000000" w:themeColor="text1"/>
         </w:rPr>
-        <w:t>_qoq</w:t>
-      </w:r>
-      <w:r>
-        <w:rPr>
-          <w:rFonts w:ascii="Arial" w:eastAsia="微軟正黑體" w:hAnsi="Arial" w:cs="Arial"/>
-          <w:color w:val="000000" w:themeColor="text1"/>
-        </w:rPr>
-        <w:t xml:space="preserve"> }}% sequentially {{ tech.</w:t>
+        <w:t>_</w:t>
+      </w:r>
+      <w:proofErr w:type="gramStart"/>
+      <w:r>
+        <w:rPr>
+          <w:rFonts w:ascii="Arial" w:eastAsia="微軟正黑體" w:hAnsi="Arial" w:cs="Arial" w:hint="eastAsia"/>
+          <w:color w:val="000000" w:themeColor="text1"/>
+        </w:rPr>
+        <w:t>qoq</w:t>
+      </w:r>
+      <w:r>
+        <w:rPr>
+          <w:rFonts w:ascii="Arial" w:eastAsia="微軟正黑體" w:hAnsi="Arial" w:cs="Arial"/>
+          <w:color w:val="000000" w:themeColor="text1"/>
+        </w:rPr>
+        <w:t xml:space="preserve"> }}%</w:t>
+      </w:r>
+      <w:proofErr w:type="gramEnd"/>
+      <w:r>
+        <w:rPr>
+          <w:rFonts w:ascii="Arial" w:eastAsia="微軟正黑體" w:hAnsi="Arial" w:cs="Arial"/>
+          <w:color w:val="000000" w:themeColor="text1"/>
+        </w:rPr>
+        <w:t xml:space="preserve"> sequentially </w:t>
+      </w:r>
+      <w:proofErr w:type="gramStart"/>
+      <w:r>
+        <w:rPr>
+          <w:rFonts w:ascii="Arial" w:eastAsia="微軟正黑體" w:hAnsi="Arial" w:cs="Arial"/>
+          <w:color w:val="000000" w:themeColor="text1"/>
+        </w:rPr>
+        <w:t>{{ tech</w:t>
+      </w:r>
+      <w:proofErr w:type="gramEnd"/>
+      <w:r>
+        <w:rPr>
+          <w:rFonts w:ascii="Arial" w:eastAsia="微軟正黑體" w:hAnsi="Arial" w:cs="Arial"/>
+          <w:color w:val="000000" w:themeColor="text1"/>
+        </w:rPr>
+        <w:t>.</w:t>
       </w:r>
       <w:r>
         <w:rPr>
@@ -3159,14 +5332,30 @@
           <w:rFonts w:ascii="Arial" w:eastAsia="微軟正黑體" w:hAnsi="Arial" w:cs="Arial" w:hint="eastAsia"/>
           <w:color w:val="000000" w:themeColor="text1"/>
         </w:rPr>
-        <w:t>_yoy</w:t>
-      </w:r>
-      <w:r>
-        <w:rPr>
-          <w:rFonts w:ascii="Arial" w:eastAsia="微軟正黑體" w:hAnsi="Arial" w:cs="Arial"/>
-          <w:color w:val="000000" w:themeColor="text1"/>
-        </w:rPr>
-        <w:t xml:space="preserve"> }}% year-over-year.</w:t>
+        <w:t>_</w:t>
+      </w:r>
+      <w:proofErr w:type="gramStart"/>
+      <w:r>
+        <w:rPr>
+          <w:rFonts w:ascii="Arial" w:eastAsia="微軟正黑體" w:hAnsi="Arial" w:cs="Arial" w:hint="eastAsia"/>
+          <w:color w:val="000000" w:themeColor="text1"/>
+        </w:rPr>
+        <w:t>yoy</w:t>
+      </w:r>
+      <w:r>
+        <w:rPr>
+          <w:rFonts w:ascii="Arial" w:eastAsia="微軟正黑體" w:hAnsi="Arial" w:cs="Arial"/>
+          <w:color w:val="000000" w:themeColor="text1"/>
+        </w:rPr>
+        <w:t xml:space="preserve"> }}%</w:t>
+      </w:r>
+      <w:proofErr w:type="gramEnd"/>
+      <w:r>
+        <w:rPr>
+          <w:rFonts w:ascii="Arial" w:eastAsia="微軟正黑體" w:hAnsi="Arial" w:cs="Arial"/>
+          <w:color w:val="000000" w:themeColor="text1"/>
+        </w:rPr>
+        <w:t xml:space="preserve"> year-over-year.</w:t>
       </w:r>
     </w:p>
     <w:p>
@@ -3219,6 +5408,7 @@
         </w:rPr>
         <w:t>pufbased_</w:t>
       </w:r>
+      <w:proofErr w:type="gramStart"/>
       <w:r>
         <w:rPr>
           <w:rFonts w:ascii="Arial" w:eastAsia="微軟正黑體" w:hAnsi="Arial" w:cs="Arial" w:hint="eastAsia"/>
@@ -3231,7 +5421,15 @@
           <w:rFonts w:ascii="Arial" w:eastAsia="微軟正黑體" w:hAnsi="Arial" w:cs="Arial"/>
           <w:color w:val="000000" w:themeColor="text1"/>
         </w:rPr>
-        <w:t xml:space="preserve"> }}% of </w:t>
+        <w:t xml:space="preserve"> }}%</w:t>
+      </w:r>
+      <w:proofErr w:type="gramEnd"/>
+      <w:r>
+        <w:rPr>
+          <w:rFonts w:ascii="Arial" w:eastAsia="微軟正黑體" w:hAnsi="Arial" w:cs="Arial"/>
+          <w:color w:val="000000" w:themeColor="text1"/>
+        </w:rPr>
+        <w:t xml:space="preserve"> of </w:t>
       </w:r>
       <w:r>
         <w:rPr>
@@ -3280,14 +5478,30 @@
           <w:rFonts w:ascii="Arial" w:eastAsia="微軟正黑體" w:hAnsi="Arial" w:cs="Arial" w:hint="eastAsia"/>
           <w:color w:val="000000" w:themeColor="text1"/>
         </w:rPr>
-        <w:t>_qoq</w:t>
-      </w:r>
-      <w:r>
-        <w:rPr>
-          <w:rFonts w:ascii="Arial" w:eastAsia="微軟正黑體" w:hAnsi="Arial" w:cs="Arial"/>
-          <w:color w:val="000000" w:themeColor="text1"/>
-        </w:rPr>
-        <w:t xml:space="preserve"> }}% sequentially {{ tech.</w:t>
+        <w:t>_</w:t>
+      </w:r>
+      <w:proofErr w:type="gramStart"/>
+      <w:r>
+        <w:rPr>
+          <w:rFonts w:ascii="Arial" w:eastAsia="微軟正黑體" w:hAnsi="Arial" w:cs="Arial" w:hint="eastAsia"/>
+          <w:color w:val="000000" w:themeColor="text1"/>
+        </w:rPr>
+        <w:t>qoq</w:t>
+      </w:r>
+      <w:r>
+        <w:rPr>
+          <w:rFonts w:ascii="Arial" w:eastAsia="微軟正黑體" w:hAnsi="Arial" w:cs="Arial"/>
+          <w:color w:val="000000" w:themeColor="text1"/>
+        </w:rPr>
+        <w:t xml:space="preserve"> }}%</w:t>
+      </w:r>
+      <w:proofErr w:type="gramEnd"/>
+      <w:r>
+        <w:rPr>
+          <w:rFonts w:ascii="Arial" w:eastAsia="微軟正黑體" w:hAnsi="Arial" w:cs="Arial"/>
+          <w:color w:val="000000" w:themeColor="text1"/>
+        </w:rPr>
+        <w:t xml:space="preserve"> sequentially {{ tech.</w:t>
       </w:r>
       <w:r>
         <w:rPr>
@@ -3308,14 +5522,30 @@
           <w:rFonts w:ascii="Arial" w:eastAsia="微軟正黑體" w:hAnsi="Arial" w:cs="Arial" w:hint="eastAsia"/>
           <w:color w:val="000000" w:themeColor="text1"/>
         </w:rPr>
-        <w:t>_yoy</w:t>
-      </w:r>
-      <w:r>
-        <w:rPr>
-          <w:rFonts w:ascii="Arial" w:eastAsia="微軟正黑體" w:hAnsi="Arial" w:cs="Arial"/>
-          <w:color w:val="000000" w:themeColor="text1"/>
-        </w:rPr>
-        <w:t xml:space="preserve"> }}% year-over-year, while its royalties accounted for {{ tech.</w:t>
+        <w:t>_</w:t>
+      </w:r>
+      <w:proofErr w:type="gramStart"/>
+      <w:r>
+        <w:rPr>
+          <w:rFonts w:ascii="Arial" w:eastAsia="微軟正黑體" w:hAnsi="Arial" w:cs="Arial" w:hint="eastAsia"/>
+          <w:color w:val="000000" w:themeColor="text1"/>
+        </w:rPr>
+        <w:t>yoy</w:t>
+      </w:r>
+      <w:r>
+        <w:rPr>
+          <w:rFonts w:ascii="Arial" w:eastAsia="微軟正黑體" w:hAnsi="Arial" w:cs="Arial"/>
+          <w:color w:val="000000" w:themeColor="text1"/>
+        </w:rPr>
+        <w:t xml:space="preserve"> }}%</w:t>
+      </w:r>
+      <w:proofErr w:type="gramEnd"/>
+      <w:r>
+        <w:rPr>
+          <w:rFonts w:ascii="Arial" w:eastAsia="微軟正黑體" w:hAnsi="Arial" w:cs="Arial"/>
+          <w:color w:val="000000" w:themeColor="text1"/>
+        </w:rPr>
+        <w:t xml:space="preserve"> year-over-year, while its royalties accounted for {{ tech.</w:t>
       </w:r>
       <w:r>
         <w:rPr>
@@ -3324,12 +5554,21 @@
         </w:rPr>
         <w:t>pufbased_</w:t>
       </w:r>
-      <w:r>
-        <w:rPr>
-          <w:rFonts w:ascii="Arial" w:eastAsia="微軟正黑體" w:hAnsi="Arial" w:cs="Arial"/>
-          <w:color w:val="000000" w:themeColor="text1"/>
-        </w:rPr>
-        <w:t>royalty }}% of total royalties.</w:t>
+      <w:proofErr w:type="gramStart"/>
+      <w:r>
+        <w:rPr>
+          <w:rFonts w:ascii="Arial" w:eastAsia="微軟正黑體" w:hAnsi="Arial" w:cs="Arial"/>
+          <w:color w:val="000000" w:themeColor="text1"/>
+        </w:rPr>
+        <w:t>royalty }}%</w:t>
+      </w:r>
+      <w:proofErr w:type="gramEnd"/>
+      <w:r>
+        <w:rPr>
+          <w:rFonts w:ascii="Arial" w:eastAsia="微軟正黑體" w:hAnsi="Arial" w:cs="Arial"/>
+          <w:color w:val="000000" w:themeColor="text1"/>
+        </w:rPr>
+        <w:t xml:space="preserve"> of total royalties.</w:t>
       </w:r>
     </w:p>
     <w:bookmarkEnd w:id="4"/>
@@ -3385,15 +5624,32 @@
           <w:rFonts w:ascii="Arial" w:eastAsia="微軟正黑體" w:hAnsi="Arial" w:cs="Arial"/>
           <w:color w:val="000000" w:themeColor="text1"/>
         </w:rPr>
-        <w:t xml:space="preserve"> accounted for {{ tech.</w:t>
-      </w:r>
-      <w:r>
-        <w:rPr>
-          <w:rFonts w:ascii="Arial" w:eastAsia="微軟正黑體" w:hAnsi="Arial" w:cs="Arial" w:hint="eastAsia"/>
-          <w:color w:val="000000" w:themeColor="text1"/>
-        </w:rPr>
-        <w:t>mtp_</w:t>
-      </w:r>
+        <w:t xml:space="preserve"> accounted for </w:t>
+      </w:r>
+      <w:proofErr w:type="gramStart"/>
+      <w:r>
+        <w:rPr>
+          <w:rFonts w:ascii="Arial" w:eastAsia="微軟正黑體" w:hAnsi="Arial" w:cs="Arial"/>
+          <w:color w:val="000000" w:themeColor="text1"/>
+        </w:rPr>
+        <w:t>{{ tech.</w:t>
+      </w:r>
+      <w:r>
+        <w:rPr>
+          <w:rFonts w:ascii="Arial" w:eastAsia="微軟正黑體" w:hAnsi="Arial" w:cs="Arial" w:hint="eastAsia"/>
+          <w:color w:val="000000" w:themeColor="text1"/>
+        </w:rPr>
+        <w:t>mtp</w:t>
+      </w:r>
+      <w:proofErr w:type="gramEnd"/>
+      <w:r>
+        <w:rPr>
+          <w:rFonts w:ascii="Arial" w:eastAsia="微軟正黑體" w:hAnsi="Arial" w:cs="Arial" w:hint="eastAsia"/>
+          <w:color w:val="000000" w:themeColor="text1"/>
+        </w:rPr>
+        <w:t>_</w:t>
+      </w:r>
+      <w:proofErr w:type="gramStart"/>
       <w:r>
         <w:rPr>
           <w:rFonts w:ascii="Arial" w:eastAsia="微軟正黑體" w:hAnsi="Arial" w:cs="Arial" w:hint="eastAsia"/>
@@ -3413,7 +5669,15 @@
           <w:rFonts w:ascii="Arial" w:eastAsia="微軟正黑體" w:hAnsi="Arial" w:cs="Arial"/>
           <w:color w:val="000000" w:themeColor="text1"/>
         </w:rPr>
-        <w:t>}}% of total revenue</w:t>
+        <w:t>}}%</w:t>
+      </w:r>
+      <w:proofErr w:type="gramEnd"/>
+      <w:r>
+        <w:rPr>
+          <w:rFonts w:ascii="Arial" w:eastAsia="微軟正黑體" w:hAnsi="Arial" w:cs="Arial"/>
+          <w:color w:val="000000" w:themeColor="text1"/>
+        </w:rPr>
+        <w:t xml:space="preserve"> of total revenue</w:t>
       </w:r>
       <w:r>
         <w:rPr>
@@ -3422,6 +5686,7 @@
         </w:rPr>
         <w:t xml:space="preserve"> in the </w:t>
       </w:r>
+      <w:proofErr w:type="gramStart"/>
       <w:r>
         <w:rPr>
           <w:rFonts w:ascii="Arial" w:eastAsia="新細明體" w:hAnsi="Arial" w:cs="Arial"/>
@@ -3436,7 +5701,25 @@
           <w:kern w:val="0"/>
           <w:szCs w:val="24"/>
         </w:rPr>
-        <w:t>this_quarter_en</w:t>
+        <w:t>this</w:t>
+      </w:r>
+      <w:proofErr w:type="gramEnd"/>
+      <w:r>
+        <w:rPr>
+          <w:rFonts w:ascii="Arial" w:eastAsia="新細明體" w:hAnsi="Arial" w:cs="Arial" w:hint="eastAsia"/>
+          <w:kern w:val="0"/>
+          <w:szCs w:val="24"/>
+        </w:rPr>
+        <w:t>_quarter_</w:t>
+      </w:r>
+      <w:proofErr w:type="gramStart"/>
+      <w:r>
+        <w:rPr>
+          <w:rFonts w:ascii="Arial" w:eastAsia="新細明體" w:hAnsi="Arial" w:cs="Arial" w:hint="eastAsia"/>
+          <w:kern w:val="0"/>
+          <w:szCs w:val="24"/>
+        </w:rPr>
+        <w:t>en</w:t>
       </w:r>
       <w:r>
         <w:rPr>
@@ -3444,7 +5727,16 @@
           <w:kern w:val="0"/>
           <w:szCs w:val="24"/>
         </w:rPr>
-        <w:t xml:space="preserve"> }}</w:t>
+        <w:t xml:space="preserve"> }</w:t>
+      </w:r>
+      <w:proofErr w:type="gramEnd"/>
+      <w:r>
+        <w:rPr>
+          <w:rFonts w:ascii="Arial" w:eastAsia="新細明體" w:hAnsi="Arial" w:cs="Arial"/>
+          <w:kern w:val="0"/>
+          <w:szCs w:val="24"/>
+        </w:rPr>
+        <w:t>}</w:t>
       </w:r>
       <w:r>
         <w:rPr>
@@ -3474,6 +5766,7 @@
         </w:rPr>
         <w:t xml:space="preserve"> </w:t>
       </w:r>
+      <w:proofErr w:type="gramStart"/>
       <w:r>
         <w:rPr>
           <w:rFonts w:ascii="Arial" w:eastAsia="微軟正黑體" w:hAnsi="Arial" w:cs="Arial"/>
@@ -3486,7 +5779,15 @@
           <w:rFonts w:ascii="Arial" w:eastAsia="微軟正黑體" w:hAnsi="Arial" w:cs="Arial" w:hint="eastAsia"/>
           <w:color w:val="000000" w:themeColor="text1"/>
         </w:rPr>
-        <w:t>mtp_</w:t>
+        <w:t>mtp</w:t>
+      </w:r>
+      <w:proofErr w:type="gramEnd"/>
+      <w:r>
+        <w:rPr>
+          <w:rFonts w:ascii="Arial" w:eastAsia="微軟正黑體" w:hAnsi="Arial" w:cs="Arial" w:hint="eastAsia"/>
+          <w:color w:val="000000" w:themeColor="text1"/>
+        </w:rPr>
+        <w:t>_</w:t>
       </w:r>
       <w:r>
         <w:rPr>
@@ -3500,21 +5801,53 @@
           <w:rFonts w:ascii="Arial" w:eastAsia="微軟正黑體" w:hAnsi="Arial" w:cs="Arial" w:hint="eastAsia"/>
           <w:color w:val="000000" w:themeColor="text1"/>
         </w:rPr>
-        <w:t>_qoq</w:t>
-      </w:r>
-      <w:r>
-        <w:rPr>
-          <w:rFonts w:ascii="Arial" w:eastAsia="微軟正黑體" w:hAnsi="Arial" w:cs="Arial"/>
-          <w:color w:val="000000" w:themeColor="text1"/>
-        </w:rPr>
-        <w:t xml:space="preserve"> }}% sequentially {{ tech.</w:t>
-      </w:r>
-      <w:r>
-        <w:rPr>
-          <w:rFonts w:ascii="Arial" w:eastAsia="微軟正黑體" w:hAnsi="Arial" w:cs="Arial" w:hint="eastAsia"/>
-          <w:color w:val="000000" w:themeColor="text1"/>
-        </w:rPr>
-        <w:t>mtp_</w:t>
+        <w:t>_</w:t>
+      </w:r>
+      <w:proofErr w:type="gramStart"/>
+      <w:r>
+        <w:rPr>
+          <w:rFonts w:ascii="Arial" w:eastAsia="微軟正黑體" w:hAnsi="Arial" w:cs="Arial" w:hint="eastAsia"/>
+          <w:color w:val="000000" w:themeColor="text1"/>
+        </w:rPr>
+        <w:t>qoq</w:t>
+      </w:r>
+      <w:r>
+        <w:rPr>
+          <w:rFonts w:ascii="Arial" w:eastAsia="微軟正黑體" w:hAnsi="Arial" w:cs="Arial"/>
+          <w:color w:val="000000" w:themeColor="text1"/>
+        </w:rPr>
+        <w:t xml:space="preserve"> }}%</w:t>
+      </w:r>
+      <w:proofErr w:type="gramEnd"/>
+      <w:r>
+        <w:rPr>
+          <w:rFonts w:ascii="Arial" w:eastAsia="微軟正黑體" w:hAnsi="Arial" w:cs="Arial"/>
+          <w:color w:val="000000" w:themeColor="text1"/>
+        </w:rPr>
+        <w:t xml:space="preserve"> sequentially </w:t>
+      </w:r>
+      <w:proofErr w:type="gramStart"/>
+      <w:r>
+        <w:rPr>
+          <w:rFonts w:ascii="Arial" w:eastAsia="微軟正黑體" w:hAnsi="Arial" w:cs="Arial"/>
+          <w:color w:val="000000" w:themeColor="text1"/>
+        </w:rPr>
+        <w:t>{{ tech.</w:t>
+      </w:r>
+      <w:r>
+        <w:rPr>
+          <w:rFonts w:ascii="Arial" w:eastAsia="微軟正黑體" w:hAnsi="Arial" w:cs="Arial" w:hint="eastAsia"/>
+          <w:color w:val="000000" w:themeColor="text1"/>
+        </w:rPr>
+        <w:t>mtp</w:t>
+      </w:r>
+      <w:proofErr w:type="gramEnd"/>
+      <w:r>
+        <w:rPr>
+          <w:rFonts w:ascii="Arial" w:eastAsia="微軟正黑體" w:hAnsi="Arial" w:cs="Arial" w:hint="eastAsia"/>
+          <w:color w:val="000000" w:themeColor="text1"/>
+        </w:rPr>
+        <w:t>_</w:t>
       </w:r>
       <w:r>
         <w:rPr>
@@ -3528,21 +5861,53 @@
           <w:rFonts w:ascii="Arial" w:eastAsia="微軟正黑體" w:hAnsi="Arial" w:cs="Arial" w:hint="eastAsia"/>
           <w:color w:val="000000" w:themeColor="text1"/>
         </w:rPr>
-        <w:t>_yoy</w:t>
-      </w:r>
-      <w:r>
-        <w:rPr>
-          <w:rFonts w:ascii="Arial" w:eastAsia="微軟正黑體" w:hAnsi="Arial" w:cs="Arial"/>
-          <w:color w:val="000000" w:themeColor="text1"/>
-        </w:rPr>
-        <w:t xml:space="preserve"> }}% year-over-year. Royalty from MTP {{ tech.</w:t>
-      </w:r>
-      <w:r>
-        <w:rPr>
-          <w:rFonts w:ascii="Arial" w:eastAsia="微軟正黑體" w:hAnsi="Arial" w:cs="Arial" w:hint="eastAsia"/>
-          <w:color w:val="000000" w:themeColor="text1"/>
-        </w:rPr>
-        <w:t>mtp_</w:t>
+        <w:t>_</w:t>
+      </w:r>
+      <w:proofErr w:type="gramStart"/>
+      <w:r>
+        <w:rPr>
+          <w:rFonts w:ascii="Arial" w:eastAsia="微軟正黑體" w:hAnsi="Arial" w:cs="Arial" w:hint="eastAsia"/>
+          <w:color w:val="000000" w:themeColor="text1"/>
+        </w:rPr>
+        <w:t>yoy</w:t>
+      </w:r>
+      <w:r>
+        <w:rPr>
+          <w:rFonts w:ascii="Arial" w:eastAsia="微軟正黑體" w:hAnsi="Arial" w:cs="Arial"/>
+          <w:color w:val="000000" w:themeColor="text1"/>
+        </w:rPr>
+        <w:t xml:space="preserve"> }}%</w:t>
+      </w:r>
+      <w:proofErr w:type="gramEnd"/>
+      <w:r>
+        <w:rPr>
+          <w:rFonts w:ascii="Arial" w:eastAsia="微軟正黑體" w:hAnsi="Arial" w:cs="Arial"/>
+          <w:color w:val="000000" w:themeColor="text1"/>
+        </w:rPr>
+        <w:t xml:space="preserve"> year-over-year. Royalty from MTP </w:t>
+      </w:r>
+      <w:proofErr w:type="gramStart"/>
+      <w:r>
+        <w:rPr>
+          <w:rFonts w:ascii="Arial" w:eastAsia="微軟正黑體" w:hAnsi="Arial" w:cs="Arial"/>
+          <w:color w:val="000000" w:themeColor="text1"/>
+        </w:rPr>
+        <w:t>{{ tech.</w:t>
+      </w:r>
+      <w:r>
+        <w:rPr>
+          <w:rFonts w:ascii="Arial" w:eastAsia="微軟正黑體" w:hAnsi="Arial" w:cs="Arial" w:hint="eastAsia"/>
+          <w:color w:val="000000" w:themeColor="text1"/>
+        </w:rPr>
+        <w:t>mtp</w:t>
+      </w:r>
+      <w:proofErr w:type="gramEnd"/>
+      <w:r>
+        <w:rPr>
+          <w:rFonts w:ascii="Arial" w:eastAsia="微軟正黑體" w:hAnsi="Arial" w:cs="Arial" w:hint="eastAsia"/>
+          <w:color w:val="000000" w:themeColor="text1"/>
+        </w:rPr>
+        <w:t>_</w:t>
       </w:r>
       <w:r>
         <w:rPr>
@@ -3556,21 +5921,53 @@
           <w:rFonts w:ascii="Arial" w:eastAsia="微軟正黑體" w:hAnsi="Arial" w:cs="Arial" w:hint="eastAsia"/>
           <w:color w:val="000000" w:themeColor="text1"/>
         </w:rPr>
-        <w:t>_qoq</w:t>
-      </w:r>
-      <w:r>
-        <w:rPr>
-          <w:rFonts w:ascii="Arial" w:eastAsia="微軟正黑體" w:hAnsi="Arial" w:cs="Arial"/>
-          <w:color w:val="000000" w:themeColor="text1"/>
-        </w:rPr>
-        <w:t xml:space="preserve"> }}% sequentially {{ tech.</w:t>
-      </w:r>
-      <w:r>
-        <w:rPr>
-          <w:rFonts w:ascii="Arial" w:eastAsia="微軟正黑體" w:hAnsi="Arial" w:cs="Arial" w:hint="eastAsia"/>
-          <w:color w:val="000000" w:themeColor="text1"/>
-        </w:rPr>
-        <w:t>mtp_</w:t>
+        <w:t>_</w:t>
+      </w:r>
+      <w:proofErr w:type="gramStart"/>
+      <w:r>
+        <w:rPr>
+          <w:rFonts w:ascii="Arial" w:eastAsia="微軟正黑體" w:hAnsi="Arial" w:cs="Arial" w:hint="eastAsia"/>
+          <w:color w:val="000000" w:themeColor="text1"/>
+        </w:rPr>
+        <w:t>qoq</w:t>
+      </w:r>
+      <w:r>
+        <w:rPr>
+          <w:rFonts w:ascii="Arial" w:eastAsia="微軟正黑體" w:hAnsi="Arial" w:cs="Arial"/>
+          <w:color w:val="000000" w:themeColor="text1"/>
+        </w:rPr>
+        <w:t xml:space="preserve"> }}%</w:t>
+      </w:r>
+      <w:proofErr w:type="gramEnd"/>
+      <w:r>
+        <w:rPr>
+          <w:rFonts w:ascii="Arial" w:eastAsia="微軟正黑體" w:hAnsi="Arial" w:cs="Arial"/>
+          <w:color w:val="000000" w:themeColor="text1"/>
+        </w:rPr>
+        <w:t xml:space="preserve"> sequentially </w:t>
+      </w:r>
+      <w:proofErr w:type="gramStart"/>
+      <w:r>
+        <w:rPr>
+          <w:rFonts w:ascii="Arial" w:eastAsia="微軟正黑體" w:hAnsi="Arial" w:cs="Arial"/>
+          <w:color w:val="000000" w:themeColor="text1"/>
+        </w:rPr>
+        <w:t>{{ tech.</w:t>
+      </w:r>
+      <w:r>
+        <w:rPr>
+          <w:rFonts w:ascii="Arial" w:eastAsia="微軟正黑體" w:hAnsi="Arial" w:cs="Arial" w:hint="eastAsia"/>
+          <w:color w:val="000000" w:themeColor="text1"/>
+        </w:rPr>
+        <w:t>mtp</w:t>
+      </w:r>
+      <w:proofErr w:type="gramEnd"/>
+      <w:r>
+        <w:rPr>
+          <w:rFonts w:ascii="Arial" w:eastAsia="微軟正黑體" w:hAnsi="Arial" w:cs="Arial" w:hint="eastAsia"/>
+          <w:color w:val="000000" w:themeColor="text1"/>
+        </w:rPr>
+        <w:t>_</w:t>
       </w:r>
       <w:r>
         <w:rPr>
@@ -3584,14 +5981,30 @@
           <w:rFonts w:ascii="Arial" w:eastAsia="微軟正黑體" w:hAnsi="Arial" w:cs="Arial" w:hint="eastAsia"/>
           <w:color w:val="000000" w:themeColor="text1"/>
         </w:rPr>
-        <w:t>_yoy</w:t>
-      </w:r>
-      <w:r>
-        <w:rPr>
-          <w:rFonts w:ascii="Arial" w:eastAsia="微軟正黑體" w:hAnsi="Arial" w:cs="Arial"/>
-          <w:color w:val="000000" w:themeColor="text1"/>
-        </w:rPr>
-        <w:t xml:space="preserve"> }}% year-over-year.</w:t>
+        <w:t>_</w:t>
+      </w:r>
+      <w:proofErr w:type="gramStart"/>
+      <w:r>
+        <w:rPr>
+          <w:rFonts w:ascii="Arial" w:eastAsia="微軟正黑體" w:hAnsi="Arial" w:cs="Arial" w:hint="eastAsia"/>
+          <w:color w:val="000000" w:themeColor="text1"/>
+        </w:rPr>
+        <w:t>yoy</w:t>
+      </w:r>
+      <w:r>
+        <w:rPr>
+          <w:rFonts w:ascii="Arial" w:eastAsia="微軟正黑體" w:hAnsi="Arial" w:cs="Arial"/>
+          <w:color w:val="000000" w:themeColor="text1"/>
+        </w:rPr>
+        <w:t xml:space="preserve"> }}%</w:t>
+      </w:r>
+      <w:proofErr w:type="gramEnd"/>
+      <w:r>
+        <w:rPr>
+          <w:rFonts w:ascii="Arial" w:eastAsia="微軟正黑體" w:hAnsi="Arial" w:cs="Arial"/>
+          <w:color w:val="000000" w:themeColor="text1"/>
+        </w:rPr>
+        <w:t xml:space="preserve"> year-over-year.</w:t>
       </w:r>
     </w:p>
     <w:p>
@@ -3637,7 +6050,18 @@
           <w:kern w:val="2"/>
           <w:lang w:eastAsia="zh-TW"/>
         </w:rPr>
-        <w:t>this_quarter</w:t>
+        <w:t>this_</w:t>
+      </w:r>
+      <w:proofErr w:type="gramStart"/>
+      <w:r>
+        <w:rPr>
+          <w:rFonts w:eastAsia="新細明體" w:cs="Arial"/>
+          <w:b w:val="0"/>
+          <w:bCs w:val="0"/>
+          <w:kern w:val="2"/>
+          <w:lang w:eastAsia="zh-TW"/>
+        </w:rPr>
+        <w:t>quarter</w:t>
       </w:r>
       <w:r>
         <w:rPr>
@@ -3659,6 +6083,7 @@
         </w:rPr>
         <w:t>!</w:t>
       </w:r>
+      <w:proofErr w:type="gramEnd"/>
       <w:r>
         <w:rPr>
           <w:rFonts w:eastAsia="新細明體" w:cs="Arial"/>
@@ -3667,8 +6092,20 @@
           <w:kern w:val="2"/>
           <w:lang w:eastAsia="zh-TW"/>
         </w:rPr>
-        <w:t>= "Q1" %}</w:t>
-      </w:r>
+        <w:t>= "Q1</w:t>
+      </w:r>
+      <w:proofErr w:type="gramStart"/>
+      <w:r>
+        <w:rPr>
+          <w:rFonts w:eastAsia="新細明體" w:cs="Arial"/>
+          <w:b w:val="0"/>
+          <w:bCs w:val="0"/>
+          <w:kern w:val="2"/>
+          <w:lang w:eastAsia="zh-TW"/>
+        </w:rPr>
+        <w:t>" %}</w:t>
+      </w:r>
+      <w:proofErr w:type="gramEnd"/>
     </w:p>
     <w:bookmarkEnd w:id="5"/>
     <w:p>
@@ -3687,6 +6124,7 @@
         <w:lastRenderedPageBreak/>
         <w:t xml:space="preserve">For the </w:t>
       </w:r>
+      <w:proofErr w:type="gramStart"/>
       <w:r>
         <w:rPr>
           <w:rFonts w:ascii="Arial" w:eastAsia="微軟正黑體" w:hAnsi="Arial" w:cs="Arial"/>
@@ -3701,6 +6139,7 @@
         </w:rPr>
         <w:t>ytd</w:t>
       </w:r>
+      <w:proofErr w:type="gramEnd"/>
       <w:r>
         <w:rPr>
           <w:rFonts w:ascii="Arial" w:eastAsia="微軟正黑體" w:hAnsi="Arial" w:cs="Arial"/>
@@ -3715,12 +6154,37 @@
         </w:rPr>
         <w:t xml:space="preserve"> of </w:t>
       </w:r>
-      <w:r>
-        <w:rPr>
-          <w:rFonts w:ascii="Arial" w:eastAsia="微軟正黑體" w:hAnsi="Arial" w:cs="Arial" w:hint="eastAsia"/>
-          <w:color w:val="000000" w:themeColor="text1"/>
-        </w:rPr>
-        <w:t>{{ this_year }}</w:t>
+      <w:proofErr w:type="gramStart"/>
+      <w:r>
+        <w:rPr>
+          <w:rFonts w:ascii="Arial" w:eastAsia="微軟正黑體" w:hAnsi="Arial" w:cs="Arial" w:hint="eastAsia"/>
+          <w:color w:val="000000" w:themeColor="text1"/>
+        </w:rPr>
+        <w:t>{{ this</w:t>
+      </w:r>
+      <w:proofErr w:type="gramEnd"/>
+      <w:r>
+        <w:rPr>
+          <w:rFonts w:ascii="Arial" w:eastAsia="微軟正黑體" w:hAnsi="Arial" w:cs="Arial" w:hint="eastAsia"/>
+          <w:color w:val="000000" w:themeColor="text1"/>
+        </w:rPr>
+        <w:t>_</w:t>
+      </w:r>
+      <w:proofErr w:type="gramStart"/>
+      <w:r>
+        <w:rPr>
+          <w:rFonts w:ascii="Arial" w:eastAsia="微軟正黑體" w:hAnsi="Arial" w:cs="Arial" w:hint="eastAsia"/>
+          <w:color w:val="000000" w:themeColor="text1"/>
+        </w:rPr>
+        <w:t>year }</w:t>
+      </w:r>
+      <w:proofErr w:type="gramEnd"/>
+      <w:r>
+        <w:rPr>
+          <w:rFonts w:ascii="Arial" w:eastAsia="微軟正黑體" w:hAnsi="Arial" w:cs="Arial" w:hint="eastAsia"/>
+          <w:color w:val="000000" w:themeColor="text1"/>
+        </w:rPr>
+        <w:t>}</w:t>
       </w:r>
       <w:r>
         <w:rPr>
@@ -3778,12 +6242,21 @@
         </w:rPr>
         <w:t xml:space="preserve">icensing revenue </w:t>
       </w:r>
-      <w:r>
-        <w:rPr>
-          <w:rFonts w:ascii="Arial" w:eastAsia="微軟正黑體" w:hAnsi="Arial" w:cs="Arial"/>
-          <w:color w:val="000000" w:themeColor="text1"/>
-        </w:rPr>
-        <w:t>{{ tech.</w:t>
+      <w:proofErr w:type="gramStart"/>
+      <w:r>
+        <w:rPr>
+          <w:rFonts w:ascii="Arial" w:eastAsia="微軟正黑體" w:hAnsi="Arial" w:cs="Arial"/>
+          <w:color w:val="000000" w:themeColor="text1"/>
+        </w:rPr>
+        <w:t>{{ tech</w:t>
+      </w:r>
+      <w:proofErr w:type="gramEnd"/>
+      <w:r>
+        <w:rPr>
+          <w:rFonts w:ascii="Arial" w:eastAsia="微軟正黑體" w:hAnsi="Arial" w:cs="Arial"/>
+          <w:color w:val="000000" w:themeColor="text1"/>
+        </w:rPr>
+        <w:t>.</w:t>
       </w:r>
       <w:r>
         <w:rPr>
@@ -3804,7 +6277,15 @@
           <w:rFonts w:ascii="Arial" w:eastAsia="微軟正黑體" w:hAnsi="Arial" w:cs="Arial" w:hint="eastAsia"/>
           <w:color w:val="000000" w:themeColor="text1"/>
         </w:rPr>
-        <w:t>_yoy_ytd</w:t>
+        <w:t>_yoy_</w:t>
+      </w:r>
+      <w:proofErr w:type="gramStart"/>
+      <w:r>
+        <w:rPr>
+          <w:rFonts w:ascii="Arial" w:eastAsia="微軟正黑體" w:hAnsi="Arial" w:cs="Arial" w:hint="eastAsia"/>
+          <w:color w:val="000000" w:themeColor="text1"/>
+        </w:rPr>
+        <w:t>ytd</w:t>
       </w:r>
       <w:r>
         <w:rPr>
@@ -3818,14 +6299,31 @@
           <w:rFonts w:ascii="Arial" w:eastAsia="微軟正黑體" w:hAnsi="Arial" w:cs="Arial"/>
           <w:color w:val="000000" w:themeColor="text1"/>
         </w:rPr>
-        <w:t xml:space="preserve">% year-over-year </w:t>
-      </w:r>
-      <w:r>
-        <w:rPr>
-          <w:rFonts w:ascii="Arial" w:eastAsia="微軟正黑體" w:hAnsi="Arial" w:cs="Arial"/>
-          <w:color w:val="000000" w:themeColor="text1"/>
-        </w:rPr>
-        <w:t>{{ tech.</w:t>
+        <w:t>%</w:t>
+      </w:r>
+      <w:proofErr w:type="gramEnd"/>
+      <w:r>
+        <w:rPr>
+          <w:rFonts w:ascii="Arial" w:eastAsia="微軟正黑體" w:hAnsi="Arial" w:cs="Arial"/>
+          <w:color w:val="000000" w:themeColor="text1"/>
+        </w:rPr>
+        <w:t xml:space="preserve"> year-over-year </w:t>
+      </w:r>
+      <w:proofErr w:type="gramStart"/>
+      <w:r>
+        <w:rPr>
+          <w:rFonts w:ascii="Arial" w:eastAsia="微軟正黑體" w:hAnsi="Arial" w:cs="Arial"/>
+          <w:color w:val="000000" w:themeColor="text1"/>
+        </w:rPr>
+        <w:t>{{ tech</w:t>
+      </w:r>
+      <w:proofErr w:type="gramEnd"/>
+      <w:r>
+        <w:rPr>
+          <w:rFonts w:ascii="Arial" w:eastAsia="微軟正黑體" w:hAnsi="Arial" w:cs="Arial"/>
+          <w:color w:val="000000" w:themeColor="text1"/>
+        </w:rPr>
+        <w:t>.</w:t>
       </w:r>
       <w:r>
         <w:rPr>
@@ -3846,7 +6344,15 @@
           <w:rFonts w:ascii="Arial" w:eastAsia="微軟正黑體" w:hAnsi="Arial" w:cs="Arial" w:hint="eastAsia"/>
           <w:color w:val="000000" w:themeColor="text1"/>
         </w:rPr>
-        <w:t>y_yoy_ytd</w:t>
+        <w:t>y_yoy_</w:t>
+      </w:r>
+      <w:proofErr w:type="gramStart"/>
+      <w:r>
+        <w:rPr>
+          <w:rFonts w:ascii="Arial" w:eastAsia="微軟正黑體" w:hAnsi="Arial" w:cs="Arial" w:hint="eastAsia"/>
+          <w:color w:val="000000" w:themeColor="text1"/>
+        </w:rPr>
+        <w:t>ytd</w:t>
       </w:r>
       <w:r>
         <w:rPr>
@@ -3860,21 +6366,46 @@
           <w:rFonts w:ascii="Arial" w:eastAsia="微軟正黑體" w:hAnsi="Arial" w:cs="Arial"/>
           <w:color w:val="000000" w:themeColor="text1"/>
         </w:rPr>
-        <w:t xml:space="preserve">%, accounting for </w:t>
-      </w:r>
-      <w:r>
-        <w:rPr>
-          <w:rFonts w:ascii="Arial" w:eastAsia="微軟正黑體" w:hAnsi="Arial" w:cs="Arial"/>
-          <w:color w:val="000000" w:themeColor="text1"/>
-        </w:rPr>
-        <w:t>{{ tech.</w:t>
-      </w:r>
-      <w:r>
-        <w:rPr>
-          <w:rFonts w:ascii="Arial" w:eastAsia="微軟正黑體" w:hAnsi="Arial" w:cs="Arial" w:hint="eastAsia"/>
-          <w:color w:val="000000" w:themeColor="text1"/>
-        </w:rPr>
-        <w:t>neobit_ytd</w:t>
+        <w:t>%</w:t>
+      </w:r>
+      <w:proofErr w:type="gramEnd"/>
+      <w:r>
+        <w:rPr>
+          <w:rFonts w:ascii="Arial" w:eastAsia="微軟正黑體" w:hAnsi="Arial" w:cs="Arial"/>
+          <w:color w:val="000000" w:themeColor="text1"/>
+        </w:rPr>
+        <w:t xml:space="preserve">, accounting for </w:t>
+      </w:r>
+      <w:proofErr w:type="gramStart"/>
+      <w:r>
+        <w:rPr>
+          <w:rFonts w:ascii="Arial" w:eastAsia="微軟正黑體" w:hAnsi="Arial" w:cs="Arial"/>
+          <w:color w:val="000000" w:themeColor="text1"/>
+        </w:rPr>
+        <w:t>{{ tech</w:t>
+      </w:r>
+      <w:proofErr w:type="gramEnd"/>
+      <w:r>
+        <w:rPr>
+          <w:rFonts w:ascii="Arial" w:eastAsia="微軟正黑體" w:hAnsi="Arial" w:cs="Arial"/>
+          <w:color w:val="000000" w:themeColor="text1"/>
+        </w:rPr>
+        <w:t>.</w:t>
+      </w:r>
+      <w:r>
+        <w:rPr>
+          <w:rFonts w:ascii="Arial" w:eastAsia="微軟正黑體" w:hAnsi="Arial" w:cs="Arial" w:hint="eastAsia"/>
+          <w:color w:val="000000" w:themeColor="text1"/>
+        </w:rPr>
+        <w:t>neobit_</w:t>
+      </w:r>
+      <w:proofErr w:type="gramStart"/>
+      <w:r>
+        <w:rPr>
+          <w:rFonts w:ascii="Arial" w:eastAsia="微軟正黑體" w:hAnsi="Arial" w:cs="Arial" w:hint="eastAsia"/>
+          <w:color w:val="000000" w:themeColor="text1"/>
+        </w:rPr>
+        <w:t>ytd</w:t>
       </w:r>
       <w:r>
         <w:rPr>
@@ -3888,7 +6419,15 @@
           <w:rFonts w:ascii="Arial" w:eastAsia="微軟正黑體" w:hAnsi="Arial" w:cs="Arial"/>
           <w:color w:val="000000" w:themeColor="text1"/>
         </w:rPr>
-        <w:t>% of the total revenue.</w:t>
+        <w:t>%</w:t>
+      </w:r>
+      <w:proofErr w:type="gramEnd"/>
+      <w:r>
+        <w:rPr>
+          <w:rFonts w:ascii="Arial" w:eastAsia="微軟正黑體" w:hAnsi="Arial" w:cs="Arial"/>
+          <w:color w:val="000000" w:themeColor="text1"/>
+        </w:rPr>
+        <w:t xml:space="preserve"> of the total revenue.</w:t>
       </w:r>
     </w:p>
     <w:p>
@@ -3939,12 +6478,21 @@
         </w:rPr>
         <w:t xml:space="preserve">icensing revenue </w:t>
       </w:r>
-      <w:r>
-        <w:rPr>
-          <w:rFonts w:ascii="Arial" w:eastAsia="微軟正黑體" w:hAnsi="Arial" w:cs="Arial"/>
-          <w:color w:val="000000" w:themeColor="text1"/>
-        </w:rPr>
-        <w:t>{{ tech.</w:t>
+      <w:proofErr w:type="gramStart"/>
+      <w:r>
+        <w:rPr>
+          <w:rFonts w:ascii="Arial" w:eastAsia="微軟正黑體" w:hAnsi="Arial" w:cs="Arial"/>
+          <w:color w:val="000000" w:themeColor="text1"/>
+        </w:rPr>
+        <w:t>{{ tech</w:t>
+      </w:r>
+      <w:proofErr w:type="gramEnd"/>
+      <w:r>
+        <w:rPr>
+          <w:rFonts w:ascii="Arial" w:eastAsia="微軟正黑體" w:hAnsi="Arial" w:cs="Arial"/>
+          <w:color w:val="000000" w:themeColor="text1"/>
+        </w:rPr>
+        <w:t>.</w:t>
       </w:r>
       <w:r>
         <w:rPr>
@@ -3965,7 +6513,15 @@
           <w:rFonts w:ascii="Arial" w:eastAsia="微軟正黑體" w:hAnsi="Arial" w:cs="Arial" w:hint="eastAsia"/>
           <w:color w:val="000000" w:themeColor="text1"/>
         </w:rPr>
-        <w:t>_yoy_ytd</w:t>
+        <w:t>_yoy_</w:t>
+      </w:r>
+      <w:proofErr w:type="gramStart"/>
+      <w:r>
+        <w:rPr>
+          <w:rFonts w:ascii="Arial" w:eastAsia="微軟正黑體" w:hAnsi="Arial" w:cs="Arial" w:hint="eastAsia"/>
+          <w:color w:val="000000" w:themeColor="text1"/>
+        </w:rPr>
+        <w:t>ytd</w:t>
       </w:r>
       <w:r>
         <w:rPr>
@@ -3981,6 +6537,7 @@
         </w:rPr>
         <w:t>%</w:t>
       </w:r>
+      <w:proofErr w:type="gramEnd"/>
       <w:r>
         <w:rPr>
           <w:rFonts w:ascii="Arial" w:eastAsia="微軟正黑體" w:hAnsi="Arial" w:cs="Arial"/>
@@ -3988,12 +6545,21 @@
         </w:rPr>
         <w:t xml:space="preserve"> </w:t>
       </w:r>
-      <w:r>
-        <w:rPr>
-          <w:rFonts w:ascii="Arial" w:eastAsia="微軟正黑體" w:hAnsi="Arial" w:cs="Arial"/>
-          <w:color w:val="000000" w:themeColor="text1"/>
-        </w:rPr>
-        <w:t>{{ tech.</w:t>
+      <w:proofErr w:type="gramStart"/>
+      <w:r>
+        <w:rPr>
+          <w:rFonts w:ascii="Arial" w:eastAsia="微軟正黑體" w:hAnsi="Arial" w:cs="Arial"/>
+          <w:color w:val="000000" w:themeColor="text1"/>
+        </w:rPr>
+        <w:t>{{ tech</w:t>
+      </w:r>
+      <w:proofErr w:type="gramEnd"/>
+      <w:r>
+        <w:rPr>
+          <w:rFonts w:ascii="Arial" w:eastAsia="微軟正黑體" w:hAnsi="Arial" w:cs="Arial"/>
+          <w:color w:val="000000" w:themeColor="text1"/>
+        </w:rPr>
+        <w:t>.</w:t>
       </w:r>
       <w:r>
         <w:rPr>
@@ -4014,7 +6580,15 @@
           <w:rFonts w:ascii="Arial" w:eastAsia="微軟正黑體" w:hAnsi="Arial" w:cs="Arial" w:hint="eastAsia"/>
           <w:color w:val="000000" w:themeColor="text1"/>
         </w:rPr>
-        <w:t>_yoy_ytd</w:t>
+        <w:t>_yoy_</w:t>
+      </w:r>
+      <w:proofErr w:type="gramStart"/>
+      <w:r>
+        <w:rPr>
+          <w:rFonts w:ascii="Arial" w:eastAsia="微軟正黑體" w:hAnsi="Arial" w:cs="Arial" w:hint="eastAsia"/>
+          <w:color w:val="000000" w:themeColor="text1"/>
+        </w:rPr>
+        <w:t>ytd</w:t>
       </w:r>
       <w:r>
         <w:rPr>
@@ -4028,21 +6602,46 @@
           <w:rFonts w:ascii="Arial" w:eastAsia="微軟正黑體" w:hAnsi="Arial" w:cs="Arial"/>
           <w:color w:val="000000" w:themeColor="text1"/>
         </w:rPr>
-        <w:t xml:space="preserve">% year-over-year, contributing to </w:t>
-      </w:r>
-      <w:r>
-        <w:rPr>
-          <w:rFonts w:ascii="Arial" w:eastAsia="微軟正黑體" w:hAnsi="Arial" w:cs="Arial"/>
-          <w:color w:val="000000" w:themeColor="text1"/>
-        </w:rPr>
-        <w:t>{{ tech.</w:t>
-      </w:r>
-      <w:r>
-        <w:rPr>
-          <w:rFonts w:ascii="Arial" w:eastAsia="微軟正黑體" w:hAnsi="Arial" w:cs="Arial" w:hint="eastAsia"/>
-          <w:color w:val="000000" w:themeColor="text1"/>
-        </w:rPr>
-        <w:t>neofuse_ytd</w:t>
+        <w:t>%</w:t>
+      </w:r>
+      <w:proofErr w:type="gramEnd"/>
+      <w:r>
+        <w:rPr>
+          <w:rFonts w:ascii="Arial" w:eastAsia="微軟正黑體" w:hAnsi="Arial" w:cs="Arial"/>
+          <w:color w:val="000000" w:themeColor="text1"/>
+        </w:rPr>
+        <w:t xml:space="preserve"> year-over-year, contributing to </w:t>
+      </w:r>
+      <w:proofErr w:type="gramStart"/>
+      <w:r>
+        <w:rPr>
+          <w:rFonts w:ascii="Arial" w:eastAsia="微軟正黑體" w:hAnsi="Arial" w:cs="Arial"/>
+          <w:color w:val="000000" w:themeColor="text1"/>
+        </w:rPr>
+        <w:t>{{ tech</w:t>
+      </w:r>
+      <w:proofErr w:type="gramEnd"/>
+      <w:r>
+        <w:rPr>
+          <w:rFonts w:ascii="Arial" w:eastAsia="微軟正黑體" w:hAnsi="Arial" w:cs="Arial"/>
+          <w:color w:val="000000" w:themeColor="text1"/>
+        </w:rPr>
+        <w:t>.</w:t>
+      </w:r>
+      <w:r>
+        <w:rPr>
+          <w:rFonts w:ascii="Arial" w:eastAsia="微軟正黑體" w:hAnsi="Arial" w:cs="Arial" w:hint="eastAsia"/>
+          <w:color w:val="000000" w:themeColor="text1"/>
+        </w:rPr>
+        <w:t>neofuse_</w:t>
+      </w:r>
+      <w:proofErr w:type="gramStart"/>
+      <w:r>
+        <w:rPr>
+          <w:rFonts w:ascii="Arial" w:eastAsia="微軟正黑體" w:hAnsi="Arial" w:cs="Arial" w:hint="eastAsia"/>
+          <w:color w:val="000000" w:themeColor="text1"/>
+        </w:rPr>
+        <w:t>ytd</w:t>
       </w:r>
       <w:r>
         <w:rPr>
@@ -4056,7 +6655,15 @@
           <w:rFonts w:ascii="Arial" w:eastAsia="微軟正黑體" w:hAnsi="Arial" w:cs="Arial"/>
           <w:color w:val="000000" w:themeColor="text1"/>
         </w:rPr>
-        <w:t xml:space="preserve">% of the total revenue. </w:t>
+        <w:t>%</w:t>
+      </w:r>
+      <w:proofErr w:type="gramEnd"/>
+      <w:r>
+        <w:rPr>
+          <w:rFonts w:ascii="Arial" w:eastAsia="微軟正黑體" w:hAnsi="Arial" w:cs="Arial"/>
+          <w:color w:val="000000" w:themeColor="text1"/>
+        </w:rPr>
+        <w:t xml:space="preserve"> of the total revenue. </w:t>
       </w:r>
     </w:p>
     <w:p>
@@ -4107,12 +6714,21 @@
         </w:rPr>
         <w:t xml:space="preserve">icensing revenue </w:t>
       </w:r>
-      <w:r>
-        <w:rPr>
-          <w:rFonts w:ascii="Arial" w:eastAsia="微軟正黑體" w:hAnsi="Arial" w:cs="Arial"/>
-          <w:color w:val="000000" w:themeColor="text1"/>
-        </w:rPr>
-        <w:t>{{ tech.</w:t>
+      <w:proofErr w:type="gramStart"/>
+      <w:r>
+        <w:rPr>
+          <w:rFonts w:ascii="Arial" w:eastAsia="微軟正黑體" w:hAnsi="Arial" w:cs="Arial"/>
+          <w:color w:val="000000" w:themeColor="text1"/>
+        </w:rPr>
+        <w:t>{{ tech</w:t>
+      </w:r>
+      <w:proofErr w:type="gramEnd"/>
+      <w:r>
+        <w:rPr>
+          <w:rFonts w:ascii="Arial" w:eastAsia="微軟正黑體" w:hAnsi="Arial" w:cs="Arial"/>
+          <w:color w:val="000000" w:themeColor="text1"/>
+        </w:rPr>
+        <w:t>.</w:t>
       </w:r>
       <w:r>
         <w:rPr>
@@ -4133,7 +6749,15 @@
           <w:rFonts w:ascii="Arial" w:eastAsia="微軟正黑體" w:hAnsi="Arial" w:cs="Arial" w:hint="eastAsia"/>
           <w:color w:val="000000" w:themeColor="text1"/>
         </w:rPr>
-        <w:t>_yoy_ytd</w:t>
+        <w:t>_yoy_</w:t>
+      </w:r>
+      <w:proofErr w:type="gramStart"/>
+      <w:r>
+        <w:rPr>
+          <w:rFonts w:ascii="Arial" w:eastAsia="微軟正黑體" w:hAnsi="Arial" w:cs="Arial" w:hint="eastAsia"/>
+          <w:color w:val="000000" w:themeColor="text1"/>
+        </w:rPr>
+        <w:t>ytd</w:t>
       </w:r>
       <w:r>
         <w:rPr>
@@ -4149,6 +6773,7 @@
         </w:rPr>
         <w:t>%</w:t>
       </w:r>
+      <w:proofErr w:type="gramEnd"/>
       <w:r>
         <w:rPr>
           <w:rFonts w:ascii="Arial" w:eastAsia="微軟正黑體" w:hAnsi="Arial" w:cs="Arial"/>
@@ -4163,19 +6788,36 @@
         </w:rPr>
         <w:t xml:space="preserve">year-over-year, accounting for </w:t>
       </w:r>
-      <w:r>
-        <w:rPr>
-          <w:rFonts w:ascii="Arial" w:eastAsia="微軟正黑體" w:hAnsi="Arial" w:cs="Arial"/>
-          <w:color w:val="000000" w:themeColor="text1"/>
-        </w:rPr>
-        <w:t>{{ tech.</w:t>
-      </w:r>
-      <w:r>
-        <w:rPr>
-          <w:rFonts w:ascii="Arial" w:eastAsia="微軟正黑體" w:hAnsi="Arial" w:cs="Arial" w:hint="eastAsia"/>
-          <w:color w:val="000000" w:themeColor="text1"/>
-        </w:rPr>
-        <w:t>pufbased_ytd</w:t>
+      <w:proofErr w:type="gramStart"/>
+      <w:r>
+        <w:rPr>
+          <w:rFonts w:ascii="Arial" w:eastAsia="微軟正黑體" w:hAnsi="Arial" w:cs="Arial"/>
+          <w:color w:val="000000" w:themeColor="text1"/>
+        </w:rPr>
+        <w:t>{{ tech</w:t>
+      </w:r>
+      <w:proofErr w:type="gramEnd"/>
+      <w:r>
+        <w:rPr>
+          <w:rFonts w:ascii="Arial" w:eastAsia="微軟正黑體" w:hAnsi="Arial" w:cs="Arial"/>
+          <w:color w:val="000000" w:themeColor="text1"/>
+        </w:rPr>
+        <w:t>.</w:t>
+      </w:r>
+      <w:r>
+        <w:rPr>
+          <w:rFonts w:ascii="Arial" w:eastAsia="微軟正黑體" w:hAnsi="Arial" w:cs="Arial" w:hint="eastAsia"/>
+          <w:color w:val="000000" w:themeColor="text1"/>
+        </w:rPr>
+        <w:t>pufbased_</w:t>
+      </w:r>
+      <w:proofErr w:type="gramStart"/>
+      <w:r>
+        <w:rPr>
+          <w:rFonts w:ascii="Arial" w:eastAsia="微軟正黑體" w:hAnsi="Arial" w:cs="Arial" w:hint="eastAsia"/>
+          <w:color w:val="000000" w:themeColor="text1"/>
+        </w:rPr>
+        <w:t>ytd</w:t>
       </w:r>
       <w:r>
         <w:rPr>
@@ -4189,7 +6831,15 @@
           <w:rFonts w:ascii="Arial" w:eastAsia="微軟正黑體" w:hAnsi="Arial" w:cs="Arial"/>
           <w:color w:val="000000" w:themeColor="text1"/>
         </w:rPr>
-        <w:t xml:space="preserve">% of the total revenue. </w:t>
+        <w:t>%</w:t>
+      </w:r>
+      <w:proofErr w:type="gramEnd"/>
+      <w:r>
+        <w:rPr>
+          <w:rFonts w:ascii="Arial" w:eastAsia="微軟正黑體" w:hAnsi="Arial" w:cs="Arial"/>
+          <w:color w:val="000000" w:themeColor="text1"/>
+        </w:rPr>
+        <w:t xml:space="preserve"> of the total revenue. </w:t>
       </w:r>
     </w:p>
     <w:p>
@@ -4240,6 +6890,7 @@
         </w:rPr>
         <w:t xml:space="preserve">icensing revenue </w:t>
       </w:r>
+      <w:proofErr w:type="gramStart"/>
       <w:r>
         <w:rPr>
           <w:rFonts w:ascii="Arial" w:eastAsia="微軟正黑體" w:hAnsi="Arial" w:cs="Arial"/>
@@ -4252,7 +6903,15 @@
           <w:rFonts w:ascii="Arial" w:eastAsia="微軟正黑體" w:hAnsi="Arial" w:cs="Arial" w:hint="eastAsia"/>
           <w:color w:val="000000" w:themeColor="text1"/>
         </w:rPr>
-        <w:t>mtp_</w:t>
+        <w:t>mtp</w:t>
+      </w:r>
+      <w:proofErr w:type="gramEnd"/>
+      <w:r>
+        <w:rPr>
+          <w:rFonts w:ascii="Arial" w:eastAsia="微軟正黑體" w:hAnsi="Arial" w:cs="Arial" w:hint="eastAsia"/>
+          <w:color w:val="000000" w:themeColor="text1"/>
+        </w:rPr>
+        <w:t>_</w:t>
       </w:r>
       <w:r>
         <w:rPr>
@@ -4266,7 +6925,15 @@
           <w:rFonts w:ascii="Arial" w:eastAsia="微軟正黑體" w:hAnsi="Arial" w:cs="Arial" w:hint="eastAsia"/>
           <w:color w:val="000000" w:themeColor="text1"/>
         </w:rPr>
-        <w:t>_yoy_ytd</w:t>
+        <w:t>_yoy_</w:t>
+      </w:r>
+      <w:proofErr w:type="gramStart"/>
+      <w:r>
+        <w:rPr>
+          <w:rFonts w:ascii="Arial" w:eastAsia="微軟正黑體" w:hAnsi="Arial" w:cs="Arial" w:hint="eastAsia"/>
+          <w:color w:val="000000" w:themeColor="text1"/>
+        </w:rPr>
+        <w:t>ytd</w:t>
       </w:r>
       <w:r>
         <w:rPr>
@@ -4280,8 +6947,17 @@
           <w:rFonts w:ascii="Arial" w:eastAsia="微軟正黑體" w:hAnsi="Arial" w:cs="Arial"/>
           <w:color w:val="000000" w:themeColor="text1"/>
         </w:rPr>
-        <w:t xml:space="preserve">% </w:t>
-      </w:r>
+        <w:t>%</w:t>
+      </w:r>
+      <w:proofErr w:type="gramEnd"/>
+      <w:r>
+        <w:rPr>
+          <w:rFonts w:ascii="Arial" w:eastAsia="微軟正黑體" w:hAnsi="Arial" w:cs="Arial"/>
+          <w:color w:val="000000" w:themeColor="text1"/>
+        </w:rPr>
+        <w:t xml:space="preserve"> </w:t>
+      </w:r>
+      <w:proofErr w:type="gramStart"/>
       <w:r>
         <w:rPr>
           <w:rFonts w:ascii="Arial" w:eastAsia="微軟正黑體" w:hAnsi="Arial" w:cs="Arial"/>
@@ -4294,7 +6970,15 @@
           <w:rFonts w:ascii="Arial" w:eastAsia="微軟正黑體" w:hAnsi="Arial" w:cs="Arial" w:hint="eastAsia"/>
           <w:color w:val="000000" w:themeColor="text1"/>
         </w:rPr>
-        <w:t>mtp_</w:t>
+        <w:t>mtp</w:t>
+      </w:r>
+      <w:proofErr w:type="gramEnd"/>
+      <w:r>
+        <w:rPr>
+          <w:rFonts w:ascii="Arial" w:eastAsia="微軟正黑體" w:hAnsi="Arial" w:cs="Arial" w:hint="eastAsia"/>
+          <w:color w:val="000000" w:themeColor="text1"/>
+        </w:rPr>
+        <w:t>_</w:t>
       </w:r>
       <w:r>
         <w:rPr>
@@ -4308,7 +6992,15 @@
           <w:rFonts w:ascii="Arial" w:eastAsia="微軟正黑體" w:hAnsi="Arial" w:cs="Arial" w:hint="eastAsia"/>
           <w:color w:val="000000" w:themeColor="text1"/>
         </w:rPr>
-        <w:t>_yoy_ytd</w:t>
+        <w:t>_yoy_</w:t>
+      </w:r>
+      <w:proofErr w:type="gramStart"/>
+      <w:r>
+        <w:rPr>
+          <w:rFonts w:ascii="Arial" w:eastAsia="微軟正黑體" w:hAnsi="Arial" w:cs="Arial" w:hint="eastAsia"/>
+          <w:color w:val="000000" w:themeColor="text1"/>
+        </w:rPr>
+        <w:t>ytd</w:t>
       </w:r>
       <w:r>
         <w:rPr>
@@ -4324,6 +7016,7 @@
         </w:rPr>
         <w:t>%</w:t>
       </w:r>
+      <w:proofErr w:type="gramEnd"/>
       <w:r>
         <w:rPr>
           <w:rFonts w:ascii="Arial" w:eastAsia="微軟正黑體" w:hAnsi="Arial" w:cs="Arial"/>
@@ -4338,6 +7031,7 @@
         </w:rPr>
         <w:t xml:space="preserve">year-over-year, accounting for </w:t>
       </w:r>
+      <w:proofErr w:type="gramStart"/>
       <w:r>
         <w:rPr>
           <w:rFonts w:ascii="Arial" w:eastAsia="微軟正黑體" w:hAnsi="Arial" w:cs="Arial"/>
@@ -4350,7 +7044,23 @@
           <w:rFonts w:ascii="Arial" w:eastAsia="微軟正黑體" w:hAnsi="Arial" w:cs="Arial" w:hint="eastAsia"/>
           <w:color w:val="000000" w:themeColor="text1"/>
         </w:rPr>
-        <w:t>mtp_ytd</w:t>
+        <w:t>mtp</w:t>
+      </w:r>
+      <w:proofErr w:type="gramEnd"/>
+      <w:r>
+        <w:rPr>
+          <w:rFonts w:ascii="Arial" w:eastAsia="微軟正黑體" w:hAnsi="Arial" w:cs="Arial" w:hint="eastAsia"/>
+          <w:color w:val="000000" w:themeColor="text1"/>
+        </w:rPr>
+        <w:t>_</w:t>
+      </w:r>
+      <w:proofErr w:type="gramStart"/>
+      <w:r>
+        <w:rPr>
+          <w:rFonts w:ascii="Arial" w:eastAsia="微軟正黑體" w:hAnsi="Arial" w:cs="Arial" w:hint="eastAsia"/>
+          <w:color w:val="000000" w:themeColor="text1"/>
+        </w:rPr>
+        <w:t>ytd</w:t>
       </w:r>
       <w:r>
         <w:rPr>
@@ -4364,7 +7074,15 @@
           <w:rFonts w:ascii="Arial" w:eastAsia="微軟正黑體" w:hAnsi="Arial" w:cs="Arial"/>
           <w:color w:val="000000" w:themeColor="text1"/>
         </w:rPr>
-        <w:t xml:space="preserve">% of total revenue. </w:t>
+        <w:t>%</w:t>
+      </w:r>
+      <w:proofErr w:type="gramEnd"/>
+      <w:r>
+        <w:rPr>
+          <w:rFonts w:ascii="Arial" w:eastAsia="微軟正黑體" w:hAnsi="Arial" w:cs="Arial"/>
+          <w:color w:val="000000" w:themeColor="text1"/>
+        </w:rPr>
+        <w:t xml:space="preserve"> of total revenue. </w:t>
       </w:r>
     </w:p>
     <w:p>
@@ -4480,47 +7198,170 @@
         </w:rPr>
         <w:t xml:space="preserve"> accounted for </w:t>
       </w:r>
-      <w:r>
-        <w:rPr>
-          <w:rFonts w:ascii="Arial" w:eastAsia="微軟正黑體" w:hAnsi="Arial" w:cs="Arial"/>
-          <w:color w:val="000000" w:themeColor="text1"/>
-        </w:rPr>
-        <w:t>{{ wafer_size.eight_inch }}</w:t>
-      </w:r>
-      <w:r>
-        <w:rPr>
-          <w:rFonts w:ascii="Arial" w:eastAsia="微軟正黑體" w:hAnsi="Arial" w:cs="Arial"/>
-          <w:color w:val="000000" w:themeColor="text1"/>
-        </w:rPr>
-        <w:t xml:space="preserve">% of royalties, </w:t>
-      </w:r>
-      <w:r>
-        <w:rPr>
-          <w:rFonts w:ascii="Arial" w:eastAsia="微軟正黑體" w:hAnsi="Arial" w:cs="Arial"/>
-          <w:color w:val="000000" w:themeColor="text1"/>
-        </w:rPr>
-        <w:t>{{ wafer_size.eight_inch_qoq }}</w:t>
-      </w:r>
-      <w:r>
-        <w:rPr>
-          <w:rFonts w:ascii="Arial" w:eastAsia="微軟正黑體" w:hAnsi="Arial" w:cs="Arial"/>
-          <w:color w:val="000000" w:themeColor="text1"/>
-        </w:rPr>
-        <w:t xml:space="preserve">% sequentially </w:t>
-      </w:r>
-      <w:r>
-        <w:rPr>
-          <w:rFonts w:ascii="Arial" w:eastAsia="微軟正黑體" w:hAnsi="Arial" w:cs="Arial"/>
-          <w:color w:val="000000" w:themeColor="text1"/>
-        </w:rPr>
-        <w:t>{{ wafer_size.eight_inch_yoy }}</w:t>
-      </w:r>
-      <w:r>
-        <w:rPr>
-          <w:rFonts w:ascii="Arial" w:eastAsia="微軟正黑體" w:hAnsi="Arial" w:cs="Arial"/>
-          <w:color w:val="000000" w:themeColor="text1"/>
-        </w:rPr>
-        <w:t>% year-over-year.</w:t>
+      <w:proofErr w:type="gramStart"/>
+      <w:r>
+        <w:rPr>
+          <w:rFonts w:ascii="Arial" w:eastAsia="微軟正黑體" w:hAnsi="Arial" w:cs="Arial"/>
+          <w:color w:val="000000" w:themeColor="text1"/>
+        </w:rPr>
+        <w:t>{{ wafer</w:t>
+      </w:r>
+      <w:proofErr w:type="gramEnd"/>
+      <w:r>
+        <w:rPr>
+          <w:rFonts w:ascii="Arial" w:eastAsia="微軟正黑體" w:hAnsi="Arial" w:cs="Arial"/>
+          <w:color w:val="000000" w:themeColor="text1"/>
+        </w:rPr>
+        <w:t>_</w:t>
+      </w:r>
+      <w:proofErr w:type="gramStart"/>
+      <w:r>
+        <w:rPr>
+          <w:rFonts w:ascii="Arial" w:eastAsia="微軟正黑體" w:hAnsi="Arial" w:cs="Arial"/>
+          <w:color w:val="000000" w:themeColor="text1"/>
+        </w:rPr>
+        <w:t>size.eight</w:t>
+      </w:r>
+      <w:proofErr w:type="gramEnd"/>
+      <w:r>
+        <w:rPr>
+          <w:rFonts w:ascii="Arial" w:eastAsia="微軟正黑體" w:hAnsi="Arial" w:cs="Arial"/>
+          <w:color w:val="000000" w:themeColor="text1"/>
+        </w:rPr>
+        <w:t>_</w:t>
+      </w:r>
+      <w:proofErr w:type="gramStart"/>
+      <w:r>
+        <w:rPr>
+          <w:rFonts w:ascii="Arial" w:eastAsia="微軟正黑體" w:hAnsi="Arial" w:cs="Arial"/>
+          <w:color w:val="000000" w:themeColor="text1"/>
+        </w:rPr>
+        <w:t>inch }}</w:t>
+      </w:r>
+      <w:r>
+        <w:rPr>
+          <w:rFonts w:ascii="Arial" w:eastAsia="微軟正黑體" w:hAnsi="Arial" w:cs="Arial"/>
+          <w:color w:val="000000" w:themeColor="text1"/>
+        </w:rPr>
+        <w:t>%</w:t>
+      </w:r>
+      <w:proofErr w:type="gramEnd"/>
+      <w:r>
+        <w:rPr>
+          <w:rFonts w:ascii="Arial" w:eastAsia="微軟正黑體" w:hAnsi="Arial" w:cs="Arial"/>
+          <w:color w:val="000000" w:themeColor="text1"/>
+        </w:rPr>
+        <w:t xml:space="preserve"> of royalties, </w:t>
+      </w:r>
+      <w:proofErr w:type="gramStart"/>
+      <w:r>
+        <w:rPr>
+          <w:rFonts w:ascii="Arial" w:eastAsia="微軟正黑體" w:hAnsi="Arial" w:cs="Arial"/>
+          <w:color w:val="000000" w:themeColor="text1"/>
+        </w:rPr>
+        <w:t>{{ wafer</w:t>
+      </w:r>
+      <w:proofErr w:type="gramEnd"/>
+      <w:r>
+        <w:rPr>
+          <w:rFonts w:ascii="Arial" w:eastAsia="微軟正黑體" w:hAnsi="Arial" w:cs="Arial"/>
+          <w:color w:val="000000" w:themeColor="text1"/>
+        </w:rPr>
+        <w:t>_</w:t>
+      </w:r>
+      <w:proofErr w:type="gramStart"/>
+      <w:r>
+        <w:rPr>
+          <w:rFonts w:ascii="Arial" w:eastAsia="微軟正黑體" w:hAnsi="Arial" w:cs="Arial"/>
+          <w:color w:val="000000" w:themeColor="text1"/>
+        </w:rPr>
+        <w:t>size.eight</w:t>
+      </w:r>
+      <w:proofErr w:type="gramEnd"/>
+      <w:r>
+        <w:rPr>
+          <w:rFonts w:ascii="Arial" w:eastAsia="微軟正黑體" w:hAnsi="Arial" w:cs="Arial"/>
+          <w:color w:val="000000" w:themeColor="text1"/>
+        </w:rPr>
+        <w:t>_inch_</w:t>
+      </w:r>
+      <w:proofErr w:type="gramStart"/>
+      <w:r>
+        <w:rPr>
+          <w:rFonts w:ascii="Arial" w:eastAsia="微軟正黑體" w:hAnsi="Arial" w:cs="Arial"/>
+          <w:color w:val="000000" w:themeColor="text1"/>
+        </w:rPr>
+        <w:t>qoq }}</w:t>
+      </w:r>
+      <w:r>
+        <w:rPr>
+          <w:rFonts w:ascii="Arial" w:eastAsia="微軟正黑體" w:hAnsi="Arial" w:cs="Arial"/>
+          <w:color w:val="000000" w:themeColor="text1"/>
+        </w:rPr>
+        <w:t>%</w:t>
+      </w:r>
+      <w:proofErr w:type="gramEnd"/>
+      <w:r>
+        <w:rPr>
+          <w:rFonts w:ascii="Arial" w:eastAsia="微軟正黑體" w:hAnsi="Arial" w:cs="Arial"/>
+          <w:color w:val="000000" w:themeColor="text1"/>
+        </w:rPr>
+        <w:t xml:space="preserve"> sequentially </w:t>
+      </w:r>
+      <w:proofErr w:type="gramStart"/>
+      <w:r>
+        <w:rPr>
+          <w:rFonts w:ascii="Arial" w:eastAsia="微軟正黑體" w:hAnsi="Arial" w:cs="Arial"/>
+          <w:color w:val="000000" w:themeColor="text1"/>
+        </w:rPr>
+        <w:t>{{ wafer</w:t>
+      </w:r>
+      <w:proofErr w:type="gramEnd"/>
+      <w:r>
+        <w:rPr>
+          <w:rFonts w:ascii="Arial" w:eastAsia="微軟正黑體" w:hAnsi="Arial" w:cs="Arial"/>
+          <w:color w:val="000000" w:themeColor="text1"/>
+        </w:rPr>
+        <w:t>_</w:t>
+      </w:r>
+      <w:proofErr w:type="gramStart"/>
+      <w:r>
+        <w:rPr>
+          <w:rFonts w:ascii="Arial" w:eastAsia="微軟正黑體" w:hAnsi="Arial" w:cs="Arial"/>
+          <w:color w:val="000000" w:themeColor="text1"/>
+        </w:rPr>
+        <w:t>size.eight</w:t>
+      </w:r>
+      <w:proofErr w:type="gramEnd"/>
+      <w:r>
+        <w:rPr>
+          <w:rFonts w:ascii="Arial" w:eastAsia="微軟正黑體" w:hAnsi="Arial" w:cs="Arial"/>
+          <w:color w:val="000000" w:themeColor="text1"/>
+        </w:rPr>
+        <w:t>_inch_</w:t>
+      </w:r>
+      <w:proofErr w:type="gramStart"/>
+      <w:r>
+        <w:rPr>
+          <w:rFonts w:ascii="Arial" w:eastAsia="微軟正黑體" w:hAnsi="Arial" w:cs="Arial"/>
+          <w:color w:val="000000" w:themeColor="text1"/>
+        </w:rPr>
+        <w:t>yoy }}</w:t>
+      </w:r>
+      <w:r>
+        <w:rPr>
+          <w:rFonts w:ascii="Arial" w:eastAsia="微軟正黑體" w:hAnsi="Arial" w:cs="Arial"/>
+          <w:color w:val="000000" w:themeColor="text1"/>
+        </w:rPr>
+        <w:t>%</w:t>
+      </w:r>
+      <w:proofErr w:type="gramEnd"/>
+      <w:r>
+        <w:rPr>
+          <w:rFonts w:ascii="Arial" w:eastAsia="微軟正黑體" w:hAnsi="Arial" w:cs="Arial"/>
+          <w:color w:val="000000" w:themeColor="text1"/>
+        </w:rPr>
+        <w:t xml:space="preserve"> year-over-year.</w:t>
       </w:r>
       <w:r>
         <w:rPr>
@@ -4536,6 +7377,7 @@
         </w:rPr>
         <w:t xml:space="preserve">In U.S. dollar terms, this represents </w:t>
       </w:r>
+      <w:proofErr w:type="gramStart"/>
       <w:r>
         <w:rPr>
           <w:rFonts w:ascii="Arial" w:eastAsia="微軟正黑體" w:hAnsi="Arial" w:cs="Arial"/>
@@ -4548,7 +7390,31 @@
           <w:rFonts w:ascii="Arial" w:eastAsia="微軟正黑體" w:hAnsi="Arial" w:cs="Arial"/>
           <w:color w:val="000000" w:themeColor="text1"/>
         </w:rPr>
-        <w:t>wafer_size.eight_inch</w:t>
+        <w:t>wafer</w:t>
+      </w:r>
+      <w:proofErr w:type="gramEnd"/>
+      <w:r>
+        <w:rPr>
+          <w:rFonts w:ascii="Arial" w:eastAsia="微軟正黑體" w:hAnsi="Arial" w:cs="Arial"/>
+          <w:color w:val="000000" w:themeColor="text1"/>
+        </w:rPr>
+        <w:t>_</w:t>
+      </w:r>
+      <w:proofErr w:type="gramStart"/>
+      <w:r>
+        <w:rPr>
+          <w:rFonts w:ascii="Arial" w:eastAsia="微軟正黑體" w:hAnsi="Arial" w:cs="Arial"/>
+          <w:color w:val="000000" w:themeColor="text1"/>
+        </w:rPr>
+        <w:t>size.eight</w:t>
+      </w:r>
+      <w:proofErr w:type="gramEnd"/>
+      <w:r>
+        <w:rPr>
+          <w:rFonts w:ascii="Arial" w:eastAsia="微軟正黑體" w:hAnsi="Arial" w:cs="Arial"/>
+          <w:color w:val="000000" w:themeColor="text1"/>
+        </w:rPr>
+        <w:t>_inch</w:t>
       </w:r>
       <w:r>
         <w:rPr>
@@ -4562,7 +7428,15 @@
           <w:rFonts w:ascii="Arial" w:eastAsia="微軟正黑體" w:hAnsi="Arial" w:cs="Arial" w:hint="eastAsia"/>
           <w:color w:val="000000" w:themeColor="text1"/>
         </w:rPr>
-        <w:t>_us</w:t>
+        <w:t>_</w:t>
+      </w:r>
+      <w:proofErr w:type="gramStart"/>
+      <w:r>
+        <w:rPr>
+          <w:rFonts w:ascii="Arial" w:eastAsia="微軟正黑體" w:hAnsi="Arial" w:cs="Arial" w:hint="eastAsia"/>
+          <w:color w:val="000000" w:themeColor="text1"/>
+        </w:rPr>
+        <w:t>us</w:t>
       </w:r>
       <w:r>
         <w:rPr>
@@ -4576,8 +7450,17 @@
           <w:rFonts w:ascii="Arial" w:eastAsia="微軟正黑體" w:hAnsi="Arial" w:cs="Arial"/>
           <w:color w:val="000000" w:themeColor="text1"/>
         </w:rPr>
-        <w:t xml:space="preserve">% and </w:t>
-      </w:r>
+        <w:t>%</w:t>
+      </w:r>
+      <w:proofErr w:type="gramEnd"/>
+      <w:r>
+        <w:rPr>
+          <w:rFonts w:ascii="Arial" w:eastAsia="微軟正黑體" w:hAnsi="Arial" w:cs="Arial"/>
+          <w:color w:val="000000" w:themeColor="text1"/>
+        </w:rPr>
+        <w:t xml:space="preserve"> </w:t>
+      </w:r>
+      <w:proofErr w:type="gramStart"/>
       <w:r>
         <w:rPr>
           <w:rFonts w:ascii="Arial" w:eastAsia="微軟正黑體" w:hAnsi="Arial" w:cs="Arial"/>
@@ -4590,8 +7473,9 @@
           <w:rFonts w:ascii="Arial" w:eastAsia="微軟正黑體" w:hAnsi="Arial" w:cs="Arial"/>
           <w:color w:val="000000" w:themeColor="text1"/>
         </w:rPr>
-        <w:t>wafer_size.eight_inch</w:t>
-      </w:r>
+        <w:t>wafer</w:t>
+      </w:r>
+      <w:proofErr w:type="gramEnd"/>
       <w:r>
         <w:rPr>
           <w:rFonts w:ascii="Arial" w:eastAsia="微軟正黑體" w:hAnsi="Arial" w:cs="Arial"/>
@@ -4599,6 +7483,29 @@
         </w:rPr>
         <w:t>_</w:t>
       </w:r>
+      <w:proofErr w:type="gramStart"/>
+      <w:r>
+        <w:rPr>
+          <w:rFonts w:ascii="Arial" w:eastAsia="微軟正黑體" w:hAnsi="Arial" w:cs="Arial"/>
+          <w:color w:val="000000" w:themeColor="text1"/>
+        </w:rPr>
+        <w:t>size.eight</w:t>
+      </w:r>
+      <w:proofErr w:type="gramEnd"/>
+      <w:r>
+        <w:rPr>
+          <w:rFonts w:ascii="Arial" w:eastAsia="微軟正黑體" w:hAnsi="Arial" w:cs="Arial"/>
+          <w:color w:val="000000" w:themeColor="text1"/>
+        </w:rPr>
+        <w:t>_inch</w:t>
+      </w:r>
+      <w:r>
+        <w:rPr>
+          <w:rFonts w:ascii="Arial" w:eastAsia="微軟正黑體" w:hAnsi="Arial" w:cs="Arial"/>
+          <w:color w:val="000000" w:themeColor="text1"/>
+        </w:rPr>
+        <w:t>_</w:t>
+      </w:r>
       <w:r>
         <w:rPr>
           <w:rFonts w:ascii="Arial" w:eastAsia="微軟正黑體" w:hAnsi="Arial" w:cs="Arial" w:hint="eastAsia"/>
@@ -4618,7 +7525,15 @@
           <w:rFonts w:ascii="Arial" w:eastAsia="微軟正黑體" w:hAnsi="Arial" w:cs="Arial" w:hint="eastAsia"/>
           <w:color w:val="000000" w:themeColor="text1"/>
         </w:rPr>
-        <w:t>y_us</w:t>
+        <w:t>y_</w:t>
+      </w:r>
+      <w:proofErr w:type="gramStart"/>
+      <w:r>
+        <w:rPr>
+          <w:rFonts w:ascii="Arial" w:eastAsia="微軟正黑體" w:hAnsi="Arial" w:cs="Arial" w:hint="eastAsia"/>
+          <w:color w:val="000000" w:themeColor="text1"/>
+        </w:rPr>
+        <w:t>us</w:t>
       </w:r>
       <w:r>
         <w:rPr>
@@ -4632,7 +7547,15 @@
           <w:rFonts w:ascii="Arial" w:eastAsia="微軟正黑體" w:hAnsi="Arial" w:cs="Arial"/>
           <w:color w:val="000000" w:themeColor="text1"/>
         </w:rPr>
-        <w:t>%.</w:t>
+        <w:t>%</w:t>
+      </w:r>
+      <w:proofErr w:type="gramEnd"/>
+      <w:r>
+        <w:rPr>
+          <w:rFonts w:ascii="Arial" w:eastAsia="微軟正黑體" w:hAnsi="Arial" w:cs="Arial"/>
+          <w:color w:val="000000" w:themeColor="text1"/>
+        </w:rPr>
+        <w:t>.</w:t>
       </w:r>
     </w:p>
     <w:p>
@@ -4677,12 +7600,45 @@
         </w:rPr>
         <w:t xml:space="preserve"> contributed </w:t>
       </w:r>
-      <w:r>
-        <w:rPr>
-          <w:rFonts w:ascii="Arial" w:eastAsia="微軟正黑體" w:hAnsi="Arial" w:cs="Arial"/>
-          <w:color w:val="000000" w:themeColor="text1"/>
-        </w:rPr>
-        <w:t>{{ wafer_size.twelve_inch }</w:t>
+      <w:proofErr w:type="gramStart"/>
+      <w:r>
+        <w:rPr>
+          <w:rFonts w:ascii="Arial" w:eastAsia="微軟正黑體" w:hAnsi="Arial" w:cs="Arial"/>
+          <w:color w:val="000000" w:themeColor="text1"/>
+        </w:rPr>
+        <w:t>{{ wafer</w:t>
+      </w:r>
+      <w:proofErr w:type="gramEnd"/>
+      <w:r>
+        <w:rPr>
+          <w:rFonts w:ascii="Arial" w:eastAsia="微軟正黑體" w:hAnsi="Arial" w:cs="Arial"/>
+          <w:color w:val="000000" w:themeColor="text1"/>
+        </w:rPr>
+        <w:t>_</w:t>
+      </w:r>
+      <w:proofErr w:type="gramStart"/>
+      <w:r>
+        <w:rPr>
+          <w:rFonts w:ascii="Arial" w:eastAsia="微軟正黑體" w:hAnsi="Arial" w:cs="Arial"/>
+          <w:color w:val="000000" w:themeColor="text1"/>
+        </w:rPr>
+        <w:t>size.twelve</w:t>
+      </w:r>
+      <w:proofErr w:type="gramEnd"/>
+      <w:r>
+        <w:rPr>
+          <w:rFonts w:ascii="Arial" w:eastAsia="微軟正黑體" w:hAnsi="Arial" w:cs="Arial"/>
+          <w:color w:val="000000" w:themeColor="text1"/>
+        </w:rPr>
+        <w:t>_</w:t>
+      </w:r>
+      <w:proofErr w:type="gramStart"/>
+      <w:r>
+        <w:rPr>
+          <w:rFonts w:ascii="Arial" w:eastAsia="微軟正黑體" w:hAnsi="Arial" w:cs="Arial"/>
+          <w:color w:val="000000" w:themeColor="text1"/>
+        </w:rPr>
+        <w:t>inch }</w:t>
       </w:r>
       <w:r>
         <w:rPr>
@@ -4696,35 +7652,125 @@
           <w:rFonts w:ascii="Arial" w:eastAsia="微軟正黑體" w:hAnsi="Arial" w:cs="Arial"/>
           <w:color w:val="000000" w:themeColor="text1"/>
         </w:rPr>
-        <w:t xml:space="preserve">% of royalties, </w:t>
-      </w:r>
-      <w:r>
-        <w:rPr>
-          <w:rFonts w:ascii="Arial" w:eastAsia="微軟正黑體" w:hAnsi="Arial" w:cs="Arial"/>
-          <w:color w:val="000000" w:themeColor="text1"/>
-        </w:rPr>
-        <w:t>{{ wafer_size.twelve_inch_qoq }}</w:t>
-      </w:r>
-      <w:r>
-        <w:rPr>
-          <w:rFonts w:ascii="Arial" w:eastAsia="微軟正黑體" w:hAnsi="Arial" w:cs="Arial"/>
-          <w:color w:val="000000" w:themeColor="text1"/>
-        </w:rPr>
-        <w:t xml:space="preserve">% sequentially </w:t>
-      </w:r>
-      <w:r>
-        <w:rPr>
-          <w:rFonts w:ascii="Arial" w:eastAsia="微軟正黑體" w:hAnsi="Arial" w:cs="Arial"/>
-          <w:color w:val="000000" w:themeColor="text1"/>
-        </w:rPr>
-        <w:t>{{ wafer_size.twelve_inch_yoy }}</w:t>
-      </w:r>
-      <w:r>
-        <w:rPr>
-          <w:rFonts w:ascii="Arial" w:eastAsia="微軟正黑體" w:hAnsi="Arial" w:cs="Arial"/>
-          <w:color w:val="000000" w:themeColor="text1"/>
-        </w:rPr>
-        <w:t>% year-over-year.</w:t>
+        <w:t>%</w:t>
+      </w:r>
+      <w:proofErr w:type="gramEnd"/>
+      <w:r>
+        <w:rPr>
+          <w:rFonts w:ascii="Arial" w:eastAsia="微軟正黑體" w:hAnsi="Arial" w:cs="Arial"/>
+          <w:color w:val="000000" w:themeColor="text1"/>
+        </w:rPr>
+        <w:t xml:space="preserve"> of royalties, </w:t>
+      </w:r>
+      <w:proofErr w:type="gramStart"/>
+      <w:r>
+        <w:rPr>
+          <w:rFonts w:ascii="Arial" w:eastAsia="微軟正黑體" w:hAnsi="Arial" w:cs="Arial"/>
+          <w:color w:val="000000" w:themeColor="text1"/>
+        </w:rPr>
+        <w:t>{{ wafer</w:t>
+      </w:r>
+      <w:proofErr w:type="gramEnd"/>
+      <w:r>
+        <w:rPr>
+          <w:rFonts w:ascii="Arial" w:eastAsia="微軟正黑體" w:hAnsi="Arial" w:cs="Arial"/>
+          <w:color w:val="000000" w:themeColor="text1"/>
+        </w:rPr>
+        <w:t>_</w:t>
+      </w:r>
+      <w:proofErr w:type="gramStart"/>
+      <w:r>
+        <w:rPr>
+          <w:rFonts w:ascii="Arial" w:eastAsia="微軟正黑體" w:hAnsi="Arial" w:cs="Arial"/>
+          <w:color w:val="000000" w:themeColor="text1"/>
+        </w:rPr>
+        <w:t>size.twelve</w:t>
+      </w:r>
+      <w:proofErr w:type="gramEnd"/>
+      <w:r>
+        <w:rPr>
+          <w:rFonts w:ascii="Arial" w:eastAsia="微軟正黑體" w:hAnsi="Arial" w:cs="Arial"/>
+          <w:color w:val="000000" w:themeColor="text1"/>
+        </w:rPr>
+        <w:t>_inch_</w:t>
+      </w:r>
+      <w:proofErr w:type="gramStart"/>
+      <w:r>
+        <w:rPr>
+          <w:rFonts w:ascii="Arial" w:eastAsia="微軟正黑體" w:hAnsi="Arial" w:cs="Arial"/>
+          <w:color w:val="000000" w:themeColor="text1"/>
+        </w:rPr>
+        <w:t>qoq }}</w:t>
+      </w:r>
+      <w:r>
+        <w:rPr>
+          <w:rFonts w:ascii="Arial" w:eastAsia="微軟正黑體" w:hAnsi="Arial" w:cs="Arial"/>
+          <w:color w:val="000000" w:themeColor="text1"/>
+        </w:rPr>
+        <w:t>%</w:t>
+      </w:r>
+      <w:proofErr w:type="gramEnd"/>
+      <w:r>
+        <w:rPr>
+          <w:rFonts w:ascii="Arial" w:eastAsia="微軟正黑體" w:hAnsi="Arial" w:cs="Arial"/>
+          <w:color w:val="000000" w:themeColor="text1"/>
+        </w:rPr>
+        <w:t xml:space="preserve"> sequentially </w:t>
+      </w:r>
+      <w:proofErr w:type="gramStart"/>
+      <w:r>
+        <w:rPr>
+          <w:rFonts w:ascii="Arial" w:eastAsia="微軟正黑體" w:hAnsi="Arial" w:cs="Arial"/>
+          <w:color w:val="000000" w:themeColor="text1"/>
+        </w:rPr>
+        <w:t>{{ wafer</w:t>
+      </w:r>
+      <w:proofErr w:type="gramEnd"/>
+      <w:r>
+        <w:rPr>
+          <w:rFonts w:ascii="Arial" w:eastAsia="微軟正黑體" w:hAnsi="Arial" w:cs="Arial"/>
+          <w:color w:val="000000" w:themeColor="text1"/>
+        </w:rPr>
+        <w:t>_</w:t>
+      </w:r>
+      <w:proofErr w:type="gramStart"/>
+      <w:r>
+        <w:rPr>
+          <w:rFonts w:ascii="Arial" w:eastAsia="微軟正黑體" w:hAnsi="Arial" w:cs="Arial"/>
+          <w:color w:val="000000" w:themeColor="text1"/>
+        </w:rPr>
+        <w:t>size.twelve</w:t>
+      </w:r>
+      <w:proofErr w:type="gramEnd"/>
+      <w:r>
+        <w:rPr>
+          <w:rFonts w:ascii="Arial" w:eastAsia="微軟正黑體" w:hAnsi="Arial" w:cs="Arial"/>
+          <w:color w:val="000000" w:themeColor="text1"/>
+        </w:rPr>
+        <w:t>_inch_</w:t>
+      </w:r>
+      <w:proofErr w:type="gramStart"/>
+      <w:r>
+        <w:rPr>
+          <w:rFonts w:ascii="Arial" w:eastAsia="微軟正黑體" w:hAnsi="Arial" w:cs="Arial"/>
+          <w:color w:val="000000" w:themeColor="text1"/>
+        </w:rPr>
+        <w:t>yoy }}</w:t>
+      </w:r>
+      <w:r>
+        <w:rPr>
+          <w:rFonts w:ascii="Arial" w:eastAsia="微軟正黑體" w:hAnsi="Arial" w:cs="Arial"/>
+          <w:color w:val="000000" w:themeColor="text1"/>
+        </w:rPr>
+        <w:t>%</w:t>
+      </w:r>
+      <w:proofErr w:type="gramEnd"/>
+      <w:r>
+        <w:rPr>
+          <w:rFonts w:ascii="Arial" w:eastAsia="微軟正黑體" w:hAnsi="Arial" w:cs="Arial"/>
+          <w:color w:val="000000" w:themeColor="text1"/>
+        </w:rPr>
+        <w:t xml:space="preserve"> year-over-year.</w:t>
       </w:r>
       <w:r>
         <w:rPr>
@@ -4740,6 +7786,7 @@
         </w:rPr>
         <w:t xml:space="preserve">In U.S. dollar terms, this represents </w:t>
       </w:r>
+      <w:proofErr w:type="gramStart"/>
       <w:r>
         <w:rPr>
           <w:rFonts w:ascii="Arial" w:eastAsia="微軟正黑體" w:hAnsi="Arial" w:cs="Arial"/>
@@ -4752,7 +7799,31 @@
           <w:rFonts w:ascii="Arial" w:eastAsia="微軟正黑體" w:hAnsi="Arial" w:cs="Arial"/>
           <w:color w:val="000000" w:themeColor="text1"/>
         </w:rPr>
-        <w:t>wafer_size.twelve_inch</w:t>
+        <w:t>wafer</w:t>
+      </w:r>
+      <w:proofErr w:type="gramEnd"/>
+      <w:r>
+        <w:rPr>
+          <w:rFonts w:ascii="Arial" w:eastAsia="微軟正黑體" w:hAnsi="Arial" w:cs="Arial"/>
+          <w:color w:val="000000" w:themeColor="text1"/>
+        </w:rPr>
+        <w:t>_</w:t>
+      </w:r>
+      <w:proofErr w:type="gramStart"/>
+      <w:r>
+        <w:rPr>
+          <w:rFonts w:ascii="Arial" w:eastAsia="微軟正黑體" w:hAnsi="Arial" w:cs="Arial"/>
+          <w:color w:val="000000" w:themeColor="text1"/>
+        </w:rPr>
+        <w:t>size.twelve</w:t>
+      </w:r>
+      <w:proofErr w:type="gramEnd"/>
+      <w:r>
+        <w:rPr>
+          <w:rFonts w:ascii="Arial" w:eastAsia="微軟正黑體" w:hAnsi="Arial" w:cs="Arial"/>
+          <w:color w:val="000000" w:themeColor="text1"/>
+        </w:rPr>
+        <w:t>_inch</w:t>
       </w:r>
       <w:r>
         <w:rPr>
@@ -4766,7 +7837,15 @@
           <w:rFonts w:ascii="Arial" w:eastAsia="微軟正黑體" w:hAnsi="Arial" w:cs="Arial" w:hint="eastAsia"/>
           <w:color w:val="000000" w:themeColor="text1"/>
         </w:rPr>
-        <w:t>_us</w:t>
+        <w:t>_</w:t>
+      </w:r>
+      <w:proofErr w:type="gramStart"/>
+      <w:r>
+        <w:rPr>
+          <w:rFonts w:ascii="Arial" w:eastAsia="微軟正黑體" w:hAnsi="Arial" w:cs="Arial" w:hint="eastAsia"/>
+          <w:color w:val="000000" w:themeColor="text1"/>
+        </w:rPr>
+        <w:t>us</w:t>
       </w:r>
       <w:r>
         <w:rPr>
@@ -4780,8 +7859,17 @@
           <w:rFonts w:ascii="Arial" w:eastAsia="微軟正黑體" w:hAnsi="Arial" w:cs="Arial"/>
           <w:color w:val="000000" w:themeColor="text1"/>
         </w:rPr>
-        <w:t xml:space="preserve">% and </w:t>
-      </w:r>
+        <w:t>%</w:t>
+      </w:r>
+      <w:proofErr w:type="gramEnd"/>
+      <w:r>
+        <w:rPr>
+          <w:rFonts w:ascii="Arial" w:eastAsia="微軟正黑體" w:hAnsi="Arial" w:cs="Arial"/>
+          <w:color w:val="000000" w:themeColor="text1"/>
+        </w:rPr>
+        <w:t xml:space="preserve"> </w:t>
+      </w:r>
+      <w:proofErr w:type="gramStart"/>
       <w:r>
         <w:rPr>
           <w:rFonts w:ascii="Arial" w:eastAsia="微軟正黑體" w:hAnsi="Arial" w:cs="Arial"/>
@@ -4794,8 +7882,9 @@
           <w:rFonts w:ascii="Arial" w:eastAsia="微軟正黑體" w:hAnsi="Arial" w:cs="Arial"/>
           <w:color w:val="000000" w:themeColor="text1"/>
         </w:rPr>
-        <w:t>wafer_size.twelve_inch</w:t>
-      </w:r>
+        <w:t>wafer</w:t>
+      </w:r>
+      <w:proofErr w:type="gramEnd"/>
       <w:r>
         <w:rPr>
           <w:rFonts w:ascii="Arial" w:eastAsia="微軟正黑體" w:hAnsi="Arial" w:cs="Arial"/>
@@ -4803,6 +7892,29 @@
         </w:rPr>
         <w:t>_</w:t>
       </w:r>
+      <w:proofErr w:type="gramStart"/>
+      <w:r>
+        <w:rPr>
+          <w:rFonts w:ascii="Arial" w:eastAsia="微軟正黑體" w:hAnsi="Arial" w:cs="Arial"/>
+          <w:color w:val="000000" w:themeColor="text1"/>
+        </w:rPr>
+        <w:t>size.twelve</w:t>
+      </w:r>
+      <w:proofErr w:type="gramEnd"/>
+      <w:r>
+        <w:rPr>
+          <w:rFonts w:ascii="Arial" w:eastAsia="微軟正黑體" w:hAnsi="Arial" w:cs="Arial"/>
+          <w:color w:val="000000" w:themeColor="text1"/>
+        </w:rPr>
+        <w:t>_inch</w:t>
+      </w:r>
+      <w:r>
+        <w:rPr>
+          <w:rFonts w:ascii="Arial" w:eastAsia="微軟正黑體" w:hAnsi="Arial" w:cs="Arial"/>
+          <w:color w:val="000000" w:themeColor="text1"/>
+        </w:rPr>
+        <w:t>_</w:t>
+      </w:r>
       <w:r>
         <w:rPr>
           <w:rFonts w:ascii="Arial" w:eastAsia="微軟正黑體" w:hAnsi="Arial" w:cs="Arial" w:hint="eastAsia"/>
@@ -4822,7 +7934,15 @@
           <w:rFonts w:ascii="Arial" w:eastAsia="微軟正黑體" w:hAnsi="Arial" w:cs="Arial" w:hint="eastAsia"/>
           <w:color w:val="000000" w:themeColor="text1"/>
         </w:rPr>
-        <w:t>y_us</w:t>
+        <w:t>y_</w:t>
+      </w:r>
+      <w:proofErr w:type="gramStart"/>
+      <w:r>
+        <w:rPr>
+          <w:rFonts w:ascii="Arial" w:eastAsia="微軟正黑體" w:hAnsi="Arial" w:cs="Arial" w:hint="eastAsia"/>
+          <w:color w:val="000000" w:themeColor="text1"/>
+        </w:rPr>
+        <w:t>us</w:t>
       </w:r>
       <w:r>
         <w:rPr>
@@ -4836,7 +7956,15 @@
           <w:rFonts w:ascii="Arial" w:eastAsia="微軟正黑體" w:hAnsi="Arial" w:cs="Arial"/>
           <w:color w:val="000000" w:themeColor="text1"/>
         </w:rPr>
-        <w:t>%.</w:t>
+        <w:t>%</w:t>
+      </w:r>
+      <w:proofErr w:type="gramEnd"/>
+      <w:r>
+        <w:rPr>
+          <w:rFonts w:ascii="Arial" w:eastAsia="微軟正黑體" w:hAnsi="Arial" w:cs="Arial"/>
+          <w:color w:val="000000" w:themeColor="text1"/>
+        </w:rPr>
+        <w:t>.</w:t>
       </w:r>
     </w:p>
     <w:p>
@@ -4873,6 +8001,7 @@
         </w:rPr>
         <w:t xml:space="preserve">In total, </w:t>
       </w:r>
+      <w:proofErr w:type="gramStart"/>
       <w:r>
         <w:rPr>
           <w:rFonts w:ascii="Arial" w:eastAsia="微軟正黑體" w:hAnsi="Arial" w:cs="Arial" w:hint="eastAsia"/>
@@ -4880,19 +8009,36 @@
         </w:rPr>
         <w:t>{{ new</w:t>
       </w:r>
-      <w:r>
-        <w:rPr>
-          <w:rFonts w:ascii="Arial" w:eastAsia="微軟正黑體" w:hAnsi="Arial" w:cs="Arial"/>
-          <w:color w:val="000000" w:themeColor="text1"/>
-        </w:rPr>
-        <w:t>_tapeouts</w:t>
-      </w:r>
-      <w:r>
-        <w:rPr>
-          <w:rFonts w:ascii="Arial" w:eastAsia="微軟正黑體" w:hAnsi="Arial" w:cs="Arial" w:hint="eastAsia"/>
-          <w:color w:val="000000" w:themeColor="text1"/>
-        </w:rPr>
-        <w:t>.total }}</w:t>
+      <w:proofErr w:type="gramEnd"/>
+      <w:r>
+        <w:rPr>
+          <w:rFonts w:ascii="Arial" w:eastAsia="微軟正黑體" w:hAnsi="Arial" w:cs="Arial"/>
+          <w:color w:val="000000" w:themeColor="text1"/>
+        </w:rPr>
+        <w:t>_</w:t>
+      </w:r>
+      <w:proofErr w:type="gramStart"/>
+      <w:r>
+        <w:rPr>
+          <w:rFonts w:ascii="Arial" w:eastAsia="微軟正黑體" w:hAnsi="Arial" w:cs="Arial"/>
+          <w:color w:val="000000" w:themeColor="text1"/>
+        </w:rPr>
+        <w:t>tapeouts</w:t>
+      </w:r>
+      <w:r>
+        <w:rPr>
+          <w:rFonts w:ascii="Arial" w:eastAsia="微軟正黑體" w:hAnsi="Arial" w:cs="Arial" w:hint="eastAsia"/>
+          <w:color w:val="000000" w:themeColor="text1"/>
+        </w:rPr>
+        <w:t>.total</w:t>
+      </w:r>
+      <w:proofErr w:type="gramEnd"/>
+      <w:r>
+        <w:rPr>
+          <w:rFonts w:ascii="Arial" w:eastAsia="微軟正黑體" w:hAnsi="Arial" w:cs="Arial" w:hint="eastAsia"/>
+          <w:color w:val="000000" w:themeColor="text1"/>
+        </w:rPr>
+        <w:t xml:space="preserve"> }}</w:t>
       </w:r>
       <w:r>
         <w:rPr>
@@ -4915,6 +8061,7 @@
         </w:rPr>
         <w:t xml:space="preserve">outs were completed in the </w:t>
       </w:r>
+      <w:proofErr w:type="gramStart"/>
       <w:r>
         <w:rPr>
           <w:rFonts w:ascii="Arial" w:eastAsia="新細明體" w:hAnsi="Arial" w:cs="Arial"/>
@@ -4929,7 +8076,25 @@
           <w:kern w:val="0"/>
           <w:szCs w:val="24"/>
         </w:rPr>
-        <w:t>this_quarter_en</w:t>
+        <w:t>this</w:t>
+      </w:r>
+      <w:proofErr w:type="gramEnd"/>
+      <w:r>
+        <w:rPr>
+          <w:rFonts w:ascii="Arial" w:eastAsia="新細明體" w:hAnsi="Arial" w:cs="Arial" w:hint="eastAsia"/>
+          <w:kern w:val="0"/>
+          <w:szCs w:val="24"/>
+        </w:rPr>
+        <w:t>_quarter_</w:t>
+      </w:r>
+      <w:proofErr w:type="gramStart"/>
+      <w:r>
+        <w:rPr>
+          <w:rFonts w:ascii="Arial" w:eastAsia="新細明體" w:hAnsi="Arial" w:cs="Arial" w:hint="eastAsia"/>
+          <w:kern w:val="0"/>
+          <w:szCs w:val="24"/>
+        </w:rPr>
+        <w:t>en</w:t>
       </w:r>
       <w:r>
         <w:rPr>
@@ -4937,7 +8102,16 @@
           <w:kern w:val="0"/>
           <w:szCs w:val="24"/>
         </w:rPr>
-        <w:t xml:space="preserve"> }}</w:t>
+        <w:t xml:space="preserve"> }</w:t>
+      </w:r>
+      <w:proofErr w:type="gramEnd"/>
+      <w:r>
+        <w:rPr>
+          <w:rFonts w:ascii="Arial" w:eastAsia="新細明體" w:hAnsi="Arial" w:cs="Arial"/>
+          <w:kern w:val="0"/>
+          <w:szCs w:val="24"/>
+        </w:rPr>
+        <w:t>}</w:t>
       </w:r>
       <w:r>
         <w:rPr>
@@ -4980,6 +8154,7 @@
         <w:lastRenderedPageBreak/>
         <w:t xml:space="preserve">Next, I’ll invite </w:t>
       </w:r>
+      <w:proofErr w:type="gramStart"/>
       <w:r>
         <w:rPr>
           <w:rFonts w:ascii="Arial" w:hAnsi="Arial" w:cs="Arial"/>
@@ -4988,21 +8163,40 @@
         </w:rPr>
         <w:t>{{ president</w:t>
       </w:r>
+      <w:proofErr w:type="gramEnd"/>
       <w:r>
         <w:rPr>
           <w:rFonts w:ascii="Arial" w:hAnsi="Arial" w:cs="Arial"/>
           <w:kern w:val="0"/>
           <w:szCs w:val="24"/>
         </w:rPr>
-        <w:t>_name</w:t>
-      </w:r>
+        <w:t>_</w:t>
+      </w:r>
+      <w:proofErr w:type="gramStart"/>
       <w:r>
         <w:rPr>
           <w:rFonts w:ascii="Arial" w:hAnsi="Arial" w:cs="Arial"/>
           <w:kern w:val="0"/>
           <w:szCs w:val="24"/>
         </w:rPr>
-        <w:t xml:space="preserve"> }}</w:t>
+        <w:t>name</w:t>
+      </w:r>
+      <w:r>
+        <w:rPr>
+          <w:rFonts w:ascii="Arial" w:hAnsi="Arial" w:cs="Arial"/>
+          <w:kern w:val="0"/>
+          <w:szCs w:val="24"/>
+        </w:rPr>
+        <w:t xml:space="preserve"> }</w:t>
+      </w:r>
+      <w:proofErr w:type="gramEnd"/>
+      <w:r>
+        <w:rPr>
+          <w:rFonts w:ascii="Arial" w:hAnsi="Arial" w:cs="Arial"/>
+          <w:kern w:val="0"/>
+          <w:szCs w:val="24"/>
+        </w:rPr>
+        <w:t>}</w:t>
       </w:r>
       <w:r>
         <w:rPr>
@@ -5020,6 +8214,7 @@
         </w:rPr>
         <w:t xml:space="preserve"> </w:t>
       </w:r>
+      <w:proofErr w:type="gramStart"/>
       <w:r>
         <w:rPr>
           <w:rFonts w:ascii="Arial" w:eastAsia="新細明體" w:hAnsi="Arial" w:cs="Arial" w:hint="eastAsia"/>
@@ -5028,6 +8223,7 @@
         </w:rPr>
         <w:t>future outlook</w:t>
       </w:r>
+      <w:proofErr w:type="gramEnd"/>
       <w:r>
         <w:rPr>
           <w:rFonts w:ascii="Arial" w:eastAsia="Times New Roman" w:hAnsi="Arial" w:cs="Arial"/>
@@ -5080,8 +8276,13 @@
         <w:pStyle w:val="EarningsCallHeading2"/>
         <w:spacing w:after="0" w:line="240" w:lineRule="auto"/>
       </w:pPr>
-      <w:r>
-        <w:t>{{ president }}</w:t>
+      <w:proofErr w:type="gramStart"/>
+      <w:r>
+        <w:t>{{ president</w:t>
+      </w:r>
+      <w:proofErr w:type="gramEnd"/>
+      <w:r>
+        <w:t xml:space="preserve"> }}</w:t>
       </w:r>
       <w:r>
         <w:t>, President</w:t>
@@ -5163,7 +8364,18 @@
           <w:szCs w:val="22"/>
           <w:u w:val="none"/>
         </w:rPr>
-        <w:t xml:space="preserve"> future</w:t>
+        <w:t xml:space="preserve"> </w:t>
+      </w:r>
+      <w:proofErr w:type="gramStart"/>
+      <w:r>
+        <w:rPr>
+          <w:rFonts w:eastAsia="微軟正黑體" w:hint="eastAsia"/>
+          <w:b w:val="0"/>
+          <w:color w:val="000000" w:themeColor="text1"/>
+          <w:szCs w:val="22"/>
+          <w:u w:val="none"/>
+        </w:rPr>
+        <w:t>future</w:t>
       </w:r>
       <w:r>
         <w:rPr>
@@ -5173,7 +8385,18 @@
           <w:szCs w:val="22"/>
           <w:u w:val="none"/>
         </w:rPr>
-        <w:t xml:space="preserve"> outlook.</w:t>
+        <w:t xml:space="preserve"> outlook</w:t>
+      </w:r>
+      <w:proofErr w:type="gramEnd"/>
+      <w:r>
+        <w:rPr>
+          <w:rFonts w:eastAsia="微軟正黑體"/>
+          <w:b w:val="0"/>
+          <w:color w:val="000000" w:themeColor="text1"/>
+          <w:szCs w:val="22"/>
+          <w:u w:val="none"/>
+        </w:rPr>
+        <w:t>.</w:t>
       </w:r>
     </w:p>
     <w:p>
@@ -5217,6 +8440,7 @@
         <w:t xml:space="preserve"> </w:t>
       </w:r>
       <w:bookmarkStart w:id="8" w:name="_Hlk197678531"/>
+      <w:proofErr w:type="gramStart"/>
       <w:r>
         <w:rPr>
           <w:rFonts w:eastAsia="微軟正黑體"/>
@@ -5224,122 +8448,49 @@
           <w:szCs w:val="22"/>
           <w:u w:val="none"/>
         </w:rPr>
-        <w:t>{{ future_outlook.licensing_outlook }}</w:t>
-      </w:r>
-    </w:p>
-    <w:bookmarkEnd w:id="8"/>
-    <w:p>
-      <w:pPr>
-        <w:pStyle w:val="EarningsCallHeading2"/>
-        <w:spacing w:after="0" w:line="240" w:lineRule="auto"/>
+        <w:t>{{ future</w:t>
+      </w:r>
+      <w:proofErr w:type="gramEnd"/>
+      <w:r>
         <w:rPr>
           <w:rFonts w:eastAsia="微軟正黑體"/>
           <w:b w:val="0"/>
           <w:szCs w:val="22"/>
           <w:u w:val="none"/>
         </w:rPr>
-      </w:pPr>
-    </w:p>
-    <w:p>
-      <w:pPr>
-        <w:pStyle w:val="EarningsCallHeading2"/>
-        <w:spacing w:after="0" w:line="240" w:lineRule="auto"/>
+        <w:t>_</w:t>
+      </w:r>
+      <w:proofErr w:type="gramStart"/>
+      <w:r>
         <w:rPr>
           <w:rFonts w:eastAsia="微軟正黑體"/>
           <w:b w:val="0"/>
           <w:szCs w:val="22"/>
           <w:u w:val="none"/>
         </w:rPr>
-      </w:pPr>
-      <w:r>
-        <w:rPr>
-          <w:rFonts w:eastAsia="微軟正黑體" w:hint="eastAsia"/>
-          <w:u w:val="none"/>
-        </w:rPr>
-        <w:t>As f</w:t>
-      </w:r>
-      <w:r>
-        <w:rPr>
-          <w:rFonts w:eastAsia="微軟正黑體"/>
-          <w:u w:val="none"/>
-        </w:rPr>
-        <w:t xml:space="preserve">or royalty revenue: </w:t>
-      </w:r>
-      <w:r>
-        <w:rPr>
-          <w:rFonts w:eastAsia="微軟正黑體"/>
-          <w:b w:val="0"/>
-          <w:u w:val="none"/>
-        </w:rPr>
-        <w:t>{{ future_outlook.royalty_outlook }}</w:t>
-      </w:r>
-    </w:p>
-    <w:p>
-      <w:pPr>
-        <w:pStyle w:val="EarningsCallHeading2"/>
-        <w:spacing w:after="0" w:line="240" w:lineRule="auto"/>
+        <w:t>outlook.licensing</w:t>
+      </w:r>
+      <w:proofErr w:type="gramEnd"/>
+      <w:r>
         <w:rPr>
           <w:rFonts w:eastAsia="微軟正黑體"/>
           <w:b w:val="0"/>
           <w:szCs w:val="22"/>
           <w:u w:val="none"/>
         </w:rPr>
-      </w:pPr>
-    </w:p>
-    <w:p>
-      <w:pPr>
-        <w:pStyle w:val="EarningsCallHeading2"/>
-        <w:spacing w:after="0" w:line="240" w:lineRule="auto"/>
-        <w:rPr>
-          <w:rFonts w:eastAsia="微軟正黑體"/>
-          <w:szCs w:val="22"/>
-          <w:u w:val="none"/>
-        </w:rPr>
-      </w:pPr>
-      <w:r>
-        <w:rPr>
-          <w:rFonts w:eastAsia="微軟正黑體" w:hint="eastAsia"/>
-          <w:szCs w:val="22"/>
-          <w:u w:val="none"/>
-        </w:rPr>
-        <w:t xml:space="preserve">For </w:t>
-      </w:r>
-      <w:r>
-        <w:rPr>
-          <w:rFonts w:eastAsia="微軟正黑體"/>
-          <w:szCs w:val="22"/>
-          <w:u w:val="none"/>
-        </w:rPr>
-        <w:t xml:space="preserve">New IP </w:t>
-      </w:r>
-      <w:r>
-        <w:rPr>
-          <w:rFonts w:eastAsia="微軟正黑體" w:hint="eastAsia"/>
-          <w:szCs w:val="22"/>
-          <w:u w:val="none"/>
-        </w:rPr>
-        <w:t>t</w:t>
-      </w:r>
-      <w:r>
-        <w:rPr>
-          <w:rFonts w:eastAsia="微軟正黑體"/>
-          <w:szCs w:val="22"/>
-          <w:u w:val="none"/>
-        </w:rPr>
-        <w:t>echnologies:</w:t>
-      </w:r>
-    </w:p>
-    <w:p>
-      <w:pPr>
-        <w:pStyle w:val="EarningsCallHeading2"/>
-        <w:spacing w:after="0" w:line="240" w:lineRule="auto"/>
+        <w:t>_</w:t>
+      </w:r>
+      <w:proofErr w:type="gramStart"/>
+      <w:r>
         <w:rPr>
           <w:rFonts w:eastAsia="微軟正黑體"/>
           <w:b w:val="0"/>
           <w:szCs w:val="22"/>
           <w:u w:val="none"/>
         </w:rPr>
-      </w:pPr>
+        <w:t>outlook }</w:t>
+      </w:r>
+      <w:proofErr w:type="gramEnd"/>
       <w:r>
         <w:rPr>
           <w:rFonts w:eastAsia="微軟正黑體"/>
@@ -5347,8 +8498,113 @@
           <w:szCs w:val="22"/>
           <w:u w:val="none"/>
         </w:rPr>
-        <w:t>{{ future_outlook.new_ip_tech }}</w:t>
-      </w:r>
+        <w:t>}</w:t>
+      </w:r>
+    </w:p>
+    <w:bookmarkEnd w:id="8"/>
+    <w:p>
+      <w:pPr>
+        <w:pStyle w:val="EarningsCallHeading2"/>
+        <w:spacing w:after="0" w:line="240" w:lineRule="auto"/>
+        <w:rPr>
+          <w:rFonts w:eastAsia="微軟正黑體"/>
+          <w:b w:val="0"/>
+          <w:szCs w:val="22"/>
+          <w:u w:val="none"/>
+        </w:rPr>
+      </w:pPr>
+    </w:p>
+    <w:p>
+      <w:pPr>
+        <w:pStyle w:val="EarningsCallHeading2"/>
+        <w:spacing w:after="0" w:line="240" w:lineRule="auto"/>
+        <w:rPr>
+          <w:rFonts w:eastAsia="微軟正黑體"/>
+          <w:b w:val="0"/>
+          <w:szCs w:val="22"/>
+          <w:u w:val="none"/>
+        </w:rPr>
+      </w:pPr>
+      <w:r>
+        <w:rPr>
+          <w:rFonts w:eastAsia="微軟正黑體" w:hint="eastAsia"/>
+          <w:u w:val="none"/>
+        </w:rPr>
+        <w:t>As f</w:t>
+      </w:r>
+      <w:r>
+        <w:rPr>
+          <w:rFonts w:eastAsia="微軟正黑體"/>
+          <w:u w:val="none"/>
+        </w:rPr>
+        <w:t xml:space="preserve">or royalty revenue: </w:t>
+      </w:r>
+      <w:proofErr w:type="gramStart"/>
+      <w:r>
+        <w:rPr>
+          <w:rFonts w:eastAsia="微軟正黑體"/>
+          <w:b w:val="0"/>
+          <w:u w:val="none"/>
+        </w:rPr>
+        <w:t>{{ future</w:t>
+      </w:r>
+      <w:proofErr w:type="gramEnd"/>
+      <w:r>
+        <w:rPr>
+          <w:rFonts w:eastAsia="微軟正黑體"/>
+          <w:b w:val="0"/>
+          <w:u w:val="none"/>
+        </w:rPr>
+        <w:t>_</w:t>
+      </w:r>
+      <w:proofErr w:type="gramStart"/>
+      <w:r>
+        <w:rPr>
+          <w:rFonts w:eastAsia="微軟正黑體"/>
+          <w:b w:val="0"/>
+          <w:u w:val="none"/>
+        </w:rPr>
+        <w:t>outlook.royalty</w:t>
+      </w:r>
+      <w:proofErr w:type="gramEnd"/>
+      <w:r>
+        <w:rPr>
+          <w:rFonts w:eastAsia="微軟正黑體"/>
+          <w:b w:val="0"/>
+          <w:u w:val="none"/>
+        </w:rPr>
+        <w:t>_</w:t>
+      </w:r>
+      <w:proofErr w:type="gramStart"/>
+      <w:r>
+        <w:rPr>
+          <w:rFonts w:eastAsia="微軟正黑體"/>
+          <w:b w:val="0"/>
+          <w:u w:val="none"/>
+        </w:rPr>
+        <w:t>outlook }</w:t>
+      </w:r>
+      <w:proofErr w:type="gramEnd"/>
+      <w:r>
+        <w:rPr>
+          <w:rFonts w:eastAsia="微軟正黑體"/>
+          <w:b w:val="0"/>
+          <w:u w:val="none"/>
+        </w:rPr>
+        <w:t>}</w:t>
+      </w:r>
+    </w:p>
+    <w:p>
+      <w:pPr>
+        <w:pStyle w:val="EarningsCallHeading2"/>
+        <w:spacing w:after="0" w:line="240" w:lineRule="auto"/>
+        <w:rPr>
+          <w:rFonts w:eastAsia="微軟正黑體"/>
+          <w:b w:val="0"/>
+          <w:szCs w:val="22"/>
+          <w:u w:val="none"/>
+        </w:rPr>
+      </w:pPr>
     </w:p>
     <w:p>
       <w:pPr>
@@ -5360,23 +8616,118 @@
           <w:u w:val="none"/>
         </w:rPr>
       </w:pPr>
-    </w:p>
-    <w:p>
-      <w:pPr>
-        <w:pStyle w:val="EarningsCallHeading2"/>
-        <w:spacing w:after="0" w:line="240" w:lineRule="auto"/>
+      <w:r>
+        <w:rPr>
+          <w:rFonts w:eastAsia="微軟正黑體" w:hint="eastAsia"/>
+          <w:szCs w:val="22"/>
+          <w:u w:val="none"/>
+        </w:rPr>
+        <w:t xml:space="preserve">For </w:t>
+      </w:r>
+      <w:r>
         <w:rPr>
           <w:rFonts w:eastAsia="微軟正黑體"/>
           <w:szCs w:val="22"/>
           <w:u w:val="none"/>
         </w:rPr>
-      </w:pPr>
+        <w:t xml:space="preserve">New IP </w:t>
+      </w:r>
+      <w:r>
+        <w:rPr>
+          <w:rFonts w:eastAsia="微軟正黑體" w:hint="eastAsia"/>
+          <w:szCs w:val="22"/>
+          <w:u w:val="none"/>
+        </w:rPr>
+        <w:t>t</w:t>
+      </w:r>
       <w:r>
         <w:rPr>
           <w:rFonts w:eastAsia="微軟正黑體"/>
           <w:szCs w:val="22"/>
           <w:u w:val="none"/>
         </w:rPr>
+        <w:t>echnologies:</w:t>
+      </w:r>
+    </w:p>
+    <w:p>
+      <w:pPr>
+        <w:pStyle w:val="EarningsCallHeading2"/>
+        <w:spacing w:after="0" w:line="240" w:lineRule="auto"/>
+        <w:rPr>
+          <w:rFonts w:eastAsia="微軟正黑體"/>
+          <w:b w:val="0"/>
+          <w:szCs w:val="22"/>
+          <w:u w:val="none"/>
+        </w:rPr>
+      </w:pPr>
+      <w:proofErr w:type="gramStart"/>
+      <w:r>
+        <w:rPr>
+          <w:rFonts w:eastAsia="微軟正黑體"/>
+          <w:b w:val="0"/>
+          <w:szCs w:val="22"/>
+          <w:u w:val="none"/>
+        </w:rPr>
+        <w:t>{{ future_outlook.new</w:t>
+      </w:r>
+      <w:proofErr w:type="gramEnd"/>
+      <w:r>
+        <w:rPr>
+          <w:rFonts w:eastAsia="微軟正黑體"/>
+          <w:b w:val="0"/>
+          <w:szCs w:val="22"/>
+          <w:u w:val="none"/>
+        </w:rPr>
+        <w:t>_ip_</w:t>
+      </w:r>
+      <w:proofErr w:type="gramStart"/>
+      <w:r>
+        <w:rPr>
+          <w:rFonts w:eastAsia="微軟正黑體"/>
+          <w:b w:val="0"/>
+          <w:szCs w:val="22"/>
+          <w:u w:val="none"/>
+        </w:rPr>
+        <w:t>tech }</w:t>
+      </w:r>
+      <w:proofErr w:type="gramEnd"/>
+      <w:r>
+        <w:rPr>
+          <w:rFonts w:eastAsia="微軟正黑體"/>
+          <w:b w:val="0"/>
+          <w:szCs w:val="22"/>
+          <w:u w:val="none"/>
+        </w:rPr>
+        <w:t>}</w:t>
+      </w:r>
+    </w:p>
+    <w:p>
+      <w:pPr>
+        <w:pStyle w:val="EarningsCallHeading2"/>
+        <w:spacing w:after="0" w:line="240" w:lineRule="auto"/>
+        <w:rPr>
+          <w:rFonts w:eastAsia="微軟正黑體"/>
+          <w:szCs w:val="22"/>
+          <w:u w:val="none"/>
+        </w:rPr>
+      </w:pPr>
+    </w:p>
+    <w:p>
+      <w:pPr>
+        <w:pStyle w:val="EarningsCallHeading2"/>
+        <w:spacing w:after="0" w:line="240" w:lineRule="auto"/>
+        <w:rPr>
+          <w:rFonts w:eastAsia="微軟正黑體"/>
+          <w:szCs w:val="22"/>
+          <w:u w:val="none"/>
+        </w:rPr>
+      </w:pPr>
+      <w:r>
+        <w:rPr>
+          <w:rFonts w:eastAsia="微軟正黑體"/>
+          <w:szCs w:val="22"/>
+          <w:u w:val="none"/>
+        </w:rPr>
         <w:t xml:space="preserve">Regarding </w:t>
       </w:r>
       <w:r>
@@ -5454,6 +8805,7 @@
           <w:u w:val="none"/>
         </w:rPr>
       </w:pPr>
+      <w:proofErr w:type="gramStart"/>
       <w:r>
         <w:rPr>
           <w:rFonts w:eastAsia="微軟正黑體"/>
@@ -5462,7 +8814,40 @@
           <w:szCs w:val="22"/>
           <w:u w:val="none"/>
         </w:rPr>
-        <w:t>{{ future_outlook.biz_dev_platform }}</w:t>
+        <w:t>{{ future_outlook.biz</w:t>
+      </w:r>
+      <w:proofErr w:type="gramEnd"/>
+      <w:r>
+        <w:rPr>
+          <w:rFonts w:eastAsia="微軟正黑體"/>
+          <w:b w:val="0"/>
+          <w:bCs/>
+          <w:szCs w:val="22"/>
+          <w:u w:val="none"/>
+        </w:rPr>
+        <w:t>_dev_</w:t>
+      </w:r>
+      <w:proofErr w:type="gramStart"/>
+      <w:r>
+        <w:rPr>
+          <w:rFonts w:eastAsia="微軟正黑體"/>
+          <w:b w:val="0"/>
+          <w:bCs/>
+          <w:szCs w:val="22"/>
+          <w:u w:val="none"/>
+        </w:rPr>
+        <w:t>platform }</w:t>
+      </w:r>
+      <w:proofErr w:type="gramEnd"/>
+      <w:r>
+        <w:rPr>
+          <w:rFonts w:eastAsia="微軟正黑體"/>
+          <w:b w:val="0"/>
+          <w:bCs/>
+          <w:szCs w:val="22"/>
+          <w:u w:val="none"/>
+        </w:rPr>
+        <w:t>}</w:t>
       </w:r>
     </w:p>
     <w:p>
@@ -5497,8 +8882,9 @@
           <w:bCs/>
           <w:u w:val="none"/>
         </w:rPr>
-        <w:t xml:space="preserve">This concludes my comments. Next, I will pass the time to </w:t>
-      </w:r>
+        <w:t xml:space="preserve">This </w:t>
+      </w:r>
+      <w:proofErr w:type="gramStart"/>
       <w:r>
         <w:rPr>
           <w:rFonts w:eastAsia="微軟正黑體"/>
@@ -5506,8 +8892,9 @@
           <w:bCs/>
           <w:u w:val="none"/>
         </w:rPr>
-        <w:t xml:space="preserve">{{ </w:t>
-      </w:r>
+        <w:t>concludes</w:t>
+      </w:r>
+      <w:proofErr w:type="gramEnd"/>
       <w:r>
         <w:rPr>
           <w:rFonts w:eastAsia="微軟正黑體"/>
@@ -5515,8 +8902,9 @@
           <w:bCs/>
           <w:u w:val="none"/>
         </w:rPr>
-        <w:t>chairman</w:t>
-      </w:r>
+        <w:t xml:space="preserve"> my comments. Next, I will pass the time to </w:t>
+      </w:r>
+      <w:proofErr w:type="gramStart"/>
       <w:r>
         <w:rPr>
           <w:rFonts w:eastAsia="微軟正黑體"/>
@@ -5524,7 +8912,7 @@
           <w:bCs/>
           <w:u w:val="none"/>
         </w:rPr>
-        <w:t>_name }}</w:t>
+        <w:t xml:space="preserve">{{ </w:t>
       </w:r>
       <w:r>
         <w:rPr>
@@ -5533,6 +8921,45 @@
           <w:bCs/>
           <w:u w:val="none"/>
         </w:rPr>
+        <w:t>chairman</w:t>
+      </w:r>
+      <w:proofErr w:type="gramEnd"/>
+      <w:r>
+        <w:rPr>
+          <w:rFonts w:eastAsia="微軟正黑體"/>
+          <w:b w:val="0"/>
+          <w:bCs/>
+          <w:u w:val="none"/>
+        </w:rPr>
+        <w:t>_</w:t>
+      </w:r>
+      <w:proofErr w:type="gramStart"/>
+      <w:r>
+        <w:rPr>
+          <w:rFonts w:eastAsia="微軟正黑體"/>
+          <w:b w:val="0"/>
+          <w:bCs/>
+          <w:u w:val="none"/>
+        </w:rPr>
+        <w:t>name }</w:t>
+      </w:r>
+      <w:proofErr w:type="gramEnd"/>
+      <w:r>
+        <w:rPr>
+          <w:rFonts w:eastAsia="微軟正黑體"/>
+          <w:b w:val="0"/>
+          <w:bCs/>
+          <w:u w:val="none"/>
+        </w:rPr>
+        <w:t>}</w:t>
+      </w:r>
+      <w:r>
+        <w:rPr>
+          <w:rFonts w:eastAsia="微軟正黑體"/>
+          <w:b w:val="0"/>
+          <w:bCs/>
+          <w:u w:val="none"/>
+        </w:rPr>
         <w:t>. </w:t>
       </w:r>
     </w:p>
@@ -5571,13 +8998,33 @@
         <w:spacing w:line="276" w:lineRule="auto"/>
         <w:jc w:val="both"/>
         <w:rPr>
+          <w:rFonts w:ascii="Arial" w:hAnsi="Arial" w:cs="Arial"/>
+          <w:b/>
+          <w:sz w:val="24"/>
+          <w:szCs w:val="24"/>
+          <w:u w:val="single"/>
+        </w:rPr>
+      </w:pPr>
+      <w:r>
+        <w:rPr>
           <w:rFonts w:ascii="Arial" w:hAnsi="Arial" w:cs="Arial" w:hint="eastAsia"/>
           <w:b/>
           <w:sz w:val="24"/>
           <w:szCs w:val="24"/>
           <w:u w:val="single"/>
         </w:rPr>
-      </w:pPr>
+        <w:t>Felix Hsu</w:t>
+      </w:r>
+      <w:r>
+        <w:rPr>
+          <w:rFonts w:ascii="Arial" w:hAnsi="Arial" w:cs="Arial"/>
+          <w:b/>
+          <w:sz w:val="24"/>
+          <w:szCs w:val="24"/>
+          <w:u w:val="single"/>
+        </w:rPr>
+        <w:t xml:space="preserve">, </w:t>
+      </w:r>
       <w:r>
         <w:rPr>
           <w:rFonts w:ascii="Arial" w:hAnsi="Arial" w:cs="Arial" w:hint="eastAsia"/>
@@ -5586,17 +9033,82 @@
           <w:szCs w:val="24"/>
           <w:u w:val="single"/>
         </w:rPr>
-        <w:t>Felix Hsu</w:t>
-      </w:r>
-      <w:r>
+        <w:t>Head of DM</w:t>
+      </w:r>
+    </w:p>
+    <w:p>
+      <w:pPr>
+        <w:pStyle w:val="a6"/>
+        <w:spacing w:line="276" w:lineRule="auto"/>
+        <w:jc w:val="both"/>
         <w:rPr>
           <w:rFonts w:ascii="Arial" w:hAnsi="Arial" w:cs="Arial"/>
+          <w:bCs/>
+          <w:sz w:val="24"/>
+          <w:szCs w:val="24"/>
+        </w:rPr>
+      </w:pPr>
+      <w:r>
+        <w:rPr>
+          <w:rFonts w:ascii="Arial" w:hAnsi="Arial" w:cs="Arial"/>
+          <w:bCs/>
+          <w:sz w:val="24"/>
+          <w:szCs w:val="24"/>
+        </w:rPr>
+        <w:t xml:space="preserve">{% for </w:t>
+      </w:r>
+      <w:r>
+        <w:rPr>
+          <w:rFonts w:ascii="Arial" w:hAnsi="Arial" w:cs="Arial" w:hint="eastAsia"/>
+          <w:bCs/>
+          <w:sz w:val="24"/>
+          <w:szCs w:val="24"/>
+        </w:rPr>
+        <w:t>para</w:t>
+      </w:r>
+      <w:r>
+        <w:rPr>
+          <w:rFonts w:ascii="Arial" w:hAnsi="Arial" w:cs="Arial"/>
+          <w:bCs/>
+          <w:sz w:val="24"/>
+          <w:szCs w:val="24"/>
+        </w:rPr>
+        <w:t xml:space="preserve"> in chairman_remarks %}</w:t>
+      </w:r>
+    </w:p>
+    <w:p>
+      <w:pPr>
+        <w:pStyle w:val="a6"/>
+        <w:spacing w:afterLines="50" w:after="180"/>
+        <w:jc w:val="both"/>
+        <w:rPr>
+          <w:rFonts w:ascii="Arial" w:eastAsia="微軟正黑體" w:hAnsi="Arial" w:cs="Arial"/>
           <w:b/>
           <w:sz w:val="24"/>
           <w:szCs w:val="24"/>
           <w:u w:val="single"/>
         </w:rPr>
-        <w:t xml:space="preserve">, </w:t>
+      </w:pPr>
+      <w:r>
+        <w:rPr>
+          <w:rFonts w:ascii="Arial" w:eastAsia="微軟正黑體" w:hAnsi="Arial" w:cs="Arial"/>
+          <w:b/>
+          <w:sz w:val="24"/>
+          <w:szCs w:val="24"/>
+          <w:u w:val="single"/>
+        </w:rPr>
+        <w:t xml:space="preserve">(Page </w:t>
+      </w:r>
+      <w:proofErr w:type="gramStart"/>
+      <w:r>
+        <w:rPr>
+          <w:rFonts w:ascii="Arial" w:eastAsia="微軟正黑體" w:hAnsi="Arial" w:cs="Arial"/>
+          <w:b/>
+          <w:sz w:val="24"/>
+          <w:szCs w:val="24"/>
+          <w:u w:val="single"/>
+        </w:rPr>
+        <w:t xml:space="preserve">{{ </w:t>
       </w:r>
       <w:r>
         <w:rPr>
@@ -5606,29 +9118,147 @@
           <w:szCs w:val="24"/>
           <w:u w:val="single"/>
         </w:rPr>
-        <w:t>Head of DM</w:t>
+        <w:t>para</w:t>
+      </w:r>
+      <w:proofErr w:type="gramEnd"/>
+      <w:r>
+        <w:rPr>
+          <w:rFonts w:ascii="Arial" w:eastAsia="微軟正黑體" w:hAnsi="Arial" w:cs="Arial"/>
+          <w:b/>
+          <w:sz w:val="24"/>
+          <w:szCs w:val="24"/>
+          <w:u w:val="single"/>
+        </w:rPr>
+        <w:t>.</w:t>
+      </w:r>
+      <w:proofErr w:type="gramStart"/>
+      <w:r>
+        <w:rPr>
+          <w:rFonts w:ascii="Arial" w:eastAsia="微軟正黑體" w:hAnsi="Arial" w:cs="Arial" w:hint="eastAsia"/>
+          <w:b/>
+          <w:sz w:val="24"/>
+          <w:szCs w:val="24"/>
+          <w:u w:val="single"/>
+        </w:rPr>
+        <w:t>page</w:t>
+      </w:r>
+      <w:r>
+        <w:rPr>
+          <w:rFonts w:ascii="Arial" w:eastAsia="微軟正黑體" w:hAnsi="Arial" w:cs="Arial"/>
+          <w:b/>
+          <w:sz w:val="24"/>
+          <w:szCs w:val="24"/>
+          <w:u w:val="single"/>
+        </w:rPr>
+        <w:t xml:space="preserve"> }</w:t>
+      </w:r>
+      <w:proofErr w:type="gramEnd"/>
+      <w:r>
+        <w:rPr>
+          <w:rFonts w:ascii="Arial" w:eastAsia="微軟正黑體" w:hAnsi="Arial" w:cs="Arial"/>
+          <w:b/>
+          <w:sz w:val="24"/>
+          <w:szCs w:val="24"/>
+          <w:u w:val="single"/>
+        </w:rPr>
+        <w:t>}</w:t>
+      </w:r>
+      <w:r>
+        <w:rPr>
+          <w:rFonts w:ascii="Arial" w:eastAsia="微軟正黑體" w:hAnsi="Arial" w:cs="Arial" w:hint="eastAsia"/>
+          <w:b/>
+          <w:sz w:val="24"/>
+          <w:szCs w:val="24"/>
+          <w:u w:val="single"/>
+        </w:rPr>
+        <w:t xml:space="preserve">: </w:t>
+      </w:r>
+      <w:proofErr w:type="gramStart"/>
+      <w:r>
+        <w:rPr>
+          <w:rFonts w:ascii="Arial" w:eastAsia="微軟正黑體" w:hAnsi="Arial" w:cs="Arial"/>
+          <w:b/>
+          <w:sz w:val="24"/>
+          <w:szCs w:val="24"/>
+          <w:u w:val="single"/>
+        </w:rPr>
+        <w:t xml:space="preserve">{{ </w:t>
+      </w:r>
+      <w:r>
+        <w:rPr>
+          <w:rFonts w:ascii="Arial" w:hAnsi="Arial" w:cs="Arial" w:hint="eastAsia"/>
+          <w:b/>
+          <w:sz w:val="24"/>
+          <w:szCs w:val="24"/>
+          <w:u w:val="single"/>
+        </w:rPr>
+        <w:t>para</w:t>
+      </w:r>
+      <w:proofErr w:type="gramEnd"/>
+      <w:r>
+        <w:rPr>
+          <w:rFonts w:ascii="Arial" w:eastAsia="微軟正黑體" w:hAnsi="Arial" w:cs="Arial"/>
+          <w:b/>
+          <w:sz w:val="24"/>
+          <w:szCs w:val="24"/>
+          <w:u w:val="single"/>
+        </w:rPr>
+        <w:t>.</w:t>
+      </w:r>
+      <w:proofErr w:type="gramStart"/>
+      <w:r>
+        <w:rPr>
+          <w:rFonts w:ascii="Arial" w:eastAsia="微軟正黑體" w:hAnsi="Arial" w:cs="Arial" w:hint="eastAsia"/>
+          <w:b/>
+          <w:sz w:val="24"/>
+          <w:szCs w:val="24"/>
+          <w:u w:val="single"/>
+        </w:rPr>
+        <w:t>title</w:t>
+      </w:r>
+      <w:r>
+        <w:rPr>
+          <w:rFonts w:ascii="Arial" w:eastAsia="微軟正黑體" w:hAnsi="Arial" w:cs="Arial"/>
+          <w:b/>
+          <w:sz w:val="24"/>
+          <w:szCs w:val="24"/>
+          <w:u w:val="single"/>
+        </w:rPr>
+        <w:t xml:space="preserve"> }</w:t>
+      </w:r>
+      <w:proofErr w:type="gramEnd"/>
+      <w:r>
+        <w:rPr>
+          <w:rFonts w:ascii="Arial" w:eastAsia="微軟正黑體" w:hAnsi="Arial" w:cs="Arial"/>
+          <w:b/>
+          <w:sz w:val="24"/>
+          <w:szCs w:val="24"/>
+          <w:u w:val="single"/>
+        </w:rPr>
+        <w:t>})</w:t>
       </w:r>
     </w:p>
     <w:p>
       <w:pPr>
         <w:pStyle w:val="a6"/>
-        <w:spacing w:line="276" w:lineRule="auto"/>
+        <w:spacing w:afterLines="50" w:after="180"/>
         <w:jc w:val="both"/>
         <w:rPr>
-          <w:rFonts w:ascii="Arial" w:hAnsi="Arial" w:cs="Arial"/>
+          <w:rFonts w:ascii="Arial" w:eastAsia="微軟正黑體" w:hAnsi="Arial" w:cs="Arial"/>
           <w:bCs/>
           <w:sz w:val="24"/>
           <w:szCs w:val="24"/>
         </w:rPr>
       </w:pPr>
-      <w:r>
-        <w:rPr>
-          <w:rFonts w:ascii="Arial" w:hAnsi="Arial" w:cs="Arial"/>
+      <w:proofErr w:type="gramStart"/>
+      <w:r>
+        <w:rPr>
+          <w:rFonts w:ascii="Arial" w:eastAsia="微軟正黑體" w:hAnsi="Arial" w:cs="Arial"/>
           <w:bCs/>
           <w:sz w:val="24"/>
           <w:szCs w:val="24"/>
         </w:rPr>
-        <w:t xml:space="preserve">{% for </w:t>
+        <w:t xml:space="preserve">{{ </w:t>
       </w:r>
       <w:r>
         <w:rPr>
@@ -5639,152 +9269,27 @@
         </w:rPr>
         <w:t>para</w:t>
       </w:r>
-      <w:r>
-        <w:rPr>
-          <w:rFonts w:ascii="Arial" w:hAnsi="Arial" w:cs="Arial"/>
+      <w:proofErr w:type="gramEnd"/>
+      <w:r>
+        <w:rPr>
+          <w:rFonts w:ascii="Arial" w:eastAsia="微軟正黑體" w:hAnsi="Arial" w:cs="Arial"/>
           <w:bCs/>
           <w:sz w:val="24"/>
           <w:szCs w:val="24"/>
         </w:rPr>
-        <w:t xml:space="preserve"> in chairman_remarks %}</w:t>
-      </w:r>
-    </w:p>
-    <w:p>
-      <w:pPr>
-        <w:pStyle w:val="a6"/>
-        <w:spacing w:afterLines="50" w:after="180"/>
-        <w:jc w:val="both"/>
-        <w:rPr>
-          <w:rFonts w:ascii="Arial" w:eastAsia="微軟正黑體" w:hAnsi="Arial" w:cs="Arial"/>
-          <w:b/>
-          <w:sz w:val="24"/>
-          <w:szCs w:val="24"/>
-          <w:u w:val="single"/>
-        </w:rPr>
-      </w:pPr>
-      <w:r>
-        <w:rPr>
-          <w:rFonts w:ascii="Arial" w:eastAsia="微軟正黑體" w:hAnsi="Arial" w:cs="Arial"/>
-          <w:b/>
-          <w:sz w:val="24"/>
-          <w:szCs w:val="24"/>
-          <w:u w:val="single"/>
-        </w:rPr>
-        <w:t xml:space="preserve">(Page {{ </w:t>
-      </w:r>
-      <w:r>
-        <w:rPr>
-          <w:rFonts w:ascii="Arial" w:hAnsi="Arial" w:cs="Arial" w:hint="eastAsia"/>
-          <w:b/>
-          <w:sz w:val="24"/>
-          <w:szCs w:val="24"/>
-          <w:u w:val="single"/>
-        </w:rPr>
-        <w:t>para</w:t>
-      </w:r>
-      <w:r>
-        <w:rPr>
-          <w:rFonts w:ascii="Arial" w:eastAsia="微軟正黑體" w:hAnsi="Arial" w:cs="Arial"/>
-          <w:b/>
-          <w:sz w:val="24"/>
-          <w:szCs w:val="24"/>
-          <w:u w:val="single"/>
-        </w:rPr>
         <w:t>.</w:t>
       </w:r>
-      <w:r>
-        <w:rPr>
-          <w:rFonts w:ascii="Arial" w:eastAsia="微軟正黑體" w:hAnsi="Arial" w:cs="Arial" w:hint="eastAsia"/>
-          <w:b/>
-          <w:sz w:val="24"/>
-          <w:szCs w:val="24"/>
-          <w:u w:val="single"/>
-        </w:rPr>
-        <w:t>page</w:t>
-      </w:r>
-      <w:r>
-        <w:rPr>
-          <w:rFonts w:ascii="Arial" w:eastAsia="微軟正黑體" w:hAnsi="Arial" w:cs="Arial"/>
-          <w:b/>
-          <w:sz w:val="24"/>
-          <w:szCs w:val="24"/>
-          <w:u w:val="single"/>
-        </w:rPr>
-        <w:t xml:space="preserve"> }}</w:t>
-      </w:r>
-      <w:r>
-        <w:rPr>
-          <w:rFonts w:ascii="Arial" w:eastAsia="微軟正黑體" w:hAnsi="Arial" w:cs="Arial" w:hint="eastAsia"/>
-          <w:b/>
-          <w:sz w:val="24"/>
-          <w:szCs w:val="24"/>
-          <w:u w:val="single"/>
-        </w:rPr>
-        <w:t xml:space="preserve">: </w:t>
-      </w:r>
-      <w:r>
-        <w:rPr>
-          <w:rFonts w:ascii="Arial" w:eastAsia="微軟正黑體" w:hAnsi="Arial" w:cs="Arial"/>
-          <w:b/>
-          <w:sz w:val="24"/>
-          <w:szCs w:val="24"/>
-          <w:u w:val="single"/>
-        </w:rPr>
-        <w:t xml:space="preserve">{{ </w:t>
-      </w:r>
-      <w:r>
-        <w:rPr>
-          <w:rFonts w:ascii="Arial" w:hAnsi="Arial" w:cs="Arial" w:hint="eastAsia"/>
-          <w:b/>
-          <w:sz w:val="24"/>
-          <w:szCs w:val="24"/>
-          <w:u w:val="single"/>
-        </w:rPr>
-        <w:t>para</w:t>
-      </w:r>
-      <w:r>
-        <w:rPr>
-          <w:rFonts w:ascii="Arial" w:eastAsia="微軟正黑體" w:hAnsi="Arial" w:cs="Arial"/>
-          <w:b/>
-          <w:sz w:val="24"/>
-          <w:szCs w:val="24"/>
-          <w:u w:val="single"/>
-        </w:rPr>
-        <w:t>.</w:t>
-      </w:r>
-      <w:r>
-        <w:rPr>
-          <w:rFonts w:ascii="Arial" w:eastAsia="微軟正黑體" w:hAnsi="Arial" w:cs="Arial" w:hint="eastAsia"/>
-          <w:b/>
-          <w:sz w:val="24"/>
-          <w:szCs w:val="24"/>
-          <w:u w:val="single"/>
-        </w:rPr>
-        <w:t>title</w:t>
-      </w:r>
-      <w:r>
-        <w:rPr>
-          <w:rFonts w:ascii="Arial" w:eastAsia="微軟正黑體" w:hAnsi="Arial" w:cs="Arial"/>
-          <w:b/>
-          <w:sz w:val="24"/>
-          <w:szCs w:val="24"/>
-          <w:u w:val="single"/>
-        </w:rPr>
-        <w:t xml:space="preserve"> }})</w:t>
-      </w:r>
-    </w:p>
-    <w:p>
-      <w:pPr>
-        <w:pStyle w:val="a6"/>
-        <w:spacing w:afterLines="50" w:after="180"/>
-        <w:jc w:val="both"/>
+      <w:proofErr w:type="gramStart"/>
+      <w:r>
         <w:rPr>
           <w:rFonts w:ascii="Arial" w:eastAsia="微軟正黑體" w:hAnsi="Arial" w:cs="Arial"/>
           <w:bCs/>
           <w:sz w:val="24"/>
           <w:szCs w:val="24"/>
         </w:rPr>
-      </w:pPr>
+        <w:t>content }</w:t>
+      </w:r>
+      <w:proofErr w:type="gramEnd"/>
       <w:r>
         <w:rPr>
           <w:rFonts w:ascii="Arial" w:eastAsia="微軟正黑體" w:hAnsi="Arial" w:cs="Arial"/>
@@ -5792,25 +9297,7 @@
           <w:sz w:val="24"/>
           <w:szCs w:val="24"/>
         </w:rPr>
-        <w:t xml:space="preserve">{{ </w:t>
-      </w:r>
-      <w:r>
-        <w:rPr>
-          <w:rFonts w:ascii="Arial" w:hAnsi="Arial" w:cs="Arial" w:hint="eastAsia"/>
-          <w:bCs/>
-          <w:sz w:val="24"/>
-          <w:szCs w:val="24"/>
-        </w:rPr>
-        <w:t>para</w:t>
-      </w:r>
-      <w:r>
-        <w:rPr>
-          <w:rFonts w:ascii="Arial" w:eastAsia="微軟正黑體" w:hAnsi="Arial" w:cs="Arial"/>
-          <w:bCs/>
-          <w:sz w:val="24"/>
-          <w:szCs w:val="24"/>
-        </w:rPr>
-        <w:t>.content }}</w:t>
+        <w:t>}</w:t>
       </w:r>
     </w:p>
     <w:p>
@@ -5953,6 +9440,7 @@
           <w:u w:val="single"/>
         </w:rPr>
       </w:pPr>
+      <w:proofErr w:type="gramStart"/>
       <w:r>
         <w:rPr>
           <w:rFonts w:ascii="Arial" w:hAnsi="Arial" w:cs="Arial"/>
@@ -5981,7 +9469,18 @@
           <w:szCs w:val="24"/>
           <w:u w:val="single"/>
         </w:rPr>
-        <w:t>hairman }}</w:t>
+        <w:t>hairman</w:t>
+      </w:r>
+      <w:proofErr w:type="gramEnd"/>
+      <w:r>
+        <w:rPr>
+          <w:rFonts w:ascii="Arial" w:hAnsi="Arial" w:cs="Arial"/>
+          <w:b/>
+          <w:sz w:val="24"/>
+          <w:szCs w:val="24"/>
+          <w:u w:val="single"/>
+        </w:rPr>
+        <w:t xml:space="preserve"> }}</w:t>
       </w:r>
       <w:r>
         <w:rPr>
